--- a/Individuals/final_reports/p2510877-KendrickSlamat-CA2_Individual.docx
+++ b/Individuals/final_reports/p2510877-KendrickSlamat-CA2_Individual.docx
@@ -1142,7 +1142,7 @@
                                   <w:pStyle w:val="NoSpacing"/>
                                   <w:jc w:val="right"/>
                                   <w:rPr>
-                                    <w:color w:val="FFFFFF" w:themeColor="background1"/>
+                                    <w:color w:val="1C1C1C"/>
                                     <w:sz w:val="28"/>
                                     <w:szCs w:val="28"/>
                                   </w:rPr>
@@ -1189,7 +1189,7 @@
                             <w:pStyle w:val="NoSpacing"/>
                             <w:jc w:val="right"/>
                             <w:rPr>
-                              <w:color w:val="FFFFFF" w:themeColor="background1"/>
+                              <w:color w:val="1C1C1C"/>
                               <w:sz w:val="28"/>
                               <w:szCs w:val="28"/>
                             </w:rPr>
@@ -1830,7 +1830,7 @@
               <w:rPr>
                 <w:rFonts w:ascii="Carlito" w:eastAsia="Carlito" w:hAnsi="Carlito"/>
                 <w:b/>
-                <w:color w:val="FFFFFF"/>
+                <w:color w:val="1C1C1C"/>
                 <w:sz w:val="18"/>
               </w:rPr>
               <w:t>Collection</w:t>
@@ -1863,7 +1863,7 @@
               <w:rPr>
                 <w:rFonts w:ascii="Carlito" w:eastAsia="Carlito" w:hAnsi="Carlito"/>
                 <w:b/>
-                <w:color w:val="FFFFFF"/>
+                <w:color w:val="1C1C1C"/>
                 <w:sz w:val="18"/>
               </w:rPr>
               <w:t>SQL</w:t>
@@ -2800,7 +2800,7 @@
               <w:rPr>
                 <w:rFonts w:ascii="Carlito" w:eastAsia="Carlito" w:hAnsi="Carlito"/>
                 <w:b/>
-                <w:color w:val="FFFFFF"/>
+                <w:color w:val="1C1C1C"/>
                 <w:sz w:val="18"/>
               </w:rPr>
               <w:t>Collection</w:t>
@@ -2833,7 +2833,7 @@
               <w:rPr>
                 <w:rFonts w:ascii="Carlito" w:eastAsia="Carlito" w:hAnsi="Carlito"/>
                 <w:b/>
-                <w:color w:val="FFFFFF"/>
+                <w:color w:val="1C1C1C"/>
                 <w:sz w:val="18"/>
               </w:rPr>
               <w:t>Number of Documents</w:t>
@@ -2986,7 +2986,7 @@
               <w:rPr>
                 <w:rFonts w:ascii="Carlito" w:eastAsia="Carlito" w:hAnsi="Carlito"/>
                 <w:b/>
-                <w:color w:val="FFFFFF"/>
+                <w:color w:val="1C1C1C"/>
                 <w:sz w:val="17"/>
               </w:rPr>
               <w:t>Question</w:t>
@@ -3019,7 +3019,7 @@
               <w:rPr>
                 <w:rFonts w:ascii="Carlito" w:eastAsia="Carlito" w:hAnsi="Carlito"/>
                 <w:b/>
-                <w:color w:val="FFFFFF"/>
+                <w:color w:val="1C1C1C"/>
                 <w:sz w:val="17"/>
               </w:rPr>
               <w:t>Mongo Command</w:t>
@@ -3052,7 +3052,7 @@
               <w:rPr>
                 <w:rFonts w:ascii="Carlito" w:eastAsia="Carlito" w:hAnsi="Carlito"/>
                 <w:b/>
-                <w:color w:val="FFFFFF"/>
+                <w:color w:val="1C1C1C"/>
                 <w:sz w:val="17"/>
               </w:rPr>
               <w:t>Result</w:t>
@@ -5292,7 +5292,7 @@
               <w:rPr>
                 <w:rFonts w:ascii="Carlito" w:eastAsia="Carlito" w:hAnsi="Carlito"/>
                 <w:b/>
-                <w:color w:val="FFFFFF"/>
+                <w:color w:val="1C1C1C"/>
                 <w:sz w:val="19"/>
               </w:rPr>
               <w:t>Member</w:t>
@@ -5325,7 +5325,7 @@
               <w:rPr>
                 <w:rFonts w:ascii="Carlito" w:eastAsia="Carlito" w:hAnsi="Carlito"/>
                 <w:b/>
-                <w:color w:val="FFFFFF"/>
+                <w:color w:val="1C1C1C"/>
                 <w:sz w:val="19"/>
               </w:rPr>
               <w:t>Book / copy</w:t>
@@ -5358,7 +5358,7 @@
               <w:rPr>
                 <w:rFonts w:ascii="Carlito" w:eastAsia="Carlito" w:hAnsi="Carlito"/>
                 <w:b/>
-                <w:color w:val="FFFFFF"/>
+                <w:color w:val="1C1C1C"/>
                 <w:sz w:val="19"/>
               </w:rPr>
               <w:t>Due date</w:t>
@@ -5391,7 +5391,7 @@
               <w:rPr>
                 <w:rFonts w:ascii="Carlito" w:eastAsia="Carlito" w:hAnsi="Carlito"/>
                 <w:b/>
-                <w:color w:val="FFFFFF"/>
+                <w:color w:val="1C1C1C"/>
                 <w:sz w:val="19"/>
               </w:rPr>
               <w:t>Return date</w:t>
@@ -5424,7 +5424,7 @@
               <w:rPr>
                 <w:rFonts w:ascii="Carlito" w:eastAsia="Carlito" w:hAnsi="Carlito"/>
                 <w:b/>
-                <w:color w:val="FFFFFF"/>
+                <w:color w:val="1C1C1C"/>
                 <w:sz w:val="19"/>
               </w:rPr>
               <w:t>Expected</w:t>
@@ -7123,7 +7123,7 @@
               <w:rPr>
                 <w:rFonts w:ascii="Carlito" w:eastAsia="Carlito" w:hAnsi="Carlito"/>
                 <w:b/>
-                <w:color w:val="FFFFFF"/>
+                <w:color w:val="1C1C1C"/>
                 <w:sz w:val="19"/>
               </w:rPr>
               <w:t>Due date</w:t>
@@ -7156,7 +7156,7 @@
               <w:rPr>
                 <w:rFonts w:ascii="Carlito" w:eastAsia="Carlito" w:hAnsi="Carlito"/>
                 <w:b/>
-                <w:color w:val="FFFFFF"/>
+                <w:color w:val="1C1C1C"/>
                 <w:sz w:val="19"/>
               </w:rPr>
               <w:t>Member</w:t>
@@ -7189,7 +7189,7 @@
               <w:rPr>
                 <w:rFonts w:ascii="Carlito" w:eastAsia="Carlito" w:hAnsi="Carlito"/>
                 <w:b/>
-                <w:color w:val="FFFFFF"/>
+                <w:color w:val="1C1C1C"/>
                 <w:sz w:val="19"/>
               </w:rPr>
               <w:t>Book</w:t>
@@ -7222,7 +7222,7 @@
               <w:rPr>
                 <w:rFonts w:ascii="Carlito" w:eastAsia="Carlito" w:hAnsi="Carlito"/>
                 <w:b/>
-                <w:color w:val="FFFFFF"/>
+                <w:color w:val="1C1C1C"/>
                 <w:sz w:val="19"/>
               </w:rPr>
               <w:t>Copy</w:t>
@@ -7685,7 +7685,7 @@
               <w:rPr>
                 <w:rFonts w:ascii="Carlito" w:eastAsia="Carlito" w:hAnsi="Carlito"/>
                 <w:b/>
-                <w:color w:val="FFFFFF"/>
+                <w:color w:val="1C1C1C"/>
                 <w:sz w:val="19"/>
               </w:rPr>
               <w:t>Variant</w:t>
@@ -7718,7 +7718,7 @@
               <w:rPr>
                 <w:rFonts w:ascii="Carlito" w:eastAsia="Carlito" w:hAnsi="Carlito"/>
                 <w:b/>
-                <w:color w:val="FFFFFF"/>
+                <w:color w:val="1C1C1C"/>
                 <w:sz w:val="19"/>
               </w:rPr>
               <w:t>Plan shape to look for</w:t>
@@ -7751,7 +7751,7 @@
               <w:rPr>
                 <w:rFonts w:ascii="Carlito" w:eastAsia="Carlito" w:hAnsi="Carlito"/>
                 <w:b/>
-                <w:color w:val="FFFFFF"/>
+                <w:color w:val="1C1C1C"/>
                 <w:sz w:val="19"/>
               </w:rPr>
               <w:t>Rows returned</w:t>

--- a/Individuals/final_reports/p2510877-KendrickSlamat-CA2_Individual.docx
+++ b/Individuals/final_reports/p2510877-KendrickSlamat-CA2_Individual.docx
@@ -1,6 +1,6975 @@
 
-<file path=word/document.xml><?xml version="1.0" encoding="UTF-8" standalone="yes"?>
-<w:document xmlns:wpc="http://schemas.microsoft.com/office/word/2010/wordprocessingCanvas" xmlns:cx="http://schemas.microsoft.com/office/drawing/2014/chartex" xmlns:cx1="http://schemas.microsoft.com/office/drawing/2015/9/8/chartex" xmlns:cx2="http://schemas.microsoft.com/office/drawing/2015/10/21/chartex" xmlns:cx3="http://schemas.microsoft.com/office/drawing/2016/5/9/chartex" xmlns:cx4="http://schemas.microsoft.com/office/drawing/2016/5/10/chartex" xmlns:cx5="http://schemas.microsoft.com/office/drawing/2016/5/11/chartex" xmlns:cx6="http://schemas.microsoft.com/office/drawing/2016/5/12/chartex" xmlns:cx7="http://schemas.microsoft.com/office/drawing/2016/5/13/chartex" xmlns:cx8="http://schemas.microsoft.com/office/drawing/2016/5/14/chartex" xmlns:mc="http://schemas.openxmlformats.org/markup-compatibility/2006" xmlns:aink="http://schemas.microsoft.com/office/drawing/2016/ink" xmlns:am3d="http://schemas.microsoft.com/office/drawing/2017/model3d" xmlns:o="urn:schemas-microsoft-com:office:office" xmlns:oel="http://schemas.microsoft.com/office/2019/extlst" xmlns:r="http://schemas.openxmlformats.org/officeDocument/2006/relationships" xmlns:m="http://schemas.openxmlformats.org/officeDocument/2006/math" xmlns:v="urn:schemas-microsoft-com:vml" xmlns:wp14="http://schemas.microsoft.com/office/word/2010/wordprocessingDrawing" xmlns:wp="http://schemas.openxmlformats.org/drawingml/2006/wordprocessingDrawing" xmlns:w10="urn:schemas-microsoft-com:office:word" xmlns:w="http://schemas.openxmlformats.org/wordprocessingml/2006/main" xmlns:w14="http://schemas.microsoft.com/office/word/2010/wordml" xmlns:w15="http://schemas.microsoft.com/office/word/2012/wordml" xmlns:w16cei="http://schemas.microsoft.com/office/word/2026/wordml/cei" xmlns:w16cex="http://schemas.microsoft.com/office/word/2018/wordml/cex" xmlns:w16cid="http://schemas.microsoft.com/office/word/2016/wordml/cid" xmlns:w16="http://schemas.microsoft.com/office/word/2018/wordml" xmlns:w16du="http://schemas.microsoft.com/office/word/2023/wordml/word16du" xmlns:w16sdtdh="http://schemas.microsoft.com/office/word/2020/wordml/sdtdatahash" xmlns:w16sdtfl="http://schemas.microsoft.com/office/word/2024/wordml/sdtformatlock" xmlns:w16se="http://schemas.microsoft.com/office/word/2015/wordml/symex" xmlns:wpg="http://schemas.microsoft.com/office/word/2010/wordprocessingGroup" xmlns:wpi="http://schemas.microsoft.com/office/word/2010/wordprocessingInk" xmlns:wne="http://schemas.microsoft.com/office/word/2006/wordml" xmlns:wps="http://schemas.microsoft.com/office/word/2010/wordprocessingShape" mc:Ignorable="w14 w15 w16se w16cid w16 w16cex w16sdtdh w16sdtfl w16du wp14"><w:body><w:p><w:pPr><w:pStyle w:val="NoSpacing" /><w:ind w:left="-567" /><w:rPr><w:rFonts w:eastAsia="Times New Roman" w:cs="Times New Roman" /><w:noProof /><w:sz w:val="24" /><w:szCs w:val="24" /><w:lang w:eastAsia="en-SG" w:bidi="th-TH" /></w:rPr></w:pPr><w:r><w:rPr><w:noProof /><w:lang w:val="en-SG" w:eastAsia="en-SG" /></w:rPr><mc:AlternateContent><mc:Choice Requires="wps"><w:drawing><wp:anchor distT="0" distB="0" distL="114300" distR="114300" simplePos="0" relativeHeight="251658240" behindDoc="1" locked="0" layoutInCell="1" allowOverlap="1" wp14:anchorId="75BA97E1" wp14:editId="3F011274"><wp:simplePos x="0" y="0" /><wp:positionH relativeFrom="column"><wp:posOffset>-352425</wp:posOffset></wp:positionH><wp:positionV relativeFrom="paragraph"><wp:posOffset>-238125</wp:posOffset></wp:positionV><wp:extent cx="632460" cy="9839325" /><wp:effectExtent l="0" t="0" r="0" b="9525" /><wp:wrapNone /><wp:docPr id="4" name="Rectangle 4" /><wp:cNvGraphicFramePr /><a:graphic xmlns:a="http://schemas.openxmlformats.org/drawingml/2006/main"><a:graphicData uri="http://schemas.microsoft.com/office/word/2010/wordprocessingShape"><wps:wsp><wps:cNvSpPr /><wps:spPr><a:xfrm><a:off x="0" y="0" /><a:ext cx="632460" cy="9839325" /></a:xfrm><a:prstGeom prst="rect"><a:avLst /></a:prstGeom><a:solidFill><a:srgbClr val="92D050" /></a:solidFill><a:ln><a:noFill /></a:ln></wps:spPr><wps:style><a:lnRef idx="2"><a:schemeClr val="accent1"><a:shade val="50000" /></a:schemeClr></a:lnRef><a:fillRef idx="1"><a:schemeClr val="accent1" /></a:fillRef><a:effectRef idx="0"><a:schemeClr val="accent1" /></a:effectRef><a:fontRef idx="minor"><a:schemeClr val="lt1" /></a:fontRef></wps:style><wps:bodyPr rot="0" spcFirstLastPara="0" vert="horz" wrap="square" lIns="91440" tIns="45720" rIns="91440" bIns="45720" numCol="1" spcCol="0" rtlCol="0" fromWordArt="0" anchor="ctr" anchorCtr="0" forceAA="0" compatLnSpc="1"><a:prstTxWarp prst="textNoShape"><a:avLst /></a:prstTxWarp><a:noAutofit /></wps:bodyPr></wps:wsp></a:graphicData></a:graphic><wp14:sizeRelH relativeFrom="margin"><wp14:pctWidth>0</wp14:pctWidth></wp14:sizeRelH><wp14:sizeRelV relativeFrom="margin"><wp14:pctHeight>0</wp14:pctHeight></wp14:sizeRelV></wp:anchor></w:drawing></mc:Choice><mc:Fallback><w:pict><v:rect w14:anchorId="442B718D" id="Rectangle 4" o:spid="_x0000_s1026" style="position:absolute;margin-left:-27.75pt;margin-top:-18.75pt;width:49.8pt;height:774.75pt;z-index:-251658240;visibility:visible;mso-wrap-style:square;mso-width-percent:0;mso-height-percent:0;mso-wrap-distance-left:9pt;mso-wrap-distance-top:0;mso-wrap-distance-right:9pt;mso-wrap-distance-bottom:0;mso-position-horizontal:absolute;mso-position-horizontal-relative:text;mso-position-vertical:absolute;mso-position-vertical-relative:text;mso-width-percent:0;mso-height-percent:0;mso-width-relative:margin;mso-height-relative:margin;v-text-anchor:middle" o:gfxdata="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" fillcolor="#92d050" stroked="f" strokeweight="2pt" /></w:pict></mc:Fallback></mc:AlternateContent></w:r></w:p><w:p><w:pPr><w:pStyle w:val="NoSpacing" /><w:rPr><w:rFonts w:eastAsia="Times New Roman" w:cs="Times New Roman" /><w:noProof /><w:sz w:val="24" /><w:szCs w:val="24" /><w:lang w:eastAsia="en-SG" w:bidi="th-TH" /></w:rPr></w:pPr><w:r><w:rPr><w:noProof /><w:lang w:val="en-SG" w:eastAsia="en-SG" /></w:rPr><mc:AlternateContent><mc:Choice Requires="wps"><w:drawing><wp:anchor distT="0" distB="0" distL="114300" distR="114300" simplePos="0" relativeHeight="251658242" behindDoc="0" locked="0" layoutInCell="1" allowOverlap="1" wp14:anchorId="314475A8" wp14:editId="50BC4734"><wp:simplePos x="0" y="0" /><wp:positionH relativeFrom="page"><wp:posOffset>941070</wp:posOffset></wp:positionH><wp:positionV relativeFrom="page"><wp:posOffset>1266825</wp:posOffset></wp:positionV><wp:extent cx="5913120" cy="274320" /><wp:effectExtent l="0" t="0" r="11430" b="11430" /><wp:wrapNone /><wp:docPr id="38" name="Text Box 38" /><wp:cNvGraphicFramePr /><a:graphic xmlns:a="http://schemas.openxmlformats.org/drawingml/2006/main"><a:graphicData uri="http://schemas.microsoft.com/office/word/2010/wordprocessingShape"><wps:wsp><wps:cNvSpPr txBox="1" /><wps:spPr><a:xfrm><a:off x="0" y="0" /><a:ext cx="5913120" cy="274320" /></a:xfrm><a:prstGeom prst="rect"><a:avLst /></a:prstGeom><a:noFill /><a:ln w="6350"><a:noFill /></a:ln><a:effectLst /></wps:spPr><wps:style><a:lnRef idx="0"><a:schemeClr val="accent1" /></a:lnRef><a:fillRef idx="0"><a:schemeClr val="accent1" /></a:fillRef><a:effectRef idx="0"><a:schemeClr val="accent1" /></a:effectRef><a:fontRef idx="minor"><a:schemeClr val="dk1" /></a:fontRef></wps:style><wps:txbx><w:txbxContent><w:p><w:pPr><w:pStyle w:val="NoSpacing" /><w:jc w:val="center" /><w:rPr><w:b /><w:color w:val="B2A1C7" w:themeColor="accent4" w:themeTint="99" /><w:sz w:val="32" /><w:szCs w:val="32" /></w:rPr></w:pPr><w:sdt><w:sdtPr><w:rPr><w:b /><w:caps /><w:color w:val="B2A1C7" w:themeColor="accent4" w:themeTint="99" /><w:sz w:val="32" /><w:szCs w:val="32" /></w:rPr><w:alias w:val="Company" /><w:tag w:val="" /><w:id w:val="1410883653" /><w:dataBinding w:prefixMappings="xmlns:ns0='http://schemas.openxmlformats.org/officeDocument/2006/extended-properties' " w:xpath="/ns0:Properties[1]/ns0:Company[1]" w:storeItemID="{6668398D-A668-4E3E-A5EB-62B293D839F1}" /><w:text /></w:sdtPr><w:sdtContent><w:r><w:rPr><w:b /><w:caps /><w:color w:val="B2A1C7" w:themeColor="accent4" w:themeTint="99" /><w:sz w:val="32" /><w:szCs w:val="32" /><w:lang w:val="en-SG" /></w:rPr><w:t xml:space="preserve">SCHOOL OF </w:t></w:r><w:r><w:rPr><w:b /><w:caps /><w:color w:val="B2A1C7" w:themeColor="accent4" w:themeTint="99" /><w:sz w:val="32" /><w:szCs w:val="32" /><w:lang w:val="en-SG" /></w:rPr><w:t xml:space="preserve">COMPUTING </w:t></w:r><w:r><w:rPr><w:b /><w:caps /><w:color w:val="B2A1C7" w:themeColor="accent4" w:themeTint="99" /><w:sz w:val="32" /><w:szCs w:val="32" /><w:lang w:val="en-SG" /></w:rPr><w:t>(</w:t></w:r><w:r><w:rPr><w:b /><w:caps /><w:color w:val="B2A1C7" w:themeColor="accent4" w:themeTint="99" /><w:sz w:val="32" /><w:szCs w:val="32" /><w:lang w:val="en-SG" /></w:rPr><w:t>SOC</w:t></w:r><w:r><w:rPr><w:b /><w:caps /><w:color w:val="B2A1C7" w:themeColor="accent4" w:themeTint="99" /><w:sz w:val="32" /><w:szCs w:val="32" /><w:lang w:val="en-SG" /></w:rPr><w:t>)</w:t></w:r></w:sdtContent></w:sdt></w:p></w:txbxContent></wps:txbx><wps:bodyPr rot="0" spcFirstLastPara="0" vertOverflow="overflow" horzOverflow="overflow" vert="horz" wrap="square" lIns="0" tIns="0" rIns="0" bIns="0" numCol="1" spcCol="0" rtlCol="0" fromWordArt="0" anchor="b" anchorCtr="0" forceAA="0" compatLnSpc="1"><a:prstTxWarp prst="textNoShape"><a:avLst /></a:prstTxWarp><a:noAutofit /></wps:bodyPr></wps:wsp></a:graphicData></a:graphic><wp14:sizeRelH relativeFrom="page"><wp14:pctWidth>0</wp14:pctWidth></wp14:sizeRelH><wp14:sizeRelV relativeFrom="margin"><wp14:pctHeight>0</wp14:pctHeight></wp14:sizeRelV></wp:anchor></w:drawing></mc:Choice><mc:Fallback><w:pict><v:shapetype w14:anchorId="314475A8" id="_x0000_t202" coordsize="21600,21600" o:spt="202" path="m,l,21600r21600,l21600,xe"><v:stroke joinstyle="miter" /><v:path gradientshapeok="t" o:connecttype="rect" /></v:shapetype><v:shape id="Text Box 38" o:spid="_x0000_s1026" type="#_x0000_t202" style="position:absolute;margin-left:74.1pt;margin-top:99.75pt;width:465.6pt;height:21.6pt;z-index:251658242;visibility:visible;mso-wrap-style:square;mso-width-percent:0;mso-height-percent:0;mso-wrap-distance-left:9pt;mso-wrap-distance-top:0;mso-wrap-distance-right:9pt;mso-wrap-distance-bottom:0;mso-position-horizontal:absolute;mso-position-horizontal-relative:page;mso-position-vertical:absolute;mso-position-vertical-relative:page;mso-width-percent:0;mso-height-percent:0;mso-width-relative:page;mso-height-relative:margin;v-text-anchor:bottom" o:gfxdata="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" filled="f" stroked="f" strokeweight=".5pt"><v:textbox inset="0,0,0,0"><w:txbxContent><w:p><w:pPr><w:pStyle w:val="NoSpacing" /><w:jc w:val="center" /><w:rPr><w:b /><w:color w:val="B2A1C7" w:themeColor="accent4" w:themeTint="99" /><w:sz w:val="32" /><w:szCs w:val="32" /></w:rPr></w:pPr><w:sdt><w:sdtPr><w:rPr><w:b /><w:caps /><w:color w:val="B2A1C7" w:themeColor="accent4" w:themeTint="99" /><w:sz w:val="32" /><w:szCs w:val="32" /></w:rPr><w:alias w:val="Company" /><w:tag w:val="" /><w:id w:val="1410883653" /><w:dataBinding w:prefixMappings="xmlns:ns0='http://schemas.openxmlformats.org/officeDocument/2006/extended-properties' " w:xpath="/ns0:Properties[1]/ns0:Company[1]" w:storeItemID="{6668398D-A668-4E3E-A5EB-62B293D839F1}" /><w:text /></w:sdtPr><w:sdtContent><w:r><w:rPr><w:b /><w:caps /><w:color w:val="B2A1C7" w:themeColor="accent4" w:themeTint="99" /><w:sz w:val="32" /><w:szCs w:val="32" /><w:lang w:val="en-SG" /></w:rPr><w:t xml:space="preserve">SCHOOL OF </w:t></w:r><w:r><w:rPr><w:b /><w:caps /><w:color w:val="B2A1C7" w:themeColor="accent4" w:themeTint="99" /><w:sz w:val="32" /><w:szCs w:val="32" /><w:lang w:val="en-SG" /></w:rPr><w:t xml:space="preserve">COMPUTING </w:t></w:r><w:r><w:rPr><w:b /><w:caps /><w:color w:val="B2A1C7" w:themeColor="accent4" w:themeTint="99" /><w:sz w:val="32" /><w:szCs w:val="32" /><w:lang w:val="en-SG" /></w:rPr><w:t>(</w:t></w:r><w:r><w:rPr><w:b /><w:caps /><w:color w:val="B2A1C7" w:themeColor="accent4" w:themeTint="99" /><w:sz w:val="32" /><w:szCs w:val="32" /><w:lang w:val="en-SG" /></w:rPr><w:t>SOC</w:t></w:r><w:r><w:rPr><w:b /><w:caps /><w:color w:val="B2A1C7" w:themeColor="accent4" w:themeTint="99" /><w:sz w:val="32" /><w:szCs w:val="32" /><w:lang w:val="en-SG" /></w:rPr><w:t>)</w:t></w:r></w:sdtContent></w:sdt></w:p></w:txbxContent></v:textbox><w10:wrap anchorx="page" anchory="page" /></v:shape></w:pict></mc:Fallback></mc:AlternateContent></w:r></w:p><w:sdt><w:sdtPr><w:rPr><w:rFonts w:eastAsia="Times New Roman" w:cs="Times New Roman" /><w:noProof /><w:sz w:val="24" /><w:szCs w:val="24" /><w:lang w:eastAsia="en-SG" w:bidi="th-TH" /></w:rPr><w:id w:val="951902355" /><w:docPartObj><w:docPartGallery w:val="Cover Pages" /><w:docPartUnique /></w:docPartObj></w:sdtPr><w:sdtEndPr><w:rPr><w:noProof w:val="0" /></w:rPr></w:sdtEndPr><w:sdtContent><w:p><w:pPr><w:pStyle w:val="NoSpacing" /></w:pPr></w:p><w:p><w:r><w:rPr><w:noProof /><w:lang w:val="en-SG" w:bidi="ar-SA" /></w:rPr><mc:AlternateContent><mc:Choice Requires="wps"><w:drawing><wp:anchor distT="0" distB="0" distL="114300" distR="114300" simplePos="0" relativeHeight="251658243" behindDoc="0" locked="0" layoutInCell="1" allowOverlap="1" wp14:anchorId="3D62382C" wp14:editId="52F02CE1"><wp:simplePos x="0" y="0" /><wp:positionH relativeFrom="page"><wp:posOffset>2190750</wp:posOffset></wp:positionH><wp:positionV relativeFrom="page"><wp:posOffset>1990725</wp:posOffset></wp:positionV><wp:extent cx="4665345" cy="2924175" /><wp:effectExtent l="0" t="0" r="1905" b="9525" /><wp:wrapNone /><wp:docPr id="39" name="Text Box 39" /><wp:cNvGraphicFramePr /><a:graphic xmlns:a="http://schemas.openxmlformats.org/drawingml/2006/main"><a:graphicData uri="http://schemas.microsoft.com/office/word/2010/wordprocessingShape"><wps:wsp><wps:cNvSpPr txBox="1" /><wps:spPr><a:xfrm><a:off x="0" y="0" /><a:ext cx="4665345" cy="2924175" /></a:xfrm><a:prstGeom prst="rect"><a:avLst /></a:prstGeom><a:noFill /><a:ln w="6350"><a:noFill /></a:ln><a:effectLst /></wps:spPr><wps:style><a:lnRef idx="0"><a:schemeClr val="accent1" /></a:lnRef><a:fillRef idx="0"><a:schemeClr val="accent1" /></a:fillRef><a:effectRef idx="0"><a:schemeClr val="accent1" /></a:effectRef><a:fontRef idx="minor"><a:schemeClr val="dk1" /></a:fontRef></wps:style><wps:txbx><w:txbxContent><w:p><w:pPr><w:pStyle w:val="NoSpacing" /><w:rPr><w:rFonts w:ascii="Arial" w:eastAsiaTheme="majorEastAsia" w:hAnsi="Arial" w:cs="Arial" /><w:b /><w:color w:val="403152" w:themeColor="accent4" w:themeShade="80" /><w:sz w:val="72" /><w:szCs w:val="72" /><w:lang w:val="en-SG" /></w:rPr></w:pPr><w:r><w:rPr><w:rFonts w:ascii="Arial" w:eastAsiaTheme="majorEastAsia" w:hAnsi="Arial" w:cs="Arial" /><w:b /><w:color w:val="403152" w:themeColor="accent4" w:themeShade="80" /><w:sz w:val="72" /><w:szCs w:val="72" /><w:lang w:val="en-SG" /></w:rPr><w:t>CA</w:t></w:r><w:r><w:rPr><w:rFonts w:ascii="Arial" w:eastAsiaTheme="majorEastAsia" w:hAnsi="Arial" w:cs="Arial" /><w:b /><w:color w:val="403152" w:themeColor="accent4" w:themeShade="80" /><w:sz w:val="72" /><w:szCs w:val="72" /><w:lang w:val="en-SG" /></w:rPr><w:t>2 Individual</w:t></w:r><w:r><w:rPr><w:rFonts w:ascii="Arial" w:eastAsiaTheme="majorEastAsia" w:hAnsi="Arial" w:cs="Arial" /><w:b /><w:color w:val="403152" w:themeColor="accent4" w:themeShade="80" /><w:sz w:val="72" /><w:szCs w:val="72" /><w:lang w:val="en-SG" /></w:rPr><w:t xml:space="preserve"> </w:t></w:r><w:r><w:rPr><w:rFonts w:ascii="Arial" w:eastAsiaTheme="majorEastAsia" w:hAnsi="Arial" w:cs="Arial" /><w:b /><w:color w:val="403152" w:themeColor="accent4" w:themeShade="80" /><w:sz w:val="72" /><w:szCs w:val="72" /><w:lang w:val="en-SG" /></w:rPr><w:t>Template</w:t></w:r></w:p><w:p><w:pPr><w:pStyle w:val="NoSpacing" /><w:rPr><w:rFonts w:ascii="Times New Roman" w:eastAsiaTheme="majorEastAsia" w:hAnsi="Times New Roman" w:cs="Times New Roman" /><w:b /><w:color w:val="7030A0" /><w:sz w:val="28" /><w:szCs w:val="72" /><w:u w:val="double" /><w:lang w:val="en-SG" /></w:rPr></w:pPr><w:r><w:rPr><w:rFonts w:ascii="Times New Roman" w:eastAsiaTheme="majorEastAsia" w:hAnsi="Times New Roman" w:cs="Times New Roman" /><w:b /><w:color w:val="7030A0" /><w:sz w:val="48" /><w:szCs w:val="72" /><w:lang w:val="en-SG" /></w:rPr><w:br /></w:r><w:r><w:rPr><w:rFonts w:ascii="Times New Roman" w:eastAsiaTheme="majorEastAsia" w:hAnsi="Times New Roman" w:cs="Times New Roman" /><w:b /><w:color w:val="5F497A" w:themeColor="accent4" w:themeShade="BF" /><w:sz w:val="28" /><w:szCs w:val="72" /><w:lang w:val="en-SG" /></w:rPr><w:t>Diploma in Applied AI &amp; Analytics</w:t></w:r></w:p><w:p><w:pPr><w:pStyle w:val="NoSpacing" /><w:rPr><w:rFonts w:ascii="Arial" w:eastAsiaTheme="majorEastAsia" w:hAnsi="Arial" w:cs="Arial" /><w:b /><w:color w:val="7030A0" /><w:sz w:val="28" /><w:szCs w:val="72" /><w:lang w:val="en-SG" /></w:rPr></w:pPr><w:r><w:rPr><w:rFonts w:ascii="Times New Roman" w:eastAsiaTheme="majorEastAsia" w:hAnsi="Times New Roman" w:cs="Times New Roman" /><w:b /><w:color w:val="7030A0" /><w:sz w:val="36" /><w:szCs w:val="72" /><w:lang w:val="en-SG" /></w:rPr><w:br /></w:r><w:r><w:rPr><w:rFonts w:ascii="Arial" w:eastAsiaTheme="majorEastAsia" w:hAnsi="Arial" w:cs="Arial" /><w:b /><w:color w:val="7030A0" /><w:sz w:val="28" /><w:szCs w:val="72" /><w:lang w:val="en-SG" /></w:rPr><w:t>ST1501</w:t></w:r></w:p><w:p><w:pPr><w:pStyle w:val="NoSpacing" /><w:rPr><w:rFonts w:ascii="Arial" w:eastAsiaTheme="majorEastAsia" w:hAnsi="Arial" w:cs="Arial" /><w:b /><w:color w:val="7030A0" /><w:sz w:val="36" /><w:szCs w:val="72" /><w:lang w:val="en-SG" /></w:rPr></w:pPr><w:r><w:rPr><w:rFonts w:ascii="Arial" w:eastAsiaTheme="majorEastAsia" w:hAnsi="Arial" w:cs="Arial" /><w:b /><w:color w:val="7030A0" /><w:sz w:val="28" /><w:szCs w:val="72" /><w:lang w:val="en-SG" /></w:rPr><w:t>Data Engineering</w:t></w:r></w:p><w:p><w:pPr><w:pStyle w:val="NoSpacing" /><w:rPr><w:rFonts w:ascii="Arial" w:eastAsiaTheme="majorEastAsia" w:hAnsi="Arial" w:cs="Arial" /><w:b /><w:color w:val="7030A0" /><w:sz w:val="32" /><w:szCs w:val="72" /><w:lang w:val="en-SG" /></w:rPr></w:pPr></w:p><w:p><w:pPr><w:pStyle w:val="NoSpacing" /><w:rPr><w:rFonts w:ascii="Arial" w:eastAsiaTheme="majorEastAsia" w:hAnsi="Arial" w:cs="Arial" /><w:b /><w:color w:val="5F497A" w:themeColor="accent4" w:themeShade="BF" /><w:sz w:val="28" /></w:rPr></w:pPr><w:r><w:rPr><w:rFonts w:ascii="Arial" w:eastAsiaTheme="majorEastAsia" w:hAnsi="Arial" w:cs="Arial" /><w:b /><w:color w:val="5F497A" w:themeColor="accent4" w:themeShade="BF" /><w:sz w:val="28" /><w:szCs w:val="72" /><w:lang w:val="en-SG" /></w:rPr><w:t>20</w:t></w:r><w:r><w:rPr><w:rFonts w:ascii="Arial" w:eastAsiaTheme="majorEastAsia" w:hAnsi="Arial" w:cs="Arial" /><w:b /><w:color w:val="5F497A" w:themeColor="accent4" w:themeShade="BF" /><w:sz w:val="28" /><w:szCs w:val="72" /><w:lang w:val="en-SG" /></w:rPr><w:t>2</w:t></w:r><w:r><w:rPr><w:rFonts w:ascii="Arial" w:eastAsiaTheme="majorEastAsia" w:hAnsi="Arial" w:cs="Arial" /><w:b /><w:color w:val="5F497A" w:themeColor="accent4" w:themeShade="BF" /><w:sz w:val="28" /><w:szCs w:val="72" /><w:lang w:val="en-SG" /></w:rPr><w:t>6</w:t></w:r><w:r><w:rPr><w:rFonts w:ascii="Arial" w:eastAsiaTheme="majorEastAsia" w:hAnsi="Arial" w:cs="Arial" /><w:b /><w:color w:val="5F497A" w:themeColor="accent4" w:themeShade="BF" /><w:sz w:val="28" /><w:szCs w:val="72" /><w:lang w:val="en-SG" /></w:rPr><w:t>/</w:t></w:r><w:r><w:rPr><w:rFonts w:ascii="Arial" w:eastAsiaTheme="majorEastAsia" w:hAnsi="Arial" w:cs="Arial" /><w:b /><w:color w:val="5F497A" w:themeColor="accent4" w:themeShade="BF" /><w:sz w:val="28" /><w:szCs w:val="72" /><w:lang w:val="en-SG" /></w:rPr><w:t>20</w:t></w:r><w:r><w:rPr><w:rFonts w:ascii="Arial" w:eastAsiaTheme="majorEastAsia" w:hAnsi="Arial" w:cs="Arial" /><w:b /><w:color w:val="5F497A" w:themeColor="accent4" w:themeShade="BF" /><w:sz w:val="28" /><w:szCs w:val="72" /><w:lang w:val="en-SG" /></w:rPr><w:t>2</w:t></w:r><w:r><w:rPr><w:rFonts w:ascii="Arial" w:eastAsiaTheme="majorEastAsia" w:hAnsi="Arial" w:cs="Arial" /><w:b /><w:color w:val="5F497A" w:themeColor="accent4" w:themeShade="BF" /><w:sz w:val="28" /><w:szCs w:val="72" /><w:lang w:val="en-SG" /></w:rPr><w:t>7</w:t></w:r><w:r><w:rPr><w:rFonts w:ascii="Arial" w:eastAsiaTheme="majorEastAsia" w:hAnsi="Arial" w:cs="Arial" /><w:b /><w:color w:val="5F497A" w:themeColor="accent4" w:themeShade="BF" /><w:sz w:val="28" /><w:szCs w:val="72" /><w:lang w:val="en-SG" /></w:rPr><w:t xml:space="preserve"> </w:t></w:r><w:r><w:rPr><w:rFonts w:ascii="Arial" w:eastAsiaTheme="majorEastAsia" w:hAnsi="Arial" w:cs="Arial" /><w:b /><w:color w:val="5F497A" w:themeColor="accent4" w:themeShade="BF" /><w:sz w:val="28" /><w:szCs w:val="72" /><w:lang w:val="en-SG" /></w:rPr><w:t>Semester</w:t></w:r><w:r><w:rPr><w:rFonts w:ascii="Arial" w:eastAsiaTheme="majorEastAsia" w:hAnsi="Arial" w:cs="Arial" /><w:b /><w:color w:val="5F497A" w:themeColor="accent4" w:themeShade="BF" /><w:sz w:val="28" /><w:szCs w:val="72" /><w:lang w:val="en-SG" /></w:rPr><w:t xml:space="preserve"> </w:t></w:r><w:r><w:rPr><w:rFonts w:ascii="Arial" w:eastAsiaTheme="majorEastAsia" w:hAnsi="Arial" w:cs="Arial" /><w:b /><w:color w:val="5F497A" w:themeColor="accent4" w:themeShade="BF" /><w:sz w:val="28" /><w:szCs w:val="72" /><w:lang w:val="en-SG" /></w:rPr><w:t>1</w:t></w:r></w:p></w:txbxContent></wps:txbx><wps:bodyPr rot="0" spcFirstLastPara="0" vertOverflow="overflow" horzOverflow="overflow" vert="horz" wrap="square" lIns="0" tIns="0" rIns="0" bIns="0" numCol="1" spcCol="0" rtlCol="0" fromWordArt="0" anchor="t" anchorCtr="0" forceAA="0" compatLnSpc="1"><a:prstTxWarp prst="textNoShape"><a:avLst /></a:prstTxWarp><a:noAutofit /></wps:bodyPr></wps:wsp></a:graphicData></a:graphic><wp14:sizeRelH relativeFrom="page"><wp14:pctWidth>0</wp14:pctWidth></wp14:sizeRelH><wp14:sizeRelV relativeFrom="margin"><wp14:pctHeight>0</wp14:pctHeight></wp14:sizeRelV></wp:anchor></w:drawing></mc:Choice><mc:Fallback><w:pict><v:shape w14:anchorId="3D62382C" id="Text Box 39" o:spid="_x0000_s1027" type="#_x0000_t202" style="position:absolute;margin-left:172.5pt;margin-top:156.75pt;width:367.35pt;height:230.25pt;z-index:251658243;visibility:visible;mso-wrap-style:square;mso-width-percent:0;mso-height-percent:0;mso-wrap-distance-left:9pt;mso-wrap-distance-top:0;mso-wrap-distance-right:9pt;mso-wrap-distance-bottom:0;mso-position-horizontal:absolute;mso-position-horizontal-relative:page;mso-position-vertical:absolute;mso-position-vertical-relative:page;mso-width-percent:0;mso-height-percent:0;mso-width-relative:page;mso-height-relative:margin;v-text-anchor:top" o:gfxdata="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" filled="f" stroked="f" strokeweight=".5pt"><v:textbox inset="0,0,0,0"><w:txbxContent><w:p><w:pPr><w:pStyle w:val="NoSpacing" /><w:rPr><w:rFonts w:ascii="Arial" w:eastAsiaTheme="majorEastAsia" w:hAnsi="Arial" w:cs="Arial" /><w:b /><w:color w:val="403152" w:themeColor="accent4" w:themeShade="80" /><w:sz w:val="72" /><w:szCs w:val="72" /><w:lang w:val="en-SG" /></w:rPr></w:pPr><w:r><w:rPr><w:rFonts w:ascii="Arial" w:eastAsiaTheme="majorEastAsia" w:hAnsi="Arial" w:cs="Arial" /><w:b /><w:color w:val="403152" w:themeColor="accent4" w:themeShade="80" /><w:sz w:val="72" /><w:szCs w:val="72" /><w:lang w:val="en-SG" /></w:rPr><w:t>CA</w:t></w:r><w:r><w:rPr><w:rFonts w:ascii="Arial" w:eastAsiaTheme="majorEastAsia" w:hAnsi="Arial" w:cs="Arial" /><w:b /><w:color w:val="403152" w:themeColor="accent4" w:themeShade="80" /><w:sz w:val="72" /><w:szCs w:val="72" /><w:lang w:val="en-SG" /></w:rPr><w:t>2 Individual</w:t></w:r><w:r><w:rPr><w:rFonts w:ascii="Arial" w:eastAsiaTheme="majorEastAsia" w:hAnsi="Arial" w:cs="Arial" /><w:b /><w:color w:val="403152" w:themeColor="accent4" w:themeShade="80" /><w:sz w:val="72" /><w:szCs w:val="72" /><w:lang w:val="en-SG" /></w:rPr><w:t xml:space="preserve"> </w:t></w:r><w:r><w:rPr><w:rFonts w:ascii="Arial" w:eastAsiaTheme="majorEastAsia" w:hAnsi="Arial" w:cs="Arial" /><w:b /><w:color w:val="403152" w:themeColor="accent4" w:themeShade="80" /><w:sz w:val="72" /><w:szCs w:val="72" /><w:lang w:val="en-SG" /></w:rPr><w:t>Template</w:t></w:r></w:p><w:p><w:pPr><w:pStyle w:val="NoSpacing" /><w:rPr><w:rFonts w:ascii="Times New Roman" w:eastAsiaTheme="majorEastAsia" w:hAnsi="Times New Roman" w:cs="Times New Roman" /><w:b /><w:color w:val="7030A0" /><w:sz w:val="28" /><w:szCs w:val="72" /><w:u w:val="double" /><w:lang w:val="en-SG" /></w:rPr></w:pPr><w:r><w:rPr><w:rFonts w:ascii="Times New Roman" w:eastAsiaTheme="majorEastAsia" w:hAnsi="Times New Roman" w:cs="Times New Roman" /><w:b /><w:color w:val="7030A0" /><w:sz w:val="48" /><w:szCs w:val="72" /><w:lang w:val="en-SG" /></w:rPr><w:br /></w:r><w:r><w:rPr><w:rFonts w:ascii="Times New Roman" w:eastAsiaTheme="majorEastAsia" w:hAnsi="Times New Roman" w:cs="Times New Roman" /><w:b /><w:color w:val="5F497A" w:themeColor="accent4" w:themeShade="BF" /><w:sz w:val="28" /><w:szCs w:val="72" /><w:lang w:val="en-SG" /></w:rPr><w:t>Diploma in Applied AI &amp; Analytics</w:t></w:r></w:p><w:p><w:pPr><w:pStyle w:val="NoSpacing" /><w:rPr><w:rFonts w:ascii="Arial" w:eastAsiaTheme="majorEastAsia" w:hAnsi="Arial" w:cs="Arial" /><w:b /><w:color w:val="7030A0" /><w:sz w:val="28" /><w:szCs w:val="72" /><w:lang w:val="en-SG" /></w:rPr></w:pPr><w:r><w:rPr><w:rFonts w:ascii="Times New Roman" w:eastAsiaTheme="majorEastAsia" w:hAnsi="Times New Roman" w:cs="Times New Roman" /><w:b /><w:color w:val="7030A0" /><w:sz w:val="36" /><w:szCs w:val="72" /><w:lang w:val="en-SG" /></w:rPr><w:br /></w:r><w:r><w:rPr><w:rFonts w:ascii="Arial" w:eastAsiaTheme="majorEastAsia" w:hAnsi="Arial" w:cs="Arial" /><w:b /><w:color w:val="7030A0" /><w:sz w:val="28" /><w:szCs w:val="72" /><w:lang w:val="en-SG" /></w:rPr><w:t>ST1501</w:t></w:r></w:p><w:p><w:pPr><w:pStyle w:val="NoSpacing" /><w:rPr><w:rFonts w:ascii="Arial" w:eastAsiaTheme="majorEastAsia" w:hAnsi="Arial" w:cs="Arial" /><w:b /><w:color w:val="7030A0" /><w:sz w:val="36" /><w:szCs w:val="72" /><w:lang w:val="en-SG" /></w:rPr></w:pPr><w:r><w:rPr><w:rFonts w:ascii="Arial" w:eastAsiaTheme="majorEastAsia" w:hAnsi="Arial" w:cs="Arial" /><w:b /><w:color w:val="7030A0" /><w:sz w:val="28" /><w:szCs w:val="72" /><w:lang w:val="en-SG" /></w:rPr><w:t>Data Engineering</w:t></w:r></w:p><w:p><w:pPr><w:pStyle w:val="NoSpacing" /><w:rPr><w:rFonts w:ascii="Arial" w:eastAsiaTheme="majorEastAsia" w:hAnsi="Arial" w:cs="Arial" /><w:b /><w:color w:val="7030A0" /><w:sz w:val="32" /><w:szCs w:val="72" /><w:lang w:val="en-SG" /></w:rPr></w:pPr></w:p><w:p><w:pPr><w:pStyle w:val="NoSpacing" /><w:rPr><w:rFonts w:ascii="Arial" w:eastAsiaTheme="majorEastAsia" w:hAnsi="Arial" w:cs="Arial" /><w:b /><w:color w:val="5F497A" w:themeColor="accent4" w:themeShade="BF" /><w:sz w:val="28" /></w:rPr></w:pPr><w:r><w:rPr><w:rFonts w:ascii="Arial" w:eastAsiaTheme="majorEastAsia" w:hAnsi="Arial" w:cs="Arial" /><w:b /><w:color w:val="5F497A" w:themeColor="accent4" w:themeShade="BF" /><w:sz w:val="28" /><w:szCs w:val="72" /><w:lang w:val="en-SG" /></w:rPr><w:t>20</w:t></w:r><w:r><w:rPr><w:rFonts w:ascii="Arial" w:eastAsiaTheme="majorEastAsia" w:hAnsi="Arial" w:cs="Arial" /><w:b /><w:color w:val="5F497A" w:themeColor="accent4" w:themeShade="BF" /><w:sz w:val="28" /><w:szCs w:val="72" /><w:lang w:val="en-SG" /></w:rPr><w:t>2</w:t></w:r><w:r><w:rPr><w:rFonts w:ascii="Arial" w:eastAsiaTheme="majorEastAsia" w:hAnsi="Arial" w:cs="Arial" /><w:b /><w:color w:val="5F497A" w:themeColor="accent4" w:themeShade="BF" /><w:sz w:val="28" /><w:szCs w:val="72" /><w:lang w:val="en-SG" /></w:rPr><w:t>6</w:t></w:r><w:r><w:rPr><w:rFonts w:ascii="Arial" w:eastAsiaTheme="majorEastAsia" w:hAnsi="Arial" w:cs="Arial" /><w:b /><w:color w:val="5F497A" w:themeColor="accent4" w:themeShade="BF" /><w:sz w:val="28" /><w:szCs w:val="72" /><w:lang w:val="en-SG" /></w:rPr><w:t>/</w:t></w:r><w:r><w:rPr><w:rFonts w:ascii="Arial" w:eastAsiaTheme="majorEastAsia" w:hAnsi="Arial" w:cs="Arial" /><w:b /><w:color w:val="5F497A" w:themeColor="accent4" w:themeShade="BF" /><w:sz w:val="28" /><w:szCs w:val="72" /><w:lang w:val="en-SG" /></w:rPr><w:t>20</w:t></w:r><w:r><w:rPr><w:rFonts w:ascii="Arial" w:eastAsiaTheme="majorEastAsia" w:hAnsi="Arial" w:cs="Arial" /><w:b /><w:color w:val="5F497A" w:themeColor="accent4" w:themeShade="BF" /><w:sz w:val="28" /><w:szCs w:val="72" /><w:lang w:val="en-SG" /></w:rPr><w:t>2</w:t></w:r><w:r><w:rPr><w:rFonts w:ascii="Arial" w:eastAsiaTheme="majorEastAsia" w:hAnsi="Arial" w:cs="Arial" /><w:b /><w:color w:val="5F497A" w:themeColor="accent4" w:themeShade="BF" /><w:sz w:val="28" /><w:szCs w:val="72" /><w:lang w:val="en-SG" /></w:rPr><w:t>7</w:t></w:r><w:r><w:rPr><w:rFonts w:ascii="Arial" w:eastAsiaTheme="majorEastAsia" w:hAnsi="Arial" w:cs="Arial" /><w:b /><w:color w:val="5F497A" w:themeColor="accent4" w:themeShade="BF" /><w:sz w:val="28" /><w:szCs w:val="72" /><w:lang w:val="en-SG" /></w:rPr><w:t xml:space="preserve"> </w:t></w:r><w:r><w:rPr><w:rFonts w:ascii="Arial" w:eastAsiaTheme="majorEastAsia" w:hAnsi="Arial" w:cs="Arial" /><w:b /><w:color w:val="5F497A" w:themeColor="accent4" w:themeShade="BF" /><w:sz w:val="28" /><w:szCs w:val="72" /><w:lang w:val="en-SG" /></w:rPr><w:t>Semester</w:t></w:r><w:r><w:rPr><w:rFonts w:ascii="Arial" w:eastAsiaTheme="majorEastAsia" w:hAnsi="Arial" w:cs="Arial" /><w:b /><w:color w:val="5F497A" w:themeColor="accent4" w:themeShade="BF" /><w:sz w:val="28" /><w:szCs w:val="72" /><w:lang w:val="en-SG" /></w:rPr><w:t xml:space="preserve"> </w:t></w:r><w:r><w:rPr><w:rFonts w:ascii="Arial" w:eastAsiaTheme="majorEastAsia" w:hAnsi="Arial" w:cs="Arial" /><w:b /><w:color w:val="5F497A" w:themeColor="accent4" w:themeShade="BF" /><w:sz w:val="28" /><w:szCs w:val="72" /><w:lang w:val="en-SG" /></w:rPr><w:t>1</w:t></w:r></w:p></w:txbxContent></v:textbox><w10:wrap anchorx="page" anchory="page" /></v:shape></w:pict></mc:Fallback></mc:AlternateContent></w:r><w:r><w:rPr><w:noProof /><w:lang w:val="en-SG" w:bidi="ar-SA" /></w:rPr><mc:AlternateContent><mc:Choice Requires="wps"><w:drawing><wp:anchor distT="0" distB="0" distL="114300" distR="114300" simplePos="0" relativeHeight="251658241" behindDoc="1" locked="0" layoutInCell="1" allowOverlap="1" wp14:anchorId="48561284" wp14:editId="2CE87EB3"><wp:simplePos x="0" y="0" /><wp:positionH relativeFrom="column"><wp:posOffset>19050</wp:posOffset></wp:positionH><wp:positionV relativeFrom="paragraph"><wp:posOffset>648335</wp:posOffset></wp:positionV><wp:extent cx="1409041" cy="885825" /><wp:effectExtent l="0" t="0" r="1270" b="9525" /><wp:wrapNone /><wp:docPr id="9" name="Pentagon 9" /><wp:cNvGraphicFramePr /><a:graphic xmlns:a="http://schemas.openxmlformats.org/drawingml/2006/main"><a:graphicData uri="http://schemas.microsoft.com/office/word/2010/wordprocessingShape"><wps:wsp><wps:cNvSpPr /><wps:spPr><a:xfrm><a:off x="0" y="0" /><a:ext cx="1409041" cy="885825" /></a:xfrm><a:prstGeom prst="homePlate"><a:avLst /></a:prstGeom><a:solidFill><a:srgbClr val="92D050" /></a:solidFill><a:ln><a:noFill /></a:ln></wps:spPr><wps:style><a:lnRef idx="2"><a:schemeClr val="accent1"><a:shade val="50000" /></a:schemeClr></a:lnRef><a:fillRef idx="1"><a:schemeClr val="accent1" /></a:fillRef><a:effectRef idx="0"><a:schemeClr val="accent1" /></a:effectRef><a:fontRef idx="minor"><a:schemeClr val="lt1" /></a:fontRef></wps:style><wps:txbx><w:txbxContent><w:p><w:pPr><w:pStyle w:val="NoSpacing" /><w:jc w:val="right" /><w:rPr><w:color w:val="1C1C1C" /><w:sz w:val="28" /><w:szCs w:val="28" /></w:rPr></w:pPr></w:p></w:txbxContent></wps:txbx><wps:bodyPr rot="0" spcFirstLastPara="0" vert="horz" wrap="square" lIns="91440" tIns="0" rIns="182880" bIns="0" numCol="1" spcCol="0" rtlCol="0" fromWordArt="0" anchor="ctr" anchorCtr="0" forceAA="0" compatLnSpc="1"><a:prstTxWarp prst="textNoShape"><a:avLst /></a:prstTxWarp><a:noAutofit /></wps:bodyPr></wps:wsp></a:graphicData></a:graphic><wp14:sizeRelH relativeFrom="margin"><wp14:pctWidth>0</wp14:pctWidth></wp14:sizeRelH><wp14:sizeRelV relativeFrom="margin"><wp14:pctHeight>0</wp14:pctHeight></wp14:sizeRelV></wp:anchor></w:drawing></mc:Choice><mc:Fallback><w:pict><v:shapetype w14:anchorId="48561284" id="_x0000_t15" coordsize="21600,21600" o:spt="15" adj="16200" path="m@0,l,,,21600@0,21600,21600,10800xe"><v:stroke joinstyle="miter" /><v:formulas><v:f eqn="val #0" /><v:f eqn="prod #0 1 2" /></v:formulas><v:path gradientshapeok="t" o:connecttype="custom" o:connectlocs="@1,0;0,10800;@1,21600;21600,10800" o:connectangles="270,180,90,0" textboxrect="0,0,10800,21600;0,0,16200,21600;0,0,21600,21600" /><v:handles><v:h position="#0,topLeft" xrange="0,21600" /></v:handles></v:shapetype><v:shape id="Pentagon 9" o:spid="_x0000_s1028" type="#_x0000_t15" style="position:absolute;margin-left:1.5pt;margin-top:51.05pt;width:110.95pt;height:69.75pt;z-index:-251658239;visibility:visible;mso-wrap-style:square;mso-width-percent:0;mso-height-percent:0;mso-wrap-distance-left:9pt;mso-wrap-distance-top:0;mso-wrap-distance-right:9pt;mso-wrap-distance-bottom:0;mso-position-horizontal:absolute;mso-position-horizontal-relative:text;mso-position-vertical:absolute;mso-position-vertical-relative:text;mso-width-percent:0;mso-height-percent:0;mso-width-relative:margin;mso-height-relative:margin;v-text-anchor:middle" o:gfxdata="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" adj="14810" fillcolor="#92d050" stroked="f" strokeweight="2pt"><v:textbox inset=",0,14.4pt,0"><w:txbxContent><w:p><w:pPr><w:pStyle w:val="NoSpacing" /><w:jc w:val="right" /><w:rPr><w:color w:val="1C1C1C" /><w:sz w:val="28" /><w:szCs w:val="28" /></w:rPr></w:pPr></w:p></w:txbxContent></v:textbox></v:shape></w:pict></mc:Fallback></mc:AlternateContent></w:r><w:r><w:rPr><w:noProof /><w:lang w:val="en-SG" w:bidi="ar-SA" /></w:rPr><mc:AlternateContent><mc:Choice Requires="wps"><w:drawing><wp:anchor distT="45720" distB="45720" distL="114300" distR="114300" simplePos="0" relativeHeight="251658244" behindDoc="0" locked="0" layoutInCell="1" allowOverlap="1" wp14:anchorId="613D5061" wp14:editId="7A8EF19B"><wp:simplePos x="0" y="0" /><wp:positionH relativeFrom="column"><wp:posOffset>685800</wp:posOffset></wp:positionH><wp:positionV relativeFrom="paragraph"><wp:posOffset>4581525</wp:posOffset></wp:positionV><wp:extent cx="5387340" cy="2771775" /><wp:effectExtent l="0" t="0" r="22860" b="28575" /><wp:wrapSquare wrapText="bothSides" /><wp:docPr id="217" name="Text Box 2" /><wp:cNvGraphicFramePr><a:graphicFrameLocks xmlns:a="http://schemas.openxmlformats.org/drawingml/2006/main" /></wp:cNvGraphicFramePr><a:graphic xmlns:a="http://schemas.openxmlformats.org/drawingml/2006/main"><a:graphicData uri="http://schemas.microsoft.com/office/word/2010/wordprocessingShape"><wps:wsp><wps:cNvSpPr txBox="1"><a:spLocks noChangeArrowheads="1" /></wps:cNvSpPr><wps:spPr bwMode="auto"><a:xfrm><a:off x="0" y="0" /><a:ext cx="5387340" cy="2771775" /></a:xfrm><a:prstGeom prst="rect"><a:avLst /></a:prstGeom><a:noFill /><a:ln w="9525"><a:solidFill><a:schemeClr val="accent3"><a:lumMod val="50000" /></a:schemeClr></a:solidFill><a:prstDash val="dash" /><a:miter lim="800000" /><a:headEnd /><a:tailEnd /></a:ln></wps:spPr><wps:txbx><w:txbxContent><w:p><w:pPr><w:rPr><w:b /><w:sz w:val="32" /><w:lang w:val="en-SG" /></w:rPr></w:pPr><w:r><w:rPr><w:b /><w:sz w:val="32" /><w:lang w:val="en-SG" /></w:rPr><w:t>This is the submission template</w:t></w:r><w:r><w:rPr><w:b /><w:sz w:val="32" /><w:lang w:val="en-SG" /></w:rPr><w:t xml:space="preserve"> for CA</w:t></w:r><w:r><w:rPr><w:b /><w:sz w:val="32" /><w:lang w:val="en-SG" /></w:rPr><w:t>2 task e)</w:t></w:r><w:r><w:rPr><w:b /><w:sz w:val="32" /><w:lang w:val="en-SG" /></w:rPr><w:t xml:space="preserve"> and f)</w:t></w:r><w:r><w:rPr><w:b /><w:sz w:val="32" /><w:lang w:val="en-SG" /></w:rPr><w:t>.</w:t></w:r><w:r><w:rPr><w:b /><w:sz w:val="32" /><w:lang w:val="en-SG" /></w:rPr><w:t xml:space="preserve"> </w:t></w:r><w:r><w:rPr><w:b /><w:sz w:val="32" /><w:lang w:val="en-SG" /></w:rPr><w:t>Fill your name and student ID below</w:t></w:r><w:r><w:rPr><w:b /><w:sz w:val="32" /><w:lang w:val="en-SG" /></w:rPr><w:t>, and your answers to respective tasks in subsequent pages.</w:t></w:r></w:p><w:p><w:pPr><w:rPr><w:b /><w:sz w:val="32" /><w:lang w:val="en-SG" /></w:rPr></w:pPr></w:p><w:p><w:pPr><w:rPr><w:b /><w:sz w:val="32" /><w:lang w:val="en-SG" /></w:rPr></w:pPr></w:p><w:p><w:pPr><w:rPr><w:b /><w:sz w:val="32" /><w:lang w:val="en-SG" /></w:rPr></w:pPr></w:p><w:p><w:pPr><w:rPr><w:b /><w:sz w:val="32" /><w:u w:val="single" /><w:lang w:val="en-SG" /></w:rPr></w:pPr><w:r><w:rPr><w:b /><w:sz w:val="32" /><w:lang w:val="en-SG" /></w:rPr><w:t>Name:                 Kendrick Slamat</w:t></w:r><w:r><w:rPr><w:b /><w:sz w:val="32" /><w:lang w:val="en-SG" /></w:rPr><w:tab /></w:r><w:r><w:rPr><w:b /><w:sz w:val="32" /><w:lang w:val="en-SG" /></w:rPr><w:tab /></w:r><w:r><w:rPr><w:b /><w:sz w:val="32" /><w:u w:val="single" /><w:lang w:val="en-SG" /></w:rPr><w:tab /></w:r><w:r><w:rPr><w:b /><w:sz w:val="32" /><w:u w:val="single" /><w:lang w:val="en-SG" /></w:rPr><w:tab /></w:r><w:r><w:rPr><w:b /><w:sz w:val="32" /><w:u w:val="single" /><w:lang w:val="en-SG" /></w:rPr><w:tab /></w:r><w:r><w:rPr><w:b /><w:sz w:val="32" /><w:u w:val="single" /><w:lang w:val="en-SG" /></w:rPr><w:tab /></w:r></w:p><w:p><w:pPr><w:rPr><w:lang w:val="en-SG" /></w:rPr></w:pPr><w:r><w:rPr><w:b /><w:sz w:val="32" /><w:lang w:val="en-SG" /></w:rPr><w:t>Student ID:         p2510877</w:t></w:r><w:r><w:rPr><w:b /><w:sz w:val="32" /><w:lang w:val="en-SG" /></w:rPr><w:tab /></w:r><w:r><w:rPr><w:b /><w:sz w:val="32" /><w:u w:val="single" /><w:lang w:val="en-SG" /></w:rPr><w:tab /></w:r><w:r><w:rPr><w:b /><w:sz w:val="32" /><w:u w:val="single" /><w:lang w:val="en-SG" /></w:rPr><w:tab /></w:r><w:r><w:rPr><w:b /><w:sz w:val="32" /><w:u w:val="single" /><w:lang w:val="en-SG" /></w:rPr><w:tab /></w:r><w:r><w:rPr><w:b /><w:sz w:val="32" /><w:u w:val="single" /><w:lang w:val="en-SG" /></w:rPr><w:tab /></w:r></w:p></w:txbxContent></wps:txbx><wps:bodyPr rot="0" vert="horz" wrap="square" lIns="108000" tIns="108000" rIns="108000" bIns="108000" anchor="t" anchorCtr="0"><a:noAutofit /></wps:bodyPr></wps:wsp></a:graphicData></a:graphic><wp14:sizeRelH relativeFrom="margin"><wp14:pctWidth>0</wp14:pctWidth></wp14:sizeRelH><wp14:sizeRelV relativeFrom="margin"><wp14:pctHeight>0</wp14:pctHeight></wp14:sizeRelV></wp:anchor></w:drawing></mc:Choice><mc:Fallback><w:pict><v:shape w14:anchorId="613D5061" id="Text Box 2" o:spid="_x0000_s1029" type="#_x0000_t202" style="position:absolute;margin-left:54pt;margin-top:360.75pt;width:424.2pt;height:218.25pt;z-index:251658244;visibility:visible;mso-wrap-style:square;mso-width-percent:0;mso-height-percent:0;mso-wrap-distance-left:9pt;mso-wrap-distance-top:3.6pt;mso-wrap-distance-right:9pt;mso-wrap-distance-bottom:3.6pt;mso-position-horizontal:absolute;mso-position-horizontal-relative:text;mso-position-vertical:absolute;mso-position-vertical-relative:text;mso-width-percent:0;mso-height-percent:0;mso-width-relative:margin;mso-height-relative:margin;v-text-anchor:top" o:gfxdata="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" filled="f" strokecolor="#4e6128 [1606]"><v:stroke dashstyle="dash" /><v:textbox inset="3mm,3mm,3mm,3mm"><w:txbxContent><w:p><w:pPr><w:rPr><w:b /><w:sz w:val="32" /><w:lang w:val="en-SG" /></w:rPr></w:pPr><w:r><w:rPr><w:b /><w:sz w:val="32" /><w:lang w:val="en-SG" /></w:rPr><w:t>This is the submission template</w:t></w:r><w:r><w:rPr><w:b /><w:sz w:val="32" /><w:lang w:val="en-SG" /></w:rPr><w:t xml:space="preserve"> for CA</w:t></w:r><w:r><w:rPr><w:b /><w:sz w:val="32" /><w:lang w:val="en-SG" /></w:rPr><w:t>2 task e)</w:t></w:r><w:r><w:rPr><w:b /><w:sz w:val="32" /><w:lang w:val="en-SG" /></w:rPr><w:t xml:space="preserve"> and f)</w:t></w:r><w:r><w:rPr><w:b /><w:sz w:val="32" /><w:lang w:val="en-SG" /></w:rPr><w:t>.</w:t></w:r><w:r><w:rPr><w:b /><w:sz w:val="32" /><w:lang w:val="en-SG" /></w:rPr><w:t xml:space="preserve"> </w:t></w:r><w:r><w:rPr><w:b /><w:sz w:val="32" /><w:lang w:val="en-SG" /></w:rPr><w:t>Fill your name and student ID below</w:t></w:r><w:r><w:rPr><w:b /><w:sz w:val="32" /><w:lang w:val="en-SG" /></w:rPr><w:t>, and your answers to respective tasks in subsequent pages.</w:t></w:r></w:p><w:p><w:pPr><w:rPr><w:b /><w:sz w:val="32" /><w:lang w:val="en-SG" /></w:rPr></w:pPr></w:p><w:p><w:pPr><w:rPr><w:b /><w:sz w:val="32" /><w:lang w:val="en-SG" /></w:rPr></w:pPr></w:p><w:p><w:pPr><w:rPr><w:b /><w:sz w:val="32" /><w:lang w:val="en-SG" /></w:rPr></w:pPr></w:p><w:p><w:pPr><w:rPr><w:b /><w:sz w:val="32" /><w:u w:val="single" /><w:lang w:val="en-SG" /></w:rPr></w:pPr><w:r><w:rPr><w:b /><w:sz w:val="32" /><w:lang w:val="en-SG" /></w:rPr><w:t>Name:                 Kendrick Slamat</w:t></w:r><w:r><w:rPr><w:b /><w:sz w:val="32" /><w:lang w:val="en-SG" /></w:rPr><w:tab /></w:r><w:r><w:rPr><w:b /><w:sz w:val="32" /><w:lang w:val="en-SG" /></w:rPr><w:tab /></w:r><w:r><w:rPr><w:b /><w:sz w:val="32" /><w:u w:val="single" /><w:lang w:val="en-SG" /></w:rPr><w:tab /></w:r><w:r><w:rPr><w:b /><w:sz w:val="32" /><w:u w:val="single" /><w:lang w:val="en-SG" /></w:rPr><w:tab /></w:r><w:r><w:rPr><w:b /><w:sz w:val="32" /><w:u w:val="single" /><w:lang w:val="en-SG" /></w:rPr><w:tab /></w:r><w:r><w:rPr><w:b /><w:sz w:val="32" /><w:u w:val="single" /><w:lang w:val="en-SG" /></w:rPr><w:tab /></w:r></w:p><w:p><w:pPr><w:rPr><w:lang w:val="en-SG" /></w:rPr></w:pPr><w:r><w:rPr><w:b /><w:sz w:val="32" /><w:lang w:val="en-SG" /></w:rPr><w:t>Student ID:         p2510877</w:t></w:r><w:r><w:rPr><w:b /><w:sz w:val="32" /><w:lang w:val="en-SG" /></w:rPr><w:tab /></w:r><w:r><w:rPr><w:b /><w:sz w:val="32" /><w:u w:val="single" /><w:lang w:val="en-SG" /></w:rPr><w:tab /></w:r><w:r><w:rPr><w:b /><w:sz w:val="32" /><w:u w:val="single" /><w:lang w:val="en-SG" /></w:rPr><w:tab /></w:r><w:r><w:rPr><w:b /><w:sz w:val="32" /><w:u w:val="single" /><w:lang w:val="en-SG" /></w:rPr><w:tab /></w:r><w:r><w:rPr><w:b /><w:sz w:val="32" /><w:u w:val="single" /><w:lang w:val="en-SG" /></w:rPr><w:tab /></w:r></w:p></w:txbxContent></v:textbox><w10:wrap type="square" /></v:shape></w:pict></mc:Fallback></mc:AlternateContent></w:r><w:r><w:br w:type="page" /></w:r></w:p></w:sdtContent></w:sdt><w:p><w:pPr><w:pStyle w:val="ListParagraph" /><w:numPr><w:ilvl w:val="0" /><w:numId w:val="45" /></w:numPr><w:spacing w:after="80" w:line="240" w:lineRule="auto" /></w:pPr><w:proofErr w:type="spellStart" /><w:r><w:rPr><w:rFonts w:ascii="Carlito" w:eastAsia="Carlito" w:hAnsi="Carlito" /><w:color w:val="252525" /><w:sz w:val="21" /></w:rPr><w:lastRenderedPageBreak /><w:t>i</w:t></w:r><w:proofErr w:type="spellEnd" /><w:r><w:rPr><w:rFonts w:ascii="Carlito" w:eastAsia="Carlito" w:hAnsi="Carlito" /><w:color w:val="252525" /><w:sz w:val="21" /></w:rPr><w:t>) Paste the SQL statement used to extract the Book collection data from the OLTP tables.</w:t></w:r></w:p><w:tbl><w:tblPr><w:tblStyle w:val="TableGrid" /><w:tblW w:w="0" w:type="auto" /><w:jc w:val="center" /><w:tblBorders><w:top w:val="single" w:sz="6" w:space="0" w:color="7F7F7F" /><w:left w:val="single" w:sz="6" w:space="0" w:color="7F7F7F" /><w:bottom w:val="single" w:sz="6" w:space="0" w:color="7F7F7F" /><w:right w:val="single" w:sz="6" w:space="0" w:color="7F7F7F" /><w:insideH w:val="single" w:sz="6" w:space="0" w:color="7F7F7F" /><w:insideV w:val="single" w:sz="6" w:space="0" w:color="7F7F7F" /></w:tblBorders><w:tblLayout w:type="fixed" /><w:tblLook w:val="04A0" w:firstRow="1" w:lastRow="0" w:firstColumn="1" w:lastColumn="0" w:noHBand="0" w:noVBand="1" /></w:tblPr><w:tblGrid><w:gridCol w:w="1224" /><w:gridCol w:w="8712" /></w:tblGrid><w:tr><w:trPr><w:cantSplit /><w:tblHeader /><w:jc w:val="center" /></w:trPr><w:tc><w:tcPr><w:tcW w:w="1224" w:type="dxa" /><w:tcBorders><w:top w:val="single" w:sz="5" w:space="0" w:color="8D7B9B" /><w:left w:val="single" w:sz="5" w:space="0" w:color="8D7B9B" /><w:bottom w:val="single" w:sz="5" w:space="0" w:color="8D7B9B" /><w:right w:val="single" w:sz="5" w:space="0" w:color="8D7B9B" /></w:tcBorders><w:tcMar><w:top w:w="70" w:type="dxa" /><w:left w:w="90" w:type="dxa" /><w:bottom w:w="70" w:type="dxa" /><w:right w:w="90" w:type="dxa" /></w:tcMar><w:vAlign w:val="center" /></w:tcPr><w:p><w:pPr><w:spacing w:after="0" w:line="240" w:lineRule="auto" /><w:jc w:val="center" /></w:pPr><w:r><w:rPr><w:rFonts w:ascii="Carlito" w:eastAsia="Carlito" w:hAnsi="Carlito" /><w:b /><w:color w:val="1C1C1C" /><w:sz w:val="18" /></w:rPr><w:t>Collection</w:t></w:r></w:p></w:tc><w:tc><w:tcPr><w:tcW w:w="8712" w:type="dxa" /><w:tcBorders><w:top w:val="single" w:sz="5" w:space="0" w:color="8D7B9B" /><w:left w:val="single" w:sz="5" w:space="0" w:color="8D7B9B" /><w:bottom w:val="single" w:sz="5" w:space="0" w:color="8D7B9B" /><w:right w:val="single" w:sz="5" w:space="0" w:color="8D7B9B" /></w:tcBorders><w:tcMar><w:top w:w="70" w:type="dxa" /><w:left w:w="90" w:type="dxa" /><w:bottom w:w="70" w:type="dxa" /><w:right w:w="90" w:type="dxa" /></w:tcMar><w:vAlign w:val="center" /></w:tcPr><w:p><w:pPr><w:spacing w:after="0" w:line="240" w:lineRule="auto" /><w:jc w:val="center" /></w:pPr><w:r><w:rPr><w:rFonts w:ascii="Carlito" w:eastAsia="Carlito" w:hAnsi="Carlito" /><w:b /><w:color w:val="1C1C1C" /><w:sz w:val="18" /></w:rPr><w:t>SQL</w:t></w:r></w:p></w:tc></w:tr><w:tr><w:trPr><w:cantSplit /><w:jc w:val="center" /></w:trPr><w:tc><w:tcPr><w:tcW w:w="1224" w:type="dxa" /><w:tcBorders><w:top w:val="single" w:sz="5" w:space="0" w:color="8D7B9B" /><w:left w:val="single" w:sz="5" w:space="0" w:color="8D7B9B" /><w:bottom w:val="single" w:sz="5" w:space="0" w:color="8D7B9B" /><w:right w:val="single" w:sz="5" w:space="0" w:color="8D7B9B" /></w:tcBorders><w:tcMar><w:top w:w="70" w:type="dxa" /><w:left w:w="90" w:type="dxa" /><w:bottom w:w="70" w:type="dxa" /><w:right w:w="90" w:type="dxa" /></w:tcMar><w:vAlign w:val="center" /></w:tcPr><w:p><w:pPr><w:spacing w:after="0" w:line="240" w:lineRule="auto" /><w:jc w:val="center" /></w:pPr><w:r><w:rPr><w:rFonts w:ascii="Carlito" w:eastAsia="Carlito" w:hAnsi="Carlito" /><w:color w:val="252525" /><w:sz w:val="18" /></w:rPr><w:t>Book</w:t></w:r></w:p></w:tc><w:tc><w:tcPr><w:tcW w:w="8712" w:type="dxa" /><w:tcBorders><w:top w:val="single" w:sz="5" w:space="0" w:color="8D7B9B" /><w:left w:val="single" w:sz="5" w:space="0" w:color="8D7B9B" /><w:bottom w:val="single" w:sz="5" w:space="0" w:color="8D7B9B" /><w:right w:val="single" w:sz="5" w:space="0" w:color="8D7B9B" /></w:tcBorders><w:tcMar><w:top w:w="70" w:type="dxa" /><w:left w:w="90" w:type="dxa" /><w:bottom w:w="70" w:type="dxa" /><w:right w:w="90" w:type="dxa" /></w:tcMar><w:vAlign w:val="center" /></w:tcPr><w:p><w:pPr><w:spacing w:after="0" w:line="221" w:lineRule="auto" /></w:pPr><w:r><w:rPr><w:rFonts w:ascii="Liberation Mono" w:eastAsia="Liberation Mono" w:hAnsi="Liberation Mono" /><w:color w:val="252525" /><w:sz w:val="14" /></w:rPr><w:t d8p1:space="preserve" xmlns:d8p1="http://www.w3.org/XML/1998/namespace">-- Task e)(i): extract one document per book from the OLTP database</w:t><w:br /></w:r><w:r><w:rPr><w:rFonts w:ascii="Liberation Mono" w:eastAsia="Liberation Mono" w:hAnsi="Liberation Mono" /><w:color w:val="252525" /><w:sz w:val="14" /></w:rPr><w:br /></w:r><w:r><w:rPr><w:rFonts w:ascii="Liberation Mono" w:eastAsia="Liberation Mono" w:hAnsi="Liberation Mono" /><w:color w:val="252525" /><w:sz w:val="14" /></w:rPr><w:t>USE CA22B2104;</w:t></w:r><w:r><w:br /></w:r><w:r><w:br /></w:r><w:r><w:rPr><w:rFonts w:ascii="Liberation Mono" w:eastAsia="Liberation Mono" w:hAnsi="Liberation Mono" /><w:color w:val="252525" /><w:sz w:val="14" /></w:rPr><w:t d8p1:space="preserve" xmlns:d8p1="http://www.w3.org/XML/1998/namespace">-- Start from Book so every book appears, even if it has no copies or loans.</w:t><w:br /></w:r><w:r><w:rPr><w:rFonts w:ascii="Liberation Mono" w:eastAsia="Liberation Mono" w:hAnsi="Liberation Mono" /><w:color w:val="252525" /><w:sz w:val="14" /></w:rPr><w:t d8p1:space="preserve" xmlns:d8p1="http://www.w3.org/XML/1998/namespace">-- The two derived tables pre-calculate copy and loan totals before they are joined.</w:t><w:br /></w:r><w:r><w:rPr><w:rFonts w:ascii="Liberation Mono" w:eastAsia="Liberation Mono" w:hAnsi="Liberation Mono" /><w:color w:val="252525" /><w:sz w:val="14" /></w:rPr><w:t>SELECT</w:t></w:r><w:r><w:br /></w:r><w:r><w:rPr><w:rFonts w:ascii="Liberation Mono" w:eastAsia="Liberation Mono" w:hAnsi="Liberation Mono" /><w:color w:val="252525" /><w:sz w:val="14" /></w:rPr><w:t xml:space="preserve">    </w:t></w:r><w:proofErr w:type="spellStart" /><w:r><w:rPr><w:rFonts w:ascii="Liberation Mono" w:eastAsia="Liberation Mono" w:hAnsi="Liberation Mono" /><w:color w:val="252525" /><w:sz w:val="14" /></w:rPr><w:t>b.BookID</w:t></w:r><w:proofErr w:type="spellEnd" /><w:r><w:rPr><w:rFonts w:ascii="Liberation Mono" w:eastAsia="Liberation Mono" w:hAnsi="Liberation Mono" /><w:color w:val="252525" /><w:sz w:val="14" /></w:rPr><w:t xml:space="preserve"> AS </w:t></w:r><w:proofErr w:type="spellStart" /><w:r><w:rPr><w:rFonts w:ascii="Liberation Mono" w:eastAsia="Liberation Mono" w:hAnsi="Liberation Mono" /><w:color w:val="252525" /><w:sz w:val="14" /></w:rPr><w:t>bookId</w:t></w:r><w:proofErr w:type="spellEnd" /><w:r><w:rPr><w:rFonts w:ascii="Liberation Mono" w:eastAsia="Liberation Mono" w:hAnsi="Liberation Mono" /><w:color w:val="252525" /><w:sz w:val="14" /></w:rPr><w:t>,</w:t></w:r><w:r><w:br /></w:r><w:r><w:rPr><w:rFonts w:ascii="Liberation Mono" w:eastAsia="Liberation Mono" w:hAnsi="Liberation Mono" /><w:color w:val="252525" /><w:sz w:val="14" /></w:rPr><w:t xml:space="preserve">    </w:t></w:r><w:proofErr w:type="spellStart" /><w:r><w:rPr><w:rFonts w:ascii="Liberation Mono" w:eastAsia="Liberation Mono" w:hAnsi="Liberation Mono" /><w:color w:val="252525" /><w:sz w:val="14" /></w:rPr><w:t>b.Title</w:t></w:r><w:proofErr w:type="spellEnd" /><w:r><w:rPr><w:rFonts w:ascii="Liberation Mono" w:eastAsia="Liberation Mono" w:hAnsi="Liberation Mono" /><w:color w:val="252525" /><w:sz w:val="14" /></w:rPr><w:t xml:space="preserve"> AS title,</w:t></w:r><w:r><w:br /></w:r><w:r><w:rPr><w:rFonts w:ascii="Liberation Mono" w:eastAsia="Liberation Mono" w:hAnsi="Liberation Mono" /><w:color w:val="252525" /><w:sz w:val="14" /></w:rPr><w:t xml:space="preserve">    </w:t></w:r><w:proofErr w:type="spellStart" /><w:r><w:rPr><w:rFonts w:ascii="Liberation Mono" w:eastAsia="Liberation Mono" w:hAnsi="Liberation Mono" /><w:color w:val="252525" /><w:sz w:val="14" /></w:rPr><w:t>b.Author</w:t></w:r><w:proofErr w:type="spellEnd" /><w:r><w:rPr><w:rFonts w:ascii="Liberation Mono" w:eastAsia="Liberation Mono" w:hAnsi="Liberation Mono" /><w:color w:val="252525" /><w:sz w:val="14" /></w:rPr><w:t xml:space="preserve"> AS author,</w:t></w:r><w:r><w:br /></w:r><w:r><w:rPr><w:rFonts w:ascii="Liberation Mono" w:eastAsia="Liberation Mono" w:hAnsi="Liberation Mono" /><w:color w:val="252525" /><w:sz w:val="14" /></w:rPr><w:t xml:space="preserve">    </w:t></w:r><w:proofErr w:type="spellStart" /><w:r><w:rPr><w:rFonts w:ascii="Liberation Mono" w:eastAsia="Liberation Mono" w:hAnsi="Liberation Mono" /><w:color w:val="252525" /><w:sz w:val="14" /></w:rPr><w:t>b.Genre</w:t></w:r><w:proofErr w:type="spellEnd" /><w:r><w:rPr><w:rFonts w:ascii="Liberation Mono" w:eastAsia="Liberation Mono" w:hAnsi="Liberation Mono" /><w:color w:val="252525" /><w:sz w:val="14" /></w:rPr><w:t xml:space="preserve"> AS genre,</w:t></w:r><w:r><w:br /></w:r><w:r><w:rPr><w:rFonts w:ascii="Liberation Mono" w:eastAsia="Liberation Mono" w:hAnsi="Liberation Mono" /><w:color w:val="252525" /><w:sz w:val="14" /></w:rPr><w:t xml:space="preserve">    </w:t></w:r><w:proofErr w:type="spellStart" /><w:r><w:rPr><w:rFonts w:ascii="Liberation Mono" w:eastAsia="Liberation Mono" w:hAnsi="Liberation Mono" /><w:color w:val="252525" /><w:sz w:val="14" /></w:rPr><w:t>mt.TierName</w:t></w:r><w:proofErr w:type="spellEnd" /><w:r><w:rPr><w:rFonts w:ascii="Liberation Mono" w:eastAsia="Liberation Mono" w:hAnsi="Liberation Mono" /><w:color w:val="252525" /><w:sz w:val="14" /></w:rPr><w:t xml:space="preserve"> AS </w:t></w:r><w:proofErr w:type="spellStart" /><w:r><w:rPr><w:rFonts w:ascii="Liberation Mono" w:eastAsia="Liberation Mono" w:hAnsi="Liberation Mono" /><w:color w:val="252525" /><w:sz w:val="14" /></w:rPr><w:t>minimumMembershipTier</w:t></w:r><w:proofErr w:type="spellEnd" /><w:r><w:rPr><w:rFonts w:ascii="Liberation Mono" w:eastAsia="Liberation Mono" w:hAnsi="Liberation Mono" /><w:color w:val="252525" /><w:sz w:val="14" /></w:rPr><w:t>,</w:t></w:r><w:r><w:br /></w:r><w:r><w:rPr><w:rFonts w:ascii="Liberation Mono" w:eastAsia="Liberation Mono" w:hAnsi="Liberation Mono" /><w:color w:val="252525" /><w:sz w:val="14" /></w:rPr><w:t xml:space="preserve">    IFNULL(</w:t></w:r><w:proofErr w:type="spellStart" /><w:r><w:rPr><w:rFonts w:ascii="Liberation Mono" w:eastAsia="Liberation Mono" w:hAnsi="Liberation Mono" /><w:color w:val="252525" /><w:sz w:val="14" /></w:rPr><w:t>c.totalCopies</w:t></w:r><w:proofErr w:type="spellEnd" /><w:r><w:rPr><w:rFonts w:ascii="Liberation Mono" w:eastAsia="Liberation Mono" w:hAnsi="Liberation Mono" /><w:color w:val="252525" /><w:sz w:val="14" /></w:rPr><w:t xml:space="preserve">, 0) AS </w:t></w:r><w:proofErr w:type="spellStart" /><w:r><w:rPr><w:rFonts w:ascii="Liberation Mono" w:eastAsia="Liberation Mono" w:hAnsi="Liberation Mono" /><w:color w:val="252525" /><w:sz w:val="14" /></w:rPr><w:t>totalCopies</w:t></w:r><w:proofErr w:type="spellEnd" /><w:r><w:rPr><w:rFonts w:ascii="Liberation Mono" w:eastAsia="Liberation Mono" w:hAnsi="Liberation Mono" /><w:color w:val="252525" /><w:sz w:val="14" /></w:rPr><w:t>,</w:t></w:r><w:r><w:br /></w:r><w:r><w:rPr><w:rFonts w:ascii="Liberation Mono" w:eastAsia="Liberation Mono" w:hAnsi="Liberation Mono" /><w:color w:val="252525" /><w:sz w:val="14" /></w:rPr><w:t xml:space="preserve">    IFNULL(</w:t></w:r><w:proofErr w:type="spellStart" /><w:r><w:rPr><w:rFonts w:ascii="Liberation Mono" w:eastAsia="Liberation Mono" w:hAnsi="Liberation Mono" /><w:color w:val="252525" /><w:sz w:val="14" /></w:rPr><w:t>c.lostCopies</w:t></w:r><w:proofErr w:type="spellEnd" /><w:r><w:rPr><w:rFonts w:ascii="Liberation Mono" w:eastAsia="Liberation Mono" w:hAnsi="Liberation Mono" /><w:color w:val="252525" /><w:sz w:val="14" /></w:rPr><w:t xml:space="preserve">, 0) AS </w:t></w:r><w:proofErr w:type="spellStart" /><w:r><w:rPr><w:rFonts w:ascii="Liberation Mono" w:eastAsia="Liberation Mono" w:hAnsi="Liberation Mono" /><w:color w:val="252525" /><w:sz w:val="14" /></w:rPr><w:t>lostCopies</w:t></w:r><w:proofErr w:type="spellEnd" /><w:r><w:rPr><w:rFonts w:ascii="Liberation Mono" w:eastAsia="Liberation Mono" w:hAnsi="Liberation Mono" /><w:color w:val="252525" /><w:sz w:val="14" /></w:rPr><w:t>,</w:t></w:r><w:r><w:br /></w:r><w:r><w:rPr><w:rFonts w:ascii="Liberation Mono" w:eastAsia="Liberation Mono" w:hAnsi="Liberation Mono" /><w:color w:val="252525" /><w:sz w:val="14" /></w:rPr><w:t xml:space="preserve">    IFNULL(</w:t></w:r><w:proofErr w:type="spellStart" /><w:r><w:rPr><w:rFonts w:ascii="Liberation Mono" w:eastAsia="Liberation Mono" w:hAnsi="Liberation Mono" /><w:color w:val="252525" /><w:sz w:val="14" /></w:rPr><w:t>l.totalLoanTransactions</w:t></w:r><w:proofErr w:type="spellEnd" /><w:r><w:rPr><w:rFonts w:ascii="Liberation Mono" w:eastAsia="Liberation Mono" w:hAnsi="Liberation Mono" /><w:color w:val="252525" /><w:sz w:val="14" /></w:rPr><w:t xml:space="preserve">, 0) AS </w:t></w:r><w:proofErr w:type="spellStart" /><w:r><w:rPr><w:rFonts w:ascii="Liberation Mono" w:eastAsia="Liberation Mono" w:hAnsi="Liberation Mono" /><w:color w:val="252525" /><w:sz w:val="14" /></w:rPr><w:t>totalLoanTransactions</w:t></w:r><w:proofErr w:type="spellEnd" /><w:r><w:br /></w:r><w:r><w:rPr><w:rFonts w:ascii="Liberation Mono" w:eastAsia="Liberation Mono" w:hAnsi="Liberation Mono" /><w:color w:val="252525" /><w:sz w:val="14" /></w:rPr><w:t>FROM Book AS b</w:t></w:r><w:r><w:br /></w:r><w:r><w:rPr><w:rFonts w:ascii="Liberation Mono" w:eastAsia="Liberation Mono" w:hAnsi="Liberation Mono" /><w:color w:val="252525" /><w:sz w:val="14" /></w:rPr><w:t xml:space="preserve">JOIN </w:t></w:r><w:proofErr w:type="spellStart" /><w:r><w:rPr><w:rFonts w:ascii="Liberation Mono" w:eastAsia="Liberation Mono" w:hAnsi="Liberation Mono" /><w:color w:val="252525" /><w:sz w:val="14" /></w:rPr><w:t>MembershipTier</w:t></w:r><w:proofErr w:type="spellEnd" /><w:r><w:rPr><w:rFonts w:ascii="Liberation Mono" w:eastAsia="Liberation Mono" w:hAnsi="Liberation Mono" /><w:color w:val="252525" /><w:sz w:val="14" /></w:rPr><w:t xml:space="preserve"> AS mt</w:t></w:r><w:r><w:br /></w:r><w:r><w:rPr><w:rFonts w:ascii="Liberation Mono" w:eastAsia="Liberation Mono" w:hAnsi="Liberation Mono" /><w:color w:val="252525" /><w:sz w:val="14" /></w:rPr><w:t xml:space="preserve">  ON </w:t></w:r><w:proofErr w:type="spellStart" /><w:r><w:rPr><w:rFonts w:ascii="Liberation Mono" w:eastAsia="Liberation Mono" w:hAnsi="Liberation Mono" /><w:color w:val="252525" /><w:sz w:val="14" /></w:rPr><w:t>mt.TierID</w:t></w:r><w:proofErr w:type="spellEnd" /><w:r><w:rPr><w:rFonts w:ascii="Liberation Mono" w:eastAsia="Liberation Mono" w:hAnsi="Liberation Mono" /><w:color w:val="252525" /><w:sz w:val="14" /></w:rPr><w:t xml:space="preserve"> = </w:t></w:r><w:proofErr w:type="spellStart" /><w:r><w:rPr><w:rFonts w:ascii="Liberation Mono" w:eastAsia="Liberation Mono" w:hAnsi="Liberation Mono" /><w:color w:val="252525" /><w:sz w:val="14" /></w:rPr><w:t>b.MinTierID</w:t></w:r><w:proofErr w:type="spellEnd" /><w:r><w:br /></w:r><w:r><w:rPr><w:rFonts w:ascii="Liberation Mono" w:eastAsia="Liberation Mono" w:hAnsi="Liberation Mono" /><w:color w:val="252525" /><w:sz w:val="14" /></w:rPr><w:t>LEFT JOIN (</w:t></w:r><w:r><w:br /></w:r><w:r><w:rPr><w:rFonts w:ascii="Liberation Mono" w:eastAsia="Liberation Mono" w:hAnsi="Liberation Mono" /><w:color w:val="252525" /><w:sz w:val="14" /></w:rPr><w:t d8p1:space="preserve" xmlns:d8p1="http://www.w3.org/XML/1998/namespace">    -- One row per book: total copies and copies currently marked Lost.</w:t><w:br /></w:r><w:r><w:rPr><w:rFonts w:ascii="Liberation Mono" w:eastAsia="Liberation Mono" w:hAnsi="Liberation Mono" /><w:color w:val="252525" /><w:sz w:val="14" /></w:rPr><w:t xml:space="preserve">    SELECT</w:t></w:r><w:r><w:br /></w:r><w:r><w:rPr><w:rFonts w:ascii="Liberation Mono" w:eastAsia="Liberation Mono" w:hAnsi="Liberation Mono" /><w:color w:val="252525" /><w:sz w:val="14" /></w:rPr><w:t xml:space="preserve">        </w:t></w:r><w:proofErr w:type="spellStart" /><w:r><w:rPr><w:rFonts w:ascii="Liberation Mono" w:eastAsia="Liberation Mono" w:hAnsi="Liberation Mono" /><w:color w:val="252525" /><w:sz w:val="14" /></w:rPr><w:t>BookID</w:t></w:r><w:proofErr w:type="spellEnd" /><w:r><w:rPr><w:rFonts w:ascii="Liberation Mono" w:eastAsia="Liberation Mono" w:hAnsi="Liberation Mono" /><w:color w:val="252525" /><w:sz w:val="14" /></w:rPr><w:t>,</w:t></w:r><w:r><w:br /></w:r><w:r><w:rPr><w:rFonts w:ascii="Liberation Mono" w:eastAsia="Liberation Mono" w:hAnsi="Liberation Mono" /><w:color w:val="252525" /><w:sz w:val="14" /></w:rPr><w:t xml:space="preserve">        COUNT(*) AS </w:t></w:r><w:proofErr w:type="spellStart" /><w:r><w:rPr><w:rFonts w:ascii="Liberation Mono" w:eastAsia="Liberation Mono" w:hAnsi="Liberation Mono" /><w:color w:val="252525" /><w:sz w:val="14" /></w:rPr><w:t>totalCopies</w:t></w:r><w:proofErr w:type="spellEnd" /><w:r><w:rPr><w:rFonts w:ascii="Liberation Mono" w:eastAsia="Liberation Mono" w:hAnsi="Liberation Mono" /><w:color w:val="252525" /><w:sz w:val="14" /></w:rPr><w:t>,</w:t></w:r><w:r><w:br /></w:r><w:r><w:rPr><w:rFonts w:ascii="Liberation Mono" w:eastAsia="Liberation Mono" w:hAnsi="Liberation Mono" /><w:color w:val="252525" /><w:sz w:val="14" /></w:rPr><w:t xml:space="preserve">        SUM(CASE WHEN Status = 'Lost' THEN 1 ELSE 0 END) AS </w:t></w:r><w:proofErr w:type="spellStart" /><w:r><w:rPr><w:rFonts w:ascii="Liberation Mono" w:eastAsia="Liberation Mono" w:hAnsi="Liberation Mono" /><w:color w:val="252525" /><w:sz w:val="14" /></w:rPr><w:t>lostCopies</w:t></w:r><w:proofErr w:type="spellEnd" /><w:r><w:br /></w:r><w:r><w:rPr><w:rFonts w:ascii="Liberation Mono" w:eastAsia="Liberation Mono" w:hAnsi="Liberation Mono" /><w:color w:val="252525" /><w:sz w:val="14" /></w:rPr><w:t xml:space="preserve">    FROM </w:t></w:r><w:proofErr w:type="spellStart" /><w:r><w:rPr><w:rFonts w:ascii="Liberation Mono" w:eastAsia="Liberation Mono" w:hAnsi="Liberation Mono" /><w:color w:val="252525" /><w:sz w:val="14" /></w:rPr><w:t>BookCopy</w:t></w:r><w:proofErr w:type="spellEnd" /><w:r><w:br /></w:r><w:r><w:rPr><w:rFonts w:ascii="Liberation Mono" w:eastAsia="Liberation Mono" w:hAnsi="Liberation Mono" /><w:color w:val="252525" /><w:sz w:val="14" /></w:rPr><w:t xml:space="preserve">    GROUP BY </w:t></w:r><w:proofErr w:type="spellStart" /><w:r><w:rPr><w:rFonts w:ascii="Liberation Mono" w:eastAsia="Liberation Mono" w:hAnsi="Liberation Mono" /><w:color w:val="252525" /><w:sz w:val="14" /></w:rPr><w:t>BookID</w:t></w:r><w:proofErr w:type="spellEnd" /><w:r><w:br /></w:r><w:r><w:rPr><w:rFonts w:ascii="Liberation Mono" w:eastAsia="Liberation Mono" w:hAnsi="Liberation Mono" /><w:color w:val="252525" /><w:sz w:val="14" /></w:rPr><w:t>) AS c</w:t></w:r><w:r><w:br /></w:r><w:r><w:rPr><w:rFonts w:ascii="Liberation Mono" w:eastAsia="Liberation Mono" w:hAnsi="Liberation Mono" /><w:color w:val="252525" /><w:sz w:val="14" /></w:rPr><w:t xml:space="preserve">  ON </w:t></w:r><w:proofErr w:type="spellStart" /><w:r><w:rPr><w:rFonts w:ascii="Liberation Mono" w:eastAsia="Liberation Mono" w:hAnsi="Liberation Mono" /><w:color w:val="252525" /><w:sz w:val="14" /></w:rPr><w:t>c.BookID</w:t></w:r><w:proofErr w:type="spellEnd" /><w:r><w:rPr><w:rFonts w:ascii="Liberation Mono" w:eastAsia="Liberation Mono" w:hAnsi="Liberation Mono" /><w:color w:val="252525" /><w:sz w:val="14" /></w:rPr><w:t xml:space="preserve"> = </w:t></w:r><w:proofErr w:type="spellStart" /><w:r><w:rPr><w:rFonts w:ascii="Liberation Mono" w:eastAsia="Liberation Mono" w:hAnsi="Liberation Mono" /><w:color w:val="252525" /><w:sz w:val="14" /></w:rPr><w:t>b.BookID</w:t></w:r><w:proofErr w:type="spellEnd" /><w:r><w:br /></w:r><w:r><w:rPr><w:rFonts w:ascii="Liberation Mono" w:eastAsia="Liberation Mono" w:hAnsi="Liberation Mono" /><w:color w:val="252525" /><w:sz w:val="14" /></w:rPr><w:t>LEFT JOIN (</w:t></w:r><w:r><w:br /></w:r><w:r><w:rPr><w:rFonts w:ascii="Liberation Mono" w:eastAsia="Liberation Mono" w:hAnsi="Liberation Mono" /><w:color w:val="252525" /><w:sz w:val="14" /></w:rPr><w:t d8p1:space="preserve" xmlns:d8p1="http://www.w3.org/XML/1998/namespace">    -- One row per book: total borrowing transactions across all its copies.</w:t><w:br /></w:r><w:r><w:rPr><w:rFonts w:ascii="Liberation Mono" w:eastAsia="Liberation Mono" w:hAnsi="Liberation Mono" /><w:color w:val="252525" /><w:sz w:val="14" /></w:rPr><w:t xml:space="preserve">    SELECT</w:t></w:r><w:r><w:br /></w:r><w:r><w:rPr><w:rFonts w:ascii="Liberation Mono" w:eastAsia="Liberation Mono" w:hAnsi="Liberation Mono" /><w:color w:val="252525" /><w:sz w:val="14" /></w:rPr><w:t xml:space="preserve">        </w:t></w:r><w:proofErr w:type="spellStart" /><w:r><w:rPr><w:rFonts w:ascii="Liberation Mono" w:eastAsia="Liberation Mono" w:hAnsi="Liberation Mono" /><w:color w:val="252525" /><w:sz w:val="14" /></w:rPr><w:t>BookID</w:t></w:r><w:proofErr w:type="spellEnd" /><w:r><w:rPr><w:rFonts w:ascii="Liberation Mono" w:eastAsia="Liberation Mono" w:hAnsi="Liberation Mono" /><w:color w:val="252525" /><w:sz w:val="14" /></w:rPr><w:t>,</w:t></w:r><w:r><w:br /></w:r><w:r><w:rPr><w:rFonts w:ascii="Liberation Mono" w:eastAsia="Liberation Mono" w:hAnsi="Liberation Mono" /><w:color w:val="252525" /><w:sz w:val="14" /></w:rPr><w:t xml:space="preserve">        COUNT(*) AS </w:t></w:r><w:proofErr w:type="spellStart" /><w:r><w:rPr><w:rFonts w:ascii="Liberation Mono" w:eastAsia="Liberation Mono" w:hAnsi="Liberation Mono" /><w:color w:val="252525" /><w:sz w:val="14" /></w:rPr><w:t>totalLoanTransactions</w:t></w:r><w:proofErr w:type="spellEnd" /><w:r><w:br /></w:r><w:r><w:rPr><w:rFonts w:ascii="Liberation Mono" w:eastAsia="Liberation Mono" w:hAnsi="Liberation Mono" /><w:color w:val="252525" /><w:sz w:val="14" /></w:rPr><w:t xml:space="preserve">    FROM Loan</w:t></w:r><w:r><w:br /></w:r><w:r><w:rPr><w:rFonts w:ascii="Liberation Mono" w:eastAsia="Liberation Mono" w:hAnsi="Liberation Mono" /><w:color w:val="252525" /><w:sz w:val="14" /></w:rPr><w:t xml:space="preserve">    GROUP BY </w:t></w:r><w:proofErr w:type="spellStart" /><w:r><w:rPr><w:rFonts w:ascii="Liberation Mono" w:eastAsia="Liberation Mono" w:hAnsi="Liberation Mono" /><w:color w:val="252525" /><w:sz w:val="14" /></w:rPr><w:t>BookID</w:t></w:r><w:proofErr w:type="spellEnd" /><w:r><w:br /></w:r><w:r><w:rPr><w:rFonts w:ascii="Liberation Mono" w:eastAsia="Liberation Mono" w:hAnsi="Liberation Mono" /><w:color w:val="252525" /><w:sz w:val="14" /></w:rPr><w:t>) AS l</w:t></w:r><w:r><w:br /></w:r><w:r><w:rPr><w:rFonts w:ascii="Liberation Mono" w:eastAsia="Liberation Mono" w:hAnsi="Liberation Mono" /><w:color w:val="252525" /><w:sz w:val="14" /></w:rPr><w:t xml:space="preserve">  ON </w:t></w:r><w:proofErr w:type="spellStart" /><w:r><w:rPr><w:rFonts w:ascii="Liberation Mono" w:eastAsia="Liberation Mono" w:hAnsi="Liberation Mono" /><w:color w:val="252525" /><w:sz w:val="14" /></w:rPr><w:t>l.BookID</w:t></w:r><w:proofErr w:type="spellEnd" /><w:r><w:rPr><w:rFonts w:ascii="Liberation Mono" w:eastAsia="Liberation Mono" w:hAnsi="Liberation Mono" /><w:color w:val="252525" /><w:sz w:val="14" /></w:rPr><w:t xml:space="preserve"> = </w:t></w:r><w:proofErr w:type="spellStart" /><w:r><w:rPr><w:rFonts w:ascii="Liberation Mono" w:eastAsia="Liberation Mono" w:hAnsi="Liberation Mono" /><w:color w:val="252525" /><w:sz w:val="14" /></w:rPr><w:t>b.BookID</w:t></w:r><w:proofErr w:type="spellEnd" /><w:r><w:br /></w:r><w:r><w:rPr><w:rFonts w:ascii="Liberation Mono" w:eastAsia="Liberation Mono" w:hAnsi="Liberation Mono" /><w:color w:val="252525" /><w:sz w:val="14" /></w:rPr><w:t xml:space="preserve">ORDER BY </w:t></w:r><w:proofErr w:type="spellStart" /><w:r><w:rPr><w:rFonts w:ascii="Liberation Mono" w:eastAsia="Liberation Mono" w:hAnsi="Liberation Mono" /><w:color w:val="252525" /><w:sz w:val="14" /></w:rPr><w:t>b.BookID</w:t></w:r><w:proofErr w:type="spellEnd" /><w:r><w:rPr><w:rFonts w:ascii="Liberation Mono" w:eastAsia="Liberation Mono" w:hAnsi="Liberation Mono" /><w:color w:val="252525" /><w:sz w:val="14" /></w:rPr><w:t>;</w:t></w:r></w:p></w:tc></w:tr></w:tbl><w:p><w:pPr><w:pStyle w:val="ListParagraph" /></w:pPr></w:p><w:p><w:pPr><w:pStyle w:val="ListParagraph" /><w:spacing w:after="80" w:line="240" w:lineRule="auto" /></w:pPr><w:r><w:rPr><w:rFonts w:ascii="Carlito" w:eastAsia="Carlito" w:hAnsi="Carlito" /><w:color w:val="252525" /><w:sz w:val="21" /></w:rPr><w:t>Count the documents after the Book collection has been loaded.</w:t></w:r></w:p><w:p><w:pPr><w:pStyle w:val="ListParagraph" /></w:pPr></w:p><w:tbl><w:tblPr><w:tblStyle w:val="TableGrid" /><w:tblW w:w="0" w:type="auto" /><w:jc w:val="center" /><w:tblBorders><w:top w:val="single" w:sz="6" w:space="0" w:color="7F7F7F" /><w:left w:val="single" w:sz="6" w:space="0" w:color="7F7F7F" /><w:bottom w:val="single" w:sz="6" w:space="0" w:color="7F7F7F" /><w:right w:val="single" w:sz="6" w:space="0" w:color="7F7F7F" /><w:insideH w:val="single" w:sz="6" w:space="0" w:color="7F7F7F" /><w:insideV w:val="single" w:sz="6" w:space="0" w:color="7F7F7F" /></w:tblBorders><w:tblLayout w:type="fixed" /><w:tblLook w:val="04A0" w:firstRow="1" w:lastRow="0" w:firstColumn="1" w:lastColumn="0" w:noHBand="0" w:noVBand="1" /></w:tblPr><w:tblGrid><w:gridCol w:w="2880" /><w:gridCol w:w="7056" /></w:tblGrid><w:tr><w:trPr><w:cantSplit /><w:tblHeader /><w:jc w:val="center" /></w:trPr><w:tc><w:tcPr><w:tcW w:w="2880" w:type="dxa" /><w:tcBorders><w:top w:val="single" w:sz="5" w:space="0" w:color="8D7B9B" /><w:left w:val="single" w:sz="5" w:space="0" w:color="8D7B9B" /><w:bottom w:val="single" w:sz="5" w:space="0" w:color="8D7B9B" /><w:right w:val="single" w:sz="5" w:space="0" w:color="8D7B9B" /></w:tcBorders><w:tcMar><w:top w:w="70" w:type="dxa" /><w:left w:w="90" w:type="dxa" /><w:bottom w:w="70" w:type="dxa" /><w:right w:w="90" w:type="dxa" /></w:tcMar><w:vAlign w:val="center" /></w:tcPr><w:p><w:pPr><w:spacing w:after="0" w:line="240" w:lineRule="auto" /><w:jc w:val="center" /></w:pPr><w:r><w:rPr><w:rFonts w:ascii="Carlito" w:eastAsia="Carlito" w:hAnsi="Carlito" /><w:b /><w:color w:val="1C1C1C" /><w:sz w:val="18" /></w:rPr><w:t>Collection</w:t></w:r></w:p></w:tc><w:tc><w:tcPr><w:tcW w:w="7056" w:type="dxa" /><w:tcBorders><w:top w:val="single" w:sz="5" w:space="0" w:color="8D7B9B" /><w:left w:val="single" w:sz="5" w:space="0" w:color="8D7B9B" /><w:bottom w:val="single" w:sz="5" w:space="0" w:color="8D7B9B" /><w:right w:val="single" w:sz="5" w:space="0" w:color="8D7B9B" /></w:tcBorders><w:tcMar><w:top w:w="70" w:type="dxa" /><w:left w:w="90" w:type="dxa" /><w:bottom w:w="70" w:type="dxa" /><w:right w:w="90" w:type="dxa" /></w:tcMar><w:vAlign w:val="center" /></w:tcPr><w:p><w:pPr><w:spacing w:after="0" w:line="240" w:lineRule="auto" /><w:jc w:val="center" /></w:pPr><w:r><w:rPr><w:rFonts w:ascii="Carlito" w:eastAsia="Carlito" w:hAnsi="Carlito" /><w:b /><w:color w:val="1C1C1C" /><w:sz w:val="18" /></w:rPr><w:t>Number of Documents</w:t></w:r></w:p></w:tc></w:tr><w:tr><w:trPr><w:cantSplit /><w:jc w:val="center" /></w:trPr><w:tc><w:tcPr><w:tcW w:w="2880" w:type="dxa" /><w:tcBorders><w:top w:val="single" w:sz="5" w:space="0" w:color="8D7B9B" /><w:left w:val="single" w:sz="5" w:space="0" w:color="8D7B9B" /><w:bottom w:val="single" w:sz="5" w:space="0" w:color="8D7B9B" /><w:right w:val="single" w:sz="5" w:space="0" w:color="8D7B9B" /></w:tcBorders><w:tcMar><w:top w:w="70" w:type="dxa" /><w:left w:w="90" w:type="dxa" /><w:bottom w:w="70" w:type="dxa" /><w:right w:w="90" w:type="dxa" /></w:tcMar><w:vAlign w:val="center" /></w:tcPr><w:p><w:pPr><w:spacing w:after="0" w:line="240" w:lineRule="auto" /></w:pPr><w:r><w:rPr><w:rFonts w:ascii="Carlito" w:eastAsia="Carlito" w:hAnsi="Carlito" /><w:color w:val="252525" /><w:sz w:val="18" /></w:rPr><w:t>Book</w:t></w:r></w:p></w:tc><w:tc><w:tcPr><w:tcW w:w="7056" w:type="dxa" /><w:tcBorders><w:top w:val="single" w:sz="5" w:space="0" w:color="8D7B9B" /><w:left w:val="single" w:sz="5" w:space="0" w:color="8D7B9B" /><w:bottom w:val="single" w:sz="5" w:space="0" w:color="8D7B9B" /><w:right w:val="single" w:sz="5" w:space="0" w:color="8D7B9B" /></w:tcBorders><w:tcMar><w:top w:w="70" w:type="dxa" /><w:left w:w="90" w:type="dxa" /><w:bottom w:w="70" w:type="dxa" /><w:right w:w="90" w:type="dxa" /></w:tcMar><w:vAlign w:val="center" /></w:tcPr><w:p><w:pPr><w:spacing w:after="0" w:line="240" w:lineRule="auto" /><w:jc w:val="center" /></w:pPr><w:r><w:rPr><w:rFonts w:ascii="Carlito" w:eastAsia="Carlito" w:hAnsi="Carlito" /><w:b /><w:color w:val="5D8F2B" /><w:sz w:val="19" /></w:rPr><w:t>500</w:t></w:r></w:p></w:tc></w:tr></w:tbl><w:p><w:pPr><w:pStyle w:val="ListParagraph" /></w:pPr></w:p><w:p><w:pPr><w:pageBreakBefore /><w:spacing w:after="80" w:line="240" w:lineRule="auto" /><w:ind w:left="720" /></w:pPr><w:r><w:rPr><w:rFonts w:ascii="Carlito" w:eastAsia="Carlito" w:hAnsi="Carlito" /><w:color w:val="252525" /><w:sz w:val="21" /></w:rPr><w:lastRenderedPageBreak /><w:t>ii) Paste the MongoDB commands and results for the two questions below.</w:t></w:r></w:p><w:tbl><w:tblPr><w:tblStyle w:val="TableGrid" /><w:tblW w:w="0" w:type="auto" /><w:jc w:val="center" /><w:tblBorders><w:top w:val="single" w:sz="6" w:space="0" w:color="7F7F7F" /><w:left w:val="single" w:sz="6" w:space="0" w:color="7F7F7F" /><w:bottom w:val="single" w:sz="6" w:space="0" w:color="7F7F7F" /><w:right w:val="single" w:sz="6" w:space="0" w:color="7F7F7F" /><w:insideH w:val="single" w:sz="6" w:space="0" w:color="7F7F7F" /><w:insideV w:val="single" w:sz="6" w:space="0" w:color="7F7F7F" /></w:tblBorders><w:tblLayout w:type="fixed" /><w:tblLook w:val="04A0" w:firstRow="1" w:lastRow="0" w:firstColumn="1" w:lastColumn="0" w:noHBand="0" w:noVBand="1" /></w:tblPr><w:tblGrid><w:gridCol w:w="691" /><w:gridCol w:w="4608" /><w:gridCol w:w="4636" /></w:tblGrid><w:tr><w:trPr><w:cantSplit /><w:tblHeader /><w:jc w:val="center" /></w:trPr><w:tc><w:tcPr><w:tcW w:w="691" w:type="dxa" /><w:tcBorders><w:top w:val="single" w:sz="5" w:space="0" w:color="8D7B9B" /><w:left w:val="single" w:sz="5" w:space="0" w:color="8D7B9B" /><w:bottom w:val="single" w:sz="5" w:space="0" w:color="8D7B9B" /><w:right w:val="single" w:sz="5" w:space="0" w:color="8D7B9B" /></w:tcBorders><w:tcMar><w:top w:w="70" w:type="dxa" /><w:left w:w="90" w:type="dxa" /><w:bottom w:w="70" w:type="dxa" /><w:right w:w="90" w:type="dxa" /></w:tcMar><w:vAlign w:val="center" /></w:tcPr><w:p><w:pPr><w:spacing w:after="0" w:line="240" w:lineRule="auto" /><w:jc w:val="center" /></w:pPr><w:r><w:rPr><w:rFonts w:ascii="Carlito" w:eastAsia="Carlito" w:hAnsi="Carlito" /><w:b /><w:color w:val="1C1C1C" /><w:sz w:val="17" /></w:rPr><w:t>Question</w:t></w:r></w:p></w:tc><w:tc><w:tcPr><w:tcW w:w="4608" w:type="dxa" /><w:tcBorders><w:top w:val="single" w:sz="5" w:space="0" w:color="8D7B9B" /><w:left w:val="single" w:sz="5" w:space="0" w:color="8D7B9B" /><w:bottom w:val="single" w:sz="5" w:space="0" w:color="8D7B9B" /><w:right w:val="single" w:sz="5" w:space="0" w:color="8D7B9B" /></w:tcBorders><w:tcMar><w:top w:w="70" w:type="dxa" /><w:left w:w="90" w:type="dxa" /><w:bottom w:w="70" w:type="dxa" /><w:right w:w="90" w:type="dxa" /></w:tcMar><w:vAlign w:val="center" /></w:tcPr><w:p><w:pPr><w:spacing w:after="0" w:line="240" w:lineRule="auto" /><w:jc w:val="center" /></w:pPr><w:r><w:rPr><w:rFonts w:ascii="Carlito" w:eastAsia="Carlito" w:hAnsi="Carlito" /><w:b /><w:color w:val="1C1C1C" /><w:sz w:val="17" /></w:rPr><w:t>Mongo Command</w:t></w:r></w:p></w:tc><w:tc><w:tcPr><w:tcW w:w="4636" w:type="dxa" /><w:tcBorders><w:top w:val="single" w:sz="5" w:space="0" w:color="8D7B9B" /><w:left w:val="single" w:sz="5" w:space="0" w:color="8D7B9B" /><w:bottom w:val="single" w:sz="5" w:space="0" w:color="8D7B9B" /><w:right w:val="single" w:sz="5" w:space="0" w:color="8D7B9B" /></w:tcBorders><w:tcMar><w:top w:w="70" w:type="dxa" /><w:left w:w="90" w:type="dxa" /><w:bottom w:w="70" w:type="dxa" /><w:right w:w="90" w:type="dxa" /></w:tcMar><w:vAlign w:val="center" /></w:tcPr><w:p><w:pPr><w:spacing w:after="0" w:line="240" w:lineRule="auto" /><w:jc w:val="center" /></w:pPr><w:r><w:rPr><w:rFonts w:ascii="Carlito" w:eastAsia="Carlito" w:hAnsi="Carlito" /><w:b /><w:color w:val="1C1C1C" /><w:sz w:val="17" /></w:rPr><w:t>Result</w:t></w:r></w:p></w:tc></w:tr><w:tr><w:trPr><w:cantSplit /><w:jc w:val="center" /></w:trPr><w:tc><w:tcPr><w:tcW w:w="691" w:type="dxa" /><w:tcBorders><w:top w:val="single" w:sz="5" w:space="0" w:color="8D7B9B" /><w:left w:val="single" w:sz="5" w:space="0" w:color="8D7B9B" /><w:bottom w:val="single" w:sz="5" w:space="0" w:color="8D7B9B" /><w:right w:val="single" w:sz="5" w:space="0" w:color="8D7B9B" /></w:tcBorders><w:tcMar><w:top w:w="70" w:type="dxa" /><w:left w:w="90" w:type="dxa" /><w:bottom w:w="70" w:type="dxa" /><w:right w:w="90" w:type="dxa" /></w:tcMar><w:vAlign w:val="center" /></w:tcPr><w:p><w:pPr><w:spacing w:after="0" w:line="240" w:lineRule="auto" /><w:jc w:val="center" /></w:pPr><w:r><w:rPr><w:rFonts w:ascii="Carlito" w:eastAsia="Carlito" w:hAnsi="Carlito" /><w:b /><w:color w:val="252525" /><w:sz w:val="17" /></w:rPr><w:t>1</w:t></w:r></w:p></w:tc><w:tc><w:tcPr><w:tcW w:w="4608" w:type="dxa" /><w:tcBorders><w:top w:val="single" w:sz="5" w:space="0" w:color="8D7B9B" /><w:left w:val="single" w:sz="5" w:space="0" w:color="8D7B9B" /><w:bottom w:val="single" w:sz="5" w:space="0" w:color="8D7B9B" /><w:right w:val="single" w:sz="5" w:space="0" w:color="8D7B9B" /></w:tcBorders><w:tcMar><w:top w:w="70" w:type="dxa" /><w:left w:w="90" w:type="dxa" /><w:bottom w:w="70" w:type="dxa" /><w:right w:w="90" w:type="dxa" /></w:tcMar><w:vAlign w:val="center" /></w:tcPr><w:p><w:pPr><w:spacing w:after="0" w:line="216" w:lineRule="auto" /></w:pPr><w:proofErr w:type="spellStart" /><w:proofErr w:type="gramStart" /><w:r><w:rPr><w:rFonts w:ascii="Liberation Mono" w:eastAsia="Liberation Mono" w:hAnsi="Liberation Mono" /><w:color w:val="252525" /><w:sz w:val="14" /></w:rPr><w:t>db.Book.find</w:t></w:r><w:proofErr w:type="spellEnd" /><w:proofErr w:type="gramEnd" /><w:r><w:rPr><w:rFonts w:ascii="Liberation Mono" w:eastAsia="Liberation Mono" w:hAnsi="Liberation Mono" /><w:color w:val="252525" /><w:sz w:val="14" /></w:rPr><w:t>(</w:t></w:r><w:r><w:br /></w:r><w:r><w:rPr><w:rFonts w:ascii="Liberation Mono" w:eastAsia="Liberation Mono" w:hAnsi="Liberation Mono" /><w:color w:val="252525" /><w:sz w:val="14" /></w:rPr><w:t xml:space="preserve">  { </w:t></w:r><w:proofErr w:type="spellStart" /><w:r><w:rPr><w:rFonts w:ascii="Liberation Mono" w:eastAsia="Liberation Mono" w:hAnsi="Liberation Mono" /><w:color w:val="252525" /><w:sz w:val="14" /></w:rPr><w:t>totalLoanTransactions</w:t></w:r><w:proofErr w:type="spellEnd" /><w:r><w:rPr><w:rFonts w:ascii="Liberation Mono" w:eastAsia="Liberation Mono" w:hAnsi="Liberation Mono" /><w:color w:val="252525" /><w:sz w:val="14" /></w:rPr><w:t xml:space="preserve">: </w:t></w:r><w:proofErr w:type="gramStart" /><w:r><w:rPr><w:rFonts w:ascii="Liberation Mono" w:eastAsia="Liberation Mono" w:hAnsi="Liberation Mono" /><w:color w:val="252525" /><w:sz w:val="14" /></w:rPr><w:t>{ $</w:t></w:r><w:proofErr w:type="spellStart" /><w:proofErr w:type="gramEnd" /><w:r><w:rPr><w:rFonts w:ascii="Liberation Mono" w:eastAsia="Liberation Mono" w:hAnsi="Liberation Mono" /><w:color w:val="252525" /><w:sz w:val="14" /></w:rPr><w:t>gt</w:t></w:r><w:proofErr w:type="spellEnd" /><w:r><w:rPr><w:rFonts w:ascii="Liberation Mono" w:eastAsia="Liberation Mono" w:hAnsi="Liberation Mono" /><w:color w:val="252525" /><w:sz w:val="14" /></w:rPr><w:t xml:space="preserve">: </w:t></w:r><w:proofErr w:type="gramStart" /><w:r><w:rPr><w:rFonts w:ascii="Liberation Mono" w:eastAsia="Liberation Mono" w:hAnsi="Liberation Mono" /><w:color w:val="252525" /><w:sz w:val="14" /></w:rPr><w:t>400 }</w:t></w:r><w:proofErr w:type="gramEnd" /><w:r><w:rPr><w:rFonts w:ascii="Liberation Mono" w:eastAsia="Liberation Mono" w:hAnsi="Liberation Mono" /><w:color w:val="252525" /><w:sz w:val="14" /></w:rPr><w:t xml:space="preserve"> },</w:t></w:r><w:r><w:br /></w:r><w:r><w:rPr><w:rFonts w:ascii="Liberation Mono" w:eastAsia="Liberation Mono" w:hAnsi="Liberation Mono" /><w:color w:val="252525" /><w:sz w:val="14" /></w:rPr><w:t xml:space="preserve">  {</w:t></w:r><w:r><w:br /></w:r><w:r><w:rPr><w:rFonts w:ascii="Liberation Mono" w:eastAsia="Liberation Mono" w:hAnsi="Liberation Mono" /><w:color w:val="252525" /><w:sz w:val="14" /></w:rPr><w:t xml:space="preserve">    _id: 0,</w:t></w:r><w:r><w:br /></w:r><w:r><w:rPr><w:rFonts w:ascii="Liberation Mono" w:eastAsia="Liberation Mono" w:hAnsi="Liberation Mono" /><w:color w:val="252525" /><w:sz w:val="14" /></w:rPr><w:t xml:space="preserve">    title: 1,</w:t></w:r><w:r><w:br /></w:r><w:r><w:rPr><w:rFonts w:ascii="Liberation Mono" w:eastAsia="Liberation Mono" w:hAnsi="Liberation Mono" /><w:color w:val="252525" /><w:sz w:val="14" /></w:rPr><w:t xml:space="preserve">    genre: 1,</w:t></w:r><w:r><w:br /></w:r><w:r><w:rPr><w:rFonts w:ascii="Liberation Mono" w:eastAsia="Liberation Mono" w:hAnsi="Liberation Mono" /><w:color w:val="252525" /><w:sz w:val="14" /></w:rPr><w:t xml:space="preserve">    </w:t></w:r><w:proofErr w:type="spellStart" /><w:r><w:rPr><w:rFonts w:ascii="Liberation Mono" w:eastAsia="Liberation Mono" w:hAnsi="Liberation Mono" /><w:color w:val="252525" /><w:sz w:val="14" /></w:rPr><w:t>totalLoanTransactions</w:t></w:r><w:proofErr w:type="spellEnd" /><w:r><w:rPr><w:rFonts w:ascii="Liberation Mono" w:eastAsia="Liberation Mono" w:hAnsi="Liberation Mono" /><w:color w:val="252525" /><w:sz w:val="14" /></w:rPr><w:t>: 1</w:t></w:r><w:r><w:br /></w:r><w:r><w:rPr><w:rFonts w:ascii="Liberation Mono" w:eastAsia="Liberation Mono" w:hAnsi="Liberation Mono" /><w:color w:val="252525" /><w:sz w:val="14" /></w:rPr><w:t xml:space="preserve">  }</w:t></w:r><w:r><w:br /></w:r><w:proofErr w:type="gramStart" /><w:r><w:rPr><w:rFonts w:ascii="Liberation Mono" w:eastAsia="Liberation Mono" w:hAnsi="Liberation Mono" /><w:color w:val="252525" /><w:sz w:val="14" /></w:rPr><w:t>).sort</w:t></w:r><w:proofErr w:type="gramEnd" /><w:r><w:rPr><w:rFonts w:ascii="Liberation Mono" w:eastAsia="Liberation Mono" w:hAnsi="Liberation Mono" /><w:color w:val="252525" /><w:sz w:val="14" /></w:rPr><w:t>({</w:t></w:r><w:r><w:br /></w:r><w:r><w:rPr><w:rFonts w:ascii="Liberation Mono" w:eastAsia="Liberation Mono" w:hAnsi="Liberation Mono" /><w:color w:val="252525" /><w:sz w:val="14" /></w:rPr><w:t xml:space="preserve">  </w:t></w:r><w:proofErr w:type="spellStart" /><w:r><w:rPr><w:rFonts w:ascii="Liberation Mono" w:eastAsia="Liberation Mono" w:hAnsi="Liberation Mono" /><w:color w:val="252525" /><w:sz w:val="14" /></w:rPr><w:t>totalLoanTransactions</w:t></w:r><w:proofErr w:type="spellEnd" /><w:r><w:rPr><w:rFonts w:ascii="Liberation Mono" w:eastAsia="Liberation Mono" w:hAnsi="Liberation Mono" /><w:color w:val="252525" /><w:sz w:val="14" /></w:rPr><w:t>: -1,</w:t></w:r><w:r><w:br /></w:r><w:r><w:rPr><w:rFonts w:ascii="Liberation Mono" w:eastAsia="Liberation Mono" w:hAnsi="Liberation Mono" /><w:color w:val="252525" /><w:sz w:val="14" /></w:rPr><w:t xml:space="preserve">  title: 1</w:t></w:r><w:r><w:br /></w:r><w:r><w:rPr><w:rFonts w:ascii="Liberation Mono" w:eastAsia="Liberation Mono" w:hAnsi="Liberation Mono" /><w:color w:val="252525" /><w:sz w:val="14" /></w:rPr><w:t>}</w:t></w:r><w:proofErr w:type="gramStart" /><w:r><w:rPr><w:rFonts w:ascii="Liberation Mono" w:eastAsia="Liberation Mono" w:hAnsi="Liberation Mono" /><w:color w:val="252525" /><w:sz w:val="14" /></w:rPr><w:t>).</w:t></w:r><w:proofErr w:type="spellStart" /><w:r><w:rPr><w:rFonts w:ascii="Liberation Mono" w:eastAsia="Liberation Mono" w:hAnsi="Liberation Mono" /><w:color w:val="252525" /><w:sz w:val="14" /></w:rPr><w:t>toArray</w:t></w:r><w:proofErr w:type="spellEnd" /><w:proofErr w:type="gramEnd" /><w:r><w:rPr><w:rFonts w:ascii="Liberation Mono" w:eastAsia="Liberation Mono" w:hAnsi="Liberation Mono" /><w:color w:val="252525" /><w:sz w:val="14" /></w:rPr><w:t>()</w:t></w:r></w:p></w:tc><w:tc><w:tcPr><w:tcW w:w="4636" w:type="dxa" /><w:tcBorders><w:top w:val="single" w:sz="5" w:space="0" w:color="8D7B9B" /><w:left w:val="single" w:sz="5" w:space="0" w:color="8D7B9B" /><w:bottom w:val="single" w:sz="5" w:space="0" w:color="8D7B9B" /><w:right w:val="single" w:sz="5" w:space="0" w:color="8D7B9B" /></w:tcBorders><w:tcMar><w:top w:w="70" w:type="dxa" /><w:left w:w="90" w:type="dxa" /><w:bottom w:w="70" w:type="dxa" /><w:right w:w="90" w:type="dxa" /></w:tcMar><w:vAlign w:val="center" /></w:tcPr><w:p><w:pPr><w:spacing w:after="0" w:line="230" w:lineRule="auto" /></w:pPr><w:r><w:rPr><w:rFonts w:ascii="Carlito" w:eastAsia="Carlito" w:hAnsi="Carlito" /><w:color w:val="000000" w:themeColor="text1" /></w:rPr><w:t>None</w:t></w:r></w:p></w:tc></w:tr><w:tr><w:trPr><w:cantSplit /><w:jc w:val="center" /></w:trPr><w:tc><w:tcPr><w:tcW w:w="691" w:type="dxa" /><w:tcBorders><w:top w:val="single" w:sz="5" w:space="0" w:color="8D7B9B" /><w:left w:val="single" w:sz="5" w:space="0" w:color="8D7B9B" /><w:bottom w:val="single" w:sz="5" w:space="0" w:color="8D7B9B" /><w:right w:val="single" w:sz="5" w:space="0" w:color="8D7B9B" /></w:tcBorders><w:tcMar><w:top w:w="70" w:type="dxa" /><w:left w:w="90" w:type="dxa" /><w:bottom w:w="70" w:type="dxa" /><w:right w:w="90" w:type="dxa" /></w:tcMar><w:vAlign w:val="center" /></w:tcPr><w:p><w:pPr><w:spacing w:after="0" w:line="240" w:lineRule="auto" /><w:jc w:val="center" /></w:pPr><w:r><w:rPr><w:rFonts w:ascii="Carlito" w:eastAsia="Carlito" w:hAnsi="Carlito" /><w:b /><w:color w:val="252525" /><w:sz w:val="17" /></w:rPr><w:t>2</w:t></w:r></w:p></w:tc><w:tc><w:tcPr><w:tcW w:w="4608" w:type="dxa" /><w:tcBorders><w:top w:val="single" w:sz="5" w:space="0" w:color="8D7B9B" /><w:left w:val="single" w:sz="5" w:space="0" w:color="8D7B9B" /><w:bottom w:val="single" w:sz="5" w:space="0" w:color="8D7B9B" /><w:right w:val="single" w:sz="5" w:space="0" w:color="8D7B9B" /></w:tcBorders><w:tcMar><w:top w:w="70" w:type="dxa" /><w:left w:w="90" w:type="dxa" /><w:bottom w:w="70" w:type="dxa" /><w:right w:w="90" w:type="dxa" /></w:tcMar><w:vAlign w:val="center" /></w:tcPr><w:p><w:pPr><w:spacing w:after="0" w:line="211" w:lineRule="auto" /></w:pPr><w:proofErr w:type="spellStart" /><w:r><w:rPr><w:rFonts w:ascii="Liberation Mono" w:eastAsia="Liberation Mono" w:hAnsi="Liberation Mono" /><w:color w:val="252525" /><w:sz w:val="13" /></w:rPr><w:t>db.Book.aggregate</w:t></w:r><w:proofErr w:type="spellEnd" /><w:r><w:rPr><w:rFonts w:ascii="Liberation Mono" w:eastAsia="Liberation Mono" w:hAnsi="Liberation Mono" /><w:color w:val="252525" /><w:sz w:val="13" /></w:rPr><w:t>([</w:t></w:r><w:r><w:br /></w:r><w:r><w:rPr><w:rFonts w:ascii="Liberation Mono" w:eastAsia="Liberation Mono" w:hAnsi="Liberation Mono" /><w:color w:val="252525" /><w:sz w:val="13" /></w:rPr><w:t xml:space="preserve">  {</w:t></w:r><w:r><w:br /></w:r><w:r><w:rPr><w:rFonts w:ascii="Liberation Mono" w:eastAsia="Liberation Mono" w:hAnsi="Liberation Mono" /><w:color w:val="252525" /><w:sz w:val="13" /></w:rPr><w:t xml:space="preserve">    $group: {</w:t></w:r><w:r><w:br /></w:r><w:r><w:rPr><w:rFonts w:ascii="Liberation Mono" w:eastAsia="Liberation Mono" w:hAnsi="Liberation Mono" /><w:color w:val="252525" /><w:sz w:val="13" /></w:rPr><w:t xml:space="preserve">      _id: "$genre",</w:t></w:r><w:r><w:br /></w:r><w:r><w:rPr><w:rFonts w:ascii="Liberation Mono" w:eastAsia="Liberation Mono" w:hAnsi="Liberation Mono" /><w:color w:val="252525" /><w:sz w:val="13" /></w:rPr><w:t xml:space="preserve">      </w:t></w:r><w:proofErr w:type="spellStart" /><w:r><w:rPr><w:rFonts w:ascii="Liberation Mono" w:eastAsia="Liberation Mono" w:hAnsi="Liberation Mono" /><w:color w:val="252525" /><w:sz w:val="13" /></w:rPr><w:t>numberOfBooks</w:t></w:r><w:proofErr w:type="spellEnd" /><w:r><w:rPr><w:rFonts w:ascii="Liberation Mono" w:eastAsia="Liberation Mono" w:hAnsi="Liberation Mono" /><w:color w:val="252525" /><w:sz w:val="13" /></w:rPr><w:t>: { $sum: 1 },</w:t></w:r><w:r><w:br /></w:r><w:r><w:rPr><w:rFonts w:ascii="Liberation Mono" w:eastAsia="Liberation Mono" w:hAnsi="Liberation Mono" /><w:color w:val="252525" /><w:sz w:val="13" /></w:rPr><w:t xml:space="preserve">      </w:t></w:r><w:proofErr w:type="spellStart" /><w:r><w:rPr><w:rFonts w:ascii="Liberation Mono" w:eastAsia="Liberation Mono" w:hAnsi="Liberation Mono" /><w:color w:val="252525" /><w:sz w:val="13" /></w:rPr><w:t>averageLoansPerBook</w:t></w:r><w:proofErr w:type="spellEnd" /><w:r><w:rPr><w:rFonts w:ascii="Liberation Mono" w:eastAsia="Liberation Mono" w:hAnsi="Liberation Mono" /><w:color w:val="252525" /><w:sz w:val="13" /></w:rPr><w:t>: {</w:t></w:r><w:r><w:br /></w:r><w:r><w:rPr><w:rFonts w:ascii="Liberation Mono" w:eastAsia="Liberation Mono" w:hAnsi="Liberation Mono" /><w:color w:val="252525" /><w:sz w:val="13" /></w:rPr><w:t xml:space="preserve">        $avg: "$</w:t></w:r><w:proofErr w:type="spellStart" /><w:r><w:rPr><w:rFonts w:ascii="Liberation Mono" w:eastAsia="Liberation Mono" w:hAnsi="Liberation Mono" /><w:color w:val="252525" /><w:sz w:val="13" /></w:rPr><w:t>totalLoanTransactions</w:t></w:r><w:proofErr w:type="spellEnd" /><w:r><w:rPr><w:rFonts w:ascii="Liberation Mono" w:eastAsia="Liberation Mono" w:hAnsi="Liberation Mono" /><w:color w:val="252525" /><w:sz w:val="13" /></w:rPr><w:t>"</w:t></w:r><w:r><w:br /></w:r><w:r><w:rPr><w:rFonts w:ascii="Liberation Mono" w:eastAsia="Liberation Mono" w:hAnsi="Liberation Mono" /><w:color w:val="252525" /><w:sz w:val="13" /></w:rPr><w:t xml:space="preserve">      }</w:t></w:r><w:r><w:br /></w:r><w:r><w:rPr><w:rFonts w:ascii="Liberation Mono" w:eastAsia="Liberation Mono" w:hAnsi="Liberation Mono" /><w:color w:val="252525" /><w:sz w:val="13" /></w:rPr><w:t xml:space="preserve">    }</w:t></w:r><w:r><w:br /></w:r><w:r><w:rPr><w:rFonts w:ascii="Liberation Mono" w:eastAsia="Liberation Mono" w:hAnsi="Liberation Mono" /><w:color w:val="252525" /><w:sz w:val="13" /></w:rPr><w:t xml:space="preserve">  },</w:t></w:r><w:r><w:br /></w:r><w:r><w:rPr><w:rFonts w:ascii="Liberation Mono" w:eastAsia="Liberation Mono" w:hAnsi="Liberation Mono" /><w:color w:val="252525" /><w:sz w:val="13" /></w:rPr><w:t xml:space="preserve">  {</w:t></w:r><w:r><w:br /></w:r><w:r><w:rPr><w:rFonts w:ascii="Liberation Mono" w:eastAsia="Liberation Mono" w:hAnsi="Liberation Mono" /><w:color w:val="252525" /><w:sz w:val="13" /></w:rPr><w:t xml:space="preserve">    $match: {</w:t></w:r><w:r><w:br /></w:r><w:r><w:rPr><w:rFonts w:ascii="Liberation Mono" w:eastAsia="Liberation Mono" w:hAnsi="Liberation Mono" /><w:color w:val="252525" /><w:sz w:val="13" /></w:rPr><w:t xml:space="preserve">      </w:t></w:r><w:proofErr w:type="spellStart" /><w:r><w:rPr><w:rFonts w:ascii="Liberation Mono" w:eastAsia="Liberation Mono" w:hAnsi="Liberation Mono" /><w:color w:val="252525" /><w:sz w:val="13" /></w:rPr><w:t>numberOfBooks</w:t></w:r><w:proofErr w:type="spellEnd" /><w:r><w:rPr><w:rFonts w:ascii="Liberation Mono" w:eastAsia="Liberation Mono" w:hAnsi="Liberation Mono" /><w:color w:val="252525" /><w:sz w:val="13" /></w:rPr><w:t>: { $</w:t></w:r><w:proofErr w:type="spellStart" /><w:r><w:rPr><w:rFonts w:ascii="Liberation Mono" w:eastAsia="Liberation Mono" w:hAnsi="Liberation Mono" /><w:color w:val="252525" /><w:sz w:val="13" /></w:rPr><w:t>gt</w:t></w:r><w:proofErr w:type="spellEnd" /><w:r><w:rPr><w:rFonts w:ascii="Liberation Mono" w:eastAsia="Liberation Mono" w:hAnsi="Liberation Mono" /><w:color w:val="252525" /><w:sz w:val="13" /></w:rPr><w:t>: 50 },</w:t></w:r><w:r><w:br /></w:r><w:r><w:rPr><w:rFonts w:ascii="Liberation Mono" w:eastAsia="Liberation Mono" w:hAnsi="Liberation Mono" /><w:color w:val="252525" /><w:sz w:val="13" /></w:rPr><w:t xml:space="preserve">      </w:t></w:r><w:proofErr w:type="spellStart" /><w:r><w:rPr><w:rFonts w:ascii="Liberation Mono" w:eastAsia="Liberation Mono" w:hAnsi="Liberation Mono" /><w:color w:val="252525" /><w:sz w:val="13" /></w:rPr><w:t>averageLoansPerBook</w:t></w:r><w:proofErr w:type="spellEnd" /><w:r><w:rPr><w:rFonts w:ascii="Liberation Mono" w:eastAsia="Liberation Mono" w:hAnsi="Liberation Mono" /><w:color w:val="252525" /><w:sz w:val="13" /></w:rPr><w:t>: { $</w:t></w:r><w:proofErr w:type="spellStart" /><w:r><w:rPr><w:rFonts w:ascii="Liberation Mono" w:eastAsia="Liberation Mono" w:hAnsi="Liberation Mono" /><w:color w:val="252525" /><w:sz w:val="13" /></w:rPr><w:t>gt</w:t></w:r><w:proofErr w:type="spellEnd" /><w:r><w:rPr><w:rFonts w:ascii="Liberation Mono" w:eastAsia="Liberation Mono" w:hAnsi="Liberation Mono" /><w:color w:val="252525" /><w:sz w:val="13" /></w:rPr><w:t>: 70 }</w:t></w:r><w:r><w:br /></w:r><w:r><w:rPr><w:rFonts w:ascii="Liberation Mono" w:eastAsia="Liberation Mono" w:hAnsi="Liberation Mono" /><w:color w:val="252525" /><w:sz w:val="13" /></w:rPr><w:t xml:space="preserve">    }</w:t></w:r><w:r><w:br /></w:r><w:r><w:rPr><w:rFonts w:ascii="Liberation Mono" w:eastAsia="Liberation Mono" w:hAnsi="Liberation Mono" /><w:color w:val="252525" /><w:sz w:val="13" /></w:rPr><w:t xml:space="preserve">  },</w:t></w:r><w:r><w:br /></w:r><w:r><w:rPr><w:rFonts w:ascii="Liberation Mono" w:eastAsia="Liberation Mono" w:hAnsi="Liberation Mono" /><w:color w:val="252525" /><w:sz w:val="13" /></w:rPr><w:t xml:space="preserve">  {</w:t></w:r><w:r><w:br /></w:r><w:r><w:rPr><w:rFonts w:ascii="Liberation Mono" w:eastAsia="Liberation Mono" w:hAnsi="Liberation Mono" /><w:color w:val="252525" /><w:sz w:val="13" /></w:rPr><w:t xml:space="preserve">    $project: {</w:t></w:r><w:r><w:br /></w:r><w:r><w:rPr><w:rFonts w:ascii="Liberation Mono" w:eastAsia="Liberation Mono" w:hAnsi="Liberation Mono" /><w:color w:val="252525" /><w:sz w:val="13" /></w:rPr><w:t xml:space="preserve">      _id: 0,</w:t></w:r><w:r><w:br /></w:r><w:r><w:rPr><w:rFonts w:ascii="Liberation Mono" w:eastAsia="Liberation Mono" w:hAnsi="Liberation Mono" /><w:color w:val="252525" /><w:sz w:val="13" /></w:rPr><w:t xml:space="preserve">      genre: "$_id",</w:t></w:r><w:r><w:br /></w:r><w:r><w:rPr><w:rFonts w:ascii="Liberation Mono" w:eastAsia="Liberation Mono" w:hAnsi="Liberation Mono" /><w:color w:val="252525" /><w:sz w:val="13" /></w:rPr><w:t xml:space="preserve">      </w:t></w:r><w:proofErr w:type="spellStart" /><w:r><w:rPr><w:rFonts w:ascii="Liberation Mono" w:eastAsia="Liberation Mono" w:hAnsi="Liberation Mono" /><w:color w:val="252525" /><w:sz w:val="13" /></w:rPr><w:t>numberOfBooks</w:t></w:r><w:proofErr w:type="spellEnd" /><w:r><w:rPr><w:rFonts w:ascii="Liberation Mono" w:eastAsia="Liberation Mono" w:hAnsi="Liberation Mono" /><w:color w:val="252525" /><w:sz w:val="13" /></w:rPr><w:t>: 1,</w:t></w:r><w:r><w:br /></w:r><w:r><w:rPr><w:rFonts w:ascii="Liberation Mono" w:eastAsia="Liberation Mono" w:hAnsi="Liberation Mono" /><w:color w:val="252525" /><w:sz w:val="13" /></w:rPr><w:t xml:space="preserve">      </w:t></w:r><w:proofErr w:type="spellStart" /><w:r><w:rPr><w:rFonts w:ascii="Liberation Mono" w:eastAsia="Liberation Mono" w:hAnsi="Liberation Mono" /><w:color w:val="252525" /><w:sz w:val="13" /></w:rPr><w:t>averageLoansPerBook</w:t></w:r><w:proofErr w:type="spellEnd" /><w:r><w:rPr><w:rFonts w:ascii="Liberation Mono" w:eastAsia="Liberation Mono" w:hAnsi="Liberation Mono" /><w:color w:val="252525" /><w:sz w:val="13" /></w:rPr><w:t>: {</w:t></w:r><w:r><w:br /></w:r><w:r><w:rPr><w:rFonts w:ascii="Liberation Mono" w:eastAsia="Liberation Mono" w:hAnsi="Liberation Mono" /><w:color w:val="252525" /><w:sz w:val="13" /></w:rPr><w:t xml:space="preserve">        $round: ["$</w:t></w:r><w:proofErr w:type="spellStart" /><w:r><w:rPr><w:rFonts w:ascii="Liberation Mono" w:eastAsia="Liberation Mono" w:hAnsi="Liberation Mono" /><w:color w:val="252525" /><w:sz w:val="13" /></w:rPr><w:t>averageLoansPerBook</w:t></w:r><w:proofErr w:type="spellEnd" /><w:r><w:rPr><w:rFonts w:ascii="Liberation Mono" w:eastAsia="Liberation Mono" w:hAnsi="Liberation Mono" /><w:color w:val="252525" /><w:sz w:val="13" /></w:rPr><w:t>", 2]</w:t></w:r><w:r><w:br /></w:r><w:r><w:rPr><w:rFonts w:ascii="Liberation Mono" w:eastAsia="Liberation Mono" w:hAnsi="Liberation Mono" /><w:color w:val="252525" /><w:sz w:val="13" /></w:rPr><w:t xml:space="preserve">      }</w:t></w:r><w:r><w:br /></w:r><w:r><w:rPr><w:rFonts w:ascii="Liberation Mono" w:eastAsia="Liberation Mono" w:hAnsi="Liberation Mono" /><w:color w:val="252525" /><w:sz w:val="13" /></w:rPr><w:t xml:space="preserve">    }</w:t></w:r><w:r><w:br /></w:r><w:r><w:rPr><w:rFonts w:ascii="Liberation Mono" w:eastAsia="Liberation Mono" w:hAnsi="Liberation Mono" /><w:color w:val="252525" /><w:sz w:val="13" /></w:rPr><w:t xml:space="preserve">  },</w:t></w:r><w:r><w:br /></w:r><w:r><w:rPr><w:rFonts w:ascii="Liberation Mono" w:eastAsia="Liberation Mono" w:hAnsi="Liberation Mono" /><w:color w:val="252525" /><w:sz w:val="13" /></w:rPr><w:t xml:space="preserve">  { $sort: { </w:t></w:r><w:proofErr w:type="spellStart" /><w:r><w:rPr><w:rFonts w:ascii="Liberation Mono" w:eastAsia="Liberation Mono" w:hAnsi="Liberation Mono" /><w:color w:val="252525" /><w:sz w:val="13" /></w:rPr><w:t>averageLoansPerBook</w:t></w:r><w:proofErr w:type="spellEnd" /><w:r><w:rPr><w:rFonts w:ascii="Liberation Mono" w:eastAsia="Liberation Mono" w:hAnsi="Liberation Mono" /><w:color w:val="252525" /><w:sz w:val="13" /></w:rPr><w:t>: -1, genre: 1 } }</w:t></w:r><w:r><w:br /></w:r><w:r><w:rPr><w:rFonts w:ascii="Liberation Mono" w:eastAsia="Liberation Mono" w:hAnsi="Liberation Mono" /><w:color w:val="252525" /><w:sz w:val="13" /></w:rPr><w:t>]).</w:t></w:r><w:proofErr w:type="spellStart" /><w:r><w:rPr><w:rFonts w:ascii="Liberation Mono" w:eastAsia="Liberation Mono" w:hAnsi="Liberation Mono" /><w:color w:val="252525" /><w:sz w:val="13" /></w:rPr><w:t>toArray</w:t></w:r><w:proofErr w:type="spellEnd" /><w:r><w:rPr><w:rFonts w:ascii="Liberation Mono" w:eastAsia="Liberation Mono" w:hAnsi="Liberation Mono" /><w:color w:val="252525" /><w:sz w:val="13" /></w:rPr><w:t>()</w:t></w:r></w:p></w:tc><w:tc><w:tcPr><w:tcW w:w="4636" w:type="dxa" /><w:tcBorders><w:top w:val="single" w:sz="5" w:space="0" w:color="8D7B9B" /><w:left w:val="single" w:sz="5" w:space="0" w:color="8D7B9B" /><w:bottom w:val="single" w:sz="5" w:space="0" w:color="8D7B9B" /><w:right w:val="single" w:sz="5" w:space="0" w:color="8D7B9B" /></w:tcBorders><w:tcMar><w:top w:w="70" w:type="dxa" /><w:left w:w="90" w:type="dxa" /><w:bottom w:w="70" w:type="dxa" /><w:right w:w="90" w:type="dxa" /></w:tcMar><w:vAlign w:val="center" /></w:tcPr><w:p><w:pPr><w:spacing w:after="0" w:line="226" w:lineRule="auto" /></w:pPr><w:r><w:rPr><w:rFonts w:ascii="Carlito" w:eastAsia="Carlito" w:hAnsi="Carlito" /><w:color w:val="252525" /></w:rPr><w:t>None</w:t></w:r></w:p></w:tc></w:tr></w:tbl><w:p><w:pPr><w:ind w:left="720" /><w:rPr><w:b /><w:bCs /></w:rPr></w:pPr></w:p><w:p><w:pPr><w:rPr><w:b /><w:bCs /></w:rPr></w:pPr><w:r><w:rPr><w:b /><w:bCs /></w:rPr><w:br w:type="page" /></w:r></w:p><w:p><w:pPr><w:pStyle w:val="ListParagraph" /><w:keepNext /><w:numPr><w:ilvl w:val="0" /><w:numId w:val="45" /></w:numPr><w:spacing w:after="40" w:line="240" w:lineRule="auto" /><w:rPr><w:b /><w:bCs /></w:rPr></w:pPr><w:r><w:rPr><w:rFonts w:ascii="Carlito" w:eastAsia="Carlito" w:hAnsi="Carlito" /><w:b /><w:color w:val="252525" /><w:sz w:val="21" /></w:rPr><w:lastRenderedPageBreak /><w:t>Individual report</w:t></w:r></w:p><w:p><w:pPr><w:pStyle w:val="ReportTitle" /></w:pPr><w:r><w:t>Composite Index Design for an Overdue-Loan Worklist</w:t></w:r></w:p><w:p><w:pPr><w:pStyle w:val="ReportSubtitle" /></w:pPr><w:r><w:t>Using leftmost-prefix rules, covering columns and EXPLAIN ANALYZE</w:t></w:r></w:p><w:tbl><w:tblPr><w:tblW w:w="0" w:type="auto" /><w:jc w:val="center" /><w:tblLayout w:type="fixed" /><w:tblLook w:val="04A0" w:firstRow="1" w:lastRow="0" w:firstColumn="1" w:lastColumn="0" w:noHBand="0" w:noVBand="1" /></w:tblPr><w:tblGrid><w:gridCol w:w="1800" /><w:gridCol w:w="8136" /></w:tblGrid><w:tr><w:trPr><w:cantSplit /><w:jc w:val="center" /></w:trPr><w:tc><w:tcPr><w:tcW w:w="1800" w:type="dxa" /><w:tcBorders><w:top w:val="single" w:sz="5" w:space="0" w:color="D7D9DE" /><w:left w:val="single" w:sz="5" w:space="0" w:color="D7D9DE" /><w:bottom w:val="single" w:sz="5" w:space="0" w:color="D7D9DE" /><w:right w:val="single" w:sz="5" w:space="0" w:color="D7D9DE" /></w:tcBorders><w:tcMar><w:top w:w="70" w:type="dxa" /><w:left w:w="90" w:type="dxa" /><w:bottom w:w="70" w:type="dxa" /><w:right w:w="90" w:type="dxa" /></w:tcMar><w:vAlign w:val="center" /></w:tcPr><w:p><w:pPr><w:spacing w:after="0" w:line="240" w:lineRule="auto" /></w:pPr><w:r><w:rPr><w:rFonts w:ascii="Carlito" w:eastAsia="Carlito" w:hAnsi="Carlito" /><w:b /><w:color w:val="4B2A63" /><w:sz w:val="19" /></w:rPr><w:t>Name</w:t></w:r></w:p></w:tc><w:tc><w:tcPr><w:tcW w:w="8136" w:type="dxa" /><w:tcBorders><w:top w:val="single" w:sz="5" w:space="0" w:color="D7D9DE" /><w:left w:val="single" w:sz="5" w:space="0" w:color="D7D9DE" /><w:bottom w:val="single" w:sz="5" w:space="0" w:color="D7D9DE" /><w:right w:val="single" w:sz="5" w:space="0" w:color="D7D9DE" /></w:tcBorders><w:tcMar><w:top w:w="70" w:type="dxa" /><w:left w:w="90" w:type="dxa" /><w:bottom w:w="70" w:type="dxa" /><w:right w:w="90" w:type="dxa" /></w:tcMar><w:vAlign w:val="center" /></w:tcPr><w:p><w:pPr><w:spacing w:after="0" w:line="240" w:lineRule="auto" /></w:pPr><w:r><w:rPr><w:rFonts w:ascii="Carlito" w:eastAsia="Carlito" w:hAnsi="Carlito" /><w:color w:val="252525" /><w:sz w:val="19" /></w:rPr><w:t xml:space="preserve">Kendrick </w:t></w:r><w:proofErr w:type="spellStart" /><w:r><w:rPr><w:rFonts w:ascii="Carlito" w:eastAsia="Carlito" w:hAnsi="Carlito" /><w:color w:val="252525" /><w:sz w:val="19" /></w:rPr><w:t>Slamat</w:t></w:r><w:proofErr w:type="spellEnd" /></w:p></w:tc></w:tr><w:tr><w:trPr><w:cantSplit /><w:jc w:val="center" /></w:trPr><w:tc><w:tcPr><w:tcW w:w="1800" w:type="dxa" /><w:tcBorders><w:top w:val="single" w:sz="5" w:space="0" w:color="D7D9DE" /><w:left w:val="single" w:sz="5" w:space="0" w:color="D7D9DE" /><w:bottom w:val="single" w:sz="5" w:space="0" w:color="D7D9DE" /><w:right w:val="single" w:sz="5" w:space="0" w:color="D7D9DE" /></w:tcBorders><w:tcMar><w:top w:w="70" w:type="dxa" /><w:left w:w="90" w:type="dxa" /><w:bottom w:w="70" w:type="dxa" /><w:right w:w="90" w:type="dxa" /></w:tcMar><w:vAlign w:val="center" /></w:tcPr><w:p><w:pPr><w:spacing w:after="0" w:line="240" w:lineRule="auto" /></w:pPr><w:r><w:rPr><w:rFonts w:ascii="Carlito" w:eastAsia="Carlito" w:hAnsi="Carlito" /><w:b /><w:color w:val="4B2A63" /><w:sz w:val="19" /></w:rPr><w:t>Student ID</w:t></w:r></w:p></w:tc><w:tc><w:tcPr><w:tcW w:w="8136" w:type="dxa" /><w:tcBorders><w:top w:val="single" w:sz="5" w:space="0" w:color="D7D9DE" /><w:left w:val="single" w:sz="5" w:space="0" w:color="D7D9DE" /><w:bottom w:val="single" w:sz="5" w:space="0" w:color="D7D9DE" /><w:right w:val="single" w:sz="5" w:space="0" w:color="D7D9DE" /></w:tcBorders><w:tcMar><w:top w:w="70" w:type="dxa" /><w:left w:w="90" w:type="dxa" /><w:bottom w:w="70" w:type="dxa" /><w:right w:w="90" w:type="dxa" /></w:tcMar><w:vAlign w:val="center" /></w:tcPr><w:p><w:pPr><w:spacing w:after="0" w:line="240" w:lineRule="auto" /></w:pPr><w:r><w:rPr><w:rFonts w:ascii="Carlito" w:eastAsia="Carlito" w:hAnsi="Carlito" /><w:color w:val="252525" /><w:sz w:val="19" /></w:rPr><w:t>p2510877</w:t></w:r></w:p></w:tc></w:tr></w:tbl><w:p><w:pPr><w:spacing w:after="0" /></w:pPr></w:p><w:tbl><w:tblPr><w:tblW w:w="0" w:type="auto" /><w:jc w:val="center" /><w:tblLayout w:type="fixed" /><w:tblLook w:val="04A0" w:firstRow="1" w:lastRow="0" w:firstColumn="1" w:lastColumn="0" w:noHBand="0" w:noVBand="1" /></w:tblPr><w:tblGrid><w:gridCol w:w="9936" /></w:tblGrid><w:tr><w:trPr><w:cantSplit /><w:jc w:val="center" /></w:trPr><w:tc><w:tcPr><w:tcW w:w="9936" w:type="dxa" /><w:tcBorders><w:top w:val="single" w:sz="10" w:space="0" w:color="5D8F2B" /><w:left w:val="single" w:sz="10" w:space="0" w:color="5D8F2B" /><w:bottom w:val="single" w:sz="10" w:space="0" w:color="5D8F2B" /><w:right w:val="single" w:sz="10" w:space="0" w:color="5D8F2B" /></w:tcBorders><w:tcMar><w:top w:w="80" w:type="dxa" /><w:left w:w="100" w:type="dxa" /><w:bottom w:w="80" w:type="dxa" /><w:right w:w="100" w:type="dxa" /></w:tcMar></w:tcPr><w:p><w:pPr><w:spacing w:after="0" w:line="240" w:lineRule="auto" /></w:pPr><w:r><w:rPr><w:rFonts w:ascii="Carlito" w:eastAsia="Carlito" w:hAnsi="Carlito" /><w:b /><w:color w:val="5D8F2B" /><w:sz w:val="21" /></w:rPr><w:t xml:space="preserve">Research question: </w:t></w:r><w:r><w:rPr><w:rFonts w:ascii="Carlito" w:eastAsia="Carlito" w:hAnsi="Carlito" /><w:color w:val="252525" /><w:sz w:val="21" /></w:rPr><w:t>How should one index be ordered so staff can retrieve open, overdue loans in due-date order without scanning the entire Loan table?</w:t></w:r></w:p></w:tc></w:tr></w:tbl><w:p><w:pPr><w:spacing w:after="0" /></w:pPr></w:p><w:p><w:pPr><w:pStyle w:val="ReportHeading" /><w:pBdr><w:bottom w:val="single" w:sz="10" w:space="2" w:color="8ED14B" /></w:pBdr></w:pPr><w:r><w:t>1. Problem framing</w:t></w:r></w:p><w:p><w:pPr><w:pStyle w:val="ReportBody" /></w:pPr><w:r><w:t>The Loan table grows every time a book is issued. One operational screen is likely to be opened repeatedly: a worklist of loans that have not been returned and are already past their due date. The query returns very few rows, but an unindexed search can still inspect a large share of the transaction history before finding them. My aim was to design one index around this exact access pattern rather than add several general-purpose indexes.</w:t></w:r></w:p><w:p><w:pPr><w:pStyle w:val="ReportBody" /></w:pPr><w:r><w:t xml:space="preserve">The demonstration focuses on </w:t></w:r><w:proofErr w:type="spellStart" /><w:r><w:t>ReturnDatetime</w:t></w:r><w:proofErr w:type="spellEnd" /><w:r><w:t xml:space="preserve">, </w:t></w:r><w:proofErr w:type="spellStart" /><w:r><w:t>DueDate</w:t></w:r><w:proofErr w:type="spellEnd" /><w:r><w:t xml:space="preserve">, </w:t></w:r><w:proofErr w:type="spellStart" /><w:r><w:t>MemberID</w:t></w:r><w:proofErr w:type="spellEnd" /><w:r><w:t xml:space="preserve">, </w:t></w:r><w:proofErr w:type="spellStart" /><w:r><w:t>BookID</w:t></w:r><w:proofErr w:type="spellEnd" /><w:r><w:t xml:space="preserve"> and </w:t></w:r><w:proofErr w:type="spellStart" /><w:r><w:t>CopySeqNo</w:t></w:r><w:proofErr w:type="spellEnd" /><w:r><w:t>. A NULL return timestamp means that the loan is still open. The small data set below is deliberately used for correctness, not as a performance benchmark. Actual timings must be collected on the final MySQL database because cache state, hardware and data distribution all affect elapsed time.</w:t></w:r></w:p><w:p><w:pPr><w:pStyle w:val="ReportHeading" /><w:pBdr><w:bottom w:val="single" w:sz="10" w:space="2" w:color="8ED14B" /></w:pBdr></w:pPr><w:r><w:t>2. Baseline workload</w:t></w:r></w:p><w:tbl><w:tblPr><w:tblW w:w="0" w:type="auto" /><w:jc w:val="center" /><w:tblLayout w:type="fixed" /><w:tblLook w:val="04A0" w:firstRow="1" w:lastRow="0" w:firstColumn="1" w:lastColumn="0" w:noHBand="0" w:noVBand="1" /></w:tblPr><w:tblGrid><w:gridCol w:w="9936" /></w:tblGrid><w:tr><w:trPr><w:cantSplit /><w:jc w:val="center" /></w:trPr><w:tc><w:tcPr><w:tcW w:w="9936" w:type="dxa" /><w:tcBorders><w:top w:val="single" w:sz="6" w:space="0" w:color="D7D9DE" /><w:left w:val="single" w:sz="6" w:space="0" w:color="D7D9DE" /><w:bottom w:val="single" w:sz="6" w:space="0" w:color="D7D9DE" /><w:right w:val="single" w:sz="6" w:space="0" w:color="D7D9DE" /></w:tcBorders><w:tcMar><w:top w:w="75" w:type="dxa" /><w:left w:w="95" w:type="dxa" /><w:bottom w:w="75" w:type="dxa" /><w:right w:w="95" w:type="dxa" /></w:tcMar></w:tcPr><w:p><w:pPr><w:spacing w:after="0" w:line="228" w:lineRule="auto" /></w:pPr><w:r><w:rPr><w:rFonts w:ascii="Liberation Mono" w:eastAsia="Liberation Mono" w:hAnsi="Liberation Mono" /><w:color w:val="1C1C1C" /><w:sz w:val="19" /></w:rPr><w:t xml:space="preserve">SELECT </w:t></w:r><w:proofErr w:type="spellStart" /><w:r><w:rPr><w:rFonts w:ascii="Liberation Mono" w:eastAsia="Liberation Mono" w:hAnsi="Liberation Mono" /><w:color w:val="1C1C1C" /><w:sz w:val="19" /></w:rPr><w:t>MemberID</w:t></w:r><w:proofErr w:type="spellEnd" /><w:r><w:rPr><w:rFonts w:ascii="Liberation Mono" w:eastAsia="Liberation Mono" w:hAnsi="Liberation Mono" /><w:color w:val="1C1C1C" /><w:sz w:val="19" /></w:rPr><w:t xml:space="preserve">, </w:t></w:r><w:proofErr w:type="spellStart" /><w:r><w:rPr><w:rFonts w:ascii="Liberation Mono" w:eastAsia="Liberation Mono" w:hAnsi="Liberation Mono" /><w:color w:val="1C1C1C" /><w:sz w:val="19" /></w:rPr><w:t>BookID</w:t></w:r><w:proofErr w:type="spellEnd" /><w:r><w:rPr><w:rFonts w:ascii="Liberation Mono" w:eastAsia="Liberation Mono" w:hAnsi="Liberation Mono" /><w:color w:val="1C1C1C" /><w:sz w:val="19" /></w:rPr><w:t xml:space="preserve">, </w:t></w:r><w:proofErr w:type="spellStart" /><w:r><w:rPr><w:rFonts w:ascii="Liberation Mono" w:eastAsia="Liberation Mono" w:hAnsi="Liberation Mono" /><w:color w:val="1C1C1C" /><w:sz w:val="19" /></w:rPr><w:t>CopySeqNo</w:t></w:r><w:proofErr w:type="spellEnd" /><w:r><w:rPr><w:rFonts w:ascii="Liberation Mono" w:eastAsia="Liberation Mono" w:hAnsi="Liberation Mono" /><w:color w:val="1C1C1C" /><w:sz w:val="19" /></w:rPr><w:t xml:space="preserve">, </w:t></w:r><w:proofErr w:type="spellStart" /><w:r><w:rPr><w:rFonts w:ascii="Liberation Mono" w:eastAsia="Liberation Mono" w:hAnsi="Liberation Mono" /><w:color w:val="1C1C1C" /><w:sz w:val="19" /></w:rPr><w:t>DueDate</w:t></w:r><w:proofErr w:type="spellEnd" /><w:r><w:br /></w:r><w:r><w:rPr><w:rFonts w:ascii="Liberation Mono" w:eastAsia="Liberation Mono" w:hAnsi="Liberation Mono" /><w:color w:val="1C1C1C" /><w:sz w:val="19" /></w:rPr><w:t>FROM Loan</w:t></w:r><w:r><w:br /></w:r><w:r><w:rPr><w:rFonts w:ascii="Liberation Mono" w:eastAsia="Liberation Mono" w:hAnsi="Liberation Mono" /><w:color w:val="1C1C1C" /><w:sz w:val="19" /></w:rPr><w:t xml:space="preserve">WHERE </w:t></w:r><w:proofErr w:type="spellStart" /><w:r><w:rPr><w:rFonts w:ascii="Liberation Mono" w:eastAsia="Liberation Mono" w:hAnsi="Liberation Mono" /><w:color w:val="1C1C1C" /><w:sz w:val="19" /></w:rPr><w:t>ReturnDatetime</w:t></w:r><w:proofErr w:type="spellEnd" /><w:r><w:rPr><w:rFonts w:ascii="Liberation Mono" w:eastAsia="Liberation Mono" w:hAnsi="Liberation Mono" /><w:color w:val="1C1C1C" /><w:sz w:val="19" /></w:rPr><w:t xml:space="preserve"> IS NULL</w:t></w:r><w:r><w:br /></w:r><w:r><w:rPr><w:rFonts w:ascii="Liberation Mono" w:eastAsia="Liberation Mono" w:hAnsi="Liberation Mono" /><w:color w:val="1C1C1C" /><w:sz w:val="19" /></w:rPr><w:t xml:space="preserve">  AND </w:t></w:r><w:proofErr w:type="spellStart" /><w:r><w:rPr><w:rFonts w:ascii="Liberation Mono" w:eastAsia="Liberation Mono" w:hAnsi="Liberation Mono" /><w:color w:val="1C1C1C" /><w:sz w:val="19" /></w:rPr><w:t>DueDate</w:t></w:r><w:proofErr w:type="spellEnd" /><w:r><w:rPr><w:rFonts w:ascii="Liberation Mono" w:eastAsia="Liberation Mono" w:hAnsi="Liberation Mono" /><w:color w:val="1C1C1C" /><w:sz w:val="19" /></w:rPr><w:t xml:space="preserve"> &lt; '2026-07-21'</w:t></w:r><w:r><w:br /></w:r><w:r><w:rPr><w:rFonts w:ascii="Liberation Mono" w:eastAsia="Liberation Mono" w:hAnsi="Liberation Mono" /><w:color w:val="1C1C1C" /><w:sz w:val="19" /></w:rPr><w:t xml:space="preserve">ORDER BY </w:t></w:r><w:proofErr w:type="spellStart" /><w:r><w:rPr><w:rFonts w:ascii="Liberation Mono" w:eastAsia="Liberation Mono" w:hAnsi="Liberation Mono" /><w:color w:val="1C1C1C" /><w:sz w:val="19" /></w:rPr><w:t>DueDate</w:t></w:r><w:proofErr w:type="spellEnd" /><w:r><w:rPr><w:rFonts w:ascii="Liberation Mono" w:eastAsia="Liberation Mono" w:hAnsi="Liberation Mono" /><w:color w:val="1C1C1C" /><w:sz w:val="19" /></w:rPr><w:t xml:space="preserve">, </w:t></w:r><w:proofErr w:type="spellStart" /><w:r><w:rPr><w:rFonts w:ascii="Liberation Mono" w:eastAsia="Liberation Mono" w:hAnsi="Liberation Mono" /><w:color w:val="1C1C1C" /><w:sz w:val="19" /></w:rPr><w:t>MemberID</w:t></w:r><w:proofErr w:type="spellEnd" /><w:r><w:rPr><w:rFonts w:ascii="Liberation Mono" w:eastAsia="Liberation Mono" w:hAnsi="Liberation Mono" /><w:color w:val="1C1C1C" /><w:sz w:val="19" /></w:rPr><w:t>;</w:t></w:r></w:p></w:tc></w:tr></w:tbl><w:p><w:pPr><w:pStyle w:val="ReportBody" /></w:pPr><w:r><w:t xml:space="preserve">The first predicate behaves like an equality lookup on the open-loan value, while the second is a range condition. MySQL can use an index to search for NULL values [1]. The ORDER BY then asks for the matching rows in due-date order, with </w:t></w:r><w:proofErr w:type="spellStart" /><w:r><w:t>MemberID</w:t></w:r><w:proofErr w:type="spellEnd" /><w:r><w:t xml:space="preserve"> only used as a stable </w:t></w:r><w:proofErr w:type="gramStart" /><w:r><w:t>tie-breaker</w:t></w:r><w:proofErr w:type="gramEnd" /><w:r><w:t>.</w:t></w:r></w:p><w:p><w:pPr><w:spacing w:after="0" /></w:pPr><w:r><w:br w:type="page" /></w:r></w:p><w:p><w:pPr><w:pStyle w:val="ReportHeading" /><w:pBdr><w:bottom w:val="single" w:sz="10" w:space="2" w:color="8ED14B" /></w:pBdr></w:pPr><w:r><w:lastRenderedPageBreak /><w:t>3. Choosing the column order</w:t></w:r></w:p><w:p><w:pPr><w:pStyle w:val="ReportBody" /></w:pPr><w:r><w:t xml:space="preserve">A composite B-tree index is sorted by the columns in the sequence in which they are declared. MySQL can use the full key or a leftmost prefix, so column order decides which predicates can narrow the search [2]. For this workload, </w:t></w:r><w:proofErr w:type="spellStart" /><w:r><w:t>ReturnDatetime</w:t></w:r><w:proofErr w:type="spellEnd" /><w:r><w:t xml:space="preserve"> belongs first because it isolates open loans. </w:t></w:r><w:proofErr w:type="spellStart" /><w:r><w:t>DueDate</w:t></w:r><w:proofErr w:type="spellEnd" /><w:r><w:t xml:space="preserve"> belongs second because it applies the overdue range within that subset and preserves a useful order.</w:t></w:r></w:p><w:p><w:pPr><w:pStyle w:val="ReportBody" /></w:pPr><w:r><w:t xml:space="preserve">Putting </w:t></w:r><w:proofErr w:type="spellStart" /><w:r><w:t>DueDate</w:t></w:r><w:proofErr w:type="spellEnd" /><w:r><w:t xml:space="preserve"> first would help a general date-range query, but it would mix returned and open rows before the engine evaluates </w:t></w:r><w:proofErr w:type="spellStart" /><w:r><w:t>ReturnDatetime</w:t></w:r><w:proofErr w:type="spellEnd" /><w:r><w:t>. That is a different workload. Index design should follow the query that matters, not a rule such as “put dates first” or “put the most unique column first”.</w:t></w:r></w:p><w:p><w:pPr><w:pStyle w:val="ReportSubheading" /></w:pPr><w:r><w:rPr><w:sz w:val="23" /></w:rPr><w:t>Proposed index</w:t></w:r></w:p><w:tbl><w:tblPr><w:tblW w:w="0" w:type="auto" /><w:jc w:val="center" /><w:tblLayout w:type="fixed" /><w:tblLook w:val="04A0" w:firstRow="1" w:lastRow="0" w:firstColumn="1" w:lastColumn="0" w:noHBand="0" w:noVBand="1" /></w:tblPr><w:tblGrid><w:gridCol w:w="2484" /><w:gridCol w:w="2484" /><w:gridCol w:w="2484" /><w:gridCol w:w="2484" /></w:tblGrid><w:tr><w:trPr><w:cantSplit /><w:jc w:val="center" /></w:trPr><w:tc><w:tcPr><w:tcW w:w="9936" w:type="dxa" /><w:gridSpan w:val="4" /><w:tcBorders><w:top w:val="single" w:sz="6" w:space="0" w:color="D7D9DE" /><w:left w:val="single" w:sz="6" w:space="0" w:color="D7D9DE" /><w:bottom w:val="single" w:sz="6" w:space="0" w:color="D7D9DE" /><w:right w:val="single" w:sz="6" w:space="0" w:color="D7D9DE" /></w:tcBorders><w:tcMar><w:top w:w="75" w:type="dxa" /><w:left w:w="95" w:type="dxa" /><w:bottom w:w="75" w:type="dxa" /><w:right w:w="95" w:type="dxa" /></w:tcMar></w:tcPr><w:p><w:pPr><w:spacing w:after="0" w:line="228" w:lineRule="auto" /></w:pPr><w:r><w:rPr><w:rFonts w:ascii="Liberation Mono" w:eastAsia="Liberation Mono" w:hAnsi="Liberation Mono" /><w:color w:val="1C1C1C" /><w:sz w:val="19" /></w:rPr><w:t xml:space="preserve">CREATE INDEX </w:t></w:r><w:proofErr w:type="spellStart" /><w:r><w:rPr><w:rFonts w:ascii="Liberation Mono" w:eastAsia="Liberation Mono" w:hAnsi="Liberation Mono" /><w:color w:val="1C1C1C" /><w:sz w:val="19" /></w:rPr><w:t>ix_loan_open_due_cover</w:t></w:r><w:proofErr w:type="spellEnd" /><w:r><w:br /></w:r><w:r><w:rPr><w:rFonts w:ascii="Liberation Mono" w:eastAsia="Liberation Mono" w:hAnsi="Liberation Mono" /><w:color w:val="1C1C1C" /><w:sz w:val="19" /></w:rPr><w:t>ON Loan (</w:t></w:r><w:r><w:br /></w:r><w:r><w:rPr><w:rFonts w:ascii="Liberation Mono" w:eastAsia="Liberation Mono" w:hAnsi="Liberation Mono" /><w:color w:val="1C1C1C" /><w:sz w:val="19" /></w:rPr><w:t xml:space="preserve">    </w:t></w:r><w:proofErr w:type="spellStart" /><w:r><w:rPr><w:rFonts w:ascii="Liberation Mono" w:eastAsia="Liberation Mono" w:hAnsi="Liberation Mono" /><w:color w:val="1C1C1C" /><w:sz w:val="19" /></w:rPr><w:t>ReturnDatetime</w:t></w:r><w:proofErr w:type="spellEnd" /><w:r><w:rPr><w:rFonts w:ascii="Liberation Mono" w:eastAsia="Liberation Mono" w:hAnsi="Liberation Mono" /><w:color w:val="1C1C1C" /><w:sz w:val="19" /></w:rPr><w:t>,</w:t></w:r><w:r><w:br /></w:r><w:r><w:rPr><w:rFonts w:ascii="Liberation Mono" w:eastAsia="Liberation Mono" w:hAnsi="Liberation Mono" /><w:color w:val="1C1C1C" /><w:sz w:val="19" /></w:rPr><w:t xml:space="preserve">    </w:t></w:r><w:proofErr w:type="spellStart" /><w:r><w:rPr><w:rFonts w:ascii="Liberation Mono" w:eastAsia="Liberation Mono" w:hAnsi="Liberation Mono" /><w:color w:val="1C1C1C" /><w:sz w:val="19" /></w:rPr><w:t>DueDate</w:t></w:r><w:proofErr w:type="spellEnd" /><w:r><w:rPr><w:rFonts w:ascii="Liberation Mono" w:eastAsia="Liberation Mono" w:hAnsi="Liberation Mono" /><w:color w:val="1C1C1C" /><w:sz w:val="19" /></w:rPr><w:t>,</w:t></w:r><w:r><w:br /></w:r><w:r><w:rPr><w:rFonts w:ascii="Liberation Mono" w:eastAsia="Liberation Mono" w:hAnsi="Liberation Mono" /><w:color w:val="1C1C1C" /><w:sz w:val="19" /></w:rPr><w:t xml:space="preserve">    </w:t></w:r><w:proofErr w:type="spellStart" /><w:r><w:rPr><w:rFonts w:ascii="Liberation Mono" w:eastAsia="Liberation Mono" w:hAnsi="Liberation Mono" /><w:color w:val="1C1C1C" /><w:sz w:val="19" /></w:rPr><w:t>MemberID</w:t></w:r><w:proofErr w:type="spellEnd" /><w:r><w:rPr><w:rFonts w:ascii="Liberation Mono" w:eastAsia="Liberation Mono" w:hAnsi="Liberation Mono" /><w:color w:val="1C1C1C" /><w:sz w:val="19" /></w:rPr><w:t>,</w:t></w:r><w:r><w:br /></w:r><w:r><w:rPr><w:rFonts w:ascii="Liberation Mono" w:eastAsia="Liberation Mono" w:hAnsi="Liberation Mono" /><w:color w:val="1C1C1C" /><w:sz w:val="19" /></w:rPr><w:t xml:space="preserve">    </w:t></w:r><w:proofErr w:type="spellStart" /><w:r><w:rPr><w:rFonts w:ascii="Liberation Mono" w:eastAsia="Liberation Mono" w:hAnsi="Liberation Mono" /><w:color w:val="1C1C1C" /><w:sz w:val="19" /></w:rPr><w:t>BookID</w:t></w:r><w:proofErr w:type="spellEnd" /><w:r><w:rPr><w:rFonts w:ascii="Liberation Mono" w:eastAsia="Liberation Mono" w:hAnsi="Liberation Mono" /><w:color w:val="1C1C1C" /><w:sz w:val="19" /></w:rPr><w:t>,</w:t></w:r><w:r><w:br /></w:r><w:r><w:rPr><w:rFonts w:ascii="Liberation Mono" w:eastAsia="Liberation Mono" w:hAnsi="Liberation Mono" /><w:color w:val="1C1C1C" /><w:sz w:val="19" /></w:rPr><w:t xml:space="preserve">    </w:t></w:r><w:proofErr w:type="spellStart" /><w:r><w:rPr><w:rFonts w:ascii="Liberation Mono" w:eastAsia="Liberation Mono" w:hAnsi="Liberation Mono" /><w:color w:val="1C1C1C" /><w:sz w:val="19" /></w:rPr><w:t>CopySeqNo</w:t></w:r><w:proofErr w:type="spellEnd" /><w:r><w:br /></w:r><w:r><w:rPr><w:rFonts w:ascii="Liberation Mono" w:eastAsia="Liberation Mono" w:hAnsi="Liberation Mono" /><w:color w:val="1C1C1C" /><w:sz w:val="19" /></w:rPr><w:t>);</w:t></w:r></w:p></w:tc></w:tr><w:tr><w:trPr><w:cantSplit /><w:jc w:val="center" /></w:trPr><w:tc><w:tcPr><w:tcW w:w="2484" w:type="dxa" /><w:tcBorders><w:top w:val="single" w:sz="5" w:space="0" w:color="5D8F2B" /><w:left w:val="single" w:sz="5" w:space="0" w:color="5D8F2B" /><w:bottom w:val="single" w:sz="5" w:space="0" w:color="5D8F2B" /><w:right w:val="single" w:sz="5" w:space="0" w:color="5D8F2B" /></w:tcBorders><w:tcMar><w:top w:w="70" w:type="dxa" /><w:left w:w="65" w:type="dxa" /><w:bottom w:w="70" w:type="dxa" /><w:right w:w="65" w:type="dxa" /></w:tcMar></w:tcPr><w:p><w:pPr><w:spacing w:after="20" /><w:jc w:val="center" /></w:pPr><w:r><w:rPr><w:rFonts w:ascii="Carlito" w:eastAsia="Carlito" w:hAnsi="Carlito" /><w:b /><w:color w:val="4B2A63" /><w:sz w:val="19" /></w:rPr><w:t>1. Locate</w:t></w:r><w:r><w:br /></w:r><w:r><w:rPr><w:rFonts w:ascii="Carlito" w:eastAsia="Carlito" w:hAnsi="Carlito" /><w:color w:val="252525" /><w:sz w:val="17" /></w:rPr><w:t xml:space="preserve">Find the NULL </w:t></w:r><w:proofErr w:type="spellStart" /><w:r><w:rPr><w:rFonts w:ascii="Carlito" w:eastAsia="Carlito" w:hAnsi="Carlito" /><w:color w:val="252525" /><w:sz w:val="17" /></w:rPr><w:t>ReturnDatetime</w:t></w:r><w:proofErr w:type="spellEnd" /><w:r><w:rPr><w:rFonts w:ascii="Carlito" w:eastAsia="Carlito" w:hAnsi="Carlito" /><w:color w:val="252525" /><w:sz w:val="17" /></w:rPr><w:t xml:space="preserve"> entries</w:t></w:r></w:p></w:tc><w:tc><w:tcPr><w:tcW w:w="2484" w:type="dxa" /><w:tcBorders><w:top w:val="single" w:sz="5" w:space="0" w:color="5D8F2B" /><w:left w:val="single" w:sz="5" w:space="0" w:color="5D8F2B" /><w:bottom w:val="single" w:sz="5" w:space="0" w:color="5D8F2B" /><w:right w:val="single" w:sz="5" w:space="0" w:color="5D8F2B" /></w:tcBorders><w:tcMar><w:top w:w="70" w:type="dxa" /><w:left w:w="65" w:type="dxa" /><w:bottom w:w="70" w:type="dxa" /><w:right w:w="65" w:type="dxa" /></w:tcMar></w:tcPr><w:p><w:pPr><w:spacing w:after="20" /><w:jc w:val="center" /></w:pPr><w:r><w:rPr><w:rFonts w:ascii="Carlito" w:eastAsia="Carlito" w:hAnsi="Carlito" /><w:b /><w:color w:val="4B2A63" /><w:sz w:val="19" /></w:rPr><w:t>2. Restrict</w:t></w:r><w:r><w:br /></w:r><w:r><w:rPr><w:rFonts w:ascii="Carlito" w:eastAsia="Carlito" w:hAnsi="Carlito" /><w:color w:val="252525" /><w:sz w:val="17" /></w:rPr><w:t>Keep due dates before the cut-off</w:t></w:r></w:p></w:tc><w:tc><w:tcPr><w:tcW w:w="2484" w:type="dxa" /><w:tcBorders><w:top w:val="single" w:sz="5" w:space="0" w:color="5D8F2B" /><w:left w:val="single" w:sz="5" w:space="0" w:color="5D8F2B" /><w:bottom w:val="single" w:sz="5" w:space="0" w:color="5D8F2B" /><w:right w:val="single" w:sz="5" w:space="0" w:color="5D8F2B" /></w:tcBorders><w:tcMar><w:top w:w="70" w:type="dxa" /><w:left w:w="65" w:type="dxa" /><w:bottom w:w="70" w:type="dxa" /><w:right w:w="65" w:type="dxa" /></w:tcMar></w:tcPr><w:p><w:pPr><w:spacing w:after="20" /><w:jc w:val="center" /></w:pPr><w:r><w:rPr><w:rFonts w:ascii="Carlito" w:eastAsia="Carlito" w:hAnsi="Carlito" /><w:b /><w:color w:val="4B2A63" /><w:sz w:val="19" /></w:rPr><w:t>3. Order</w:t></w:r><w:r><w:br /></w:r><w:r><w:rPr><w:rFonts w:ascii="Carlito" w:eastAsia="Carlito" w:hAnsi="Carlito" /><w:color w:val="252525" /><w:sz w:val="17" /></w:rPr><w:t>Read the range in due-date order</w:t></w:r></w:p></w:tc><w:tc><w:tcPr><w:tcW w:w="2484" w:type="dxa" /><w:tcBorders><w:top w:val="single" w:sz="5" w:space="0" w:color="5D8F2B" /><w:left w:val="single" w:sz="5" w:space="0" w:color="5D8F2B" /><w:bottom w:val="single" w:sz="5" w:space="0" w:color="5D8F2B" /><w:right w:val="single" w:sz="5" w:space="0" w:color="5D8F2B" /></w:tcBorders><w:tcMar><w:top w:w="70" w:type="dxa" /><w:left w:w="65" w:type="dxa" /><w:bottom w:w="70" w:type="dxa" /><w:right w:w="65" w:type="dxa" /></w:tcMar></w:tcPr><w:p><w:pPr><w:spacing w:after="20" /><w:jc w:val="center" /></w:pPr><w:r><w:rPr><w:rFonts w:ascii="Carlito" w:eastAsia="Carlito" w:hAnsi="Carlito" /><w:b /><w:color w:val="4B2A63" /><w:sz w:val="19" /></w:rPr><w:t>4. Return</w:t></w:r><w:r><w:br /></w:r><w:r><w:rPr><w:rFonts w:ascii="Carlito" w:eastAsia="Carlito" w:hAnsi="Carlito" /><w:color w:val="252525" /><w:sz w:val="17" /></w:rPr><w:t>Supply the displayed identifiers</w:t></w:r></w:p></w:tc></w:tr></w:tbl><w:p><w:pPr><w:pStyle w:val="ReportSubheading" /></w:pPr><w:r><w:t>Covering choice and write cost</w:t></w:r></w:p><w:p><w:pPr><w:pStyle w:val="ReportBody" /></w:pPr><w:r><w:t xml:space="preserve">The final three columns are included so the overdue list can often be answered from the index alone. This can avoid extra table lookups, but it also makes the index wider. Wider keys consume more storage and add work to inserts and updates, especially when </w:t></w:r><w:proofErr w:type="spellStart" /><w:r><w:t>ReturnDatetime</w:t></w:r><w:proofErr w:type="spellEnd" /><w:r><w:t xml:space="preserve"> changes from NULL to a return timestamp. I would therefore compare this covering version with the narrower (</w:t></w:r><w:proofErr w:type="spellStart" /><w:r><w:t>ReturnDatetime</w:t></w:r><w:proofErr w:type="spellEnd" /><w:r><w:t xml:space="preserve">, </w:t></w:r><w:proofErr w:type="spellStart" /><w:r><w:t>DueDate</w:t></w:r><w:proofErr w:type="spellEnd" /><w:r><w:t>) version before keeping it in a production system.</w:t></w:r></w:p><w:p><w:pPr><w:spacing w:after="0" /></w:pPr><w:r><w:br w:type="page" /></w:r></w:p><w:p><w:pPr><w:pStyle w:val="ReportHeading" /><w:pBdr><w:bottom w:val="single" w:sz="10" w:space="2" w:color="8ED14B" /></w:pBdr></w:pPr><w:r><w:lastRenderedPageBreak /><w:t>4. Practical demonstration</w:t></w:r></w:p><w:p><w:pPr><w:pStyle w:val="ReportBody" /></w:pPr><w:r><w:t xml:space="preserve">The sample contains open, returned, overdue and not-yet-due loans. The evaluation date is fixed </w:t></w:r><w:proofErr w:type="gramStart" /><w:r><w:t>at</w:t></w:r><w:proofErr w:type="gramEnd" /><w:r><w:t xml:space="preserve"> 21 July 2026 so the output remains reproducible.</w:t></w:r></w:p><w:tbl><w:tblPr><w:tblW w:w="0" w:type="auto" /><w:jc w:val="center" /><w:tblLayout w:type="fixed" /><w:tblLook w:val="04A0" w:firstRow="1" w:lastRow="0" w:firstColumn="1" w:lastColumn="0" w:noHBand="0" w:noVBand="1" /></w:tblPr><w:tblGrid><w:gridCol w:w="1512" /><w:gridCol w:w="2044" /><w:gridCol w:w="1944" /><w:gridCol w:w="2160" /><w:gridCol w:w="2275" /></w:tblGrid><w:tr><w:trPr><w:cantSplit /><w:tblHeader /><w:jc w:val="center" /></w:trPr><w:tc><w:tcPr><w:tcW w:w="1512" w:type="dxa" /><w:tcBorders><w:top w:val="single" w:sz="5" w:space="0" w:color="D7D9DE" /><w:left w:val="single" w:sz="5" w:space="0" w:color="D7D9DE" /><w:bottom w:val="single" w:sz="5" w:space="0" w:color="D7D9DE" /><w:right w:val="single" w:sz="5" w:space="0" w:color="D7D9DE" /></w:tcBorders><w:tcMar><w:top w:w="55" w:type="dxa" /><w:left w:w="70" w:type="dxa" /><w:bottom w:w="55" w:type="dxa" /><w:right w:w="70" w:type="dxa" /></w:tcMar><w:vAlign w:val="center" /></w:tcPr><w:p><w:pPr><w:spacing w:after="0" w:line="240" w:lineRule="auto" /><w:jc w:val="center" /></w:pPr><w:r><w:rPr><w:rFonts w:ascii="Carlito" w:eastAsia="Carlito" w:hAnsi="Carlito" /><w:b /><w:color w:val="1C1C1C" /><w:sz w:val="19" /></w:rPr><w:t>Member</w:t></w:r></w:p></w:tc><w:tc><w:tcPr><w:tcW w:w="2044" w:type="dxa" /><w:tcBorders><w:top w:val="single" w:sz="5" w:space="0" w:color="D7D9DE" /><w:left w:val="single" w:sz="5" w:space="0" w:color="D7D9DE" /><w:bottom w:val="single" w:sz="5" w:space="0" w:color="D7D9DE" /><w:right w:val="single" w:sz="5" w:space="0" w:color="D7D9DE" /></w:tcBorders><w:tcMar><w:top w:w="55" w:type="dxa" /><w:left w:w="70" w:type="dxa" /><w:bottom w:w="55" w:type="dxa" /><w:right w:w="70" w:type="dxa" /></w:tcMar><w:vAlign w:val="center" /></w:tcPr><w:p><w:pPr><w:spacing w:after="0" w:line="240" w:lineRule="auto" /><w:jc w:val="center" /></w:pPr><w:r><w:rPr><w:rFonts w:ascii="Carlito" w:eastAsia="Carlito" w:hAnsi="Carlito" /><w:b /><w:color w:val="1C1C1C" /><w:sz w:val="19" /></w:rPr><w:t>Book / copy</w:t></w:r></w:p></w:tc><w:tc><w:tcPr><w:tcW w:w="1944" w:type="dxa" /><w:tcBorders><w:top w:val="single" w:sz="5" w:space="0" w:color="D7D9DE" /><w:left w:val="single" w:sz="5" w:space="0" w:color="D7D9DE" /><w:bottom w:val="single" w:sz="5" w:space="0" w:color="D7D9DE" /><w:right w:val="single" w:sz="5" w:space="0" w:color="D7D9DE" /></w:tcBorders><w:tcMar><w:top w:w="55" w:type="dxa" /><w:left w:w="70" w:type="dxa" /><w:bottom w:w="55" w:type="dxa" /><w:right w:w="70" w:type="dxa" /></w:tcMar><w:vAlign w:val="center" /></w:tcPr><w:p><w:pPr><w:spacing w:after="0" w:line="240" w:lineRule="auto" /><w:jc w:val="center" /></w:pPr><w:r><w:rPr><w:rFonts w:ascii="Carlito" w:eastAsia="Carlito" w:hAnsi="Carlito" /><w:b /><w:color w:val="1C1C1C" /><w:sz w:val="19" /></w:rPr><w:t>Due date</w:t></w:r></w:p></w:tc><w:tc><w:tcPr><w:tcW w:w="2160" w:type="dxa" /><w:tcBorders><w:top w:val="single" w:sz="5" w:space="0" w:color="D7D9DE" /><w:left w:val="single" w:sz="5" w:space="0" w:color="D7D9DE" /><w:bottom w:val="single" w:sz="5" w:space="0" w:color="D7D9DE" /><w:right w:val="single" w:sz="5" w:space="0" w:color="D7D9DE" /></w:tcBorders><w:tcMar><w:top w:w="55" w:type="dxa" /><w:left w:w="70" w:type="dxa" /><w:bottom w:w="55" w:type="dxa" /><w:right w:w="70" w:type="dxa" /></w:tcMar><w:vAlign w:val="center" /></w:tcPr><w:p><w:pPr><w:spacing w:after="0" w:line="240" w:lineRule="auto" /><w:jc w:val="center" /></w:pPr><w:r><w:rPr><w:rFonts w:ascii="Carlito" w:eastAsia="Carlito" w:hAnsi="Carlito" /><w:b /><w:color w:val="1C1C1C" /><w:sz w:val="19" /></w:rPr><w:t>Return date</w:t></w:r></w:p></w:tc><w:tc><w:tcPr><w:tcW w:w="2275" w:type="dxa" /><w:tcBorders><w:top w:val="single" w:sz="5" w:space="0" w:color="D7D9DE" /><w:left w:val="single" w:sz="5" w:space="0" w:color="D7D9DE" /><w:bottom w:val="single" w:sz="5" w:space="0" w:color="D7D9DE" /><w:right w:val="single" w:sz="5" w:space="0" w:color="D7D9DE" /></w:tcBorders><w:tcMar><w:top w:w="55" w:type="dxa" /><w:left w:w="70" w:type="dxa" /><w:bottom w:w="55" w:type="dxa" /><w:right w:w="70" w:type="dxa" /></w:tcMar><w:vAlign w:val="center" /></w:tcPr><w:p><w:pPr><w:spacing w:after="0" w:line="240" w:lineRule="auto" /><w:jc w:val="center" /></w:pPr><w:r><w:rPr><w:rFonts w:ascii="Carlito" w:eastAsia="Carlito" w:hAnsi="Carlito" /><w:b /><w:color w:val="1C1C1C" /><w:sz w:val="19" /></w:rPr><w:t>Expected</w:t></w:r></w:p></w:tc></w:tr><w:tr><w:trPr><w:cantSplit /><w:jc w:val="center" /></w:trPr><w:tc><w:tcPr><w:tcW w:w="1512" w:type="dxa" /><w:tcBorders><w:top w:val="single" w:sz="5" w:space="0" w:color="D7D9DE" /><w:left w:val="single" w:sz="5" w:space="0" w:color="D7D9DE" /><w:bottom w:val="single" w:sz="5" w:space="0" w:color="D7D9DE" /><w:right w:val="single" w:sz="5" w:space="0" w:color="D7D9DE" /></w:tcBorders><w:tcMar><w:top w:w="55" w:type="dxa" /><w:left w:w="70" w:type="dxa" /><w:bottom w:w="55" w:type="dxa" /><w:right w:w="70" w:type="dxa" /></w:tcMar><w:vAlign w:val="center" /></w:tcPr><w:p><w:pPr><w:spacing w:after="0" w:line="240" w:lineRule="auto" /><w:jc w:val="center" /></w:pPr><w:r><w:rPr><w:rFonts w:ascii="Carlito" w:eastAsia="Carlito" w:hAnsi="Carlito" /><w:color w:val="252525" /><w:sz w:val="17" /></w:rPr><w:t>M0001</w:t></w:r></w:p></w:tc><w:tc><w:tcPr><w:tcW w:w="2044" w:type="dxa" /><w:tcBorders><w:top w:val="single" w:sz="5" w:space="0" w:color="D7D9DE" /><w:left w:val="single" w:sz="5" w:space="0" w:color="D7D9DE" /><w:bottom w:val="single" w:sz="5" w:space="0" w:color="D7D9DE" /><w:right w:val="single" w:sz="5" w:space="0" w:color="D7D9DE" /></w:tcBorders><w:tcMar><w:top w:w="55" w:type="dxa" /><w:left w:w="70" w:type="dxa" /><w:bottom w:w="55" w:type="dxa" /><w:right w:w="70" w:type="dxa" /></w:tcMar><w:vAlign w:val="center" /></w:tcPr><w:p><w:pPr><w:spacing w:after="0" w:line="240" w:lineRule="auto" /><w:jc w:val="center" /></w:pPr><w:r><w:rPr><w:rFonts w:ascii="Carlito" w:eastAsia="Carlito" w:hAnsi="Carlito" /><w:color w:val="252525" /><w:sz w:val="17" /></w:rPr><w:t>B00011 / 1</w:t></w:r></w:p></w:tc><w:tc><w:tcPr><w:tcW w:w="1944" w:type="dxa" /><w:tcBorders><w:top w:val="single" w:sz="5" w:space="0" w:color="D7D9DE" /><w:left w:val="single" w:sz="5" w:space="0" w:color="D7D9DE" /><w:bottom w:val="single" w:sz="5" w:space="0" w:color="D7D9DE" /><w:right w:val="single" w:sz="5" w:space="0" w:color="D7D9DE" /></w:tcBorders><w:tcMar><w:top w:w="55" w:type="dxa" /><w:left w:w="70" w:type="dxa" /><w:bottom w:w="55" w:type="dxa" /><w:right w:w="70" w:type="dxa" /></w:tcMar><w:vAlign w:val="center" /></w:tcPr><w:p><w:pPr><w:spacing w:after="0" w:line="240" w:lineRule="auto" /><w:jc w:val="center" /></w:pPr><w:r><w:rPr><w:rFonts w:ascii="Carlito" w:eastAsia="Carlito" w:hAnsi="Carlito" /><w:color w:val="252525" /><w:sz w:val="17" /></w:rPr><w:t>2026-06-03</w:t></w:r></w:p></w:tc><w:tc><w:tcPr><w:tcW w:w="2160" w:type="dxa" /><w:tcBorders><w:top w:val="single" w:sz="5" w:space="0" w:color="D7D9DE" /><w:left w:val="single" w:sz="5" w:space="0" w:color="D7D9DE" /><w:bottom w:val="single" w:sz="5" w:space="0" w:color="D7D9DE" /><w:right w:val="single" w:sz="5" w:space="0" w:color="D7D9DE" /></w:tcBorders><w:tcMar><w:top w:w="55" w:type="dxa" /><w:left w:w="70" w:type="dxa" /><w:bottom w:w="55" w:type="dxa" /><w:right w:w="70" w:type="dxa" /></w:tcMar><w:vAlign w:val="center" /></w:tcPr><w:p><w:pPr><w:spacing w:after="0" w:line="240" w:lineRule="auto" /><w:jc w:val="center" /></w:pPr><w:r><w:rPr><w:rFonts w:ascii="Carlito" w:eastAsia="Carlito" w:hAnsi="Carlito" /><w:color w:val="252525" /><w:sz w:val="17" /></w:rPr><w:t>NULL</w:t></w:r></w:p></w:tc><w:tc><w:tcPr><w:tcW w:w="2275" w:type="dxa" /><w:tcBorders><w:top w:val="single" w:sz="5" w:space="0" w:color="D7D9DE" /><w:left w:val="single" w:sz="5" w:space="0" w:color="D7D9DE" /><w:bottom w:val="single" w:sz="5" w:space="0" w:color="D7D9DE" /><w:right w:val="single" w:sz="5" w:space="0" w:color="D7D9DE" /></w:tcBorders><w:tcMar><w:top w:w="55" w:type="dxa" /><w:left w:w="70" w:type="dxa" /><w:bottom w:w="55" w:type="dxa" /><w:right w:w="70" w:type="dxa" /></w:tcMar><w:vAlign w:val="center" /></w:tcPr><w:p><w:pPr><w:spacing w:after="0" w:line="240" w:lineRule="auto" /><w:jc w:val="center" /></w:pPr><w:r><w:rPr><w:rFonts w:ascii="Carlito" w:eastAsia="Carlito" w:hAnsi="Carlito" /><w:color w:val="252525" /><w:sz w:val="17" /></w:rPr><w:t>Overdue</w:t></w:r></w:p></w:tc></w:tr><w:tr><w:trPr><w:cantSplit /><w:jc w:val="center" /></w:trPr><w:tc><w:tcPr><w:tcW w:w="1512" w:type="dxa" /><w:tcBorders><w:top w:val="single" w:sz="5" w:space="0" w:color="D7D9DE" /><w:left w:val="single" w:sz="5" w:space="0" w:color="D7D9DE" /><w:bottom w:val="single" w:sz="5" w:space="0" w:color="D7D9DE" /><w:right w:val="single" w:sz="5" w:space="0" w:color="D7D9DE" /></w:tcBorders><w:tcMar><w:top w:w="55" w:type="dxa" /><w:left w:w="70" w:type="dxa" /><w:bottom w:w="55" w:type="dxa" /><w:right w:w="70" w:type="dxa" /></w:tcMar><w:vAlign w:val="center" /></w:tcPr><w:p><w:pPr><w:spacing w:after="0" w:line="240" w:lineRule="auto" /><w:jc w:val="center" /></w:pPr><w:r><w:rPr><w:rFonts w:ascii="Carlito" w:eastAsia="Carlito" w:hAnsi="Carlito" /><w:color w:val="252525" /><w:sz w:val="17" /></w:rPr><w:t>M0002</w:t></w:r></w:p></w:tc><w:tc><w:tcPr><w:tcW w:w="2044" w:type="dxa" /><w:tcBorders><w:top w:val="single" w:sz="5" w:space="0" w:color="D7D9DE" /><w:left w:val="single" w:sz="5" w:space="0" w:color="D7D9DE" /><w:bottom w:val="single" w:sz="5" w:space="0" w:color="D7D9DE" /><w:right w:val="single" w:sz="5" w:space="0" w:color="D7D9DE" /></w:tcBorders><w:tcMar><w:top w:w="55" w:type="dxa" /><w:left w:w="70" w:type="dxa" /><w:bottom w:w="55" w:type="dxa" /><w:right w:w="70" w:type="dxa" /></w:tcMar><w:vAlign w:val="center" /></w:tcPr><w:p><w:pPr><w:spacing w:after="0" w:line="240" w:lineRule="auto" /><w:jc w:val="center" /></w:pPr><w:r><w:rPr><w:rFonts w:ascii="Carlito" w:eastAsia="Carlito" w:hAnsi="Carlito" /><w:color w:val="252525" /><w:sz w:val="17" /></w:rPr><w:t>B00012 / 1</w:t></w:r></w:p></w:tc><w:tc><w:tcPr><w:tcW w:w="1944" w:type="dxa" /><w:tcBorders><w:top w:val="single" w:sz="5" w:space="0" w:color="D7D9DE" /><w:left w:val="single" w:sz="5" w:space="0" w:color="D7D9DE" /><w:bottom w:val="single" w:sz="5" w:space="0" w:color="D7D9DE" /><w:right w:val="single" w:sz="5" w:space="0" w:color="D7D9DE" /></w:tcBorders><w:tcMar><w:top w:w="55" w:type="dxa" /><w:left w:w="70" w:type="dxa" /><w:bottom w:w="55" w:type="dxa" /><w:right w:w="70" w:type="dxa" /></w:tcMar><w:vAlign w:val="center" /></w:tcPr><w:p><w:pPr><w:spacing w:after="0" w:line="240" w:lineRule="auto" /><w:jc w:val="center" /></w:pPr><w:r><w:rPr><w:rFonts w:ascii="Carlito" w:eastAsia="Carlito" w:hAnsi="Carlito" /><w:color w:val="252525" /><w:sz w:val="17" /></w:rPr><w:t>2026-06-20</w:t></w:r></w:p></w:tc><w:tc><w:tcPr><w:tcW w:w="2160" w:type="dxa" /><w:tcBorders><w:top w:val="single" w:sz="5" w:space="0" w:color="D7D9DE" /><w:left w:val="single" w:sz="5" w:space="0" w:color="D7D9DE" /><w:bottom w:val="single" w:sz="5" w:space="0" w:color="D7D9DE" /><w:right w:val="single" w:sz="5" w:space="0" w:color="D7D9DE" /></w:tcBorders><w:tcMar><w:top w:w="55" w:type="dxa" /><w:left w:w="70" w:type="dxa" /><w:bottom w:w="55" w:type="dxa" /><w:right w:w="70" w:type="dxa" /></w:tcMar><w:vAlign w:val="center" /></w:tcPr><w:p><w:pPr><w:spacing w:after="0" w:line="240" w:lineRule="auto" /><w:jc w:val="center" /></w:pPr><w:r><w:rPr><w:rFonts w:ascii="Carlito" w:eastAsia="Carlito" w:hAnsi="Carlito" /><w:color w:val="252525" /><w:sz w:val="17" /></w:rPr><w:t>2026-06-18</w:t></w:r></w:p></w:tc><w:tc><w:tcPr><w:tcW w:w="2275" w:type="dxa" /><w:tcBorders><w:top w:val="single" w:sz="5" w:space="0" w:color="D7D9DE" /><w:left w:val="single" w:sz="5" w:space="0" w:color="D7D9DE" /><w:bottom w:val="single" w:sz="5" w:space="0" w:color="D7D9DE" /><w:right w:val="single" w:sz="5" w:space="0" w:color="D7D9DE" /></w:tcBorders><w:tcMar><w:top w:w="55" w:type="dxa" /><w:left w:w="70" w:type="dxa" /><w:bottom w:w="55" w:type="dxa" /><w:right w:w="70" w:type="dxa" /></w:tcMar><w:vAlign w:val="center" /></w:tcPr><w:p><w:pPr><w:spacing w:after="0" w:line="240" w:lineRule="auto" /><w:jc w:val="center" /></w:pPr><w:r><w:rPr><w:rFonts w:ascii="Carlito" w:eastAsia="Carlito" w:hAnsi="Carlito" /><w:color w:val="252525" /><w:sz w:val="17" /></w:rPr><w:t>Exclude</w:t></w:r></w:p></w:tc></w:tr><w:tr><w:trPr><w:cantSplit /><w:jc w:val="center" /></w:trPr><w:tc><w:tcPr><w:tcW w:w="1512" w:type="dxa" /><w:tcBorders><w:top w:val="single" w:sz="5" w:space="0" w:color="D7D9DE" /><w:left w:val="single" w:sz="5" w:space="0" w:color="D7D9DE" /><w:bottom w:val="single" w:sz="5" w:space="0" w:color="D7D9DE" /><w:right w:val="single" w:sz="5" w:space="0" w:color="D7D9DE" /></w:tcBorders><w:tcMar><w:top w:w="55" w:type="dxa" /><w:left w:w="70" w:type="dxa" /><w:bottom w:w="55" w:type="dxa" /><w:right w:w="70" w:type="dxa" /></w:tcMar><w:vAlign w:val="center" /></w:tcPr><w:p><w:pPr><w:spacing w:after="0" w:line="240" w:lineRule="auto" /><w:jc w:val="center" /></w:pPr><w:r><w:rPr><w:rFonts w:ascii="Carlito" w:eastAsia="Carlito" w:hAnsi="Carlito" /><w:color w:val="252525" /><w:sz w:val="17" /></w:rPr><w:t>M0003</w:t></w:r></w:p></w:tc><w:tc><w:tcPr><w:tcW w:w="2044" w:type="dxa" /><w:tcBorders><w:top w:val="single" w:sz="5" w:space="0" w:color="D7D9DE" /><w:left w:val="single" w:sz="5" w:space="0" w:color="D7D9DE" /><w:bottom w:val="single" w:sz="5" w:space="0" w:color="D7D9DE" /><w:right w:val="single" w:sz="5" w:space="0" w:color="D7D9DE" /></w:tcBorders><w:tcMar><w:top w:w="55" w:type="dxa" /><w:left w:w="70" w:type="dxa" /><w:bottom w:w="55" w:type="dxa" /><w:right w:w="70" w:type="dxa" /></w:tcMar><w:vAlign w:val="center" /></w:tcPr><w:p><w:pPr><w:spacing w:after="0" w:line="240" w:lineRule="auto" /><w:jc w:val="center" /></w:pPr><w:r><w:rPr><w:rFonts w:ascii="Carlito" w:eastAsia="Carlito" w:hAnsi="Carlito" /><w:color w:val="252525" /><w:sz w:val="17" /></w:rPr><w:t>B00013 / 2</w:t></w:r></w:p></w:tc><w:tc><w:tcPr><w:tcW w:w="1944" w:type="dxa" /><w:tcBorders><w:top w:val="single" w:sz="5" w:space="0" w:color="D7D9DE" /><w:left w:val="single" w:sz="5" w:space="0" w:color="D7D9DE" /><w:bottom w:val="single" w:sz="5" w:space="0" w:color="D7D9DE" /><w:right w:val="single" w:sz="5" w:space="0" w:color="D7D9DE" /></w:tcBorders><w:tcMar><w:top w:w="55" w:type="dxa" /><w:left w:w="70" w:type="dxa" /><w:bottom w:w="55" w:type="dxa" /><w:right w:w="70" w:type="dxa" /></w:tcMar><w:vAlign w:val="center" /></w:tcPr><w:p><w:pPr><w:spacing w:after="0" w:line="240" w:lineRule="auto" /><w:jc w:val="center" /></w:pPr><w:r><w:rPr><w:rFonts w:ascii="Carlito" w:eastAsia="Carlito" w:hAnsi="Carlito" /><w:color w:val="252525" /><w:sz w:val="17" /></w:rPr><w:t>2026-07-25</w:t></w:r></w:p></w:tc><w:tc><w:tcPr><w:tcW w:w="2160" w:type="dxa" /><w:tcBorders><w:top w:val="single" w:sz="5" w:space="0" w:color="D7D9DE" /><w:left w:val="single" w:sz="5" w:space="0" w:color="D7D9DE" /><w:bottom w:val="single" w:sz="5" w:space="0" w:color="D7D9DE" /><w:right w:val="single" w:sz="5" w:space="0" w:color="D7D9DE" /></w:tcBorders><w:tcMar><w:top w:w="55" w:type="dxa" /><w:left w:w="70" w:type="dxa" /><w:bottom w:w="55" w:type="dxa" /><w:right w:w="70" w:type="dxa" /></w:tcMar><w:vAlign w:val="center" /></w:tcPr><w:p><w:pPr><w:spacing w:after="0" w:line="240" w:lineRule="auto" /><w:jc w:val="center" /></w:pPr><w:r><w:rPr><w:rFonts w:ascii="Carlito" w:eastAsia="Carlito" w:hAnsi="Carlito" /><w:color w:val="252525" /><w:sz w:val="17" /></w:rPr><w:t>NULL</w:t></w:r></w:p></w:tc><w:tc><w:tcPr><w:tcW w:w="2275" w:type="dxa" /><w:tcBorders><w:top w:val="single" w:sz="5" w:space="0" w:color="D7D9DE" /><w:left w:val="single" w:sz="5" w:space="0" w:color="D7D9DE" /><w:bottom w:val="single" w:sz="5" w:space="0" w:color="D7D9DE" /><w:right w:val="single" w:sz="5" w:space="0" w:color="D7D9DE" /></w:tcBorders><w:tcMar><w:top w:w="55" w:type="dxa" /><w:left w:w="70" w:type="dxa" /><w:bottom w:w="55" w:type="dxa" /><w:right w:w="70" w:type="dxa" /></w:tcMar><w:vAlign w:val="center" /></w:tcPr><w:p><w:pPr><w:spacing w:after="0" w:line="240" w:lineRule="auto" /><w:jc w:val="center" /></w:pPr><w:r><w:rPr><w:rFonts w:ascii="Carlito" w:eastAsia="Carlito" w:hAnsi="Carlito" /><w:color w:val="252525" /><w:sz w:val="17" /></w:rPr><w:t>Not due</w:t></w:r></w:p></w:tc></w:tr><w:tr><w:trPr><w:cantSplit /><w:jc w:val="center" /></w:trPr><w:tc><w:tcPr><w:tcW w:w="1512" w:type="dxa" /><w:tcBorders><w:top w:val="single" w:sz="5" w:space="0" w:color="D7D9DE" /><w:left w:val="single" w:sz="5" w:space="0" w:color="D7D9DE" /><w:bottom w:val="single" w:sz="5" w:space="0" w:color="D7D9DE" /><w:right w:val="single" w:sz="5" w:space="0" w:color="D7D9DE" /></w:tcBorders><w:tcMar><w:top w:w="55" w:type="dxa" /><w:left w:w="70" w:type="dxa" /><w:bottom w:w="55" w:type="dxa" /><w:right w:w="70" w:type="dxa" /></w:tcMar><w:vAlign w:val="center" /></w:tcPr><w:p><w:pPr><w:spacing w:after="0" w:line="240" w:lineRule="auto" /><w:jc w:val="center" /></w:pPr><w:r><w:rPr><w:rFonts w:ascii="Carlito" w:eastAsia="Carlito" w:hAnsi="Carlito" /><w:color w:val="252525" /><w:sz w:val="17" /></w:rPr><w:t>M0004</w:t></w:r></w:p></w:tc><w:tc><w:tcPr><w:tcW w:w="2044" w:type="dxa" /><w:tcBorders><w:top w:val="single" w:sz="5" w:space="0" w:color="D7D9DE" /><w:left w:val="single" w:sz="5" w:space="0" w:color="D7D9DE" /><w:bottom w:val="single" w:sz="5" w:space="0" w:color="D7D9DE" /><w:right w:val="single" w:sz="5" w:space="0" w:color="D7D9DE" /></w:tcBorders><w:tcMar><w:top w:w="55" w:type="dxa" /><w:left w:w="70" w:type="dxa" /><w:bottom w:w="55" w:type="dxa" /><w:right w:w="70" w:type="dxa" /></w:tcMar><w:vAlign w:val="center" /></w:tcPr><w:p><w:pPr><w:spacing w:after="0" w:line="240" w:lineRule="auto" /><w:jc w:val="center" /></w:pPr><w:r><w:rPr><w:rFonts w:ascii="Carlito" w:eastAsia="Carlito" w:hAnsi="Carlito" /><w:color w:val="252525" /><w:sz w:val="17" /></w:rPr><w:t>B00014 / 1</w:t></w:r></w:p></w:tc><w:tc><w:tcPr><w:tcW w:w="1944" w:type="dxa" /><w:tcBorders><w:top w:val="single" w:sz="5" w:space="0" w:color="D7D9DE" /><w:left w:val="single" w:sz="5" w:space="0" w:color="D7D9DE" /><w:bottom w:val="single" w:sz="5" w:space="0" w:color="D7D9DE" /><w:right w:val="single" w:sz="5" w:space="0" w:color="D7D9DE" /></w:tcBorders><w:tcMar><w:top w:w="55" w:type="dxa" /><w:left w:w="70" w:type="dxa" /><w:bottom w:w="55" w:type="dxa" /><w:right w:w="70" w:type="dxa" /></w:tcMar><w:vAlign w:val="center" /></w:tcPr><w:p><w:pPr><w:spacing w:after="0" w:line="240" w:lineRule="auto" /><w:jc w:val="center" /></w:pPr><w:r><w:rPr><w:rFonts w:ascii="Carlito" w:eastAsia="Carlito" w:hAnsi="Carlito" /><w:color w:val="252525" /><w:sz w:val="17" /></w:rPr><w:t>2026-05-30</w:t></w:r></w:p></w:tc><w:tc><w:tcPr><w:tcW w:w="2160" w:type="dxa" /><w:tcBorders><w:top w:val="single" w:sz="5" w:space="0" w:color="D7D9DE" /><w:left w:val="single" w:sz="5" w:space="0" w:color="D7D9DE" /><w:bottom w:val="single" w:sz="5" w:space="0" w:color="D7D9DE" /><w:right w:val="single" w:sz="5" w:space="0" w:color="D7D9DE" /></w:tcBorders><w:tcMar><w:top w:w="55" w:type="dxa" /><w:left w:w="70" w:type="dxa" /><w:bottom w:w="55" w:type="dxa" /><w:right w:w="70" w:type="dxa" /></w:tcMar><w:vAlign w:val="center" /></w:tcPr><w:p><w:pPr><w:spacing w:after="0" w:line="240" w:lineRule="auto" /><w:jc w:val="center" /></w:pPr><w:r><w:rPr><w:rFonts w:ascii="Carlito" w:eastAsia="Carlito" w:hAnsi="Carlito" /><w:color w:val="252525" /><w:sz w:val="17" /></w:rPr><w:t>NULL</w:t></w:r></w:p></w:tc><w:tc><w:tcPr><w:tcW w:w="2275" w:type="dxa" /><w:tcBorders><w:top w:val="single" w:sz="5" w:space="0" w:color="D7D9DE" /><w:left w:val="single" w:sz="5" w:space="0" w:color="D7D9DE" /><w:bottom w:val="single" w:sz="5" w:space="0" w:color="D7D9DE" /><w:right w:val="single" w:sz="5" w:space="0" w:color="D7D9DE" /></w:tcBorders><w:tcMar><w:top w:w="55" w:type="dxa" /><w:left w:w="70" w:type="dxa" /><w:bottom w:w="55" w:type="dxa" /><w:right w:w="70" w:type="dxa" /></w:tcMar><w:vAlign w:val="center" /></w:tcPr><w:p><w:pPr><w:spacing w:after="0" w:line="240" w:lineRule="auto" /><w:jc w:val="center" /></w:pPr><w:r><w:rPr><w:rFonts w:ascii="Carlito" w:eastAsia="Carlito" w:hAnsi="Carlito" /><w:color w:val="252525" /><w:sz w:val="17" /></w:rPr><w:t>Overdue</w:t></w:r></w:p></w:tc></w:tr><w:tr><w:trPr><w:cantSplit /><w:jc w:val="center" /></w:trPr><w:tc><w:tcPr><w:tcW w:w="1512" w:type="dxa" /><w:tcBorders><w:top w:val="single" w:sz="5" w:space="0" w:color="D7D9DE" /><w:left w:val="single" w:sz="5" w:space="0" w:color="D7D9DE" /><w:bottom w:val="single" w:sz="5" w:space="0" w:color="D7D9DE" /><w:right w:val="single" w:sz="5" w:space="0" w:color="D7D9DE" /></w:tcBorders><w:tcMar><w:top w:w="55" w:type="dxa" /><w:left w:w="70" w:type="dxa" /><w:bottom w:w="55" w:type="dxa" /><w:right w:w="70" w:type="dxa" /></w:tcMar><w:vAlign w:val="center" /></w:tcPr><w:p><w:pPr><w:spacing w:after="0" w:line="240" w:lineRule="auto" /><w:jc w:val="center" /></w:pPr><w:r><w:rPr><w:rFonts w:ascii="Carlito" w:eastAsia="Carlito" w:hAnsi="Carlito" /><w:color w:val="252525" /><w:sz w:val="17" /></w:rPr><w:t>M0005</w:t></w:r></w:p></w:tc><w:tc><w:tcPr><w:tcW w:w="2044" w:type="dxa" /><w:tcBorders><w:top w:val="single" w:sz="5" w:space="0" w:color="D7D9DE" /><w:left w:val="single" w:sz="5" w:space="0" w:color="D7D9DE" /><w:bottom w:val="single" w:sz="5" w:space="0" w:color="D7D9DE" /><w:right w:val="single" w:sz="5" w:space="0" w:color="D7D9DE" /></w:tcBorders><w:tcMar><w:top w:w="55" w:type="dxa" /><w:left w:w="70" w:type="dxa" /><w:bottom w:w="55" w:type="dxa" /><w:right w:w="70" w:type="dxa" /></w:tcMar><w:vAlign w:val="center" /></w:tcPr><w:p><w:pPr><w:spacing w:after="0" w:line="240" w:lineRule="auto" /><w:jc w:val="center" /></w:pPr><w:r><w:rPr><w:rFonts w:ascii="Carlito" w:eastAsia="Carlito" w:hAnsi="Carlito" /><w:color w:val="252525" /><w:sz w:val="17" /></w:rPr><w:t>B00015 / 3</w:t></w:r></w:p></w:tc><w:tc><w:tcPr><w:tcW w:w="1944" w:type="dxa" /><w:tcBorders><w:top w:val="single" w:sz="5" w:space="0" w:color="D7D9DE" /><w:left w:val="single" w:sz="5" w:space="0" w:color="D7D9DE" /><w:bottom w:val="single" w:sz="5" w:space="0" w:color="D7D9DE" /><w:right w:val="single" w:sz="5" w:space="0" w:color="D7D9DE" /></w:tcBorders><w:tcMar><w:top w:w="55" w:type="dxa" /><w:left w:w="70" w:type="dxa" /><w:bottom w:w="55" w:type="dxa" /><w:right w:w="70" w:type="dxa" /></w:tcMar><w:vAlign w:val="center" /></w:tcPr><w:p><w:pPr><w:spacing w:after="0" w:line="240" w:lineRule="auto" /><w:jc w:val="center" /></w:pPr><w:r><w:rPr><w:rFonts w:ascii="Carlito" w:eastAsia="Carlito" w:hAnsi="Carlito" /><w:color w:val="252525" /><w:sz w:val="17" /></w:rPr><w:t>2026-07-01</w:t></w:r></w:p></w:tc><w:tc><w:tcPr><w:tcW w:w="2160" w:type="dxa" /><w:tcBorders><w:top w:val="single" w:sz="5" w:space="0" w:color="D7D9DE" /><w:left w:val="single" w:sz="5" w:space="0" w:color="D7D9DE" /><w:bottom w:val="single" w:sz="5" w:space="0" w:color="D7D9DE" /><w:right w:val="single" w:sz="5" w:space="0" w:color="D7D9DE" /></w:tcBorders><w:tcMar><w:top w:w="55" w:type="dxa" /><w:left w:w="70" w:type="dxa" /><w:bottom w:w="55" w:type="dxa" /><w:right w:w="70" w:type="dxa" /></w:tcMar><w:vAlign w:val="center" /></w:tcPr><w:p><w:pPr><w:spacing w:after="0" w:line="240" w:lineRule="auto" /><w:jc w:val="center" /></w:pPr><w:r><w:rPr><w:rFonts w:ascii="Carlito" w:eastAsia="Carlito" w:hAnsi="Carlito" /><w:color w:val="252525" /><w:sz w:val="17" /></w:rPr><w:t>NULL</w:t></w:r></w:p></w:tc><w:tc><w:tcPr><w:tcW w:w="2275" w:type="dxa" /><w:tcBorders><w:top w:val="single" w:sz="5" w:space="0" w:color="D7D9DE" /><w:left w:val="single" w:sz="5" w:space="0" w:color="D7D9DE" /><w:bottom w:val="single" w:sz="5" w:space="0" w:color="D7D9DE" /><w:right w:val="single" w:sz="5" w:space="0" w:color="D7D9DE" /></w:tcBorders><w:tcMar><w:top w:w="55" w:type="dxa" /><w:left w:w="70" w:type="dxa" /><w:bottom w:w="55" w:type="dxa" /><w:right w:w="70" w:type="dxa" /></w:tcMar><w:vAlign w:val="center" /></w:tcPr><w:p><w:pPr><w:spacing w:after="0" w:line="240" w:lineRule="auto" /><w:jc w:val="center" /></w:pPr><w:r><w:rPr><w:rFonts w:ascii="Carlito" w:eastAsia="Carlito" w:hAnsi="Carlito" /><w:color w:val="252525" /><w:sz w:val="17" /></w:rPr><w:t>Overdue</w:t></w:r></w:p></w:tc></w:tr><w:tr><w:trPr><w:cantSplit /><w:jc w:val="center" /></w:trPr><w:tc><w:tcPr><w:tcW w:w="1512" w:type="dxa" /><w:tcBorders><w:top w:val="single" w:sz="5" w:space="0" w:color="D7D9DE" /><w:left w:val="single" w:sz="5" w:space="0" w:color="D7D9DE" /><w:bottom w:val="single" w:sz="5" w:space="0" w:color="D7D9DE" /><w:right w:val="single" w:sz="5" w:space="0" w:color="D7D9DE" /></w:tcBorders><w:tcMar><w:top w:w="55" w:type="dxa" /><w:left w:w="70" w:type="dxa" /><w:bottom w:w="55" w:type="dxa" /><w:right w:w="70" w:type="dxa" /></w:tcMar><w:vAlign w:val="center" /></w:tcPr><w:p><w:pPr><w:spacing w:after="0" w:line="240" w:lineRule="auto" /><w:jc w:val="center" /></w:pPr><w:r><w:rPr><w:rFonts w:ascii="Carlito" w:eastAsia="Carlito" w:hAnsi="Carlito" /><w:color w:val="252525" /><w:sz w:val="17" /></w:rPr><w:t>M0006</w:t></w:r></w:p></w:tc><w:tc><w:tcPr><w:tcW w:w="2044" w:type="dxa" /><w:tcBorders><w:top w:val="single" w:sz="5" w:space="0" w:color="D7D9DE" /><w:left w:val="single" w:sz="5" w:space="0" w:color="D7D9DE" /><w:bottom w:val="single" w:sz="5" w:space="0" w:color="D7D9DE" /><w:right w:val="single" w:sz="5" w:space="0" w:color="D7D9DE" /></w:tcBorders><w:tcMar><w:top w:w="55" w:type="dxa" /><w:left w:w="70" w:type="dxa" /><w:bottom w:w="55" w:type="dxa" /><w:right w:w="70" w:type="dxa" /></w:tcMar><w:vAlign w:val="center" /></w:tcPr><w:p><w:pPr><w:spacing w:after="0" w:line="240" w:lineRule="auto" /><w:jc w:val="center" /></w:pPr><w:r><w:rPr><w:rFonts w:ascii="Carlito" w:eastAsia="Carlito" w:hAnsi="Carlito" /><w:color w:val="252525" /><w:sz w:val="17" /></w:rPr><w:t>B00016 / 1</w:t></w:r></w:p></w:tc><w:tc><w:tcPr><w:tcW w:w="1944" w:type="dxa" /><w:tcBorders><w:top w:val="single" w:sz="5" w:space="0" w:color="D7D9DE" /><w:left w:val="single" w:sz="5" w:space="0" w:color="D7D9DE" /><w:bottom w:val="single" w:sz="5" w:space="0" w:color="D7D9DE" /><w:right w:val="single" w:sz="5" w:space="0" w:color="D7D9DE" /></w:tcBorders><w:tcMar><w:top w:w="55" w:type="dxa" /><w:left w:w="70" w:type="dxa" /><w:bottom w:w="55" w:type="dxa" /><w:right w:w="70" w:type="dxa" /></w:tcMar><w:vAlign w:val="center" /></w:tcPr><w:p><w:pPr><w:spacing w:after="0" w:line="240" w:lineRule="auto" /><w:jc w:val="center" /></w:pPr><w:r><w:rPr><w:rFonts w:ascii="Carlito" w:eastAsia="Carlito" w:hAnsi="Carlito" /><w:color w:val="252525" /><w:sz w:val="17" /></w:rPr><w:t>2026-06-12</w:t></w:r></w:p></w:tc><w:tc><w:tcPr><w:tcW w:w="2160" w:type="dxa" /><w:tcBorders><w:top w:val="single" w:sz="5" w:space="0" w:color="D7D9DE" /><w:left w:val="single" w:sz="5" w:space="0" w:color="D7D9DE" /><w:bottom w:val="single" w:sz="5" w:space="0" w:color="D7D9DE" /><w:right w:val="single" w:sz="5" w:space="0" w:color="D7D9DE" /></w:tcBorders><w:tcMar><w:top w:w="55" w:type="dxa" /><w:left w:w="70" w:type="dxa" /><w:bottom w:w="55" w:type="dxa" /><w:right w:w="70" w:type="dxa" /></w:tcMar><w:vAlign w:val="center" /></w:tcPr><w:p><w:pPr><w:spacing w:after="0" w:line="240" w:lineRule="auto" /><w:jc w:val="center" /></w:pPr><w:r><w:rPr><w:rFonts w:ascii="Carlito" w:eastAsia="Carlito" w:hAnsi="Carlito" /><w:color w:val="252525" /><w:sz w:val="17" /></w:rPr><w:t>2026-06-10</w:t></w:r></w:p></w:tc><w:tc><w:tcPr><w:tcW w:w="2275" w:type="dxa" /><w:tcBorders><w:top w:val="single" w:sz="5" w:space="0" w:color="D7D9DE" /><w:left w:val="single" w:sz="5" w:space="0" w:color="D7D9DE" /><w:bottom w:val="single" w:sz="5" w:space="0" w:color="D7D9DE" /><w:right w:val="single" w:sz="5" w:space="0" w:color="D7D9DE" /></w:tcBorders><w:tcMar><w:top w:w="55" w:type="dxa" /><w:left w:w="70" w:type="dxa" /><w:bottom w:w="55" w:type="dxa" /><w:right w:w="70" w:type="dxa" /></w:tcMar><w:vAlign w:val="center" /></w:tcPr><w:p><w:pPr><w:spacing w:after="0" w:line="240" w:lineRule="auto" /><w:jc w:val="center" /></w:pPr><w:r><w:rPr><w:rFonts w:ascii="Carlito" w:eastAsia="Carlito" w:hAnsi="Carlito" /><w:color w:val="252525" /><w:sz w:val="17" /></w:rPr><w:t>Exclude</w:t></w:r></w:p></w:tc></w:tr><w:tr><w:trPr><w:cantSplit /><w:jc w:val="center" /></w:trPr><w:tc><w:tcPr><w:tcW w:w="1512" w:type="dxa" /><w:tcBorders><w:top w:val="single" w:sz="5" w:space="0" w:color="D7D9DE" /><w:left w:val="single" w:sz="5" w:space="0" w:color="D7D9DE" /><w:bottom w:val="single" w:sz="5" w:space="0" w:color="D7D9DE" /><w:right w:val="single" w:sz="5" w:space="0" w:color="D7D9DE" /></w:tcBorders><w:tcMar><w:top w:w="55" w:type="dxa" /><w:left w:w="70" w:type="dxa" /><w:bottom w:w="55" w:type="dxa" /><w:right w:w="70" w:type="dxa" /></w:tcMar><w:vAlign w:val="center" /></w:tcPr><w:p><w:pPr><w:spacing w:after="0" w:line="240" w:lineRule="auto" /><w:jc w:val="center" /></w:pPr><w:r><w:rPr><w:rFonts w:ascii="Carlito" w:eastAsia="Carlito" w:hAnsi="Carlito" /><w:color w:val="252525" /><w:sz w:val="17" /></w:rPr><w:t>M0007</w:t></w:r></w:p></w:tc><w:tc><w:tcPr><w:tcW w:w="2044" w:type="dxa" /><w:tcBorders><w:top w:val="single" w:sz="5" w:space="0" w:color="D7D9DE" /><w:left w:val="single" w:sz="5" w:space="0" w:color="D7D9DE" /><w:bottom w:val="single" w:sz="5" w:space="0" w:color="D7D9DE" /><w:right w:val="single" w:sz="5" w:space="0" w:color="D7D9DE" /></w:tcBorders><w:tcMar><w:top w:w="55" w:type="dxa" /><w:left w:w="70" w:type="dxa" /><w:bottom w:w="55" w:type="dxa" /><w:right w:w="70" w:type="dxa" /></w:tcMar><w:vAlign w:val="center" /></w:tcPr><w:p><w:pPr><w:spacing w:after="0" w:line="240" w:lineRule="auto" /><w:jc w:val="center" /></w:pPr><w:r><w:rPr><w:rFonts w:ascii="Carlito" w:eastAsia="Carlito" w:hAnsi="Carlito" /><w:color w:val="252525" /><w:sz w:val="17" /></w:rPr><w:t>B00017 / 1</w:t></w:r></w:p></w:tc><w:tc><w:tcPr><w:tcW w:w="1944" w:type="dxa" /><w:tcBorders><w:top w:val="single" w:sz="5" w:space="0" w:color="D7D9DE" /><w:left w:val="single" w:sz="5" w:space="0" w:color="D7D9DE" /><w:bottom w:val="single" w:sz="5" w:space="0" w:color="D7D9DE" /><w:right w:val="single" w:sz="5" w:space="0" w:color="D7D9DE" /></w:tcBorders><w:tcMar><w:top w:w="55" w:type="dxa" /><w:left w:w="70" w:type="dxa" /><w:bottom w:w="55" w:type="dxa" /><w:right w:w="70" w:type="dxa" /></w:tcMar><w:vAlign w:val="center" /></w:tcPr><w:p><w:pPr><w:spacing w:after="0" w:line="240" w:lineRule="auto" /><w:jc w:val="center" /></w:pPr><w:r><w:rPr><w:rFonts w:ascii="Carlito" w:eastAsia="Carlito" w:hAnsi="Carlito" /><w:color w:val="252525" /><w:sz w:val="17" /></w:rPr><w:t>2026-07-30</w:t></w:r></w:p></w:tc><w:tc><w:tcPr><w:tcW w:w="2160" w:type="dxa" /><w:tcBorders><w:top w:val="single" w:sz="5" w:space="0" w:color="D7D9DE" /><w:left w:val="single" w:sz="5" w:space="0" w:color="D7D9DE" /><w:bottom w:val="single" w:sz="5" w:space="0" w:color="D7D9DE" /><w:right w:val="single" w:sz="5" w:space="0" w:color="D7D9DE" /></w:tcBorders><w:tcMar><w:top w:w="55" w:type="dxa" /><w:left w:w="70" w:type="dxa" /><w:bottom w:w="55" w:type="dxa" /><w:right w:w="70" w:type="dxa" /></w:tcMar><w:vAlign w:val="center" /></w:tcPr><w:p><w:pPr><w:spacing w:after="0" w:line="240" w:lineRule="auto" /><w:jc w:val="center" /></w:pPr><w:r><w:rPr><w:rFonts w:ascii="Carlito" w:eastAsia="Carlito" w:hAnsi="Carlito" /><w:color w:val="252525" /><w:sz w:val="17" /></w:rPr><w:t>NULL</w:t></w:r></w:p></w:tc><w:tc><w:tcPr><w:tcW w:w="2275" w:type="dxa" /><w:tcBorders><w:top w:val="single" w:sz="5" w:space="0" w:color="D7D9DE" /><w:left w:val="single" w:sz="5" w:space="0" w:color="D7D9DE" /><w:bottom w:val="single" w:sz="5" w:space="0" w:color="D7D9DE" /><w:right w:val="single" w:sz="5" w:space="0" w:color="D7D9DE" /></w:tcBorders><w:tcMar><w:top w:w="55" w:type="dxa" /><w:left w:w="70" w:type="dxa" /><w:bottom w:w="55" w:type="dxa" /><w:right w:w="70" w:type="dxa" /></w:tcMar><w:vAlign w:val="center" /></w:tcPr><w:p><w:pPr><w:spacing w:after="0" w:line="240" w:lineRule="auto" /><w:jc w:val="center" /></w:pPr><w:r><w:rPr><w:rFonts w:ascii="Carlito" w:eastAsia="Carlito" w:hAnsi="Carlito" /><w:color w:val="252525" /><w:sz w:val="17" /></w:rPr><w:t>Not due</w:t></w:r></w:p></w:tc></w:tr><w:tr><w:trPr><w:cantSplit /><w:jc w:val="center" /></w:trPr><w:tc><w:tcPr><w:tcW w:w="1512" w:type="dxa" /><w:tcBorders><w:top w:val="single" w:sz="5" w:space="0" w:color="D7D9DE" /><w:left w:val="single" w:sz="5" w:space="0" w:color="D7D9DE" /><w:bottom w:val="single" w:sz="5" w:space="0" w:color="D7D9DE" /><w:right w:val="single" w:sz="5" w:space="0" w:color="D7D9DE" /></w:tcBorders><w:tcMar><w:top w:w="55" w:type="dxa" /><w:left w:w="70" w:type="dxa" /><w:bottom w:w="55" w:type="dxa" /><w:right w:w="70" w:type="dxa" /></w:tcMar><w:vAlign w:val="center" /></w:tcPr><w:p><w:pPr><w:spacing w:after="0" w:line="240" w:lineRule="auto" /><w:jc w:val="center" /></w:pPr><w:r><w:rPr><w:rFonts w:ascii="Carlito" w:eastAsia="Carlito" w:hAnsi="Carlito" /><w:color w:val="252525" /><w:sz w:val="17" /></w:rPr><w:t>M0008</w:t></w:r></w:p></w:tc><w:tc><w:tcPr><w:tcW w:w="2044" w:type="dxa" /><w:tcBorders><w:top w:val="single" w:sz="5" w:space="0" w:color="D7D9DE" /><w:left w:val="single" w:sz="5" w:space="0" w:color="D7D9DE" /><w:bottom w:val="single" w:sz="5" w:space="0" w:color="D7D9DE" /><w:right w:val="single" w:sz="5" w:space="0" w:color="D7D9DE" /></w:tcBorders><w:tcMar><w:top w:w="55" w:type="dxa" /><w:left w:w="70" w:type="dxa" /><w:bottom w:w="55" w:type="dxa" /><w:right w:w="70" w:type="dxa" /></w:tcMar><w:vAlign w:val="center" /></w:tcPr><w:p><w:pPr><w:spacing w:after="0" w:line="240" w:lineRule="auto" /><w:jc w:val="center" /></w:pPr><w:r><w:rPr><w:rFonts w:ascii="Carlito" w:eastAsia="Carlito" w:hAnsi="Carlito" /><w:color w:val="252525" /><w:sz w:val="17" /></w:rPr><w:t>B00018 / 2</w:t></w:r></w:p></w:tc><w:tc><w:tcPr><w:tcW w:w="1944" w:type="dxa" /><w:tcBorders><w:top w:val="single" w:sz="5" w:space="0" w:color="D7D9DE" /><w:left w:val="single" w:sz="5" w:space="0" w:color="D7D9DE" /><w:bottom w:val="single" w:sz="5" w:space="0" w:color="D7D9DE" /><w:right w:val="single" w:sz="5" w:space="0" w:color="D7D9DE" /></w:tcBorders><w:tcMar><w:top w:w="55" w:type="dxa" /><w:left w:w="70" w:type="dxa" /><w:bottom w:w="55" w:type="dxa" /><w:right w:w="70" w:type="dxa" /></w:tcMar><w:vAlign w:val="center" /></w:tcPr><w:p><w:pPr><w:spacing w:after="0" w:line="240" w:lineRule="auto" /><w:jc w:val="center" /></w:pPr><w:r><w:rPr><w:rFonts w:ascii="Carlito" w:eastAsia="Carlito" w:hAnsi="Carlito" /><w:color w:val="252525" /><w:sz w:val="17" /></w:rPr><w:t>2026-07-20</w:t></w:r></w:p></w:tc><w:tc><w:tcPr><w:tcW w:w="2160" w:type="dxa" /><w:tcBorders><w:top w:val="single" w:sz="5" w:space="0" w:color="D7D9DE" /><w:left w:val="single" w:sz="5" w:space="0" w:color="D7D9DE" /><w:bottom w:val="single" w:sz="5" w:space="0" w:color="D7D9DE" /><w:right w:val="single" w:sz="5" w:space="0" w:color="D7D9DE" /></w:tcBorders><w:tcMar><w:top w:w="55" w:type="dxa" /><w:left w:w="70" w:type="dxa" /><w:bottom w:w="55" w:type="dxa" /><w:right w:w="70" w:type="dxa" /></w:tcMar><w:vAlign w:val="center" /></w:tcPr><w:p><w:pPr><w:spacing w:after="0" w:line="240" w:lineRule="auto" /><w:jc w:val="center" /></w:pPr><w:r><w:rPr><w:rFonts w:ascii="Carlito" w:eastAsia="Carlito" w:hAnsi="Carlito" /><w:color w:val="252525" /><w:sz w:val="17" /></w:rPr><w:t>2026-07-20</w:t></w:r></w:p></w:tc><w:tc><w:tcPr><w:tcW w:w="2275" w:type="dxa" /><w:tcBorders><w:top w:val="single" w:sz="5" w:space="0" w:color="D7D9DE" /><w:left w:val="single" w:sz="5" w:space="0" w:color="D7D9DE" /><w:bottom w:val="single" w:sz="5" w:space="0" w:color="D7D9DE" /><w:right w:val="single" w:sz="5" w:space="0" w:color="D7D9DE" /></w:tcBorders><w:tcMar><w:top w:w="55" w:type="dxa" /><w:left w:w="70" w:type="dxa" /><w:bottom w:w="55" w:type="dxa" /><w:right w:w="70" w:type="dxa" /></w:tcMar><w:vAlign w:val="center" /></w:tcPr><w:p><w:pPr><w:spacing w:after="0" w:line="240" w:lineRule="auto" /><w:jc w:val="center" /></w:pPr><w:r><w:rPr><w:rFonts w:ascii="Carlito" w:eastAsia="Carlito" w:hAnsi="Carlito" /><w:color w:val="252525" /><w:sz w:val="17" /></w:rPr><w:t>Exclude</w:t></w:r></w:p></w:tc></w:tr></w:tbl><w:p><w:pPr><w:pStyle w:val="ReportSubheading" /></w:pPr><w:r><w:t>Plan comparison</w:t></w:r></w:p><w:tbl><w:tblPr><w:tblW w:w="0" w:type="auto" /><w:jc w:val="center" /><w:tblLayout w:type="fixed" /><w:tblLook w:val="04A0" w:firstRow="1" w:lastRow="0" w:firstColumn="1" w:lastColumn="0" w:noHBand="0" w:noVBand="1" /></w:tblPr><w:tblGrid><w:gridCol w:w="9936" /></w:tblGrid><w:tr><w:trPr><w:cantSplit /><w:jc w:val="center" /></w:trPr><w:tc><w:tcPr><w:tcW w:w="9936" w:type="dxa" /><w:tcBorders><w:top w:val="single" w:sz="6" w:space="0" w:color="D7D9DE" /><w:left w:val="single" w:sz="6" w:space="0" w:color="D7D9DE" /><w:bottom w:val="single" w:sz="6" w:space="0" w:color="D7D9DE" /><w:right w:val="single" w:sz="6" w:space="0" w:color="D7D9DE" /></w:tcBorders><w:tcMar><w:top w:w="75" w:type="dxa" /><w:left w:w="95" w:type="dxa" /><w:bottom w:w="75" w:type="dxa" /><w:right w:w="95" w:type="dxa" /></w:tcMar></w:tcPr><w:p><w:pPr><w:spacing w:after="0" w:line="228" w:lineRule="auto" /></w:pPr><w:r><w:rPr><w:rFonts w:ascii="Liberation Mono" w:eastAsia="Liberation Mono" w:hAnsi="Liberation Mono" /><w:color w:val="1C1C1C" /><w:sz w:val="17" /></w:rPr><w:t>-- Baseline plan, deliberately ignoring the proposed key</w:t></w:r><w:r><w:br /></w:r><w:r><w:rPr><w:rFonts w:ascii="Liberation Mono" w:eastAsia="Liberation Mono" w:hAnsi="Liberation Mono" /><w:color w:val="1C1C1C" /><w:sz w:val="17" /></w:rPr><w:t>EXPLAIN ANALYZE</w:t></w:r><w:r><w:br /></w:r><w:r><w:rPr><w:rFonts w:ascii="Liberation Mono" w:eastAsia="Liberation Mono" w:hAnsi="Liberation Mono" /><w:color w:val="1C1C1C" /><w:sz w:val="17" /></w:rPr><w:t xml:space="preserve">SELECT </w:t></w:r><w:proofErr w:type="spellStart" /><w:r><w:rPr><w:rFonts w:ascii="Liberation Mono" w:eastAsia="Liberation Mono" w:hAnsi="Liberation Mono" /><w:color w:val="1C1C1C" /><w:sz w:val="17" /></w:rPr><w:t>MemberID</w:t></w:r><w:proofErr w:type="spellEnd" /><w:r><w:rPr><w:rFonts w:ascii="Liberation Mono" w:eastAsia="Liberation Mono" w:hAnsi="Liberation Mono" /><w:color w:val="1C1C1C" /><w:sz w:val="17" /></w:rPr><w:t xml:space="preserve">, </w:t></w:r><w:proofErr w:type="spellStart" /><w:r><w:rPr><w:rFonts w:ascii="Liberation Mono" w:eastAsia="Liberation Mono" w:hAnsi="Liberation Mono" /><w:color w:val="1C1C1C" /><w:sz w:val="17" /></w:rPr><w:t>BookID</w:t></w:r><w:proofErr w:type="spellEnd" /><w:r><w:rPr><w:rFonts w:ascii="Liberation Mono" w:eastAsia="Liberation Mono" w:hAnsi="Liberation Mono" /><w:color w:val="1C1C1C" /><w:sz w:val="17" /></w:rPr><w:t xml:space="preserve">, </w:t></w:r><w:proofErr w:type="spellStart" /><w:r><w:rPr><w:rFonts w:ascii="Liberation Mono" w:eastAsia="Liberation Mono" w:hAnsi="Liberation Mono" /><w:color w:val="1C1C1C" /><w:sz w:val="17" /></w:rPr><w:t>CopySeqNo</w:t></w:r><w:proofErr w:type="spellEnd" /><w:r><w:rPr><w:rFonts w:ascii="Liberation Mono" w:eastAsia="Liberation Mono" w:hAnsi="Liberation Mono" /><w:color w:val="1C1C1C" /><w:sz w:val="17" /></w:rPr><w:t xml:space="preserve">, </w:t></w:r><w:proofErr w:type="spellStart" /><w:r><w:rPr><w:rFonts w:ascii="Liberation Mono" w:eastAsia="Liberation Mono" w:hAnsi="Liberation Mono" /><w:color w:val="1C1C1C" /><w:sz w:val="17" /></w:rPr><w:t>DueDate</w:t></w:r><w:proofErr w:type="spellEnd" /><w:r><w:br /></w:r><w:r><w:rPr><w:rFonts w:ascii="Liberation Mono" w:eastAsia="Liberation Mono" w:hAnsi="Liberation Mono" /><w:color w:val="1C1C1C" /><w:sz w:val="17" /></w:rPr><w:t>FROM Loan IGNORE INDEX (</w:t></w:r><w:proofErr w:type="spellStart" /><w:r><w:rPr><w:rFonts w:ascii="Liberation Mono" w:eastAsia="Liberation Mono" w:hAnsi="Liberation Mono" /><w:color w:val="1C1C1C" /><w:sz w:val="17" /></w:rPr><w:t>ix_loan_open_due_cover</w:t></w:r><w:proofErr w:type="spellEnd" /><w:r><w:rPr><w:rFonts w:ascii="Liberation Mono" w:eastAsia="Liberation Mono" w:hAnsi="Liberation Mono" /><w:color w:val="1C1C1C" /><w:sz w:val="17" /></w:rPr><w:t>)</w:t></w:r><w:r><w:br /></w:r><w:r><w:rPr><w:rFonts w:ascii="Liberation Mono" w:eastAsia="Liberation Mono" w:hAnsi="Liberation Mono" /><w:color w:val="1C1C1C" /><w:sz w:val="17" /></w:rPr><w:t xml:space="preserve">WHERE </w:t></w:r><w:proofErr w:type="spellStart" /><w:r><w:rPr><w:rFonts w:ascii="Liberation Mono" w:eastAsia="Liberation Mono" w:hAnsi="Liberation Mono" /><w:color w:val="1C1C1C" /><w:sz w:val="17" /></w:rPr><w:t>ReturnDatetime</w:t></w:r><w:proofErr w:type="spellEnd" /><w:r><w:rPr><w:rFonts w:ascii="Liberation Mono" w:eastAsia="Liberation Mono" w:hAnsi="Liberation Mono" /><w:color w:val="1C1C1C" /><w:sz w:val="17" /></w:rPr><w:t xml:space="preserve"> IS NULL</w:t></w:r><w:r><w:br /></w:r><w:r><w:rPr><w:rFonts w:ascii="Liberation Mono" w:eastAsia="Liberation Mono" w:hAnsi="Liberation Mono" /><w:color w:val="1C1C1C" /><w:sz w:val="17" /></w:rPr><w:t xml:space="preserve">  AND </w:t></w:r><w:proofErr w:type="spellStart" /><w:r><w:rPr><w:rFonts w:ascii="Liberation Mono" w:eastAsia="Liberation Mono" w:hAnsi="Liberation Mono" /><w:color w:val="1C1C1C" /><w:sz w:val="17" /></w:rPr><w:t>DueDate</w:t></w:r><w:proofErr w:type="spellEnd" /><w:r><w:rPr><w:rFonts w:ascii="Liberation Mono" w:eastAsia="Liberation Mono" w:hAnsi="Liberation Mono" /><w:color w:val="1C1C1C" /><w:sz w:val="17" /></w:rPr><w:t xml:space="preserve"> &lt; '2026-07-21'</w:t></w:r><w:r><w:br /></w:r><w:r><w:rPr><w:rFonts w:ascii="Liberation Mono" w:eastAsia="Liberation Mono" w:hAnsi="Liberation Mono" /><w:color w:val="1C1C1C" /><w:sz w:val="17" /></w:rPr><w:t xml:space="preserve">ORDER BY </w:t></w:r><w:proofErr w:type="spellStart" /><w:r><w:rPr><w:rFonts w:ascii="Liberation Mono" w:eastAsia="Liberation Mono" w:hAnsi="Liberation Mono" /><w:color w:val="1C1C1C" /><w:sz w:val="17" /></w:rPr><w:t>DueDate</w:t></w:r><w:proofErr w:type="spellEnd" /><w:r><w:rPr><w:rFonts w:ascii="Liberation Mono" w:eastAsia="Liberation Mono" w:hAnsi="Liberation Mono" /><w:color w:val="1C1C1C" /><w:sz w:val="17" /></w:rPr><w:t xml:space="preserve">, </w:t></w:r><w:proofErr w:type="spellStart" /><w:r><w:rPr><w:rFonts w:ascii="Liberation Mono" w:eastAsia="Liberation Mono" w:hAnsi="Liberation Mono" /><w:color w:val="1C1C1C" /><w:sz w:val="17" /></w:rPr><w:t>MemberID</w:t></w:r><w:proofErr w:type="spellEnd" /><w:r><w:rPr><w:rFonts w:ascii="Liberation Mono" w:eastAsia="Liberation Mono" w:hAnsi="Liberation Mono" /><w:color w:val="1C1C1C" /><w:sz w:val="17" /></w:rPr><w:t>;</w:t></w:r><w:r><w:br /></w:r><w:r><w:br /></w:r><w:r><w:rPr><w:rFonts w:ascii="Liberation Mono" w:eastAsia="Liberation Mono" w:hAnsi="Liberation Mono" /><w:color w:val="1C1C1C" /><w:sz w:val="17" /></w:rPr><w:t>-- Run the same EXPLAIN ANALYZE again without IGNORE INDEX.</w:t></w:r></w:p></w:tc></w:tr></w:tbl><w:p><w:pPr><w:pStyle w:val="ReportBody" /></w:pPr><w:r><w:t>Both versions must return the same three rows. The comparison is useful only when the result is first checked for correctness, then the plan is inspected for access method, actual rows, loops and elapsed time. EXPLAIN ANALYZE executes the statement and reports actual iterator information rather than estimates alone [3].</w:t></w:r></w:p><w:p><w:pPr><w:spacing w:after="0" /></w:pPr><w:r><w:br w:type="page" /></w:r></w:p><w:p><w:pPr><w:pStyle w:val="ReportHeading" /><w:pBdr><w:bottom w:val="single" w:sz="10" w:space="2" w:color="8ED14B" /></w:pBdr></w:pPr><w:r><w:lastRenderedPageBreak /><w:t>5. Result and interpretation</w:t></w:r></w:p><w:tbl><w:tblPr><w:tblW w:w="0" w:type="auto" /><w:jc w:val="center" /><w:tblLayout w:type="fixed" /><w:tblLook w:val="04A0" w:firstRow="1" w:lastRow="0" w:firstColumn="1" w:lastColumn="0" w:noHBand="0" w:noVBand="1" /></w:tblPr><w:tblGrid><w:gridCol w:w="2664" /><w:gridCol w:w="2448" /><w:gridCol w:w="2520" /><w:gridCol w:w="2304" /></w:tblGrid><w:tr><w:trPr><w:cantSplit /><w:tblHeader /><w:jc w:val="center" /></w:trPr><w:tc><w:tcPr><w:tcW w:w="2664" w:type="dxa" /><w:tcBorders><w:top w:val="single" w:sz="5" w:space="0" w:color="D7D9DE" /><w:left w:val="single" w:sz="5" w:space="0" w:color="D7D9DE" /><w:bottom w:val="single" w:sz="5" w:space="0" w:color="D7D9DE" /><w:right w:val="single" w:sz="5" w:space="0" w:color="D7D9DE" /></w:tcBorders><w:tcMar><w:top w:w="55" w:type="dxa" /><w:left w:w="70" w:type="dxa" /><w:bottom w:w="55" w:type="dxa" /><w:right w:w="70" w:type="dxa" /></w:tcMar><w:vAlign w:val="center" /></w:tcPr><w:p><w:pPr><w:spacing w:after="0" w:line="240" w:lineRule="auto" /><w:jc w:val="center" /></w:pPr><w:r><w:rPr><w:rFonts w:ascii="Carlito" w:eastAsia="Carlito" w:hAnsi="Carlito" /><w:b /><w:color w:val="1C1C1C" /><w:sz w:val="19" /></w:rPr><w:t>Due date</w:t></w:r></w:p></w:tc><w:tc><w:tcPr><w:tcW w:w="2448" w:type="dxa" /><w:tcBorders><w:top w:val="single" w:sz="5" w:space="0" w:color="D7D9DE" /><w:left w:val="single" w:sz="5" w:space="0" w:color="D7D9DE" /><w:bottom w:val="single" w:sz="5" w:space="0" w:color="D7D9DE" /><w:right w:val="single" w:sz="5" w:space="0" w:color="D7D9DE" /></w:tcBorders><w:tcMar><w:top w:w="55" w:type="dxa" /><w:left w:w="70" w:type="dxa" /><w:bottom w:w="55" w:type="dxa" /><w:right w:w="70" w:type="dxa" /></w:tcMar><w:vAlign w:val="center" /></w:tcPr><w:p><w:pPr><w:spacing w:after="0" w:line="240" w:lineRule="auto" /><w:jc w:val="center" /></w:pPr><w:r><w:rPr><w:rFonts w:ascii="Carlito" w:eastAsia="Carlito" w:hAnsi="Carlito" /><w:b /><w:color w:val="1C1C1C" /><w:sz w:val="19" /></w:rPr><w:t>Member</w:t></w:r></w:p></w:tc><w:tc><w:tcPr><w:tcW w:w="2520" w:type="dxa" /><w:tcBorders><w:top w:val="single" w:sz="5" w:space="0" w:color="D7D9DE" /><w:left w:val="single" w:sz="5" w:space="0" w:color="D7D9DE" /><w:bottom w:val="single" w:sz="5" w:space="0" w:color="D7D9DE" /><w:right w:val="single" w:sz="5" w:space="0" w:color="D7D9DE" /></w:tcBorders><w:tcMar><w:top w:w="55" w:type="dxa" /><w:left w:w="70" w:type="dxa" /><w:bottom w:w="55" w:type="dxa" /><w:right w:w="70" w:type="dxa" /></w:tcMar><w:vAlign w:val="center" /></w:tcPr><w:p><w:pPr><w:spacing w:after="0" w:line="240" w:lineRule="auto" /><w:jc w:val="center" /></w:pPr><w:r><w:rPr><w:rFonts w:ascii="Carlito" w:eastAsia="Carlito" w:hAnsi="Carlito" /><w:b /><w:color w:val="1C1C1C" /><w:sz w:val="19" /></w:rPr><w:t>Book</w:t></w:r></w:p></w:tc><w:tc><w:tcPr><w:tcW w:w="2304" w:type="dxa" /><w:tcBorders><w:top w:val="single" w:sz="5" w:space="0" w:color="D7D9DE" /><w:left w:val="single" w:sz="5" w:space="0" w:color="D7D9DE" /><w:bottom w:val="single" w:sz="5" w:space="0" w:color="D7D9DE" /><w:right w:val="single" w:sz="5" w:space="0" w:color="D7D9DE" /></w:tcBorders><w:tcMar><w:top w:w="55" w:type="dxa" /><w:left w:w="70" w:type="dxa" /><w:bottom w:w="55" w:type="dxa" /><w:right w:w="70" w:type="dxa" /></w:tcMar><w:vAlign w:val="center" /></w:tcPr><w:p><w:pPr><w:spacing w:after="0" w:line="240" w:lineRule="auto" /><w:jc w:val="center" /></w:pPr><w:r><w:rPr><w:rFonts w:ascii="Carlito" w:eastAsia="Carlito" w:hAnsi="Carlito" /><w:b /><w:color w:val="1C1C1C" /><w:sz w:val="19" /></w:rPr><w:t>Copy</w:t></w:r></w:p></w:tc></w:tr><w:tr><w:trPr><w:cantSplit /><w:jc w:val="center" /></w:trPr><w:tc><w:tcPr><w:tcW w:w="2664" w:type="dxa" /><w:tcBorders><w:top w:val="single" w:sz="5" w:space="0" w:color="D7D9DE" /><w:left w:val="single" w:sz="5" w:space="0" w:color="D7D9DE" /><w:bottom w:val="single" w:sz="5" w:space="0" w:color="D7D9DE" /><w:right w:val="single" w:sz="5" w:space="0" w:color="D7D9DE" /></w:tcBorders><w:tcMar><w:top w:w="55" w:type="dxa" /><w:left w:w="70" w:type="dxa" /><w:bottom w:w="55" w:type="dxa" /><w:right w:w="70" w:type="dxa" /></w:tcMar><w:vAlign w:val="center" /></w:tcPr><w:p><w:pPr><w:spacing w:after="0" w:line="240" w:lineRule="auto" /><w:jc w:val="center" /></w:pPr><w:r><w:rPr><w:rFonts w:ascii="Carlito" w:eastAsia="Carlito" w:hAnsi="Carlito" /><w:color w:val="252525" /><w:sz w:val="19" /></w:rPr><w:t>2026-05-30</w:t></w:r></w:p></w:tc><w:tc><w:tcPr><w:tcW w:w="2448" w:type="dxa" /><w:tcBorders><w:top w:val="single" w:sz="5" w:space="0" w:color="D7D9DE" /><w:left w:val="single" w:sz="5" w:space="0" w:color="D7D9DE" /><w:bottom w:val="single" w:sz="5" w:space="0" w:color="D7D9DE" /><w:right w:val="single" w:sz="5" w:space="0" w:color="D7D9DE" /></w:tcBorders><w:tcMar><w:top w:w="55" w:type="dxa" /><w:left w:w="70" w:type="dxa" /><w:bottom w:w="55" w:type="dxa" /><w:right w:w="70" w:type="dxa" /></w:tcMar><w:vAlign w:val="center" /></w:tcPr><w:p><w:pPr><w:spacing w:after="0" w:line="240" w:lineRule="auto" /><w:jc w:val="center" /></w:pPr><w:r><w:rPr><w:rFonts w:ascii="Carlito" w:eastAsia="Carlito" w:hAnsi="Carlito" /><w:color w:val="252525" /><w:sz w:val="19" /></w:rPr><w:t>M0004</w:t></w:r></w:p></w:tc><w:tc><w:tcPr><w:tcW w:w="2520" w:type="dxa" /><w:tcBorders><w:top w:val="single" w:sz="5" w:space="0" w:color="D7D9DE" /><w:left w:val="single" w:sz="5" w:space="0" w:color="D7D9DE" /><w:bottom w:val="single" w:sz="5" w:space="0" w:color="D7D9DE" /><w:right w:val="single" w:sz="5" w:space="0" w:color="D7D9DE" /></w:tcBorders><w:tcMar><w:top w:w="55" w:type="dxa" /><w:left w:w="70" w:type="dxa" /><w:bottom w:w="55" w:type="dxa" /><w:right w:w="70" w:type="dxa" /></w:tcMar><w:vAlign w:val="center" /></w:tcPr><w:p><w:pPr><w:spacing w:after="0" w:line="240" w:lineRule="auto" /><w:jc w:val="center" /></w:pPr><w:r><w:rPr><w:rFonts w:ascii="Carlito" w:eastAsia="Carlito" w:hAnsi="Carlito" /><w:color w:val="252525" /><w:sz w:val="19" /></w:rPr><w:t>B00014</w:t></w:r></w:p></w:tc><w:tc><w:tcPr><w:tcW w:w="2304" w:type="dxa" /><w:tcBorders><w:top w:val="single" w:sz="5" w:space="0" w:color="D7D9DE" /><w:left w:val="single" w:sz="5" w:space="0" w:color="D7D9DE" /><w:bottom w:val="single" w:sz="5" w:space="0" w:color="D7D9DE" /><w:right w:val="single" w:sz="5" w:space="0" w:color="D7D9DE" /></w:tcBorders><w:tcMar><w:top w:w="55" w:type="dxa" /><w:left w:w="70" w:type="dxa" /><w:bottom w:w="55" w:type="dxa" /><w:right w:w="70" w:type="dxa" /></w:tcMar><w:vAlign w:val="center" /></w:tcPr><w:p><w:pPr><w:spacing w:after="0" w:line="240" w:lineRule="auto" /><w:jc w:val="center" /></w:pPr><w:r><w:rPr><w:rFonts w:ascii="Carlito" w:eastAsia="Carlito" w:hAnsi="Carlito" /><w:color w:val="252525" /><w:sz w:val="19" /></w:rPr><w:t>1</w:t></w:r></w:p></w:tc></w:tr><w:tr><w:trPr><w:cantSplit /><w:jc w:val="center" /></w:trPr><w:tc><w:tcPr><w:tcW w:w="2664" w:type="dxa" /><w:tcBorders><w:top w:val="single" w:sz="5" w:space="0" w:color="D7D9DE" /><w:left w:val="single" w:sz="5" w:space="0" w:color="D7D9DE" /><w:bottom w:val="single" w:sz="5" w:space="0" w:color="D7D9DE" /><w:right w:val="single" w:sz="5" w:space="0" w:color="D7D9DE" /></w:tcBorders><w:tcMar><w:top w:w="55" w:type="dxa" /><w:left w:w="70" w:type="dxa" /><w:bottom w:w="55" w:type="dxa" /><w:right w:w="70" w:type="dxa" /></w:tcMar><w:vAlign w:val="center" /></w:tcPr><w:p><w:pPr><w:spacing w:after="0" w:line="240" w:lineRule="auto" /><w:jc w:val="center" /></w:pPr><w:r><w:rPr><w:rFonts w:ascii="Carlito" w:eastAsia="Carlito" w:hAnsi="Carlito" /><w:color w:val="252525" /><w:sz w:val="19" /></w:rPr><w:t>2026-06-03</w:t></w:r></w:p></w:tc><w:tc><w:tcPr><w:tcW w:w="2448" w:type="dxa" /><w:tcBorders><w:top w:val="single" w:sz="5" w:space="0" w:color="D7D9DE" /><w:left w:val="single" w:sz="5" w:space="0" w:color="D7D9DE" /><w:bottom w:val="single" w:sz="5" w:space="0" w:color="D7D9DE" /><w:right w:val="single" w:sz="5" w:space="0" w:color="D7D9DE" /></w:tcBorders><w:tcMar><w:top w:w="55" w:type="dxa" /><w:left w:w="70" w:type="dxa" /><w:bottom w:w="55" w:type="dxa" /><w:right w:w="70" w:type="dxa" /></w:tcMar><w:vAlign w:val="center" /></w:tcPr><w:p><w:pPr><w:spacing w:after="0" w:line="240" w:lineRule="auto" /><w:jc w:val="center" /></w:pPr><w:r><w:rPr><w:rFonts w:ascii="Carlito" w:eastAsia="Carlito" w:hAnsi="Carlito" /><w:color w:val="252525" /><w:sz w:val="19" /></w:rPr><w:t>M0001</w:t></w:r></w:p></w:tc><w:tc><w:tcPr><w:tcW w:w="2520" w:type="dxa" /><w:tcBorders><w:top w:val="single" w:sz="5" w:space="0" w:color="D7D9DE" /><w:left w:val="single" w:sz="5" w:space="0" w:color="D7D9DE" /><w:bottom w:val="single" w:sz="5" w:space="0" w:color="D7D9DE" /><w:right w:val="single" w:sz="5" w:space="0" w:color="D7D9DE" /></w:tcBorders><w:tcMar><w:top w:w="55" w:type="dxa" /><w:left w:w="70" w:type="dxa" /><w:bottom w:w="55" w:type="dxa" /><w:right w:w="70" w:type="dxa" /></w:tcMar><w:vAlign w:val="center" /></w:tcPr><w:p><w:pPr><w:spacing w:after="0" w:line="240" w:lineRule="auto" /><w:jc w:val="center" /></w:pPr><w:r><w:rPr><w:rFonts w:ascii="Carlito" w:eastAsia="Carlito" w:hAnsi="Carlito" /><w:color w:val="252525" /><w:sz w:val="19" /></w:rPr><w:t>B00011</w:t></w:r></w:p></w:tc><w:tc><w:tcPr><w:tcW w:w="2304" w:type="dxa" /><w:tcBorders><w:top w:val="single" w:sz="5" w:space="0" w:color="D7D9DE" /><w:left w:val="single" w:sz="5" w:space="0" w:color="D7D9DE" /><w:bottom w:val="single" w:sz="5" w:space="0" w:color="D7D9DE" /><w:right w:val="single" w:sz="5" w:space="0" w:color="D7D9DE" /></w:tcBorders><w:tcMar><w:top w:w="55" w:type="dxa" /><w:left w:w="70" w:type="dxa" /><w:bottom w:w="55" w:type="dxa" /><w:right w:w="70" w:type="dxa" /></w:tcMar><w:vAlign w:val="center" /></w:tcPr><w:p><w:pPr><w:spacing w:after="0" w:line="240" w:lineRule="auto" /><w:jc w:val="center" /></w:pPr><w:r><w:rPr><w:rFonts w:ascii="Carlito" w:eastAsia="Carlito" w:hAnsi="Carlito" /><w:color w:val="252525" /><w:sz w:val="19" /></w:rPr><w:t>1</w:t></w:r></w:p></w:tc></w:tr><w:tr><w:trPr><w:cantSplit /><w:jc w:val="center" /></w:trPr><w:tc><w:tcPr><w:tcW w:w="2664" w:type="dxa" /><w:tcBorders><w:top w:val="single" w:sz="5" w:space="0" w:color="D7D9DE" /><w:left w:val="single" w:sz="5" w:space="0" w:color="D7D9DE" /><w:bottom w:val="single" w:sz="5" w:space="0" w:color="D7D9DE" /><w:right w:val="single" w:sz="5" w:space="0" w:color="D7D9DE" /></w:tcBorders><w:tcMar><w:top w:w="55" w:type="dxa" /><w:left w:w="70" w:type="dxa" /><w:bottom w:w="55" w:type="dxa" /><w:right w:w="70" w:type="dxa" /></w:tcMar><w:vAlign w:val="center" /></w:tcPr><w:p><w:pPr><w:spacing w:after="0" w:line="240" w:lineRule="auto" /><w:jc w:val="center" /></w:pPr><w:r><w:rPr><w:rFonts w:ascii="Carlito" w:eastAsia="Carlito" w:hAnsi="Carlito" /><w:color w:val="252525" /><w:sz w:val="19" /></w:rPr><w:t>2026-07-01</w:t></w:r></w:p></w:tc><w:tc><w:tcPr><w:tcW w:w="2448" w:type="dxa" /><w:tcBorders><w:top w:val="single" w:sz="5" w:space="0" w:color="D7D9DE" /><w:left w:val="single" w:sz="5" w:space="0" w:color="D7D9DE" /><w:bottom w:val="single" w:sz="5" w:space="0" w:color="D7D9DE" /><w:right w:val="single" w:sz="5" w:space="0" w:color="D7D9DE" /></w:tcBorders><w:tcMar><w:top w:w="55" w:type="dxa" /><w:left w:w="70" w:type="dxa" /><w:bottom w:w="55" w:type="dxa" /><w:right w:w="70" w:type="dxa" /></w:tcMar><w:vAlign w:val="center" /></w:tcPr><w:p><w:pPr><w:spacing w:after="0" w:line="240" w:lineRule="auto" /><w:jc w:val="center" /></w:pPr><w:r><w:rPr><w:rFonts w:ascii="Carlito" w:eastAsia="Carlito" w:hAnsi="Carlito" /><w:color w:val="252525" /><w:sz w:val="19" /></w:rPr><w:t>M0005</w:t></w:r></w:p></w:tc><w:tc><w:tcPr><w:tcW w:w="2520" w:type="dxa" /><w:tcBorders><w:top w:val="single" w:sz="5" w:space="0" w:color="D7D9DE" /><w:left w:val="single" w:sz="5" w:space="0" w:color="D7D9DE" /><w:bottom w:val="single" w:sz="5" w:space="0" w:color="D7D9DE" /><w:right w:val="single" w:sz="5" w:space="0" w:color="D7D9DE" /></w:tcBorders><w:tcMar><w:top w:w="55" w:type="dxa" /><w:left w:w="70" w:type="dxa" /><w:bottom w:w="55" w:type="dxa" /><w:right w:w="70" w:type="dxa" /></w:tcMar><w:vAlign w:val="center" /></w:tcPr><w:p><w:pPr><w:spacing w:after="0" w:line="240" w:lineRule="auto" /><w:jc w:val="center" /></w:pPr><w:r><w:rPr><w:rFonts w:ascii="Carlito" w:eastAsia="Carlito" w:hAnsi="Carlito" /><w:color w:val="252525" /><w:sz w:val="19" /></w:rPr><w:t>B00015</w:t></w:r></w:p></w:tc><w:tc><w:tcPr><w:tcW w:w="2304" w:type="dxa" /><w:tcBorders><w:top w:val="single" w:sz="5" w:space="0" w:color="D7D9DE" /><w:left w:val="single" w:sz="5" w:space="0" w:color="D7D9DE" /><w:bottom w:val="single" w:sz="5" w:space="0" w:color="D7D9DE" /><w:right w:val="single" w:sz="5" w:space="0" w:color="D7D9DE" /></w:tcBorders><w:tcMar><w:top w:w="55" w:type="dxa" /><w:left w:w="70" w:type="dxa" /><w:bottom w:w="55" w:type="dxa" /><w:right w:w="70" w:type="dxa" /></w:tcMar><w:vAlign w:val="center" /></w:tcPr><w:p><w:pPr><w:spacing w:after="0" w:line="240" w:lineRule="auto" /><w:jc w:val="center" /></w:pPr><w:r><w:rPr><w:rFonts w:ascii="Carlito" w:eastAsia="Carlito" w:hAnsi="Carlito" /><w:color w:val="252525" /><w:sz w:val="19" /></w:rPr><w:t>3</w:t></w:r></w:p></w:tc></w:tr></w:tbl><w:p><w:pPr><w:pStyle w:val="ReportSubheading" /></w:pPr><w:r><w:t>Plan evidence to record on the final database</w:t></w:r></w:p><w:tbl><w:tblPr><w:tblW w:w="0" w:type="auto" /><w:jc w:val="center" /><w:tblLayout w:type="fixed" /><w:tblLook w:val="04A0" w:firstRow="1" w:lastRow="0" w:firstColumn="1" w:lastColumn="0" w:noHBand="0" w:noVBand="1" /></w:tblPr><w:tblGrid><w:gridCol w:w="2088" /><w:gridCol w:w="6120" /><w:gridCol w:w="1728" /></w:tblGrid><w:tr><w:trPr><w:cantSplit /><w:tblHeader /><w:jc w:val="center" /></w:trPr><w:tc><w:tcPr><w:tcW w:w="2088" w:type="dxa" /><w:tcBorders><w:top w:val="single" w:sz="5" w:space="0" w:color="D7D9DE" /><w:left w:val="single" w:sz="5" w:space="0" w:color="D7D9DE" /><w:bottom w:val="single" w:sz="5" w:space="0" w:color="D7D9DE" /><w:right w:val="single" w:sz="5" w:space="0" w:color="D7D9DE" /></w:tcBorders><w:tcMar><w:top w:w="55" w:type="dxa" /><w:left w:w="70" w:type="dxa" /><w:bottom w:w="55" w:type="dxa" /><w:right w:w="70" w:type="dxa" /></w:tcMar><w:vAlign w:val="center" /></w:tcPr><w:p><w:pPr><w:spacing w:after="0" w:line="240" w:lineRule="auto" /><w:jc w:val="center" /></w:pPr><w:r><w:rPr><w:rFonts w:ascii="Carlito" w:eastAsia="Carlito" w:hAnsi="Carlito" /><w:b /><w:color w:val="1C1C1C" /><w:sz w:val="19" /></w:rPr><w:t>Variant</w:t></w:r></w:p></w:tc><w:tc><w:tcPr><w:tcW w:w="6120" w:type="dxa" /><w:tcBorders><w:top w:val="single" w:sz="5" w:space="0" w:color="D7D9DE" /><w:left w:val="single" w:sz="5" w:space="0" w:color="D7D9DE" /><w:bottom w:val="single" w:sz="5" w:space="0" w:color="D7D9DE" /><w:right w:val="single" w:sz="5" w:space="0" w:color="D7D9DE" /></w:tcBorders><w:tcMar><w:top w:w="55" w:type="dxa" /><w:left w:w="70" w:type="dxa" /><w:bottom w:w="55" w:type="dxa" /><w:right w:w="70" w:type="dxa" /></w:tcMar><w:vAlign w:val="center" /></w:tcPr><w:p><w:pPr><w:spacing w:after="0" w:line="240" w:lineRule="auto" /><w:jc w:val="center" /></w:pPr><w:r><w:rPr><w:rFonts w:ascii="Carlito" w:eastAsia="Carlito" w:hAnsi="Carlito" /><w:b /><w:color w:val="1C1C1C" /><w:sz w:val="19" /></w:rPr><w:t>Plan shape to look for</w:t></w:r></w:p></w:tc><w:tc><w:tcPr><w:tcW w:w="1728" w:type="dxa" /><w:tcBorders><w:top w:val="single" w:sz="5" w:space="0" w:color="D7D9DE" /><w:left w:val="single" w:sz="5" w:space="0" w:color="D7D9DE" /><w:bottom w:val="single" w:sz="5" w:space="0" w:color="D7D9DE" /><w:right w:val="single" w:sz="5" w:space="0" w:color="D7D9DE" /></w:tcBorders><w:tcMar><w:top w:w="55" w:type="dxa" /><w:left w:w="70" w:type="dxa" /><w:bottom w:w="55" w:type="dxa" /><w:right w:w="70" w:type="dxa" /></w:tcMar><w:vAlign w:val="center" /></w:tcPr><w:p><w:pPr><w:spacing w:after="0" w:line="240" w:lineRule="auto" /><w:jc w:val="center" /></w:pPr><w:r><w:rPr><w:rFonts w:ascii="Carlito" w:eastAsia="Carlito" w:hAnsi="Carlito" /><w:b /><w:color w:val="1C1C1C" /><w:sz w:val="19" /></w:rPr><w:t>Rows returned</w:t></w:r></w:p></w:tc></w:tr><w:tr><w:trPr><w:cantSplit /><w:jc w:val="center" /></w:trPr><w:tc><w:tcPr><w:tcW w:w="2088" w:type="dxa" /><w:tcBorders><w:top w:val="single" w:sz="5" w:space="0" w:color="D7D9DE" /><w:left w:val="single" w:sz="5" w:space="0" w:color="D7D9DE" /><w:bottom w:val="single" w:sz="5" w:space="0" w:color="D7D9DE" /><w:right w:val="single" w:sz="5" w:space="0" w:color="D7D9DE" /></w:tcBorders><w:tcMar><w:top w:w="55" w:type="dxa" /><w:left w:w="70" w:type="dxa" /><w:bottom w:w="55" w:type="dxa" /><w:right w:w="70" w:type="dxa" /></w:tcMar><w:vAlign w:val="center" /></w:tcPr><w:p><w:pPr><w:spacing w:after="0" w:line="240" w:lineRule="auto" /></w:pPr><w:r><w:rPr><w:rFonts w:ascii="Carlito" w:eastAsia="Carlito" w:hAnsi="Carlito" /><w:color w:val="252525" /><w:sz w:val="18" /></w:rPr><w:t>Index ignored</w:t></w:r></w:p></w:tc><w:tc><w:tcPr><w:tcW w:w="6120" w:type="dxa" /><w:tcBorders><w:top w:val="single" w:sz="5" w:space="0" w:color="D7D9DE" /><w:left w:val="single" w:sz="5" w:space="0" w:color="D7D9DE" /><w:bottom w:val="single" w:sz="5" w:space="0" w:color="D7D9DE" /><w:right w:val="single" w:sz="5" w:space="0" w:color="D7D9DE" /></w:tcBorders><w:tcMar><w:top w:w="55" w:type="dxa" /><w:left w:w="70" w:type="dxa" /><w:bottom w:w="55" w:type="dxa" /><w:right w:w="70" w:type="dxa" /></w:tcMar><w:vAlign w:val="center" /></w:tcPr><w:p><w:pPr><w:spacing w:after="0" w:line="240" w:lineRule="auto" /></w:pPr><w:r><w:rPr><w:rFonts w:ascii="Carlito" w:eastAsia="Carlito" w:hAnsi="Carlito" /><w:color w:val="252525" /><w:sz w:val="18" /></w:rPr><w:t>Table scan followed by filtering and sorting</w:t></w:r></w:p></w:tc><w:tc><w:tcPr><w:tcW w:w="1728" w:type="dxa" /><w:tcBorders><w:top w:val="single" w:sz="5" w:space="0" w:color="D7D9DE" /><w:left w:val="single" w:sz="5" w:space="0" w:color="D7D9DE" /><w:bottom w:val="single" w:sz="5" w:space="0" w:color="D7D9DE" /><w:right w:val="single" w:sz="5" w:space="0" w:color="D7D9DE" /></w:tcBorders><w:tcMar><w:top w:w="55" w:type="dxa" /><w:left w:w="70" w:type="dxa" /><w:bottom w:w="55" w:type="dxa" /><w:right w:w="70" w:type="dxa" /></w:tcMar><w:vAlign w:val="center" /></w:tcPr><w:p><w:pPr><w:spacing w:after="0" w:line="240" w:lineRule="auto" /><w:jc w:val="center" /></w:pPr><w:r><w:rPr><w:rFonts w:ascii="Carlito" w:eastAsia="Carlito" w:hAnsi="Carlito" /><w:color w:val="252525" /><w:sz w:val="18" /></w:rPr><w:t>3</w:t></w:r></w:p></w:tc></w:tr><w:tr><w:trPr><w:cantSplit /><w:jc w:val="center" /></w:trPr><w:tc><w:tcPr><w:tcW w:w="2088" w:type="dxa" /><w:tcBorders><w:top w:val="single" w:sz="5" w:space="0" w:color="D7D9DE" /><w:left w:val="single" w:sz="5" w:space="0" w:color="D7D9DE" /><w:bottom w:val="single" w:sz="5" w:space="0" w:color="D7D9DE" /><w:right w:val="single" w:sz="5" w:space="0" w:color="D7D9DE" /></w:tcBorders><w:tcMar><w:top w:w="55" w:type="dxa" /><w:left w:w="70" w:type="dxa" /><w:bottom w:w="55" w:type="dxa" /><w:right w:w="70" w:type="dxa" /></w:tcMar><w:vAlign w:val="center" /></w:tcPr><w:p><w:pPr><w:spacing w:after="0" w:line="240" w:lineRule="auto" /></w:pPr><w:r><w:rPr><w:rFonts w:ascii="Carlito" w:eastAsia="Carlito" w:hAnsi="Carlito" /><w:color w:val="252525" /><w:sz w:val="18" /></w:rPr><w:t>Index available</w:t></w:r></w:p></w:tc><w:tc><w:tcPr><w:tcW w:w="6120" w:type="dxa" /><w:tcBorders><w:top w:val="single" w:sz="5" w:space="0" w:color="D7D9DE" /><w:left w:val="single" w:sz="5" w:space="0" w:color="D7D9DE" /><w:bottom w:val="single" w:sz="5" w:space="0" w:color="D7D9DE" /><w:right w:val="single" w:sz="5" w:space="0" w:color="D7D9DE" /></w:tcBorders><w:tcMar><w:top w:w="55" w:type="dxa" /><w:left w:w="70" w:type="dxa" /><w:bottom w:w="55" w:type="dxa" /><w:right w:w="70" w:type="dxa" /></w:tcMar><w:vAlign w:val="center" /></w:tcPr><w:p><w:pPr><w:spacing w:after="0" w:line="240" w:lineRule="auto" /></w:pPr><w:r><w:rPr><w:rFonts w:ascii="Carlito" w:eastAsia="Carlito" w:hAnsi="Carlito" /><w:color w:val="252525" /><w:sz w:val="18" /></w:rPr><w:t xml:space="preserve">Index range scan using </w:t></w:r><w:proofErr w:type="spellStart" /><w:r><w:rPr><w:rFonts w:ascii="Carlito" w:eastAsia="Carlito" w:hAnsi="Carlito" /><w:color w:val="252525" /><w:sz w:val="18" /></w:rPr><w:t>ix_loan_open_due_cover</w:t></w:r><w:proofErr w:type="spellEnd" /></w:p></w:tc><w:tc><w:tcPr><w:tcW w:w="1728" w:type="dxa" /><w:tcBorders><w:top w:val="single" w:sz="5" w:space="0" w:color="D7D9DE" /><w:left w:val="single" w:sz="5" w:space="0" w:color="D7D9DE" /><w:bottom w:val="single" w:sz="5" w:space="0" w:color="D7D9DE" /><w:right w:val="single" w:sz="5" w:space="0" w:color="D7D9DE" /></w:tcBorders><w:tcMar><w:top w:w="55" w:type="dxa" /><w:left w:w="70" w:type="dxa" /><w:bottom w:w="55" w:type="dxa" /><w:right w:w="70" w:type="dxa" /></w:tcMar><w:vAlign w:val="center" /></w:tcPr><w:p><w:pPr><w:spacing w:after="0" w:line="240" w:lineRule="auto" /><w:jc w:val="center" /></w:pPr><w:r><w:rPr><w:rFonts w:ascii="Carlito" w:eastAsia="Carlito" w:hAnsi="Carlito" /><w:color w:val="252525" /><w:sz w:val="18" /></w:rPr><w:t>3</w:t></w:r></w:p></w:tc></w:tr></w:tbl><w:p><w:pPr><w:pStyle w:val="ReportBody" /></w:pPr><w:r><w:t>A successful result is not simply “the indexed query was faster”. The stronger evidence is that the selected access path matches the predicates, fewer non-matching rows are visited, and the output remains identical. The exact time should be copied from the final workstation run; inserting made-up millisecond values would make the demonstration less credible.</w:t></w:r></w:p><w:p><w:pPr><w:pStyle w:val="ReportHeading" /><w:pBdr><w:bottom w:val="single" w:sz="10" w:space="2" w:color="8ED14B" /></w:pBdr></w:pPr><w:r><w:t>6. Application to Green Grass Library</w:t></w:r></w:p><w:p><w:pPr><w:pStyle w:val="ReportBullet" /><w:ind w:left="360" w:hanging="216" /></w:pPr><w:r><w:rPr><w:b /><w:color w:val="5D8F2B" /><w:sz w:val="23" /></w:rPr><w:t xml:space="preserve">• </w:t></w:r><w:r><w:rPr><w:sz w:val="23" /></w:rPr><w:t>The circulation counter can open the oldest overdue loans first, which makes reminder calls and follow-up work easier to prioritise.</w:t></w:r></w:p><w:p><w:pPr><w:pStyle w:val="ReportBullet" /><w:ind w:left="360" w:hanging="216" /></w:pPr><w:r><w:rPr><w:b /><w:color w:val="5D8F2B" /><w:sz w:val="23" /></w:rPr><w:t xml:space="preserve">• </w:t></w:r><w:r><w:rPr><w:sz w:val="23" /></w:rPr><w:t xml:space="preserve">The same prefix also supports a simpler list of all open loans because </w:t></w:r><w:proofErr w:type="spellStart" /><w:r><w:rPr><w:sz w:val="23" /></w:rPr><w:t>ReturnDatetime</w:t></w:r><w:proofErr w:type="spellEnd" /><w:r><w:rPr><w:sz w:val="23" /></w:rPr><w:t xml:space="preserve"> is the leftmost column.</w:t></w:r></w:p><w:p><w:pPr><w:pStyle w:val="ReportBullet" /><w:ind w:left="360" w:hanging="216" /></w:pPr><w:r><w:rPr><w:b /><w:color w:val="5D8F2B" /><w:sz w:val="23" /></w:rPr><w:t xml:space="preserve">• </w:t></w:r><w:r><w:rPr><w:sz w:val="23" /></w:rPr><w:t>As transaction history grows, the index keeps a routine operational query from repeatedly scanning completed loans that cannot appear in the result.</w:t></w:r></w:p><w:p><w:pPr><w:pStyle w:val="ReportHeading" /><w:pBdr><w:bottom w:val="single" w:sz="10" w:space="2" w:color="8ED14B" /></w:pBdr></w:pPr><w:r><w:t>7. Limitations and next step</w:t></w:r></w:p><w:p><w:pPr><w:pStyle w:val="ReportBody" /></w:pPr><w:r><w:t>The assignment data is too small to justify a production decision from timing alone, and the current load contains very few open loans. I would repeat the test on the full data, run each variant several times after a warm-up, record the median plan time, and compare index size and write overhead. If the covering columns add little value, the narrower two-column index is the better long-term choice.</w:t></w:r></w:p><w:p><w:pPr><w:spacing w:after="0" /></w:pPr><w:r><w:br w:type="page" /></w:r></w:p><w:p><w:pPr><w:pStyle w:val="ReportHeading" /><w:pBdr><w:bottom w:val="single" w:sz="10" w:space="2" w:color="8ED14B" /></w:pBdr></w:pPr><w:r><w:lastRenderedPageBreak /><w:t>8. Conclusion</w:t></w:r></w:p><w:p><w:pPr><w:pStyle w:val="ReportBody" /></w:pPr><w:r><w:t xml:space="preserve">The useful index starts with the condition that defines the small working set: </w:t></w:r><w:proofErr w:type="spellStart" /><w:r><w:t>ReturnDatetime</w:t></w:r><w:proofErr w:type="spellEnd" /><w:r><w:t xml:space="preserve"> IS NULL. </w:t></w:r><w:proofErr w:type="spellStart" /><w:r><w:t>DueDate</w:t></w:r><w:proofErr w:type="spellEnd" /><w:r><w:t xml:space="preserve"> follows because it narrows and orders that set. The remaining identifiers are optional covering columns, not part of the filtering logic. This design follows the query shape and the leftmost-prefix rule instead of relying on a generic indexing slogan.</w:t></w:r></w:p><w:p><w:pPr><w:pStyle w:val="ReportBody" /></w:pPr><w:r><w:t>The demonstration also separates correctness from performance. The sample proves which rows should be returned, while EXPLAIN ANALYZE provides the evidence needed on the final database. That distinction matters because an index can be logically sensible yet still be unnecessary for a small or write-heavy table.</w:t></w:r></w:p><w:p><w:pPr><w:pStyle w:val="ReportSubheading" /></w:pPr><w:r><w:t>Points I would demonstrate in the interview</w:t></w:r></w:p><w:p><w:pPr><w:pStyle w:val="ReportBullet" /><w:ind w:left="360" w:hanging="216" /></w:pPr><w:r><w:rPr><w:b /><w:color w:val="5D8F2B" /><w:sz w:val="21" /></w:rPr><w:t xml:space="preserve">• </w:t></w:r><w:r><w:rPr><w:sz w:val="21" /></w:rPr><w:t xml:space="preserve">Why </w:t></w:r><w:proofErr w:type="spellStart" /><w:r><w:rPr><w:sz w:val="21" /></w:rPr><w:t>ReturnDatetime</w:t></w:r><w:proofErr w:type="spellEnd" /><w:r><w:rPr><w:sz w:val="21" /></w:rPr><w:t xml:space="preserve"> comes before </w:t></w:r><w:proofErr w:type="spellStart" /><w:r><w:rPr><w:sz w:val="21" /></w:rPr><w:t>DueDate</w:t></w:r><w:proofErr w:type="spellEnd" /><w:r><w:rPr><w:sz w:val="21" /></w:rPr><w:t xml:space="preserve"> for this specific filter.</w:t></w:r></w:p><w:p><w:pPr><w:pStyle w:val="ReportBullet" /><w:ind w:left="360" w:hanging="216" /></w:pPr><w:r><w:rPr><w:b /><w:color w:val="5D8F2B" /><w:sz w:val="21" /></w:rPr><w:t xml:space="preserve">• </w:t></w:r><w:r><w:rPr><w:sz w:val="21" /></w:rPr><w:t>How the plan changes when the index is ignored and then allowed.</w:t></w:r></w:p><w:p><w:pPr><w:pStyle w:val="ReportBullet" /><w:ind w:left="360" w:hanging="216" /></w:pPr><w:r><w:rPr><w:b /><w:color w:val="5D8F2B" /><w:sz w:val="21" /></w:rPr><w:t xml:space="preserve">• </w:t></w:r><w:r><w:rPr><w:sz w:val="21" /></w:rPr><w:t>Why a narrow index may be preferable if the covering version adds too much write cost.</w:t></w:r></w:p><w:p><w:pPr><w:pStyle w:val="ReportSubheading" /></w:pPr><w:r><w:t>References</w:t></w:r></w:p><w:p><w:pPr><w:pStyle w:val="ReportReference" /></w:pPr><w:r><w:rPr><w:sz w:val="18" /></w:rPr><w:t>[1] Oracle. (2026). MySQL 8.4 Reference Manual: IS NULL Optimization. https://dev.mysql.com/doc/refman/8.4/en/is-null-optimization.html</w:t></w:r></w:p><w:p><w:pPr><w:pStyle w:val="ReportReference" /></w:pPr><w:r><w:rPr><w:sz w:val="18" /></w:rPr><w:t>[2] Oracle. (2026). MySQL 8.4 Reference Manual: Multiple-Column Indexes. https://dev.mysql.com/doc/refman/8.4/en/multiple-column-indexes.html</w:t></w:r></w:p><w:p><w:pPr><w:pStyle w:val="ReportReference" /></w:pPr><w:r><w:rPr><w:sz w:val="18" /></w:rPr><w:t>[3] Oracle. (2026). MySQL 8.4 Reference Manual: EXPLAIN Statement. https://dev.mysql.com/doc/refman/8.4/en/explain.html</w:t></w:r></w:p><w:p><w:pPr><w:pStyle w:val="ReportReference" /></w:pPr><w:r><w:rPr><w:sz w:val="18" /></w:rPr><w:t>[4] Singapore Polytechnic. (2026). ST1501 Data Engineering CA2 Specification, 2026/2027 Semester 1.</w:t></w:r></w:p><w:sectPr><w:headerReference w:type="even" r:id="rId11" /><w:headerReference w:type="default" r:id="rId12" /><w:footerReference w:type="default" r:id="rId13" /><w:headerReference w:type="first" r:id="rId14" /><w:pgSz w:w="11909" w:h="16834" w:code="9" /><w:pgMar w:top="1440" w:right="1080" w:bottom="1440" w:left="1080" w:header="720" w:footer="720" w:gutter="0" /><w:pgNumType w:start="0" /><w:cols w:space="720" /><w:titlePg /><w:docGrid w:linePitch="272" /></w:sectPr></w:body></w:document>
+<file path=word/document.xml><?xml version="1.0" encoding="utf-8"?>
+<w:document xmlns:wpc="http://schemas.microsoft.com/office/word/2010/wordprocessingCanvas" xmlns:cx="http://schemas.microsoft.com/office/drawing/2014/chartex" xmlns:cx1="http://schemas.microsoft.com/office/drawing/2015/9/8/chartex" xmlns:cx2="http://schemas.microsoft.com/office/drawing/2015/10/21/chartex" xmlns:cx3="http://schemas.microsoft.com/office/drawing/2016/5/9/chartex" xmlns:cx4="http://schemas.microsoft.com/office/drawing/2016/5/10/chartex" xmlns:cx5="http://schemas.microsoft.com/office/drawing/2016/5/11/chartex" xmlns:cx6="http://schemas.microsoft.com/office/drawing/2016/5/12/chartex" xmlns:cx7="http://schemas.microsoft.com/office/drawing/2016/5/13/chartex" xmlns:cx8="http://schemas.microsoft.com/office/drawing/2016/5/14/chartex" xmlns:mc="http://schemas.openxmlformats.org/markup-compatibility/2006" xmlns:aink="http://schemas.microsoft.com/office/drawing/2016/ink" xmlns:am3d="http://schemas.microsoft.com/office/drawing/2017/model3d" xmlns:o="urn:schemas-microsoft-com:office:office" xmlns:oel="http://schemas.microsoft.com/office/2019/extlst" xmlns:r="http://schemas.openxmlformats.org/officeDocument/2006/relationships" xmlns:m="http://schemas.openxmlformats.org/officeDocument/2006/math" xmlns:v="urn:schemas-microsoft-com:vml" xmlns:wp14="http://schemas.microsoft.com/office/word/2010/wordprocessingDrawing" xmlns:wp="http://schemas.openxmlformats.org/drawingml/2006/wordprocessingDrawing" xmlns:w10="urn:schemas-microsoft-com:office:word" xmlns:w="http://schemas.openxmlformats.org/wordprocessingml/2006/main" xmlns:w14="http://schemas.microsoft.com/office/word/2010/wordml" xmlns:w15="http://schemas.microsoft.com/office/word/2012/wordml" xmlns:w16cei="http://schemas.microsoft.com/office/word/2026/wordml/cei" xmlns:w16cex="http://schemas.microsoft.com/office/word/2018/wordml/cex" xmlns:w16cid="http://schemas.microsoft.com/office/word/2016/wordml/cid" xmlns:w16="http://schemas.microsoft.com/office/word/2018/wordml" xmlns:w16du="http://schemas.microsoft.com/office/word/2023/wordml/word16du" xmlns:w16sdtdh="http://schemas.microsoft.com/office/word/2020/wordml/sdtdatahash" xmlns:w16sdtfl="http://schemas.microsoft.com/office/word/2024/wordml/sdtformatlock" xmlns:w16se="http://schemas.microsoft.com/office/word/2015/wordml/symex" xmlns:wpg="http://schemas.microsoft.com/office/word/2010/wordprocessingGroup" xmlns:wpi="http://schemas.microsoft.com/office/word/2010/wordprocessingInk" xmlns:wne="http://schemas.microsoft.com/office/word/2006/wordml" xmlns:wps="http://schemas.microsoft.com/office/word/2010/wordprocessingShape" mc:Ignorable="w14 w15 w16se w16cid w16 w16cex w16sdtdh w16sdtfl w16du wp14">
+  <w:body>
+    <w:p>
+      <w:pPr>
+        <w:pStyle w:val="NoSpacing"/>
+        <w:ind w:left="-567"/>
+        <w:rPr>
+          <w:rFonts w:eastAsia="Times New Roman" w:cs="Times New Roman"/>
+          <w:noProof/>
+          <w:sz w:val="24"/>
+          <w:szCs w:val="24"/>
+          <w:lang w:eastAsia="en-SG" w:bidi="th-TH"/>
+        </w:rPr>
+      </w:pPr>
+      <w:r>
+        <w:rPr>
+          <w:noProof/>
+          <w:lang w:val="en-SG" w:eastAsia="en-SG"/>
+        </w:rPr>
+        <mc:AlternateContent>
+          <mc:Choice Requires="wps">
+            <w:drawing>
+              <wp:anchor distT="0" distB="0" distL="114300" distR="114300" simplePos="0" relativeHeight="251658240" behindDoc="1" locked="0" layoutInCell="1" allowOverlap="1" wp14:anchorId="75BA97E1" wp14:editId="3F011274">
+                <wp:simplePos x="0" y="0"/>
+                <wp:positionH relativeFrom="column">
+                  <wp:posOffset>-352425</wp:posOffset>
+                </wp:positionH>
+                <wp:positionV relativeFrom="paragraph">
+                  <wp:posOffset>-238125</wp:posOffset>
+                </wp:positionV>
+                <wp:extent cx="632460" cy="9839325"/>
+                <wp:effectExtent l="0" t="0" r="0" b="9525"/>
+                <wp:wrapNone/>
+                <wp:docPr id="4" name="Rectangle 4"/>
+                <wp:cNvGraphicFramePr/>
+                <a:graphic xmlns:a="http://schemas.openxmlformats.org/drawingml/2006/main">
+                  <a:graphicData uri="http://schemas.microsoft.com/office/word/2010/wordprocessingShape">
+                    <wps:wsp>
+                      <wps:cNvSpPr/>
+                      <wps:spPr>
+                        <a:xfrm>
+                          <a:off x="0" y="0"/>
+                          <a:ext cx="632460" cy="9839325"/>
+                        </a:xfrm>
+                        <a:prstGeom prst="rect">
+                          <a:avLst/>
+                        </a:prstGeom>
+                        <a:solidFill>
+                          <a:srgbClr val="92D050"/>
+                        </a:solidFill>
+                        <a:ln>
+                          <a:noFill/>
+                        </a:ln>
+                      </wps:spPr>
+                      <wps:style>
+                        <a:lnRef idx="2">
+                          <a:schemeClr val="accent1">
+                            <a:shade val="50000"/>
+                          </a:schemeClr>
+                        </a:lnRef>
+                        <a:fillRef idx="1">
+                          <a:schemeClr val="accent1"/>
+                        </a:fillRef>
+                        <a:effectRef idx="0">
+                          <a:schemeClr val="accent1"/>
+                        </a:effectRef>
+                        <a:fontRef idx="minor">
+                          <a:schemeClr val="lt1"/>
+                        </a:fontRef>
+                      </wps:style>
+                      <wps:bodyPr rot="0" spcFirstLastPara="0" vert="horz" wrap="square" lIns="91440" tIns="45720" rIns="91440" bIns="45720" numCol="1" spcCol="0" rtlCol="0" fromWordArt="0" anchor="ctr" anchorCtr="0" forceAA="0" compatLnSpc="1">
+                        <a:prstTxWarp prst="textNoShape">
+                          <a:avLst/>
+                        </a:prstTxWarp>
+                        <a:noAutofit/>
+                      </wps:bodyPr>
+                    </wps:wsp>
+                  </a:graphicData>
+                </a:graphic>
+                <wp14:sizeRelH relativeFrom="margin">
+                  <wp14:pctWidth>0</wp14:pctWidth>
+                </wp14:sizeRelH>
+                <wp14:sizeRelV relativeFrom="margin">
+                  <wp14:pctHeight>0</wp14:pctHeight>
+                </wp14:sizeRelV>
+              </wp:anchor>
+            </w:drawing>
+          </mc:Choice>
+          <mc:Fallback>
+            <w:pict>
+              <v:rect w14:anchorId="442B718D" id="Rectangle 4" o:spid="_x0000_s1026" style="position:absolute;margin-left:-27.75pt;margin-top:-18.75pt;width:49.8pt;height:774.75pt;z-index:-251658240;visibility:visible;mso-wrap-style:square;mso-width-percent:0;mso-height-percent:0;mso-wrap-distance-left:9pt;mso-wrap-distance-top:0;mso-wrap-distance-right:9pt;mso-wrap-distance-bottom:0;mso-position-horizontal:absolute;mso-position-horizontal-relative:text;mso-position-vertical:absolute;mso-position-vertical-relative:text;mso-width-percent:0;mso-height-percent:0;mso-width-relative:margin;mso-height-relative:margin;v-text-anchor:middle" o:gfxdata="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" fillcolor="#92d050" stroked="f" strokeweight="2pt"/>
+            </w:pict>
+          </mc:Fallback>
+        </mc:AlternateContent>
+      </w:r>
+    </w:p>
+    <w:p>
+      <w:pPr>
+        <w:pStyle w:val="NoSpacing"/>
+        <w:rPr>
+          <w:rFonts w:eastAsia="Times New Roman" w:cs="Times New Roman"/>
+          <w:noProof/>
+          <w:sz w:val="24"/>
+          <w:szCs w:val="24"/>
+          <w:lang w:eastAsia="en-SG" w:bidi="th-TH"/>
+        </w:rPr>
+      </w:pPr>
+      <w:r>
+        <w:rPr>
+          <w:noProof/>
+          <w:lang w:val="en-SG" w:eastAsia="en-SG"/>
+        </w:rPr>
+        <mc:AlternateContent>
+          <mc:Choice Requires="wps">
+            <w:drawing>
+              <wp:anchor distT="0" distB="0" distL="114300" distR="114300" simplePos="0" relativeHeight="251658242" behindDoc="0" locked="0" layoutInCell="1" allowOverlap="1" wp14:anchorId="314475A8" wp14:editId="50BC4734">
+                <wp:simplePos x="0" y="0"/>
+                <wp:positionH relativeFrom="page">
+                  <wp:posOffset>941070</wp:posOffset>
+                </wp:positionH>
+                <wp:positionV relativeFrom="page">
+                  <wp:posOffset>1266825</wp:posOffset>
+                </wp:positionV>
+                <wp:extent cx="5913120" cy="274320"/>
+                <wp:effectExtent l="0" t="0" r="11430" b="11430"/>
+                <wp:wrapNone/>
+                <wp:docPr id="38" name="Text Box 38"/>
+                <wp:cNvGraphicFramePr/>
+                <a:graphic xmlns:a="http://schemas.openxmlformats.org/drawingml/2006/main">
+                  <a:graphicData uri="http://schemas.microsoft.com/office/word/2010/wordprocessingShape">
+                    <wps:wsp>
+                      <wps:cNvSpPr txBox="1"/>
+                      <wps:spPr>
+                        <a:xfrm>
+                          <a:off x="0" y="0"/>
+                          <a:ext cx="5913120" cy="274320"/>
+                        </a:xfrm>
+                        <a:prstGeom prst="rect">
+                          <a:avLst/>
+                        </a:prstGeom>
+                        <a:noFill/>
+                        <a:ln w="6350">
+                          <a:noFill/>
+                        </a:ln>
+                        <a:effectLst/>
+                      </wps:spPr>
+                      <wps:style>
+                        <a:lnRef idx="0">
+                          <a:schemeClr val="accent1"/>
+                        </a:lnRef>
+                        <a:fillRef idx="0">
+                          <a:schemeClr val="accent1"/>
+                        </a:fillRef>
+                        <a:effectRef idx="0">
+                          <a:schemeClr val="accent1"/>
+                        </a:effectRef>
+                        <a:fontRef idx="minor">
+                          <a:schemeClr val="dk1"/>
+                        </a:fontRef>
+                      </wps:style>
+                      <wps:txbx>
+                        <w:txbxContent>
+                          <w:p>
+                            <w:pPr>
+                              <w:pStyle w:val="NoSpacing"/>
+                              <w:jc w:val="center"/>
+                              <w:rPr>
+                                <w:b/>
+                                <w:color w:val="B2A1C7" w:themeColor="accent4" w:themeTint="99"/>
+                                <w:sz w:val="32"/>
+                                <w:szCs w:val="32"/>
+                              </w:rPr>
+                            </w:pPr>
+                            <w:sdt>
+                              <w:sdtPr>
+                                <w:rPr>
+                                  <w:b/>
+                                  <w:caps/>
+                                  <w:color w:val="B2A1C7" w:themeColor="accent4" w:themeTint="99"/>
+                                  <w:sz w:val="32"/>
+                                  <w:szCs w:val="32"/>
+                                </w:rPr>
+                                <w:alias w:val="Company"/>
+                                <w:tag w:val=""/>
+                                <w:id w:val="1410883653"/>
+                                <w:dataBinding w:prefixMappings="xmlns:ns0='http://schemas.openxmlformats.org/officeDocument/2006/extended-properties' " w:xpath="/ns0:Properties[1]/ns0:Company[1]" w:storeItemID="{6668398D-A668-4E3E-A5EB-62B293D839F1}"/>
+                                <w:text/>
+                              </w:sdtPr>
+                              <w:sdtEndPr/>
+                              <w:sdtContent>
+                                <w:r>
+                                  <w:rPr>
+                                    <w:b/>
+                                    <w:caps/>
+                                    <w:color w:val="B2A1C7" w:themeColor="accent4" w:themeTint="99"/>
+                                    <w:sz w:val="32"/>
+                                    <w:szCs w:val="32"/>
+                                    <w:lang w:val="en-SG"/>
+                                  </w:rPr>
+                                  <w:t xml:space="preserve">SCHOOL OF </w:t>
+                                </w:r>
+                                <w:r>
+                                  <w:rPr>
+                                    <w:b/>
+                                    <w:caps/>
+                                    <w:color w:val="B2A1C7" w:themeColor="accent4" w:themeTint="99"/>
+                                    <w:sz w:val="32"/>
+                                    <w:szCs w:val="32"/>
+                                    <w:lang w:val="en-SG"/>
+                                  </w:rPr>
+                                  <w:t xml:space="preserve">COMPUTING </w:t>
+                                </w:r>
+                                <w:r>
+                                  <w:rPr>
+                                    <w:b/>
+                                    <w:caps/>
+                                    <w:color w:val="B2A1C7" w:themeColor="accent4" w:themeTint="99"/>
+                                    <w:sz w:val="32"/>
+                                    <w:szCs w:val="32"/>
+                                    <w:lang w:val="en-SG"/>
+                                  </w:rPr>
+                                  <w:t>(</w:t>
+                                </w:r>
+                                <w:r>
+                                  <w:rPr>
+                                    <w:b/>
+                                    <w:caps/>
+                                    <w:color w:val="B2A1C7" w:themeColor="accent4" w:themeTint="99"/>
+                                    <w:sz w:val="32"/>
+                                    <w:szCs w:val="32"/>
+                                    <w:lang w:val="en-SG"/>
+                                  </w:rPr>
+                                  <w:t>SOC</w:t>
+                                </w:r>
+                                <w:r>
+                                  <w:rPr>
+                                    <w:b/>
+                                    <w:caps/>
+                                    <w:color w:val="B2A1C7" w:themeColor="accent4" w:themeTint="99"/>
+                                    <w:sz w:val="32"/>
+                                    <w:szCs w:val="32"/>
+                                    <w:lang w:val="en-SG"/>
+                                  </w:rPr>
+                                  <w:t>)</w:t>
+                                </w:r>
+                              </w:sdtContent>
+                            </w:sdt>
+                          </w:p>
+                        </w:txbxContent>
+                      </wps:txbx>
+                      <wps:bodyPr rot="0" spcFirstLastPara="0" vertOverflow="overflow" horzOverflow="overflow" vert="horz" wrap="square" lIns="0" tIns="0" rIns="0" bIns="0" numCol="1" spcCol="0" rtlCol="0" fromWordArt="0" anchor="b" anchorCtr="0" forceAA="0" compatLnSpc="1">
+                        <a:prstTxWarp prst="textNoShape">
+                          <a:avLst/>
+                        </a:prstTxWarp>
+                        <a:noAutofit/>
+                      </wps:bodyPr>
+                    </wps:wsp>
+                  </a:graphicData>
+                </a:graphic>
+                <wp14:sizeRelH relativeFrom="page">
+                  <wp14:pctWidth>0</wp14:pctWidth>
+                </wp14:sizeRelH>
+                <wp14:sizeRelV relativeFrom="margin">
+                  <wp14:pctHeight>0</wp14:pctHeight>
+                </wp14:sizeRelV>
+              </wp:anchor>
+            </w:drawing>
+          </mc:Choice>
+          <mc:Fallback>
+            <w:pict>
+              <v:shapetype w14:anchorId="314475A8" id="_x0000_t202" coordsize="21600,21600" o:spt="202" path="m,l,21600r21600,l21600,xe">
+                <v:stroke joinstyle="miter"/>
+                <v:path gradientshapeok="t" o:connecttype="rect"/>
+              </v:shapetype>
+              <v:shape id="Text Box 38" o:spid="_x0000_s1026" type="#_x0000_t202" style="position:absolute;margin-left:74.1pt;margin-top:99.75pt;width:465.6pt;height:21.6pt;z-index:251658242;visibility:visible;mso-wrap-style:square;mso-width-percent:0;mso-height-percent:0;mso-wrap-distance-left:9pt;mso-wrap-distance-top:0;mso-wrap-distance-right:9pt;mso-wrap-distance-bottom:0;mso-position-horizontal:absolute;mso-position-horizontal-relative:page;mso-position-vertical:absolute;mso-position-vertical-relative:page;mso-width-percent:0;mso-height-percent:0;mso-width-relative:page;mso-height-relative:margin;v-text-anchor:bottom" o:gfxdata="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" filled="f" stroked="f" strokeweight=".5pt">
+                <v:textbox inset="0,0,0,0">
+                  <w:txbxContent>
+                    <w:p>
+                      <w:pPr>
+                        <w:pStyle w:val="NoSpacing"/>
+                        <w:jc w:val="center"/>
+                        <w:rPr>
+                          <w:b/>
+                          <w:color w:val="B2A1C7" w:themeColor="accent4" w:themeTint="99"/>
+                          <w:sz w:val="32"/>
+                          <w:szCs w:val="32"/>
+                        </w:rPr>
+                      </w:pPr>
+                      <w:sdt>
+                        <w:sdtPr>
+                          <w:rPr>
+                            <w:b/>
+                            <w:caps/>
+                            <w:color w:val="B2A1C7" w:themeColor="accent4" w:themeTint="99"/>
+                            <w:sz w:val="32"/>
+                            <w:szCs w:val="32"/>
+                          </w:rPr>
+                          <w:alias w:val="Company"/>
+                          <w:tag w:val=""/>
+                          <w:id w:val="1410883653"/>
+                          <w:dataBinding w:prefixMappings="xmlns:ns0='http://schemas.openxmlformats.org/officeDocument/2006/extended-properties' " w:xpath="/ns0:Properties[1]/ns0:Company[1]" w:storeItemID="{6668398D-A668-4E3E-A5EB-62B293D839F1}"/>
+                          <w:text/>
+                        </w:sdtPr>
+                        <w:sdtContent>
+                          <w:r>
+                            <w:rPr>
+                              <w:b/>
+                              <w:caps/>
+                              <w:color w:val="B2A1C7" w:themeColor="accent4" w:themeTint="99"/>
+                              <w:sz w:val="32"/>
+                              <w:szCs w:val="32"/>
+                              <w:lang w:val="en-SG"/>
+                            </w:rPr>
+                            <w:t xml:space="preserve">SCHOOL OF </w:t>
+                          </w:r>
+                          <w:r>
+                            <w:rPr>
+                              <w:b/>
+                              <w:caps/>
+                              <w:color w:val="B2A1C7" w:themeColor="accent4" w:themeTint="99"/>
+                              <w:sz w:val="32"/>
+                              <w:szCs w:val="32"/>
+                              <w:lang w:val="en-SG"/>
+                            </w:rPr>
+                            <w:t xml:space="preserve">COMPUTING </w:t>
+                          </w:r>
+                          <w:r>
+                            <w:rPr>
+                              <w:b/>
+                              <w:caps/>
+                              <w:color w:val="B2A1C7" w:themeColor="accent4" w:themeTint="99"/>
+                              <w:sz w:val="32"/>
+                              <w:szCs w:val="32"/>
+                              <w:lang w:val="en-SG"/>
+                            </w:rPr>
+                            <w:t>(</w:t>
+                          </w:r>
+                          <w:r>
+                            <w:rPr>
+                              <w:b/>
+                              <w:caps/>
+                              <w:color w:val="B2A1C7" w:themeColor="accent4" w:themeTint="99"/>
+                              <w:sz w:val="32"/>
+                              <w:szCs w:val="32"/>
+                              <w:lang w:val="en-SG"/>
+                            </w:rPr>
+                            <w:t>SOC</w:t>
+                          </w:r>
+                          <w:r>
+                            <w:rPr>
+                              <w:b/>
+                              <w:caps/>
+                              <w:color w:val="B2A1C7" w:themeColor="accent4" w:themeTint="99"/>
+                              <w:sz w:val="32"/>
+                              <w:szCs w:val="32"/>
+                              <w:lang w:val="en-SG"/>
+                            </w:rPr>
+                            <w:t>)</w:t>
+                          </w:r>
+                        </w:sdtContent>
+                      </w:sdt>
+                    </w:p>
+                  </w:txbxContent>
+                </v:textbox>
+                <w10:wrap anchorx="page" anchory="page"/>
+              </v:shape>
+            </w:pict>
+          </mc:Fallback>
+        </mc:AlternateContent>
+      </w:r>
+    </w:p>
+    <w:sdt>
+      <w:sdtPr>
+        <w:rPr>
+          <w:rFonts w:eastAsia="Times New Roman" w:cs="Times New Roman"/>
+          <w:noProof/>
+          <w:sz w:val="24"/>
+          <w:szCs w:val="24"/>
+          <w:lang w:eastAsia="en-SG" w:bidi="th-TH"/>
+        </w:rPr>
+        <w:id w:val="951902355"/>
+        <w:docPartObj>
+          <w:docPartGallery w:val="Cover Pages"/>
+          <w:docPartUnique/>
+        </w:docPartObj>
+      </w:sdtPr>
+      <w:sdtEndPr>
+        <w:rPr>
+          <w:noProof w:val="0"/>
+        </w:rPr>
+      </w:sdtEndPr>
+      <w:sdtContent>
+        <w:p>
+          <w:pPr>
+            <w:pStyle w:val="NoSpacing"/>
+          </w:pPr>
+        </w:p>
+        <w:p>
+          <w:r>
+            <w:rPr>
+              <w:noProof/>
+              <w:lang w:val="en-SG" w:bidi="ar-SA"/>
+            </w:rPr>
+            <mc:AlternateContent>
+              <mc:Choice Requires="wps">
+                <w:drawing>
+                  <wp:anchor distT="0" distB="0" distL="114300" distR="114300" simplePos="0" relativeHeight="251658243" behindDoc="0" locked="0" layoutInCell="1" allowOverlap="1" wp14:anchorId="3D62382C" wp14:editId="52F02CE1">
+                    <wp:simplePos x="0" y="0"/>
+                    <wp:positionH relativeFrom="page">
+                      <wp:posOffset>2190750</wp:posOffset>
+                    </wp:positionH>
+                    <wp:positionV relativeFrom="page">
+                      <wp:posOffset>1990725</wp:posOffset>
+                    </wp:positionV>
+                    <wp:extent cx="4665345" cy="2924175"/>
+                    <wp:effectExtent l="0" t="0" r="1905" b="9525"/>
+                    <wp:wrapNone/>
+                    <wp:docPr id="39" name="Text Box 39"/>
+                    <wp:cNvGraphicFramePr/>
+                    <a:graphic xmlns:a="http://schemas.openxmlformats.org/drawingml/2006/main">
+                      <a:graphicData uri="http://schemas.microsoft.com/office/word/2010/wordprocessingShape">
+                        <wps:wsp>
+                          <wps:cNvSpPr txBox="1"/>
+                          <wps:spPr>
+                            <a:xfrm>
+                              <a:off x="0" y="0"/>
+                              <a:ext cx="4665345" cy="2924175"/>
+                            </a:xfrm>
+                            <a:prstGeom prst="rect">
+                              <a:avLst/>
+                            </a:prstGeom>
+                            <a:noFill/>
+                            <a:ln w="6350">
+                              <a:noFill/>
+                            </a:ln>
+                            <a:effectLst/>
+                          </wps:spPr>
+                          <wps:style>
+                            <a:lnRef idx="0">
+                              <a:schemeClr val="accent1"/>
+                            </a:lnRef>
+                            <a:fillRef idx="0">
+                              <a:schemeClr val="accent1"/>
+                            </a:fillRef>
+                            <a:effectRef idx="0">
+                              <a:schemeClr val="accent1"/>
+                            </a:effectRef>
+                            <a:fontRef idx="minor">
+                              <a:schemeClr val="dk1"/>
+                            </a:fontRef>
+                          </wps:style>
+                          <wps:txbx>
+                            <w:txbxContent>
+                              <w:p>
+                                <w:pPr>
+                                  <w:pStyle w:val="NoSpacing"/>
+                                  <w:rPr>
+                                    <w:rFonts w:ascii="Arial" w:eastAsiaTheme="majorEastAsia" w:hAnsi="Arial" w:cs="Arial"/>
+                                    <w:b/>
+                                    <w:color w:val="403152" w:themeColor="accent4" w:themeShade="80"/>
+                                    <w:sz w:val="72"/>
+                                    <w:szCs w:val="72"/>
+                                    <w:lang w:val="en-SG"/>
+                                  </w:rPr>
+                                </w:pPr>
+                                <w:r>
+                                  <w:rPr>
+                                    <w:rFonts w:ascii="Arial" w:eastAsiaTheme="majorEastAsia" w:hAnsi="Arial" w:cs="Arial"/>
+                                    <w:b/>
+                                    <w:color w:val="403152" w:themeColor="accent4" w:themeShade="80"/>
+                                    <w:sz w:val="72"/>
+                                    <w:szCs w:val="72"/>
+                                    <w:lang w:val="en-SG"/>
+                                  </w:rPr>
+                                  <w:t>CA</w:t>
+                                </w:r>
+                                <w:r>
+                                  <w:rPr>
+                                    <w:rFonts w:ascii="Arial" w:eastAsiaTheme="majorEastAsia" w:hAnsi="Arial" w:cs="Arial"/>
+                                    <w:b/>
+                                    <w:color w:val="403152" w:themeColor="accent4" w:themeShade="80"/>
+                                    <w:sz w:val="72"/>
+                                    <w:szCs w:val="72"/>
+                                    <w:lang w:val="en-SG"/>
+                                  </w:rPr>
+                                  <w:t>2 Individual</w:t>
+                                </w:r>
+                                <w:r>
+                                  <w:rPr>
+                                    <w:rFonts w:ascii="Arial" w:eastAsiaTheme="majorEastAsia" w:hAnsi="Arial" w:cs="Arial"/>
+                                    <w:b/>
+                                    <w:color w:val="403152" w:themeColor="accent4" w:themeShade="80"/>
+                                    <w:sz w:val="72"/>
+                                    <w:szCs w:val="72"/>
+                                    <w:lang w:val="en-SG"/>
+                                  </w:rPr>
+                                  <w:t xml:space="preserve"> </w:t>
+                                </w:r>
+                                <w:r>
+                                  <w:rPr>
+                                    <w:rFonts w:ascii="Arial" w:eastAsiaTheme="majorEastAsia" w:hAnsi="Arial" w:cs="Arial"/>
+                                    <w:b/>
+                                    <w:color w:val="403152" w:themeColor="accent4" w:themeShade="80"/>
+                                    <w:sz w:val="72"/>
+                                    <w:szCs w:val="72"/>
+                                    <w:lang w:val="en-SG"/>
+                                  </w:rPr>
+                                  <w:t>Template</w:t>
+                                </w:r>
+                              </w:p>
+                              <w:p>
+                                <w:pPr>
+                                  <w:pStyle w:val="NoSpacing"/>
+                                  <w:rPr>
+                                    <w:rFonts w:ascii="Times New Roman" w:eastAsiaTheme="majorEastAsia" w:hAnsi="Times New Roman" w:cs="Times New Roman"/>
+                                    <w:b/>
+                                    <w:color w:val="7030A0"/>
+                                    <w:sz w:val="28"/>
+                                    <w:szCs w:val="72"/>
+                                    <w:u w:val="double"/>
+                                    <w:lang w:val="en-SG"/>
+                                  </w:rPr>
+                                </w:pPr>
+                                <w:r>
+                                  <w:rPr>
+                                    <w:rFonts w:ascii="Times New Roman" w:eastAsiaTheme="majorEastAsia" w:hAnsi="Times New Roman" w:cs="Times New Roman"/>
+                                    <w:b/>
+                                    <w:color w:val="7030A0"/>
+                                    <w:sz w:val="48"/>
+                                    <w:szCs w:val="72"/>
+                                    <w:lang w:val="en-SG"/>
+                                  </w:rPr>
+                                  <w:br/>
+                                </w:r>
+                                <w:r>
+                                  <w:rPr>
+                                    <w:rFonts w:ascii="Times New Roman" w:eastAsiaTheme="majorEastAsia" w:hAnsi="Times New Roman" w:cs="Times New Roman"/>
+                                    <w:b/>
+                                    <w:color w:val="5F497A" w:themeColor="accent4" w:themeShade="BF"/>
+                                    <w:sz w:val="28"/>
+                                    <w:szCs w:val="72"/>
+                                    <w:lang w:val="en-SG"/>
+                                  </w:rPr>
+                                  <w:t>Diploma in Applied AI &amp; Analytics</w:t>
+                                </w:r>
+                              </w:p>
+                              <w:p>
+                                <w:pPr>
+                                  <w:pStyle w:val="NoSpacing"/>
+                                  <w:rPr>
+                                    <w:rFonts w:ascii="Arial" w:eastAsiaTheme="majorEastAsia" w:hAnsi="Arial" w:cs="Arial"/>
+                                    <w:b/>
+                                    <w:color w:val="7030A0"/>
+                                    <w:sz w:val="28"/>
+                                    <w:szCs w:val="72"/>
+                                    <w:lang w:val="en-SG"/>
+                                  </w:rPr>
+                                </w:pPr>
+                                <w:r>
+                                  <w:rPr>
+                                    <w:rFonts w:ascii="Times New Roman" w:eastAsiaTheme="majorEastAsia" w:hAnsi="Times New Roman" w:cs="Times New Roman"/>
+                                    <w:b/>
+                                    <w:color w:val="7030A0"/>
+                                    <w:sz w:val="36"/>
+                                    <w:szCs w:val="72"/>
+                                    <w:lang w:val="en-SG"/>
+                                  </w:rPr>
+                                  <w:br/>
+                                </w:r>
+                                <w:r>
+                                  <w:rPr>
+                                    <w:rFonts w:ascii="Arial" w:eastAsiaTheme="majorEastAsia" w:hAnsi="Arial" w:cs="Arial"/>
+                                    <w:b/>
+                                    <w:color w:val="7030A0"/>
+                                    <w:sz w:val="28"/>
+                                    <w:szCs w:val="72"/>
+                                    <w:lang w:val="en-SG"/>
+                                  </w:rPr>
+                                  <w:t>ST1501</w:t>
+                                </w:r>
+                              </w:p>
+                              <w:p>
+                                <w:pPr>
+                                  <w:pStyle w:val="NoSpacing"/>
+                                  <w:rPr>
+                                    <w:rFonts w:ascii="Arial" w:eastAsiaTheme="majorEastAsia" w:hAnsi="Arial" w:cs="Arial"/>
+                                    <w:b/>
+                                    <w:color w:val="7030A0"/>
+                                    <w:sz w:val="36"/>
+                                    <w:szCs w:val="72"/>
+                                    <w:lang w:val="en-SG"/>
+                                  </w:rPr>
+                                </w:pPr>
+                                <w:r>
+                                  <w:rPr>
+                                    <w:rFonts w:ascii="Arial" w:eastAsiaTheme="majorEastAsia" w:hAnsi="Arial" w:cs="Arial"/>
+                                    <w:b/>
+                                    <w:color w:val="7030A0"/>
+                                    <w:sz w:val="28"/>
+                                    <w:szCs w:val="72"/>
+                                    <w:lang w:val="en-SG"/>
+                                  </w:rPr>
+                                  <w:t>Data Engineering</w:t>
+                                </w:r>
+                              </w:p>
+                              <w:p>
+                                <w:pPr>
+                                  <w:pStyle w:val="NoSpacing"/>
+                                  <w:rPr>
+                                    <w:rFonts w:ascii="Arial" w:eastAsiaTheme="majorEastAsia" w:hAnsi="Arial" w:cs="Arial"/>
+                                    <w:b/>
+                                    <w:color w:val="7030A0"/>
+                                    <w:sz w:val="32"/>
+                                    <w:szCs w:val="72"/>
+                                    <w:lang w:val="en-SG"/>
+                                  </w:rPr>
+                                </w:pPr>
+                              </w:p>
+                              <w:p>
+                                <w:pPr>
+                                  <w:pStyle w:val="NoSpacing"/>
+                                  <w:rPr>
+                                    <w:rFonts w:ascii="Arial" w:eastAsiaTheme="majorEastAsia" w:hAnsi="Arial" w:cs="Arial"/>
+                                    <w:b/>
+                                    <w:color w:val="5F497A" w:themeColor="accent4" w:themeShade="BF"/>
+                                    <w:sz w:val="28"/>
+                                  </w:rPr>
+                                </w:pPr>
+                                <w:r>
+                                  <w:rPr>
+                                    <w:rFonts w:ascii="Arial" w:eastAsiaTheme="majorEastAsia" w:hAnsi="Arial" w:cs="Arial"/>
+                                    <w:b/>
+                                    <w:color w:val="5F497A" w:themeColor="accent4" w:themeShade="BF"/>
+                                    <w:sz w:val="28"/>
+                                    <w:szCs w:val="72"/>
+                                    <w:lang w:val="en-SG"/>
+                                  </w:rPr>
+                                  <w:t>20</w:t>
+                                </w:r>
+                                <w:r>
+                                  <w:rPr>
+                                    <w:rFonts w:ascii="Arial" w:eastAsiaTheme="majorEastAsia" w:hAnsi="Arial" w:cs="Arial"/>
+                                    <w:b/>
+                                    <w:color w:val="5F497A" w:themeColor="accent4" w:themeShade="BF"/>
+                                    <w:sz w:val="28"/>
+                                    <w:szCs w:val="72"/>
+                                    <w:lang w:val="en-SG"/>
+                                  </w:rPr>
+                                  <w:t>2</w:t>
+                                </w:r>
+                                <w:r>
+                                  <w:rPr>
+                                    <w:rFonts w:ascii="Arial" w:eastAsiaTheme="majorEastAsia" w:hAnsi="Arial" w:cs="Arial"/>
+                                    <w:b/>
+                                    <w:color w:val="5F497A" w:themeColor="accent4" w:themeShade="BF"/>
+                                    <w:sz w:val="28"/>
+                                    <w:szCs w:val="72"/>
+                                    <w:lang w:val="en-SG"/>
+                                  </w:rPr>
+                                  <w:t>6</w:t>
+                                </w:r>
+                                <w:r>
+                                  <w:rPr>
+                                    <w:rFonts w:ascii="Arial" w:eastAsiaTheme="majorEastAsia" w:hAnsi="Arial" w:cs="Arial"/>
+                                    <w:b/>
+                                    <w:color w:val="5F497A" w:themeColor="accent4" w:themeShade="BF"/>
+                                    <w:sz w:val="28"/>
+                                    <w:szCs w:val="72"/>
+                                    <w:lang w:val="en-SG"/>
+                                  </w:rPr>
+                                  <w:t>/</w:t>
+                                </w:r>
+                                <w:r>
+                                  <w:rPr>
+                                    <w:rFonts w:ascii="Arial" w:eastAsiaTheme="majorEastAsia" w:hAnsi="Arial" w:cs="Arial"/>
+                                    <w:b/>
+                                    <w:color w:val="5F497A" w:themeColor="accent4" w:themeShade="BF"/>
+                                    <w:sz w:val="28"/>
+                                    <w:szCs w:val="72"/>
+                                    <w:lang w:val="en-SG"/>
+                                  </w:rPr>
+                                  <w:t>20</w:t>
+                                </w:r>
+                                <w:r>
+                                  <w:rPr>
+                                    <w:rFonts w:ascii="Arial" w:eastAsiaTheme="majorEastAsia" w:hAnsi="Arial" w:cs="Arial"/>
+                                    <w:b/>
+                                    <w:color w:val="5F497A" w:themeColor="accent4" w:themeShade="BF"/>
+                                    <w:sz w:val="28"/>
+                                    <w:szCs w:val="72"/>
+                                    <w:lang w:val="en-SG"/>
+                                  </w:rPr>
+                                  <w:t>2</w:t>
+                                </w:r>
+                                <w:r>
+                                  <w:rPr>
+                                    <w:rFonts w:ascii="Arial" w:eastAsiaTheme="majorEastAsia" w:hAnsi="Arial" w:cs="Arial"/>
+                                    <w:b/>
+                                    <w:color w:val="5F497A" w:themeColor="accent4" w:themeShade="BF"/>
+                                    <w:sz w:val="28"/>
+                                    <w:szCs w:val="72"/>
+                                    <w:lang w:val="en-SG"/>
+                                  </w:rPr>
+                                  <w:t>7</w:t>
+                                </w:r>
+                                <w:r>
+                                  <w:rPr>
+                                    <w:rFonts w:ascii="Arial" w:eastAsiaTheme="majorEastAsia" w:hAnsi="Arial" w:cs="Arial"/>
+                                    <w:b/>
+                                    <w:color w:val="5F497A" w:themeColor="accent4" w:themeShade="BF"/>
+                                    <w:sz w:val="28"/>
+                                    <w:szCs w:val="72"/>
+                                    <w:lang w:val="en-SG"/>
+                                  </w:rPr>
+                                  <w:t xml:space="preserve"> </w:t>
+                                </w:r>
+                                <w:r>
+                                  <w:rPr>
+                                    <w:rFonts w:ascii="Arial" w:eastAsiaTheme="majorEastAsia" w:hAnsi="Arial" w:cs="Arial"/>
+                                    <w:b/>
+                                    <w:color w:val="5F497A" w:themeColor="accent4" w:themeShade="BF"/>
+                                    <w:sz w:val="28"/>
+                                    <w:szCs w:val="72"/>
+                                    <w:lang w:val="en-SG"/>
+                                  </w:rPr>
+                                  <w:t>Semester</w:t>
+                                </w:r>
+                                <w:r>
+                                  <w:rPr>
+                                    <w:rFonts w:ascii="Arial" w:eastAsiaTheme="majorEastAsia" w:hAnsi="Arial" w:cs="Arial"/>
+                                    <w:b/>
+                                    <w:color w:val="5F497A" w:themeColor="accent4" w:themeShade="BF"/>
+                                    <w:sz w:val="28"/>
+                                    <w:szCs w:val="72"/>
+                                    <w:lang w:val="en-SG"/>
+                                  </w:rPr>
+                                  <w:t xml:space="preserve"> </w:t>
+                                </w:r>
+                                <w:r>
+                                  <w:rPr>
+                                    <w:rFonts w:ascii="Arial" w:eastAsiaTheme="majorEastAsia" w:hAnsi="Arial" w:cs="Arial"/>
+                                    <w:b/>
+                                    <w:color w:val="5F497A" w:themeColor="accent4" w:themeShade="BF"/>
+                                    <w:sz w:val="28"/>
+                                    <w:szCs w:val="72"/>
+                                    <w:lang w:val="en-SG"/>
+                                  </w:rPr>
+                                  <w:t>1</w:t>
+                                </w:r>
+                              </w:p>
+                            </w:txbxContent>
+                          </wps:txbx>
+                          <wps:bodyPr rot="0" spcFirstLastPara="0" vertOverflow="overflow" horzOverflow="overflow" vert="horz" wrap="square" lIns="0" tIns="0" rIns="0" bIns="0" numCol="1" spcCol="0" rtlCol="0" fromWordArt="0" anchor="t" anchorCtr="0" forceAA="0" compatLnSpc="1">
+                            <a:prstTxWarp prst="textNoShape">
+                              <a:avLst/>
+                            </a:prstTxWarp>
+                            <a:noAutofit/>
+                          </wps:bodyPr>
+                        </wps:wsp>
+                      </a:graphicData>
+                    </a:graphic>
+                    <wp14:sizeRelH relativeFrom="page">
+                      <wp14:pctWidth>0</wp14:pctWidth>
+                    </wp14:sizeRelH>
+                    <wp14:sizeRelV relativeFrom="margin">
+                      <wp14:pctHeight>0</wp14:pctHeight>
+                    </wp14:sizeRelV>
+                  </wp:anchor>
+                </w:drawing>
+              </mc:Choice>
+              <mc:Fallback>
+                <w:pict>
+                  <v:shape w14:anchorId="3D62382C" id="Text Box 39" o:spid="_x0000_s1027" type="#_x0000_t202" style="position:absolute;margin-left:172.5pt;margin-top:156.75pt;width:367.35pt;height:230.25pt;z-index:251658243;visibility:visible;mso-wrap-style:square;mso-width-percent:0;mso-height-percent:0;mso-wrap-distance-left:9pt;mso-wrap-distance-top:0;mso-wrap-distance-right:9pt;mso-wrap-distance-bottom:0;mso-position-horizontal:absolute;mso-position-horizontal-relative:page;mso-position-vertical:absolute;mso-position-vertical-relative:page;mso-width-percent:0;mso-height-percent:0;mso-width-relative:page;mso-height-relative:margin;v-text-anchor:top" o:gfxdata="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" filled="f" stroked="f" strokeweight=".5pt">
+                    <v:textbox inset="0,0,0,0">
+                      <w:txbxContent>
+                        <w:p>
+                          <w:pPr>
+                            <w:pStyle w:val="NoSpacing"/>
+                            <w:rPr>
+                              <w:rFonts w:ascii="Arial" w:eastAsiaTheme="majorEastAsia" w:hAnsi="Arial" w:cs="Arial"/>
+                              <w:b/>
+                              <w:color w:val="403152" w:themeColor="accent4" w:themeShade="80"/>
+                              <w:sz w:val="72"/>
+                              <w:szCs w:val="72"/>
+                              <w:lang w:val="en-SG"/>
+                            </w:rPr>
+                          </w:pPr>
+                          <w:r>
+                            <w:rPr>
+                              <w:rFonts w:ascii="Arial" w:eastAsiaTheme="majorEastAsia" w:hAnsi="Arial" w:cs="Arial"/>
+                              <w:b/>
+                              <w:color w:val="403152" w:themeColor="accent4" w:themeShade="80"/>
+                              <w:sz w:val="72"/>
+                              <w:szCs w:val="72"/>
+                              <w:lang w:val="en-SG"/>
+                            </w:rPr>
+                            <w:t>CA</w:t>
+                          </w:r>
+                          <w:r>
+                            <w:rPr>
+                              <w:rFonts w:ascii="Arial" w:eastAsiaTheme="majorEastAsia" w:hAnsi="Arial" w:cs="Arial"/>
+                              <w:b/>
+                              <w:color w:val="403152" w:themeColor="accent4" w:themeShade="80"/>
+                              <w:sz w:val="72"/>
+                              <w:szCs w:val="72"/>
+                              <w:lang w:val="en-SG"/>
+                            </w:rPr>
+                            <w:t>2 Individual</w:t>
+                          </w:r>
+                          <w:r>
+                            <w:rPr>
+                              <w:rFonts w:ascii="Arial" w:eastAsiaTheme="majorEastAsia" w:hAnsi="Arial" w:cs="Arial"/>
+                              <w:b/>
+                              <w:color w:val="403152" w:themeColor="accent4" w:themeShade="80"/>
+                              <w:sz w:val="72"/>
+                              <w:szCs w:val="72"/>
+                              <w:lang w:val="en-SG"/>
+                            </w:rPr>
+                            <w:t xml:space="preserve"> </w:t>
+                          </w:r>
+                          <w:r>
+                            <w:rPr>
+                              <w:rFonts w:ascii="Arial" w:eastAsiaTheme="majorEastAsia" w:hAnsi="Arial" w:cs="Arial"/>
+                              <w:b/>
+                              <w:color w:val="403152" w:themeColor="accent4" w:themeShade="80"/>
+                              <w:sz w:val="72"/>
+                              <w:szCs w:val="72"/>
+                              <w:lang w:val="en-SG"/>
+                            </w:rPr>
+                            <w:t>Template</w:t>
+                          </w:r>
+                        </w:p>
+                        <w:p>
+                          <w:pPr>
+                            <w:pStyle w:val="NoSpacing"/>
+                            <w:rPr>
+                              <w:rFonts w:ascii="Times New Roman" w:eastAsiaTheme="majorEastAsia" w:hAnsi="Times New Roman" w:cs="Times New Roman"/>
+                              <w:b/>
+                              <w:color w:val="7030A0"/>
+                              <w:sz w:val="28"/>
+                              <w:szCs w:val="72"/>
+                              <w:u w:val="double"/>
+                              <w:lang w:val="en-SG"/>
+                            </w:rPr>
+                          </w:pPr>
+                          <w:r>
+                            <w:rPr>
+                              <w:rFonts w:ascii="Times New Roman" w:eastAsiaTheme="majorEastAsia" w:hAnsi="Times New Roman" w:cs="Times New Roman"/>
+                              <w:b/>
+                              <w:color w:val="7030A0"/>
+                              <w:sz w:val="48"/>
+                              <w:szCs w:val="72"/>
+                              <w:lang w:val="en-SG"/>
+                            </w:rPr>
+                            <w:br/>
+                          </w:r>
+                          <w:r>
+                            <w:rPr>
+                              <w:rFonts w:ascii="Times New Roman" w:eastAsiaTheme="majorEastAsia" w:hAnsi="Times New Roman" w:cs="Times New Roman"/>
+                              <w:b/>
+                              <w:color w:val="5F497A" w:themeColor="accent4" w:themeShade="BF"/>
+                              <w:sz w:val="28"/>
+                              <w:szCs w:val="72"/>
+                              <w:lang w:val="en-SG"/>
+                            </w:rPr>
+                            <w:t>Diploma in Applied AI &amp; Analytics</w:t>
+                          </w:r>
+                        </w:p>
+                        <w:p>
+                          <w:pPr>
+                            <w:pStyle w:val="NoSpacing"/>
+                            <w:rPr>
+                              <w:rFonts w:ascii="Arial" w:eastAsiaTheme="majorEastAsia" w:hAnsi="Arial" w:cs="Arial"/>
+                              <w:b/>
+                              <w:color w:val="7030A0"/>
+                              <w:sz w:val="28"/>
+                              <w:szCs w:val="72"/>
+                              <w:lang w:val="en-SG"/>
+                            </w:rPr>
+                          </w:pPr>
+                          <w:r>
+                            <w:rPr>
+                              <w:rFonts w:ascii="Times New Roman" w:eastAsiaTheme="majorEastAsia" w:hAnsi="Times New Roman" w:cs="Times New Roman"/>
+                              <w:b/>
+                              <w:color w:val="7030A0"/>
+                              <w:sz w:val="36"/>
+                              <w:szCs w:val="72"/>
+                              <w:lang w:val="en-SG"/>
+                            </w:rPr>
+                            <w:br/>
+                          </w:r>
+                          <w:r>
+                            <w:rPr>
+                              <w:rFonts w:ascii="Arial" w:eastAsiaTheme="majorEastAsia" w:hAnsi="Arial" w:cs="Arial"/>
+                              <w:b/>
+                              <w:color w:val="7030A0"/>
+                              <w:sz w:val="28"/>
+                              <w:szCs w:val="72"/>
+                              <w:lang w:val="en-SG"/>
+                            </w:rPr>
+                            <w:t>ST1501</w:t>
+                          </w:r>
+                        </w:p>
+                        <w:p>
+                          <w:pPr>
+                            <w:pStyle w:val="NoSpacing"/>
+                            <w:rPr>
+                              <w:rFonts w:ascii="Arial" w:eastAsiaTheme="majorEastAsia" w:hAnsi="Arial" w:cs="Arial"/>
+                              <w:b/>
+                              <w:color w:val="7030A0"/>
+                              <w:sz w:val="36"/>
+                              <w:szCs w:val="72"/>
+                              <w:lang w:val="en-SG"/>
+                            </w:rPr>
+                          </w:pPr>
+                          <w:r>
+                            <w:rPr>
+                              <w:rFonts w:ascii="Arial" w:eastAsiaTheme="majorEastAsia" w:hAnsi="Arial" w:cs="Arial"/>
+                              <w:b/>
+                              <w:color w:val="7030A0"/>
+                              <w:sz w:val="28"/>
+                              <w:szCs w:val="72"/>
+                              <w:lang w:val="en-SG"/>
+                            </w:rPr>
+                            <w:t>Data Engineering</w:t>
+                          </w:r>
+                        </w:p>
+                        <w:p>
+                          <w:pPr>
+                            <w:pStyle w:val="NoSpacing"/>
+                            <w:rPr>
+                              <w:rFonts w:ascii="Arial" w:eastAsiaTheme="majorEastAsia" w:hAnsi="Arial" w:cs="Arial"/>
+                              <w:b/>
+                              <w:color w:val="7030A0"/>
+                              <w:sz w:val="32"/>
+                              <w:szCs w:val="72"/>
+                              <w:lang w:val="en-SG"/>
+                            </w:rPr>
+                          </w:pPr>
+                        </w:p>
+                        <w:p>
+                          <w:pPr>
+                            <w:pStyle w:val="NoSpacing"/>
+                            <w:rPr>
+                              <w:rFonts w:ascii="Arial" w:eastAsiaTheme="majorEastAsia" w:hAnsi="Arial" w:cs="Arial"/>
+                              <w:b/>
+                              <w:color w:val="5F497A" w:themeColor="accent4" w:themeShade="BF"/>
+                              <w:sz w:val="28"/>
+                            </w:rPr>
+                          </w:pPr>
+                          <w:r>
+                            <w:rPr>
+                              <w:rFonts w:ascii="Arial" w:eastAsiaTheme="majorEastAsia" w:hAnsi="Arial" w:cs="Arial"/>
+                              <w:b/>
+                              <w:color w:val="5F497A" w:themeColor="accent4" w:themeShade="BF"/>
+                              <w:sz w:val="28"/>
+                              <w:szCs w:val="72"/>
+                              <w:lang w:val="en-SG"/>
+                            </w:rPr>
+                            <w:t>20</w:t>
+                          </w:r>
+                          <w:r>
+                            <w:rPr>
+                              <w:rFonts w:ascii="Arial" w:eastAsiaTheme="majorEastAsia" w:hAnsi="Arial" w:cs="Arial"/>
+                              <w:b/>
+                              <w:color w:val="5F497A" w:themeColor="accent4" w:themeShade="BF"/>
+                              <w:sz w:val="28"/>
+                              <w:szCs w:val="72"/>
+                              <w:lang w:val="en-SG"/>
+                            </w:rPr>
+                            <w:t>2</w:t>
+                          </w:r>
+                          <w:r>
+                            <w:rPr>
+                              <w:rFonts w:ascii="Arial" w:eastAsiaTheme="majorEastAsia" w:hAnsi="Arial" w:cs="Arial"/>
+                              <w:b/>
+                              <w:color w:val="5F497A" w:themeColor="accent4" w:themeShade="BF"/>
+                              <w:sz w:val="28"/>
+                              <w:szCs w:val="72"/>
+                              <w:lang w:val="en-SG"/>
+                            </w:rPr>
+                            <w:t>6</w:t>
+                          </w:r>
+                          <w:r>
+                            <w:rPr>
+                              <w:rFonts w:ascii="Arial" w:eastAsiaTheme="majorEastAsia" w:hAnsi="Arial" w:cs="Arial"/>
+                              <w:b/>
+                              <w:color w:val="5F497A" w:themeColor="accent4" w:themeShade="BF"/>
+                              <w:sz w:val="28"/>
+                              <w:szCs w:val="72"/>
+                              <w:lang w:val="en-SG"/>
+                            </w:rPr>
+                            <w:t>/</w:t>
+                          </w:r>
+                          <w:r>
+                            <w:rPr>
+                              <w:rFonts w:ascii="Arial" w:eastAsiaTheme="majorEastAsia" w:hAnsi="Arial" w:cs="Arial"/>
+                              <w:b/>
+                              <w:color w:val="5F497A" w:themeColor="accent4" w:themeShade="BF"/>
+                              <w:sz w:val="28"/>
+                              <w:szCs w:val="72"/>
+                              <w:lang w:val="en-SG"/>
+                            </w:rPr>
+                            <w:t>20</w:t>
+                          </w:r>
+                          <w:r>
+                            <w:rPr>
+                              <w:rFonts w:ascii="Arial" w:eastAsiaTheme="majorEastAsia" w:hAnsi="Arial" w:cs="Arial"/>
+                              <w:b/>
+                              <w:color w:val="5F497A" w:themeColor="accent4" w:themeShade="BF"/>
+                              <w:sz w:val="28"/>
+                              <w:szCs w:val="72"/>
+                              <w:lang w:val="en-SG"/>
+                            </w:rPr>
+                            <w:t>2</w:t>
+                          </w:r>
+                          <w:r>
+                            <w:rPr>
+                              <w:rFonts w:ascii="Arial" w:eastAsiaTheme="majorEastAsia" w:hAnsi="Arial" w:cs="Arial"/>
+                              <w:b/>
+                              <w:color w:val="5F497A" w:themeColor="accent4" w:themeShade="BF"/>
+                              <w:sz w:val="28"/>
+                              <w:szCs w:val="72"/>
+                              <w:lang w:val="en-SG"/>
+                            </w:rPr>
+                            <w:t>7</w:t>
+                          </w:r>
+                          <w:r>
+                            <w:rPr>
+                              <w:rFonts w:ascii="Arial" w:eastAsiaTheme="majorEastAsia" w:hAnsi="Arial" w:cs="Arial"/>
+                              <w:b/>
+                              <w:color w:val="5F497A" w:themeColor="accent4" w:themeShade="BF"/>
+                              <w:sz w:val="28"/>
+                              <w:szCs w:val="72"/>
+                              <w:lang w:val="en-SG"/>
+                            </w:rPr>
+                            <w:t xml:space="preserve"> </w:t>
+                          </w:r>
+                          <w:r>
+                            <w:rPr>
+                              <w:rFonts w:ascii="Arial" w:eastAsiaTheme="majorEastAsia" w:hAnsi="Arial" w:cs="Arial"/>
+                              <w:b/>
+                              <w:color w:val="5F497A" w:themeColor="accent4" w:themeShade="BF"/>
+                              <w:sz w:val="28"/>
+                              <w:szCs w:val="72"/>
+                              <w:lang w:val="en-SG"/>
+                            </w:rPr>
+                            <w:t>Semester</w:t>
+                          </w:r>
+                          <w:r>
+                            <w:rPr>
+                              <w:rFonts w:ascii="Arial" w:eastAsiaTheme="majorEastAsia" w:hAnsi="Arial" w:cs="Arial"/>
+                              <w:b/>
+                              <w:color w:val="5F497A" w:themeColor="accent4" w:themeShade="BF"/>
+                              <w:sz w:val="28"/>
+                              <w:szCs w:val="72"/>
+                              <w:lang w:val="en-SG"/>
+                            </w:rPr>
+                            <w:t xml:space="preserve"> </w:t>
+                          </w:r>
+                          <w:r>
+                            <w:rPr>
+                              <w:rFonts w:ascii="Arial" w:eastAsiaTheme="majorEastAsia" w:hAnsi="Arial" w:cs="Arial"/>
+                              <w:b/>
+                              <w:color w:val="5F497A" w:themeColor="accent4" w:themeShade="BF"/>
+                              <w:sz w:val="28"/>
+                              <w:szCs w:val="72"/>
+                              <w:lang w:val="en-SG"/>
+                            </w:rPr>
+                            <w:t>1</w:t>
+                          </w:r>
+                        </w:p>
+                      </w:txbxContent>
+                    </v:textbox>
+                    <w10:wrap anchorx="page" anchory="page"/>
+                  </v:shape>
+                </w:pict>
+              </mc:Fallback>
+            </mc:AlternateContent>
+          </w:r>
+          <w:r>
+            <w:rPr>
+              <w:noProof/>
+              <w:lang w:val="en-SG" w:bidi="ar-SA"/>
+            </w:rPr>
+            <mc:AlternateContent>
+              <mc:Choice Requires="wps">
+                <w:drawing>
+                  <wp:anchor distT="0" distB="0" distL="114300" distR="114300" simplePos="0" relativeHeight="251658241" behindDoc="1" locked="0" layoutInCell="1" allowOverlap="1" wp14:anchorId="48561284" wp14:editId="2CE87EB3">
+                    <wp:simplePos x="0" y="0"/>
+                    <wp:positionH relativeFrom="column">
+                      <wp:posOffset>19050</wp:posOffset>
+                    </wp:positionH>
+                    <wp:positionV relativeFrom="paragraph">
+                      <wp:posOffset>648335</wp:posOffset>
+                    </wp:positionV>
+                    <wp:extent cx="1409041" cy="885825"/>
+                    <wp:effectExtent l="0" t="0" r="1270" b="9525"/>
+                    <wp:wrapNone/>
+                    <wp:docPr id="9" name="Pentagon 9"/>
+                    <wp:cNvGraphicFramePr/>
+                    <a:graphic xmlns:a="http://schemas.openxmlformats.org/drawingml/2006/main">
+                      <a:graphicData uri="http://schemas.microsoft.com/office/word/2010/wordprocessingShape">
+                        <wps:wsp>
+                          <wps:cNvSpPr/>
+                          <wps:spPr>
+                            <a:xfrm>
+                              <a:off x="0" y="0"/>
+                              <a:ext cx="1409041" cy="885825"/>
+                            </a:xfrm>
+                            <a:prstGeom prst="homePlate">
+                              <a:avLst/>
+                            </a:prstGeom>
+                            <a:solidFill>
+                              <a:srgbClr val="92D050"/>
+                            </a:solidFill>
+                            <a:ln>
+                              <a:noFill/>
+                            </a:ln>
+                          </wps:spPr>
+                          <wps:style>
+                            <a:lnRef idx="2">
+                              <a:schemeClr val="accent1">
+                                <a:shade val="50000"/>
+                              </a:schemeClr>
+                            </a:lnRef>
+                            <a:fillRef idx="1">
+                              <a:schemeClr val="accent1"/>
+                            </a:fillRef>
+                            <a:effectRef idx="0">
+                              <a:schemeClr val="accent1"/>
+                            </a:effectRef>
+                            <a:fontRef idx="minor">
+                              <a:schemeClr val="lt1"/>
+                            </a:fontRef>
+                          </wps:style>
+                          <wps:txbx>
+                            <w:txbxContent>
+                              <w:p>
+                                <w:pPr>
+                                  <w:pStyle w:val="NoSpacing"/>
+                                  <w:jc w:val="right"/>
+                                  <w:rPr>
+                                    <w:color w:val="1C1C1C"/>
+                                    <w:sz w:val="28"/>
+                                    <w:szCs w:val="28"/>
+                                  </w:rPr>
+                                </w:pPr>
+                              </w:p>
+                            </w:txbxContent>
+                          </wps:txbx>
+                          <wps:bodyPr rot="0" spcFirstLastPara="0" vert="horz" wrap="square" lIns="91440" tIns="0" rIns="182880" bIns="0" numCol="1" spcCol="0" rtlCol="0" fromWordArt="0" anchor="ctr" anchorCtr="0" forceAA="0" compatLnSpc="1">
+                            <a:prstTxWarp prst="textNoShape">
+                              <a:avLst/>
+                            </a:prstTxWarp>
+                            <a:noAutofit/>
+                          </wps:bodyPr>
+                        </wps:wsp>
+                      </a:graphicData>
+                    </a:graphic>
+                    <wp14:sizeRelH relativeFrom="margin">
+                      <wp14:pctWidth>0</wp14:pctWidth>
+                    </wp14:sizeRelH>
+                    <wp14:sizeRelV relativeFrom="margin">
+                      <wp14:pctHeight>0</wp14:pctHeight>
+                    </wp14:sizeRelV>
+                  </wp:anchor>
+                </w:drawing>
+              </mc:Choice>
+              <mc:Fallback>
+                <w:pict>
+                  <v:shapetype w14:anchorId="48561284" id="_x0000_t15" coordsize="21600,21600" o:spt="15" adj="16200" path="m@0,l,,,21600@0,21600,21600,10800xe">
+                    <v:stroke joinstyle="miter"/>
+                    <v:formulas>
+                      <v:f eqn="val #0"/>
+                      <v:f eqn="prod #0 1 2"/>
+                    </v:formulas>
+                    <v:path gradientshapeok="t" o:connecttype="custom" o:connectlocs="@1,0;0,10800;@1,21600;21600,10800" o:connectangles="270,180,90,0" textboxrect="0,0,10800,21600;0,0,16200,21600;0,0,21600,21600"/>
+                    <v:handles>
+                      <v:h position="#0,topLeft" xrange="0,21600"/>
+                    </v:handles>
+                  </v:shapetype>
+                  <v:shape id="Pentagon 9" o:spid="_x0000_s1028" type="#_x0000_t15" style="position:absolute;margin-left:1.5pt;margin-top:51.05pt;width:110.95pt;height:69.75pt;z-index:-251658239;visibility:visible;mso-wrap-style:square;mso-width-percent:0;mso-height-percent:0;mso-wrap-distance-left:9pt;mso-wrap-distance-top:0;mso-wrap-distance-right:9pt;mso-wrap-distance-bottom:0;mso-position-horizontal:absolute;mso-position-horizontal-relative:text;mso-position-vertical:absolute;mso-position-vertical-relative:text;mso-width-percent:0;mso-height-percent:0;mso-width-relative:margin;mso-height-relative:margin;v-text-anchor:middle" o:gfxdata="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" adj="14810" fillcolor="#92d050" stroked="f" strokeweight="2pt">
+                    <v:textbox inset=",0,14.4pt,0">
+                      <w:txbxContent>
+                        <w:p>
+                          <w:pPr>
+                            <w:pStyle w:val="NoSpacing"/>
+                            <w:jc w:val="right"/>
+                            <w:rPr>
+                              <w:color w:val="1C1C1C"/>
+                              <w:sz w:val="28"/>
+                              <w:szCs w:val="28"/>
+                            </w:rPr>
+                          </w:pPr>
+                        </w:p>
+                      </w:txbxContent>
+                    </v:textbox>
+                  </v:shape>
+                </w:pict>
+              </mc:Fallback>
+            </mc:AlternateContent>
+          </w:r>
+          <w:r>
+            <w:rPr>
+              <w:noProof/>
+              <w:lang w:val="en-SG" w:bidi="ar-SA"/>
+            </w:rPr>
+            <mc:AlternateContent>
+              <mc:Choice Requires="wps">
+                <w:drawing>
+                  <wp:anchor distT="45720" distB="45720" distL="114300" distR="114300" simplePos="0" relativeHeight="251658244" behindDoc="0" locked="0" layoutInCell="1" allowOverlap="1" wp14:anchorId="613D5061" wp14:editId="7A8EF19B">
+                    <wp:simplePos x="0" y="0"/>
+                    <wp:positionH relativeFrom="column">
+                      <wp:posOffset>685800</wp:posOffset>
+                    </wp:positionH>
+                    <wp:positionV relativeFrom="paragraph">
+                      <wp:posOffset>4581525</wp:posOffset>
+                    </wp:positionV>
+                    <wp:extent cx="5387340" cy="2771775"/>
+                    <wp:effectExtent l="0" t="0" r="22860" b="28575"/>
+                    <wp:wrapSquare wrapText="bothSides"/>
+                    <wp:docPr id="217" name="Text Box 2"/>
+                    <wp:cNvGraphicFramePr>
+                      <a:graphicFrameLocks xmlns:a="http://schemas.openxmlformats.org/drawingml/2006/main"/>
+                    </wp:cNvGraphicFramePr>
+                    <a:graphic xmlns:a="http://schemas.openxmlformats.org/drawingml/2006/main">
+                      <a:graphicData uri="http://schemas.microsoft.com/office/word/2010/wordprocessingShape">
+                        <wps:wsp>
+                          <wps:cNvSpPr txBox="1">
+                            <a:spLocks noChangeArrowheads="1"/>
+                          </wps:cNvSpPr>
+                          <wps:spPr bwMode="auto">
+                            <a:xfrm>
+                              <a:off x="0" y="0"/>
+                              <a:ext cx="5387340" cy="2771775"/>
+                            </a:xfrm>
+                            <a:prstGeom prst="rect">
+                              <a:avLst/>
+                            </a:prstGeom>
+                            <a:noFill/>
+                            <a:ln w="9525">
+                              <a:solidFill>
+                                <a:schemeClr val="accent3">
+                                  <a:lumMod val="50000"/>
+                                </a:schemeClr>
+                              </a:solidFill>
+                              <a:prstDash val="dash"/>
+                              <a:miter lim="800000"/>
+                              <a:headEnd/>
+                              <a:tailEnd/>
+                            </a:ln>
+                          </wps:spPr>
+                          <wps:txbx>
+                            <w:txbxContent>
+                              <w:p>
+                                <w:pPr>
+                                  <w:rPr>
+                                    <w:b/>
+                                    <w:sz w:val="32"/>
+                                    <w:lang w:val="en-SG"/>
+                                  </w:rPr>
+                                </w:pPr>
+                                <w:r>
+                                  <w:rPr>
+                                    <w:b/>
+                                    <w:sz w:val="32"/>
+                                    <w:lang w:val="en-SG"/>
+                                  </w:rPr>
+                                  <w:t>This is the submission template</w:t>
+                                </w:r>
+                                <w:r>
+                                  <w:rPr>
+                                    <w:b/>
+                                    <w:sz w:val="32"/>
+                                    <w:lang w:val="en-SG"/>
+                                  </w:rPr>
+                                  <w:t xml:space="preserve"> for CA</w:t>
+                                </w:r>
+                                <w:r>
+                                  <w:rPr>
+                                    <w:b/>
+                                    <w:sz w:val="32"/>
+                                    <w:lang w:val="en-SG"/>
+                                  </w:rPr>
+                                  <w:t>2 task e)</w:t>
+                                </w:r>
+                                <w:r>
+                                  <w:rPr>
+                                    <w:b/>
+                                    <w:sz w:val="32"/>
+                                    <w:lang w:val="en-SG"/>
+                                  </w:rPr>
+                                  <w:t xml:space="preserve"> and f)</w:t>
+                                </w:r>
+                                <w:r>
+                                  <w:rPr>
+                                    <w:b/>
+                                    <w:sz w:val="32"/>
+                                    <w:lang w:val="en-SG"/>
+                                  </w:rPr>
+                                  <w:t>.</w:t>
+                                </w:r>
+                                <w:r>
+                                  <w:rPr>
+                                    <w:b/>
+                                    <w:sz w:val="32"/>
+                                    <w:lang w:val="en-SG"/>
+                                  </w:rPr>
+                                  <w:t xml:space="preserve"> </w:t>
+                                </w:r>
+                                <w:r>
+                                  <w:rPr>
+                                    <w:b/>
+                                    <w:sz w:val="32"/>
+                                    <w:lang w:val="en-SG"/>
+                                  </w:rPr>
+                                  <w:t>Fill your name and student ID below</w:t>
+                                </w:r>
+                                <w:r>
+                                  <w:rPr>
+                                    <w:b/>
+                                    <w:sz w:val="32"/>
+                                    <w:lang w:val="en-SG"/>
+                                  </w:rPr>
+                                  <w:t>, and your answers to respective tasks in subsequent pages.</w:t>
+                                </w:r>
+                              </w:p>
+                              <w:p>
+                                <w:pPr>
+                                  <w:rPr>
+                                    <w:b/>
+                                    <w:sz w:val="32"/>
+                                    <w:lang w:val="en-SG"/>
+                                  </w:rPr>
+                                </w:pPr>
+                              </w:p>
+                              <w:p>
+                                <w:pPr>
+                                  <w:rPr>
+                                    <w:b/>
+                                    <w:sz w:val="32"/>
+                                    <w:lang w:val="en-SG"/>
+                                  </w:rPr>
+                                </w:pPr>
+                              </w:p>
+                              <w:p>
+                                <w:pPr>
+                                  <w:rPr>
+                                    <w:b/>
+                                    <w:sz w:val="32"/>
+                                    <w:lang w:val="en-SG"/>
+                                  </w:rPr>
+                                </w:pPr>
+                              </w:p>
+                              <w:p>
+                                <w:pPr>
+                                  <w:rPr>
+                                    <w:b/>
+                                    <w:sz w:val="32"/>
+                                    <w:u w:val="single"/>
+                                    <w:lang w:val="en-SG"/>
+                                  </w:rPr>
+                                </w:pPr>
+                                <w:r>
+                                  <w:rPr>
+                                    <w:b/>
+                                    <w:sz w:val="32"/>
+                                    <w:lang w:val="en-SG"/>
+                                  </w:rPr>
+                                  <w:t>Name:                 Kendrick Slamat</w:t>
+                                </w:r>
+                                <w:r>
+                                  <w:rPr>
+                                    <w:b/>
+                                    <w:sz w:val="32"/>
+                                    <w:lang w:val="en-SG"/>
+                                  </w:rPr>
+                                  <w:tab/>
+                                </w:r>
+                                <w:r>
+                                  <w:rPr>
+                                    <w:b/>
+                                    <w:sz w:val="32"/>
+                                    <w:lang w:val="en-SG"/>
+                                  </w:rPr>
+                                  <w:tab/>
+                                </w:r>
+                                <w:r>
+                                  <w:rPr>
+                                    <w:b/>
+                                    <w:sz w:val="32"/>
+                                    <w:u w:val="single"/>
+                                    <w:lang w:val="en-SG"/>
+                                  </w:rPr>
+                                  <w:tab/>
+                                </w:r>
+                                <w:r>
+                                  <w:rPr>
+                                    <w:b/>
+                                    <w:sz w:val="32"/>
+                                    <w:u w:val="single"/>
+                                    <w:lang w:val="en-SG"/>
+                                  </w:rPr>
+                                  <w:tab/>
+                                </w:r>
+                                <w:r>
+                                  <w:rPr>
+                                    <w:b/>
+                                    <w:sz w:val="32"/>
+                                    <w:u w:val="single"/>
+                                    <w:lang w:val="en-SG"/>
+                                  </w:rPr>
+                                  <w:tab/>
+                                </w:r>
+                                <w:r>
+                                  <w:rPr>
+                                    <w:b/>
+                                    <w:sz w:val="32"/>
+                                    <w:u w:val="single"/>
+                                    <w:lang w:val="en-SG"/>
+                                  </w:rPr>
+                                  <w:tab/>
+                                </w:r>
+                              </w:p>
+                              <w:p>
+                                <w:pPr>
+                                  <w:rPr>
+                                    <w:lang w:val="en-SG"/>
+                                  </w:rPr>
+                                </w:pPr>
+                                <w:r>
+                                  <w:rPr>
+                                    <w:b/>
+                                    <w:sz w:val="32"/>
+                                    <w:lang w:val="en-SG"/>
+                                  </w:rPr>
+                                  <w:t>Student ID:         p2510877</w:t>
+                                </w:r>
+                                <w:r>
+                                  <w:rPr>
+                                    <w:b/>
+                                    <w:sz w:val="32"/>
+                                    <w:lang w:val="en-SG"/>
+                                  </w:rPr>
+                                  <w:tab/>
+                                </w:r>
+                                <w:r>
+                                  <w:rPr>
+                                    <w:b/>
+                                    <w:sz w:val="32"/>
+                                    <w:u w:val="single"/>
+                                    <w:lang w:val="en-SG"/>
+                                  </w:rPr>
+                                  <w:tab/>
+                                </w:r>
+                                <w:r>
+                                  <w:rPr>
+                                    <w:b/>
+                                    <w:sz w:val="32"/>
+                                    <w:u w:val="single"/>
+                                    <w:lang w:val="en-SG"/>
+                                  </w:rPr>
+                                  <w:tab/>
+                                </w:r>
+                                <w:r>
+                                  <w:rPr>
+                                    <w:b/>
+                                    <w:sz w:val="32"/>
+                                    <w:u w:val="single"/>
+                                    <w:lang w:val="en-SG"/>
+                                  </w:rPr>
+                                  <w:tab/>
+                                </w:r>
+                                <w:r>
+                                  <w:rPr>
+                                    <w:b/>
+                                    <w:sz w:val="32"/>
+                                    <w:u w:val="single"/>
+                                    <w:lang w:val="en-SG"/>
+                                  </w:rPr>
+                                  <w:tab/>
+                                </w:r>
+                              </w:p>
+                            </w:txbxContent>
+                          </wps:txbx>
+                          <wps:bodyPr rot="0" vert="horz" wrap="square" lIns="108000" tIns="108000" rIns="108000" bIns="108000" anchor="t" anchorCtr="0">
+                            <a:noAutofit/>
+                          </wps:bodyPr>
+                        </wps:wsp>
+                      </a:graphicData>
+                    </a:graphic>
+                    <wp14:sizeRelH relativeFrom="margin">
+                      <wp14:pctWidth>0</wp14:pctWidth>
+                    </wp14:sizeRelH>
+                    <wp14:sizeRelV relativeFrom="margin">
+                      <wp14:pctHeight>0</wp14:pctHeight>
+                    </wp14:sizeRelV>
+                  </wp:anchor>
+                </w:drawing>
+              </mc:Choice>
+              <mc:Fallback>
+                <w:pict>
+                  <v:shape w14:anchorId="613D5061" id="Text Box 2" o:spid="_x0000_s1029" type="#_x0000_t202" style="position:absolute;margin-left:54pt;margin-top:360.75pt;width:424.2pt;height:218.25pt;z-index:251658244;visibility:visible;mso-wrap-style:square;mso-width-percent:0;mso-height-percent:0;mso-wrap-distance-left:9pt;mso-wrap-distance-top:3.6pt;mso-wrap-distance-right:9pt;mso-wrap-distance-bottom:3.6pt;mso-position-horizontal:absolute;mso-position-horizontal-relative:text;mso-position-vertical:absolute;mso-position-vertical-relative:text;mso-width-percent:0;mso-height-percent:0;mso-width-relative:margin;mso-height-relative:margin;v-text-anchor:top" o:gfxdata="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" filled="f" strokecolor="#4e6128 [1606]">
+                    <v:stroke dashstyle="dash"/>
+                    <v:textbox inset="3mm,3mm,3mm,3mm">
+                      <w:txbxContent>
+                        <w:p>
+                          <w:pPr>
+                            <w:rPr>
+                              <w:b/>
+                              <w:sz w:val="32"/>
+                              <w:lang w:val="en-SG"/>
+                            </w:rPr>
+                          </w:pPr>
+                          <w:r>
+                            <w:rPr>
+                              <w:b/>
+                              <w:sz w:val="32"/>
+                              <w:lang w:val="en-SG"/>
+                            </w:rPr>
+                            <w:t>This is the submission template</w:t>
+                          </w:r>
+                          <w:r>
+                            <w:rPr>
+                              <w:b/>
+                              <w:sz w:val="32"/>
+                              <w:lang w:val="en-SG"/>
+                            </w:rPr>
+                            <w:t xml:space="preserve"> for CA</w:t>
+                          </w:r>
+                          <w:r>
+                            <w:rPr>
+                              <w:b/>
+                              <w:sz w:val="32"/>
+                              <w:lang w:val="en-SG"/>
+                            </w:rPr>
+                            <w:t>2 task e)</w:t>
+                          </w:r>
+                          <w:r>
+                            <w:rPr>
+                              <w:b/>
+                              <w:sz w:val="32"/>
+                              <w:lang w:val="en-SG"/>
+                            </w:rPr>
+                            <w:t xml:space="preserve"> and f)</w:t>
+                          </w:r>
+                          <w:r>
+                            <w:rPr>
+                              <w:b/>
+                              <w:sz w:val="32"/>
+                              <w:lang w:val="en-SG"/>
+                            </w:rPr>
+                            <w:t>.</w:t>
+                          </w:r>
+                          <w:r>
+                            <w:rPr>
+                              <w:b/>
+                              <w:sz w:val="32"/>
+                              <w:lang w:val="en-SG"/>
+                            </w:rPr>
+                            <w:t xml:space="preserve"> </w:t>
+                          </w:r>
+                          <w:r>
+                            <w:rPr>
+                              <w:b/>
+                              <w:sz w:val="32"/>
+                              <w:lang w:val="en-SG"/>
+                            </w:rPr>
+                            <w:t>Fill your name and student ID below</w:t>
+                          </w:r>
+                          <w:r>
+                            <w:rPr>
+                              <w:b/>
+                              <w:sz w:val="32"/>
+                              <w:lang w:val="en-SG"/>
+                            </w:rPr>
+                            <w:t>, and your answers to respective tasks in subsequent pages.</w:t>
+                          </w:r>
+                        </w:p>
+                        <w:p>
+                          <w:pPr>
+                            <w:rPr>
+                              <w:b/>
+                              <w:sz w:val="32"/>
+                              <w:lang w:val="en-SG"/>
+                            </w:rPr>
+                          </w:pPr>
+                        </w:p>
+                        <w:p>
+                          <w:pPr>
+                            <w:rPr>
+                              <w:b/>
+                              <w:sz w:val="32"/>
+                              <w:lang w:val="en-SG"/>
+                            </w:rPr>
+                          </w:pPr>
+                        </w:p>
+                        <w:p>
+                          <w:pPr>
+                            <w:rPr>
+                              <w:b/>
+                              <w:sz w:val="32"/>
+                              <w:lang w:val="en-SG"/>
+                            </w:rPr>
+                          </w:pPr>
+                        </w:p>
+                        <w:p>
+                          <w:pPr>
+                            <w:rPr>
+                              <w:b/>
+                              <w:sz w:val="32"/>
+                              <w:u w:val="single"/>
+                              <w:lang w:val="en-SG"/>
+                            </w:rPr>
+                          </w:pPr>
+                          <w:r>
+                            <w:rPr>
+                              <w:b/>
+                              <w:sz w:val="32"/>
+                              <w:lang w:val="en-SG"/>
+                            </w:rPr>
+                            <w:t>Name:                 Kendrick Slamat</w:t>
+                          </w:r>
+                          <w:r>
+                            <w:rPr>
+                              <w:b/>
+                              <w:sz w:val="32"/>
+                              <w:lang w:val="en-SG"/>
+                            </w:rPr>
+                            <w:tab/>
+                          </w:r>
+                          <w:r>
+                            <w:rPr>
+                              <w:b/>
+                              <w:sz w:val="32"/>
+                              <w:lang w:val="en-SG"/>
+                            </w:rPr>
+                            <w:tab/>
+                          </w:r>
+                          <w:r>
+                            <w:rPr>
+                              <w:b/>
+                              <w:sz w:val="32"/>
+                              <w:u w:val="single"/>
+                              <w:lang w:val="en-SG"/>
+                            </w:rPr>
+                            <w:tab/>
+                          </w:r>
+                          <w:r>
+                            <w:rPr>
+                              <w:b/>
+                              <w:sz w:val="32"/>
+                              <w:u w:val="single"/>
+                              <w:lang w:val="en-SG"/>
+                            </w:rPr>
+                            <w:tab/>
+                          </w:r>
+                          <w:r>
+                            <w:rPr>
+                              <w:b/>
+                              <w:sz w:val="32"/>
+                              <w:u w:val="single"/>
+                              <w:lang w:val="en-SG"/>
+                            </w:rPr>
+                            <w:tab/>
+                          </w:r>
+                          <w:r>
+                            <w:rPr>
+                              <w:b/>
+                              <w:sz w:val="32"/>
+                              <w:u w:val="single"/>
+                              <w:lang w:val="en-SG"/>
+                            </w:rPr>
+                            <w:tab/>
+                          </w:r>
+                        </w:p>
+                        <w:p>
+                          <w:pPr>
+                            <w:rPr>
+                              <w:lang w:val="en-SG"/>
+                            </w:rPr>
+                          </w:pPr>
+                          <w:r>
+                            <w:rPr>
+                              <w:b/>
+                              <w:sz w:val="32"/>
+                              <w:lang w:val="en-SG"/>
+                            </w:rPr>
+                            <w:t>Student ID:         p2510877</w:t>
+                          </w:r>
+                          <w:r>
+                            <w:rPr>
+                              <w:b/>
+                              <w:sz w:val="32"/>
+                              <w:lang w:val="en-SG"/>
+                            </w:rPr>
+                            <w:tab/>
+                          </w:r>
+                          <w:r>
+                            <w:rPr>
+                              <w:b/>
+                              <w:sz w:val="32"/>
+                              <w:u w:val="single"/>
+                              <w:lang w:val="en-SG"/>
+                            </w:rPr>
+                            <w:tab/>
+                          </w:r>
+                          <w:r>
+                            <w:rPr>
+                              <w:b/>
+                              <w:sz w:val="32"/>
+                              <w:u w:val="single"/>
+                              <w:lang w:val="en-SG"/>
+                            </w:rPr>
+                            <w:tab/>
+                          </w:r>
+                          <w:r>
+                            <w:rPr>
+                              <w:b/>
+                              <w:sz w:val="32"/>
+                              <w:u w:val="single"/>
+                              <w:lang w:val="en-SG"/>
+                            </w:rPr>
+                            <w:tab/>
+                          </w:r>
+                          <w:r>
+                            <w:rPr>
+                              <w:b/>
+                              <w:sz w:val="32"/>
+                              <w:u w:val="single"/>
+                              <w:lang w:val="en-SG"/>
+                            </w:rPr>
+                            <w:tab/>
+                          </w:r>
+                        </w:p>
+                      </w:txbxContent>
+                    </v:textbox>
+                    <w10:wrap type="square"/>
+                  </v:shape>
+                </w:pict>
+              </mc:Fallback>
+            </mc:AlternateContent>
+          </w:r>
+          <w:r>
+            <w:br w:type="page"/>
+          </w:r>
+        </w:p>
+      </w:sdtContent>
+    </w:sdt>
+    <w:p>
+      <w:pPr>
+        <w:pStyle w:val="ListParagraph"/>
+        <w:numPr>
+          <w:ilvl w:val="0"/>
+          <w:numId w:val="45"/>
+        </w:numPr>
+        <w:spacing w:after="80" w:line="240" w:lineRule="auto"/>
+      </w:pPr>
+      <w:r>
+        <w:rPr>
+          <w:rFonts w:ascii="Carlito" w:eastAsia="Carlito" w:hAnsi="Carlito"/>
+          <w:color w:val="252525"/>
+          <w:sz w:val="21"/>
+        </w:rPr>
+        <w:lastRenderedPageBreak/>
+        <w:t>i) Paste the SQL statement used to extract the Book collection data from the OLTP tables.</w:t>
+      </w:r>
+    </w:p>
+    <w:tbl>
+      <w:tblPr>
+        <w:tblStyle w:val="TableGrid"/>
+        <w:tblW w:w="0" w:type="auto"/>
+        <w:jc w:val="center"/>
+        <w:tblBorders>
+          <w:top w:val="single" w:sz="6" w:space="0" w:color="7F7F7F"/>
+          <w:left w:val="single" w:sz="6" w:space="0" w:color="7F7F7F"/>
+          <w:bottom w:val="single" w:sz="6" w:space="0" w:color="7F7F7F"/>
+          <w:right w:val="single" w:sz="6" w:space="0" w:color="7F7F7F"/>
+          <w:insideH w:val="single" w:sz="6" w:space="0" w:color="7F7F7F"/>
+          <w:insideV w:val="single" w:sz="6" w:space="0" w:color="7F7F7F"/>
+        </w:tblBorders>
+        <w:tblLayout w:type="fixed"/>
+        <w:tblLook w:val="04A0" w:firstRow="1" w:lastRow="0" w:firstColumn="1" w:lastColumn="0" w:noHBand="0" w:noVBand="1"/>
+      </w:tblPr>
+      <w:tblGrid>
+        <w:gridCol w:w="1224"/>
+        <w:gridCol w:w="8712"/>
+      </w:tblGrid>
+      <w:tr>
+        <w:trPr>
+          <w:cantSplit/>
+          <w:tblHeader/>
+          <w:jc w:val="center"/>
+        </w:trPr>
+        <w:tc>
+          <w:tcPr>
+            <w:tcW w:w="1224" w:type="dxa"/>
+            <w:tcBorders>
+              <w:top w:val="single" w:sz="5" w:space="0" w:color="8D7B9B"/>
+              <w:left w:val="single" w:sz="5" w:space="0" w:color="8D7B9B"/>
+              <w:bottom w:val="single" w:sz="5" w:space="0" w:color="8D7B9B"/>
+              <w:right w:val="single" w:sz="5" w:space="0" w:color="8D7B9B"/>
+            </w:tcBorders>
+            <w:tcMar>
+              <w:top w:w="70" w:type="dxa"/>
+              <w:left w:w="90" w:type="dxa"/>
+              <w:bottom w:w="70" w:type="dxa"/>
+              <w:right w:w="90" w:type="dxa"/>
+            </w:tcMar>
+            <w:vAlign w:val="center"/>
+          </w:tcPr>
+          <w:p>
+            <w:pPr>
+              <w:spacing w:after="0" w:line="240" w:lineRule="auto"/>
+              <w:jc w:val="center"/>
+            </w:pPr>
+            <w:r>
+              <w:rPr>
+                <w:rFonts w:ascii="Carlito" w:eastAsia="Carlito" w:hAnsi="Carlito"/>
+                <w:b/>
+                <w:color w:val="1C1C1C"/>
+                <w:sz w:val="18"/>
+              </w:rPr>
+              <w:t>Collection</w:t>
+            </w:r>
+          </w:p>
+        </w:tc>
+        <w:tc>
+          <w:tcPr>
+            <w:tcW w:w="8712" w:type="dxa"/>
+            <w:tcBorders>
+              <w:top w:val="single" w:sz="5" w:space="0" w:color="8D7B9B"/>
+              <w:left w:val="single" w:sz="5" w:space="0" w:color="8D7B9B"/>
+              <w:bottom w:val="single" w:sz="5" w:space="0" w:color="8D7B9B"/>
+              <w:right w:val="single" w:sz="5" w:space="0" w:color="8D7B9B"/>
+            </w:tcBorders>
+            <w:tcMar>
+              <w:top w:w="70" w:type="dxa"/>
+              <w:left w:w="90" w:type="dxa"/>
+              <w:bottom w:w="70" w:type="dxa"/>
+              <w:right w:w="90" w:type="dxa"/>
+            </w:tcMar>
+            <w:vAlign w:val="center"/>
+          </w:tcPr>
+          <w:p>
+            <w:pPr>
+              <w:spacing w:after="0" w:line="240" w:lineRule="auto"/>
+              <w:jc w:val="center"/>
+            </w:pPr>
+            <w:r>
+              <w:rPr>
+                <w:rFonts w:ascii="Carlito" w:eastAsia="Carlito" w:hAnsi="Carlito"/>
+                <w:b/>
+                <w:color w:val="1C1C1C"/>
+                <w:sz w:val="18"/>
+              </w:rPr>
+              <w:t>SQL</w:t>
+            </w:r>
+          </w:p>
+        </w:tc>
+      </w:tr>
+      <w:tr>
+        <w:trPr>
+          <w:cantSplit/>
+          <w:jc w:val="center"/>
+        </w:trPr>
+        <w:tc>
+          <w:tcPr>
+            <w:tcW w:w="1224" w:type="dxa"/>
+            <w:tcBorders>
+              <w:top w:val="single" w:sz="5" w:space="0" w:color="8D7B9B"/>
+              <w:left w:val="single" w:sz="5" w:space="0" w:color="8D7B9B"/>
+              <w:bottom w:val="single" w:sz="5" w:space="0" w:color="8D7B9B"/>
+              <w:right w:val="single" w:sz="5" w:space="0" w:color="8D7B9B"/>
+            </w:tcBorders>
+            <w:tcMar>
+              <w:top w:w="70" w:type="dxa"/>
+              <w:left w:w="90" w:type="dxa"/>
+              <w:bottom w:w="70" w:type="dxa"/>
+              <w:right w:w="90" w:type="dxa"/>
+            </w:tcMar>
+            <w:vAlign w:val="center"/>
+          </w:tcPr>
+          <w:p>
+            <w:pPr>
+              <w:spacing w:after="0" w:line="240" w:lineRule="auto"/>
+              <w:jc w:val="center"/>
+            </w:pPr>
+            <w:r>
+              <w:rPr>
+                <w:rFonts w:ascii="Carlito" w:eastAsia="Carlito" w:hAnsi="Carlito"/>
+                <w:color w:val="252525"/>
+                <w:sz w:val="18"/>
+              </w:rPr>
+              <w:t>Book</w:t>
+            </w:r>
+          </w:p>
+        </w:tc>
+        <w:tc>
+          <w:tcPr>
+            <w:tcW w:w="8712" w:type="dxa"/>
+            <w:tcBorders>
+              <w:top w:val="single" w:sz="5" w:space="0" w:color="8D7B9B"/>
+              <w:left w:val="single" w:sz="5" w:space="0" w:color="8D7B9B"/>
+              <w:bottom w:val="single" w:sz="5" w:space="0" w:color="8D7B9B"/>
+              <w:right w:val="single" w:sz="5" w:space="0" w:color="8D7B9B"/>
+            </w:tcBorders>
+            <w:tcMar>
+              <w:top w:w="70" w:type="dxa"/>
+              <w:left w:w="90" w:type="dxa"/>
+              <w:bottom w:w="70" w:type="dxa"/>
+              <w:right w:w="90" w:type="dxa"/>
+            </w:tcMar>
+            <w:vAlign w:val="center"/>
+          </w:tcPr>
+          <w:p>
+            <w:pPr>
+              <w:spacing w:after="0" w:line="221" w:lineRule="auto"/>
+            </w:pPr>
+            <w:r>
+              <w:rPr>
+                <w:rFonts w:ascii="Liberation Mono" w:eastAsia="Liberation Mono" w:hAnsi="Liberation Mono"/>
+                <w:color w:val="252525"/>
+                <w:sz w:val="14"/>
+              </w:rPr>
+              <w:t>-- Task e)(i): extract one document per book from the OLTP database</w:t>
+            </w:r>
+            <w:r>
+              <w:rPr>
+                <w:rFonts w:ascii="Liberation Mono" w:eastAsia="Liberation Mono" w:hAnsi="Liberation Mono"/>
+                <w:color w:val="252525"/>
+                <w:sz w:val="14"/>
+              </w:rPr>
+              <w:br/>
+            </w:r>
+            <w:r>
+              <w:rPr>
+                <w:rFonts w:ascii="Liberation Mono" w:eastAsia="Liberation Mono" w:hAnsi="Liberation Mono"/>
+                <w:color w:val="252525"/>
+                <w:sz w:val="14"/>
+              </w:rPr>
+              <w:br/>
+              <w:t>USE CA22B2104;</w:t>
+            </w:r>
+            <w:r>
+              <w:rPr>
+                <w:rFonts w:ascii="Liberation Mono" w:eastAsia="Liberation Mono" w:hAnsi="Liberation Mono"/>
+                <w:color w:val="252525"/>
+                <w:sz w:val="14"/>
+              </w:rPr>
+              <w:br/>
+            </w:r>
+            <w:r>
+              <w:rPr>
+                <w:rFonts w:ascii="Liberation Mono" w:eastAsia="Liberation Mono" w:hAnsi="Liberation Mono"/>
+                <w:color w:val="252525"/>
+                <w:sz w:val="14"/>
+              </w:rPr>
+              <w:br/>
+              <w:t>-- Start from Book so every book appears, even if it has no copies or loans.</w:t>
+            </w:r>
+            <w:r>
+              <w:rPr>
+                <w:rFonts w:ascii="Liberation Mono" w:eastAsia="Liberation Mono" w:hAnsi="Liberation Mono"/>
+                <w:color w:val="252525"/>
+                <w:sz w:val="14"/>
+              </w:rPr>
+              <w:br/>
+              <w:t>-- The two derived tables pre-calculate copy and loan totals before they are joined.</w:t>
+            </w:r>
+            <w:r>
+              <w:rPr>
+                <w:rFonts w:ascii="Liberation Mono" w:eastAsia="Liberation Mono" w:hAnsi="Liberation Mono"/>
+                <w:color w:val="252525"/>
+                <w:sz w:val="14"/>
+              </w:rPr>
+              <w:br/>
+              <w:t>SELECT</w:t>
+            </w:r>
+            <w:r>
+              <w:br/>
+            </w:r>
+            <w:r>
+              <w:rPr>
+                <w:rFonts w:ascii="Liberation Mono" w:eastAsia="Liberation Mono" w:hAnsi="Liberation Mono"/>
+                <w:color w:val="252525"/>
+                <w:sz w:val="14"/>
+              </w:rPr>
+              <w:t xml:space="preserve">    b.BookID AS bookId,</w:t>
+            </w:r>
+            <w:r>
+              <w:br/>
+            </w:r>
+            <w:r>
+              <w:rPr>
+                <w:rFonts w:ascii="Liberation Mono" w:eastAsia="Liberation Mono" w:hAnsi="Liberation Mono"/>
+                <w:color w:val="252525"/>
+                <w:sz w:val="14"/>
+              </w:rPr>
+              <w:t xml:space="preserve">    b.Title AS title,</w:t>
+            </w:r>
+            <w:r>
+              <w:br/>
+            </w:r>
+            <w:r>
+              <w:rPr>
+                <w:rFonts w:ascii="Liberation Mono" w:eastAsia="Liberation Mono" w:hAnsi="Liberation Mono"/>
+                <w:color w:val="252525"/>
+                <w:sz w:val="14"/>
+              </w:rPr>
+              <w:t xml:space="preserve">    b.Author AS author,</w:t>
+            </w:r>
+            <w:r>
+              <w:br/>
+            </w:r>
+            <w:r>
+              <w:rPr>
+                <w:rFonts w:ascii="Liberation Mono" w:eastAsia="Liberation Mono" w:hAnsi="Liberation Mono"/>
+                <w:color w:val="252525"/>
+                <w:sz w:val="14"/>
+              </w:rPr>
+              <w:t xml:space="preserve">    b.Genre AS genre,</w:t>
+            </w:r>
+            <w:r>
+              <w:br/>
+            </w:r>
+            <w:r>
+              <w:rPr>
+                <w:rFonts w:ascii="Liberation Mono" w:eastAsia="Liberation Mono" w:hAnsi="Liberation Mono"/>
+                <w:color w:val="252525"/>
+                <w:sz w:val="14"/>
+              </w:rPr>
+              <w:t xml:space="preserve">    mt.TierName AS minimumMembershipTier,</w:t>
+            </w:r>
+            <w:r>
+              <w:br/>
+            </w:r>
+            <w:r>
+              <w:rPr>
+                <w:rFonts w:ascii="Liberation Mono" w:eastAsia="Liberation Mono" w:hAnsi="Liberation Mono"/>
+                <w:color w:val="252525"/>
+                <w:sz w:val="14"/>
+              </w:rPr>
+              <w:t xml:space="preserve">    </w:t>
+            </w:r>
+            <w:r>
+              <w:rPr>
+                <w:rFonts w:ascii="Liberation Mono" w:eastAsia="Liberation Mono" w:hAnsi="Liberation Mono"/>
+                <w:color w:val="252525"/>
+                <w:sz w:val="14"/>
+              </w:rPr>
+              <w:t>IFNULL</w:t>
+            </w:r>
+            <w:r>
+              <w:rPr>
+                <w:rFonts w:ascii="Liberation Mono" w:eastAsia="Liberation Mono" w:hAnsi="Liberation Mono"/>
+                <w:color w:val="252525"/>
+                <w:sz w:val="14"/>
+              </w:rPr>
+              <w:t>(c.totalCopies, 0) AS totalCopies,</w:t>
+            </w:r>
+            <w:r>
+              <w:br/>
+            </w:r>
+            <w:r>
+              <w:rPr>
+                <w:rFonts w:ascii="Liberation Mono" w:eastAsia="Liberation Mono" w:hAnsi="Liberation Mono"/>
+                <w:color w:val="252525"/>
+                <w:sz w:val="14"/>
+              </w:rPr>
+              <w:t xml:space="preserve">    </w:t>
+            </w:r>
+            <w:r>
+              <w:rPr>
+                <w:rFonts w:ascii="Liberation Mono" w:eastAsia="Liberation Mono" w:hAnsi="Liberation Mono"/>
+                <w:color w:val="252525"/>
+                <w:sz w:val="14"/>
+              </w:rPr>
+              <w:t>IFNULL</w:t>
+            </w:r>
+            <w:r>
+              <w:rPr>
+                <w:rFonts w:ascii="Liberation Mono" w:eastAsia="Liberation Mono" w:hAnsi="Liberation Mono"/>
+                <w:color w:val="252525"/>
+                <w:sz w:val="14"/>
+              </w:rPr>
+              <w:t>(c.lostCopies, 0) AS lostCopies,</w:t>
+            </w:r>
+            <w:r>
+              <w:br/>
+            </w:r>
+            <w:r>
+              <w:rPr>
+                <w:rFonts w:ascii="Liberation Mono" w:eastAsia="Liberation Mono" w:hAnsi="Liberation Mono"/>
+                <w:color w:val="252525"/>
+                <w:sz w:val="14"/>
+              </w:rPr>
+              <w:t xml:space="preserve">    </w:t>
+            </w:r>
+            <w:r>
+              <w:rPr>
+                <w:rFonts w:ascii="Liberation Mono" w:eastAsia="Liberation Mono" w:hAnsi="Liberation Mono"/>
+                <w:color w:val="252525"/>
+                <w:sz w:val="14"/>
+              </w:rPr>
+              <w:t>IFNULL</w:t>
+            </w:r>
+            <w:r>
+              <w:rPr>
+                <w:rFonts w:ascii="Liberation Mono" w:eastAsia="Liberation Mono" w:hAnsi="Liberation Mono"/>
+                <w:color w:val="252525"/>
+                <w:sz w:val="14"/>
+              </w:rPr>
+              <w:t>(l.totalLoanTransactions, 0) AS totalLoanTransactions</w:t>
+            </w:r>
+            <w:r>
+              <w:br/>
+            </w:r>
+            <w:r>
+              <w:rPr>
+                <w:rFonts w:ascii="Liberation Mono" w:eastAsia="Liberation Mono" w:hAnsi="Liberation Mono"/>
+                <w:color w:val="252525"/>
+                <w:sz w:val="14"/>
+              </w:rPr>
+              <w:t>FROM Book AS b</w:t>
+            </w:r>
+            <w:r>
+              <w:br/>
+            </w:r>
+            <w:r>
+              <w:rPr>
+                <w:rFonts w:ascii="Liberation Mono" w:eastAsia="Liberation Mono" w:hAnsi="Liberation Mono"/>
+                <w:color w:val="252525"/>
+                <w:sz w:val="14"/>
+              </w:rPr>
+              <w:t>JOIN MembershipTier AS mt</w:t>
+            </w:r>
+            <w:r>
+              <w:br/>
+            </w:r>
+            <w:r>
+              <w:rPr>
+                <w:rFonts w:ascii="Liberation Mono" w:eastAsia="Liberation Mono" w:hAnsi="Liberation Mono"/>
+                <w:color w:val="252525"/>
+                <w:sz w:val="14"/>
+              </w:rPr>
+              <w:t xml:space="preserve">  ON mt.TierID = </w:t>
+            </w:r>
+            <w:r>
+              <w:rPr>
+                <w:rFonts w:ascii="Liberation Mono" w:eastAsia="Liberation Mono" w:hAnsi="Liberation Mono"/>
+                <w:color w:val="252525"/>
+                <w:sz w:val="14"/>
+              </w:rPr>
+              <w:t>b.MinTierID</w:t>
+            </w:r>
+            <w:r>
+              <w:br/>
+            </w:r>
+            <w:r>
+              <w:rPr>
+                <w:rFonts w:ascii="Liberation Mono" w:eastAsia="Liberation Mono" w:hAnsi="Liberation Mono"/>
+                <w:color w:val="252525"/>
+                <w:sz w:val="14"/>
+              </w:rPr>
+              <w:t>LEFT JOIN (</w:t>
+            </w:r>
+            <w:r>
+              <w:rPr>
+                <w:rFonts w:ascii="Liberation Mono" w:eastAsia="Liberation Mono" w:hAnsi="Liberation Mono"/>
+                <w:color w:val="252525"/>
+                <w:sz w:val="14"/>
+              </w:rPr>
+              <w:br/>
+              <w:t xml:space="preserve">    -- One row per book: total copies and copies currently marked Lost.</w:t>
+            </w:r>
+            <w:r>
+              <w:rPr>
+                <w:rFonts w:ascii="Liberation Mono" w:eastAsia="Liberation Mono" w:hAnsi="Liberation Mono"/>
+                <w:color w:val="252525"/>
+                <w:sz w:val="14"/>
+              </w:rPr>
+              <w:br/>
+              <w:t xml:space="preserve">    SELECT</w:t>
+            </w:r>
+            <w:r>
+              <w:rPr>
+                <w:rFonts w:ascii="Liberation Mono" w:eastAsia="Liberation Mono" w:hAnsi="Liberation Mono"/>
+                <w:color w:val="252525"/>
+                <w:sz w:val="14"/>
+              </w:rPr>
+              <w:br/>
+              <w:t xml:space="preserve">        BookID,</w:t>
+            </w:r>
+            <w:r>
+              <w:rPr>
+                <w:rFonts w:ascii="Liberation Mono" w:eastAsia="Liberation Mono" w:hAnsi="Liberation Mono"/>
+                <w:color w:val="252525"/>
+                <w:sz w:val="14"/>
+              </w:rPr>
+              <w:br/>
+              <w:t xml:space="preserve">        COUNT(*) AS totalCopies,</w:t>
+            </w:r>
+            <w:r>
+              <w:br/>
+            </w:r>
+            <w:r>
+              <w:rPr>
+                <w:rFonts w:ascii="Liberation Mono" w:eastAsia="Liberation Mono" w:hAnsi="Liberation Mono"/>
+                <w:color w:val="252525"/>
+                <w:sz w:val="14"/>
+              </w:rPr>
+              <w:t xml:space="preserve">        SUM(CASE WHEN Status = 'Lost' THEN 1 ELSE 0 END) AS lostCopies</w:t>
+            </w:r>
+            <w:r>
+              <w:br/>
+            </w:r>
+            <w:r>
+              <w:rPr>
+                <w:rFonts w:ascii="Liberation Mono" w:eastAsia="Liberation Mono" w:hAnsi="Liberation Mono"/>
+                <w:color w:val="252525"/>
+                <w:sz w:val="14"/>
+              </w:rPr>
+              <w:t xml:space="preserve">    FROM BookCopy</w:t>
+            </w:r>
+            <w:r>
+              <w:br/>
+            </w:r>
+            <w:r>
+              <w:rPr>
+                <w:rFonts w:ascii="Liberation Mono" w:eastAsia="Liberation Mono" w:hAnsi="Liberation Mono"/>
+                <w:color w:val="252525"/>
+                <w:sz w:val="14"/>
+              </w:rPr>
+              <w:t xml:space="preserve">    GROUP BY BookID</w:t>
+            </w:r>
+            <w:r>
+              <w:br/>
+            </w:r>
+            <w:r>
+              <w:rPr>
+                <w:rFonts w:ascii="Liberation Mono" w:eastAsia="Liberation Mono" w:hAnsi="Liberation Mono"/>
+                <w:color w:val="252525"/>
+                <w:sz w:val="14"/>
+              </w:rPr>
+              <w:t>) AS c</w:t>
+            </w:r>
+            <w:r>
+              <w:br/>
+            </w:r>
+            <w:r>
+              <w:rPr>
+                <w:rFonts w:ascii="Liberation Mono" w:eastAsia="Liberation Mono" w:hAnsi="Liberation Mono"/>
+                <w:color w:val="252525"/>
+                <w:sz w:val="14"/>
+              </w:rPr>
+              <w:t xml:space="preserve">  ON c.BookID = b.BookID</w:t>
+            </w:r>
+            <w:r>
+              <w:br/>
+            </w:r>
+            <w:r>
+              <w:rPr>
+                <w:rFonts w:ascii="Liberation Mono" w:eastAsia="Liberation Mono" w:hAnsi="Liberation Mono"/>
+                <w:color w:val="252525"/>
+                <w:sz w:val="14"/>
+              </w:rPr>
+              <w:t>LEFT JOIN (</w:t>
+            </w:r>
+            <w:r>
+              <w:rPr>
+                <w:rFonts w:ascii="Liberation Mono" w:eastAsia="Liberation Mono" w:hAnsi="Liberation Mono"/>
+                <w:color w:val="252525"/>
+                <w:sz w:val="14"/>
+              </w:rPr>
+              <w:br/>
+              <w:t xml:space="preserve">    -- One row per book: total borrowing transactions across all its copies.</w:t>
+            </w:r>
+            <w:r>
+              <w:rPr>
+                <w:rFonts w:ascii="Liberation Mono" w:eastAsia="Liberation Mono" w:hAnsi="Liberation Mono"/>
+                <w:color w:val="252525"/>
+                <w:sz w:val="14"/>
+              </w:rPr>
+              <w:br/>
+              <w:t xml:space="preserve">    SELECT</w:t>
+            </w:r>
+            <w:r>
+              <w:rPr>
+                <w:rFonts w:ascii="Liberation Mono" w:eastAsia="Liberation Mono" w:hAnsi="Liberation Mono"/>
+                <w:color w:val="252525"/>
+                <w:sz w:val="14"/>
+              </w:rPr>
+              <w:br/>
+              <w:t xml:space="preserve">        BookID,</w:t>
+            </w:r>
+            <w:r>
+              <w:rPr>
+                <w:rFonts w:ascii="Liberation Mono" w:eastAsia="Liberation Mono" w:hAnsi="Liberation Mono"/>
+                <w:color w:val="252525"/>
+                <w:sz w:val="14"/>
+              </w:rPr>
+              <w:br/>
+              <w:t xml:space="preserve">        COUNT(*) AS totalLoanTransactions</w:t>
+            </w:r>
+            <w:r>
+              <w:br/>
+            </w:r>
+            <w:r>
+              <w:rPr>
+                <w:rFonts w:ascii="Liberation Mono" w:eastAsia="Liberation Mono" w:hAnsi="Liberation Mono"/>
+                <w:color w:val="252525"/>
+                <w:sz w:val="14"/>
+              </w:rPr>
+              <w:t xml:space="preserve">    FROM Loan</w:t>
+            </w:r>
+            <w:r>
+              <w:br/>
+            </w:r>
+            <w:r>
+              <w:rPr>
+                <w:rFonts w:ascii="Liberation Mono" w:eastAsia="Liberation Mono" w:hAnsi="Liberation Mono"/>
+                <w:color w:val="252525"/>
+                <w:sz w:val="14"/>
+              </w:rPr>
+              <w:t xml:space="preserve">    GROUP BY BookID</w:t>
+            </w:r>
+            <w:r>
+              <w:br/>
+            </w:r>
+            <w:r>
+              <w:rPr>
+                <w:rFonts w:ascii="Liberation Mono" w:eastAsia="Liberation Mono" w:hAnsi="Liberation Mono"/>
+                <w:color w:val="252525"/>
+                <w:sz w:val="14"/>
+              </w:rPr>
+              <w:t>) AS l</w:t>
+            </w:r>
+            <w:r>
+              <w:br/>
+            </w:r>
+            <w:r>
+              <w:rPr>
+                <w:rFonts w:ascii="Liberation Mono" w:eastAsia="Liberation Mono" w:hAnsi="Liberation Mono"/>
+                <w:color w:val="252525"/>
+                <w:sz w:val="14"/>
+              </w:rPr>
+              <w:t xml:space="preserve">  ON l.BookID = b.BookID</w:t>
+            </w:r>
+            <w:r>
+              <w:br/>
+            </w:r>
+            <w:r>
+              <w:rPr>
+                <w:rFonts w:ascii="Liberation Mono" w:eastAsia="Liberation Mono" w:hAnsi="Liberation Mono"/>
+                <w:color w:val="252525"/>
+                <w:sz w:val="14"/>
+              </w:rPr>
+              <w:t>ORDER BY b.BookID;</w:t>
+            </w:r>
+          </w:p>
+        </w:tc>
+      </w:tr>
+    </w:tbl>
+    <w:p>
+      <w:pPr>
+        <w:pStyle w:val="ListParagraph"/>
+      </w:pPr>
+    </w:p>
+    <w:p>
+      <w:pPr>
+        <w:pStyle w:val="ListParagraph"/>
+        <w:spacing w:after="80" w:line="240" w:lineRule="auto"/>
+      </w:pPr>
+      <w:r>
+        <w:rPr>
+          <w:rFonts w:ascii="Carlito" w:eastAsia="Carlito" w:hAnsi="Carlito"/>
+          <w:color w:val="252525"/>
+          <w:sz w:val="21"/>
+        </w:rPr>
+        <w:t>Count the documents after the Book collection has been loaded.</w:t>
+      </w:r>
+    </w:p>
+    <w:p>
+      <w:pPr>
+        <w:pStyle w:val="ListParagraph"/>
+      </w:pPr>
+    </w:p>
+    <w:tbl>
+      <w:tblPr>
+        <w:tblStyle w:val="TableGrid"/>
+        <w:tblW w:w="0" w:type="auto"/>
+        <w:jc w:val="center"/>
+        <w:tblBorders>
+          <w:top w:val="single" w:sz="6" w:space="0" w:color="7F7F7F"/>
+          <w:left w:val="single" w:sz="6" w:space="0" w:color="7F7F7F"/>
+          <w:bottom w:val="single" w:sz="6" w:space="0" w:color="7F7F7F"/>
+          <w:right w:val="single" w:sz="6" w:space="0" w:color="7F7F7F"/>
+          <w:insideH w:val="single" w:sz="6" w:space="0" w:color="7F7F7F"/>
+          <w:insideV w:val="single" w:sz="6" w:space="0" w:color="7F7F7F"/>
+        </w:tblBorders>
+        <w:tblLayout w:type="fixed"/>
+        <w:tblLook w:val="04A0" w:firstRow="1" w:lastRow="0" w:firstColumn="1" w:lastColumn="0" w:noHBand="0" w:noVBand="1"/>
+      </w:tblPr>
+      <w:tblGrid>
+        <w:gridCol w:w="2880"/>
+        <w:gridCol w:w="7056"/>
+      </w:tblGrid>
+      <w:tr>
+        <w:trPr>
+          <w:cantSplit/>
+          <w:tblHeader/>
+          <w:jc w:val="center"/>
+        </w:trPr>
+        <w:tc>
+          <w:tcPr>
+            <w:tcW w:w="2880" w:type="dxa"/>
+            <w:tcBorders>
+              <w:top w:val="single" w:sz="5" w:space="0" w:color="8D7B9B"/>
+              <w:left w:val="single" w:sz="5" w:space="0" w:color="8D7B9B"/>
+              <w:bottom w:val="single" w:sz="5" w:space="0" w:color="8D7B9B"/>
+              <w:right w:val="single" w:sz="5" w:space="0" w:color="8D7B9B"/>
+            </w:tcBorders>
+            <w:tcMar>
+              <w:top w:w="70" w:type="dxa"/>
+              <w:left w:w="90" w:type="dxa"/>
+              <w:bottom w:w="70" w:type="dxa"/>
+              <w:right w:w="90" w:type="dxa"/>
+            </w:tcMar>
+            <w:vAlign w:val="center"/>
+          </w:tcPr>
+          <w:p>
+            <w:pPr>
+              <w:spacing w:after="0" w:line="240" w:lineRule="auto"/>
+              <w:jc w:val="center"/>
+            </w:pPr>
+            <w:r>
+              <w:rPr>
+                <w:rFonts w:ascii="Carlito" w:eastAsia="Carlito" w:hAnsi="Carlito"/>
+                <w:b/>
+                <w:color w:val="1C1C1C"/>
+                <w:sz w:val="18"/>
+              </w:rPr>
+              <w:t>Collection</w:t>
+            </w:r>
+          </w:p>
+        </w:tc>
+        <w:tc>
+          <w:tcPr>
+            <w:tcW w:w="7056" w:type="dxa"/>
+            <w:tcBorders>
+              <w:top w:val="single" w:sz="5" w:space="0" w:color="8D7B9B"/>
+              <w:left w:val="single" w:sz="5" w:space="0" w:color="8D7B9B"/>
+              <w:bottom w:val="single" w:sz="5" w:space="0" w:color="8D7B9B"/>
+              <w:right w:val="single" w:sz="5" w:space="0" w:color="8D7B9B"/>
+            </w:tcBorders>
+            <w:tcMar>
+              <w:top w:w="70" w:type="dxa"/>
+              <w:left w:w="90" w:type="dxa"/>
+              <w:bottom w:w="70" w:type="dxa"/>
+              <w:right w:w="90" w:type="dxa"/>
+            </w:tcMar>
+            <w:vAlign w:val="center"/>
+          </w:tcPr>
+          <w:p>
+            <w:pPr>
+              <w:spacing w:after="0" w:line="240" w:lineRule="auto"/>
+              <w:jc w:val="center"/>
+            </w:pPr>
+            <w:r>
+              <w:rPr>
+                <w:rFonts w:ascii="Carlito" w:eastAsia="Carlito" w:hAnsi="Carlito"/>
+                <w:b/>
+                <w:color w:val="1C1C1C"/>
+                <w:sz w:val="18"/>
+              </w:rPr>
+              <w:t>Number of Documents</w:t>
+            </w:r>
+          </w:p>
+        </w:tc>
+      </w:tr>
+      <w:tr>
+        <w:trPr>
+          <w:cantSplit/>
+          <w:jc w:val="center"/>
+        </w:trPr>
+        <w:tc>
+          <w:tcPr>
+            <w:tcW w:w="2880" w:type="dxa"/>
+            <w:tcBorders>
+              <w:top w:val="single" w:sz="5" w:space="0" w:color="8D7B9B"/>
+              <w:left w:val="single" w:sz="5" w:space="0" w:color="8D7B9B"/>
+              <w:bottom w:val="single" w:sz="5" w:space="0" w:color="8D7B9B"/>
+              <w:right w:val="single" w:sz="5" w:space="0" w:color="8D7B9B"/>
+            </w:tcBorders>
+            <w:tcMar>
+              <w:top w:w="70" w:type="dxa"/>
+              <w:left w:w="90" w:type="dxa"/>
+              <w:bottom w:w="70" w:type="dxa"/>
+              <w:right w:w="90" w:type="dxa"/>
+            </w:tcMar>
+            <w:vAlign w:val="center"/>
+          </w:tcPr>
+          <w:p>
+            <w:pPr>
+              <w:spacing w:after="0" w:line="240" w:lineRule="auto"/>
+            </w:pPr>
+            <w:r>
+              <w:rPr>
+                <w:rFonts w:ascii="Carlito" w:eastAsia="Carlito" w:hAnsi="Carlito"/>
+                <w:color w:val="252525"/>
+                <w:sz w:val="18"/>
+              </w:rPr>
+              <w:t>Book</w:t>
+            </w:r>
+          </w:p>
+        </w:tc>
+        <w:tc>
+          <w:tcPr>
+            <w:tcW w:w="7056" w:type="dxa"/>
+            <w:tcBorders>
+              <w:top w:val="single" w:sz="5" w:space="0" w:color="8D7B9B"/>
+              <w:left w:val="single" w:sz="5" w:space="0" w:color="8D7B9B"/>
+              <w:bottom w:val="single" w:sz="5" w:space="0" w:color="8D7B9B"/>
+              <w:right w:val="single" w:sz="5" w:space="0" w:color="8D7B9B"/>
+            </w:tcBorders>
+            <w:tcMar>
+              <w:top w:w="70" w:type="dxa"/>
+              <w:left w:w="90" w:type="dxa"/>
+              <w:bottom w:w="70" w:type="dxa"/>
+              <w:right w:w="90" w:type="dxa"/>
+            </w:tcMar>
+            <w:vAlign w:val="center"/>
+          </w:tcPr>
+          <w:p>
+            <w:pPr>
+              <w:spacing w:after="0" w:line="240" w:lineRule="auto"/>
+              <w:jc w:val="center"/>
+            </w:pPr>
+            <w:r>
+              <w:rPr>
+                <w:rFonts w:ascii="Carlito" w:eastAsia="Carlito" w:hAnsi="Carlito"/>
+                <w:b/>
+                <w:color w:val="5D8F2B"/>
+                <w:sz w:val="19"/>
+              </w:rPr>
+              <w:t>500</w:t>
+            </w:r>
+          </w:p>
+        </w:tc>
+      </w:tr>
+    </w:tbl>
+    <w:p>
+      <w:pPr>
+        <w:pStyle w:val="ListParagraph"/>
+      </w:pPr>
+    </w:p>
+    <w:p>
+      <w:pPr>
+        <w:pageBreakBefore/>
+        <w:spacing w:after="80" w:line="240" w:lineRule="auto"/>
+        <w:ind w:left="720"/>
+      </w:pPr>
+      <w:r>
+        <w:rPr>
+          <w:rFonts w:ascii="Carlito" w:eastAsia="Carlito" w:hAnsi="Carlito"/>
+          <w:color w:val="252525"/>
+          <w:sz w:val="21"/>
+        </w:rPr>
+        <w:lastRenderedPageBreak/>
+        <w:t>ii) Paste the MongoDB commands and results for the two questions below.</w:t>
+      </w:r>
+    </w:p>
+    <w:tbl>
+      <w:tblPr>
+        <w:tblStyle w:val="TableGrid"/>
+        <w:tblW w:w="0" w:type="auto"/>
+        <w:jc w:val="center"/>
+        <w:tblBorders>
+          <w:top w:val="single" w:sz="6" w:space="0" w:color="7F7F7F"/>
+          <w:left w:val="single" w:sz="6" w:space="0" w:color="7F7F7F"/>
+          <w:bottom w:val="single" w:sz="6" w:space="0" w:color="7F7F7F"/>
+          <w:right w:val="single" w:sz="6" w:space="0" w:color="7F7F7F"/>
+          <w:insideH w:val="single" w:sz="6" w:space="0" w:color="7F7F7F"/>
+          <w:insideV w:val="single" w:sz="6" w:space="0" w:color="7F7F7F"/>
+        </w:tblBorders>
+        <w:tblLayout w:type="fixed"/>
+        <w:tblLook w:val="04A0" w:firstRow="1" w:lastRow="0" w:firstColumn="1" w:lastColumn="0" w:noHBand="0" w:noVBand="1"/>
+      </w:tblPr>
+      <w:tblGrid>
+        <w:gridCol w:w="691"/>
+        <w:gridCol w:w="4608"/>
+        <w:gridCol w:w="4636"/>
+      </w:tblGrid>
+      <w:tr>
+        <w:trPr>
+          <w:cantSplit/>
+          <w:tblHeader/>
+          <w:jc w:val="center"/>
+        </w:trPr>
+        <w:tc>
+          <w:tcPr>
+            <w:tcW w:w="691" w:type="dxa"/>
+            <w:tcBorders>
+              <w:top w:val="single" w:sz="5" w:space="0" w:color="8D7B9B"/>
+              <w:left w:val="single" w:sz="5" w:space="0" w:color="8D7B9B"/>
+              <w:bottom w:val="single" w:sz="5" w:space="0" w:color="8D7B9B"/>
+              <w:right w:val="single" w:sz="5" w:space="0" w:color="8D7B9B"/>
+            </w:tcBorders>
+            <w:tcMar>
+              <w:top w:w="70" w:type="dxa"/>
+              <w:left w:w="90" w:type="dxa"/>
+              <w:bottom w:w="70" w:type="dxa"/>
+              <w:right w:w="90" w:type="dxa"/>
+            </w:tcMar>
+            <w:vAlign w:val="center"/>
+          </w:tcPr>
+          <w:p>
+            <w:pPr>
+              <w:spacing w:after="0" w:line="240" w:lineRule="auto"/>
+              <w:jc w:val="center"/>
+            </w:pPr>
+            <w:r>
+              <w:rPr>
+                <w:rFonts w:ascii="Carlito" w:eastAsia="Carlito" w:hAnsi="Carlito"/>
+                <w:b/>
+                <w:color w:val="1C1C1C"/>
+                <w:sz w:val="17"/>
+              </w:rPr>
+              <w:t>Question</w:t>
+            </w:r>
+          </w:p>
+        </w:tc>
+        <w:tc>
+          <w:tcPr>
+            <w:tcW w:w="4608" w:type="dxa"/>
+            <w:tcBorders>
+              <w:top w:val="single" w:sz="5" w:space="0" w:color="8D7B9B"/>
+              <w:left w:val="single" w:sz="5" w:space="0" w:color="8D7B9B"/>
+              <w:bottom w:val="single" w:sz="5" w:space="0" w:color="8D7B9B"/>
+              <w:right w:val="single" w:sz="5" w:space="0" w:color="8D7B9B"/>
+            </w:tcBorders>
+            <w:tcMar>
+              <w:top w:w="70" w:type="dxa"/>
+              <w:left w:w="90" w:type="dxa"/>
+              <w:bottom w:w="70" w:type="dxa"/>
+              <w:right w:w="90" w:type="dxa"/>
+            </w:tcMar>
+            <w:vAlign w:val="center"/>
+          </w:tcPr>
+          <w:p>
+            <w:pPr>
+              <w:spacing w:after="0" w:line="240" w:lineRule="auto"/>
+              <w:jc w:val="center"/>
+            </w:pPr>
+            <w:r>
+              <w:rPr>
+                <w:rFonts w:ascii="Carlito" w:eastAsia="Carlito" w:hAnsi="Carlito"/>
+                <w:b/>
+                <w:color w:val="1C1C1C"/>
+                <w:sz w:val="17"/>
+              </w:rPr>
+              <w:t>Mongo Command</w:t>
+            </w:r>
+          </w:p>
+        </w:tc>
+        <w:tc>
+          <w:tcPr>
+            <w:tcW w:w="4636" w:type="dxa"/>
+            <w:tcBorders>
+              <w:top w:val="single" w:sz="5" w:space="0" w:color="8D7B9B"/>
+              <w:left w:val="single" w:sz="5" w:space="0" w:color="8D7B9B"/>
+              <w:bottom w:val="single" w:sz="5" w:space="0" w:color="8D7B9B"/>
+              <w:right w:val="single" w:sz="5" w:space="0" w:color="8D7B9B"/>
+            </w:tcBorders>
+            <w:tcMar>
+              <w:top w:w="70" w:type="dxa"/>
+              <w:left w:w="90" w:type="dxa"/>
+              <w:bottom w:w="70" w:type="dxa"/>
+              <w:right w:w="90" w:type="dxa"/>
+            </w:tcMar>
+            <w:vAlign w:val="center"/>
+          </w:tcPr>
+          <w:p>
+            <w:pPr>
+              <w:spacing w:after="0" w:line="240" w:lineRule="auto"/>
+              <w:jc w:val="center"/>
+            </w:pPr>
+            <w:r>
+              <w:rPr>
+                <w:rFonts w:ascii="Carlito" w:eastAsia="Carlito" w:hAnsi="Carlito"/>
+                <w:b/>
+                <w:color w:val="1C1C1C"/>
+                <w:sz w:val="17"/>
+              </w:rPr>
+              <w:t>Result</w:t>
+            </w:r>
+          </w:p>
+        </w:tc>
+      </w:tr>
+      <w:tr>
+        <w:trPr>
+          <w:cantSplit/>
+          <w:jc w:val="center"/>
+        </w:trPr>
+        <w:tc>
+          <w:tcPr>
+            <w:tcW w:w="691" w:type="dxa"/>
+            <w:tcBorders>
+              <w:top w:val="single" w:sz="5" w:space="0" w:color="8D7B9B"/>
+              <w:left w:val="single" w:sz="5" w:space="0" w:color="8D7B9B"/>
+              <w:bottom w:val="single" w:sz="5" w:space="0" w:color="8D7B9B"/>
+              <w:right w:val="single" w:sz="5" w:space="0" w:color="8D7B9B"/>
+            </w:tcBorders>
+            <w:tcMar>
+              <w:top w:w="70" w:type="dxa"/>
+              <w:left w:w="90" w:type="dxa"/>
+              <w:bottom w:w="70" w:type="dxa"/>
+              <w:right w:w="90" w:type="dxa"/>
+            </w:tcMar>
+            <w:vAlign w:val="center"/>
+          </w:tcPr>
+          <w:p>
+            <w:pPr>
+              <w:spacing w:after="0" w:line="240" w:lineRule="auto"/>
+              <w:jc w:val="center"/>
+            </w:pPr>
+            <w:r>
+              <w:rPr>
+                <w:rFonts w:ascii="Carlito" w:eastAsia="Carlito" w:hAnsi="Carlito"/>
+                <w:b/>
+                <w:color w:val="252525"/>
+                <w:sz w:val="17"/>
+              </w:rPr>
+              <w:t>1</w:t>
+            </w:r>
+          </w:p>
+        </w:tc>
+        <w:tc>
+          <w:tcPr>
+            <w:tcW w:w="4608" w:type="dxa"/>
+            <w:tcBorders>
+              <w:top w:val="single" w:sz="5" w:space="0" w:color="8D7B9B"/>
+              <w:left w:val="single" w:sz="5" w:space="0" w:color="8D7B9B"/>
+              <w:bottom w:val="single" w:sz="5" w:space="0" w:color="8D7B9B"/>
+              <w:right w:val="single" w:sz="5" w:space="0" w:color="8D7B9B"/>
+            </w:tcBorders>
+            <w:tcMar>
+              <w:top w:w="70" w:type="dxa"/>
+              <w:left w:w="90" w:type="dxa"/>
+              <w:bottom w:w="70" w:type="dxa"/>
+              <w:right w:w="90" w:type="dxa"/>
+            </w:tcMar>
+            <w:vAlign w:val="center"/>
+          </w:tcPr>
+          <w:p>
+            <w:pPr>
+              <w:spacing w:after="0" w:line="216" w:lineRule="auto"/>
+            </w:pPr>
+            <w:r>
+              <w:rPr>
+                <w:rFonts w:ascii="Liberation Mono" w:eastAsia="Liberation Mono" w:hAnsi="Liberation Mono"/>
+                <w:color w:val="252525"/>
+                <w:sz w:val="14"/>
+              </w:rPr>
+              <w:t>db.Book.find(</w:t>
+            </w:r>
+            <w:r>
+              <w:br/>
+            </w:r>
+            <w:r>
+              <w:rPr>
+                <w:rFonts w:ascii="Liberation Mono" w:eastAsia="Liberation Mono" w:hAnsi="Liberation Mono"/>
+                <w:color w:val="252525"/>
+                <w:sz w:val="14"/>
+              </w:rPr>
+              <w:t xml:space="preserve">  { totalLoanTransactions: { $gt: 400 } },</w:t>
+            </w:r>
+            <w:r>
+              <w:br/>
+            </w:r>
+            <w:r>
+              <w:rPr>
+                <w:rFonts w:ascii="Liberation Mono" w:eastAsia="Liberation Mono" w:hAnsi="Liberation Mono"/>
+                <w:color w:val="252525"/>
+                <w:sz w:val="14"/>
+              </w:rPr>
+              <w:t xml:space="preserve">  {</w:t>
+            </w:r>
+            <w:r>
+              <w:br/>
+            </w:r>
+            <w:r>
+              <w:rPr>
+                <w:rFonts w:ascii="Liberation Mono" w:eastAsia="Liberation Mono" w:hAnsi="Liberation Mono"/>
+                <w:color w:val="252525"/>
+                <w:sz w:val="14"/>
+              </w:rPr>
+              <w:t xml:space="preserve">    _id: 0,</w:t>
+            </w:r>
+            <w:r>
+              <w:br/>
+            </w:r>
+            <w:r>
+              <w:rPr>
+                <w:rFonts w:ascii="Liberation Mono" w:eastAsia="Liberation Mono" w:hAnsi="Liberation Mono"/>
+                <w:color w:val="252525"/>
+                <w:sz w:val="14"/>
+              </w:rPr>
+              <w:t xml:space="preserve">    title: 1,</w:t>
+            </w:r>
+            <w:r>
+              <w:br/>
+            </w:r>
+            <w:r>
+              <w:rPr>
+                <w:rFonts w:ascii="Liberation Mono" w:eastAsia="Liberation Mono" w:hAnsi="Liberation Mono"/>
+                <w:color w:val="252525"/>
+                <w:sz w:val="14"/>
+              </w:rPr>
+              <w:t xml:space="preserve">    genre: 1,</w:t>
+            </w:r>
+            <w:r>
+              <w:br/>
+            </w:r>
+            <w:r>
+              <w:rPr>
+                <w:rFonts w:ascii="Liberation Mono" w:eastAsia="Liberation Mono" w:hAnsi="Liberation Mono"/>
+                <w:color w:val="252525"/>
+                <w:sz w:val="14"/>
+              </w:rPr>
+              <w:t xml:space="preserve">    totalLoanTransactions: 1</w:t>
+            </w:r>
+            <w:r>
+              <w:br/>
+            </w:r>
+            <w:r>
+              <w:rPr>
+                <w:rFonts w:ascii="Liberation Mono" w:eastAsia="Liberation Mono" w:hAnsi="Liberation Mono"/>
+                <w:color w:val="252525"/>
+                <w:sz w:val="14"/>
+              </w:rPr>
+              <w:t xml:space="preserve">  }</w:t>
+            </w:r>
+            <w:r>
+              <w:br/>
+            </w:r>
+            <w:r>
+              <w:rPr>
+                <w:rFonts w:ascii="Liberation Mono" w:eastAsia="Liberation Mono" w:hAnsi="Liberation Mono"/>
+                <w:color w:val="252525"/>
+                <w:sz w:val="14"/>
+              </w:rPr>
+              <w:t>).sort({</w:t>
+            </w:r>
+            <w:r>
+              <w:br/>
+            </w:r>
+            <w:r>
+              <w:rPr>
+                <w:rFonts w:ascii="Liberation Mono" w:eastAsia="Liberation Mono" w:hAnsi="Liberation Mono"/>
+                <w:color w:val="252525"/>
+                <w:sz w:val="14"/>
+              </w:rPr>
+              <w:t xml:space="preserve">  totalLoanTransactions: -1,</w:t>
+            </w:r>
+            <w:r>
+              <w:br/>
+            </w:r>
+            <w:r>
+              <w:rPr>
+                <w:rFonts w:ascii="Liberation Mono" w:eastAsia="Liberation Mono" w:hAnsi="Liberation Mono"/>
+                <w:color w:val="252525"/>
+                <w:sz w:val="14"/>
+              </w:rPr>
+              <w:t xml:space="preserve">  title: 1</w:t>
+            </w:r>
+            <w:r>
+              <w:br/>
+            </w:r>
+            <w:r>
+              <w:rPr>
+                <w:rFonts w:ascii="Liberation Mono" w:eastAsia="Liberation Mono" w:hAnsi="Liberation Mono"/>
+                <w:color w:val="252525"/>
+                <w:sz w:val="14"/>
+              </w:rPr>
+              <w:t>}).toArray()</w:t>
+            </w:r>
+          </w:p>
+        </w:tc>
+        <w:tc>
+          <w:tcPr>
+            <w:tcW w:w="4636" w:type="dxa"/>
+            <w:tcBorders>
+              <w:top w:val="single" w:sz="5" w:space="0" w:color="8D7B9B"/>
+              <w:left w:val="single" w:sz="5" w:space="0" w:color="8D7B9B"/>
+              <w:bottom w:val="single" w:sz="5" w:space="0" w:color="8D7B9B"/>
+              <w:right w:val="single" w:sz="5" w:space="0" w:color="8D7B9B"/>
+            </w:tcBorders>
+            <w:tcMar>
+              <w:top w:w="70" w:type="dxa"/>
+              <w:left w:w="90" w:type="dxa"/>
+              <w:bottom w:w="70" w:type="dxa"/>
+              <w:right w:w="90" w:type="dxa"/>
+            </w:tcMar>
+            <w:vAlign w:val="center"/>
+          </w:tcPr>
+          <w:p>
+            <w:pPr>
+              <w:spacing w:after="0" w:line="230" w:lineRule="auto"/>
+            </w:pPr>
+            <w:r>
+              <w:rPr>
+                <w:rFonts w:ascii="Carlito" w:eastAsia="Carlito" w:hAnsi="Carlito"/>
+                <w:color w:val="000000" w:themeColor="text1"/>
+              </w:rPr>
+              <w:t>None</w:t>
+            </w:r>
+          </w:p>
+        </w:tc>
+      </w:tr>
+      <w:tr>
+        <w:trPr>
+          <w:cantSplit/>
+          <w:jc w:val="center"/>
+        </w:trPr>
+        <w:tc>
+          <w:tcPr>
+            <w:tcW w:w="691" w:type="dxa"/>
+            <w:tcBorders>
+              <w:top w:val="single" w:sz="5" w:space="0" w:color="8D7B9B"/>
+              <w:left w:val="single" w:sz="5" w:space="0" w:color="8D7B9B"/>
+              <w:bottom w:val="single" w:sz="5" w:space="0" w:color="8D7B9B"/>
+              <w:right w:val="single" w:sz="5" w:space="0" w:color="8D7B9B"/>
+            </w:tcBorders>
+            <w:tcMar>
+              <w:top w:w="70" w:type="dxa"/>
+              <w:left w:w="90" w:type="dxa"/>
+              <w:bottom w:w="70" w:type="dxa"/>
+              <w:right w:w="90" w:type="dxa"/>
+            </w:tcMar>
+            <w:vAlign w:val="center"/>
+          </w:tcPr>
+          <w:p>
+            <w:pPr>
+              <w:spacing w:after="0" w:line="240" w:lineRule="auto"/>
+              <w:jc w:val="center"/>
+            </w:pPr>
+            <w:r>
+              <w:rPr>
+                <w:rFonts w:ascii="Carlito" w:eastAsia="Carlito" w:hAnsi="Carlito"/>
+                <w:b/>
+                <w:color w:val="252525"/>
+                <w:sz w:val="17"/>
+              </w:rPr>
+              <w:t>2</w:t>
+            </w:r>
+          </w:p>
+        </w:tc>
+        <w:tc>
+          <w:tcPr>
+            <w:tcW w:w="4608" w:type="dxa"/>
+            <w:tcBorders>
+              <w:top w:val="single" w:sz="5" w:space="0" w:color="8D7B9B"/>
+              <w:left w:val="single" w:sz="5" w:space="0" w:color="8D7B9B"/>
+              <w:bottom w:val="single" w:sz="5" w:space="0" w:color="8D7B9B"/>
+              <w:right w:val="single" w:sz="5" w:space="0" w:color="8D7B9B"/>
+            </w:tcBorders>
+            <w:tcMar>
+              <w:top w:w="70" w:type="dxa"/>
+              <w:left w:w="90" w:type="dxa"/>
+              <w:bottom w:w="70" w:type="dxa"/>
+              <w:right w:w="90" w:type="dxa"/>
+            </w:tcMar>
+            <w:vAlign w:val="center"/>
+          </w:tcPr>
+          <w:p>
+            <w:pPr>
+              <w:spacing w:after="0" w:line="211" w:lineRule="auto"/>
+            </w:pPr>
+            <w:r>
+              <w:rPr>
+                <w:rFonts w:ascii="Liberation Mono" w:eastAsia="Liberation Mono" w:hAnsi="Liberation Mono"/>
+                <w:color w:val="252525"/>
+                <w:sz w:val="13"/>
+              </w:rPr>
+              <w:t>db.Book.aggregate([</w:t>
+            </w:r>
+            <w:r>
+              <w:br/>
+            </w:r>
+            <w:r>
+              <w:rPr>
+                <w:rFonts w:ascii="Liberation Mono" w:eastAsia="Liberation Mono" w:hAnsi="Liberation Mono"/>
+                <w:color w:val="252525"/>
+                <w:sz w:val="13"/>
+              </w:rPr>
+              <w:t xml:space="preserve">  {</w:t>
+            </w:r>
+            <w:r>
+              <w:br/>
+            </w:r>
+            <w:r>
+              <w:rPr>
+                <w:rFonts w:ascii="Liberation Mono" w:eastAsia="Liberation Mono" w:hAnsi="Liberation Mono"/>
+                <w:color w:val="252525"/>
+                <w:sz w:val="13"/>
+              </w:rPr>
+              <w:t xml:space="preserve">    $group: {</w:t>
+            </w:r>
+            <w:r>
+              <w:br/>
+            </w:r>
+            <w:r>
+              <w:rPr>
+                <w:rFonts w:ascii="Liberation Mono" w:eastAsia="Liberation Mono" w:hAnsi="Liberation Mono"/>
+                <w:color w:val="252525"/>
+                <w:sz w:val="13"/>
+              </w:rPr>
+              <w:t xml:space="preserve">      _id: "$genre",</w:t>
+            </w:r>
+            <w:r>
+              <w:br/>
+            </w:r>
+            <w:r>
+              <w:rPr>
+                <w:rFonts w:ascii="Liberation Mono" w:eastAsia="Liberation Mono" w:hAnsi="Liberation Mono"/>
+                <w:color w:val="252525"/>
+                <w:sz w:val="13"/>
+              </w:rPr>
+              <w:t xml:space="preserve">      numberOfBooks: { $sum: 1 },</w:t>
+            </w:r>
+            <w:r>
+              <w:br/>
+            </w:r>
+            <w:r>
+              <w:rPr>
+                <w:rFonts w:ascii="Liberation Mono" w:eastAsia="Liberation Mono" w:hAnsi="Liberation Mono"/>
+                <w:color w:val="252525"/>
+                <w:sz w:val="13"/>
+              </w:rPr>
+              <w:t xml:space="preserve">      averageLoansPerBook: {</w:t>
+            </w:r>
+            <w:r>
+              <w:br/>
+            </w:r>
+            <w:r>
+              <w:rPr>
+                <w:rFonts w:ascii="Liberation Mono" w:eastAsia="Liberation Mono" w:hAnsi="Liberation Mono"/>
+                <w:color w:val="252525"/>
+                <w:sz w:val="13"/>
+              </w:rPr>
+              <w:t xml:space="preserve">        $avg: "$totalLoanTransactions"</w:t>
+            </w:r>
+            <w:r>
+              <w:br/>
+            </w:r>
+            <w:r>
+              <w:rPr>
+                <w:rFonts w:ascii="Liberation Mono" w:eastAsia="Liberation Mono" w:hAnsi="Liberation Mono"/>
+                <w:color w:val="252525"/>
+                <w:sz w:val="13"/>
+              </w:rPr>
+              <w:t xml:space="preserve">      }</w:t>
+            </w:r>
+            <w:r>
+              <w:br/>
+            </w:r>
+            <w:r>
+              <w:rPr>
+                <w:rFonts w:ascii="Liberation Mono" w:eastAsia="Liberation Mono" w:hAnsi="Liberation Mono"/>
+                <w:color w:val="252525"/>
+                <w:sz w:val="13"/>
+              </w:rPr>
+              <w:t xml:space="preserve">    }</w:t>
+            </w:r>
+            <w:r>
+              <w:br/>
+            </w:r>
+            <w:r>
+              <w:rPr>
+                <w:rFonts w:ascii="Liberation Mono" w:eastAsia="Liberation Mono" w:hAnsi="Liberation Mono"/>
+                <w:color w:val="252525"/>
+                <w:sz w:val="13"/>
+              </w:rPr>
+              <w:t xml:space="preserve">  },</w:t>
+            </w:r>
+            <w:r>
+              <w:br/>
+            </w:r>
+            <w:r>
+              <w:rPr>
+                <w:rFonts w:ascii="Liberation Mono" w:eastAsia="Liberation Mono" w:hAnsi="Liberation Mono"/>
+                <w:color w:val="252525"/>
+                <w:sz w:val="13"/>
+              </w:rPr>
+              <w:t xml:space="preserve">  {</w:t>
+            </w:r>
+            <w:r>
+              <w:br/>
+            </w:r>
+            <w:r>
+              <w:rPr>
+                <w:rFonts w:ascii="Liberation Mono" w:eastAsia="Liberation Mono" w:hAnsi="Liberation Mono"/>
+                <w:color w:val="252525"/>
+                <w:sz w:val="13"/>
+              </w:rPr>
+              <w:t xml:space="preserve">    $match: {</w:t>
+            </w:r>
+            <w:r>
+              <w:br/>
+            </w:r>
+            <w:r>
+              <w:rPr>
+                <w:rFonts w:ascii="Liberation Mono" w:eastAsia="Liberation Mono" w:hAnsi="Liberation Mono"/>
+                <w:color w:val="252525"/>
+                <w:sz w:val="13"/>
+              </w:rPr>
+              <w:t xml:space="preserve">      numberOfBooks: { $gt: 50 },</w:t>
+            </w:r>
+            <w:r>
+              <w:br/>
+            </w:r>
+            <w:r>
+              <w:rPr>
+                <w:rFonts w:ascii="Liberation Mono" w:eastAsia="Liberation Mono" w:hAnsi="Liberation Mono"/>
+                <w:color w:val="252525"/>
+                <w:sz w:val="13"/>
+              </w:rPr>
+              <w:t xml:space="preserve">      averageLoansPerBook: { $gt: 70 }</w:t>
+            </w:r>
+            <w:r>
+              <w:br/>
+            </w:r>
+            <w:r>
+              <w:rPr>
+                <w:rFonts w:ascii="Liberation Mono" w:eastAsia="Liberation Mono" w:hAnsi="Liberation Mono"/>
+                <w:color w:val="252525"/>
+                <w:sz w:val="13"/>
+              </w:rPr>
+              <w:t xml:space="preserve">    }</w:t>
+            </w:r>
+            <w:r>
+              <w:br/>
+            </w:r>
+            <w:r>
+              <w:rPr>
+                <w:rFonts w:ascii="Liberation Mono" w:eastAsia="Liberation Mono" w:hAnsi="Liberation Mono"/>
+                <w:color w:val="252525"/>
+                <w:sz w:val="13"/>
+              </w:rPr>
+              <w:t xml:space="preserve">  },</w:t>
+            </w:r>
+            <w:r>
+              <w:br/>
+            </w:r>
+            <w:r>
+              <w:rPr>
+                <w:rFonts w:ascii="Liberation Mono" w:eastAsia="Liberation Mono" w:hAnsi="Liberation Mono"/>
+                <w:color w:val="252525"/>
+                <w:sz w:val="13"/>
+              </w:rPr>
+              <w:t xml:space="preserve">  {</w:t>
+            </w:r>
+            <w:r>
+              <w:br/>
+            </w:r>
+            <w:r>
+              <w:rPr>
+                <w:rFonts w:ascii="Liberation Mono" w:eastAsia="Liberation Mono" w:hAnsi="Liberation Mono"/>
+                <w:color w:val="252525"/>
+                <w:sz w:val="13"/>
+              </w:rPr>
+              <w:t xml:space="preserve">    $project: {</w:t>
+            </w:r>
+            <w:r>
+              <w:br/>
+            </w:r>
+            <w:r>
+              <w:rPr>
+                <w:rFonts w:ascii="Liberation Mono" w:eastAsia="Liberation Mono" w:hAnsi="Liberation Mono"/>
+                <w:color w:val="252525"/>
+                <w:sz w:val="13"/>
+              </w:rPr>
+              <w:t xml:space="preserve">      _id: 0,</w:t>
+            </w:r>
+            <w:r>
+              <w:br/>
+            </w:r>
+            <w:r>
+              <w:rPr>
+                <w:rFonts w:ascii="Liberation Mono" w:eastAsia="Liberation Mono" w:hAnsi="Liberation Mono"/>
+                <w:color w:val="252525"/>
+                <w:sz w:val="13"/>
+              </w:rPr>
+              <w:t xml:space="preserve">      genre: "$_id",</w:t>
+            </w:r>
+            <w:r>
+              <w:br/>
+            </w:r>
+            <w:r>
+              <w:rPr>
+                <w:rFonts w:ascii="Liberation Mono" w:eastAsia="Liberation Mono" w:hAnsi="Liberation Mono"/>
+                <w:color w:val="252525"/>
+                <w:sz w:val="13"/>
+              </w:rPr>
+              <w:t xml:space="preserve">      numberOfBooks: 1,</w:t>
+            </w:r>
+            <w:r>
+              <w:br/>
+            </w:r>
+            <w:r>
+              <w:rPr>
+                <w:rFonts w:ascii="Liberation Mono" w:eastAsia="Liberation Mono" w:hAnsi="Liberation Mono"/>
+                <w:color w:val="252525"/>
+                <w:sz w:val="13"/>
+              </w:rPr>
+              <w:t xml:space="preserve">      averageLoansPerBook: {</w:t>
+            </w:r>
+            <w:r>
+              <w:br/>
+            </w:r>
+            <w:r>
+              <w:rPr>
+                <w:rFonts w:ascii="Liberation Mono" w:eastAsia="Liberation Mono" w:hAnsi="Liberation Mono"/>
+                <w:color w:val="252525"/>
+                <w:sz w:val="13"/>
+              </w:rPr>
+              <w:t xml:space="preserve">        $round: ["$averageLoansPerBook", 2]</w:t>
+            </w:r>
+            <w:r>
+              <w:br/>
+            </w:r>
+            <w:r>
+              <w:rPr>
+                <w:rFonts w:ascii="Liberation Mono" w:eastAsia="Liberation Mono" w:hAnsi="Liberation Mono"/>
+                <w:color w:val="252525"/>
+                <w:sz w:val="13"/>
+              </w:rPr>
+              <w:t xml:space="preserve">      }</w:t>
+            </w:r>
+            <w:r>
+              <w:br/>
+            </w:r>
+            <w:r>
+              <w:rPr>
+                <w:rFonts w:ascii="Liberation Mono" w:eastAsia="Liberation Mono" w:hAnsi="Liberation Mono"/>
+                <w:color w:val="252525"/>
+                <w:sz w:val="13"/>
+              </w:rPr>
+              <w:t xml:space="preserve">    }</w:t>
+            </w:r>
+            <w:r>
+              <w:br/>
+            </w:r>
+            <w:r>
+              <w:rPr>
+                <w:rFonts w:ascii="Liberation Mono" w:eastAsia="Liberation Mono" w:hAnsi="Liberation Mono"/>
+                <w:color w:val="252525"/>
+                <w:sz w:val="13"/>
+              </w:rPr>
+              <w:t xml:space="preserve">  },</w:t>
+            </w:r>
+            <w:r>
+              <w:br/>
+            </w:r>
+            <w:r>
+              <w:rPr>
+                <w:rFonts w:ascii="Liberation Mono" w:eastAsia="Liberation Mono" w:hAnsi="Liberation Mono"/>
+                <w:color w:val="252525"/>
+                <w:sz w:val="13"/>
+              </w:rPr>
+              <w:t xml:space="preserve">  { $sort: { averageLoansPerBook: -1, genre: 1 } }</w:t>
+            </w:r>
+            <w:r>
+              <w:br/>
+            </w:r>
+            <w:r>
+              <w:rPr>
+                <w:rFonts w:ascii="Liberation Mono" w:eastAsia="Liberation Mono" w:hAnsi="Liberation Mono"/>
+                <w:color w:val="252525"/>
+                <w:sz w:val="13"/>
+              </w:rPr>
+              <w:t>]).toArray()</w:t>
+            </w:r>
+          </w:p>
+        </w:tc>
+        <w:tc>
+          <w:tcPr>
+            <w:tcW w:w="4636" w:type="dxa"/>
+            <w:tcBorders>
+              <w:top w:val="single" w:sz="5" w:space="0" w:color="8D7B9B"/>
+              <w:left w:val="single" w:sz="5" w:space="0" w:color="8D7B9B"/>
+              <w:bottom w:val="single" w:sz="5" w:space="0" w:color="8D7B9B"/>
+              <w:right w:val="single" w:sz="5" w:space="0" w:color="8D7B9B"/>
+            </w:tcBorders>
+            <w:tcMar>
+              <w:top w:w="70" w:type="dxa"/>
+              <w:left w:w="90" w:type="dxa"/>
+              <w:bottom w:w="70" w:type="dxa"/>
+              <w:right w:w="90" w:type="dxa"/>
+            </w:tcMar>
+            <w:vAlign w:val="center"/>
+          </w:tcPr>
+          <w:p>
+            <w:pPr>
+              <w:spacing w:after="0" w:line="226" w:lineRule="auto"/>
+            </w:pPr>
+            <w:r>
+              <w:rPr>
+                <w:rFonts w:ascii="Carlito" w:eastAsia="Carlito" w:hAnsi="Carlito"/>
+                <w:color w:val="252525"/>
+              </w:rPr>
+              <w:t>None</w:t>
+            </w:r>
+          </w:p>
+        </w:tc>
+      </w:tr>
+    </w:tbl>
+    <w:p>
+      <w:pPr>
+        <w:ind w:left="720"/>
+        <w:rPr>
+          <w:b/>
+          <w:bCs/>
+        </w:rPr>
+      </w:pPr>
+    </w:p>
+    <w:p>
+      <w:pPr>
+        <w:rPr>
+          <w:b/>
+          <w:bCs/>
+        </w:rPr>
+      </w:pPr>
+      <w:r>
+        <w:rPr>
+          <w:b/>
+          <w:bCs/>
+        </w:rPr>
+        <w:br w:type="page"/>
+      </w:r>
+    </w:p>
+    <w:p>
+      <w:pPr>
+        <w:pStyle w:val="ListParagraph"/>
+        <w:keepNext/>
+        <w:numPr>
+          <w:ilvl w:val="0"/>
+          <w:numId w:val="45"/>
+        </w:numPr>
+        <w:spacing w:after="40" w:line="240" w:lineRule="auto"/>
+        <w:rPr>
+          <w:b/>
+          <w:bCs/>
+        </w:rPr>
+      </w:pPr>
+      <w:r>
+        <w:rPr>
+          <w:rFonts w:ascii="Carlito" w:eastAsia="Carlito" w:hAnsi="Carlito"/>
+          <w:b/>
+          <w:color w:val="252525"/>
+          <w:sz w:val="21"/>
+        </w:rPr>
+        <w:t>Individual report</w:t>
+      </w:r>
+    </w:p>
+    <w:p>
+      <w:pPr>
+        <w:pStyle w:val="ReportTitle"/>
+      </w:pPr>
+      <w:r>
+        <w:t>Composite Index Design for an Overdue-Loan Worklist</w:t>
+      </w:r>
+    </w:p>
+    <w:p>
+      <w:pPr>
+        <w:pStyle w:val="ReportSubtitle"/>
+      </w:pPr>
+      <w:r>
+        <w:t>Using leftmost-prefix rules, covering columns and EXPLAIN ANALYZE</w:t>
+      </w:r>
+    </w:p>
+    <w:tbl>
+      <w:tblPr>
+        <w:tblW w:w="0" w:type="auto"/>
+        <w:jc w:val="center"/>
+        <w:tblLayout w:type="fixed"/>
+        <w:tblLook w:val="04A0" w:firstRow="1" w:lastRow="0" w:firstColumn="1" w:lastColumn="0" w:noHBand="0" w:noVBand="1"/>
+      </w:tblPr>
+      <w:tblGrid>
+        <w:gridCol w:w="1800"/>
+        <w:gridCol w:w="8136"/>
+      </w:tblGrid>
+      <w:tr>
+        <w:trPr>
+          <w:cantSplit/>
+          <w:jc w:val="center"/>
+        </w:trPr>
+        <w:tc>
+          <w:tcPr>
+            <w:tcW w:w="1800" w:type="dxa"/>
+            <w:tcBorders>
+              <w:top w:val="single" w:sz="5" w:space="0" w:color="D7D9DE"/>
+              <w:left w:val="single" w:sz="5" w:space="0" w:color="D7D9DE"/>
+              <w:bottom w:val="single" w:sz="5" w:space="0" w:color="D7D9DE"/>
+              <w:right w:val="single" w:sz="5" w:space="0" w:color="D7D9DE"/>
+            </w:tcBorders>
+            <w:tcMar>
+              <w:top w:w="70" w:type="dxa"/>
+              <w:left w:w="90" w:type="dxa"/>
+              <w:bottom w:w="70" w:type="dxa"/>
+              <w:right w:w="90" w:type="dxa"/>
+            </w:tcMar>
+            <w:vAlign w:val="center"/>
+          </w:tcPr>
+          <w:p>
+            <w:pPr>
+              <w:spacing w:after="0" w:line="240" w:lineRule="auto"/>
+            </w:pPr>
+            <w:r>
+              <w:rPr>
+                <w:rFonts w:ascii="Carlito" w:eastAsia="Carlito" w:hAnsi="Carlito"/>
+                <w:b/>
+                <w:color w:val="4B2A63"/>
+                <w:sz w:val="19"/>
+              </w:rPr>
+              <w:t>Name</w:t>
+            </w:r>
+          </w:p>
+        </w:tc>
+        <w:tc>
+          <w:tcPr>
+            <w:tcW w:w="8136" w:type="dxa"/>
+            <w:tcBorders>
+              <w:top w:val="single" w:sz="5" w:space="0" w:color="D7D9DE"/>
+              <w:left w:val="single" w:sz="5" w:space="0" w:color="D7D9DE"/>
+              <w:bottom w:val="single" w:sz="5" w:space="0" w:color="D7D9DE"/>
+              <w:right w:val="single" w:sz="5" w:space="0" w:color="D7D9DE"/>
+            </w:tcBorders>
+            <w:tcMar>
+              <w:top w:w="70" w:type="dxa"/>
+              <w:left w:w="90" w:type="dxa"/>
+              <w:bottom w:w="70" w:type="dxa"/>
+              <w:right w:w="90" w:type="dxa"/>
+            </w:tcMar>
+            <w:vAlign w:val="center"/>
+          </w:tcPr>
+          <w:p>
+            <w:pPr>
+              <w:spacing w:after="0" w:line="240" w:lineRule="auto"/>
+            </w:pPr>
+            <w:r>
+              <w:rPr>
+                <w:rFonts w:ascii="Carlito" w:eastAsia="Carlito" w:hAnsi="Carlito"/>
+                <w:color w:val="252525"/>
+                <w:sz w:val="19"/>
+              </w:rPr>
+              <w:t>Kendrick Slamat</w:t>
+            </w:r>
+          </w:p>
+        </w:tc>
+      </w:tr>
+      <w:tr>
+        <w:trPr>
+          <w:cantSplit/>
+          <w:jc w:val="center"/>
+        </w:trPr>
+        <w:tc>
+          <w:tcPr>
+            <w:tcW w:w="1800" w:type="dxa"/>
+            <w:tcBorders>
+              <w:top w:val="single" w:sz="5" w:space="0" w:color="D7D9DE"/>
+              <w:left w:val="single" w:sz="5" w:space="0" w:color="D7D9DE"/>
+              <w:bottom w:val="single" w:sz="5" w:space="0" w:color="D7D9DE"/>
+              <w:right w:val="single" w:sz="5" w:space="0" w:color="D7D9DE"/>
+            </w:tcBorders>
+            <w:tcMar>
+              <w:top w:w="70" w:type="dxa"/>
+              <w:left w:w="90" w:type="dxa"/>
+              <w:bottom w:w="70" w:type="dxa"/>
+              <w:right w:w="90" w:type="dxa"/>
+            </w:tcMar>
+            <w:vAlign w:val="center"/>
+          </w:tcPr>
+          <w:p>
+            <w:pPr>
+              <w:spacing w:after="0" w:line="240" w:lineRule="auto"/>
+            </w:pPr>
+            <w:r>
+              <w:rPr>
+                <w:rFonts w:ascii="Carlito" w:eastAsia="Carlito" w:hAnsi="Carlito"/>
+                <w:b/>
+                <w:color w:val="4B2A63"/>
+                <w:sz w:val="19"/>
+              </w:rPr>
+              <w:t>Student ID</w:t>
+            </w:r>
+          </w:p>
+        </w:tc>
+        <w:tc>
+          <w:tcPr>
+            <w:tcW w:w="8136" w:type="dxa"/>
+            <w:tcBorders>
+              <w:top w:val="single" w:sz="5" w:space="0" w:color="D7D9DE"/>
+              <w:left w:val="single" w:sz="5" w:space="0" w:color="D7D9DE"/>
+              <w:bottom w:val="single" w:sz="5" w:space="0" w:color="D7D9DE"/>
+              <w:right w:val="single" w:sz="5" w:space="0" w:color="D7D9DE"/>
+            </w:tcBorders>
+            <w:tcMar>
+              <w:top w:w="70" w:type="dxa"/>
+              <w:left w:w="90" w:type="dxa"/>
+              <w:bottom w:w="70" w:type="dxa"/>
+              <w:right w:w="90" w:type="dxa"/>
+            </w:tcMar>
+            <w:vAlign w:val="center"/>
+          </w:tcPr>
+          <w:p>
+            <w:pPr>
+              <w:spacing w:after="0" w:line="240" w:lineRule="auto"/>
+            </w:pPr>
+            <w:r>
+              <w:rPr>
+                <w:rFonts w:ascii="Carlito" w:eastAsia="Carlito" w:hAnsi="Carlito"/>
+                <w:color w:val="252525"/>
+                <w:sz w:val="19"/>
+              </w:rPr>
+              <w:t>p2510877</w:t>
+            </w:r>
+          </w:p>
+        </w:tc>
+      </w:tr>
+    </w:tbl>
+    <w:p>
+      <w:pPr>
+        <w:spacing w:after="0"/>
+      </w:pPr>
+    </w:p>
+    <w:tbl>
+      <w:tblPr>
+        <w:tblW w:w="0" w:type="auto"/>
+        <w:jc w:val="center"/>
+        <w:tblLayout w:type="fixed"/>
+        <w:tblLook w:val="04A0" w:firstRow="1" w:lastRow="0" w:firstColumn="1" w:lastColumn="0" w:noHBand="0" w:noVBand="1"/>
+      </w:tblPr>
+      <w:tblGrid>
+        <w:gridCol w:w="9936"/>
+      </w:tblGrid>
+      <w:tr>
+        <w:trPr>
+          <w:cantSplit/>
+          <w:jc w:val="center"/>
+        </w:trPr>
+        <w:tc>
+          <w:tcPr>
+            <w:tcW w:w="9936" w:type="dxa"/>
+            <w:tcBorders>
+              <w:top w:val="single" w:sz="10" w:space="0" w:color="5D8F2B"/>
+              <w:left w:val="single" w:sz="10" w:space="0" w:color="5D8F2B"/>
+              <w:bottom w:val="single" w:sz="10" w:space="0" w:color="5D8F2B"/>
+              <w:right w:val="single" w:sz="10" w:space="0" w:color="5D8F2B"/>
+            </w:tcBorders>
+            <w:tcMar>
+              <w:top w:w="80" w:type="dxa"/>
+              <w:left w:w="100" w:type="dxa"/>
+              <w:bottom w:w="80" w:type="dxa"/>
+              <w:right w:w="100" w:type="dxa"/>
+            </w:tcMar>
+          </w:tcPr>
+          <w:p>
+            <w:pPr>
+              <w:spacing w:after="0" w:line="240" w:lineRule="auto"/>
+            </w:pPr>
+            <w:r>
+              <w:rPr>
+                <w:rFonts w:ascii="Carlito" w:eastAsia="Carlito" w:hAnsi="Carlito"/>
+                <w:b/>
+                <w:color w:val="5D8F2B"/>
+                <w:sz w:val="21"/>
+              </w:rPr>
+              <w:t xml:space="preserve">Research question: </w:t>
+            </w:r>
+            <w:r>
+              <w:rPr>
+                <w:rFonts w:ascii="Carlito" w:eastAsia="Carlito" w:hAnsi="Carlito"/>
+                <w:color w:val="252525"/>
+                <w:sz w:val="21"/>
+              </w:rPr>
+              <w:t>How should one index be ordered so staff can retrieve open, overdue loans in due-date order without scanning the entire Loan table?</w:t>
+            </w:r>
+          </w:p>
+        </w:tc>
+      </w:tr>
+    </w:tbl>
+    <w:p>
+      <w:pPr>
+        <w:spacing w:after="0"/>
+      </w:pPr>
+    </w:p>
+    <w:p>
+      <w:pPr>
+        <w:pStyle w:val="ReportHeading"/>
+        <w:pBdr>
+          <w:bottom w:val="single" w:sz="10" w:space="2" w:color="8ED14B"/>
+        </w:pBdr>
+      </w:pPr>
+      <w:r>
+        <w:t>1. Problem framing</w:t>
+      </w:r>
+    </w:p>
+    <w:p>
+      <w:pPr>
+        <w:pStyle w:val="ReportBody"/>
+      </w:pPr>
+      <w:r>
+        <w:t>The Loan table grows every time a book is issued. One operational screen is likely to be opened repeatedly: a worklist of loans that have not been returned and are already past their due date. The query returns very few rows, but an unindexed search can still inspect a large share of the transaction history before finding them. My aim was to design one index around this exact access pattern rather than add several general-purpose indexes.</w:t>
+      </w:r>
+    </w:p>
+    <w:p>
+      <w:pPr>
+        <w:pStyle w:val="ReportBody"/>
+      </w:pPr>
+      <w:r>
+        <w:t xml:space="preserve">The demonstration focuses on ReturnDatetime, DueDate, MemberID, </w:t>
+      </w:r>
+      <w:r>
+        <w:t>BookID and CopySeqNo. A NULL return timestamp means that the loan is still open. The small data set below is deliberately used for correctness, not as a performance benchmark. Actual timings must be collected on the final MySQL database because cache state, hardware and data distribution all affect elapsed time.</w:t>
+      </w:r>
+    </w:p>
+    <w:p>
+      <w:pPr>
+        <w:pStyle w:val="ReportHeading"/>
+        <w:pBdr>
+          <w:bottom w:val="single" w:sz="10" w:space="2" w:color="8ED14B"/>
+        </w:pBdr>
+      </w:pPr>
+      <w:r>
+        <w:t>2. Baseline workload</w:t>
+      </w:r>
+    </w:p>
+    <w:tbl>
+      <w:tblPr>
+        <w:tblW w:w="0" w:type="auto"/>
+        <w:jc w:val="center"/>
+        <w:tblLayout w:type="fixed"/>
+        <w:tblLook w:val="04A0" w:firstRow="1" w:lastRow="0" w:firstColumn="1" w:lastColumn="0" w:noHBand="0" w:noVBand="1"/>
+      </w:tblPr>
+      <w:tblGrid>
+        <w:gridCol w:w="9936"/>
+      </w:tblGrid>
+      <w:tr>
+        <w:trPr>
+          <w:cantSplit/>
+          <w:jc w:val="center"/>
+        </w:trPr>
+        <w:tc>
+          <w:tcPr>
+            <w:tcW w:w="9936" w:type="dxa"/>
+            <w:tcBorders>
+              <w:top w:val="single" w:sz="6" w:space="0" w:color="D7D9DE"/>
+              <w:left w:val="single" w:sz="6" w:space="0" w:color="D7D9DE"/>
+              <w:bottom w:val="single" w:sz="6" w:space="0" w:color="D7D9DE"/>
+              <w:right w:val="single" w:sz="6" w:space="0" w:color="D7D9DE"/>
+            </w:tcBorders>
+            <w:tcMar>
+              <w:top w:w="75" w:type="dxa"/>
+              <w:left w:w="95" w:type="dxa"/>
+              <w:bottom w:w="75" w:type="dxa"/>
+              <w:right w:w="95" w:type="dxa"/>
+            </w:tcMar>
+          </w:tcPr>
+          <w:p>
+            <w:pPr>
+              <w:spacing w:after="0" w:line="228" w:lineRule="auto"/>
+            </w:pPr>
+            <w:r>
+              <w:rPr>
+                <w:rFonts w:ascii="Liberation Mono" w:eastAsia="Liberation Mono" w:hAnsi="Liberation Mono"/>
+                <w:color w:val="1C1C1C"/>
+                <w:sz w:val="19"/>
+              </w:rPr>
+              <w:t>SELECT MemberID, BookID, CopySeqNo, DueDate</w:t>
+            </w:r>
+            <w:r>
+              <w:br/>
+            </w:r>
+            <w:r>
+              <w:rPr>
+                <w:rFonts w:ascii="Liberation Mono" w:eastAsia="Liberation Mono" w:hAnsi="Liberation Mono"/>
+                <w:color w:val="1C1C1C"/>
+                <w:sz w:val="19"/>
+              </w:rPr>
+              <w:t>FROM Loan</w:t>
+            </w:r>
+            <w:r>
+              <w:br/>
+            </w:r>
+            <w:r>
+              <w:rPr>
+                <w:rFonts w:ascii="Liberation Mono" w:eastAsia="Liberation Mono" w:hAnsi="Liberation Mono"/>
+                <w:color w:val="1C1C1C"/>
+                <w:sz w:val="19"/>
+              </w:rPr>
+              <w:t>WHERE ReturnDatetime IS NULL</w:t>
+            </w:r>
+            <w:r>
+              <w:br/>
+            </w:r>
+            <w:r>
+              <w:rPr>
+                <w:rFonts w:ascii="Liberation Mono" w:eastAsia="Liberation Mono" w:hAnsi="Liberation Mono"/>
+                <w:color w:val="1C1C1C"/>
+                <w:sz w:val="19"/>
+              </w:rPr>
+              <w:t xml:space="preserve">  AND DueDate &lt; '2026-07-21'</w:t>
+            </w:r>
+            <w:r>
+              <w:br/>
+            </w:r>
+            <w:r>
+              <w:rPr>
+                <w:rFonts w:ascii="Liberation Mono" w:eastAsia="Liberation Mono" w:hAnsi="Liberation Mono"/>
+                <w:color w:val="1C1C1C"/>
+                <w:sz w:val="19"/>
+              </w:rPr>
+              <w:t>ORDER BY DueDate, MemberID;</w:t>
+            </w:r>
+          </w:p>
+        </w:tc>
+      </w:tr>
+    </w:tbl>
+    <w:p>
+      <w:pPr>
+        <w:pStyle w:val="ReportBody"/>
+      </w:pPr>
+      <w:r>
+        <w:t>The first predicate behaves like an equality lookup on the open-loan value, while the second is a range condition. MySQL can use an index to search for NULL values [1]. The ORDER BY then asks for the matching rows in due-date order, with MemberID only used as a stable tie-breaker.</w:t>
+      </w:r>
+    </w:p>
+    <w:p>
+      <w:pPr>
+        <w:spacing w:after="0"/>
+      </w:pPr>
+      <w:r>
+        <w:br w:type="page"/>
+      </w:r>
+    </w:p>
+    <w:p>
+      <w:pPr>
+        <w:pStyle w:val="ReportHeading"/>
+        <w:pBdr>
+          <w:bottom w:val="single" w:sz="10" w:space="2" w:color="8ED14B"/>
+        </w:pBdr>
+      </w:pPr>
+      <w:r>
+        <w:t>3. Choosing the column order</w:t>
+      </w:r>
+    </w:p>
+    <w:p>
+      <w:pPr>
+        <w:pStyle w:val="ReportBody"/>
+      </w:pPr>
+      <w:r>
+        <w:t>A composite B-tree index is sorted by the columns in the sequence in which they are declared. MySQL can use the full key or a leftmost prefix, so column order decides which predicates can narrow the search [2]. For this workload, ReturnDatetime belongs first because it isolates open loans. DueDate belongs second because it applies the overdue range within that subset and preserves a useful order.</w:t>
+      </w:r>
+    </w:p>
+    <w:p>
+      <w:pPr>
+        <w:pStyle w:val="ReportBody"/>
+      </w:pPr>
+      <w:r>
+        <w:t>Putting DueDate</w:t>
+      </w:r>
+      <w:r>
+        <w:t xml:space="preserve"> first would help a general date-range query, but it would mix returned and open rows before the engine evaluates ReturnDatetime. That is a different workload. Index design should follow the query that matters, not a rule such as “put dates first” or “put the most unique column first”.</w:t>
+      </w:r>
+    </w:p>
+    <w:p>
+      <w:pPr>
+        <w:pStyle w:val="ReportSubheading"/>
+      </w:pPr>
+      <w:r>
+        <w:rPr>
+          <w:sz w:val="23"/>
+        </w:rPr>
+        <w:t>Proposed index</w:t>
+      </w:r>
+    </w:p>
+    <w:tbl>
+      <w:tblPr>
+        <w:tblW w:w="0" w:type="auto"/>
+        <w:jc w:val="center"/>
+        <w:tblLayout w:type="fixed"/>
+        <w:tblLook w:val="04A0" w:firstRow="1" w:lastRow="0" w:firstColumn="1" w:lastColumn="0" w:noHBand="0" w:noVBand="1"/>
+      </w:tblPr>
+      <w:tblGrid>
+        <w:gridCol w:w="2484"/>
+        <w:gridCol w:w="2484"/>
+        <w:gridCol w:w="2484"/>
+        <w:gridCol w:w="2484"/>
+      </w:tblGrid>
+      <w:tr>
+        <w:trPr>
+          <w:cantSplit/>
+          <w:jc w:val="center"/>
+        </w:trPr>
+        <w:tc>
+          <w:tcPr>
+            <w:tcW w:w="9936" w:type="dxa"/>
+            <w:gridSpan w:val="4"/>
+            <w:tcBorders>
+              <w:top w:val="single" w:sz="6" w:space="0" w:color="D7D9DE"/>
+              <w:left w:val="single" w:sz="6" w:space="0" w:color="D7D9DE"/>
+              <w:bottom w:val="single" w:sz="6" w:space="0" w:color="D7D9DE"/>
+              <w:right w:val="single" w:sz="6" w:space="0" w:color="D7D9DE"/>
+            </w:tcBorders>
+            <w:tcMar>
+              <w:top w:w="75" w:type="dxa"/>
+              <w:left w:w="95" w:type="dxa"/>
+              <w:bottom w:w="75" w:type="dxa"/>
+              <w:right w:w="95" w:type="dxa"/>
+            </w:tcMar>
+          </w:tcPr>
+          <w:p>
+            <w:pPr>
+              <w:spacing w:after="0" w:line="228" w:lineRule="auto"/>
+            </w:pPr>
+            <w:r>
+              <w:rPr>
+                <w:rFonts w:ascii="Liberation Mono" w:eastAsia="Liberation Mono" w:hAnsi="Liberation Mono"/>
+                <w:color w:val="1C1C1C"/>
+                <w:sz w:val="19"/>
+              </w:rPr>
+              <w:t>CREATE INDEX ix_loan_open_due_cover</w:t>
+            </w:r>
+            <w:r>
+              <w:br/>
+            </w:r>
+            <w:r>
+              <w:rPr>
+                <w:rFonts w:ascii="Liberation Mono" w:eastAsia="Liberation Mono" w:hAnsi="Liberation Mono"/>
+                <w:color w:val="1C1C1C"/>
+                <w:sz w:val="19"/>
+              </w:rPr>
+              <w:t>ON Loan (</w:t>
+            </w:r>
+            <w:r>
+              <w:br/>
+            </w:r>
+            <w:r>
+              <w:rPr>
+                <w:rFonts w:ascii="Liberation Mono" w:eastAsia="Liberation Mono" w:hAnsi="Liberation Mono"/>
+                <w:color w:val="1C1C1C"/>
+                <w:sz w:val="19"/>
+              </w:rPr>
+              <w:t xml:space="preserve">    ReturnDatetime,</w:t>
+            </w:r>
+            <w:r>
+              <w:br/>
+            </w:r>
+            <w:r>
+              <w:rPr>
+                <w:rFonts w:ascii="Liberation Mono" w:eastAsia="Liberation Mono" w:hAnsi="Liberation Mono"/>
+                <w:color w:val="1C1C1C"/>
+                <w:sz w:val="19"/>
+              </w:rPr>
+              <w:t xml:space="preserve">    DueDate,</w:t>
+            </w:r>
+            <w:r>
+              <w:br/>
+            </w:r>
+            <w:r>
+              <w:rPr>
+                <w:rFonts w:ascii="Liberation Mono" w:eastAsia="Liberation Mono" w:hAnsi="Liberation Mono"/>
+                <w:color w:val="1C1C1C"/>
+                <w:sz w:val="19"/>
+              </w:rPr>
+              <w:t xml:space="preserve">    MemberID,</w:t>
+            </w:r>
+            <w:r>
+              <w:br/>
+            </w:r>
+            <w:r>
+              <w:rPr>
+                <w:rFonts w:ascii="Liberation Mono" w:eastAsia="Liberation Mono" w:hAnsi="Liberation Mono"/>
+                <w:color w:val="1C1C1C"/>
+                <w:sz w:val="19"/>
+              </w:rPr>
+              <w:t xml:space="preserve">    BookID,</w:t>
+            </w:r>
+            <w:r>
+              <w:br/>
+            </w:r>
+            <w:r>
+              <w:rPr>
+                <w:rFonts w:ascii="Liberation Mono" w:eastAsia="Liberation Mono" w:hAnsi="Liberation Mono"/>
+                <w:color w:val="1C1C1C"/>
+                <w:sz w:val="19"/>
+              </w:rPr>
+              <w:t xml:space="preserve">    CopySeqNo</w:t>
+            </w:r>
+            <w:r>
+              <w:br/>
+            </w:r>
+            <w:r>
+              <w:rPr>
+                <w:rFonts w:ascii="Liberation Mono" w:eastAsia="Liberation Mono" w:hAnsi="Liberation Mono"/>
+                <w:color w:val="1C1C1C"/>
+                <w:sz w:val="19"/>
+              </w:rPr>
+              <w:t>);</w:t>
+            </w:r>
+          </w:p>
+        </w:tc>
+      </w:tr>
+      <w:tr>
+        <w:trPr>
+          <w:cantSplit/>
+          <w:jc w:val="center"/>
+        </w:trPr>
+        <w:tc>
+          <w:tcPr>
+            <w:tcW w:w="2484" w:type="dxa"/>
+            <w:tcBorders>
+              <w:top w:val="single" w:sz="5" w:space="0" w:color="5D8F2B"/>
+              <w:left w:val="single" w:sz="5" w:space="0" w:color="5D8F2B"/>
+              <w:bottom w:val="single" w:sz="5" w:space="0" w:color="5D8F2B"/>
+              <w:right w:val="single" w:sz="5" w:space="0" w:color="5D8F2B"/>
+            </w:tcBorders>
+            <w:tcMar>
+              <w:top w:w="70" w:type="dxa"/>
+              <w:left w:w="65" w:type="dxa"/>
+              <w:bottom w:w="70" w:type="dxa"/>
+              <w:right w:w="65" w:type="dxa"/>
+            </w:tcMar>
+          </w:tcPr>
+          <w:p>
+            <w:pPr>
+              <w:spacing w:after="20"/>
+              <w:jc w:val="center"/>
+            </w:pPr>
+            <w:r>
+              <w:rPr>
+                <w:rFonts w:ascii="Carlito" w:eastAsia="Carlito" w:hAnsi="Carlito"/>
+                <w:b/>
+                <w:color w:val="4B2A63"/>
+                <w:sz w:val="19"/>
+              </w:rPr>
+              <w:t>1. Locate</w:t>
+            </w:r>
+            <w:r>
+              <w:br/>
+            </w:r>
+            <w:r>
+              <w:rPr>
+                <w:rFonts w:ascii="Carlito" w:eastAsia="Carlito" w:hAnsi="Carlito"/>
+                <w:color w:val="252525"/>
+                <w:sz w:val="17"/>
+              </w:rPr>
+              <w:t>Find the NULL ReturnDatetime entries</w:t>
+            </w:r>
+          </w:p>
+        </w:tc>
+        <w:tc>
+          <w:tcPr>
+            <w:tcW w:w="2484" w:type="dxa"/>
+            <w:tcBorders>
+              <w:top w:val="single" w:sz="5" w:space="0" w:color="5D8F2B"/>
+              <w:left w:val="single" w:sz="5" w:space="0" w:color="5D8F2B"/>
+              <w:bottom w:val="single" w:sz="5" w:space="0" w:color="5D8F2B"/>
+              <w:right w:val="single" w:sz="5" w:space="0" w:color="5D8F2B"/>
+            </w:tcBorders>
+            <w:tcMar>
+              <w:top w:w="70" w:type="dxa"/>
+              <w:left w:w="65" w:type="dxa"/>
+              <w:bottom w:w="70" w:type="dxa"/>
+              <w:right w:w="65" w:type="dxa"/>
+            </w:tcMar>
+          </w:tcPr>
+          <w:p>
+            <w:pPr>
+              <w:spacing w:after="20"/>
+              <w:jc w:val="center"/>
+            </w:pPr>
+            <w:r>
+              <w:rPr>
+                <w:rFonts w:ascii="Carlito" w:eastAsia="Carlito" w:hAnsi="Carlito"/>
+                <w:b/>
+                <w:color w:val="4B2A63"/>
+                <w:sz w:val="19"/>
+              </w:rPr>
+              <w:t>2. Restrict</w:t>
+            </w:r>
+            <w:r>
+              <w:br/>
+            </w:r>
+            <w:r>
+              <w:rPr>
+                <w:rFonts w:ascii="Carlito" w:eastAsia="Carlito" w:hAnsi="Carlito"/>
+                <w:color w:val="252525"/>
+                <w:sz w:val="17"/>
+              </w:rPr>
+              <w:t>Keep due dates before the cut-off</w:t>
+            </w:r>
+          </w:p>
+        </w:tc>
+        <w:tc>
+          <w:tcPr>
+            <w:tcW w:w="2484" w:type="dxa"/>
+            <w:tcBorders>
+              <w:top w:val="single" w:sz="5" w:space="0" w:color="5D8F2B"/>
+              <w:left w:val="single" w:sz="5" w:space="0" w:color="5D8F2B"/>
+              <w:bottom w:val="single" w:sz="5" w:space="0" w:color="5D8F2B"/>
+              <w:right w:val="single" w:sz="5" w:space="0" w:color="5D8F2B"/>
+            </w:tcBorders>
+            <w:tcMar>
+              <w:top w:w="70" w:type="dxa"/>
+              <w:left w:w="65" w:type="dxa"/>
+              <w:bottom w:w="70" w:type="dxa"/>
+              <w:right w:w="65" w:type="dxa"/>
+            </w:tcMar>
+          </w:tcPr>
+          <w:p>
+            <w:pPr>
+              <w:spacing w:after="20"/>
+              <w:jc w:val="center"/>
+            </w:pPr>
+            <w:r>
+              <w:rPr>
+                <w:rFonts w:ascii="Carlito" w:eastAsia="Carlito" w:hAnsi="Carlito"/>
+                <w:b/>
+                <w:color w:val="4B2A63"/>
+                <w:sz w:val="19"/>
+              </w:rPr>
+              <w:t>3. Order</w:t>
+            </w:r>
+            <w:r>
+              <w:br/>
+            </w:r>
+            <w:r>
+              <w:rPr>
+                <w:rFonts w:ascii="Carlito" w:eastAsia="Carlito" w:hAnsi="Carlito"/>
+                <w:color w:val="252525"/>
+                <w:sz w:val="17"/>
+              </w:rPr>
+              <w:t>Read the range in due-date order</w:t>
+            </w:r>
+          </w:p>
+        </w:tc>
+        <w:tc>
+          <w:tcPr>
+            <w:tcW w:w="2484" w:type="dxa"/>
+            <w:tcBorders>
+              <w:top w:val="single" w:sz="5" w:space="0" w:color="5D8F2B"/>
+              <w:left w:val="single" w:sz="5" w:space="0" w:color="5D8F2B"/>
+              <w:bottom w:val="single" w:sz="5" w:space="0" w:color="5D8F2B"/>
+              <w:right w:val="single" w:sz="5" w:space="0" w:color="5D8F2B"/>
+            </w:tcBorders>
+            <w:tcMar>
+              <w:top w:w="70" w:type="dxa"/>
+              <w:left w:w="65" w:type="dxa"/>
+              <w:bottom w:w="70" w:type="dxa"/>
+              <w:right w:w="65" w:type="dxa"/>
+            </w:tcMar>
+          </w:tcPr>
+          <w:p>
+            <w:pPr>
+              <w:spacing w:after="20"/>
+              <w:jc w:val="center"/>
+            </w:pPr>
+            <w:r>
+              <w:rPr>
+                <w:rFonts w:ascii="Carlito" w:eastAsia="Carlito" w:hAnsi="Carlito"/>
+                <w:b/>
+                <w:color w:val="4B2A63"/>
+                <w:sz w:val="19"/>
+              </w:rPr>
+              <w:t>4. Return</w:t>
+            </w:r>
+            <w:r>
+              <w:br/>
+            </w:r>
+            <w:r>
+              <w:rPr>
+                <w:rFonts w:ascii="Carlito" w:eastAsia="Carlito" w:hAnsi="Carlito"/>
+                <w:color w:val="252525"/>
+                <w:sz w:val="17"/>
+              </w:rPr>
+              <w:t>Supply the displayed identifiers</w:t>
+            </w:r>
+          </w:p>
+        </w:tc>
+      </w:tr>
+    </w:tbl>
+    <w:p>
+      <w:pPr>
+        <w:pStyle w:val="ReportSubheading"/>
+      </w:pPr>
+      <w:r>
+        <w:t>Covering choice and write cost</w:t>
+      </w:r>
+    </w:p>
+    <w:p>
+      <w:pPr>
+        <w:pStyle w:val="ReportBody"/>
+      </w:pPr>
+      <w:r>
+        <w:t>The final three columns are included so the overdue list can often be answered from the index alone. This can avoid extra table lookups, but it also makes the index wider. Wider keys consume more storage and add work to inserts and updates, especially when ReturnDatetime</w:t>
+      </w:r>
+      <w:r>
+        <w:t xml:space="preserve"> changes from NULL to a return timestamp. I would therefore compare this covering version with the narrower (ReturnDatetime, DueDate) version before keeping it in a production system.</w:t>
+      </w:r>
+    </w:p>
+    <w:p>
+      <w:pPr>
+        <w:spacing w:after="0"/>
+      </w:pPr>
+      <w:r>
+        <w:br w:type="page"/>
+      </w:r>
+    </w:p>
+    <w:p>
+      <w:pPr>
+        <w:pStyle w:val="ReportHeading"/>
+        <w:pBdr>
+          <w:bottom w:val="single" w:sz="10" w:space="2" w:color="8ED14B"/>
+        </w:pBdr>
+      </w:pPr>
+      <w:r>
+        <w:t>4. Practical demonstration</w:t>
+      </w:r>
+    </w:p>
+    <w:p>
+      <w:pPr>
+        <w:pStyle w:val="ReportBody"/>
+      </w:pPr>
+      <w:r>
+        <w:t>The sample contains open, returned, overdue and not-yet-due loans. The evaluation date is fixed at 21 July 2026 so the output remains reproducible.</w:t>
+      </w:r>
+    </w:p>
+    <w:tbl>
+      <w:tblPr>
+        <w:tblW w:w="0" w:type="auto"/>
+        <w:jc w:val="center"/>
+        <w:tblLayout w:type="fixed"/>
+        <w:tblLook w:val="04A0" w:firstRow="1" w:lastRow="0" w:firstColumn="1" w:lastColumn="0" w:noHBand="0" w:noVBand="1"/>
+      </w:tblPr>
+      <w:tblGrid>
+        <w:gridCol w:w="1512"/>
+        <w:gridCol w:w="2044"/>
+        <w:gridCol w:w="1944"/>
+        <w:gridCol w:w="2160"/>
+        <w:gridCol w:w="2275"/>
+      </w:tblGrid>
+      <w:tr>
+        <w:trPr>
+          <w:cantSplit/>
+          <w:tblHeader/>
+          <w:jc w:val="center"/>
+        </w:trPr>
+        <w:tc>
+          <w:tcPr>
+            <w:tcW w:w="1512" w:type="dxa"/>
+            <w:tcBorders>
+              <w:top w:val="single" w:sz="5" w:space="0" w:color="D7D9DE"/>
+              <w:left w:val="single" w:sz="5" w:space="0" w:color="D7D9DE"/>
+              <w:bottom w:val="single" w:sz="5" w:space="0" w:color="D7D9DE"/>
+              <w:right w:val="single" w:sz="5" w:space="0" w:color="D7D9DE"/>
+            </w:tcBorders>
+            <w:tcMar>
+              <w:top w:w="55" w:type="dxa"/>
+              <w:left w:w="70" w:type="dxa"/>
+              <w:bottom w:w="55" w:type="dxa"/>
+              <w:right w:w="70" w:type="dxa"/>
+            </w:tcMar>
+            <w:vAlign w:val="center"/>
+          </w:tcPr>
+          <w:p>
+            <w:pPr>
+              <w:spacing w:after="0" w:line="240" w:lineRule="auto"/>
+              <w:jc w:val="center"/>
+            </w:pPr>
+            <w:r>
+              <w:rPr>
+                <w:rFonts w:ascii="Carlito" w:eastAsia="Carlito" w:hAnsi="Carlito"/>
+                <w:b/>
+                <w:color w:val="1C1C1C"/>
+                <w:sz w:val="19"/>
+              </w:rPr>
+              <w:t>Member</w:t>
+            </w:r>
+          </w:p>
+        </w:tc>
+        <w:tc>
+          <w:tcPr>
+            <w:tcW w:w="2044" w:type="dxa"/>
+            <w:tcBorders>
+              <w:top w:val="single" w:sz="5" w:space="0" w:color="D7D9DE"/>
+              <w:left w:val="single" w:sz="5" w:space="0" w:color="D7D9DE"/>
+              <w:bottom w:val="single" w:sz="5" w:space="0" w:color="D7D9DE"/>
+              <w:right w:val="single" w:sz="5" w:space="0" w:color="D7D9DE"/>
+            </w:tcBorders>
+            <w:tcMar>
+              <w:top w:w="55" w:type="dxa"/>
+              <w:left w:w="70" w:type="dxa"/>
+              <w:bottom w:w="55" w:type="dxa"/>
+              <w:right w:w="70" w:type="dxa"/>
+            </w:tcMar>
+            <w:vAlign w:val="center"/>
+          </w:tcPr>
+          <w:p>
+            <w:pPr>
+              <w:spacing w:after="0" w:line="240" w:lineRule="auto"/>
+              <w:jc w:val="center"/>
+            </w:pPr>
+            <w:r>
+              <w:rPr>
+                <w:rFonts w:ascii="Carlito" w:eastAsia="Carlito" w:hAnsi="Carlito"/>
+                <w:b/>
+                <w:color w:val="1C1C1C"/>
+                <w:sz w:val="19"/>
+              </w:rPr>
+              <w:t>Book / copy</w:t>
+            </w:r>
+          </w:p>
+        </w:tc>
+        <w:tc>
+          <w:tcPr>
+            <w:tcW w:w="1944" w:type="dxa"/>
+            <w:tcBorders>
+              <w:top w:val="single" w:sz="5" w:space="0" w:color="D7D9DE"/>
+              <w:left w:val="single" w:sz="5" w:space="0" w:color="D7D9DE"/>
+              <w:bottom w:val="single" w:sz="5" w:space="0" w:color="D7D9DE"/>
+              <w:right w:val="single" w:sz="5" w:space="0" w:color="D7D9DE"/>
+            </w:tcBorders>
+            <w:tcMar>
+              <w:top w:w="55" w:type="dxa"/>
+              <w:left w:w="70" w:type="dxa"/>
+              <w:bottom w:w="55" w:type="dxa"/>
+              <w:right w:w="70" w:type="dxa"/>
+            </w:tcMar>
+            <w:vAlign w:val="center"/>
+          </w:tcPr>
+          <w:p>
+            <w:pPr>
+              <w:spacing w:after="0" w:line="240" w:lineRule="auto"/>
+              <w:jc w:val="center"/>
+            </w:pPr>
+            <w:r>
+              <w:rPr>
+                <w:rFonts w:ascii="Carlito" w:eastAsia="Carlito" w:hAnsi="Carlito"/>
+                <w:b/>
+                <w:color w:val="1C1C1C"/>
+                <w:sz w:val="19"/>
+              </w:rPr>
+              <w:t>Due date</w:t>
+            </w:r>
+          </w:p>
+        </w:tc>
+        <w:tc>
+          <w:tcPr>
+            <w:tcW w:w="2160" w:type="dxa"/>
+            <w:tcBorders>
+              <w:top w:val="single" w:sz="5" w:space="0" w:color="D7D9DE"/>
+              <w:left w:val="single" w:sz="5" w:space="0" w:color="D7D9DE"/>
+              <w:bottom w:val="single" w:sz="5" w:space="0" w:color="D7D9DE"/>
+              <w:right w:val="single" w:sz="5" w:space="0" w:color="D7D9DE"/>
+            </w:tcBorders>
+            <w:tcMar>
+              <w:top w:w="55" w:type="dxa"/>
+              <w:left w:w="70" w:type="dxa"/>
+              <w:bottom w:w="55" w:type="dxa"/>
+              <w:right w:w="70" w:type="dxa"/>
+            </w:tcMar>
+            <w:vAlign w:val="center"/>
+          </w:tcPr>
+          <w:p>
+            <w:pPr>
+              <w:spacing w:after="0" w:line="240" w:lineRule="auto"/>
+              <w:jc w:val="center"/>
+            </w:pPr>
+            <w:r>
+              <w:rPr>
+                <w:rFonts w:ascii="Carlito" w:eastAsia="Carlito" w:hAnsi="Carlito"/>
+                <w:b/>
+                <w:color w:val="1C1C1C"/>
+                <w:sz w:val="19"/>
+              </w:rPr>
+              <w:t>Return date</w:t>
+            </w:r>
+          </w:p>
+        </w:tc>
+        <w:tc>
+          <w:tcPr>
+            <w:tcW w:w="2275" w:type="dxa"/>
+            <w:tcBorders>
+              <w:top w:val="single" w:sz="5" w:space="0" w:color="D7D9DE"/>
+              <w:left w:val="single" w:sz="5" w:space="0" w:color="D7D9DE"/>
+              <w:bottom w:val="single" w:sz="5" w:space="0" w:color="D7D9DE"/>
+              <w:right w:val="single" w:sz="5" w:space="0" w:color="D7D9DE"/>
+            </w:tcBorders>
+            <w:tcMar>
+              <w:top w:w="55" w:type="dxa"/>
+              <w:left w:w="70" w:type="dxa"/>
+              <w:bottom w:w="55" w:type="dxa"/>
+              <w:right w:w="70" w:type="dxa"/>
+            </w:tcMar>
+            <w:vAlign w:val="center"/>
+          </w:tcPr>
+          <w:p>
+            <w:pPr>
+              <w:spacing w:after="0" w:line="240" w:lineRule="auto"/>
+              <w:jc w:val="center"/>
+            </w:pPr>
+            <w:r>
+              <w:rPr>
+                <w:rFonts w:ascii="Carlito" w:eastAsia="Carlito" w:hAnsi="Carlito"/>
+                <w:b/>
+                <w:color w:val="1C1C1C"/>
+                <w:sz w:val="19"/>
+              </w:rPr>
+              <w:t>Expected</w:t>
+            </w:r>
+          </w:p>
+        </w:tc>
+      </w:tr>
+      <w:tr>
+        <w:trPr>
+          <w:cantSplit/>
+          <w:jc w:val="center"/>
+        </w:trPr>
+        <w:tc>
+          <w:tcPr>
+            <w:tcW w:w="1512" w:type="dxa"/>
+            <w:tcBorders>
+              <w:top w:val="single" w:sz="5" w:space="0" w:color="D7D9DE"/>
+              <w:left w:val="single" w:sz="5" w:space="0" w:color="D7D9DE"/>
+              <w:bottom w:val="single" w:sz="5" w:space="0" w:color="D7D9DE"/>
+              <w:right w:val="single" w:sz="5" w:space="0" w:color="D7D9DE"/>
+            </w:tcBorders>
+            <w:tcMar>
+              <w:top w:w="55" w:type="dxa"/>
+              <w:left w:w="70" w:type="dxa"/>
+              <w:bottom w:w="55" w:type="dxa"/>
+              <w:right w:w="70" w:type="dxa"/>
+            </w:tcMar>
+            <w:vAlign w:val="center"/>
+          </w:tcPr>
+          <w:p>
+            <w:pPr>
+              <w:spacing w:after="0" w:line="240" w:lineRule="auto"/>
+              <w:jc w:val="center"/>
+            </w:pPr>
+            <w:r>
+              <w:rPr>
+                <w:rFonts w:ascii="Carlito" w:eastAsia="Carlito" w:hAnsi="Carlito"/>
+                <w:color w:val="252525"/>
+                <w:sz w:val="17"/>
+              </w:rPr>
+              <w:t>M0001</w:t>
+            </w:r>
+          </w:p>
+        </w:tc>
+        <w:tc>
+          <w:tcPr>
+            <w:tcW w:w="2044" w:type="dxa"/>
+            <w:tcBorders>
+              <w:top w:val="single" w:sz="5" w:space="0" w:color="D7D9DE"/>
+              <w:left w:val="single" w:sz="5" w:space="0" w:color="D7D9DE"/>
+              <w:bottom w:val="single" w:sz="5" w:space="0" w:color="D7D9DE"/>
+              <w:right w:val="single" w:sz="5" w:space="0" w:color="D7D9DE"/>
+            </w:tcBorders>
+            <w:tcMar>
+              <w:top w:w="55" w:type="dxa"/>
+              <w:left w:w="70" w:type="dxa"/>
+              <w:bottom w:w="55" w:type="dxa"/>
+              <w:right w:w="70" w:type="dxa"/>
+            </w:tcMar>
+            <w:vAlign w:val="center"/>
+          </w:tcPr>
+          <w:p>
+            <w:pPr>
+              <w:spacing w:after="0" w:line="240" w:lineRule="auto"/>
+              <w:jc w:val="center"/>
+            </w:pPr>
+            <w:r>
+              <w:rPr>
+                <w:rFonts w:ascii="Carlito" w:eastAsia="Carlito" w:hAnsi="Carlito"/>
+                <w:color w:val="252525"/>
+                <w:sz w:val="17"/>
+              </w:rPr>
+              <w:t>B00011 / 1</w:t>
+            </w:r>
+          </w:p>
+        </w:tc>
+        <w:tc>
+          <w:tcPr>
+            <w:tcW w:w="1944" w:type="dxa"/>
+            <w:tcBorders>
+              <w:top w:val="single" w:sz="5" w:space="0" w:color="D7D9DE"/>
+              <w:left w:val="single" w:sz="5" w:space="0" w:color="D7D9DE"/>
+              <w:bottom w:val="single" w:sz="5" w:space="0" w:color="D7D9DE"/>
+              <w:right w:val="single" w:sz="5" w:space="0" w:color="D7D9DE"/>
+            </w:tcBorders>
+            <w:tcMar>
+              <w:top w:w="55" w:type="dxa"/>
+              <w:left w:w="70" w:type="dxa"/>
+              <w:bottom w:w="55" w:type="dxa"/>
+              <w:right w:w="70" w:type="dxa"/>
+            </w:tcMar>
+            <w:vAlign w:val="center"/>
+          </w:tcPr>
+          <w:p>
+            <w:pPr>
+              <w:spacing w:after="0" w:line="240" w:lineRule="auto"/>
+              <w:jc w:val="center"/>
+            </w:pPr>
+            <w:r>
+              <w:rPr>
+                <w:rFonts w:ascii="Carlito" w:eastAsia="Carlito" w:hAnsi="Carlito"/>
+                <w:color w:val="252525"/>
+                <w:sz w:val="17"/>
+              </w:rPr>
+              <w:t>2026-06-03</w:t>
+            </w:r>
+          </w:p>
+        </w:tc>
+        <w:tc>
+          <w:tcPr>
+            <w:tcW w:w="2160" w:type="dxa"/>
+            <w:tcBorders>
+              <w:top w:val="single" w:sz="5" w:space="0" w:color="D7D9DE"/>
+              <w:left w:val="single" w:sz="5" w:space="0" w:color="D7D9DE"/>
+              <w:bottom w:val="single" w:sz="5" w:space="0" w:color="D7D9DE"/>
+              <w:right w:val="single" w:sz="5" w:space="0" w:color="D7D9DE"/>
+            </w:tcBorders>
+            <w:tcMar>
+              <w:top w:w="55" w:type="dxa"/>
+              <w:left w:w="70" w:type="dxa"/>
+              <w:bottom w:w="55" w:type="dxa"/>
+              <w:right w:w="70" w:type="dxa"/>
+            </w:tcMar>
+            <w:vAlign w:val="center"/>
+          </w:tcPr>
+          <w:p>
+            <w:pPr>
+              <w:spacing w:after="0" w:line="240" w:lineRule="auto"/>
+              <w:jc w:val="center"/>
+            </w:pPr>
+            <w:r>
+              <w:rPr>
+                <w:rFonts w:ascii="Carlito" w:eastAsia="Carlito" w:hAnsi="Carlito"/>
+                <w:color w:val="252525"/>
+                <w:sz w:val="17"/>
+              </w:rPr>
+              <w:t>NULL</w:t>
+            </w:r>
+          </w:p>
+        </w:tc>
+        <w:tc>
+          <w:tcPr>
+            <w:tcW w:w="2275" w:type="dxa"/>
+            <w:tcBorders>
+              <w:top w:val="single" w:sz="5" w:space="0" w:color="D7D9DE"/>
+              <w:left w:val="single" w:sz="5" w:space="0" w:color="D7D9DE"/>
+              <w:bottom w:val="single" w:sz="5" w:space="0" w:color="D7D9DE"/>
+              <w:right w:val="single" w:sz="5" w:space="0" w:color="D7D9DE"/>
+            </w:tcBorders>
+            <w:tcMar>
+              <w:top w:w="55" w:type="dxa"/>
+              <w:left w:w="70" w:type="dxa"/>
+              <w:bottom w:w="55" w:type="dxa"/>
+              <w:right w:w="70" w:type="dxa"/>
+            </w:tcMar>
+            <w:vAlign w:val="center"/>
+          </w:tcPr>
+          <w:p>
+            <w:pPr>
+              <w:spacing w:after="0" w:line="240" w:lineRule="auto"/>
+              <w:jc w:val="center"/>
+            </w:pPr>
+            <w:r>
+              <w:rPr>
+                <w:rFonts w:ascii="Carlito" w:eastAsia="Carlito" w:hAnsi="Carlito"/>
+                <w:color w:val="252525"/>
+                <w:sz w:val="17"/>
+              </w:rPr>
+              <w:t>Overdue</w:t>
+            </w:r>
+          </w:p>
+        </w:tc>
+      </w:tr>
+      <w:tr>
+        <w:trPr>
+          <w:cantSplit/>
+          <w:jc w:val="center"/>
+        </w:trPr>
+        <w:tc>
+          <w:tcPr>
+            <w:tcW w:w="1512" w:type="dxa"/>
+            <w:tcBorders>
+              <w:top w:val="single" w:sz="5" w:space="0" w:color="D7D9DE"/>
+              <w:left w:val="single" w:sz="5" w:space="0" w:color="D7D9DE"/>
+              <w:bottom w:val="single" w:sz="5" w:space="0" w:color="D7D9DE"/>
+              <w:right w:val="single" w:sz="5" w:space="0" w:color="D7D9DE"/>
+            </w:tcBorders>
+            <w:tcMar>
+              <w:top w:w="55" w:type="dxa"/>
+              <w:left w:w="70" w:type="dxa"/>
+              <w:bottom w:w="55" w:type="dxa"/>
+              <w:right w:w="70" w:type="dxa"/>
+            </w:tcMar>
+            <w:vAlign w:val="center"/>
+          </w:tcPr>
+          <w:p>
+            <w:pPr>
+              <w:spacing w:after="0" w:line="240" w:lineRule="auto"/>
+              <w:jc w:val="center"/>
+            </w:pPr>
+            <w:r>
+              <w:rPr>
+                <w:rFonts w:ascii="Carlito" w:eastAsia="Carlito" w:hAnsi="Carlito"/>
+                <w:color w:val="252525"/>
+                <w:sz w:val="17"/>
+              </w:rPr>
+              <w:t>M0002</w:t>
+            </w:r>
+          </w:p>
+        </w:tc>
+        <w:tc>
+          <w:tcPr>
+            <w:tcW w:w="2044" w:type="dxa"/>
+            <w:tcBorders>
+              <w:top w:val="single" w:sz="5" w:space="0" w:color="D7D9DE"/>
+              <w:left w:val="single" w:sz="5" w:space="0" w:color="D7D9DE"/>
+              <w:bottom w:val="single" w:sz="5" w:space="0" w:color="D7D9DE"/>
+              <w:right w:val="single" w:sz="5" w:space="0" w:color="D7D9DE"/>
+            </w:tcBorders>
+            <w:tcMar>
+              <w:top w:w="55" w:type="dxa"/>
+              <w:left w:w="70" w:type="dxa"/>
+              <w:bottom w:w="55" w:type="dxa"/>
+              <w:right w:w="70" w:type="dxa"/>
+            </w:tcMar>
+            <w:vAlign w:val="center"/>
+          </w:tcPr>
+          <w:p>
+            <w:pPr>
+              <w:spacing w:after="0" w:line="240" w:lineRule="auto"/>
+              <w:jc w:val="center"/>
+            </w:pPr>
+            <w:r>
+              <w:rPr>
+                <w:rFonts w:ascii="Carlito" w:eastAsia="Carlito" w:hAnsi="Carlito"/>
+                <w:color w:val="252525"/>
+                <w:sz w:val="17"/>
+              </w:rPr>
+              <w:t>B00012 / 1</w:t>
+            </w:r>
+          </w:p>
+        </w:tc>
+        <w:tc>
+          <w:tcPr>
+            <w:tcW w:w="1944" w:type="dxa"/>
+            <w:tcBorders>
+              <w:top w:val="single" w:sz="5" w:space="0" w:color="D7D9DE"/>
+              <w:left w:val="single" w:sz="5" w:space="0" w:color="D7D9DE"/>
+              <w:bottom w:val="single" w:sz="5" w:space="0" w:color="D7D9DE"/>
+              <w:right w:val="single" w:sz="5" w:space="0" w:color="D7D9DE"/>
+            </w:tcBorders>
+            <w:tcMar>
+              <w:top w:w="55" w:type="dxa"/>
+              <w:left w:w="70" w:type="dxa"/>
+              <w:bottom w:w="55" w:type="dxa"/>
+              <w:right w:w="70" w:type="dxa"/>
+            </w:tcMar>
+            <w:vAlign w:val="center"/>
+          </w:tcPr>
+          <w:p>
+            <w:pPr>
+              <w:spacing w:after="0" w:line="240" w:lineRule="auto"/>
+              <w:jc w:val="center"/>
+            </w:pPr>
+            <w:r>
+              <w:rPr>
+                <w:rFonts w:ascii="Carlito" w:eastAsia="Carlito" w:hAnsi="Carlito"/>
+                <w:color w:val="252525"/>
+                <w:sz w:val="17"/>
+              </w:rPr>
+              <w:t>2026-06-20</w:t>
+            </w:r>
+          </w:p>
+        </w:tc>
+        <w:tc>
+          <w:tcPr>
+            <w:tcW w:w="2160" w:type="dxa"/>
+            <w:tcBorders>
+              <w:top w:val="single" w:sz="5" w:space="0" w:color="D7D9DE"/>
+              <w:left w:val="single" w:sz="5" w:space="0" w:color="D7D9DE"/>
+              <w:bottom w:val="single" w:sz="5" w:space="0" w:color="D7D9DE"/>
+              <w:right w:val="single" w:sz="5" w:space="0" w:color="D7D9DE"/>
+            </w:tcBorders>
+            <w:tcMar>
+              <w:top w:w="55" w:type="dxa"/>
+              <w:left w:w="70" w:type="dxa"/>
+              <w:bottom w:w="55" w:type="dxa"/>
+              <w:right w:w="70" w:type="dxa"/>
+            </w:tcMar>
+            <w:vAlign w:val="center"/>
+          </w:tcPr>
+          <w:p>
+            <w:pPr>
+              <w:spacing w:after="0" w:line="240" w:lineRule="auto"/>
+              <w:jc w:val="center"/>
+            </w:pPr>
+            <w:r>
+              <w:rPr>
+                <w:rFonts w:ascii="Carlito" w:eastAsia="Carlito" w:hAnsi="Carlito"/>
+                <w:color w:val="252525"/>
+                <w:sz w:val="17"/>
+              </w:rPr>
+              <w:t>2026-06-18</w:t>
+            </w:r>
+          </w:p>
+        </w:tc>
+        <w:tc>
+          <w:tcPr>
+            <w:tcW w:w="2275" w:type="dxa"/>
+            <w:tcBorders>
+              <w:top w:val="single" w:sz="5" w:space="0" w:color="D7D9DE"/>
+              <w:left w:val="single" w:sz="5" w:space="0" w:color="D7D9DE"/>
+              <w:bottom w:val="single" w:sz="5" w:space="0" w:color="D7D9DE"/>
+              <w:right w:val="single" w:sz="5" w:space="0" w:color="D7D9DE"/>
+            </w:tcBorders>
+            <w:tcMar>
+              <w:top w:w="55" w:type="dxa"/>
+              <w:left w:w="70" w:type="dxa"/>
+              <w:bottom w:w="55" w:type="dxa"/>
+              <w:right w:w="70" w:type="dxa"/>
+            </w:tcMar>
+            <w:vAlign w:val="center"/>
+          </w:tcPr>
+          <w:p>
+            <w:pPr>
+              <w:spacing w:after="0" w:line="240" w:lineRule="auto"/>
+              <w:jc w:val="center"/>
+            </w:pPr>
+            <w:r>
+              <w:rPr>
+                <w:rFonts w:ascii="Carlito" w:eastAsia="Carlito" w:hAnsi="Carlito"/>
+                <w:color w:val="252525"/>
+                <w:sz w:val="17"/>
+              </w:rPr>
+              <w:t>Exclude</w:t>
+            </w:r>
+          </w:p>
+        </w:tc>
+      </w:tr>
+      <w:tr>
+        <w:trPr>
+          <w:cantSplit/>
+          <w:jc w:val="center"/>
+        </w:trPr>
+        <w:tc>
+          <w:tcPr>
+            <w:tcW w:w="1512" w:type="dxa"/>
+            <w:tcBorders>
+              <w:top w:val="single" w:sz="5" w:space="0" w:color="D7D9DE"/>
+              <w:left w:val="single" w:sz="5" w:space="0" w:color="D7D9DE"/>
+              <w:bottom w:val="single" w:sz="5" w:space="0" w:color="D7D9DE"/>
+              <w:right w:val="single" w:sz="5" w:space="0" w:color="D7D9DE"/>
+            </w:tcBorders>
+            <w:tcMar>
+              <w:top w:w="55" w:type="dxa"/>
+              <w:left w:w="70" w:type="dxa"/>
+              <w:bottom w:w="55" w:type="dxa"/>
+              <w:right w:w="70" w:type="dxa"/>
+            </w:tcMar>
+            <w:vAlign w:val="center"/>
+          </w:tcPr>
+          <w:p>
+            <w:pPr>
+              <w:spacing w:after="0" w:line="240" w:lineRule="auto"/>
+              <w:jc w:val="center"/>
+            </w:pPr>
+            <w:r>
+              <w:rPr>
+                <w:rFonts w:ascii="Carlito" w:eastAsia="Carlito" w:hAnsi="Carlito"/>
+                <w:color w:val="252525"/>
+                <w:sz w:val="17"/>
+              </w:rPr>
+              <w:t>M0003</w:t>
+            </w:r>
+          </w:p>
+        </w:tc>
+        <w:tc>
+          <w:tcPr>
+            <w:tcW w:w="2044" w:type="dxa"/>
+            <w:tcBorders>
+              <w:top w:val="single" w:sz="5" w:space="0" w:color="D7D9DE"/>
+              <w:left w:val="single" w:sz="5" w:space="0" w:color="D7D9DE"/>
+              <w:bottom w:val="single" w:sz="5" w:space="0" w:color="D7D9DE"/>
+              <w:right w:val="single" w:sz="5" w:space="0" w:color="D7D9DE"/>
+            </w:tcBorders>
+            <w:tcMar>
+              <w:top w:w="55" w:type="dxa"/>
+              <w:left w:w="70" w:type="dxa"/>
+              <w:bottom w:w="55" w:type="dxa"/>
+              <w:right w:w="70" w:type="dxa"/>
+            </w:tcMar>
+            <w:vAlign w:val="center"/>
+          </w:tcPr>
+          <w:p>
+            <w:pPr>
+              <w:spacing w:after="0" w:line="240" w:lineRule="auto"/>
+              <w:jc w:val="center"/>
+            </w:pPr>
+            <w:r>
+              <w:rPr>
+                <w:rFonts w:ascii="Carlito" w:eastAsia="Carlito" w:hAnsi="Carlito"/>
+                <w:color w:val="252525"/>
+                <w:sz w:val="17"/>
+              </w:rPr>
+              <w:t>B00013 / 2</w:t>
+            </w:r>
+          </w:p>
+        </w:tc>
+        <w:tc>
+          <w:tcPr>
+            <w:tcW w:w="1944" w:type="dxa"/>
+            <w:tcBorders>
+              <w:top w:val="single" w:sz="5" w:space="0" w:color="D7D9DE"/>
+              <w:left w:val="single" w:sz="5" w:space="0" w:color="D7D9DE"/>
+              <w:bottom w:val="single" w:sz="5" w:space="0" w:color="D7D9DE"/>
+              <w:right w:val="single" w:sz="5" w:space="0" w:color="D7D9DE"/>
+            </w:tcBorders>
+            <w:tcMar>
+              <w:top w:w="55" w:type="dxa"/>
+              <w:left w:w="70" w:type="dxa"/>
+              <w:bottom w:w="55" w:type="dxa"/>
+              <w:right w:w="70" w:type="dxa"/>
+            </w:tcMar>
+            <w:vAlign w:val="center"/>
+          </w:tcPr>
+          <w:p>
+            <w:pPr>
+              <w:spacing w:after="0" w:line="240" w:lineRule="auto"/>
+              <w:jc w:val="center"/>
+            </w:pPr>
+            <w:r>
+              <w:rPr>
+                <w:rFonts w:ascii="Carlito" w:eastAsia="Carlito" w:hAnsi="Carlito"/>
+                <w:color w:val="252525"/>
+                <w:sz w:val="17"/>
+              </w:rPr>
+              <w:t>2026-07-25</w:t>
+            </w:r>
+          </w:p>
+        </w:tc>
+        <w:tc>
+          <w:tcPr>
+            <w:tcW w:w="2160" w:type="dxa"/>
+            <w:tcBorders>
+              <w:top w:val="single" w:sz="5" w:space="0" w:color="D7D9DE"/>
+              <w:left w:val="single" w:sz="5" w:space="0" w:color="D7D9DE"/>
+              <w:bottom w:val="single" w:sz="5" w:space="0" w:color="D7D9DE"/>
+              <w:right w:val="single" w:sz="5" w:space="0" w:color="D7D9DE"/>
+            </w:tcBorders>
+            <w:tcMar>
+              <w:top w:w="55" w:type="dxa"/>
+              <w:left w:w="70" w:type="dxa"/>
+              <w:bottom w:w="55" w:type="dxa"/>
+              <w:right w:w="70" w:type="dxa"/>
+            </w:tcMar>
+            <w:vAlign w:val="center"/>
+          </w:tcPr>
+          <w:p>
+            <w:pPr>
+              <w:spacing w:after="0" w:line="240" w:lineRule="auto"/>
+              <w:jc w:val="center"/>
+            </w:pPr>
+            <w:r>
+              <w:rPr>
+                <w:rFonts w:ascii="Carlito" w:eastAsia="Carlito" w:hAnsi="Carlito"/>
+                <w:color w:val="252525"/>
+                <w:sz w:val="17"/>
+              </w:rPr>
+              <w:t>NULL</w:t>
+            </w:r>
+          </w:p>
+        </w:tc>
+        <w:tc>
+          <w:tcPr>
+            <w:tcW w:w="2275" w:type="dxa"/>
+            <w:tcBorders>
+              <w:top w:val="single" w:sz="5" w:space="0" w:color="D7D9DE"/>
+              <w:left w:val="single" w:sz="5" w:space="0" w:color="D7D9DE"/>
+              <w:bottom w:val="single" w:sz="5" w:space="0" w:color="D7D9DE"/>
+              <w:right w:val="single" w:sz="5" w:space="0" w:color="D7D9DE"/>
+            </w:tcBorders>
+            <w:tcMar>
+              <w:top w:w="55" w:type="dxa"/>
+              <w:left w:w="70" w:type="dxa"/>
+              <w:bottom w:w="55" w:type="dxa"/>
+              <w:right w:w="70" w:type="dxa"/>
+            </w:tcMar>
+            <w:vAlign w:val="center"/>
+          </w:tcPr>
+          <w:p>
+            <w:pPr>
+              <w:spacing w:after="0" w:line="240" w:lineRule="auto"/>
+              <w:jc w:val="center"/>
+            </w:pPr>
+            <w:r>
+              <w:rPr>
+                <w:rFonts w:ascii="Carlito" w:eastAsia="Carlito" w:hAnsi="Carlito"/>
+                <w:color w:val="252525"/>
+                <w:sz w:val="17"/>
+              </w:rPr>
+              <w:t>Not due</w:t>
+            </w:r>
+          </w:p>
+        </w:tc>
+      </w:tr>
+      <w:tr>
+        <w:trPr>
+          <w:cantSplit/>
+          <w:jc w:val="center"/>
+        </w:trPr>
+        <w:tc>
+          <w:tcPr>
+            <w:tcW w:w="1512" w:type="dxa"/>
+            <w:tcBorders>
+              <w:top w:val="single" w:sz="5" w:space="0" w:color="D7D9DE"/>
+              <w:left w:val="single" w:sz="5" w:space="0" w:color="D7D9DE"/>
+              <w:bottom w:val="single" w:sz="5" w:space="0" w:color="D7D9DE"/>
+              <w:right w:val="single" w:sz="5" w:space="0" w:color="D7D9DE"/>
+            </w:tcBorders>
+            <w:tcMar>
+              <w:top w:w="55" w:type="dxa"/>
+              <w:left w:w="70" w:type="dxa"/>
+              <w:bottom w:w="55" w:type="dxa"/>
+              <w:right w:w="70" w:type="dxa"/>
+            </w:tcMar>
+            <w:vAlign w:val="center"/>
+          </w:tcPr>
+          <w:p>
+            <w:pPr>
+              <w:spacing w:after="0" w:line="240" w:lineRule="auto"/>
+              <w:jc w:val="center"/>
+            </w:pPr>
+            <w:r>
+              <w:rPr>
+                <w:rFonts w:ascii="Carlito" w:eastAsia="Carlito" w:hAnsi="Carlito"/>
+                <w:color w:val="252525"/>
+                <w:sz w:val="17"/>
+              </w:rPr>
+              <w:t>M0004</w:t>
+            </w:r>
+          </w:p>
+        </w:tc>
+        <w:tc>
+          <w:tcPr>
+            <w:tcW w:w="2044" w:type="dxa"/>
+            <w:tcBorders>
+              <w:top w:val="single" w:sz="5" w:space="0" w:color="D7D9DE"/>
+              <w:left w:val="single" w:sz="5" w:space="0" w:color="D7D9DE"/>
+              <w:bottom w:val="single" w:sz="5" w:space="0" w:color="D7D9DE"/>
+              <w:right w:val="single" w:sz="5" w:space="0" w:color="D7D9DE"/>
+            </w:tcBorders>
+            <w:tcMar>
+              <w:top w:w="55" w:type="dxa"/>
+              <w:left w:w="70" w:type="dxa"/>
+              <w:bottom w:w="55" w:type="dxa"/>
+              <w:right w:w="70" w:type="dxa"/>
+            </w:tcMar>
+            <w:vAlign w:val="center"/>
+          </w:tcPr>
+          <w:p>
+            <w:pPr>
+              <w:spacing w:after="0" w:line="240" w:lineRule="auto"/>
+              <w:jc w:val="center"/>
+            </w:pPr>
+            <w:r>
+              <w:rPr>
+                <w:rFonts w:ascii="Carlito" w:eastAsia="Carlito" w:hAnsi="Carlito"/>
+                <w:color w:val="252525"/>
+                <w:sz w:val="17"/>
+              </w:rPr>
+              <w:t>B00014 / 1</w:t>
+            </w:r>
+          </w:p>
+        </w:tc>
+        <w:tc>
+          <w:tcPr>
+            <w:tcW w:w="1944" w:type="dxa"/>
+            <w:tcBorders>
+              <w:top w:val="single" w:sz="5" w:space="0" w:color="D7D9DE"/>
+              <w:left w:val="single" w:sz="5" w:space="0" w:color="D7D9DE"/>
+              <w:bottom w:val="single" w:sz="5" w:space="0" w:color="D7D9DE"/>
+              <w:right w:val="single" w:sz="5" w:space="0" w:color="D7D9DE"/>
+            </w:tcBorders>
+            <w:tcMar>
+              <w:top w:w="55" w:type="dxa"/>
+              <w:left w:w="70" w:type="dxa"/>
+              <w:bottom w:w="55" w:type="dxa"/>
+              <w:right w:w="70" w:type="dxa"/>
+            </w:tcMar>
+            <w:vAlign w:val="center"/>
+          </w:tcPr>
+          <w:p>
+            <w:pPr>
+              <w:spacing w:after="0" w:line="240" w:lineRule="auto"/>
+              <w:jc w:val="center"/>
+            </w:pPr>
+            <w:r>
+              <w:rPr>
+                <w:rFonts w:ascii="Carlito" w:eastAsia="Carlito" w:hAnsi="Carlito"/>
+                <w:color w:val="252525"/>
+                <w:sz w:val="17"/>
+              </w:rPr>
+              <w:t>2026-05-30</w:t>
+            </w:r>
+          </w:p>
+        </w:tc>
+        <w:tc>
+          <w:tcPr>
+            <w:tcW w:w="2160" w:type="dxa"/>
+            <w:tcBorders>
+              <w:top w:val="single" w:sz="5" w:space="0" w:color="D7D9DE"/>
+              <w:left w:val="single" w:sz="5" w:space="0" w:color="D7D9DE"/>
+              <w:bottom w:val="single" w:sz="5" w:space="0" w:color="D7D9DE"/>
+              <w:right w:val="single" w:sz="5" w:space="0" w:color="D7D9DE"/>
+            </w:tcBorders>
+            <w:tcMar>
+              <w:top w:w="55" w:type="dxa"/>
+              <w:left w:w="70" w:type="dxa"/>
+              <w:bottom w:w="55" w:type="dxa"/>
+              <w:right w:w="70" w:type="dxa"/>
+            </w:tcMar>
+            <w:vAlign w:val="center"/>
+          </w:tcPr>
+          <w:p>
+            <w:pPr>
+              <w:spacing w:after="0" w:line="240" w:lineRule="auto"/>
+              <w:jc w:val="center"/>
+            </w:pPr>
+            <w:r>
+              <w:rPr>
+                <w:rFonts w:ascii="Carlito" w:eastAsia="Carlito" w:hAnsi="Carlito"/>
+                <w:color w:val="252525"/>
+                <w:sz w:val="17"/>
+              </w:rPr>
+              <w:t>NULL</w:t>
+            </w:r>
+          </w:p>
+        </w:tc>
+        <w:tc>
+          <w:tcPr>
+            <w:tcW w:w="2275" w:type="dxa"/>
+            <w:tcBorders>
+              <w:top w:val="single" w:sz="5" w:space="0" w:color="D7D9DE"/>
+              <w:left w:val="single" w:sz="5" w:space="0" w:color="D7D9DE"/>
+              <w:bottom w:val="single" w:sz="5" w:space="0" w:color="D7D9DE"/>
+              <w:right w:val="single" w:sz="5" w:space="0" w:color="D7D9DE"/>
+            </w:tcBorders>
+            <w:tcMar>
+              <w:top w:w="55" w:type="dxa"/>
+              <w:left w:w="70" w:type="dxa"/>
+              <w:bottom w:w="55" w:type="dxa"/>
+              <w:right w:w="70" w:type="dxa"/>
+            </w:tcMar>
+            <w:vAlign w:val="center"/>
+          </w:tcPr>
+          <w:p>
+            <w:pPr>
+              <w:spacing w:after="0" w:line="240" w:lineRule="auto"/>
+              <w:jc w:val="center"/>
+            </w:pPr>
+            <w:r>
+              <w:rPr>
+                <w:rFonts w:ascii="Carlito" w:eastAsia="Carlito" w:hAnsi="Carlito"/>
+                <w:color w:val="252525"/>
+                <w:sz w:val="17"/>
+              </w:rPr>
+              <w:t>Overdue</w:t>
+            </w:r>
+          </w:p>
+        </w:tc>
+      </w:tr>
+      <w:tr>
+        <w:trPr>
+          <w:cantSplit/>
+          <w:jc w:val="center"/>
+        </w:trPr>
+        <w:tc>
+          <w:tcPr>
+            <w:tcW w:w="1512" w:type="dxa"/>
+            <w:tcBorders>
+              <w:top w:val="single" w:sz="5" w:space="0" w:color="D7D9DE"/>
+              <w:left w:val="single" w:sz="5" w:space="0" w:color="D7D9DE"/>
+              <w:bottom w:val="single" w:sz="5" w:space="0" w:color="D7D9DE"/>
+              <w:right w:val="single" w:sz="5" w:space="0" w:color="D7D9DE"/>
+            </w:tcBorders>
+            <w:tcMar>
+              <w:top w:w="55" w:type="dxa"/>
+              <w:left w:w="70" w:type="dxa"/>
+              <w:bottom w:w="55" w:type="dxa"/>
+              <w:right w:w="70" w:type="dxa"/>
+            </w:tcMar>
+            <w:vAlign w:val="center"/>
+          </w:tcPr>
+          <w:p>
+            <w:pPr>
+              <w:spacing w:after="0" w:line="240" w:lineRule="auto"/>
+              <w:jc w:val="center"/>
+            </w:pPr>
+            <w:r>
+              <w:rPr>
+                <w:rFonts w:ascii="Carlito" w:eastAsia="Carlito" w:hAnsi="Carlito"/>
+                <w:color w:val="252525"/>
+                <w:sz w:val="17"/>
+              </w:rPr>
+              <w:t>M0005</w:t>
+            </w:r>
+          </w:p>
+        </w:tc>
+        <w:tc>
+          <w:tcPr>
+            <w:tcW w:w="2044" w:type="dxa"/>
+            <w:tcBorders>
+              <w:top w:val="single" w:sz="5" w:space="0" w:color="D7D9DE"/>
+              <w:left w:val="single" w:sz="5" w:space="0" w:color="D7D9DE"/>
+              <w:bottom w:val="single" w:sz="5" w:space="0" w:color="D7D9DE"/>
+              <w:right w:val="single" w:sz="5" w:space="0" w:color="D7D9DE"/>
+            </w:tcBorders>
+            <w:tcMar>
+              <w:top w:w="55" w:type="dxa"/>
+              <w:left w:w="70" w:type="dxa"/>
+              <w:bottom w:w="55" w:type="dxa"/>
+              <w:right w:w="70" w:type="dxa"/>
+            </w:tcMar>
+            <w:vAlign w:val="center"/>
+          </w:tcPr>
+          <w:p>
+            <w:pPr>
+              <w:spacing w:after="0" w:line="240" w:lineRule="auto"/>
+              <w:jc w:val="center"/>
+            </w:pPr>
+            <w:r>
+              <w:rPr>
+                <w:rFonts w:ascii="Carlito" w:eastAsia="Carlito" w:hAnsi="Carlito"/>
+                <w:color w:val="252525"/>
+                <w:sz w:val="17"/>
+              </w:rPr>
+              <w:t>B00015 / 3</w:t>
+            </w:r>
+          </w:p>
+        </w:tc>
+        <w:tc>
+          <w:tcPr>
+            <w:tcW w:w="1944" w:type="dxa"/>
+            <w:tcBorders>
+              <w:top w:val="single" w:sz="5" w:space="0" w:color="D7D9DE"/>
+              <w:left w:val="single" w:sz="5" w:space="0" w:color="D7D9DE"/>
+              <w:bottom w:val="single" w:sz="5" w:space="0" w:color="D7D9DE"/>
+              <w:right w:val="single" w:sz="5" w:space="0" w:color="D7D9DE"/>
+            </w:tcBorders>
+            <w:tcMar>
+              <w:top w:w="55" w:type="dxa"/>
+              <w:left w:w="70" w:type="dxa"/>
+              <w:bottom w:w="55" w:type="dxa"/>
+              <w:right w:w="70" w:type="dxa"/>
+            </w:tcMar>
+            <w:vAlign w:val="center"/>
+          </w:tcPr>
+          <w:p>
+            <w:pPr>
+              <w:spacing w:after="0" w:line="240" w:lineRule="auto"/>
+              <w:jc w:val="center"/>
+            </w:pPr>
+            <w:r>
+              <w:rPr>
+                <w:rFonts w:ascii="Carlito" w:eastAsia="Carlito" w:hAnsi="Carlito"/>
+                <w:color w:val="252525"/>
+                <w:sz w:val="17"/>
+              </w:rPr>
+              <w:t>2026-07-01</w:t>
+            </w:r>
+          </w:p>
+        </w:tc>
+        <w:tc>
+          <w:tcPr>
+            <w:tcW w:w="2160" w:type="dxa"/>
+            <w:tcBorders>
+              <w:top w:val="single" w:sz="5" w:space="0" w:color="D7D9DE"/>
+              <w:left w:val="single" w:sz="5" w:space="0" w:color="D7D9DE"/>
+              <w:bottom w:val="single" w:sz="5" w:space="0" w:color="D7D9DE"/>
+              <w:right w:val="single" w:sz="5" w:space="0" w:color="D7D9DE"/>
+            </w:tcBorders>
+            <w:tcMar>
+              <w:top w:w="55" w:type="dxa"/>
+              <w:left w:w="70" w:type="dxa"/>
+              <w:bottom w:w="55" w:type="dxa"/>
+              <w:right w:w="70" w:type="dxa"/>
+            </w:tcMar>
+            <w:vAlign w:val="center"/>
+          </w:tcPr>
+          <w:p>
+            <w:pPr>
+              <w:spacing w:after="0" w:line="240" w:lineRule="auto"/>
+              <w:jc w:val="center"/>
+            </w:pPr>
+            <w:r>
+              <w:rPr>
+                <w:rFonts w:ascii="Carlito" w:eastAsia="Carlito" w:hAnsi="Carlito"/>
+                <w:color w:val="252525"/>
+                <w:sz w:val="17"/>
+              </w:rPr>
+              <w:t>NULL</w:t>
+            </w:r>
+          </w:p>
+        </w:tc>
+        <w:tc>
+          <w:tcPr>
+            <w:tcW w:w="2275" w:type="dxa"/>
+            <w:tcBorders>
+              <w:top w:val="single" w:sz="5" w:space="0" w:color="D7D9DE"/>
+              <w:left w:val="single" w:sz="5" w:space="0" w:color="D7D9DE"/>
+              <w:bottom w:val="single" w:sz="5" w:space="0" w:color="D7D9DE"/>
+              <w:right w:val="single" w:sz="5" w:space="0" w:color="D7D9DE"/>
+            </w:tcBorders>
+            <w:tcMar>
+              <w:top w:w="55" w:type="dxa"/>
+              <w:left w:w="70" w:type="dxa"/>
+              <w:bottom w:w="55" w:type="dxa"/>
+              <w:right w:w="70" w:type="dxa"/>
+            </w:tcMar>
+            <w:vAlign w:val="center"/>
+          </w:tcPr>
+          <w:p>
+            <w:pPr>
+              <w:spacing w:after="0" w:line="240" w:lineRule="auto"/>
+              <w:jc w:val="center"/>
+            </w:pPr>
+            <w:r>
+              <w:rPr>
+                <w:rFonts w:ascii="Carlito" w:eastAsia="Carlito" w:hAnsi="Carlito"/>
+                <w:color w:val="252525"/>
+                <w:sz w:val="17"/>
+              </w:rPr>
+              <w:t>Overdue</w:t>
+            </w:r>
+          </w:p>
+        </w:tc>
+      </w:tr>
+      <w:tr>
+        <w:trPr>
+          <w:cantSplit/>
+          <w:jc w:val="center"/>
+        </w:trPr>
+        <w:tc>
+          <w:tcPr>
+            <w:tcW w:w="1512" w:type="dxa"/>
+            <w:tcBorders>
+              <w:top w:val="single" w:sz="5" w:space="0" w:color="D7D9DE"/>
+              <w:left w:val="single" w:sz="5" w:space="0" w:color="D7D9DE"/>
+              <w:bottom w:val="single" w:sz="5" w:space="0" w:color="D7D9DE"/>
+              <w:right w:val="single" w:sz="5" w:space="0" w:color="D7D9DE"/>
+            </w:tcBorders>
+            <w:tcMar>
+              <w:top w:w="55" w:type="dxa"/>
+              <w:left w:w="70" w:type="dxa"/>
+              <w:bottom w:w="55" w:type="dxa"/>
+              <w:right w:w="70" w:type="dxa"/>
+            </w:tcMar>
+            <w:vAlign w:val="center"/>
+          </w:tcPr>
+          <w:p>
+            <w:pPr>
+              <w:spacing w:after="0" w:line="240" w:lineRule="auto"/>
+              <w:jc w:val="center"/>
+            </w:pPr>
+            <w:r>
+              <w:rPr>
+                <w:rFonts w:ascii="Carlito" w:eastAsia="Carlito" w:hAnsi="Carlito"/>
+                <w:color w:val="252525"/>
+                <w:sz w:val="17"/>
+              </w:rPr>
+              <w:t>M0006</w:t>
+            </w:r>
+          </w:p>
+        </w:tc>
+        <w:tc>
+          <w:tcPr>
+            <w:tcW w:w="2044" w:type="dxa"/>
+            <w:tcBorders>
+              <w:top w:val="single" w:sz="5" w:space="0" w:color="D7D9DE"/>
+              <w:left w:val="single" w:sz="5" w:space="0" w:color="D7D9DE"/>
+              <w:bottom w:val="single" w:sz="5" w:space="0" w:color="D7D9DE"/>
+              <w:right w:val="single" w:sz="5" w:space="0" w:color="D7D9DE"/>
+            </w:tcBorders>
+            <w:tcMar>
+              <w:top w:w="55" w:type="dxa"/>
+              <w:left w:w="70" w:type="dxa"/>
+              <w:bottom w:w="55" w:type="dxa"/>
+              <w:right w:w="70" w:type="dxa"/>
+            </w:tcMar>
+            <w:vAlign w:val="center"/>
+          </w:tcPr>
+          <w:p>
+            <w:pPr>
+              <w:spacing w:after="0" w:line="240" w:lineRule="auto"/>
+              <w:jc w:val="center"/>
+            </w:pPr>
+            <w:r>
+              <w:rPr>
+                <w:rFonts w:ascii="Carlito" w:eastAsia="Carlito" w:hAnsi="Carlito"/>
+                <w:color w:val="252525"/>
+                <w:sz w:val="17"/>
+              </w:rPr>
+              <w:t>B00016 / 1</w:t>
+            </w:r>
+          </w:p>
+        </w:tc>
+        <w:tc>
+          <w:tcPr>
+            <w:tcW w:w="1944" w:type="dxa"/>
+            <w:tcBorders>
+              <w:top w:val="single" w:sz="5" w:space="0" w:color="D7D9DE"/>
+              <w:left w:val="single" w:sz="5" w:space="0" w:color="D7D9DE"/>
+              <w:bottom w:val="single" w:sz="5" w:space="0" w:color="D7D9DE"/>
+              <w:right w:val="single" w:sz="5" w:space="0" w:color="D7D9DE"/>
+            </w:tcBorders>
+            <w:tcMar>
+              <w:top w:w="55" w:type="dxa"/>
+              <w:left w:w="70" w:type="dxa"/>
+              <w:bottom w:w="55" w:type="dxa"/>
+              <w:right w:w="70" w:type="dxa"/>
+            </w:tcMar>
+            <w:vAlign w:val="center"/>
+          </w:tcPr>
+          <w:p>
+            <w:pPr>
+              <w:spacing w:after="0" w:line="240" w:lineRule="auto"/>
+              <w:jc w:val="center"/>
+            </w:pPr>
+            <w:r>
+              <w:rPr>
+                <w:rFonts w:ascii="Carlito" w:eastAsia="Carlito" w:hAnsi="Carlito"/>
+                <w:color w:val="252525"/>
+                <w:sz w:val="17"/>
+              </w:rPr>
+              <w:t>2026-06-12</w:t>
+            </w:r>
+          </w:p>
+        </w:tc>
+        <w:tc>
+          <w:tcPr>
+            <w:tcW w:w="2160" w:type="dxa"/>
+            <w:tcBorders>
+              <w:top w:val="single" w:sz="5" w:space="0" w:color="D7D9DE"/>
+              <w:left w:val="single" w:sz="5" w:space="0" w:color="D7D9DE"/>
+              <w:bottom w:val="single" w:sz="5" w:space="0" w:color="D7D9DE"/>
+              <w:right w:val="single" w:sz="5" w:space="0" w:color="D7D9DE"/>
+            </w:tcBorders>
+            <w:tcMar>
+              <w:top w:w="55" w:type="dxa"/>
+              <w:left w:w="70" w:type="dxa"/>
+              <w:bottom w:w="55" w:type="dxa"/>
+              <w:right w:w="70" w:type="dxa"/>
+            </w:tcMar>
+            <w:vAlign w:val="center"/>
+          </w:tcPr>
+          <w:p>
+            <w:pPr>
+              <w:spacing w:after="0" w:line="240" w:lineRule="auto"/>
+              <w:jc w:val="center"/>
+            </w:pPr>
+            <w:r>
+              <w:rPr>
+                <w:rFonts w:ascii="Carlito" w:eastAsia="Carlito" w:hAnsi="Carlito"/>
+                <w:color w:val="252525"/>
+                <w:sz w:val="17"/>
+              </w:rPr>
+              <w:t>2026-06-10</w:t>
+            </w:r>
+          </w:p>
+        </w:tc>
+        <w:tc>
+          <w:tcPr>
+            <w:tcW w:w="2275" w:type="dxa"/>
+            <w:tcBorders>
+              <w:top w:val="single" w:sz="5" w:space="0" w:color="D7D9DE"/>
+              <w:left w:val="single" w:sz="5" w:space="0" w:color="D7D9DE"/>
+              <w:bottom w:val="single" w:sz="5" w:space="0" w:color="D7D9DE"/>
+              <w:right w:val="single" w:sz="5" w:space="0" w:color="D7D9DE"/>
+            </w:tcBorders>
+            <w:tcMar>
+              <w:top w:w="55" w:type="dxa"/>
+              <w:left w:w="70" w:type="dxa"/>
+              <w:bottom w:w="55" w:type="dxa"/>
+              <w:right w:w="70" w:type="dxa"/>
+            </w:tcMar>
+            <w:vAlign w:val="center"/>
+          </w:tcPr>
+          <w:p>
+            <w:pPr>
+              <w:spacing w:after="0" w:line="240" w:lineRule="auto"/>
+              <w:jc w:val="center"/>
+            </w:pPr>
+            <w:r>
+              <w:rPr>
+                <w:rFonts w:ascii="Carlito" w:eastAsia="Carlito" w:hAnsi="Carlito"/>
+                <w:color w:val="252525"/>
+                <w:sz w:val="17"/>
+              </w:rPr>
+              <w:t>Exclude</w:t>
+            </w:r>
+          </w:p>
+        </w:tc>
+      </w:tr>
+      <w:tr>
+        <w:trPr>
+          <w:cantSplit/>
+          <w:jc w:val="center"/>
+        </w:trPr>
+        <w:tc>
+          <w:tcPr>
+            <w:tcW w:w="1512" w:type="dxa"/>
+            <w:tcBorders>
+              <w:top w:val="single" w:sz="5" w:space="0" w:color="D7D9DE"/>
+              <w:left w:val="single" w:sz="5" w:space="0" w:color="D7D9DE"/>
+              <w:bottom w:val="single" w:sz="5" w:space="0" w:color="D7D9DE"/>
+              <w:right w:val="single" w:sz="5" w:space="0" w:color="D7D9DE"/>
+            </w:tcBorders>
+            <w:tcMar>
+              <w:top w:w="55" w:type="dxa"/>
+              <w:left w:w="70" w:type="dxa"/>
+              <w:bottom w:w="55" w:type="dxa"/>
+              <w:right w:w="70" w:type="dxa"/>
+            </w:tcMar>
+            <w:vAlign w:val="center"/>
+          </w:tcPr>
+          <w:p>
+            <w:pPr>
+              <w:spacing w:after="0" w:line="240" w:lineRule="auto"/>
+              <w:jc w:val="center"/>
+            </w:pPr>
+            <w:r>
+              <w:rPr>
+                <w:rFonts w:ascii="Carlito" w:eastAsia="Carlito" w:hAnsi="Carlito"/>
+                <w:color w:val="252525"/>
+                <w:sz w:val="17"/>
+              </w:rPr>
+              <w:t>M0007</w:t>
+            </w:r>
+          </w:p>
+        </w:tc>
+        <w:tc>
+          <w:tcPr>
+            <w:tcW w:w="2044" w:type="dxa"/>
+            <w:tcBorders>
+              <w:top w:val="single" w:sz="5" w:space="0" w:color="D7D9DE"/>
+              <w:left w:val="single" w:sz="5" w:space="0" w:color="D7D9DE"/>
+              <w:bottom w:val="single" w:sz="5" w:space="0" w:color="D7D9DE"/>
+              <w:right w:val="single" w:sz="5" w:space="0" w:color="D7D9DE"/>
+            </w:tcBorders>
+            <w:tcMar>
+              <w:top w:w="55" w:type="dxa"/>
+              <w:left w:w="70" w:type="dxa"/>
+              <w:bottom w:w="55" w:type="dxa"/>
+              <w:right w:w="70" w:type="dxa"/>
+            </w:tcMar>
+            <w:vAlign w:val="center"/>
+          </w:tcPr>
+          <w:p>
+            <w:pPr>
+              <w:spacing w:after="0" w:line="240" w:lineRule="auto"/>
+              <w:jc w:val="center"/>
+            </w:pPr>
+            <w:r>
+              <w:rPr>
+                <w:rFonts w:ascii="Carlito" w:eastAsia="Carlito" w:hAnsi="Carlito"/>
+                <w:color w:val="252525"/>
+                <w:sz w:val="17"/>
+              </w:rPr>
+              <w:t>B00017 / 1</w:t>
+            </w:r>
+          </w:p>
+        </w:tc>
+        <w:tc>
+          <w:tcPr>
+            <w:tcW w:w="1944" w:type="dxa"/>
+            <w:tcBorders>
+              <w:top w:val="single" w:sz="5" w:space="0" w:color="D7D9DE"/>
+              <w:left w:val="single" w:sz="5" w:space="0" w:color="D7D9DE"/>
+              <w:bottom w:val="single" w:sz="5" w:space="0" w:color="D7D9DE"/>
+              <w:right w:val="single" w:sz="5" w:space="0" w:color="D7D9DE"/>
+            </w:tcBorders>
+            <w:tcMar>
+              <w:top w:w="55" w:type="dxa"/>
+              <w:left w:w="70" w:type="dxa"/>
+              <w:bottom w:w="55" w:type="dxa"/>
+              <w:right w:w="70" w:type="dxa"/>
+            </w:tcMar>
+            <w:vAlign w:val="center"/>
+          </w:tcPr>
+          <w:p>
+            <w:pPr>
+              <w:spacing w:after="0" w:line="240" w:lineRule="auto"/>
+              <w:jc w:val="center"/>
+            </w:pPr>
+            <w:r>
+              <w:rPr>
+                <w:rFonts w:ascii="Carlito" w:eastAsia="Carlito" w:hAnsi="Carlito"/>
+                <w:color w:val="252525"/>
+                <w:sz w:val="17"/>
+              </w:rPr>
+              <w:t>2026-07-30</w:t>
+            </w:r>
+          </w:p>
+        </w:tc>
+        <w:tc>
+          <w:tcPr>
+            <w:tcW w:w="2160" w:type="dxa"/>
+            <w:tcBorders>
+              <w:top w:val="single" w:sz="5" w:space="0" w:color="D7D9DE"/>
+              <w:left w:val="single" w:sz="5" w:space="0" w:color="D7D9DE"/>
+              <w:bottom w:val="single" w:sz="5" w:space="0" w:color="D7D9DE"/>
+              <w:right w:val="single" w:sz="5" w:space="0" w:color="D7D9DE"/>
+            </w:tcBorders>
+            <w:tcMar>
+              <w:top w:w="55" w:type="dxa"/>
+              <w:left w:w="70" w:type="dxa"/>
+              <w:bottom w:w="55" w:type="dxa"/>
+              <w:right w:w="70" w:type="dxa"/>
+            </w:tcMar>
+            <w:vAlign w:val="center"/>
+          </w:tcPr>
+          <w:p>
+            <w:pPr>
+              <w:spacing w:after="0" w:line="240" w:lineRule="auto"/>
+              <w:jc w:val="center"/>
+            </w:pPr>
+            <w:r>
+              <w:rPr>
+                <w:rFonts w:ascii="Carlito" w:eastAsia="Carlito" w:hAnsi="Carlito"/>
+                <w:color w:val="252525"/>
+                <w:sz w:val="17"/>
+              </w:rPr>
+              <w:t>NULL</w:t>
+            </w:r>
+          </w:p>
+        </w:tc>
+        <w:tc>
+          <w:tcPr>
+            <w:tcW w:w="2275" w:type="dxa"/>
+            <w:tcBorders>
+              <w:top w:val="single" w:sz="5" w:space="0" w:color="D7D9DE"/>
+              <w:left w:val="single" w:sz="5" w:space="0" w:color="D7D9DE"/>
+              <w:bottom w:val="single" w:sz="5" w:space="0" w:color="D7D9DE"/>
+              <w:right w:val="single" w:sz="5" w:space="0" w:color="D7D9DE"/>
+            </w:tcBorders>
+            <w:tcMar>
+              <w:top w:w="55" w:type="dxa"/>
+              <w:left w:w="70" w:type="dxa"/>
+              <w:bottom w:w="55" w:type="dxa"/>
+              <w:right w:w="70" w:type="dxa"/>
+            </w:tcMar>
+            <w:vAlign w:val="center"/>
+          </w:tcPr>
+          <w:p>
+            <w:pPr>
+              <w:spacing w:after="0" w:line="240" w:lineRule="auto"/>
+              <w:jc w:val="center"/>
+            </w:pPr>
+            <w:r>
+              <w:rPr>
+                <w:rFonts w:ascii="Carlito" w:eastAsia="Carlito" w:hAnsi="Carlito"/>
+                <w:color w:val="252525"/>
+                <w:sz w:val="17"/>
+              </w:rPr>
+              <w:t>Not due</w:t>
+            </w:r>
+          </w:p>
+        </w:tc>
+      </w:tr>
+      <w:tr>
+        <w:trPr>
+          <w:cantSplit/>
+          <w:jc w:val="center"/>
+        </w:trPr>
+        <w:tc>
+          <w:tcPr>
+            <w:tcW w:w="1512" w:type="dxa"/>
+            <w:tcBorders>
+              <w:top w:val="single" w:sz="5" w:space="0" w:color="D7D9DE"/>
+              <w:left w:val="single" w:sz="5" w:space="0" w:color="D7D9DE"/>
+              <w:bottom w:val="single" w:sz="5" w:space="0" w:color="D7D9DE"/>
+              <w:right w:val="single" w:sz="5" w:space="0" w:color="D7D9DE"/>
+            </w:tcBorders>
+            <w:tcMar>
+              <w:top w:w="55" w:type="dxa"/>
+              <w:left w:w="70" w:type="dxa"/>
+              <w:bottom w:w="55" w:type="dxa"/>
+              <w:right w:w="70" w:type="dxa"/>
+            </w:tcMar>
+            <w:vAlign w:val="center"/>
+          </w:tcPr>
+          <w:p>
+            <w:pPr>
+              <w:spacing w:after="0" w:line="240" w:lineRule="auto"/>
+              <w:jc w:val="center"/>
+            </w:pPr>
+            <w:r>
+              <w:rPr>
+                <w:rFonts w:ascii="Carlito" w:eastAsia="Carlito" w:hAnsi="Carlito"/>
+                <w:color w:val="252525"/>
+                <w:sz w:val="17"/>
+              </w:rPr>
+              <w:t>M0008</w:t>
+            </w:r>
+          </w:p>
+        </w:tc>
+        <w:tc>
+          <w:tcPr>
+            <w:tcW w:w="2044" w:type="dxa"/>
+            <w:tcBorders>
+              <w:top w:val="single" w:sz="5" w:space="0" w:color="D7D9DE"/>
+              <w:left w:val="single" w:sz="5" w:space="0" w:color="D7D9DE"/>
+              <w:bottom w:val="single" w:sz="5" w:space="0" w:color="D7D9DE"/>
+              <w:right w:val="single" w:sz="5" w:space="0" w:color="D7D9DE"/>
+            </w:tcBorders>
+            <w:tcMar>
+              <w:top w:w="55" w:type="dxa"/>
+              <w:left w:w="70" w:type="dxa"/>
+              <w:bottom w:w="55" w:type="dxa"/>
+              <w:right w:w="70" w:type="dxa"/>
+            </w:tcMar>
+            <w:vAlign w:val="center"/>
+          </w:tcPr>
+          <w:p>
+            <w:pPr>
+              <w:spacing w:after="0" w:line="240" w:lineRule="auto"/>
+              <w:jc w:val="center"/>
+            </w:pPr>
+            <w:r>
+              <w:rPr>
+                <w:rFonts w:ascii="Carlito" w:eastAsia="Carlito" w:hAnsi="Carlito"/>
+                <w:color w:val="252525"/>
+                <w:sz w:val="17"/>
+              </w:rPr>
+              <w:t>B00018 / 2</w:t>
+            </w:r>
+          </w:p>
+        </w:tc>
+        <w:tc>
+          <w:tcPr>
+            <w:tcW w:w="1944" w:type="dxa"/>
+            <w:tcBorders>
+              <w:top w:val="single" w:sz="5" w:space="0" w:color="D7D9DE"/>
+              <w:left w:val="single" w:sz="5" w:space="0" w:color="D7D9DE"/>
+              <w:bottom w:val="single" w:sz="5" w:space="0" w:color="D7D9DE"/>
+              <w:right w:val="single" w:sz="5" w:space="0" w:color="D7D9DE"/>
+            </w:tcBorders>
+            <w:tcMar>
+              <w:top w:w="55" w:type="dxa"/>
+              <w:left w:w="70" w:type="dxa"/>
+              <w:bottom w:w="55" w:type="dxa"/>
+              <w:right w:w="70" w:type="dxa"/>
+            </w:tcMar>
+            <w:vAlign w:val="center"/>
+          </w:tcPr>
+          <w:p>
+            <w:pPr>
+              <w:spacing w:after="0" w:line="240" w:lineRule="auto"/>
+              <w:jc w:val="center"/>
+            </w:pPr>
+            <w:r>
+              <w:rPr>
+                <w:rFonts w:ascii="Carlito" w:eastAsia="Carlito" w:hAnsi="Carlito"/>
+                <w:color w:val="252525"/>
+                <w:sz w:val="17"/>
+              </w:rPr>
+              <w:t>2026-07-20</w:t>
+            </w:r>
+          </w:p>
+        </w:tc>
+        <w:tc>
+          <w:tcPr>
+            <w:tcW w:w="2160" w:type="dxa"/>
+            <w:tcBorders>
+              <w:top w:val="single" w:sz="5" w:space="0" w:color="D7D9DE"/>
+              <w:left w:val="single" w:sz="5" w:space="0" w:color="D7D9DE"/>
+              <w:bottom w:val="single" w:sz="5" w:space="0" w:color="D7D9DE"/>
+              <w:right w:val="single" w:sz="5" w:space="0" w:color="D7D9DE"/>
+            </w:tcBorders>
+            <w:tcMar>
+              <w:top w:w="55" w:type="dxa"/>
+              <w:left w:w="70" w:type="dxa"/>
+              <w:bottom w:w="55" w:type="dxa"/>
+              <w:right w:w="70" w:type="dxa"/>
+            </w:tcMar>
+            <w:vAlign w:val="center"/>
+          </w:tcPr>
+          <w:p>
+            <w:pPr>
+              <w:spacing w:after="0" w:line="240" w:lineRule="auto"/>
+              <w:jc w:val="center"/>
+            </w:pPr>
+            <w:r>
+              <w:rPr>
+                <w:rFonts w:ascii="Carlito" w:eastAsia="Carlito" w:hAnsi="Carlito"/>
+                <w:color w:val="252525"/>
+                <w:sz w:val="17"/>
+              </w:rPr>
+              <w:t>2026-07-20</w:t>
+            </w:r>
+          </w:p>
+        </w:tc>
+        <w:tc>
+          <w:tcPr>
+            <w:tcW w:w="2275" w:type="dxa"/>
+            <w:tcBorders>
+              <w:top w:val="single" w:sz="5" w:space="0" w:color="D7D9DE"/>
+              <w:left w:val="single" w:sz="5" w:space="0" w:color="D7D9DE"/>
+              <w:bottom w:val="single" w:sz="5" w:space="0" w:color="D7D9DE"/>
+              <w:right w:val="single" w:sz="5" w:space="0" w:color="D7D9DE"/>
+            </w:tcBorders>
+            <w:tcMar>
+              <w:top w:w="55" w:type="dxa"/>
+              <w:left w:w="70" w:type="dxa"/>
+              <w:bottom w:w="55" w:type="dxa"/>
+              <w:right w:w="70" w:type="dxa"/>
+            </w:tcMar>
+            <w:vAlign w:val="center"/>
+          </w:tcPr>
+          <w:p>
+            <w:pPr>
+              <w:spacing w:after="0" w:line="240" w:lineRule="auto"/>
+              <w:jc w:val="center"/>
+            </w:pPr>
+            <w:r>
+              <w:rPr>
+                <w:rFonts w:ascii="Carlito" w:eastAsia="Carlito" w:hAnsi="Carlito"/>
+                <w:color w:val="252525"/>
+                <w:sz w:val="17"/>
+              </w:rPr>
+              <w:t>Exclude</w:t>
+            </w:r>
+          </w:p>
+        </w:tc>
+      </w:tr>
+    </w:tbl>
+    <w:p>
+      <w:pPr>
+        <w:pStyle w:val="ReportSubheading"/>
+      </w:pPr>
+      <w:r>
+        <w:t>Plan comparison</w:t>
+      </w:r>
+    </w:p>
+    <w:tbl>
+      <w:tblPr>
+        <w:tblW w:w="0" w:type="auto"/>
+        <w:jc w:val="center"/>
+        <w:tblLayout w:type="fixed"/>
+        <w:tblLook w:val="04A0" w:firstRow="1" w:lastRow="0" w:firstColumn="1" w:lastColumn="0" w:noHBand="0" w:noVBand="1"/>
+      </w:tblPr>
+      <w:tblGrid>
+        <w:gridCol w:w="9936"/>
+      </w:tblGrid>
+      <w:tr>
+        <w:trPr>
+          <w:cantSplit/>
+          <w:jc w:val="center"/>
+        </w:trPr>
+        <w:tc>
+          <w:tcPr>
+            <w:tcW w:w="9936" w:type="dxa"/>
+            <w:tcBorders>
+              <w:top w:val="single" w:sz="6" w:space="0" w:color="D7D9DE"/>
+              <w:left w:val="single" w:sz="6" w:space="0" w:color="D7D9DE"/>
+              <w:bottom w:val="single" w:sz="6" w:space="0" w:color="D7D9DE"/>
+              <w:right w:val="single" w:sz="6" w:space="0" w:color="D7D9DE"/>
+            </w:tcBorders>
+            <w:tcMar>
+              <w:top w:w="75" w:type="dxa"/>
+              <w:left w:w="95" w:type="dxa"/>
+              <w:bottom w:w="75" w:type="dxa"/>
+              <w:right w:w="95" w:type="dxa"/>
+            </w:tcMar>
+          </w:tcPr>
+          <w:p>
+            <w:pPr>
+              <w:spacing w:after="0" w:line="228" w:lineRule="auto"/>
+            </w:pPr>
+            <w:r>
+              <w:rPr>
+                <w:rFonts w:ascii="Liberation Mono" w:eastAsia="Liberation Mono" w:hAnsi="Liberation Mono"/>
+                <w:color w:val="1C1C1C"/>
+                <w:sz w:val="17"/>
+              </w:rPr>
+              <w:t>-- Baseline plan, deliberately ignoring the proposed key</w:t>
+            </w:r>
+            <w:r>
+              <w:br/>
+            </w:r>
+            <w:r>
+              <w:rPr>
+                <w:rFonts w:ascii="Liberation Mono" w:eastAsia="Liberation Mono" w:hAnsi="Liberation Mono"/>
+                <w:color w:val="1C1C1C"/>
+                <w:sz w:val="17"/>
+              </w:rPr>
+              <w:t>EXPLAIN ANALYZE</w:t>
+            </w:r>
+            <w:r>
+              <w:br/>
+            </w:r>
+            <w:r>
+              <w:rPr>
+                <w:rFonts w:ascii="Liberation Mono" w:eastAsia="Liberation Mono" w:hAnsi="Liberation Mono"/>
+                <w:color w:val="1C1C1C"/>
+                <w:sz w:val="17"/>
+              </w:rPr>
+              <w:t>SELECT MemberID, BookID, CopySeqNo, DueDate</w:t>
+            </w:r>
+            <w:r>
+              <w:br/>
+            </w:r>
+            <w:r>
+              <w:rPr>
+                <w:rFonts w:ascii="Liberation Mono" w:eastAsia="Liberation Mono" w:hAnsi="Liberation Mono"/>
+                <w:color w:val="1C1C1C"/>
+                <w:sz w:val="17"/>
+              </w:rPr>
+              <w:t>FROM Loan IGNORE INDEX (ix_loan_open_due_cover)</w:t>
+            </w:r>
+            <w:r>
+              <w:br/>
+            </w:r>
+            <w:r>
+              <w:rPr>
+                <w:rFonts w:ascii="Liberation Mono" w:eastAsia="Liberation Mono" w:hAnsi="Liberation Mono"/>
+                <w:color w:val="1C1C1C"/>
+                <w:sz w:val="17"/>
+              </w:rPr>
+              <w:t>WHERE ReturnDatetime IS NULL</w:t>
+            </w:r>
+            <w:r>
+              <w:br/>
+            </w:r>
+            <w:r>
+              <w:rPr>
+                <w:rFonts w:ascii="Liberation Mono" w:eastAsia="Liberation Mono" w:hAnsi="Liberation Mono"/>
+                <w:color w:val="1C1C1C"/>
+                <w:sz w:val="17"/>
+              </w:rPr>
+              <w:t xml:space="preserve">  AND DueDate &lt; '2026-07-21'</w:t>
+            </w:r>
+            <w:r>
+              <w:br/>
+            </w:r>
+            <w:r>
+              <w:rPr>
+                <w:rFonts w:ascii="Liberation Mono" w:eastAsia="Liberation Mono" w:hAnsi="Liberation Mono"/>
+                <w:color w:val="1C1C1C"/>
+                <w:sz w:val="17"/>
+              </w:rPr>
+              <w:t>ORDER BY DueDate, MemberID;</w:t>
+            </w:r>
+            <w:r>
+              <w:br/>
+            </w:r>
+            <w:r>
+              <w:br/>
+            </w:r>
+            <w:r>
+              <w:rPr>
+                <w:rFonts w:ascii="Liberation Mono" w:eastAsia="Liberation Mono" w:hAnsi="Liberation Mono"/>
+                <w:color w:val="1C1C1C"/>
+                <w:sz w:val="17"/>
+              </w:rPr>
+              <w:t>-- Run the same EXPLAIN ANALYZE again without IGNORE INDEX.</w:t>
+            </w:r>
+          </w:p>
+        </w:tc>
+      </w:tr>
+    </w:tbl>
+    <w:p>
+      <w:pPr>
+        <w:pStyle w:val="ReportBody"/>
+      </w:pPr>
+      <w:r>
+        <w:t>Both versions must return the same three rows. The comparison is useful only when the result is first checked for correctness, then the plan is inspected for access method, actual rows, loops and elapsed time. EXPLAIN ANALYZE executes the statement and reports actual iterator information rather than estimates alone [3].</w:t>
+      </w:r>
+    </w:p>
+    <w:p>
+      <w:pPr>
+        <w:spacing w:after="0"/>
+      </w:pPr>
+      <w:r>
+        <w:br w:type="page"/>
+      </w:r>
+    </w:p>
+    <w:p>
+      <w:pPr>
+        <w:pStyle w:val="ReportHeading"/>
+        <w:pBdr>
+          <w:bottom w:val="single" w:sz="10" w:space="2" w:color="8ED14B"/>
+        </w:pBdr>
+      </w:pPr>
+      <w:r>
+        <w:t>5. Result and interpretation</w:t>
+      </w:r>
+    </w:p>
+    <w:tbl>
+      <w:tblPr>
+        <w:tblW w:w="0" w:type="auto"/>
+        <w:jc w:val="center"/>
+        <w:tblLayout w:type="fixed"/>
+        <w:tblLook w:val="04A0" w:firstRow="1" w:lastRow="0" w:firstColumn="1" w:lastColumn="0" w:noHBand="0" w:noVBand="1"/>
+      </w:tblPr>
+      <w:tblGrid>
+        <w:gridCol w:w="2664"/>
+        <w:gridCol w:w="2448"/>
+        <w:gridCol w:w="2520"/>
+        <w:gridCol w:w="2304"/>
+      </w:tblGrid>
+      <w:tr>
+        <w:trPr>
+          <w:cantSplit/>
+          <w:tblHeader/>
+          <w:jc w:val="center"/>
+        </w:trPr>
+        <w:tc>
+          <w:tcPr>
+            <w:tcW w:w="2664" w:type="dxa"/>
+            <w:tcBorders>
+              <w:top w:val="single" w:sz="5" w:space="0" w:color="D7D9DE"/>
+              <w:left w:val="single" w:sz="5" w:space="0" w:color="D7D9DE"/>
+              <w:bottom w:val="single" w:sz="5" w:space="0" w:color="D7D9DE"/>
+              <w:right w:val="single" w:sz="5" w:space="0" w:color="D7D9DE"/>
+            </w:tcBorders>
+            <w:tcMar>
+              <w:top w:w="55" w:type="dxa"/>
+              <w:left w:w="70" w:type="dxa"/>
+              <w:bottom w:w="55" w:type="dxa"/>
+              <w:right w:w="70" w:type="dxa"/>
+            </w:tcMar>
+            <w:vAlign w:val="center"/>
+          </w:tcPr>
+          <w:p>
+            <w:pPr>
+              <w:spacing w:after="0" w:line="240" w:lineRule="auto"/>
+              <w:jc w:val="center"/>
+            </w:pPr>
+            <w:r>
+              <w:rPr>
+                <w:rFonts w:ascii="Carlito" w:eastAsia="Carlito" w:hAnsi="Carlito"/>
+                <w:b/>
+                <w:color w:val="1C1C1C"/>
+                <w:sz w:val="19"/>
+              </w:rPr>
+              <w:t>Due date</w:t>
+            </w:r>
+          </w:p>
+        </w:tc>
+        <w:tc>
+          <w:tcPr>
+            <w:tcW w:w="2448" w:type="dxa"/>
+            <w:tcBorders>
+              <w:top w:val="single" w:sz="5" w:space="0" w:color="D7D9DE"/>
+              <w:left w:val="single" w:sz="5" w:space="0" w:color="D7D9DE"/>
+              <w:bottom w:val="single" w:sz="5" w:space="0" w:color="D7D9DE"/>
+              <w:right w:val="single" w:sz="5" w:space="0" w:color="D7D9DE"/>
+            </w:tcBorders>
+            <w:tcMar>
+              <w:top w:w="55" w:type="dxa"/>
+              <w:left w:w="70" w:type="dxa"/>
+              <w:bottom w:w="55" w:type="dxa"/>
+              <w:right w:w="70" w:type="dxa"/>
+            </w:tcMar>
+            <w:vAlign w:val="center"/>
+          </w:tcPr>
+          <w:p>
+            <w:pPr>
+              <w:spacing w:after="0" w:line="240" w:lineRule="auto"/>
+              <w:jc w:val="center"/>
+            </w:pPr>
+            <w:r>
+              <w:rPr>
+                <w:rFonts w:ascii="Carlito" w:eastAsia="Carlito" w:hAnsi="Carlito"/>
+                <w:b/>
+                <w:color w:val="1C1C1C"/>
+                <w:sz w:val="19"/>
+              </w:rPr>
+              <w:t>Member</w:t>
+            </w:r>
+          </w:p>
+        </w:tc>
+        <w:tc>
+          <w:tcPr>
+            <w:tcW w:w="2520" w:type="dxa"/>
+            <w:tcBorders>
+              <w:top w:val="single" w:sz="5" w:space="0" w:color="D7D9DE"/>
+              <w:left w:val="single" w:sz="5" w:space="0" w:color="D7D9DE"/>
+              <w:bottom w:val="single" w:sz="5" w:space="0" w:color="D7D9DE"/>
+              <w:right w:val="single" w:sz="5" w:space="0" w:color="D7D9DE"/>
+            </w:tcBorders>
+            <w:tcMar>
+              <w:top w:w="55" w:type="dxa"/>
+              <w:left w:w="70" w:type="dxa"/>
+              <w:bottom w:w="55" w:type="dxa"/>
+              <w:right w:w="70" w:type="dxa"/>
+            </w:tcMar>
+            <w:vAlign w:val="center"/>
+          </w:tcPr>
+          <w:p>
+            <w:pPr>
+              <w:spacing w:after="0" w:line="240" w:lineRule="auto"/>
+              <w:jc w:val="center"/>
+            </w:pPr>
+            <w:r>
+              <w:rPr>
+                <w:rFonts w:ascii="Carlito" w:eastAsia="Carlito" w:hAnsi="Carlito"/>
+                <w:b/>
+                <w:color w:val="1C1C1C"/>
+                <w:sz w:val="19"/>
+              </w:rPr>
+              <w:t>Book</w:t>
+            </w:r>
+          </w:p>
+        </w:tc>
+        <w:tc>
+          <w:tcPr>
+            <w:tcW w:w="2304" w:type="dxa"/>
+            <w:tcBorders>
+              <w:top w:val="single" w:sz="5" w:space="0" w:color="D7D9DE"/>
+              <w:left w:val="single" w:sz="5" w:space="0" w:color="D7D9DE"/>
+              <w:bottom w:val="single" w:sz="5" w:space="0" w:color="D7D9DE"/>
+              <w:right w:val="single" w:sz="5" w:space="0" w:color="D7D9DE"/>
+            </w:tcBorders>
+            <w:tcMar>
+              <w:top w:w="55" w:type="dxa"/>
+              <w:left w:w="70" w:type="dxa"/>
+              <w:bottom w:w="55" w:type="dxa"/>
+              <w:right w:w="70" w:type="dxa"/>
+            </w:tcMar>
+            <w:vAlign w:val="center"/>
+          </w:tcPr>
+          <w:p>
+            <w:pPr>
+              <w:spacing w:after="0" w:line="240" w:lineRule="auto"/>
+              <w:jc w:val="center"/>
+            </w:pPr>
+            <w:r>
+              <w:rPr>
+                <w:rFonts w:ascii="Carlito" w:eastAsia="Carlito" w:hAnsi="Carlito"/>
+                <w:b/>
+                <w:color w:val="1C1C1C"/>
+                <w:sz w:val="19"/>
+              </w:rPr>
+              <w:t>Copy</w:t>
+            </w:r>
+          </w:p>
+        </w:tc>
+      </w:tr>
+      <w:tr>
+        <w:trPr>
+          <w:cantSplit/>
+          <w:jc w:val="center"/>
+        </w:trPr>
+        <w:tc>
+          <w:tcPr>
+            <w:tcW w:w="2664" w:type="dxa"/>
+            <w:tcBorders>
+              <w:top w:val="single" w:sz="5" w:space="0" w:color="D7D9DE"/>
+              <w:left w:val="single" w:sz="5" w:space="0" w:color="D7D9DE"/>
+              <w:bottom w:val="single" w:sz="5" w:space="0" w:color="D7D9DE"/>
+              <w:right w:val="single" w:sz="5" w:space="0" w:color="D7D9DE"/>
+            </w:tcBorders>
+            <w:tcMar>
+              <w:top w:w="55" w:type="dxa"/>
+              <w:left w:w="70" w:type="dxa"/>
+              <w:bottom w:w="55" w:type="dxa"/>
+              <w:right w:w="70" w:type="dxa"/>
+            </w:tcMar>
+            <w:vAlign w:val="center"/>
+          </w:tcPr>
+          <w:p>
+            <w:pPr>
+              <w:spacing w:after="0" w:line="240" w:lineRule="auto"/>
+              <w:jc w:val="center"/>
+            </w:pPr>
+            <w:r>
+              <w:rPr>
+                <w:rFonts w:ascii="Carlito" w:eastAsia="Carlito" w:hAnsi="Carlito"/>
+                <w:color w:val="252525"/>
+                <w:sz w:val="19"/>
+              </w:rPr>
+              <w:t>2026-05-30</w:t>
+            </w:r>
+          </w:p>
+        </w:tc>
+        <w:tc>
+          <w:tcPr>
+            <w:tcW w:w="2448" w:type="dxa"/>
+            <w:tcBorders>
+              <w:top w:val="single" w:sz="5" w:space="0" w:color="D7D9DE"/>
+              <w:left w:val="single" w:sz="5" w:space="0" w:color="D7D9DE"/>
+              <w:bottom w:val="single" w:sz="5" w:space="0" w:color="D7D9DE"/>
+              <w:right w:val="single" w:sz="5" w:space="0" w:color="D7D9DE"/>
+            </w:tcBorders>
+            <w:tcMar>
+              <w:top w:w="55" w:type="dxa"/>
+              <w:left w:w="70" w:type="dxa"/>
+              <w:bottom w:w="55" w:type="dxa"/>
+              <w:right w:w="70" w:type="dxa"/>
+            </w:tcMar>
+            <w:vAlign w:val="center"/>
+          </w:tcPr>
+          <w:p>
+            <w:pPr>
+              <w:spacing w:after="0" w:line="240" w:lineRule="auto"/>
+              <w:jc w:val="center"/>
+            </w:pPr>
+            <w:r>
+              <w:rPr>
+                <w:rFonts w:ascii="Carlito" w:eastAsia="Carlito" w:hAnsi="Carlito"/>
+                <w:color w:val="252525"/>
+                <w:sz w:val="19"/>
+              </w:rPr>
+              <w:t>M0004</w:t>
+            </w:r>
+          </w:p>
+        </w:tc>
+        <w:tc>
+          <w:tcPr>
+            <w:tcW w:w="2520" w:type="dxa"/>
+            <w:tcBorders>
+              <w:top w:val="single" w:sz="5" w:space="0" w:color="D7D9DE"/>
+              <w:left w:val="single" w:sz="5" w:space="0" w:color="D7D9DE"/>
+              <w:bottom w:val="single" w:sz="5" w:space="0" w:color="D7D9DE"/>
+              <w:right w:val="single" w:sz="5" w:space="0" w:color="D7D9DE"/>
+            </w:tcBorders>
+            <w:tcMar>
+              <w:top w:w="55" w:type="dxa"/>
+              <w:left w:w="70" w:type="dxa"/>
+              <w:bottom w:w="55" w:type="dxa"/>
+              <w:right w:w="70" w:type="dxa"/>
+            </w:tcMar>
+            <w:vAlign w:val="center"/>
+          </w:tcPr>
+          <w:p>
+            <w:pPr>
+              <w:spacing w:after="0" w:line="240" w:lineRule="auto"/>
+              <w:jc w:val="center"/>
+            </w:pPr>
+            <w:r>
+              <w:rPr>
+                <w:rFonts w:ascii="Carlito" w:eastAsia="Carlito" w:hAnsi="Carlito"/>
+                <w:color w:val="252525"/>
+                <w:sz w:val="19"/>
+              </w:rPr>
+              <w:t>B00014</w:t>
+            </w:r>
+          </w:p>
+        </w:tc>
+        <w:tc>
+          <w:tcPr>
+            <w:tcW w:w="2304" w:type="dxa"/>
+            <w:tcBorders>
+              <w:top w:val="single" w:sz="5" w:space="0" w:color="D7D9DE"/>
+              <w:left w:val="single" w:sz="5" w:space="0" w:color="D7D9DE"/>
+              <w:bottom w:val="single" w:sz="5" w:space="0" w:color="D7D9DE"/>
+              <w:right w:val="single" w:sz="5" w:space="0" w:color="D7D9DE"/>
+            </w:tcBorders>
+            <w:tcMar>
+              <w:top w:w="55" w:type="dxa"/>
+              <w:left w:w="70" w:type="dxa"/>
+              <w:bottom w:w="55" w:type="dxa"/>
+              <w:right w:w="70" w:type="dxa"/>
+            </w:tcMar>
+            <w:vAlign w:val="center"/>
+          </w:tcPr>
+          <w:p>
+            <w:pPr>
+              <w:spacing w:after="0" w:line="240" w:lineRule="auto"/>
+              <w:jc w:val="center"/>
+            </w:pPr>
+            <w:r>
+              <w:rPr>
+                <w:rFonts w:ascii="Carlito" w:eastAsia="Carlito" w:hAnsi="Carlito"/>
+                <w:color w:val="252525"/>
+                <w:sz w:val="19"/>
+              </w:rPr>
+              <w:t>1</w:t>
+            </w:r>
+          </w:p>
+        </w:tc>
+      </w:tr>
+      <w:tr>
+        <w:trPr>
+          <w:cantSplit/>
+          <w:jc w:val="center"/>
+        </w:trPr>
+        <w:tc>
+          <w:tcPr>
+            <w:tcW w:w="2664" w:type="dxa"/>
+            <w:tcBorders>
+              <w:top w:val="single" w:sz="5" w:space="0" w:color="D7D9DE"/>
+              <w:left w:val="single" w:sz="5" w:space="0" w:color="D7D9DE"/>
+              <w:bottom w:val="single" w:sz="5" w:space="0" w:color="D7D9DE"/>
+              <w:right w:val="single" w:sz="5" w:space="0" w:color="D7D9DE"/>
+            </w:tcBorders>
+            <w:tcMar>
+              <w:top w:w="55" w:type="dxa"/>
+              <w:left w:w="70" w:type="dxa"/>
+              <w:bottom w:w="55" w:type="dxa"/>
+              <w:right w:w="70" w:type="dxa"/>
+            </w:tcMar>
+            <w:vAlign w:val="center"/>
+          </w:tcPr>
+          <w:p>
+            <w:pPr>
+              <w:spacing w:after="0" w:line="240" w:lineRule="auto"/>
+              <w:jc w:val="center"/>
+            </w:pPr>
+            <w:r>
+              <w:rPr>
+                <w:rFonts w:ascii="Carlito" w:eastAsia="Carlito" w:hAnsi="Carlito"/>
+                <w:color w:val="252525"/>
+                <w:sz w:val="19"/>
+              </w:rPr>
+              <w:t>2026-06-03</w:t>
+            </w:r>
+          </w:p>
+        </w:tc>
+        <w:tc>
+          <w:tcPr>
+            <w:tcW w:w="2448" w:type="dxa"/>
+            <w:tcBorders>
+              <w:top w:val="single" w:sz="5" w:space="0" w:color="D7D9DE"/>
+              <w:left w:val="single" w:sz="5" w:space="0" w:color="D7D9DE"/>
+              <w:bottom w:val="single" w:sz="5" w:space="0" w:color="D7D9DE"/>
+              <w:right w:val="single" w:sz="5" w:space="0" w:color="D7D9DE"/>
+            </w:tcBorders>
+            <w:tcMar>
+              <w:top w:w="55" w:type="dxa"/>
+              <w:left w:w="70" w:type="dxa"/>
+              <w:bottom w:w="55" w:type="dxa"/>
+              <w:right w:w="70" w:type="dxa"/>
+            </w:tcMar>
+            <w:vAlign w:val="center"/>
+          </w:tcPr>
+          <w:p>
+            <w:pPr>
+              <w:spacing w:after="0" w:line="240" w:lineRule="auto"/>
+              <w:jc w:val="center"/>
+            </w:pPr>
+            <w:r>
+              <w:rPr>
+                <w:rFonts w:ascii="Carlito" w:eastAsia="Carlito" w:hAnsi="Carlito"/>
+                <w:color w:val="252525"/>
+                <w:sz w:val="19"/>
+              </w:rPr>
+              <w:t>M0001</w:t>
+            </w:r>
+          </w:p>
+        </w:tc>
+        <w:tc>
+          <w:tcPr>
+            <w:tcW w:w="2520" w:type="dxa"/>
+            <w:tcBorders>
+              <w:top w:val="single" w:sz="5" w:space="0" w:color="D7D9DE"/>
+              <w:left w:val="single" w:sz="5" w:space="0" w:color="D7D9DE"/>
+              <w:bottom w:val="single" w:sz="5" w:space="0" w:color="D7D9DE"/>
+              <w:right w:val="single" w:sz="5" w:space="0" w:color="D7D9DE"/>
+            </w:tcBorders>
+            <w:tcMar>
+              <w:top w:w="55" w:type="dxa"/>
+              <w:left w:w="70" w:type="dxa"/>
+              <w:bottom w:w="55" w:type="dxa"/>
+              <w:right w:w="70" w:type="dxa"/>
+            </w:tcMar>
+            <w:vAlign w:val="center"/>
+          </w:tcPr>
+          <w:p>
+            <w:pPr>
+              <w:spacing w:after="0" w:line="240" w:lineRule="auto"/>
+              <w:jc w:val="center"/>
+            </w:pPr>
+            <w:r>
+              <w:rPr>
+                <w:rFonts w:ascii="Carlito" w:eastAsia="Carlito" w:hAnsi="Carlito"/>
+                <w:color w:val="252525"/>
+                <w:sz w:val="19"/>
+              </w:rPr>
+              <w:t>B00011</w:t>
+            </w:r>
+          </w:p>
+        </w:tc>
+        <w:tc>
+          <w:tcPr>
+            <w:tcW w:w="2304" w:type="dxa"/>
+            <w:tcBorders>
+              <w:top w:val="single" w:sz="5" w:space="0" w:color="D7D9DE"/>
+              <w:left w:val="single" w:sz="5" w:space="0" w:color="D7D9DE"/>
+              <w:bottom w:val="single" w:sz="5" w:space="0" w:color="D7D9DE"/>
+              <w:right w:val="single" w:sz="5" w:space="0" w:color="D7D9DE"/>
+            </w:tcBorders>
+            <w:tcMar>
+              <w:top w:w="55" w:type="dxa"/>
+              <w:left w:w="70" w:type="dxa"/>
+              <w:bottom w:w="55" w:type="dxa"/>
+              <w:right w:w="70" w:type="dxa"/>
+            </w:tcMar>
+            <w:vAlign w:val="center"/>
+          </w:tcPr>
+          <w:p>
+            <w:pPr>
+              <w:spacing w:after="0" w:line="240" w:lineRule="auto"/>
+              <w:jc w:val="center"/>
+            </w:pPr>
+            <w:r>
+              <w:rPr>
+                <w:rFonts w:ascii="Carlito" w:eastAsia="Carlito" w:hAnsi="Carlito"/>
+                <w:color w:val="252525"/>
+                <w:sz w:val="19"/>
+              </w:rPr>
+              <w:t>1</w:t>
+            </w:r>
+          </w:p>
+        </w:tc>
+      </w:tr>
+      <w:tr>
+        <w:trPr>
+          <w:cantSplit/>
+          <w:jc w:val="center"/>
+        </w:trPr>
+        <w:tc>
+          <w:tcPr>
+            <w:tcW w:w="2664" w:type="dxa"/>
+            <w:tcBorders>
+              <w:top w:val="single" w:sz="5" w:space="0" w:color="D7D9DE"/>
+              <w:left w:val="single" w:sz="5" w:space="0" w:color="D7D9DE"/>
+              <w:bottom w:val="single" w:sz="5" w:space="0" w:color="D7D9DE"/>
+              <w:right w:val="single" w:sz="5" w:space="0" w:color="D7D9DE"/>
+            </w:tcBorders>
+            <w:tcMar>
+              <w:top w:w="55" w:type="dxa"/>
+              <w:left w:w="70" w:type="dxa"/>
+              <w:bottom w:w="55" w:type="dxa"/>
+              <w:right w:w="70" w:type="dxa"/>
+            </w:tcMar>
+            <w:vAlign w:val="center"/>
+          </w:tcPr>
+          <w:p>
+            <w:pPr>
+              <w:spacing w:after="0" w:line="240" w:lineRule="auto"/>
+              <w:jc w:val="center"/>
+            </w:pPr>
+            <w:r>
+              <w:rPr>
+                <w:rFonts w:ascii="Carlito" w:eastAsia="Carlito" w:hAnsi="Carlito"/>
+                <w:color w:val="252525"/>
+                <w:sz w:val="19"/>
+              </w:rPr>
+              <w:t>2026-07-01</w:t>
+            </w:r>
+          </w:p>
+        </w:tc>
+        <w:tc>
+          <w:tcPr>
+            <w:tcW w:w="2448" w:type="dxa"/>
+            <w:tcBorders>
+              <w:top w:val="single" w:sz="5" w:space="0" w:color="D7D9DE"/>
+              <w:left w:val="single" w:sz="5" w:space="0" w:color="D7D9DE"/>
+              <w:bottom w:val="single" w:sz="5" w:space="0" w:color="D7D9DE"/>
+              <w:right w:val="single" w:sz="5" w:space="0" w:color="D7D9DE"/>
+            </w:tcBorders>
+            <w:tcMar>
+              <w:top w:w="55" w:type="dxa"/>
+              <w:left w:w="70" w:type="dxa"/>
+              <w:bottom w:w="55" w:type="dxa"/>
+              <w:right w:w="70" w:type="dxa"/>
+            </w:tcMar>
+            <w:vAlign w:val="center"/>
+          </w:tcPr>
+          <w:p>
+            <w:pPr>
+              <w:spacing w:after="0" w:line="240" w:lineRule="auto"/>
+              <w:jc w:val="center"/>
+            </w:pPr>
+            <w:r>
+              <w:rPr>
+                <w:rFonts w:ascii="Carlito" w:eastAsia="Carlito" w:hAnsi="Carlito"/>
+                <w:color w:val="252525"/>
+                <w:sz w:val="19"/>
+              </w:rPr>
+              <w:t>M0005</w:t>
+            </w:r>
+          </w:p>
+        </w:tc>
+        <w:tc>
+          <w:tcPr>
+            <w:tcW w:w="2520" w:type="dxa"/>
+            <w:tcBorders>
+              <w:top w:val="single" w:sz="5" w:space="0" w:color="D7D9DE"/>
+              <w:left w:val="single" w:sz="5" w:space="0" w:color="D7D9DE"/>
+              <w:bottom w:val="single" w:sz="5" w:space="0" w:color="D7D9DE"/>
+              <w:right w:val="single" w:sz="5" w:space="0" w:color="D7D9DE"/>
+            </w:tcBorders>
+            <w:tcMar>
+              <w:top w:w="55" w:type="dxa"/>
+              <w:left w:w="70" w:type="dxa"/>
+              <w:bottom w:w="55" w:type="dxa"/>
+              <w:right w:w="70" w:type="dxa"/>
+            </w:tcMar>
+            <w:vAlign w:val="center"/>
+          </w:tcPr>
+          <w:p>
+            <w:pPr>
+              <w:spacing w:after="0" w:line="240" w:lineRule="auto"/>
+              <w:jc w:val="center"/>
+            </w:pPr>
+            <w:r>
+              <w:rPr>
+                <w:rFonts w:ascii="Carlito" w:eastAsia="Carlito" w:hAnsi="Carlito"/>
+                <w:color w:val="252525"/>
+                <w:sz w:val="19"/>
+              </w:rPr>
+              <w:t>B00015</w:t>
+            </w:r>
+          </w:p>
+        </w:tc>
+        <w:tc>
+          <w:tcPr>
+            <w:tcW w:w="2304" w:type="dxa"/>
+            <w:tcBorders>
+              <w:top w:val="single" w:sz="5" w:space="0" w:color="D7D9DE"/>
+              <w:left w:val="single" w:sz="5" w:space="0" w:color="D7D9DE"/>
+              <w:bottom w:val="single" w:sz="5" w:space="0" w:color="D7D9DE"/>
+              <w:right w:val="single" w:sz="5" w:space="0" w:color="D7D9DE"/>
+            </w:tcBorders>
+            <w:tcMar>
+              <w:top w:w="55" w:type="dxa"/>
+              <w:left w:w="70" w:type="dxa"/>
+              <w:bottom w:w="55" w:type="dxa"/>
+              <w:right w:w="70" w:type="dxa"/>
+            </w:tcMar>
+            <w:vAlign w:val="center"/>
+          </w:tcPr>
+          <w:p>
+            <w:pPr>
+              <w:spacing w:after="0" w:line="240" w:lineRule="auto"/>
+              <w:jc w:val="center"/>
+            </w:pPr>
+            <w:r>
+              <w:rPr>
+                <w:rFonts w:ascii="Carlito" w:eastAsia="Carlito" w:hAnsi="Carlito"/>
+                <w:color w:val="252525"/>
+                <w:sz w:val="19"/>
+              </w:rPr>
+              <w:t>3</w:t>
+            </w:r>
+          </w:p>
+        </w:tc>
+      </w:tr>
+    </w:tbl>
+    <w:p>
+      <w:pPr>
+        <w:pStyle w:val="ReportSubheading"/>
+      </w:pPr>
+      <w:r>
+        <w:t>Plan evidence to record on the final database</w:t>
+      </w:r>
+    </w:p>
+    <w:tbl>
+      <w:tblPr>
+        <w:tblW w:w="0" w:type="auto"/>
+        <w:jc w:val="center"/>
+        <w:tblLayout w:type="fixed"/>
+        <w:tblLook w:val="04A0" w:firstRow="1" w:lastRow="0" w:firstColumn="1" w:lastColumn="0" w:noHBand="0" w:noVBand="1"/>
+      </w:tblPr>
+      <w:tblGrid>
+        <w:gridCol w:w="2088"/>
+        <w:gridCol w:w="6120"/>
+        <w:gridCol w:w="1728"/>
+      </w:tblGrid>
+      <w:tr>
+        <w:trPr>
+          <w:cantSplit/>
+          <w:tblHeader/>
+          <w:jc w:val="center"/>
+        </w:trPr>
+        <w:tc>
+          <w:tcPr>
+            <w:tcW w:w="2088" w:type="dxa"/>
+            <w:tcBorders>
+              <w:top w:val="single" w:sz="5" w:space="0" w:color="D7D9DE"/>
+              <w:left w:val="single" w:sz="5" w:space="0" w:color="D7D9DE"/>
+              <w:bottom w:val="single" w:sz="5" w:space="0" w:color="D7D9DE"/>
+              <w:right w:val="single" w:sz="5" w:space="0" w:color="D7D9DE"/>
+            </w:tcBorders>
+            <w:tcMar>
+              <w:top w:w="55" w:type="dxa"/>
+              <w:left w:w="70" w:type="dxa"/>
+              <w:bottom w:w="55" w:type="dxa"/>
+              <w:right w:w="70" w:type="dxa"/>
+            </w:tcMar>
+            <w:vAlign w:val="center"/>
+          </w:tcPr>
+          <w:p>
+            <w:pPr>
+              <w:spacing w:after="0" w:line="240" w:lineRule="auto"/>
+              <w:jc w:val="center"/>
+            </w:pPr>
+            <w:r>
+              <w:rPr>
+                <w:rFonts w:ascii="Carlito" w:eastAsia="Carlito" w:hAnsi="Carlito"/>
+                <w:b/>
+                <w:color w:val="1C1C1C"/>
+                <w:sz w:val="19"/>
+              </w:rPr>
+              <w:t>Variant</w:t>
+            </w:r>
+          </w:p>
+        </w:tc>
+        <w:tc>
+          <w:tcPr>
+            <w:tcW w:w="6120" w:type="dxa"/>
+            <w:tcBorders>
+              <w:top w:val="single" w:sz="5" w:space="0" w:color="D7D9DE"/>
+              <w:left w:val="single" w:sz="5" w:space="0" w:color="D7D9DE"/>
+              <w:bottom w:val="single" w:sz="5" w:space="0" w:color="D7D9DE"/>
+              <w:right w:val="single" w:sz="5" w:space="0" w:color="D7D9DE"/>
+            </w:tcBorders>
+            <w:tcMar>
+              <w:top w:w="55" w:type="dxa"/>
+              <w:left w:w="70" w:type="dxa"/>
+              <w:bottom w:w="55" w:type="dxa"/>
+              <w:right w:w="70" w:type="dxa"/>
+            </w:tcMar>
+            <w:vAlign w:val="center"/>
+          </w:tcPr>
+          <w:p>
+            <w:pPr>
+              <w:spacing w:after="0" w:line="240" w:lineRule="auto"/>
+              <w:jc w:val="center"/>
+            </w:pPr>
+            <w:r>
+              <w:rPr>
+                <w:rFonts w:ascii="Carlito" w:eastAsia="Carlito" w:hAnsi="Carlito"/>
+                <w:b/>
+                <w:color w:val="1C1C1C"/>
+                <w:sz w:val="19"/>
+              </w:rPr>
+              <w:t>Plan shape to look for</w:t>
+            </w:r>
+          </w:p>
+        </w:tc>
+        <w:tc>
+          <w:tcPr>
+            <w:tcW w:w="1728" w:type="dxa"/>
+            <w:tcBorders>
+              <w:top w:val="single" w:sz="5" w:space="0" w:color="D7D9DE"/>
+              <w:left w:val="single" w:sz="5" w:space="0" w:color="D7D9DE"/>
+              <w:bottom w:val="single" w:sz="5" w:space="0" w:color="D7D9DE"/>
+              <w:right w:val="single" w:sz="5" w:space="0" w:color="D7D9DE"/>
+            </w:tcBorders>
+            <w:tcMar>
+              <w:top w:w="55" w:type="dxa"/>
+              <w:left w:w="70" w:type="dxa"/>
+              <w:bottom w:w="55" w:type="dxa"/>
+              <w:right w:w="70" w:type="dxa"/>
+            </w:tcMar>
+            <w:vAlign w:val="center"/>
+          </w:tcPr>
+          <w:p>
+            <w:pPr>
+              <w:spacing w:after="0" w:line="240" w:lineRule="auto"/>
+              <w:jc w:val="center"/>
+            </w:pPr>
+            <w:r>
+              <w:rPr>
+                <w:rFonts w:ascii="Carlito" w:eastAsia="Carlito" w:hAnsi="Carlito"/>
+                <w:b/>
+                <w:color w:val="1C1C1C"/>
+                <w:sz w:val="19"/>
+              </w:rPr>
+              <w:t>Rows returned</w:t>
+            </w:r>
+          </w:p>
+        </w:tc>
+      </w:tr>
+      <w:tr>
+        <w:trPr>
+          <w:cantSplit/>
+          <w:jc w:val="center"/>
+        </w:trPr>
+        <w:tc>
+          <w:tcPr>
+            <w:tcW w:w="2088" w:type="dxa"/>
+            <w:tcBorders>
+              <w:top w:val="single" w:sz="5" w:space="0" w:color="D7D9DE"/>
+              <w:left w:val="single" w:sz="5" w:space="0" w:color="D7D9DE"/>
+              <w:bottom w:val="single" w:sz="5" w:space="0" w:color="D7D9DE"/>
+              <w:right w:val="single" w:sz="5" w:space="0" w:color="D7D9DE"/>
+            </w:tcBorders>
+            <w:tcMar>
+              <w:top w:w="55" w:type="dxa"/>
+              <w:left w:w="70" w:type="dxa"/>
+              <w:bottom w:w="55" w:type="dxa"/>
+              <w:right w:w="70" w:type="dxa"/>
+            </w:tcMar>
+            <w:vAlign w:val="center"/>
+          </w:tcPr>
+          <w:p>
+            <w:pPr>
+              <w:spacing w:after="0" w:line="240" w:lineRule="auto"/>
+            </w:pPr>
+            <w:r>
+              <w:rPr>
+                <w:rFonts w:ascii="Carlito" w:eastAsia="Carlito" w:hAnsi="Carlito"/>
+                <w:color w:val="252525"/>
+                <w:sz w:val="18"/>
+              </w:rPr>
+              <w:t>Index ignored</w:t>
+            </w:r>
+          </w:p>
+        </w:tc>
+        <w:tc>
+          <w:tcPr>
+            <w:tcW w:w="6120" w:type="dxa"/>
+            <w:tcBorders>
+              <w:top w:val="single" w:sz="5" w:space="0" w:color="D7D9DE"/>
+              <w:left w:val="single" w:sz="5" w:space="0" w:color="D7D9DE"/>
+              <w:bottom w:val="single" w:sz="5" w:space="0" w:color="D7D9DE"/>
+              <w:right w:val="single" w:sz="5" w:space="0" w:color="D7D9DE"/>
+            </w:tcBorders>
+            <w:tcMar>
+              <w:top w:w="55" w:type="dxa"/>
+              <w:left w:w="70" w:type="dxa"/>
+              <w:bottom w:w="55" w:type="dxa"/>
+              <w:right w:w="70" w:type="dxa"/>
+            </w:tcMar>
+            <w:vAlign w:val="center"/>
+          </w:tcPr>
+          <w:p>
+            <w:pPr>
+              <w:spacing w:after="0" w:line="240" w:lineRule="auto"/>
+            </w:pPr>
+            <w:r>
+              <w:rPr>
+                <w:rFonts w:ascii="Carlito" w:eastAsia="Carlito" w:hAnsi="Carlito"/>
+                <w:color w:val="252525"/>
+                <w:sz w:val="18"/>
+              </w:rPr>
+              <w:t>Table scan followed by filtering and sorting</w:t>
+            </w:r>
+          </w:p>
+        </w:tc>
+        <w:tc>
+          <w:tcPr>
+            <w:tcW w:w="1728" w:type="dxa"/>
+            <w:tcBorders>
+              <w:top w:val="single" w:sz="5" w:space="0" w:color="D7D9DE"/>
+              <w:left w:val="single" w:sz="5" w:space="0" w:color="D7D9DE"/>
+              <w:bottom w:val="single" w:sz="5" w:space="0" w:color="D7D9DE"/>
+              <w:right w:val="single" w:sz="5" w:space="0" w:color="D7D9DE"/>
+            </w:tcBorders>
+            <w:tcMar>
+              <w:top w:w="55" w:type="dxa"/>
+              <w:left w:w="70" w:type="dxa"/>
+              <w:bottom w:w="55" w:type="dxa"/>
+              <w:right w:w="70" w:type="dxa"/>
+            </w:tcMar>
+            <w:vAlign w:val="center"/>
+          </w:tcPr>
+          <w:p>
+            <w:pPr>
+              <w:spacing w:after="0" w:line="240" w:lineRule="auto"/>
+              <w:jc w:val="center"/>
+            </w:pPr>
+            <w:r>
+              <w:rPr>
+                <w:rFonts w:ascii="Carlito" w:eastAsia="Carlito" w:hAnsi="Carlito"/>
+                <w:color w:val="252525"/>
+                <w:sz w:val="18"/>
+              </w:rPr>
+              <w:t>3</w:t>
+            </w:r>
+          </w:p>
+        </w:tc>
+      </w:tr>
+      <w:tr>
+        <w:trPr>
+          <w:cantSplit/>
+          <w:jc w:val="center"/>
+        </w:trPr>
+        <w:tc>
+          <w:tcPr>
+            <w:tcW w:w="2088" w:type="dxa"/>
+            <w:tcBorders>
+              <w:top w:val="single" w:sz="5" w:space="0" w:color="D7D9DE"/>
+              <w:left w:val="single" w:sz="5" w:space="0" w:color="D7D9DE"/>
+              <w:bottom w:val="single" w:sz="5" w:space="0" w:color="D7D9DE"/>
+              <w:right w:val="single" w:sz="5" w:space="0" w:color="D7D9DE"/>
+            </w:tcBorders>
+            <w:tcMar>
+              <w:top w:w="55" w:type="dxa"/>
+              <w:left w:w="70" w:type="dxa"/>
+              <w:bottom w:w="55" w:type="dxa"/>
+              <w:right w:w="70" w:type="dxa"/>
+            </w:tcMar>
+            <w:vAlign w:val="center"/>
+          </w:tcPr>
+          <w:p>
+            <w:pPr>
+              <w:spacing w:after="0" w:line="240" w:lineRule="auto"/>
+            </w:pPr>
+            <w:r>
+              <w:rPr>
+                <w:rFonts w:ascii="Carlito" w:eastAsia="Carlito" w:hAnsi="Carlito"/>
+                <w:color w:val="252525"/>
+                <w:sz w:val="18"/>
+              </w:rPr>
+              <w:t>Index available</w:t>
+            </w:r>
+          </w:p>
+        </w:tc>
+        <w:tc>
+          <w:tcPr>
+            <w:tcW w:w="6120" w:type="dxa"/>
+            <w:tcBorders>
+              <w:top w:val="single" w:sz="5" w:space="0" w:color="D7D9DE"/>
+              <w:left w:val="single" w:sz="5" w:space="0" w:color="D7D9DE"/>
+              <w:bottom w:val="single" w:sz="5" w:space="0" w:color="D7D9DE"/>
+              <w:right w:val="single" w:sz="5" w:space="0" w:color="D7D9DE"/>
+            </w:tcBorders>
+            <w:tcMar>
+              <w:top w:w="55" w:type="dxa"/>
+              <w:left w:w="70" w:type="dxa"/>
+              <w:bottom w:w="55" w:type="dxa"/>
+              <w:right w:w="70" w:type="dxa"/>
+            </w:tcMar>
+            <w:vAlign w:val="center"/>
+          </w:tcPr>
+          <w:p>
+            <w:pPr>
+              <w:spacing w:after="0" w:line="240" w:lineRule="auto"/>
+            </w:pPr>
+            <w:r>
+              <w:rPr>
+                <w:rFonts w:ascii="Carlito" w:eastAsia="Carlito" w:hAnsi="Carlito"/>
+                <w:color w:val="252525"/>
+                <w:sz w:val="18"/>
+              </w:rPr>
+              <w:t>Index range scan using ix_loan_open_due_cover</w:t>
+            </w:r>
+          </w:p>
+        </w:tc>
+        <w:tc>
+          <w:tcPr>
+            <w:tcW w:w="1728" w:type="dxa"/>
+            <w:tcBorders>
+              <w:top w:val="single" w:sz="5" w:space="0" w:color="D7D9DE"/>
+              <w:left w:val="single" w:sz="5" w:space="0" w:color="D7D9DE"/>
+              <w:bottom w:val="single" w:sz="5" w:space="0" w:color="D7D9DE"/>
+              <w:right w:val="single" w:sz="5" w:space="0" w:color="D7D9DE"/>
+            </w:tcBorders>
+            <w:tcMar>
+              <w:top w:w="55" w:type="dxa"/>
+              <w:left w:w="70" w:type="dxa"/>
+              <w:bottom w:w="55" w:type="dxa"/>
+              <w:right w:w="70" w:type="dxa"/>
+            </w:tcMar>
+            <w:vAlign w:val="center"/>
+          </w:tcPr>
+          <w:p>
+            <w:pPr>
+              <w:spacing w:after="0" w:line="240" w:lineRule="auto"/>
+              <w:jc w:val="center"/>
+            </w:pPr>
+            <w:r>
+              <w:rPr>
+                <w:rFonts w:ascii="Carlito" w:eastAsia="Carlito" w:hAnsi="Carlito"/>
+                <w:color w:val="252525"/>
+                <w:sz w:val="18"/>
+              </w:rPr>
+              <w:t>3</w:t>
+            </w:r>
+          </w:p>
+        </w:tc>
+      </w:tr>
+    </w:tbl>
+    <w:p>
+      <w:pPr>
+        <w:pStyle w:val="ReportBody"/>
+      </w:pPr>
+      <w:r>
+        <w:t>A successful result is not simply “the indexed query was faster”. The stronger evidence is that the selected access path matches the predicates, fewer non-matching rows are visited, and the output remains identical. The exact time should be copied from the final workstation run; inserting made-up millisecond values would make the demonstration less credible.</w:t>
+      </w:r>
+    </w:p>
+    <w:p>
+      <w:pPr>
+        <w:pStyle w:val="ReportHeading"/>
+        <w:pBdr>
+          <w:bottom w:val="single" w:sz="10" w:space="2" w:color="8ED14B"/>
+        </w:pBdr>
+      </w:pPr>
+      <w:r>
+        <w:t>6. Application to Green Grass Library</w:t>
+      </w:r>
+    </w:p>
+    <w:p>
+      <w:pPr>
+        <w:pStyle w:val="ReportBullet"/>
+        <w:ind w:left="360" w:hanging="216"/>
+      </w:pPr>
+      <w:r>
+        <w:rPr>
+          <w:b/>
+          <w:color w:val="5D8F2B"/>
+          <w:sz w:val="23"/>
+        </w:rPr>
+        <w:t xml:space="preserve">• </w:t>
+      </w:r>
+      <w:r>
+        <w:rPr>
+          <w:sz w:val="23"/>
+        </w:rPr>
+        <w:t>The circulation counter can open the oldest overdue loans first, which makes reminder calls and follow-up work easier to prioritise.</w:t>
+      </w:r>
+    </w:p>
+    <w:p>
+      <w:pPr>
+        <w:pStyle w:val="ReportBullet"/>
+        <w:ind w:left="360" w:hanging="216"/>
+      </w:pPr>
+      <w:r>
+        <w:rPr>
+          <w:b/>
+          <w:color w:val="5D8F2B"/>
+          <w:sz w:val="23"/>
+        </w:rPr>
+        <w:t xml:space="preserve">• </w:t>
+      </w:r>
+      <w:r>
+        <w:rPr>
+          <w:sz w:val="23"/>
+        </w:rPr>
+        <w:t>The same prefix also supports a simpler list of all open loans because ReturnDatetime is the leftmost column.</w:t>
+      </w:r>
+    </w:p>
+    <w:p>
+      <w:pPr>
+        <w:pStyle w:val="ReportBullet"/>
+        <w:ind w:left="360" w:hanging="216"/>
+      </w:pPr>
+      <w:r>
+        <w:rPr>
+          <w:b/>
+          <w:color w:val="5D8F2B"/>
+          <w:sz w:val="23"/>
+        </w:rPr>
+        <w:t xml:space="preserve">• </w:t>
+      </w:r>
+      <w:r>
+        <w:rPr>
+          <w:sz w:val="23"/>
+        </w:rPr>
+        <w:t>As transaction history grows, the index keeps a routine operational query from repeatedly scanning completed loans that cannot appear in the result.</w:t>
+      </w:r>
+    </w:p>
+    <w:p>
+      <w:pPr>
+        <w:pStyle w:val="ReportHeading"/>
+        <w:pBdr>
+          <w:bottom w:val="single" w:sz="10" w:space="2" w:color="8ED14B"/>
+        </w:pBdr>
+      </w:pPr>
+      <w:r>
+        <w:t>7. Limitations and next step</w:t>
+      </w:r>
+    </w:p>
+    <w:p>
+      <w:pPr>
+        <w:pStyle w:val="ReportBody"/>
+      </w:pPr>
+      <w:r>
+        <w:t>The assignment data is too small to justify a production decision from timing alone, and the current load contains very few open loans. I would repeat the test on the full data, run each variant several times after a warm-up, record the median plan time, and compare index size and write overhead. If the covering columns add little value, the narrower two-column index is the better long-term choice.</w:t>
+      </w:r>
+    </w:p>
+    <w:p>
+      <w:pPr>
+        <w:spacing w:after="0"/>
+      </w:pPr>
+      <w:r>
+        <w:br w:type="page"/>
+      </w:r>
+    </w:p>
+    <w:p>
+      <w:pPr>
+        <w:pStyle w:val="ReportHeading"/>
+        <w:pBdr>
+          <w:bottom w:val="single" w:sz="10" w:space="2" w:color="8ED14B"/>
+        </w:pBdr>
+      </w:pPr>
+      <w:r>
+        <w:t>8. Conclusion</w:t>
+      </w:r>
+    </w:p>
+    <w:p>
+      <w:pPr>
+        <w:pStyle w:val="ReportBody"/>
+      </w:pPr>
+      <w:r>
+        <w:t>The useful index starts with the condition that defines the small working set: ReturnDatetime</w:t>
+      </w:r>
+      <w:r>
+        <w:t xml:space="preserve"> IS NULL. DueDate follows because it narrows and orders that set. The remaining identifiers are optional covering columns, not part of the filtering logic. This design follows the query shape and the leftmost-prefix rule instead of relying on a generic indexing slogan.</w:t>
+      </w:r>
+    </w:p>
+    <w:p>
+      <w:pPr>
+        <w:pStyle w:val="ReportBody"/>
+      </w:pPr>
+      <w:r>
+        <w:t>The demonstration also separates correctness from performance. The sample proves which rows should be returned, while EXPLAIN ANALYZE provides the evidence needed on the final database. That distinction matters because an index can be logically sensible yet still be unnecessary for a small or write-heavy table.</w:t>
+      </w:r>
+    </w:p>
+    <w:p>
+      <w:pPr>
+        <w:pStyle w:val="ReportSubheading"/>
+      </w:pPr>
+      <w:r>
+        <w:t>Points I would demonstrate in the interview</w:t>
+      </w:r>
+    </w:p>
+    <w:p>
+      <w:pPr>
+        <w:pStyle w:val="ReportBullet"/>
+        <w:ind w:left="360" w:hanging="216"/>
+      </w:pPr>
+      <w:r>
+        <w:rPr>
+          <w:b/>
+          <w:color w:val="5D8F2B"/>
+          <w:sz w:val="21"/>
+        </w:rPr>
+        <w:t xml:space="preserve">• </w:t>
+      </w:r>
+      <w:r>
+        <w:rPr>
+          <w:sz w:val="21"/>
+        </w:rPr>
+        <w:t>Why ReturnDatetime comes before DueDate for this specific filter.</w:t>
+      </w:r>
+    </w:p>
+    <w:p>
+      <w:pPr>
+        <w:pStyle w:val="ReportBullet"/>
+        <w:ind w:left="360" w:hanging="216"/>
+      </w:pPr>
+      <w:r>
+        <w:rPr>
+          <w:b/>
+          <w:color w:val="5D8F2B"/>
+          <w:sz w:val="21"/>
+        </w:rPr>
+        <w:t xml:space="preserve">• </w:t>
+      </w:r>
+      <w:r>
+        <w:rPr>
+          <w:sz w:val="21"/>
+        </w:rPr>
+        <w:t>How the plan changes when the index is ignored and then allowed.</w:t>
+      </w:r>
+    </w:p>
+    <w:p>
+      <w:pPr>
+        <w:pStyle w:val="ReportBullet"/>
+        <w:ind w:left="360" w:hanging="216"/>
+      </w:pPr>
+      <w:r>
+        <w:rPr>
+          <w:b/>
+          <w:color w:val="5D8F2B"/>
+          <w:sz w:val="21"/>
+        </w:rPr>
+        <w:t xml:space="preserve">• </w:t>
+      </w:r>
+      <w:r>
+        <w:rPr>
+          <w:sz w:val="21"/>
+        </w:rPr>
+        <w:t>Why a narrow index may be preferable if the covering version adds too much write cost.</w:t>
+      </w:r>
+    </w:p>
+    <w:p>
+      <w:pPr>
+        <w:pStyle w:val="ReportSubheading"/>
+      </w:pPr>
+      <w:r>
+        <w:t>References</w:t>
+      </w:r>
+    </w:p>
+    <w:p>
+      <w:pPr>
+        <w:pStyle w:val="ReportReference"/>
+      </w:pPr>
+      <w:r>
+        <w:rPr>
+          <w:sz w:val="18"/>
+        </w:rPr>
+        <w:t>[1] Oracle. (2026). MySQL 8.4 Reference Manual: IS NULL Optimization. https://dev.mysql.com/doc/refman/8.4/en/is-null-optimization.html</w:t>
+      </w:r>
+    </w:p>
+    <w:p>
+      <w:pPr>
+        <w:pStyle w:val="ReportReference"/>
+      </w:pPr>
+      <w:r>
+        <w:rPr>
+          <w:sz w:val="18"/>
+        </w:rPr>
+        <w:t>[2] Oracle. (2026). MySQL 8.4 Reference Manual: Multiple-Column Indexes. https://dev.mysql.com/doc/refman/8.4/en/multiple-column-indexes.html</w:t>
+      </w:r>
+    </w:p>
+    <w:p>
+      <w:pPr>
+        <w:pStyle w:val="ReportReference"/>
+      </w:pPr>
+      <w:r>
+        <w:rPr>
+          <w:sz w:val="18"/>
+        </w:rPr>
+        <w:t>[3] Oracle. (2026). MySQL 8.4 Reference Manual: EXPLAIN Statement. https://dev.mysql.com/doc/refman/8.4/en/explain.html</w:t>
+      </w:r>
+    </w:p>
+    <w:p>
+      <w:pPr>
+        <w:pStyle w:val="ReportReference"/>
+      </w:pPr>
+      <w:r>
+        <w:rPr>
+          <w:sz w:val="18"/>
+        </w:rPr>
+        <w:t>[4] Singapore Polytechnic. (2026). ST1501 Data Engineering CA2 Specification, 2026/2027 Semester 1.</w:t>
+      </w:r>
+    </w:p>
+    <w:sectPr>
+      <w:headerReference w:type="even" r:id="rId11"/>
+      <w:headerReference w:type="default" r:id="rId12"/>
+      <w:footerReference w:type="default" r:id="rId13"/>
+      <w:headerReference w:type="first" r:id="rId14"/>
+      <w:pgSz w:w="11909" w:h="16834" w:code="9"/>
+      <w:pgMar w:top="1440" w:right="1080" w:bottom="1440" w:left="1080" w:header="720" w:footer="720" w:gutter="0"/>
+      <w:pgNumType w:start="0"/>
+      <w:cols w:space="720"/>
+      <w:titlePg/>
+      <w:docGrid w:linePitch="272"/>
+    </w:sectPr>
+  </w:body>
+</w:document>
 </file>
 
 <file path=word/endnotes.xml><?xml version="1.0" encoding="utf-8"?>
@@ -35,6 +7004,7 @@
         <w:docPartUnique/>
       </w:docPartObj>
     </w:sdtPr>
+    <w:sdtEndPr/>
     <w:sdtContent>
       <w:p>
         <w:pPr>
@@ -7528,19 +14498,19 @@
 </file>
 
 <file path=customXml/item1.xml><?xml version="1.0" encoding="utf-8"?>
-<?mso-contentType ?>
-<FormTemplates xmlns="http://schemas.microsoft.com/sharepoint/v3/contenttype/forms">
-  <Display>DocumentLibraryForm</Display>
-  <Edit>DocumentLibraryForm</Edit>
-  <New>DocumentLibraryForm</New>
-</FormTemplates>
+<p:properties xmlns:p="http://schemas.microsoft.com/office/2006/metadata/properties" xmlns:xsi="http://www.w3.org/2001/XMLSchema-instance" xmlns:pc="http://schemas.microsoft.com/office/infopath/2007/PartnerControls">
+  <documentManagement>
+    <_ip_UnifiedCompliancePolicyUIAction xmlns="http://schemas.microsoft.com/sharepoint/v3" xsi:nil="true"/>
+    <lcf76f155ced4ddcb4097134ff3c332f xmlns="72f5c66d-4f9b-4523-9c59-0147434cba56">
+      <Terms xmlns="http://schemas.microsoft.com/office/infopath/2007/PartnerControls"/>
+    </lcf76f155ced4ddcb4097134ff3c332f>
+    <TaxCatchAll xmlns="d5671106-6e7e-4942-8aee-9bcd5dd7e66b" xsi:nil="true"/>
+    <_ip_UnifiedCompliancePolicyProperties xmlns="http://schemas.microsoft.com/sharepoint/v3" xsi:nil="true"/>
+  </documentManagement>
+</p:properties>
 </file>
 
 <file path=customXml/item2.xml><?xml version="1.0" encoding="utf-8"?>
-<b:Sources xmlns:b="http://schemas.openxmlformats.org/officeDocument/2006/bibliography" xmlns="http://schemas.openxmlformats.org/officeDocument/2006/bibliography" SelectedStyle="\MLA.XSL" StyleName="MLA"/>
-</file>
-
-<file path=customXml/item3.xml><?xml version="1.0" encoding="utf-8"?>
 <ct:contentTypeSchema xmlns:ct="http://schemas.microsoft.com/office/2006/metadata/contentType" xmlns:ma="http://schemas.microsoft.com/office/2006/metadata/properties/metaAttributes" ct:_="" ma:_="" ma:contentTypeName="Document" ma:contentTypeID="0x01010088CE47F754C76E4E816A66E05339225A" ma:contentTypeVersion="13" ma:contentTypeDescription="Create a new document." ma:contentTypeScope="" ma:versionID="076a7d54fdb0b635cd2e2f75f54c1b16">
   <xsd:schema xmlns:xsd="http://www.w3.org/2001/XMLSchema" xmlns:xs="http://www.w3.org/2001/XMLSchema" xmlns:p="http://schemas.microsoft.com/office/2006/metadata/properties" xmlns:ns1="http://schemas.microsoft.com/sharepoint/v3" xmlns:ns2="72f5c66d-4f9b-4523-9c59-0147434cba56" xmlns:ns3="d5671106-6e7e-4942-8aee-9bcd5dd7e66b" targetNamespace="http://schemas.microsoft.com/office/2006/metadata/properties" ma:root="true" ma:fieldsID="733d59cbe7e7cf634dfb746df9f4de01" ns1:_="" ns2:_="" ns3:_="">
     <xsd:import namespace="http://schemas.microsoft.com/sharepoint/v3"/>
@@ -7752,36 +14722,32 @@
 </ct:contentTypeSchema>
 </file>
 
+<file path=customXml/item3.xml><?xml version="1.0" encoding="utf-8"?>
+<b:Sources xmlns:b="http://schemas.openxmlformats.org/officeDocument/2006/bibliography" xmlns="http://schemas.openxmlformats.org/officeDocument/2006/bibliography" SelectedStyle="\MLA.XSL" StyleName="MLA"/>
+</file>
+
 <file path=customXml/item4.xml><?xml version="1.0" encoding="utf-8"?>
-<p:properties xmlns:p="http://schemas.microsoft.com/office/2006/metadata/properties" xmlns:xsi="http://www.w3.org/2001/XMLSchema-instance" xmlns:pc="http://schemas.microsoft.com/office/infopath/2007/PartnerControls">
-  <documentManagement>
-    <_ip_UnifiedCompliancePolicyUIAction xmlns="http://schemas.microsoft.com/sharepoint/v3" xsi:nil="true"/>
-    <lcf76f155ced4ddcb4097134ff3c332f xmlns="72f5c66d-4f9b-4523-9c59-0147434cba56">
-      <Terms xmlns="http://schemas.microsoft.com/office/infopath/2007/PartnerControls"/>
-    </lcf76f155ced4ddcb4097134ff3c332f>
-    <TaxCatchAll xmlns="d5671106-6e7e-4942-8aee-9bcd5dd7e66b" xsi:nil="true"/>
-    <_ip_UnifiedCompliancePolicyProperties xmlns="http://schemas.microsoft.com/sharepoint/v3" xsi:nil="true"/>
-  </documentManagement>
-</p:properties>
+<?mso-contentType ?>
+<FormTemplates xmlns="http://schemas.microsoft.com/sharepoint/v3/contenttype/forms">
+  <Display>DocumentLibraryForm</Display>
+  <Edit>DocumentLibraryForm</Edit>
+  <New>DocumentLibraryForm</New>
+</FormTemplates>
 </file>
 
 <file path=customXml/itemProps1.xml><?xml version="1.0" encoding="utf-8"?>
-<ds:datastoreItem xmlns:ds="http://schemas.openxmlformats.org/officeDocument/2006/customXml" ds:itemID="{C793F174-B33D-4AAE-9E3B-9A362A6F4892}">
+<ds:datastoreItem xmlns:ds="http://schemas.openxmlformats.org/officeDocument/2006/customXml" ds:itemID="{2FE68222-D1D7-4405-9D8B-445901EEA94E}">
   <ds:schemaRefs>
-    <ds:schemaRef ds:uri="http://schemas.microsoft.com/sharepoint/v3/contenttype/forms"/>
+    <ds:schemaRef ds:uri="http://schemas.microsoft.com/office/2006/metadata/properties"/>
+    <ds:schemaRef ds:uri="http://schemas.microsoft.com/office/infopath/2007/PartnerControls"/>
+    <ds:schemaRef ds:uri="http://schemas.microsoft.com/sharepoint/v3"/>
+    <ds:schemaRef ds:uri="72f5c66d-4f9b-4523-9c59-0147434cba56"/>
+    <ds:schemaRef ds:uri="d5671106-6e7e-4942-8aee-9bcd5dd7e66b"/>
   </ds:schemaRefs>
 </ds:datastoreItem>
 </file>
 
 <file path=customXml/itemProps2.xml><?xml version="1.0" encoding="utf-8"?>
-<ds:datastoreItem xmlns:ds="http://schemas.openxmlformats.org/officeDocument/2006/customXml" ds:itemID="{6A404842-743E-4BBC-99A7-70A911F17733}">
-  <ds:schemaRefs>
-    <ds:schemaRef ds:uri="http://schemas.openxmlformats.org/officeDocument/2006/bibliography"/>
-  </ds:schemaRefs>
-</ds:datastoreItem>
-</file>
-
-<file path=customXml/itemProps3.xml><?xml version="1.0" encoding="utf-8"?>
 <ds:datastoreItem xmlns:ds="http://schemas.openxmlformats.org/officeDocument/2006/customXml" ds:itemID="{77819383-3D86-46CF-A5E7-D6F9C756A7E0}">
   <ds:schemaRefs>
     <ds:schemaRef ds:uri="http://schemas.microsoft.com/office/2006/metadata/contentType"/>
@@ -7801,14 +14767,18 @@
 </ds:datastoreItem>
 </file>
 
+<file path=customXml/itemProps3.xml><?xml version="1.0" encoding="utf-8"?>
+<ds:datastoreItem xmlns:ds="http://schemas.openxmlformats.org/officeDocument/2006/customXml" ds:itemID="{6A404842-743E-4BBC-99A7-70A911F17733}">
+  <ds:schemaRefs>
+    <ds:schemaRef ds:uri="http://schemas.openxmlformats.org/officeDocument/2006/bibliography"/>
+  </ds:schemaRefs>
+</ds:datastoreItem>
+</file>
+
 <file path=customXml/itemProps4.xml><?xml version="1.0" encoding="utf-8"?>
-<ds:datastoreItem xmlns:ds="http://schemas.openxmlformats.org/officeDocument/2006/customXml" ds:itemID="{2FE68222-D1D7-4405-9D8B-445901EEA94E}">
+<ds:datastoreItem xmlns:ds="http://schemas.openxmlformats.org/officeDocument/2006/customXml" ds:itemID="{C793F174-B33D-4AAE-9E3B-9A362A6F4892}">
   <ds:schemaRefs>
-    <ds:schemaRef ds:uri="http://schemas.microsoft.com/office/2006/metadata/properties"/>
-    <ds:schemaRef ds:uri="http://schemas.microsoft.com/office/infopath/2007/PartnerControls"/>
-    <ds:schemaRef ds:uri="http://schemas.microsoft.com/sharepoint/v3"/>
-    <ds:schemaRef ds:uri="72f5c66d-4f9b-4523-9c59-0147434cba56"/>
-    <ds:schemaRef ds:uri="d5671106-6e7e-4942-8aee-9bcd5dd7e66b"/>
+    <ds:schemaRef ds:uri="http://schemas.microsoft.com/sharepoint/v3/contenttype/forms"/>
   </ds:schemaRefs>
 </ds:datastoreItem>
 </file>
--- a/Individuals/final_reports/p2510877-KendrickSlamat-CA2_Individual.docx
+++ b/Individuals/final_reports/p2510877-KendrickSlamat-CA2_Individual.docx
@@ -188,7 +188,6 @@
                                 <w:dataBinding w:prefixMappings="xmlns:ns0='http://schemas.openxmlformats.org/officeDocument/2006/extended-properties' " w:xpath="/ns0:Properties[1]/ns0:Company[1]" w:storeItemID="{6668398D-A668-4E3E-A5EB-62B293D839F1}"/>
                                 <w:text/>
                               </w:sdtPr>
-                              <w:sdtEndPr/>
                               <w:sdtContent>
                                 <w:r>
                                   <w:rPr>
@@ -1388,42 +1387,6 @@
                                   </w:rPr>
                                   <w:tab/>
                                 </w:r>
-                                <w:r>
-                                  <w:rPr>
-                                    <w:b/>
-                                    <w:sz w:val="32"/>
-                                    <w:u w:val="single"/>
-                                    <w:lang w:val="en-SG"/>
-                                  </w:rPr>
-                                  <w:tab/>
-                                </w:r>
-                                <w:r>
-                                  <w:rPr>
-                                    <w:b/>
-                                    <w:sz w:val="32"/>
-                                    <w:u w:val="single"/>
-                                    <w:lang w:val="en-SG"/>
-                                  </w:rPr>
-                                  <w:tab/>
-                                </w:r>
-                                <w:r>
-                                  <w:rPr>
-                                    <w:b/>
-                                    <w:sz w:val="32"/>
-                                    <w:u w:val="single"/>
-                                    <w:lang w:val="en-SG"/>
-                                  </w:rPr>
-                                  <w:tab/>
-                                </w:r>
-                                <w:r>
-                                  <w:rPr>
-                                    <w:b/>
-                                    <w:sz w:val="32"/>
-                                    <w:u w:val="single"/>
-                                    <w:lang w:val="en-SG"/>
-                                  </w:rPr>
-                                  <w:tab/>
-                                </w:r>
                               </w:p>
                               <w:p>
                                 <w:pPr>
@@ -1438,50 +1401,6 @@
                                     <w:lang w:val="en-SG"/>
                                   </w:rPr>
                                   <w:t>Student ID:         p2510877</w:t>
-                                </w:r>
-                                <w:r>
-                                  <w:rPr>
-                                    <w:b/>
-                                    <w:sz w:val="32"/>
-                                    <w:lang w:val="en-SG"/>
-                                  </w:rPr>
-                                  <w:tab/>
-                                </w:r>
-                                <w:r>
-                                  <w:rPr>
-                                    <w:b/>
-                                    <w:sz w:val="32"/>
-                                    <w:u w:val="single"/>
-                                    <w:lang w:val="en-SG"/>
-                                  </w:rPr>
-                                  <w:tab/>
-                                </w:r>
-                                <w:r>
-                                  <w:rPr>
-                                    <w:b/>
-                                    <w:sz w:val="32"/>
-                                    <w:u w:val="single"/>
-                                    <w:lang w:val="en-SG"/>
-                                  </w:rPr>
-                                  <w:tab/>
-                                </w:r>
-                                <w:r>
-                                  <w:rPr>
-                                    <w:b/>
-                                    <w:sz w:val="32"/>
-                                    <w:u w:val="single"/>
-                                    <w:lang w:val="en-SG"/>
-                                  </w:rPr>
-                                  <w:tab/>
-                                </w:r>
-                                <w:r>
-                                  <w:rPr>
-                                    <w:b/>
-                                    <w:sz w:val="32"/>
-                                    <w:u w:val="single"/>
-                                    <w:lang w:val="en-SG"/>
-                                  </w:rPr>
-                                  <w:tab/>
                                 </w:r>
                               </w:p>
                             </w:txbxContent>
@@ -1640,42 +1559,6 @@
                             </w:rPr>
                             <w:tab/>
                           </w:r>
-                          <w:r>
-                            <w:rPr>
-                              <w:b/>
-                              <w:sz w:val="32"/>
-                              <w:u w:val="single"/>
-                              <w:lang w:val="en-SG"/>
-                            </w:rPr>
-                            <w:tab/>
-                          </w:r>
-                          <w:r>
-                            <w:rPr>
-                              <w:b/>
-                              <w:sz w:val="32"/>
-                              <w:u w:val="single"/>
-                              <w:lang w:val="en-SG"/>
-                            </w:rPr>
-                            <w:tab/>
-                          </w:r>
-                          <w:r>
-                            <w:rPr>
-                              <w:b/>
-                              <w:sz w:val="32"/>
-                              <w:u w:val="single"/>
-                              <w:lang w:val="en-SG"/>
-                            </w:rPr>
-                            <w:tab/>
-                          </w:r>
-                          <w:r>
-                            <w:rPr>
-                              <w:b/>
-                              <w:sz w:val="32"/>
-                              <w:u w:val="single"/>
-                              <w:lang w:val="en-SG"/>
-                            </w:rPr>
-                            <w:tab/>
-                          </w:r>
                         </w:p>
                         <w:p>
                           <w:pPr>
@@ -1690,50 +1573,6 @@
                               <w:lang w:val="en-SG"/>
                             </w:rPr>
                             <w:t>Student ID:         p2510877</w:t>
-                          </w:r>
-                          <w:r>
-                            <w:rPr>
-                              <w:b/>
-                              <w:sz w:val="32"/>
-                              <w:lang w:val="en-SG"/>
-                            </w:rPr>
-                            <w:tab/>
-                          </w:r>
-                          <w:r>
-                            <w:rPr>
-                              <w:b/>
-                              <w:sz w:val="32"/>
-                              <w:u w:val="single"/>
-                              <w:lang w:val="en-SG"/>
-                            </w:rPr>
-                            <w:tab/>
-                          </w:r>
-                          <w:r>
-                            <w:rPr>
-                              <w:b/>
-                              <w:sz w:val="32"/>
-                              <w:u w:val="single"/>
-                              <w:lang w:val="en-SG"/>
-                            </w:rPr>
-                            <w:tab/>
-                          </w:r>
-                          <w:r>
-                            <w:rPr>
-                              <w:b/>
-                              <w:sz w:val="32"/>
-                              <w:u w:val="single"/>
-                              <w:lang w:val="en-SG"/>
-                            </w:rPr>
-                            <w:tab/>
-                          </w:r>
-                          <w:r>
-                            <w:rPr>
-                              <w:b/>
-                              <w:sz w:val="32"/>
-                              <w:u w:val="single"/>
-                              <w:lang w:val="en-SG"/>
-                            </w:rPr>
-                            <w:tab/>
                           </w:r>
                         </w:p>
                       </w:txbxContent>
@@ -2147,15 +1986,7 @@
                 <w:color w:val="252525"/>
                 <w:sz w:val="14"/>
               </w:rPr>
-              <w:t xml:space="preserve">  ON mt.TierID = </w:t>
-            </w:r>
-            <w:r>
-              <w:rPr>
-                <w:rFonts w:ascii="Liberation Mono" w:eastAsia="Liberation Mono" w:hAnsi="Liberation Mono"/>
-                <w:color w:val="252525"/>
-                <w:sz w:val="14"/>
-              </w:rPr>
-              <w:t>b.MinTierID</w:t>
+              <w:t xml:space="preserve">  ON mt.TierID = b.MinTierID</w:t>
             </w:r>
             <w:r>
               <w:br/>
@@ -2910,12 +2741,13 @@
           </w:tcPr>
           <w:p>
             <w:pPr>
-              <w:spacing w:after="0" w:line="230" w:lineRule="auto"/>
+              <w:spacing w:after="0" w:line="252" w:lineRule="auto"/>
             </w:pPr>
             <w:r>
               <w:rPr>
-                <w:rFonts w:ascii="Carlito" w:eastAsia="Carlito" w:hAnsi="Carlito"/>
-                <w:color w:val="000000" w:themeColor="text1"/>
+                <w:rFonts w:ascii="Consolas" w:eastAsia="Consolas" w:hAnsi="Consolas" w:cs="Consolas"/>
+                <w:color w:val="0F172A"/>
+                <w:sz w:val="18"/>
               </w:rPr>
               <w:t>None</w:t>
             </w:r>
@@ -3307,15 +3139,21 @@
           </w:tcPr>
           <w:p>
             <w:pPr>
-              <w:spacing w:after="0" w:line="226" w:lineRule="auto"/>
+              <w:spacing w:after="40" w:line="252" w:lineRule="auto"/>
             </w:pPr>
             <w:r>
               <w:rPr>
-                <w:rFonts w:ascii="Carlito" w:eastAsia="Carlito" w:hAnsi="Carlito"/>
-                <w:color w:val="252525"/>
+                <w:rFonts w:ascii="Consolas" w:eastAsia="Consolas" w:hAnsi="Consolas" w:cs="Consolas"/>
+                <w:color w:val="0F172A"/>
+                <w:sz w:val="18"/>
               </w:rPr>
               <w:t>None</w:t>
             </w:r>
+          </w:p>
+          <w:p>
+            <w:pPr>
+              <w:spacing w:after="0" w:line="252" w:lineRule="auto"/>
+            </w:pPr>
           </w:p>
         </w:tc>
       </w:tr>
@@ -3365,57 +3203,240 @@
           <w:color w:val="252525"/>
           <w:sz w:val="21"/>
         </w:rPr>
+        <w:lastRenderedPageBreak/>
         <w:t>Individual report</w:t>
       </w:r>
     </w:p>
     <w:p>
       <w:pPr>
-        <w:pStyle w:val="ReportTitle"/>
+        <w:spacing w:before="120" w:after="20" w:line="240" w:lineRule="auto"/>
       </w:pPr>
       <w:r>
-        <w:t>Composite Index Design for an Overdue-Loan Worklist</w:t>
+        <w:rPr>
+          <w:rFonts w:ascii="Segoe UI" w:eastAsia="Segoe UI" w:hAnsi="Segoe UI" w:cs="Segoe UI"/>
+          <w:b/>
+          <w:color w:val="111827"/>
+          <w:sz w:val="40"/>
+        </w:rPr>
+        <w:t>How does column order affect query performance?</w:t>
       </w:r>
     </w:p>
     <w:p>
       <w:pPr>
-        <w:pStyle w:val="ReportSubtitle"/>
+        <w:pBdr>
+          <w:bottom w:val="single" w:sz="8" w:space="6" w:color="111827"/>
+        </w:pBdr>
+        <w:spacing w:after="200" w:line="240" w:lineRule="auto"/>
       </w:pPr>
       <w:r>
-        <w:t>Using leftmost-prefix rules, covering columns and EXPLAIN ANALYZE</w:t>
+        <w:rPr>
+          <w:rFonts w:ascii="Segoe UI" w:eastAsia="Segoe UI" w:hAnsi="Segoe UI" w:cs="Segoe UI"/>
+          <w:color w:val="6B7280"/>
+          <w:sz w:val="19"/>
+        </w:rPr>
+        <w:t>Kendrick Slamat</w:t>
+      </w:r>
+      <w:r>
+        <w:rPr>
+          <w:rFonts w:ascii="Segoe UI" w:eastAsia="Segoe UI" w:hAnsi="Segoe UI" w:cs="Segoe UI"/>
+          <w:color w:val="6B7280"/>
+          <w:sz w:val="19"/>
+        </w:rPr>
+        <w:t>,</w:t>
+      </w:r>
+      <w:r>
+        <w:rPr>
+          <w:rFonts w:ascii="Segoe UI" w:eastAsia="Segoe UI" w:hAnsi="Segoe UI" w:cs="Segoe UI"/>
+          <w:color w:val="6B7280"/>
+          <w:sz w:val="19"/>
+        </w:rPr>
+        <w:t xml:space="preserve">p2510877 </w:t>
+      </w:r>
+      <w:r>
+        <w:rPr>
+          <w:rFonts w:ascii="Segoe UI" w:eastAsia="Segoe UI" w:hAnsi="Segoe UI" w:cs="Segoe UI"/>
+          <w:color w:val="6B7280"/>
+          <w:sz w:val="19"/>
+        </w:rPr>
+        <w:tab/>
+      </w:r>
+      <w:r>
+        <w:rPr>
+          <w:rFonts w:ascii="Segoe UI" w:eastAsia="Segoe UI" w:hAnsi="Segoe UI" w:cs="Segoe UI"/>
+          <w:color w:val="6B7280"/>
+          <w:sz w:val="19"/>
+        </w:rPr>
+        <w:tab/>
+      </w:r>
+      <w:r>
+        <w:rPr>
+          <w:rFonts w:ascii="Segoe UI" w:eastAsia="Segoe UI" w:hAnsi="Segoe UI" w:cs="Segoe UI"/>
+          <w:color w:val="6B7280"/>
+          <w:sz w:val="19"/>
+        </w:rPr>
+        <w:tab/>
+      </w:r>
+      <w:r>
+        <w:rPr>
+          <w:rFonts w:ascii="Segoe UI" w:eastAsia="Segoe UI" w:hAnsi="Segoe UI" w:cs="Segoe UI"/>
+          <w:color w:val="6B7280"/>
+          <w:sz w:val="19"/>
+        </w:rPr>
+        <w:tab/>
+      </w:r>
+      <w:r>
+        <w:rPr>
+          <w:rFonts w:ascii="Segoe UI" w:eastAsia="Segoe UI" w:hAnsi="Segoe UI" w:cs="Segoe UI"/>
+          <w:color w:val="6B7280"/>
+          <w:sz w:val="19"/>
+        </w:rPr>
+        <w:tab/>
+      </w:r>
+      <w:r>
+        <w:rPr>
+          <w:rFonts w:ascii="Segoe UI" w:eastAsia="Segoe UI" w:hAnsi="Segoe UI" w:cs="Segoe UI"/>
+          <w:color w:val="6B7280"/>
+          <w:sz w:val="19"/>
+        </w:rPr>
+        <w:tab/>
+      </w:r>
+      <w:r>
+        <w:rPr>
+          <w:rFonts w:ascii="Segoe UI" w:eastAsia="Segoe UI" w:hAnsi="Segoe UI" w:cs="Segoe UI"/>
+          <w:color w:val="6B7280"/>
+          <w:sz w:val="19"/>
+        </w:rPr>
+        <w:tab/>
+      </w:r>
+      <w:r>
+        <w:rPr>
+          <w:rFonts w:ascii="Segoe UI" w:eastAsia="Segoe UI" w:hAnsi="Segoe UI" w:cs="Segoe UI"/>
+          <w:color w:val="6B7280"/>
+          <w:sz w:val="19"/>
+        </w:rPr>
+        <w:t>ST1501 Data Engineering CA</w:t>
+      </w:r>
+      <w:r>
+        <w:rPr>
+          <w:rFonts w:ascii="Segoe UI" w:eastAsia="Segoe UI" w:hAnsi="Segoe UI" w:cs="Segoe UI"/>
+          <w:color w:val="6B7280"/>
+          <w:sz w:val="19"/>
+        </w:rPr>
+        <w:t>2</w:t>
       </w:r>
     </w:p>
     <w:tbl>
       <w:tblPr>
         <w:tblW w:w="0" w:type="auto"/>
-        <w:jc w:val="center"/>
         <w:tblLayout w:type="fixed"/>
         <w:tblLook w:val="04A0" w:firstRow="1" w:lastRow="0" w:firstColumn="1" w:lastColumn="0" w:noHBand="0" w:noVBand="1"/>
       </w:tblPr>
       <w:tblGrid>
-        <w:gridCol w:w="1800"/>
-        <w:gridCol w:w="8136"/>
+        <w:gridCol w:w="9750"/>
       </w:tblGrid>
       <w:tr>
         <w:trPr>
           <w:cantSplit/>
-          <w:jc w:val="center"/>
         </w:trPr>
         <w:tc>
           <w:tcPr>
-            <w:tcW w:w="1800" w:type="dxa"/>
+            <w:tcW w:w="9750" w:type="dxa"/>
             <w:tcBorders>
-              <w:top w:val="single" w:sz="5" w:space="0" w:color="D7D9DE"/>
-              <w:left w:val="single" w:sz="5" w:space="0" w:color="D7D9DE"/>
-              <w:bottom w:val="single" w:sz="5" w:space="0" w:color="D7D9DE"/>
-              <w:right w:val="single" w:sz="5" w:space="0" w:color="D7D9DE"/>
+              <w:top w:val="nil"/>
+              <w:left w:val="single" w:sz="24" w:space="0" w:color="1E3A8A"/>
+              <w:bottom w:val="nil"/>
+              <w:right w:val="nil"/>
+            </w:tcBorders>
+            <w:shd w:val="clear" w:color="auto" w:fill="F3F5F9"/>
+            <w:tcMar>
+              <w:top w:w="95" w:type="dxa"/>
+              <w:left w:w="140" w:type="dxa"/>
+              <w:bottom w:w="95" w:type="dxa"/>
+              <w:right w:w="110" w:type="dxa"/>
+            </w:tcMar>
+          </w:tcPr>
+          <w:p>
+            <w:pPr>
+              <w:spacing w:after="0" w:line="264" w:lineRule="auto"/>
+            </w:pPr>
+            <w:r>
+              <w:rPr>
+                <w:rFonts w:ascii="Segoe UI" w:eastAsia="Segoe UI" w:hAnsi="Segoe UI" w:cs="Segoe UI"/>
+                <w:b/>
+                <w:color w:val="1E3A8A"/>
+                <w:sz w:val="20"/>
+              </w:rPr>
+              <w:t xml:space="preserve">Research question   </w:t>
+            </w:r>
+            <w:r>
+              <w:rPr>
+                <w:rFonts w:ascii="Cambria" w:eastAsia="Cambria" w:hAnsi="Cambria" w:cs="Cambria"/>
+                <w:color w:val="1F2937"/>
+                <w:sz w:val="22"/>
+              </w:rPr>
+              <w:t>For a query that finds loans which have not been returned and are already past their due date, does it matter which column the index lists first, and by how much?</w:t>
+            </w:r>
+          </w:p>
+        </w:tc>
+      </w:tr>
+    </w:tbl>
+    <w:p>
+      <w:pPr>
+        <w:pBdr>
+          <w:bottom w:val="single" w:sz="6" w:space="5" w:color="DDE1E6"/>
+        </w:pBdr>
+        <w:spacing w:before="120" w:after="60" w:line="240" w:lineRule="auto"/>
+      </w:pPr>
+      <w:r>
+        <w:rPr>
+          <w:rFonts w:ascii="Segoe UI" w:eastAsia="Segoe UI" w:hAnsi="Segoe UI" w:cs="Segoe UI"/>
+          <w:b/>
+          <w:color w:val="1E3A8A"/>
+          <w:sz w:val="25"/>
+        </w:rPr>
+        <w:t xml:space="preserve">1  </w:t>
+      </w:r>
+      <w:r>
+        <w:rPr>
+          <w:rFonts w:ascii="Segoe UI" w:eastAsia="Segoe UI" w:hAnsi="Segoe UI" w:cs="Segoe UI"/>
+          <w:b/>
+          <w:color w:val="111827"/>
+          <w:sz w:val="25"/>
+        </w:rPr>
+        <w:t>Terms beyond the module</w:t>
+      </w:r>
+    </w:p>
+    <w:tbl>
+      <w:tblPr>
+        <w:tblW w:w="0" w:type="auto"/>
+        <w:tblLayout w:type="fixed"/>
+        <w:tblLook w:val="04A0" w:firstRow="1" w:lastRow="0" w:firstColumn="1" w:lastColumn="0" w:noHBand="0" w:noVBand="1"/>
+      </w:tblPr>
+      <w:tblGrid>
+        <w:gridCol w:w="1500"/>
+        <w:gridCol w:w="3300"/>
+        <w:gridCol w:w="1500"/>
+        <w:gridCol w:w="3450"/>
+      </w:tblGrid>
+      <w:tr>
+        <w:trPr>
+          <w:cantSplit/>
+        </w:trPr>
+        <w:tc>
+          <w:tcPr>
+            <w:tcW w:w="1500" w:type="dxa"/>
+            <w:tcBorders>
+              <w:top w:val="nil"/>
+              <w:left w:val="nil"/>
+              <w:bottom w:val="single" w:sz="4" w:space="0" w:color="DDE1E6"/>
+              <w:right w:val="nil"/>
             </w:tcBorders>
             <w:tcMar>
-              <w:top w:w="70" w:type="dxa"/>
-              <w:left w:w="90" w:type="dxa"/>
-              <w:bottom w:w="70" w:type="dxa"/>
-              <w:right w:w="90" w:type="dxa"/>
+              <w:top w:w="42" w:type="dxa"/>
+              <w:left w:w="0" w:type="dxa"/>
+              <w:bottom w:w="42" w:type="dxa"/>
+              <w:right w:w="60" w:type="dxa"/>
             </w:tcMar>
-            <w:vAlign w:val="center"/>
           </w:tcPr>
           <w:p>
             <w:pPr>
@@ -3423,150 +3444,28 @@
             </w:pPr>
             <w:r>
               <w:rPr>
-                <w:rFonts w:ascii="Carlito" w:eastAsia="Carlito" w:hAnsi="Carlito"/>
+                <w:rFonts w:ascii="Segoe UI" w:eastAsia="Segoe UI" w:hAnsi="Segoe UI" w:cs="Segoe UI"/>
                 <w:b/>
-                <w:color w:val="4B2A63"/>
-                <w:sz w:val="19"/>
-              </w:rPr>
-              <w:t>Name</w:t>
+                <w:color w:val="111827"/>
+                <w:sz w:val="17"/>
+              </w:rPr>
+              <w:t>Composite index</w:t>
             </w:r>
           </w:p>
         </w:tc>
         <w:tc>
           <w:tcPr>
-            <w:tcW w:w="8136" w:type="dxa"/>
+            <w:tcW w:w="3300" w:type="dxa"/>
             <w:tcBorders>
-              <w:top w:val="single" w:sz="5" w:space="0" w:color="D7D9DE"/>
-              <w:left w:val="single" w:sz="5" w:space="0" w:color="D7D9DE"/>
-              <w:bottom w:val="single" w:sz="5" w:space="0" w:color="D7D9DE"/>
-              <w:right w:val="single" w:sz="5" w:space="0" w:color="D7D9DE"/>
+              <w:top w:val="nil"/>
+              <w:left w:val="nil"/>
+              <w:bottom w:val="single" w:sz="4" w:space="0" w:color="DDE1E6"/>
+              <w:right w:val="nil"/>
             </w:tcBorders>
             <w:tcMar>
-              <w:top w:w="70" w:type="dxa"/>
-              <w:left w:w="90" w:type="dxa"/>
-              <w:bottom w:w="70" w:type="dxa"/>
-              <w:right w:w="90" w:type="dxa"/>
-            </w:tcMar>
-            <w:vAlign w:val="center"/>
-          </w:tcPr>
-          <w:p>
-            <w:pPr>
-              <w:spacing w:after="0" w:line="240" w:lineRule="auto"/>
-            </w:pPr>
-            <w:r>
-              <w:rPr>
-                <w:rFonts w:ascii="Carlito" w:eastAsia="Carlito" w:hAnsi="Carlito"/>
-                <w:color w:val="252525"/>
-                <w:sz w:val="19"/>
-              </w:rPr>
-              <w:t>Kendrick Slamat</w:t>
-            </w:r>
-          </w:p>
-        </w:tc>
-      </w:tr>
-      <w:tr>
-        <w:trPr>
-          <w:cantSplit/>
-          <w:jc w:val="center"/>
-        </w:trPr>
-        <w:tc>
-          <w:tcPr>
-            <w:tcW w:w="1800" w:type="dxa"/>
-            <w:tcBorders>
-              <w:top w:val="single" w:sz="5" w:space="0" w:color="D7D9DE"/>
-              <w:left w:val="single" w:sz="5" w:space="0" w:color="D7D9DE"/>
-              <w:bottom w:val="single" w:sz="5" w:space="0" w:color="D7D9DE"/>
-              <w:right w:val="single" w:sz="5" w:space="0" w:color="D7D9DE"/>
-            </w:tcBorders>
-            <w:tcMar>
-              <w:top w:w="70" w:type="dxa"/>
-              <w:left w:w="90" w:type="dxa"/>
-              <w:bottom w:w="70" w:type="dxa"/>
-              <w:right w:w="90" w:type="dxa"/>
-            </w:tcMar>
-            <w:vAlign w:val="center"/>
-          </w:tcPr>
-          <w:p>
-            <w:pPr>
-              <w:spacing w:after="0" w:line="240" w:lineRule="auto"/>
-            </w:pPr>
-            <w:r>
-              <w:rPr>
-                <w:rFonts w:ascii="Carlito" w:eastAsia="Carlito" w:hAnsi="Carlito"/>
-                <w:b/>
-                <w:color w:val="4B2A63"/>
-                <w:sz w:val="19"/>
-              </w:rPr>
-              <w:t>Student ID</w:t>
-            </w:r>
-          </w:p>
-        </w:tc>
-        <w:tc>
-          <w:tcPr>
-            <w:tcW w:w="8136" w:type="dxa"/>
-            <w:tcBorders>
-              <w:top w:val="single" w:sz="5" w:space="0" w:color="D7D9DE"/>
-              <w:left w:val="single" w:sz="5" w:space="0" w:color="D7D9DE"/>
-              <w:bottom w:val="single" w:sz="5" w:space="0" w:color="D7D9DE"/>
-              <w:right w:val="single" w:sz="5" w:space="0" w:color="D7D9DE"/>
-            </w:tcBorders>
-            <w:tcMar>
-              <w:top w:w="70" w:type="dxa"/>
-              <w:left w:w="90" w:type="dxa"/>
-              <w:bottom w:w="70" w:type="dxa"/>
-              <w:right w:w="90" w:type="dxa"/>
-            </w:tcMar>
-            <w:vAlign w:val="center"/>
-          </w:tcPr>
-          <w:p>
-            <w:pPr>
-              <w:spacing w:after="0" w:line="240" w:lineRule="auto"/>
-            </w:pPr>
-            <w:r>
-              <w:rPr>
-                <w:rFonts w:ascii="Carlito" w:eastAsia="Carlito" w:hAnsi="Carlito"/>
-                <w:color w:val="252525"/>
-                <w:sz w:val="19"/>
-              </w:rPr>
-              <w:t>p2510877</w:t>
-            </w:r>
-          </w:p>
-        </w:tc>
-      </w:tr>
-    </w:tbl>
-    <w:p>
-      <w:pPr>
-        <w:spacing w:after="0"/>
-      </w:pPr>
-    </w:p>
-    <w:tbl>
-      <w:tblPr>
-        <w:tblW w:w="0" w:type="auto"/>
-        <w:jc w:val="center"/>
-        <w:tblLayout w:type="fixed"/>
-        <w:tblLook w:val="04A0" w:firstRow="1" w:lastRow="0" w:firstColumn="1" w:lastColumn="0" w:noHBand="0" w:noVBand="1"/>
-      </w:tblPr>
-      <w:tblGrid>
-        <w:gridCol w:w="9936"/>
-      </w:tblGrid>
-      <w:tr>
-        <w:trPr>
-          <w:cantSplit/>
-          <w:jc w:val="center"/>
-        </w:trPr>
-        <w:tc>
-          <w:tcPr>
-            <w:tcW w:w="9936" w:type="dxa"/>
-            <w:tcBorders>
-              <w:top w:val="single" w:sz="10" w:space="0" w:color="5D8F2B"/>
-              <w:left w:val="single" w:sz="10" w:space="0" w:color="5D8F2B"/>
-              <w:bottom w:val="single" w:sz="10" w:space="0" w:color="5D8F2B"/>
-              <w:right w:val="single" w:sz="10" w:space="0" w:color="5D8F2B"/>
-            </w:tcBorders>
-            <w:tcMar>
-              <w:top w:w="80" w:type="dxa"/>
-              <w:left w:w="100" w:type="dxa"/>
-              <w:bottom w:w="80" w:type="dxa"/>
+              <w:top w:w="42" w:type="dxa"/>
+              <w:left w:w="60" w:type="dxa"/>
+              <w:bottom w:w="42" w:type="dxa"/>
               <w:right w:w="100" w:type="dxa"/>
             </w:tcMar>
           </w:tcPr>
@@ -3576,342 +3475,72 @@
             </w:pPr>
             <w:r>
               <w:rPr>
-                <w:rFonts w:ascii="Carlito" w:eastAsia="Carlito" w:hAnsi="Carlito"/>
-                <w:b/>
-                <w:color w:val="5D8F2B"/>
-                <w:sz w:val="21"/>
-              </w:rPr>
-              <w:t xml:space="preserve">Research question: </w:t>
-            </w:r>
-            <w:r>
-              <w:rPr>
-                <w:rFonts w:ascii="Carlito" w:eastAsia="Carlito" w:hAnsi="Carlito"/>
-                <w:color w:val="252525"/>
-                <w:sz w:val="21"/>
-              </w:rPr>
-              <w:t>How should one index be ordered so staff can retrieve open, overdue loans in due-date order without scanning the entire Loan table?</w:t>
+                <w:rFonts w:ascii="Segoe UI" w:eastAsia="Segoe UI" w:hAnsi="Segoe UI" w:cs="Segoe UI"/>
+                <w:color w:val="1F2937"/>
+                <w:sz w:val="17"/>
+              </w:rPr>
+              <w:t>An index built on two or more columns. It is sorted by the first column, then by the second within that, and so on.</w:t>
             </w:r>
           </w:p>
         </w:tc>
-      </w:tr>
-    </w:tbl>
-    <w:p>
-      <w:pPr>
-        <w:spacing w:after="0"/>
-      </w:pPr>
-    </w:p>
-    <w:p>
-      <w:pPr>
-        <w:pStyle w:val="ReportHeading"/>
-        <w:pBdr>
-          <w:bottom w:val="single" w:sz="10" w:space="2" w:color="8ED14B"/>
-        </w:pBdr>
-      </w:pPr>
-      <w:r>
-        <w:t>1. Problem framing</w:t>
-      </w:r>
-    </w:p>
-    <w:p>
-      <w:pPr>
-        <w:pStyle w:val="ReportBody"/>
-      </w:pPr>
-      <w:r>
-        <w:t>The Loan table grows every time a book is issued. One operational screen is likely to be opened repeatedly: a worklist of loans that have not been returned and are already past their due date. The query returns very few rows, but an unindexed search can still inspect a large share of the transaction history before finding them. My aim was to design one index around this exact access pattern rather than add several general-purpose indexes.</w:t>
-      </w:r>
-    </w:p>
-    <w:p>
-      <w:pPr>
-        <w:pStyle w:val="ReportBody"/>
-      </w:pPr>
-      <w:r>
-        <w:t xml:space="preserve">The demonstration focuses on ReturnDatetime, DueDate, MemberID, </w:t>
-      </w:r>
-      <w:r>
-        <w:t>BookID and CopySeqNo. A NULL return timestamp means that the loan is still open. The small data set below is deliberately used for correctness, not as a performance benchmark. Actual timings must be collected on the final MySQL database because cache state, hardware and data distribution all affect elapsed time.</w:t>
-      </w:r>
-    </w:p>
-    <w:p>
-      <w:pPr>
-        <w:pStyle w:val="ReportHeading"/>
-        <w:pBdr>
-          <w:bottom w:val="single" w:sz="10" w:space="2" w:color="8ED14B"/>
-        </w:pBdr>
-      </w:pPr>
-      <w:r>
-        <w:t>2. Baseline workload</w:t>
-      </w:r>
-    </w:p>
-    <w:tbl>
-      <w:tblPr>
-        <w:tblW w:w="0" w:type="auto"/>
-        <w:jc w:val="center"/>
-        <w:tblLayout w:type="fixed"/>
-        <w:tblLook w:val="04A0" w:firstRow="1" w:lastRow="0" w:firstColumn="1" w:lastColumn="0" w:noHBand="0" w:noVBand="1"/>
-      </w:tblPr>
-      <w:tblGrid>
-        <w:gridCol w:w="9936"/>
-      </w:tblGrid>
-      <w:tr>
-        <w:trPr>
-          <w:cantSplit/>
-          <w:jc w:val="center"/>
-        </w:trPr>
         <w:tc>
           <w:tcPr>
-            <w:tcW w:w="9936" w:type="dxa"/>
+            <w:tcW w:w="1500" w:type="dxa"/>
             <w:tcBorders>
-              <w:top w:val="single" w:sz="6" w:space="0" w:color="D7D9DE"/>
-              <w:left w:val="single" w:sz="6" w:space="0" w:color="D7D9DE"/>
-              <w:bottom w:val="single" w:sz="6" w:space="0" w:color="D7D9DE"/>
-              <w:right w:val="single" w:sz="6" w:space="0" w:color="D7D9DE"/>
+              <w:top w:val="nil"/>
+              <w:left w:val="nil"/>
+              <w:bottom w:val="single" w:sz="4" w:space="0" w:color="DDE1E6"/>
+              <w:right w:val="nil"/>
             </w:tcBorders>
             <w:tcMar>
-              <w:top w:w="75" w:type="dxa"/>
-              <w:left w:w="95" w:type="dxa"/>
-              <w:bottom w:w="75" w:type="dxa"/>
-              <w:right w:w="95" w:type="dxa"/>
+              <w:top w:w="42" w:type="dxa"/>
+              <w:left w:w="0" w:type="dxa"/>
+              <w:bottom w:w="42" w:type="dxa"/>
+              <w:right w:w="60" w:type="dxa"/>
             </w:tcMar>
           </w:tcPr>
           <w:p>
             <w:pPr>
-              <w:spacing w:after="0" w:line="228" w:lineRule="auto"/>
+              <w:spacing w:after="0" w:line="240" w:lineRule="auto"/>
             </w:pPr>
             <w:r>
               <w:rPr>
-                <w:rFonts w:ascii="Liberation Mono" w:eastAsia="Liberation Mono" w:hAnsi="Liberation Mono"/>
-                <w:color w:val="1C1C1C"/>
-                <w:sz w:val="19"/>
-              </w:rPr>
-              <w:t>SELECT MemberID, BookID, CopySeqNo, DueDate</w:t>
-            </w:r>
-            <w:r>
-              <w:br/>
-            </w:r>
-            <w:r>
-              <w:rPr>
-                <w:rFonts w:ascii="Liberation Mono" w:eastAsia="Liberation Mono" w:hAnsi="Liberation Mono"/>
-                <w:color w:val="1C1C1C"/>
-                <w:sz w:val="19"/>
-              </w:rPr>
-              <w:t>FROM Loan</w:t>
-            </w:r>
-            <w:r>
-              <w:br/>
-            </w:r>
-            <w:r>
-              <w:rPr>
-                <w:rFonts w:ascii="Liberation Mono" w:eastAsia="Liberation Mono" w:hAnsi="Liberation Mono"/>
-                <w:color w:val="1C1C1C"/>
-                <w:sz w:val="19"/>
-              </w:rPr>
-              <w:t>WHERE ReturnDatetime IS NULL</w:t>
-            </w:r>
-            <w:r>
-              <w:br/>
-            </w:r>
-            <w:r>
-              <w:rPr>
-                <w:rFonts w:ascii="Liberation Mono" w:eastAsia="Liberation Mono" w:hAnsi="Liberation Mono"/>
-                <w:color w:val="1C1C1C"/>
-                <w:sz w:val="19"/>
-              </w:rPr>
-              <w:t xml:space="preserve">  AND DueDate &lt; '2026-07-21'</w:t>
-            </w:r>
-            <w:r>
-              <w:br/>
-            </w:r>
-            <w:r>
-              <w:rPr>
-                <w:rFonts w:ascii="Liberation Mono" w:eastAsia="Liberation Mono" w:hAnsi="Liberation Mono"/>
-                <w:color w:val="1C1C1C"/>
-                <w:sz w:val="19"/>
-              </w:rPr>
-              <w:t>ORDER BY DueDate, MemberID;</w:t>
+                <w:rFonts w:ascii="Segoe UI" w:eastAsia="Segoe UI" w:hAnsi="Segoe UI" w:cs="Segoe UI"/>
+                <w:b/>
+                <w:color w:val="111827"/>
+                <w:sz w:val="17"/>
+              </w:rPr>
+              <w:t>Covering index</w:t>
             </w:r>
           </w:p>
         </w:tc>
-      </w:tr>
-    </w:tbl>
-    <w:p>
-      <w:pPr>
-        <w:pStyle w:val="ReportBody"/>
-      </w:pPr>
-      <w:r>
-        <w:t>The first predicate behaves like an equality lookup on the open-loan value, while the second is a range condition. MySQL can use an index to search for NULL values [1]. The ORDER BY then asks for the matching rows in due-date order, with MemberID only used as a stable tie-breaker.</w:t>
-      </w:r>
-    </w:p>
-    <w:p>
-      <w:pPr>
-        <w:spacing w:after="0"/>
-      </w:pPr>
-      <w:r>
-        <w:br w:type="page"/>
-      </w:r>
-    </w:p>
-    <w:p>
-      <w:pPr>
-        <w:pStyle w:val="ReportHeading"/>
-        <w:pBdr>
-          <w:bottom w:val="single" w:sz="10" w:space="2" w:color="8ED14B"/>
-        </w:pBdr>
-      </w:pPr>
-      <w:r>
-        <w:t>3. Choosing the column order</w:t>
-      </w:r>
-    </w:p>
-    <w:p>
-      <w:pPr>
-        <w:pStyle w:val="ReportBody"/>
-      </w:pPr>
-      <w:r>
-        <w:t>A composite B-tree index is sorted by the columns in the sequence in which they are declared. MySQL can use the full key or a leftmost prefix, so column order decides which predicates can narrow the search [2]. For this workload, ReturnDatetime belongs first because it isolates open loans. DueDate belongs second because it applies the overdue range within that subset and preserves a useful order.</w:t>
-      </w:r>
-    </w:p>
-    <w:p>
-      <w:pPr>
-        <w:pStyle w:val="ReportBody"/>
-      </w:pPr>
-      <w:r>
-        <w:t>Putting DueDate</w:t>
-      </w:r>
-      <w:r>
-        <w:t xml:space="preserve"> first would help a general date-range query, but it would mix returned and open rows before the engine evaluates ReturnDatetime. That is a different workload. Index design should follow the query that matters, not a rule such as “put dates first” or “put the most unique column first”.</w:t>
-      </w:r>
-    </w:p>
-    <w:p>
-      <w:pPr>
-        <w:pStyle w:val="ReportSubheading"/>
-      </w:pPr>
-      <w:r>
-        <w:rPr>
-          <w:sz w:val="23"/>
-        </w:rPr>
-        <w:t>Proposed index</w:t>
-      </w:r>
-    </w:p>
-    <w:tbl>
-      <w:tblPr>
-        <w:tblW w:w="0" w:type="auto"/>
-        <w:jc w:val="center"/>
-        <w:tblLayout w:type="fixed"/>
-        <w:tblLook w:val="04A0" w:firstRow="1" w:lastRow="0" w:firstColumn="1" w:lastColumn="0" w:noHBand="0" w:noVBand="1"/>
-      </w:tblPr>
-      <w:tblGrid>
-        <w:gridCol w:w="2484"/>
-        <w:gridCol w:w="2484"/>
-        <w:gridCol w:w="2484"/>
-        <w:gridCol w:w="2484"/>
-      </w:tblGrid>
-      <w:tr>
-        <w:trPr>
-          <w:cantSplit/>
-          <w:jc w:val="center"/>
-        </w:trPr>
         <w:tc>
           <w:tcPr>
-            <w:tcW w:w="9936" w:type="dxa"/>
-            <w:gridSpan w:val="4"/>
+            <w:tcW w:w="3450" w:type="dxa"/>
             <w:tcBorders>
-              <w:top w:val="single" w:sz="6" w:space="0" w:color="D7D9DE"/>
-              <w:left w:val="single" w:sz="6" w:space="0" w:color="D7D9DE"/>
-              <w:bottom w:val="single" w:sz="6" w:space="0" w:color="D7D9DE"/>
-              <w:right w:val="single" w:sz="6" w:space="0" w:color="D7D9DE"/>
+              <w:top w:val="nil"/>
+              <w:left w:val="nil"/>
+              <w:bottom w:val="single" w:sz="4" w:space="0" w:color="DDE1E6"/>
+              <w:right w:val="nil"/>
             </w:tcBorders>
             <w:tcMar>
-              <w:top w:w="75" w:type="dxa"/>
-              <w:left w:w="95" w:type="dxa"/>
-              <w:bottom w:w="75" w:type="dxa"/>
-              <w:right w:w="95" w:type="dxa"/>
+              <w:top w:w="42" w:type="dxa"/>
+              <w:left w:w="60" w:type="dxa"/>
+              <w:bottom w:w="42" w:type="dxa"/>
+              <w:right w:w="60" w:type="dxa"/>
             </w:tcMar>
           </w:tcPr>
           <w:p>
             <w:pPr>
-              <w:spacing w:after="0" w:line="228" w:lineRule="auto"/>
+              <w:spacing w:after="0" w:line="240" w:lineRule="auto"/>
             </w:pPr>
             <w:r>
               <w:rPr>
-                <w:rFonts w:ascii="Liberation Mono" w:eastAsia="Liberation Mono" w:hAnsi="Liberation Mono"/>
-                <w:color w:val="1C1C1C"/>
-                <w:sz w:val="19"/>
-              </w:rPr>
-              <w:t>CREATE INDEX ix_loan_open_due_cover</w:t>
-            </w:r>
-            <w:r>
-              <w:br/>
-            </w:r>
-            <w:r>
-              <w:rPr>
-                <w:rFonts w:ascii="Liberation Mono" w:eastAsia="Liberation Mono" w:hAnsi="Liberation Mono"/>
-                <w:color w:val="1C1C1C"/>
-                <w:sz w:val="19"/>
-              </w:rPr>
-              <w:t>ON Loan (</w:t>
-            </w:r>
-            <w:r>
-              <w:br/>
-            </w:r>
-            <w:r>
-              <w:rPr>
-                <w:rFonts w:ascii="Liberation Mono" w:eastAsia="Liberation Mono" w:hAnsi="Liberation Mono"/>
-                <w:color w:val="1C1C1C"/>
-                <w:sz w:val="19"/>
-              </w:rPr>
-              <w:t xml:space="preserve">    ReturnDatetime,</w:t>
-            </w:r>
-            <w:r>
-              <w:br/>
-            </w:r>
-            <w:r>
-              <w:rPr>
-                <w:rFonts w:ascii="Liberation Mono" w:eastAsia="Liberation Mono" w:hAnsi="Liberation Mono"/>
-                <w:color w:val="1C1C1C"/>
-                <w:sz w:val="19"/>
-              </w:rPr>
-              <w:t xml:space="preserve">    DueDate,</w:t>
-            </w:r>
-            <w:r>
-              <w:br/>
-            </w:r>
-            <w:r>
-              <w:rPr>
-                <w:rFonts w:ascii="Liberation Mono" w:eastAsia="Liberation Mono" w:hAnsi="Liberation Mono"/>
-                <w:color w:val="1C1C1C"/>
-                <w:sz w:val="19"/>
-              </w:rPr>
-              <w:t xml:space="preserve">    MemberID,</w:t>
-            </w:r>
-            <w:r>
-              <w:br/>
-            </w:r>
-            <w:r>
-              <w:rPr>
-                <w:rFonts w:ascii="Liberation Mono" w:eastAsia="Liberation Mono" w:hAnsi="Liberation Mono"/>
-                <w:color w:val="1C1C1C"/>
-                <w:sz w:val="19"/>
-              </w:rPr>
-              <w:t xml:space="preserve">    BookID,</w:t>
-            </w:r>
-            <w:r>
-              <w:br/>
-            </w:r>
-            <w:r>
-              <w:rPr>
-                <w:rFonts w:ascii="Liberation Mono" w:eastAsia="Liberation Mono" w:hAnsi="Liberation Mono"/>
-                <w:color w:val="1C1C1C"/>
-                <w:sz w:val="19"/>
-              </w:rPr>
-              <w:t xml:space="preserve">    CopySeqNo</w:t>
-            </w:r>
-            <w:r>
-              <w:br/>
-            </w:r>
-            <w:r>
-              <w:rPr>
-                <w:rFonts w:ascii="Liberation Mono" w:eastAsia="Liberation Mono" w:hAnsi="Liberation Mono"/>
-                <w:color w:val="1C1C1C"/>
-                <w:sz w:val="19"/>
-              </w:rPr>
-              <w:t>);</w:t>
+                <w:rFonts w:ascii="Segoe UI" w:eastAsia="Segoe UI" w:hAnsi="Segoe UI" w:cs="Segoe UI"/>
+                <w:color w:val="1F2937"/>
+                <w:sz w:val="17"/>
+              </w:rPr>
+              <w:t>An index that already holds every column the query asks for, so the database never has to go back and read the table.</w:t>
             </w:r>
           </w:p>
         </w:tc>
@@ -3919,177 +3548,253 @@
       <w:tr>
         <w:trPr>
           <w:cantSplit/>
-          <w:jc w:val="center"/>
         </w:trPr>
         <w:tc>
           <w:tcPr>
-            <w:tcW w:w="2484" w:type="dxa"/>
+            <w:tcW w:w="1500" w:type="dxa"/>
             <w:tcBorders>
-              <w:top w:val="single" w:sz="5" w:space="0" w:color="5D8F2B"/>
-              <w:left w:val="single" w:sz="5" w:space="0" w:color="5D8F2B"/>
-              <w:bottom w:val="single" w:sz="5" w:space="0" w:color="5D8F2B"/>
-              <w:right w:val="single" w:sz="5" w:space="0" w:color="5D8F2B"/>
+              <w:top w:val="nil"/>
+              <w:left w:val="nil"/>
+              <w:bottom w:val="single" w:sz="4" w:space="0" w:color="DDE1E6"/>
+              <w:right w:val="nil"/>
             </w:tcBorders>
             <w:tcMar>
-              <w:top w:w="70" w:type="dxa"/>
-              <w:left w:w="65" w:type="dxa"/>
-              <w:bottom w:w="70" w:type="dxa"/>
-              <w:right w:w="65" w:type="dxa"/>
+              <w:top w:w="42" w:type="dxa"/>
+              <w:left w:w="0" w:type="dxa"/>
+              <w:bottom w:w="42" w:type="dxa"/>
+              <w:right w:w="60" w:type="dxa"/>
             </w:tcMar>
           </w:tcPr>
           <w:p>
             <w:pPr>
-              <w:spacing w:after="20"/>
-              <w:jc w:val="center"/>
+              <w:spacing w:after="0" w:line="240" w:lineRule="auto"/>
             </w:pPr>
             <w:r>
               <w:rPr>
-                <w:rFonts w:ascii="Carlito" w:eastAsia="Carlito" w:hAnsi="Carlito"/>
+                <w:rFonts w:ascii="Segoe UI" w:eastAsia="Segoe UI" w:hAnsi="Segoe UI" w:cs="Segoe UI"/>
                 <w:b/>
-                <w:color w:val="4B2A63"/>
-                <w:sz w:val="19"/>
-              </w:rPr>
-              <w:t>1. Locate</w:t>
-            </w:r>
-            <w:r>
-              <w:br/>
-            </w:r>
-            <w:r>
-              <w:rPr>
-                <w:rFonts w:ascii="Carlito" w:eastAsia="Carlito" w:hAnsi="Carlito"/>
-                <w:color w:val="252525"/>
+                <w:color w:val="111827"/>
                 <w:sz w:val="17"/>
               </w:rPr>
-              <w:t>Find the NULL ReturnDatetime entries</w:t>
+              <w:t>Leftmost prefix</w:t>
             </w:r>
           </w:p>
         </w:tc>
         <w:tc>
           <w:tcPr>
-            <w:tcW w:w="2484" w:type="dxa"/>
+            <w:tcW w:w="3300" w:type="dxa"/>
             <w:tcBorders>
-              <w:top w:val="single" w:sz="5" w:space="0" w:color="5D8F2B"/>
-              <w:left w:val="single" w:sz="5" w:space="0" w:color="5D8F2B"/>
-              <w:bottom w:val="single" w:sz="5" w:space="0" w:color="5D8F2B"/>
-              <w:right w:val="single" w:sz="5" w:space="0" w:color="5D8F2B"/>
+              <w:top w:val="nil"/>
+              <w:left w:val="nil"/>
+              <w:bottom w:val="single" w:sz="4" w:space="0" w:color="DDE1E6"/>
+              <w:right w:val="nil"/>
             </w:tcBorders>
             <w:tcMar>
-              <w:top w:w="70" w:type="dxa"/>
-              <w:left w:w="65" w:type="dxa"/>
-              <w:bottom w:w="70" w:type="dxa"/>
-              <w:right w:w="65" w:type="dxa"/>
+              <w:top w:w="42" w:type="dxa"/>
+              <w:left w:w="60" w:type="dxa"/>
+              <w:bottom w:w="42" w:type="dxa"/>
+              <w:right w:w="100" w:type="dxa"/>
             </w:tcMar>
           </w:tcPr>
           <w:p>
             <w:pPr>
-              <w:spacing w:after="20"/>
-              <w:jc w:val="center"/>
+              <w:spacing w:after="0" w:line="240" w:lineRule="auto"/>
             </w:pPr>
             <w:r>
               <w:rPr>
-                <w:rFonts w:ascii="Carlito" w:eastAsia="Carlito" w:hAnsi="Carlito"/>
-                <w:b/>
-                <w:color w:val="4B2A63"/>
-                <w:sz w:val="19"/>
-              </w:rPr>
-              <w:t>2. Restrict</w:t>
-            </w:r>
-            <w:r>
-              <w:br/>
-            </w:r>
-            <w:r>
-              <w:rPr>
-                <w:rFonts w:ascii="Carlito" w:eastAsia="Carlito" w:hAnsi="Carlito"/>
-                <w:color w:val="252525"/>
+                <w:rFonts w:ascii="Segoe UI" w:eastAsia="Segoe UI" w:hAnsi="Segoe UI" w:cs="Segoe UI"/>
+                <w:color w:val="1F2937"/>
                 <w:sz w:val="17"/>
               </w:rPr>
-              <w:t>Keep due dates before the cut-off</w:t>
+              <w:t>A composite index can only be used starting from its first column. An index on (A, B) helps a search on A, or on A and B, but never on B by itself.</w:t>
             </w:r>
           </w:p>
         </w:tc>
         <w:tc>
           <w:tcPr>
-            <w:tcW w:w="2484" w:type="dxa"/>
+            <w:tcW w:w="1500" w:type="dxa"/>
             <w:tcBorders>
-              <w:top w:val="single" w:sz="5" w:space="0" w:color="5D8F2B"/>
-              <w:left w:val="single" w:sz="5" w:space="0" w:color="5D8F2B"/>
-              <w:bottom w:val="single" w:sz="5" w:space="0" w:color="5D8F2B"/>
-              <w:right w:val="single" w:sz="5" w:space="0" w:color="5D8F2B"/>
+              <w:top w:val="nil"/>
+              <w:left w:val="nil"/>
+              <w:bottom w:val="single" w:sz="4" w:space="0" w:color="DDE1E6"/>
+              <w:right w:val="nil"/>
             </w:tcBorders>
             <w:tcMar>
-              <w:top w:w="70" w:type="dxa"/>
-              <w:left w:w="65" w:type="dxa"/>
-              <w:bottom w:w="70" w:type="dxa"/>
-              <w:right w:w="65" w:type="dxa"/>
+              <w:top w:w="42" w:type="dxa"/>
+              <w:left w:w="0" w:type="dxa"/>
+              <w:bottom w:w="42" w:type="dxa"/>
+              <w:right w:w="60" w:type="dxa"/>
             </w:tcMar>
           </w:tcPr>
           <w:p>
             <w:pPr>
-              <w:spacing w:after="20"/>
-              <w:jc w:val="center"/>
+              <w:spacing w:after="0" w:line="240" w:lineRule="auto"/>
             </w:pPr>
             <w:r>
               <w:rPr>
-                <w:rFonts w:ascii="Carlito" w:eastAsia="Carlito" w:hAnsi="Carlito"/>
+                <w:rFonts w:ascii="Segoe UI" w:eastAsia="Segoe UI" w:hAnsi="Segoe UI" w:cs="Segoe UI"/>
                 <w:b/>
-                <w:color w:val="4B2A63"/>
-                <w:sz w:val="19"/>
-              </w:rPr>
-              <w:t>3. Order</w:t>
-            </w:r>
-            <w:r>
-              <w:br/>
-            </w:r>
-            <w:r>
-              <w:rPr>
-                <w:rFonts w:ascii="Carlito" w:eastAsia="Carlito" w:hAnsi="Carlito"/>
-                <w:color w:val="252525"/>
+                <w:color w:val="111827"/>
                 <w:sz w:val="17"/>
               </w:rPr>
-              <w:t>Read the range in due-date order</w:t>
+              <w:t>Selectivity</w:t>
             </w:r>
           </w:p>
         </w:tc>
         <w:tc>
           <w:tcPr>
-            <w:tcW w:w="2484" w:type="dxa"/>
+            <w:tcW w:w="3450" w:type="dxa"/>
             <w:tcBorders>
-              <w:top w:val="single" w:sz="5" w:space="0" w:color="5D8F2B"/>
-              <w:left w:val="single" w:sz="5" w:space="0" w:color="5D8F2B"/>
-              <w:bottom w:val="single" w:sz="5" w:space="0" w:color="5D8F2B"/>
-              <w:right w:val="single" w:sz="5" w:space="0" w:color="5D8F2B"/>
+              <w:top w:val="nil"/>
+              <w:left w:val="nil"/>
+              <w:bottom w:val="single" w:sz="4" w:space="0" w:color="DDE1E6"/>
+              <w:right w:val="nil"/>
             </w:tcBorders>
             <w:tcMar>
-              <w:top w:w="70" w:type="dxa"/>
-              <w:left w:w="65" w:type="dxa"/>
-              <w:bottom w:w="70" w:type="dxa"/>
-              <w:right w:w="65" w:type="dxa"/>
+              <w:top w:w="42" w:type="dxa"/>
+              <w:left w:w="60" w:type="dxa"/>
+              <w:bottom w:w="42" w:type="dxa"/>
+              <w:right w:w="60" w:type="dxa"/>
             </w:tcMar>
           </w:tcPr>
           <w:p>
             <w:pPr>
-              <w:spacing w:after="20"/>
-              <w:jc w:val="center"/>
+              <w:spacing w:after="0" w:line="240" w:lineRule="auto"/>
             </w:pPr>
             <w:r>
               <w:rPr>
-                <w:rFonts w:ascii="Carlito" w:eastAsia="Carlito" w:hAnsi="Carlito"/>
+                <w:rFonts w:ascii="Segoe UI" w:eastAsia="Segoe UI" w:hAnsi="Segoe UI" w:cs="Segoe UI"/>
+                <w:color w:val="1F2937"/>
+                <w:sz w:val="17"/>
+              </w:rPr>
+              <w:t>How small a slice of the table a condition keeps. ReturnDatetime IS NULL keeps 1.3% of my rows, so it is very selective.</w:t>
+            </w:r>
+          </w:p>
+        </w:tc>
+      </w:tr>
+      <w:tr>
+        <w:trPr>
+          <w:cantSplit/>
+        </w:trPr>
+        <w:tc>
+          <w:tcPr>
+            <w:tcW w:w="1500" w:type="dxa"/>
+            <w:tcBorders>
+              <w:top w:val="nil"/>
+              <w:left w:val="nil"/>
+              <w:bottom w:val="nil"/>
+              <w:right w:val="nil"/>
+            </w:tcBorders>
+            <w:tcMar>
+              <w:top w:w="42" w:type="dxa"/>
+              <w:left w:w="0" w:type="dxa"/>
+              <w:bottom w:w="42" w:type="dxa"/>
+              <w:right w:w="60" w:type="dxa"/>
+            </w:tcMar>
+          </w:tcPr>
+          <w:p>
+            <w:pPr>
+              <w:spacing w:after="0" w:line="240" w:lineRule="auto"/>
+            </w:pPr>
+            <w:r>
+              <w:rPr>
+                <w:rFonts w:ascii="Segoe UI" w:eastAsia="Segoe UI" w:hAnsi="Segoe UI" w:cs="Segoe UI"/>
                 <w:b/>
-                <w:color w:val="4B2A63"/>
-                <w:sz w:val="19"/>
-              </w:rPr>
-              <w:t>4. Return</w:t>
-            </w:r>
-            <w:r>
-              <w:br/>
-            </w:r>
-            <w:r>
-              <w:rPr>
-                <w:rFonts w:ascii="Carlito" w:eastAsia="Carlito" w:hAnsi="Carlito"/>
-                <w:color w:val="252525"/>
+                <w:color w:val="111827"/>
                 <w:sz w:val="17"/>
               </w:rPr>
-              <w:t>Supply the displayed identifiers</w:t>
+              <w:t>Clustered index</w:t>
+            </w:r>
+          </w:p>
+        </w:tc>
+        <w:tc>
+          <w:tcPr>
+            <w:tcW w:w="3300" w:type="dxa"/>
+            <w:tcBorders>
+              <w:top w:val="nil"/>
+              <w:left w:val="nil"/>
+              <w:bottom w:val="nil"/>
+              <w:right w:val="nil"/>
+            </w:tcBorders>
+            <w:tcMar>
+              <w:top w:w="42" w:type="dxa"/>
+              <w:left w:w="60" w:type="dxa"/>
+              <w:bottom w:w="42" w:type="dxa"/>
+              <w:right w:w="100" w:type="dxa"/>
+            </w:tcMar>
+          </w:tcPr>
+          <w:p>
+            <w:pPr>
+              <w:spacing w:after="0" w:line="240" w:lineRule="auto"/>
+            </w:pPr>
+            <w:r>
+              <w:rPr>
+                <w:rFonts w:ascii="Segoe UI" w:eastAsia="Segoe UI" w:hAnsi="Segoe UI" w:cs="Segoe UI"/>
+                <w:color w:val="1F2937"/>
+                <w:sz w:val="17"/>
+              </w:rPr>
+              <w:t>In InnoDB the table itself is stored sorted by its primary key, so the primary key is the table. Every other index also keeps a copy of the primary key at the end of each of its entries.</w:t>
+            </w:r>
+          </w:p>
+        </w:tc>
+        <w:tc>
+          <w:tcPr>
+            <w:tcW w:w="1500" w:type="dxa"/>
+            <w:tcBorders>
+              <w:top w:val="nil"/>
+              <w:left w:val="nil"/>
+              <w:bottom w:val="nil"/>
+              <w:right w:val="nil"/>
+            </w:tcBorders>
+            <w:tcMar>
+              <w:top w:w="42" w:type="dxa"/>
+              <w:left w:w="0" w:type="dxa"/>
+              <w:bottom w:w="42" w:type="dxa"/>
+              <w:right w:w="60" w:type="dxa"/>
+            </w:tcMar>
+          </w:tcPr>
+          <w:p>
+            <w:pPr>
+              <w:spacing w:after="0" w:line="240" w:lineRule="auto"/>
+            </w:pPr>
+            <w:r>
+              <w:rPr>
+                <w:rFonts w:ascii="Segoe UI" w:eastAsia="Segoe UI" w:hAnsi="Segoe UI" w:cs="Segoe UI"/>
+                <w:b/>
+                <w:color w:val="111827"/>
+                <w:sz w:val="17"/>
+              </w:rPr>
+              <w:t>EXPLAIN ANALYZE</w:t>
+            </w:r>
+          </w:p>
+        </w:tc>
+        <w:tc>
+          <w:tcPr>
+            <w:tcW w:w="3450" w:type="dxa"/>
+            <w:tcBorders>
+              <w:top w:val="nil"/>
+              <w:left w:val="nil"/>
+              <w:bottom w:val="nil"/>
+              <w:right w:val="nil"/>
+            </w:tcBorders>
+            <w:tcMar>
+              <w:top w:w="42" w:type="dxa"/>
+              <w:left w:w="60" w:type="dxa"/>
+              <w:bottom w:w="42" w:type="dxa"/>
+              <w:right w:w="60" w:type="dxa"/>
+            </w:tcMar>
+          </w:tcPr>
+          <w:p>
+            <w:pPr>
+              <w:spacing w:after="0" w:line="240" w:lineRule="auto"/>
+            </w:pPr>
+            <w:r>
+              <w:rPr>
+                <w:rFonts w:ascii="Segoe UI" w:eastAsia="Segoe UI" w:hAnsi="Segoe UI" w:cs="Segoe UI"/>
+                <w:color w:val="1F2937"/>
+                <w:sz w:val="17"/>
+              </w:rPr>
+              <w:t>A statement that runs the query and then reports how it really ran: which index was used, how many rows were actually read, and how long it took. Plain EXPLAIN only estimates [3].</w:t>
             </w:r>
           </w:p>
         </w:tc>
@@ -4097,232 +3802,1121 @@
     </w:tbl>
     <w:p>
       <w:pPr>
-        <w:pStyle w:val="ReportSubheading"/>
+        <w:spacing w:after="0" w:line="240" w:lineRule="auto"/>
+      </w:pPr>
+    </w:p>
+    <w:p>
+      <w:pPr>
+        <w:pBdr>
+          <w:bottom w:val="single" w:sz="6" w:space="5" w:color="DDE1E6"/>
+        </w:pBdr>
+        <w:spacing w:before="120" w:after="60" w:line="240" w:lineRule="auto"/>
       </w:pPr>
       <w:r>
-        <w:t>Covering choice and write cost</w:t>
+        <w:rPr>
+          <w:rFonts w:ascii="Segoe UI" w:eastAsia="Segoe UI" w:hAnsi="Segoe UI" w:cs="Segoe UI"/>
+          <w:b/>
+          <w:color w:val="1E3A8A"/>
+          <w:sz w:val="25"/>
+        </w:rPr>
+        <w:t xml:space="preserve">2  </w:t>
+      </w:r>
+      <w:r>
+        <w:rPr>
+          <w:rFonts w:ascii="Segoe UI" w:eastAsia="Segoe UI" w:hAnsi="Segoe UI" w:cs="Segoe UI"/>
+          <w:b/>
+          <w:color w:val="111827"/>
+          <w:sz w:val="25"/>
+        </w:rPr>
+        <w:t>The query that matters</w:t>
       </w:r>
     </w:p>
     <w:p>
       <w:pPr>
-        <w:pStyle w:val="ReportBody"/>
+        <w:spacing w:after="80" w:line="245" w:lineRule="auto"/>
       </w:pPr>
       <w:r>
-        <w:t>The final three columns are included so the overdue list can often be answered from the index alone. This can avoid extra table lookups, but it also makes the index wider. Wider keys consume more storage and add work to inserts and updates, especially when ReturnDatetime</w:t>
-      </w:r>
-      <w:r>
-        <w:t xml:space="preserve"> changes from NULL to a return timestamp. I would therefore compare this covering version with the narrower (ReturnDatetime, DueDate) version before keeping it in a production system.</w:t>
-      </w:r>
-    </w:p>
-    <w:p>
-      <w:pPr>
-        <w:spacing w:after="0"/>
-      </w:pPr>
-      <w:r>
-        <w:br w:type="page"/>
-      </w:r>
-    </w:p>
-    <w:p>
-      <w:pPr>
-        <w:pStyle w:val="ReportHeading"/>
-        <w:pBdr>
-          <w:bottom w:val="single" w:sz="10" w:space="2" w:color="8ED14B"/>
-        </w:pBdr>
-      </w:pPr>
-      <w:r>
-        <w:t>4. Practical demonstration</w:t>
-      </w:r>
-    </w:p>
-    <w:p>
-      <w:pPr>
-        <w:pStyle w:val="ReportBody"/>
-      </w:pPr>
-      <w:r>
-        <w:t>The sample contains open, returned, overdue and not-yet-due loans. The evaluation date is fixed at 21 July 2026 so the output remains reproducible.</w:t>
+        <w:rPr>
+          <w:rFonts w:ascii="Cambria" w:eastAsia="Cambria" w:hAnsi="Cambria" w:cs="Cambria"/>
+          <w:color w:val="1F2937"/>
+        </w:rPr>
+        <w:t>One page of the library system will be loaded far more often than any other: the list of books that have not been returned and are already late, so counter staff know who to chase. On the assignment schema, that query is:</w:t>
       </w:r>
     </w:p>
     <w:tbl>
       <w:tblPr>
         <w:tblW w:w="0" w:type="auto"/>
-        <w:jc w:val="center"/>
         <w:tblLayout w:type="fixed"/>
         <w:tblLook w:val="04A0" w:firstRow="1" w:lastRow="0" w:firstColumn="1" w:lastColumn="0" w:noHBand="0" w:noVBand="1"/>
       </w:tblPr>
       <w:tblGrid>
-        <w:gridCol w:w="1512"/>
-        <w:gridCol w:w="2044"/>
-        <w:gridCol w:w="1944"/>
-        <w:gridCol w:w="2160"/>
-        <w:gridCol w:w="2275"/>
+        <w:gridCol w:w="9750"/>
+      </w:tblGrid>
+      <w:tr>
+        <w:trPr>
+          <w:cantSplit/>
+        </w:trPr>
+        <w:tc>
+          <w:tcPr>
+            <w:tcW w:w="9750" w:type="dxa"/>
+            <w:tcBorders>
+              <w:top w:val="nil"/>
+              <w:left w:val="single" w:sz="24" w:space="0" w:color="1E3A8A"/>
+              <w:bottom w:val="nil"/>
+              <w:right w:val="nil"/>
+            </w:tcBorders>
+            <w:shd w:val="clear" w:color="auto" w:fill="F5F6F8"/>
+            <w:tcMar>
+              <w:top w:w="70" w:type="dxa"/>
+              <w:left w:w="130" w:type="dxa"/>
+              <w:bottom w:w="70" w:type="dxa"/>
+              <w:right w:w="90" w:type="dxa"/>
+            </w:tcMar>
+          </w:tcPr>
+          <w:p>
+            <w:pPr>
+              <w:spacing w:after="0" w:line="240" w:lineRule="auto"/>
+            </w:pPr>
+            <w:r>
+              <w:rPr>
+                <w:rFonts w:ascii="Consolas" w:eastAsia="Consolas" w:hAnsi="Consolas" w:cs="Consolas"/>
+                <w:color w:val="0F172A"/>
+                <w:sz w:val="17"/>
+              </w:rPr>
+              <w:t>-- The overdue list: loans not yet returned that are already past the due date</w:t>
+            </w:r>
+          </w:p>
+          <w:p>
+            <w:pPr>
+              <w:spacing w:after="0" w:line="240" w:lineRule="auto"/>
+            </w:pPr>
+            <w:r>
+              <w:rPr>
+                <w:rFonts w:ascii="Consolas" w:eastAsia="Consolas" w:hAnsi="Consolas" w:cs="Consolas"/>
+                <w:color w:val="0F172A"/>
+                <w:sz w:val="17"/>
+              </w:rPr>
+              <w:t>SELECT MemberID, BookID, CopySeqNo, DueDate</w:t>
+            </w:r>
+          </w:p>
+          <w:p>
+            <w:pPr>
+              <w:spacing w:after="0" w:line="240" w:lineRule="auto"/>
+            </w:pPr>
+            <w:r>
+              <w:rPr>
+                <w:rFonts w:ascii="Consolas" w:eastAsia="Consolas" w:hAnsi="Consolas" w:cs="Consolas"/>
+                <w:color w:val="0F172A"/>
+                <w:sz w:val="17"/>
+              </w:rPr>
+              <w:t>FROM   Loan</w:t>
+            </w:r>
+          </w:p>
+          <w:p>
+            <w:pPr>
+              <w:spacing w:after="0" w:line="240" w:lineRule="auto"/>
+            </w:pPr>
+            <w:r>
+              <w:rPr>
+                <w:rFonts w:ascii="Consolas" w:eastAsia="Consolas" w:hAnsi="Consolas" w:cs="Consolas"/>
+                <w:color w:val="0F172A"/>
+                <w:sz w:val="17"/>
+              </w:rPr>
+              <w:t>WHERE  ReturnDatetime IS NULL        -- NULL means the book has not come back yet</w:t>
+            </w:r>
+          </w:p>
+          <w:p>
+            <w:pPr>
+              <w:spacing w:after="0" w:line="240" w:lineRule="auto"/>
+            </w:pPr>
+            <w:r>
+              <w:rPr>
+                <w:rFonts w:ascii="Consolas" w:eastAsia="Consolas" w:hAnsi="Consolas" w:cs="Consolas"/>
+                <w:color w:val="0F172A"/>
+                <w:sz w:val="17"/>
+              </w:rPr>
+              <w:t xml:space="preserve">  AND  DueDate &lt; '2026-05-20'        -- already late as at the cut-off date</w:t>
+            </w:r>
+          </w:p>
+          <w:p>
+            <w:pPr>
+              <w:spacing w:after="0" w:line="240" w:lineRule="auto"/>
+            </w:pPr>
+            <w:r>
+              <w:rPr>
+                <w:rFonts w:ascii="Consolas" w:eastAsia="Consolas" w:hAnsi="Consolas" w:cs="Consolas"/>
+                <w:color w:val="0F172A"/>
+                <w:sz w:val="17"/>
+              </w:rPr>
+              <w:t>ORDER BY DueDate, MemberID;          -- longest overdue shown first</w:t>
+            </w:r>
+          </w:p>
+        </w:tc>
+      </w:tr>
+    </w:tbl>
+    <w:p>
+      <w:pPr>
+        <w:spacing w:after="0" w:line="240" w:lineRule="auto"/>
+      </w:pPr>
+    </w:p>
+    <w:p>
+      <w:pPr>
+        <w:spacing w:after="80" w:line="245" w:lineRule="auto"/>
+      </w:pPr>
+      <w:r>
+        <w:rPr>
+          <w:rFonts w:ascii="Cambria" w:eastAsia="Cambria" w:hAnsi="Cambria" w:cs="Cambria"/>
+          <w:color w:val="1F2937"/>
+        </w:rPr>
+        <w:t xml:space="preserve">There are two conditions in the WHERE clause and they behave differently. </w:t>
+      </w:r>
+      <w:r>
+        <w:rPr>
+          <w:rFonts w:ascii="Consolas" w:eastAsia="Consolas" w:hAnsi="Consolas" w:cs="Consolas"/>
+          <w:color w:val="1F2937"/>
+          <w:sz w:val="21"/>
+        </w:rPr>
+        <w:t>ReturnDatetime IS NULL</w:t>
+      </w:r>
+      <w:r>
+        <w:rPr>
+          <w:rFonts w:ascii="Cambria" w:eastAsia="Cambria" w:hAnsi="Cambria" w:cs="Cambria"/>
+          <w:color w:val="1F2937"/>
+        </w:rPr>
+        <w:t xml:space="preserve"> searches for one exact value, because a book has either been returned or it has not. </w:t>
+      </w:r>
+      <w:r>
+        <w:rPr>
+          <w:rFonts w:ascii="Consolas" w:eastAsia="Consolas" w:hAnsi="Consolas" w:cs="Consolas"/>
+          <w:color w:val="1F2937"/>
+          <w:sz w:val="21"/>
+        </w:rPr>
+        <w:t>DueDate &lt; '2026-05-20'</w:t>
+      </w:r>
+      <w:r>
+        <w:rPr>
+          <w:rFonts w:ascii="Cambria" w:eastAsia="Cambria" w:hAnsi="Cambria" w:cs="Cambria"/>
+          <w:color w:val="1F2937"/>
+        </w:rPr>
+        <w:t xml:space="preserve"> is a range, which covers every date before the cut-off. This report is about what that difference does to the index.</w:t>
+      </w:r>
+    </w:p>
+    <w:p>
+      <w:pPr>
+        <w:spacing w:after="80" w:line="245" w:lineRule="auto"/>
+      </w:pPr>
+      <w:r>
+        <w:rPr>
+          <w:rFonts w:ascii="Cambria" w:eastAsia="Cambria" w:hAnsi="Cambria" w:cs="Cambria"/>
+          <w:color w:val="1F2937"/>
+        </w:rPr>
+        <w:t>I chose this over a general “make the database faster” topic because it has one testable question with a right answer I could be wrong about.</w:t>
+      </w:r>
+    </w:p>
+    <w:p>
+      <w:pPr>
+        <w:pBdr>
+          <w:bottom w:val="single" w:sz="6" w:space="5" w:color="DDE1E6"/>
+        </w:pBdr>
+        <w:spacing w:before="120" w:after="60" w:line="240" w:lineRule="auto"/>
+      </w:pPr>
+      <w:r>
+        <w:rPr>
+          <w:rFonts w:ascii="Segoe UI" w:eastAsia="Segoe UI" w:hAnsi="Segoe UI" w:cs="Segoe UI"/>
+          <w:b/>
+          <w:color w:val="1E3A8A"/>
+          <w:sz w:val="25"/>
+        </w:rPr>
+        <w:t xml:space="preserve">3  </w:t>
+      </w:r>
+      <w:r>
+        <w:rPr>
+          <w:rFonts w:ascii="Segoe UI" w:eastAsia="Segoe UI" w:hAnsi="Segoe UI" w:cs="Segoe UI"/>
+          <w:b/>
+          <w:color w:val="111827"/>
+          <w:sz w:val="25"/>
+        </w:rPr>
+        <w:t>Why the order is the whole question</w:t>
+      </w:r>
+    </w:p>
+    <w:p>
+      <w:pPr>
+        <w:spacing w:after="80" w:line="245" w:lineRule="auto"/>
+      </w:pPr>
+      <w:r>
+        <w:rPr>
+          <w:rFonts w:ascii="Cambria" w:eastAsia="Cambria" w:hAnsi="Cambria" w:cs="Cambria"/>
+          <w:color w:val="1F2937"/>
+        </w:rPr>
+        <w:t>A composite index is sorted by its columns in the order you declare them, like a phone book sorted by surname and then first name. You can use it to find everyone called Tan, then narrow down to Tan Wei Ming. You cannot use it to find every Wei Ming, because the book was never sorted that way. That is the leftmost-prefix rule [2].</w:t>
+      </w:r>
+    </w:p>
+    <w:p>
+      <w:pPr>
+        <w:spacing w:after="80" w:line="245" w:lineRule="auto"/>
+      </w:pPr>
+      <w:r>
+        <w:rPr>
+          <w:rFonts w:ascii="Cambria" w:eastAsia="Cambria" w:hAnsi="Cambria" w:cs="Cambria"/>
+          <w:color w:val="1F2937"/>
+        </w:rPr>
+        <w:t xml:space="preserve">Put DueDate first and the range condition comes first. Once MySQL starts reading through a stretch of entries sorted by that first column, it can no longer use the second column to skip </w:t>
+      </w:r>
+      <w:r>
+        <w:rPr>
+          <w:rFonts w:ascii="Cambria" w:eastAsia="Cambria" w:hAnsi="Cambria" w:cs="Cambria"/>
+          <w:color w:val="1F2937"/>
+        </w:rPr>
+        <w:lastRenderedPageBreak/>
+        <w:t>ahead, which means it has to read every entry in that stretch and test them one at a time. After six years of history almost every loan is due before the cut-off, so this reads nearly the whole index and then throws away the ones that were already returned.</w:t>
+      </w:r>
+    </w:p>
+    <w:p>
+      <w:pPr>
+        <w:spacing w:after="80" w:line="245" w:lineRule="auto"/>
+      </w:pPr>
+      <w:r>
+        <w:rPr>
+          <w:rFonts w:ascii="Cambria" w:eastAsia="Cambria" w:hAnsi="Cambria" w:cs="Cambria"/>
+          <w:color w:val="1F2937"/>
+        </w:rPr>
+        <w:t xml:space="preserve">Put ReturnDatetime first and it works the other way round. MySQL can search an index for NULL values [1], so it goes straight to the loans that have not been returned. Inside that group the entries are already sorted by DueDate, which means the range condition applies immediately and the </w:t>
+      </w:r>
+      <w:r>
+        <w:rPr>
+          <w:rFonts w:ascii="Consolas" w:eastAsia="Consolas" w:hAnsi="Consolas" w:cs="Consolas"/>
+          <w:color w:val="1F2937"/>
+          <w:sz w:val="21"/>
+        </w:rPr>
+        <w:t>ORDER BY</w:t>
+      </w:r>
+      <w:r>
+        <w:rPr>
+          <w:rFonts w:ascii="Cambria" w:eastAsia="Cambria" w:hAnsi="Cambria" w:cs="Cambria"/>
+          <w:color w:val="1F2937"/>
+        </w:rPr>
+        <w:t xml:space="preserve"> needs no extra sorting step. </w:t>
+      </w:r>
+    </w:p>
+    <w:p>
+      <w:pPr>
+        <w:pBdr>
+          <w:bottom w:val="single" w:sz="6" w:space="5" w:color="DDE1E6"/>
+        </w:pBdr>
+        <w:spacing w:before="120" w:after="60" w:line="240" w:lineRule="auto"/>
+      </w:pPr>
+      <w:r>
+        <w:rPr>
+          <w:rFonts w:ascii="Segoe UI" w:eastAsia="Segoe UI" w:hAnsi="Segoe UI" w:cs="Segoe UI"/>
+          <w:b/>
+          <w:color w:val="1E3A8A"/>
+          <w:sz w:val="25"/>
+        </w:rPr>
+        <w:t xml:space="preserve">4  </w:t>
+      </w:r>
+      <w:r>
+        <w:rPr>
+          <w:rFonts w:ascii="Segoe UI" w:eastAsia="Segoe UI" w:hAnsi="Segoe UI" w:cs="Segoe UI"/>
+          <w:b/>
+          <w:color w:val="111827"/>
+          <w:sz w:val="25"/>
+        </w:rPr>
+        <w:t>Test setup</w:t>
+      </w:r>
+    </w:p>
+    <w:p>
+      <w:pPr>
+        <w:spacing w:after="80" w:line="245" w:lineRule="auto"/>
+      </w:pPr>
+      <w:r>
+        <w:rPr>
+          <w:rFonts w:ascii="Cambria" w:eastAsia="Cambria" w:hAnsi="Cambria" w:cs="Cambria"/>
+          <w:color w:val="1F2937"/>
+        </w:rPr>
+        <w:t>The assignment data cannot show this. Out of its 12,344 loans, exactly one has not been returned, and a list with one row in it tells you nothing about how many rows the database had to read. The brief allows generated sample data, so I built a separate database, CA2DemoIdx, with the same columns and primary key as Loan but no foreign keys. MySQL builds its own indexes to support foreign keys, and those extra indexes would have made the comparison unfair.</w:t>
+      </w:r>
+    </w:p>
+    <w:p>
+      <w:pPr>
+        <w:spacing w:after="80" w:line="245" w:lineRule="auto"/>
+      </w:pPr>
+      <w:r>
+        <w:rPr>
+          <w:rFonts w:ascii="Cambria" w:eastAsia="Cambria" w:hAnsi="Cambria" w:cs="Cambria"/>
+          <w:color w:val="1F2937"/>
+        </w:rPr>
+        <w:t>200,000 loans spanning January 2020 to June 2026, issued roughly every 17 minutes and mostly returned within 18 days. Two groups are left unreturned: everything issued from 20 May 2026 onward, which is still out but not yet due, plus every 5,000th row, which stands in for the books that were borrowed years ago and never came back.</w:t>
+      </w:r>
+    </w:p>
+    <w:tbl>
+      <w:tblPr>
+        <w:tblW w:w="0" w:type="auto"/>
+        <w:tblLayout w:type="fixed"/>
+        <w:tblLook w:val="04A0" w:firstRow="1" w:lastRow="0" w:firstColumn="1" w:lastColumn="0" w:noHBand="0" w:noVBand="1"/>
+      </w:tblPr>
+      <w:tblGrid>
+        <w:gridCol w:w="9750"/>
+      </w:tblGrid>
+      <w:tr>
+        <w:trPr>
+          <w:cantSplit/>
+        </w:trPr>
+        <w:tc>
+          <w:tcPr>
+            <w:tcW w:w="9750" w:type="dxa"/>
+            <w:tcBorders>
+              <w:top w:val="nil"/>
+              <w:left w:val="single" w:sz="24" w:space="0" w:color="1E3A8A"/>
+              <w:bottom w:val="nil"/>
+              <w:right w:val="nil"/>
+            </w:tcBorders>
+            <w:shd w:val="clear" w:color="auto" w:fill="F5F6F8"/>
+            <w:tcMar>
+              <w:top w:w="70" w:type="dxa"/>
+              <w:left w:w="130" w:type="dxa"/>
+              <w:bottom w:w="70" w:type="dxa"/>
+              <w:right w:w="90" w:type="dxa"/>
+            </w:tcMar>
+          </w:tcPr>
+          <w:p>
+            <w:pPr>
+              <w:spacing w:after="0" w:line="240" w:lineRule="auto"/>
+            </w:pPr>
+            <w:r>
+              <w:rPr>
+                <w:rFonts w:ascii="Consolas" w:eastAsia="Consolas" w:hAnsi="Consolas" w:cs="Consolas"/>
+                <w:color w:val="0F172A"/>
+                <w:sz w:val="17"/>
+              </w:rPr>
+              <w:t>-- Raise the recursion limit so the generator can produce 200,000 rows</w:t>
+            </w:r>
+          </w:p>
+          <w:p>
+            <w:pPr>
+              <w:spacing w:after="0" w:line="240" w:lineRule="auto"/>
+            </w:pPr>
+            <w:r>
+              <w:rPr>
+                <w:rFonts w:ascii="Consolas" w:eastAsia="Consolas" w:hAnsi="Consolas" w:cs="Consolas"/>
+                <w:color w:val="0F172A"/>
+                <w:sz w:val="17"/>
+              </w:rPr>
+              <w:t>SET SESSION cte_max_recursion_depth = 1000000;</w:t>
+            </w:r>
+          </w:p>
+          <w:p>
+            <w:pPr>
+              <w:spacing w:after="0" w:line="240" w:lineRule="auto"/>
+            </w:pPr>
+          </w:p>
+          <w:p>
+            <w:pPr>
+              <w:spacing w:after="0" w:line="240" w:lineRule="auto"/>
+            </w:pPr>
+            <w:r>
+              <w:rPr>
+                <w:rFonts w:ascii="Consolas" w:eastAsia="Consolas" w:hAnsi="Consolas" w:cs="Consolas"/>
+                <w:color w:val="0F172A"/>
+                <w:sz w:val="17"/>
+              </w:rPr>
+              <w:t>INSERT INTO Loan (MemberID, StaffID, BookID, CopySeqNo,</w:t>
+            </w:r>
+          </w:p>
+          <w:p>
+            <w:pPr>
+              <w:spacing w:after="0" w:line="240" w:lineRule="auto"/>
+            </w:pPr>
+            <w:r>
+              <w:rPr>
+                <w:rFonts w:ascii="Consolas" w:eastAsia="Consolas" w:hAnsi="Consolas" w:cs="Consolas"/>
+                <w:color w:val="0F172A"/>
+                <w:sz w:val="17"/>
+              </w:rPr>
+              <w:t xml:space="preserve">                  StartDatetime, DueDate, ReturnDatetime)</w:t>
+            </w:r>
+          </w:p>
+          <w:p>
+            <w:pPr>
+              <w:spacing w:after="0" w:line="240" w:lineRule="auto"/>
+            </w:pPr>
+            <w:r>
+              <w:rPr>
+                <w:rFonts w:ascii="Consolas" w:eastAsia="Consolas" w:hAnsi="Consolas" w:cs="Consolas"/>
+                <w:color w:val="0F172A"/>
+                <w:sz w:val="17"/>
+              </w:rPr>
+              <w:t>-- seq counts from 1 to 200000, giving one number per loan</w:t>
+            </w:r>
+          </w:p>
+          <w:p>
+            <w:pPr>
+              <w:spacing w:after="0" w:line="240" w:lineRule="auto"/>
+            </w:pPr>
+            <w:r>
+              <w:rPr>
+                <w:rFonts w:ascii="Consolas" w:eastAsia="Consolas" w:hAnsi="Consolas" w:cs="Consolas"/>
+                <w:color w:val="0F172A"/>
+                <w:sz w:val="17"/>
+              </w:rPr>
+              <w:t>WITH RECURSIVE seq (n) AS (</w:t>
+            </w:r>
+          </w:p>
+          <w:p>
+            <w:pPr>
+              <w:spacing w:after="0" w:line="240" w:lineRule="auto"/>
+            </w:pPr>
+            <w:r>
+              <w:rPr>
+                <w:rFonts w:ascii="Consolas" w:eastAsia="Consolas" w:hAnsi="Consolas" w:cs="Consolas"/>
+                <w:color w:val="0F172A"/>
+                <w:sz w:val="17"/>
+              </w:rPr>
+              <w:t xml:space="preserve">    SELECT 1 UNION ALL SELECT n + 1 FROM seq WHERE n &lt; 200000</w:t>
+            </w:r>
+          </w:p>
+          <w:p>
+            <w:pPr>
+              <w:spacing w:after="0" w:line="240" w:lineRule="auto"/>
+            </w:pPr>
+            <w:r>
+              <w:rPr>
+                <w:rFonts w:ascii="Consolas" w:eastAsia="Consolas" w:hAnsi="Consolas" w:cs="Consolas"/>
+                <w:color w:val="0F172A"/>
+                <w:sz w:val="17"/>
+              </w:rPr>
+              <w:t>)</w:t>
+            </w:r>
+          </w:p>
+          <w:p>
+            <w:pPr>
+              <w:spacing w:after="0" w:line="240" w:lineRule="auto"/>
+            </w:pPr>
+            <w:r>
+              <w:rPr>
+                <w:rFonts w:ascii="Consolas" w:eastAsia="Consolas" w:hAnsi="Consolas" w:cs="Consolas"/>
+                <w:color w:val="0F172A"/>
+                <w:sz w:val="17"/>
+              </w:rPr>
+              <w:t>SELECT CONCAT('M', LPAD(n % 3000 + 1, 5, '0')),  -- cycle through 3000 members</w:t>
+            </w:r>
+          </w:p>
+          <w:p>
+            <w:pPr>
+              <w:spacing w:after="0" w:line="240" w:lineRule="auto"/>
+            </w:pPr>
+            <w:r>
+              <w:rPr>
+                <w:rFonts w:ascii="Consolas" w:eastAsia="Consolas" w:hAnsi="Consolas" w:cs="Consolas"/>
+                <w:color w:val="0F172A"/>
+                <w:sz w:val="17"/>
+              </w:rPr>
+              <w:t xml:space="preserve">       CONCAT('S', LPAD(n % 50   + 1, 4, '0')),  -- cycle through 50 staff</w:t>
+            </w:r>
+          </w:p>
+          <w:p>
+            <w:pPr>
+              <w:spacing w:after="0" w:line="240" w:lineRule="auto"/>
+            </w:pPr>
+            <w:r>
+              <w:rPr>
+                <w:rFonts w:ascii="Consolas" w:eastAsia="Consolas" w:hAnsi="Consolas" w:cs="Consolas"/>
+                <w:color w:val="0F172A"/>
+                <w:sz w:val="17"/>
+              </w:rPr>
+              <w:t xml:space="preserve">       CONCAT('B', LPAD(n % 4000 + 1, 5, '0')),  -- cycle through 4000 books</w:t>
+            </w:r>
+          </w:p>
+          <w:p>
+            <w:pPr>
+              <w:spacing w:after="0" w:line="240" w:lineRule="auto"/>
+            </w:pPr>
+            <w:r>
+              <w:rPr>
+                <w:rFonts w:ascii="Consolas" w:eastAsia="Consolas" w:hAnsi="Consolas" w:cs="Consolas"/>
+                <w:color w:val="0F172A"/>
+                <w:sz w:val="17"/>
+              </w:rPr>
+              <w:t xml:space="preserve">       n % 3 + 1,                                -- copy number 1, 2 or 3</w:t>
+            </w:r>
+          </w:p>
+          <w:p>
+            <w:pPr>
+              <w:spacing w:after="0" w:line="240" w:lineRule="auto"/>
+            </w:pPr>
+            <w:r>
+              <w:rPr>
+                <w:rFonts w:ascii="Consolas" w:eastAsia="Consolas" w:hAnsi="Consolas" w:cs="Consolas"/>
+                <w:color w:val="0F172A"/>
+                <w:sz w:val="17"/>
+              </w:rPr>
+              <w:t xml:space="preserve">       ts,                                       -- when the loan was issued</w:t>
+            </w:r>
+          </w:p>
+          <w:p>
+            <w:pPr>
+              <w:spacing w:after="0" w:line="240" w:lineRule="auto"/>
+            </w:pPr>
+            <w:r>
+              <w:rPr>
+                <w:rFonts w:ascii="Consolas" w:eastAsia="Consolas" w:hAnsi="Consolas" w:cs="Consolas"/>
+                <w:color w:val="0F172A"/>
+                <w:sz w:val="17"/>
+              </w:rPr>
+              <w:t xml:space="preserve">       DATE(ts) + INTERVAL 14 DAY,               -- due 14 days after issue</w:t>
+            </w:r>
+          </w:p>
+          <w:p>
+            <w:pPr>
+              <w:spacing w:after="0" w:line="240" w:lineRule="auto"/>
+            </w:pPr>
+            <w:r>
+              <w:rPr>
+                <w:rFonts w:ascii="Consolas" w:eastAsia="Consolas" w:hAnsi="Consolas" w:cs="Consolas"/>
+                <w:color w:val="0F172A"/>
+                <w:sz w:val="17"/>
+              </w:rPr>
+              <w:t xml:space="preserve">       CASE WHEN n % 5000 = 0       THEN NULL    -- borrowed long ago, never returned</w:t>
+            </w:r>
+          </w:p>
+          <w:p>
+            <w:pPr>
+              <w:spacing w:after="0" w:line="240" w:lineRule="auto"/>
+            </w:pPr>
+            <w:r>
+              <w:rPr>
+                <w:rFonts w:ascii="Consolas" w:eastAsia="Consolas" w:hAnsi="Consolas" w:cs="Consolas"/>
+                <w:color w:val="0F172A"/>
+                <w:sz w:val="17"/>
+              </w:rPr>
+              <w:t xml:space="preserve">            WHEN ts &gt;= '2026-05-20' THEN NULL    -- still out, not yet due</w:t>
+            </w:r>
+          </w:p>
+          <w:p>
+            <w:pPr>
+              <w:spacing w:after="0" w:line="240" w:lineRule="auto"/>
+            </w:pPr>
+            <w:r>
+              <w:rPr>
+                <w:rFonts w:ascii="Consolas" w:eastAsia="Consolas" w:hAnsi="Consolas" w:cs="Consolas"/>
+                <w:color w:val="0F172A"/>
+                <w:sz w:val="17"/>
+              </w:rPr>
+              <w:t xml:space="preserve">            ELSE ts + INTERVAL (n % 18) DAY</w:t>
+            </w:r>
+          </w:p>
+          <w:p>
+            <w:pPr>
+              <w:spacing w:after="0" w:line="240" w:lineRule="auto"/>
+            </w:pPr>
+            <w:r>
+              <w:rPr>
+                <w:rFonts w:ascii="Consolas" w:eastAsia="Consolas" w:hAnsi="Consolas" w:cs="Consolas"/>
+                <w:color w:val="0F172A"/>
+                <w:sz w:val="17"/>
+              </w:rPr>
+              <w:t xml:space="preserve">                    + INTERVAL 3 HOUR END        -- returned within 18 days</w:t>
+            </w:r>
+          </w:p>
+          <w:p>
+            <w:pPr>
+              <w:spacing w:after="0" w:line="240" w:lineRule="auto"/>
+            </w:pPr>
+            <w:r>
+              <w:rPr>
+                <w:rFonts w:ascii="Consolas" w:eastAsia="Consolas" w:hAnsi="Consolas" w:cs="Consolas"/>
+                <w:color w:val="0F172A"/>
+                <w:sz w:val="17"/>
+              </w:rPr>
+              <w:t>FROM  (SELECT n, TIMESTAMP('2020-01-01 08:00:00')</w:t>
+            </w:r>
+          </w:p>
+          <w:p>
+            <w:pPr>
+              <w:spacing w:after="0" w:line="240" w:lineRule="auto"/>
+            </w:pPr>
+            <w:r>
+              <w:rPr>
+                <w:rFonts w:ascii="Consolas" w:eastAsia="Consolas" w:hAnsi="Consolas" w:cs="Consolas"/>
+                <w:color w:val="0F172A"/>
+                <w:sz w:val="17"/>
+              </w:rPr>
+              <w:t xml:space="preserve">                 + INTERVAL (n * 17) MINUTE AS ts  -- one loan every 17 minutes</w:t>
+            </w:r>
+          </w:p>
+          <w:p>
+            <w:pPr>
+              <w:spacing w:after="0" w:line="240" w:lineRule="auto"/>
+            </w:pPr>
+            <w:r>
+              <w:rPr>
+                <w:rFonts w:ascii="Consolas" w:eastAsia="Consolas" w:hAnsi="Consolas" w:cs="Consolas"/>
+                <w:color w:val="0F172A"/>
+                <w:sz w:val="17"/>
+              </w:rPr>
+              <w:t xml:space="preserve">       FROM seq) AS g;</w:t>
+            </w:r>
+          </w:p>
+        </w:tc>
+      </w:tr>
+    </w:tbl>
+    <w:p>
+      <w:pPr>
+        <w:spacing w:before="40" w:after="120" w:line="240" w:lineRule="auto"/>
+      </w:pPr>
+      <w:r>
+        <w:rPr>
+          <w:rFonts w:ascii="Segoe UI" w:eastAsia="Segoe UI" w:hAnsi="Segoe UI" w:cs="Segoe UI"/>
+          <w:i/>
+          <w:color w:val="6B7280"/>
+          <w:sz w:val="17"/>
+        </w:rPr>
+        <w:t>The generator. StartDatetime is different on every row, so no two rows can end up with the same primary key.</w:t>
+      </w:r>
+    </w:p>
+    <w:tbl>
+      <w:tblPr>
+        <w:tblW w:w="0" w:type="auto"/>
+        <w:tblLayout w:type="fixed"/>
+        <w:tblLook w:val="04A0" w:firstRow="1" w:lastRow="0" w:firstColumn="1" w:lastColumn="0" w:noHBand="0" w:noVBand="1"/>
+      </w:tblPr>
+      <w:tblGrid>
+        <w:gridCol w:w="9750"/>
+      </w:tblGrid>
+      <w:tr>
+        <w:trPr>
+          <w:cantSplit/>
+        </w:trPr>
+        <w:tc>
+          <w:tcPr>
+            <w:tcW w:w="9750" w:type="dxa"/>
+            <w:tcBorders>
+              <w:top w:val="nil"/>
+              <w:left w:val="single" w:sz="24" w:space="0" w:color="1E3A8A"/>
+              <w:bottom w:val="nil"/>
+              <w:right w:val="nil"/>
+            </w:tcBorders>
+            <w:shd w:val="clear" w:color="auto" w:fill="F5F6F8"/>
+            <w:tcMar>
+              <w:top w:w="70" w:type="dxa"/>
+              <w:left w:w="130" w:type="dxa"/>
+              <w:bottom w:w="70" w:type="dxa"/>
+              <w:right w:w="90" w:type="dxa"/>
+            </w:tcMar>
+          </w:tcPr>
+          <w:p>
+            <w:pPr>
+              <w:spacing w:after="0" w:line="240" w:lineRule="auto"/>
+            </w:pPr>
+            <w:r>
+              <w:rPr>
+                <w:rFonts w:ascii="Consolas" w:eastAsia="Consolas" w:hAnsi="Consolas" w:cs="Consolas"/>
+                <w:color w:val="0F172A"/>
+                <w:sz w:val="17"/>
+              </w:rPr>
+              <w:t>-- Check what the data actually contains before timing anything</w:t>
+            </w:r>
+          </w:p>
+          <w:p>
+            <w:pPr>
+              <w:spacing w:after="0" w:line="240" w:lineRule="auto"/>
+            </w:pPr>
+            <w:r>
+              <w:rPr>
+                <w:rFonts w:ascii="Consolas" w:eastAsia="Consolas" w:hAnsi="Consolas" w:cs="Consolas"/>
+                <w:color w:val="0F172A"/>
+                <w:sz w:val="17"/>
+              </w:rPr>
+              <w:t>SELECT COUNT(*) AS total_loans,</w:t>
+            </w:r>
+          </w:p>
+          <w:p>
+            <w:pPr>
+              <w:spacing w:after="0" w:line="240" w:lineRule="auto"/>
+            </w:pPr>
+            <w:r>
+              <w:rPr>
+                <w:rFonts w:ascii="Consolas" w:eastAsia="Consolas" w:hAnsi="Consolas" w:cs="Consolas"/>
+                <w:color w:val="0F172A"/>
+                <w:sz w:val="17"/>
+              </w:rPr>
+              <w:t xml:space="preserve">       SUM(ReturnDatetime IS NULL) AS open_loans,   -- not yet returned</w:t>
+            </w:r>
+          </w:p>
+          <w:p>
+            <w:pPr>
+              <w:spacing w:after="0" w:line="240" w:lineRule="auto"/>
+            </w:pPr>
+            <w:r>
+              <w:rPr>
+                <w:rFonts w:ascii="Consolas" w:eastAsia="Consolas" w:hAnsi="Consolas" w:cs="Consolas"/>
+                <w:color w:val="0F172A"/>
+                <w:sz w:val="17"/>
+              </w:rPr>
+              <w:t xml:space="preserve">       SUM(ReturnDatetime IS NULL</w:t>
+            </w:r>
+          </w:p>
+          <w:p>
+            <w:pPr>
+              <w:spacing w:after="0" w:line="240" w:lineRule="auto"/>
+            </w:pPr>
+            <w:r>
+              <w:rPr>
+                <w:rFonts w:ascii="Consolas" w:eastAsia="Consolas" w:hAnsi="Consolas" w:cs="Consolas"/>
+                <w:color w:val="0F172A"/>
+                <w:sz w:val="17"/>
+              </w:rPr>
+              <w:t xml:space="preserve">           AND DueDate &lt; '2026-05-20') AS open_and_overdue  -- rows the query returns</w:t>
+            </w:r>
+          </w:p>
+          <w:p>
+            <w:pPr>
+              <w:spacing w:after="0" w:line="240" w:lineRule="auto"/>
+            </w:pPr>
+            <w:r>
+              <w:rPr>
+                <w:rFonts w:ascii="Consolas" w:eastAsia="Consolas" w:hAnsi="Consolas" w:cs="Consolas"/>
+                <w:color w:val="0F172A"/>
+                <w:sz w:val="17"/>
+              </w:rPr>
+              <w:t>FROM Loan;</w:t>
+            </w:r>
+          </w:p>
+          <w:p>
+            <w:pPr>
+              <w:spacing w:after="0" w:line="240" w:lineRule="auto"/>
+            </w:pPr>
+          </w:p>
+          <w:p>
+            <w:pPr>
+              <w:spacing w:after="0" w:line="240" w:lineRule="auto"/>
+            </w:pPr>
+            <w:r>
+              <w:rPr>
+                <w:rFonts w:ascii="Consolas" w:eastAsia="Consolas" w:hAnsi="Consolas" w:cs="Consolas"/>
+                <w:color w:val="0F172A"/>
+                <w:sz w:val="17"/>
+              </w:rPr>
+              <w:t>total_loans   open_loans   open_and_overdue</w:t>
+            </w:r>
+          </w:p>
+          <w:p>
+            <w:pPr>
+              <w:spacing w:after="0" w:line="240" w:lineRule="auto"/>
+            </w:pPr>
+            <w:r>
+              <w:rPr>
+                <w:rFonts w:ascii="Consolas" w:eastAsia="Consolas" w:hAnsi="Consolas" w:cs="Consolas"/>
+                <w:color w:val="0F172A"/>
+                <w:sz w:val="17"/>
+              </w:rPr>
+              <w:t xml:space="preserve">     200000         2618                 39</w:t>
+            </w:r>
+          </w:p>
+        </w:tc>
+      </w:tr>
+    </w:tbl>
+    <w:p>
+      <w:pPr>
+        <w:spacing w:before="40" w:after="120" w:line="240" w:lineRule="auto"/>
+      </w:pPr>
+      <w:r>
+        <w:rPr>
+          <w:rFonts w:ascii="Segoe UI" w:eastAsia="Segoe UI" w:hAnsi="Segoe UI" w:cs="Segoe UI"/>
+          <w:i/>
+          <w:color w:val="6B7280"/>
+          <w:sz w:val="17"/>
+        </w:rPr>
+        <w:t>39 rows out of 200,000, or 0.02%. Small enough to be worth an index.</w:t>
+      </w:r>
+    </w:p>
+    <w:p>
+      <w:pPr>
+        <w:spacing w:after="80" w:line="245" w:lineRule="auto"/>
+      </w:pPr>
+      <w:r>
+        <w:rPr>
+          <w:rFonts w:ascii="Cambria" w:eastAsia="Cambria" w:hAnsi="Cambria" w:cs="Cambria"/>
+          <w:color w:val="1F2937"/>
+        </w:rPr>
+        <w:t>Then the same query four times. I used FORCE INDEX on each run so MySQL could not quietly choose a different index and hide the difference.</w:t>
+      </w:r>
+    </w:p>
+    <w:tbl>
+      <w:tblPr>
+        <w:tblW w:w="0" w:type="auto"/>
+        <w:tblLayout w:type="fixed"/>
+        <w:tblLook w:val="04A0" w:firstRow="1" w:lastRow="0" w:firstColumn="1" w:lastColumn="0" w:noHBand="0" w:noVBand="1"/>
+      </w:tblPr>
+      <w:tblGrid>
+        <w:gridCol w:w="900"/>
+        <w:gridCol w:w="8850"/>
       </w:tblGrid>
       <w:tr>
         <w:trPr>
           <w:cantSplit/>
           <w:tblHeader/>
-          <w:jc w:val="center"/>
         </w:trPr>
         <w:tc>
           <w:tcPr>
-            <w:tcW w:w="1512" w:type="dxa"/>
+            <w:tcW w:w="900" w:type="dxa"/>
             <w:tcBorders>
-              <w:top w:val="single" w:sz="5" w:space="0" w:color="D7D9DE"/>
-              <w:left w:val="single" w:sz="5" w:space="0" w:color="D7D9DE"/>
-              <w:bottom w:val="single" w:sz="5" w:space="0" w:color="D7D9DE"/>
-              <w:right w:val="single" w:sz="5" w:space="0" w:color="D7D9DE"/>
+              <w:top w:val="nil"/>
+              <w:left w:val="nil"/>
+              <w:bottom w:val="single" w:sz="10" w:space="0" w:color="111827"/>
+              <w:right w:val="nil"/>
             </w:tcBorders>
             <w:tcMar>
-              <w:top w:w="55" w:type="dxa"/>
+              <w:top w:w="30" w:type="dxa"/>
+              <w:left w:w="0" w:type="dxa"/>
+              <w:bottom w:w="55" w:type="dxa"/>
+              <w:right w:w="70" w:type="dxa"/>
+            </w:tcMar>
+          </w:tcPr>
+          <w:p>
+            <w:pPr>
+              <w:spacing w:after="0" w:line="240" w:lineRule="auto"/>
+            </w:pPr>
+            <w:r>
+              <w:rPr>
+                <w:rFonts w:ascii="Segoe UI" w:eastAsia="Segoe UI" w:hAnsi="Segoe UI" w:cs="Segoe UI"/>
+                <w:b/>
+                <w:color w:val="111827"/>
+                <w:sz w:val="18"/>
+              </w:rPr>
+              <w:lastRenderedPageBreak/>
+              <w:t>Variant</w:t>
+            </w:r>
+          </w:p>
+        </w:tc>
+        <w:tc>
+          <w:tcPr>
+            <w:tcW w:w="8850" w:type="dxa"/>
+            <w:tcBorders>
+              <w:top w:val="nil"/>
+              <w:left w:val="nil"/>
+              <w:bottom w:val="single" w:sz="10" w:space="0" w:color="111827"/>
+              <w:right w:val="nil"/>
+            </w:tcBorders>
+            <w:tcMar>
+              <w:top w:w="30" w:type="dxa"/>
               <w:left w:w="70" w:type="dxa"/>
               <w:bottom w:w="55" w:type="dxa"/>
+              <w:right w:w="70" w:type="dxa"/>
+            </w:tcMar>
+          </w:tcPr>
+          <w:p>
+            <w:pPr>
+              <w:spacing w:after="0" w:line="240" w:lineRule="auto"/>
+            </w:pPr>
+            <w:r>
+              <w:rPr>
+                <w:rFonts w:ascii="Segoe UI" w:eastAsia="Segoe UI" w:hAnsi="Segoe UI" w:cs="Segoe UI"/>
+                <w:b/>
+                <w:color w:val="111827"/>
+                <w:sz w:val="18"/>
+              </w:rPr>
+              <w:t>Index under test</w:t>
+            </w:r>
+          </w:p>
+        </w:tc>
+      </w:tr>
+      <w:tr>
+        <w:trPr>
+          <w:cantSplit/>
+        </w:trPr>
+        <w:tc>
+          <w:tcPr>
+            <w:tcW w:w="900" w:type="dxa"/>
+            <w:tcBorders>
+              <w:top w:val="nil"/>
+              <w:left w:val="nil"/>
+              <w:bottom w:val="single" w:sz="4" w:space="0" w:color="DDE1E6"/>
+              <w:right w:val="nil"/>
+            </w:tcBorders>
+            <w:tcMar>
+              <w:top w:w="48" w:type="dxa"/>
+              <w:left w:w="0" w:type="dxa"/>
+              <w:bottom w:w="48" w:type="dxa"/>
               <w:right w:w="70" w:type="dxa"/>
             </w:tcMar>
             <w:vAlign w:val="center"/>
           </w:tcPr>
           <w:p>
             <w:pPr>
-              <w:spacing w:after="0" w:line="240" w:lineRule="auto"/>
-              <w:jc w:val="center"/>
+              <w:spacing w:after="0" w:line="252" w:lineRule="auto"/>
             </w:pPr>
             <w:r>
               <w:rPr>
-                <w:rFonts w:ascii="Carlito" w:eastAsia="Carlito" w:hAnsi="Carlito"/>
-                <w:b/>
-                <w:color w:val="1C1C1C"/>
+                <w:rFonts w:ascii="Segoe UI" w:eastAsia="Segoe UI" w:hAnsi="Segoe UI" w:cs="Segoe UI"/>
+                <w:color w:val="1F2937"/>
                 <w:sz w:val="19"/>
               </w:rPr>
-              <w:t>Member</w:t>
+              <w:t>A</w:t>
             </w:r>
           </w:p>
         </w:tc>
         <w:tc>
           <w:tcPr>
-            <w:tcW w:w="2044" w:type="dxa"/>
+            <w:tcW w:w="8850" w:type="dxa"/>
             <w:tcBorders>
-              <w:top w:val="single" w:sz="5" w:space="0" w:color="D7D9DE"/>
-              <w:left w:val="single" w:sz="5" w:space="0" w:color="D7D9DE"/>
-              <w:bottom w:val="single" w:sz="5" w:space="0" w:color="D7D9DE"/>
-              <w:right w:val="single" w:sz="5" w:space="0" w:color="D7D9DE"/>
+              <w:top w:val="nil"/>
+              <w:left w:val="nil"/>
+              <w:bottom w:val="single" w:sz="4" w:space="0" w:color="DDE1E6"/>
+              <w:right w:val="nil"/>
             </w:tcBorders>
             <w:tcMar>
-              <w:top w:w="55" w:type="dxa"/>
+              <w:top w:w="48" w:type="dxa"/>
               <w:left w:w="70" w:type="dxa"/>
-              <w:bottom w:w="55" w:type="dxa"/>
+              <w:bottom w:w="48" w:type="dxa"/>
               <w:right w:w="70" w:type="dxa"/>
             </w:tcMar>
             <w:vAlign w:val="center"/>
           </w:tcPr>
           <w:p>
             <w:pPr>
-              <w:spacing w:after="0" w:line="240" w:lineRule="auto"/>
-              <w:jc w:val="center"/>
+              <w:spacing w:after="0" w:line="252" w:lineRule="auto"/>
             </w:pPr>
             <w:r>
               <w:rPr>
-                <w:rFonts w:ascii="Carlito" w:eastAsia="Carlito" w:hAnsi="Carlito"/>
-                <w:b/>
-                <w:color w:val="1C1C1C"/>
+                <w:rFonts w:ascii="Consolas" w:eastAsia="Consolas" w:hAnsi="Consolas" w:cs="Consolas"/>
+                <w:color w:val="1F2937"/>
                 <w:sz w:val="19"/>
               </w:rPr>
-              <w:t>Book / copy</w:t>
+              <w:t>no index at all</w:t>
             </w:r>
           </w:p>
         </w:tc>
+      </w:tr>
+      <w:tr>
+        <w:trPr>
+          <w:cantSplit/>
+        </w:trPr>
         <w:tc>
           <w:tcPr>
-            <w:tcW w:w="1944" w:type="dxa"/>
+            <w:tcW w:w="900" w:type="dxa"/>
             <w:tcBorders>
-              <w:top w:val="single" w:sz="5" w:space="0" w:color="D7D9DE"/>
-              <w:left w:val="single" w:sz="5" w:space="0" w:color="D7D9DE"/>
-              <w:bottom w:val="single" w:sz="5" w:space="0" w:color="D7D9DE"/>
-              <w:right w:val="single" w:sz="5" w:space="0" w:color="D7D9DE"/>
+              <w:top w:val="nil"/>
+              <w:left w:val="nil"/>
+              <w:bottom w:val="single" w:sz="4" w:space="0" w:color="DDE1E6"/>
+              <w:right w:val="nil"/>
             </w:tcBorders>
             <w:tcMar>
-              <w:top w:w="55" w:type="dxa"/>
-              <w:left w:w="70" w:type="dxa"/>
-              <w:bottom w:w="55" w:type="dxa"/>
+              <w:top w:w="48" w:type="dxa"/>
+              <w:left w:w="0" w:type="dxa"/>
+              <w:bottom w:w="48" w:type="dxa"/>
               <w:right w:w="70" w:type="dxa"/>
             </w:tcMar>
             <w:vAlign w:val="center"/>
           </w:tcPr>
           <w:p>
             <w:pPr>
-              <w:spacing w:after="0" w:line="240" w:lineRule="auto"/>
-              <w:jc w:val="center"/>
+              <w:spacing w:after="0" w:line="252" w:lineRule="auto"/>
             </w:pPr>
             <w:r>
               <w:rPr>
-                <w:rFonts w:ascii="Carlito" w:eastAsia="Carlito" w:hAnsi="Carlito"/>
-                <w:b/>
-                <w:color w:val="1C1C1C"/>
+                <w:rFonts w:ascii="Segoe UI" w:eastAsia="Segoe UI" w:hAnsi="Segoe UI" w:cs="Segoe UI"/>
+                <w:color w:val="1F2937"/>
                 <w:sz w:val="19"/>
               </w:rPr>
-              <w:t>Due date</w:t>
+              <w:t>B</w:t>
             </w:r>
           </w:p>
         </w:tc>
         <w:tc>
           <w:tcPr>
-            <w:tcW w:w="2160" w:type="dxa"/>
+            <w:tcW w:w="8850" w:type="dxa"/>
             <w:tcBorders>
-              <w:top w:val="single" w:sz="5" w:space="0" w:color="D7D9DE"/>
-              <w:left w:val="single" w:sz="5" w:space="0" w:color="D7D9DE"/>
-              <w:bottom w:val="single" w:sz="5" w:space="0" w:color="D7D9DE"/>
-              <w:right w:val="single" w:sz="5" w:space="0" w:color="D7D9DE"/>
+              <w:top w:val="nil"/>
+              <w:left w:val="nil"/>
+              <w:bottom w:val="single" w:sz="4" w:space="0" w:color="DDE1E6"/>
+              <w:right w:val="nil"/>
             </w:tcBorders>
             <w:tcMar>
-              <w:top w:w="55" w:type="dxa"/>
+              <w:top w:w="48" w:type="dxa"/>
               <w:left w:w="70" w:type="dxa"/>
-              <w:bottom w:w="55" w:type="dxa"/>
+              <w:bottom w:w="48" w:type="dxa"/>
               <w:right w:w="70" w:type="dxa"/>
             </w:tcMar>
             <w:vAlign w:val="center"/>
           </w:tcPr>
           <w:p>
             <w:pPr>
-              <w:spacing w:after="0" w:line="240" w:lineRule="auto"/>
-              <w:jc w:val="center"/>
+              <w:spacing w:after="0" w:line="252" w:lineRule="auto"/>
             </w:pPr>
             <w:r>
               <w:rPr>
-                <w:rFonts w:ascii="Carlito" w:eastAsia="Carlito" w:hAnsi="Carlito"/>
-                <w:b/>
-                <w:color w:val="1C1C1C"/>
+                <w:rFonts w:ascii="Consolas" w:eastAsia="Consolas" w:hAnsi="Consolas" w:cs="Consolas"/>
+                <w:color w:val="1F2937"/>
                 <w:sz w:val="19"/>
               </w:rPr>
-              <w:t>Return date</w:t>
+              <w:t>(DueDate, ReturnDatetime)</w:t>
             </w:r>
           </w:p>
         </w:tc>
+      </w:tr>
+      <w:tr>
+        <w:trPr>
+          <w:cantSplit/>
+        </w:trPr>
         <w:tc>
           <w:tcPr>
-            <w:tcW w:w="2275" w:type="dxa"/>
+            <w:tcW w:w="900" w:type="dxa"/>
             <w:tcBorders>
-              <w:top w:val="single" w:sz="5" w:space="0" w:color="D7D9DE"/>
-              <w:left w:val="single" w:sz="5" w:space="0" w:color="D7D9DE"/>
-              <w:bottom w:val="single" w:sz="5" w:space="0" w:color="D7D9DE"/>
-              <w:right w:val="single" w:sz="5" w:space="0" w:color="D7D9DE"/>
+              <w:top w:val="nil"/>
+              <w:left w:val="nil"/>
+              <w:bottom w:val="single" w:sz="4" w:space="0" w:color="DDE1E6"/>
+              <w:right w:val="nil"/>
             </w:tcBorders>
             <w:tcMar>
-              <w:top w:w="55" w:type="dxa"/>
-              <w:left w:w="70" w:type="dxa"/>
-              <w:bottom w:w="55" w:type="dxa"/>
+              <w:top w:w="48" w:type="dxa"/>
+              <w:left w:w="0" w:type="dxa"/>
+              <w:bottom w:w="48" w:type="dxa"/>
               <w:right w:w="70" w:type="dxa"/>
             </w:tcMar>
             <w:vAlign w:val="center"/>
           </w:tcPr>
           <w:p>
             <w:pPr>
-              <w:spacing w:after="0" w:line="240" w:lineRule="auto"/>
-              <w:jc w:val="center"/>
+              <w:spacing w:after="0" w:line="252" w:lineRule="auto"/>
             </w:pPr>
             <w:r>
               <w:rPr>
-                <w:rFonts w:ascii="Carlito" w:eastAsia="Carlito" w:hAnsi="Carlito"/>
-                <w:b/>
-                <w:color w:val="1C1C1C"/>
+                <w:rFonts w:ascii="Segoe UI" w:eastAsia="Segoe UI" w:hAnsi="Segoe UI" w:cs="Segoe UI"/>
+                <w:color w:val="1F2937"/>
                 <w:sz w:val="19"/>
               </w:rPr>
-              <w:t>Expected</w:t>
+              <w:t>C</w:t>
+            </w:r>
+          </w:p>
+        </w:tc>
+        <w:tc>
+          <w:tcPr>
+            <w:tcW w:w="8850" w:type="dxa"/>
+            <w:tcBorders>
+              <w:top w:val="nil"/>
+              <w:left w:val="nil"/>
+              <w:bottom w:val="single" w:sz="4" w:space="0" w:color="DDE1E6"/>
+              <w:right w:val="nil"/>
+            </w:tcBorders>
+            <w:tcMar>
+              <w:top w:w="48" w:type="dxa"/>
+              <w:left w:w="70" w:type="dxa"/>
+              <w:bottom w:w="48" w:type="dxa"/>
+              <w:right w:w="70" w:type="dxa"/>
+            </w:tcMar>
+            <w:vAlign w:val="center"/>
+          </w:tcPr>
+          <w:p>
+            <w:pPr>
+              <w:spacing w:after="0" w:line="252" w:lineRule="auto"/>
+            </w:pPr>
+            <w:r>
+              <w:rPr>
+                <w:rFonts w:ascii="Consolas" w:eastAsia="Consolas" w:hAnsi="Consolas" w:cs="Consolas"/>
+                <w:color w:val="1F2937"/>
+                <w:sz w:val="19"/>
+              </w:rPr>
+              <w:t>(ReturnDatetime, DueDate)</w:t>
             </w:r>
           </w:p>
         </w:tc>
@@ -4330,165 +4924,459 @@
       <w:tr>
         <w:trPr>
           <w:cantSplit/>
-          <w:jc w:val="center"/>
         </w:trPr>
         <w:tc>
           <w:tcPr>
-            <w:tcW w:w="1512" w:type="dxa"/>
+            <w:tcW w:w="900" w:type="dxa"/>
             <w:tcBorders>
-              <w:top w:val="single" w:sz="5" w:space="0" w:color="D7D9DE"/>
-              <w:left w:val="single" w:sz="5" w:space="0" w:color="D7D9DE"/>
-              <w:bottom w:val="single" w:sz="5" w:space="0" w:color="D7D9DE"/>
-              <w:right w:val="single" w:sz="5" w:space="0" w:color="D7D9DE"/>
+              <w:top w:val="nil"/>
+              <w:left w:val="nil"/>
+              <w:bottom w:val="nil"/>
+              <w:right w:val="nil"/>
             </w:tcBorders>
             <w:tcMar>
-              <w:top w:w="55" w:type="dxa"/>
-              <w:left w:w="70" w:type="dxa"/>
-              <w:bottom w:w="55" w:type="dxa"/>
+              <w:top w:w="48" w:type="dxa"/>
+              <w:left w:w="0" w:type="dxa"/>
+              <w:bottom w:w="48" w:type="dxa"/>
               <w:right w:w="70" w:type="dxa"/>
             </w:tcMar>
             <w:vAlign w:val="center"/>
           </w:tcPr>
           <w:p>
             <w:pPr>
-              <w:spacing w:after="0" w:line="240" w:lineRule="auto"/>
-              <w:jc w:val="center"/>
+              <w:spacing w:after="0" w:line="252" w:lineRule="auto"/>
             </w:pPr>
             <w:r>
               <w:rPr>
-                <w:rFonts w:ascii="Carlito" w:eastAsia="Carlito" w:hAnsi="Carlito"/>
-                <w:color w:val="252525"/>
-                <w:sz w:val="17"/>
-              </w:rPr>
-              <w:t>M0001</w:t>
+                <w:rFonts w:ascii="Segoe UI" w:eastAsia="Segoe UI" w:hAnsi="Segoe UI" w:cs="Segoe UI"/>
+                <w:color w:val="1F2937"/>
+                <w:sz w:val="19"/>
+              </w:rPr>
+              <w:t>D</w:t>
             </w:r>
           </w:p>
         </w:tc>
         <w:tc>
           <w:tcPr>
-            <w:tcW w:w="2044" w:type="dxa"/>
+            <w:tcW w:w="8850" w:type="dxa"/>
             <w:tcBorders>
-              <w:top w:val="single" w:sz="5" w:space="0" w:color="D7D9DE"/>
-              <w:left w:val="single" w:sz="5" w:space="0" w:color="D7D9DE"/>
-              <w:bottom w:val="single" w:sz="5" w:space="0" w:color="D7D9DE"/>
-              <w:right w:val="single" w:sz="5" w:space="0" w:color="D7D9DE"/>
+              <w:top w:val="nil"/>
+              <w:left w:val="nil"/>
+              <w:bottom w:val="nil"/>
+              <w:right w:val="nil"/>
             </w:tcBorders>
             <w:tcMar>
-              <w:top w:w="55" w:type="dxa"/>
+              <w:top w:w="48" w:type="dxa"/>
               <w:left w:w="70" w:type="dxa"/>
-              <w:bottom w:w="55" w:type="dxa"/>
+              <w:bottom w:w="48" w:type="dxa"/>
               <w:right w:w="70" w:type="dxa"/>
             </w:tcMar>
             <w:vAlign w:val="center"/>
           </w:tcPr>
           <w:p>
             <w:pPr>
+              <w:spacing w:after="0" w:line="252" w:lineRule="auto"/>
+            </w:pPr>
+            <w:r>
+              <w:rPr>
+                <w:rFonts w:ascii="Consolas" w:eastAsia="Consolas" w:hAnsi="Consolas" w:cs="Consolas"/>
+                <w:color w:val="1F2937"/>
+                <w:sz w:val="19"/>
+              </w:rPr>
+              <w:t>(ReturnDatetime, DueDate, MemberID, BookID, CopySeqNo)</w:t>
+            </w:r>
+          </w:p>
+        </w:tc>
+      </w:tr>
+    </w:tbl>
+    <w:p>
+      <w:pPr>
+        <w:spacing w:after="0" w:line="240" w:lineRule="auto"/>
+      </w:pPr>
+    </w:p>
+    <w:p>
+      <w:pPr>
+        <w:pBdr>
+          <w:bottom w:val="single" w:sz="6" w:space="5" w:color="DDE1E6"/>
+        </w:pBdr>
+        <w:spacing w:before="120" w:after="60" w:line="240" w:lineRule="auto"/>
+      </w:pPr>
+      <w:r>
+        <w:rPr>
+          <w:rFonts w:ascii="Segoe UI" w:eastAsia="Segoe UI" w:hAnsi="Segoe UI" w:cs="Segoe UI"/>
+          <w:b/>
+          <w:color w:val="1E3A8A"/>
+          <w:sz w:val="25"/>
+        </w:rPr>
+        <w:t xml:space="preserve">5  </w:t>
+      </w:r>
+      <w:r>
+        <w:rPr>
+          <w:rFonts w:ascii="Segoe UI" w:eastAsia="Segoe UI" w:hAnsi="Segoe UI" w:cs="Segoe UI"/>
+          <w:b/>
+          <w:color w:val="111827"/>
+          <w:sz w:val="25"/>
+        </w:rPr>
+        <w:t>Results</w:t>
+      </w:r>
+    </w:p>
+    <w:p>
+      <w:pPr>
+        <w:spacing w:after="120" w:line="245" w:lineRule="auto"/>
+      </w:pPr>
+      <w:r>
+        <w:rPr>
+          <w:rFonts w:ascii="Cambria" w:eastAsia="Cambria" w:hAnsi="Cambria" w:cs="Cambria"/>
+          <w:color w:val="6B7280"/>
+          <w:sz w:val="22"/>
+        </w:rPr>
+        <w:t>All four returned the same 39 rows</w:t>
+      </w:r>
+      <w:r>
+        <w:rPr>
+          <w:rFonts w:ascii="Cambria" w:eastAsia="Cambria" w:hAnsi="Cambria" w:cs="Cambria"/>
+          <w:color w:val="6B7280"/>
+          <w:sz w:val="22"/>
+        </w:rPr>
+        <w:t>.</w:t>
+      </w:r>
+    </w:p>
+    <w:tbl>
+      <w:tblPr>
+        <w:tblW w:w="0" w:type="auto"/>
+        <w:tblLayout w:type="fixed"/>
+        <w:tblLook w:val="04A0" w:firstRow="1" w:lastRow="0" w:firstColumn="1" w:lastColumn="0" w:noHBand="0" w:noVBand="1"/>
+      </w:tblPr>
+      <w:tblGrid>
+        <w:gridCol w:w="900"/>
+        <w:gridCol w:w="4650"/>
+        <w:gridCol w:w="1400"/>
+        <w:gridCol w:w="900"/>
+        <w:gridCol w:w="1900"/>
+      </w:tblGrid>
+      <w:tr>
+        <w:trPr>
+          <w:cantSplit/>
+          <w:tblHeader/>
+        </w:trPr>
+        <w:tc>
+          <w:tcPr>
+            <w:tcW w:w="900" w:type="dxa"/>
+            <w:tcBorders>
+              <w:top w:val="nil"/>
+              <w:left w:val="nil"/>
+              <w:bottom w:val="single" w:sz="10" w:space="0" w:color="111827"/>
+              <w:right w:val="nil"/>
+            </w:tcBorders>
+            <w:tcMar>
+              <w:top w:w="30" w:type="dxa"/>
+              <w:left w:w="0" w:type="dxa"/>
+              <w:bottom w:w="55" w:type="dxa"/>
+              <w:right w:w="70" w:type="dxa"/>
+            </w:tcMar>
+          </w:tcPr>
+          <w:p>
+            <w:pPr>
               <w:spacing w:after="0" w:line="240" w:lineRule="auto"/>
-              <w:jc w:val="center"/>
             </w:pPr>
             <w:r>
               <w:rPr>
-                <w:rFonts w:ascii="Carlito" w:eastAsia="Carlito" w:hAnsi="Carlito"/>
-                <w:color w:val="252525"/>
-                <w:sz w:val="17"/>
-              </w:rPr>
-              <w:t>B00011 / 1</w:t>
+                <w:rFonts w:ascii="Segoe UI" w:eastAsia="Segoe UI" w:hAnsi="Segoe UI" w:cs="Segoe UI"/>
+                <w:b/>
+                <w:color w:val="111827"/>
+                <w:sz w:val="18"/>
+              </w:rPr>
+              <w:t>Variant</w:t>
             </w:r>
           </w:p>
         </w:tc>
         <w:tc>
           <w:tcPr>
-            <w:tcW w:w="1944" w:type="dxa"/>
+            <w:tcW w:w="4650" w:type="dxa"/>
             <w:tcBorders>
-              <w:top w:val="single" w:sz="5" w:space="0" w:color="D7D9DE"/>
-              <w:left w:val="single" w:sz="5" w:space="0" w:color="D7D9DE"/>
-              <w:bottom w:val="single" w:sz="5" w:space="0" w:color="D7D9DE"/>
-              <w:right w:val="single" w:sz="5" w:space="0" w:color="D7D9DE"/>
+              <w:top w:val="nil"/>
+              <w:left w:val="nil"/>
+              <w:bottom w:val="single" w:sz="10" w:space="0" w:color="111827"/>
+              <w:right w:val="nil"/>
             </w:tcBorders>
             <w:tcMar>
-              <w:top w:w="55" w:type="dxa"/>
+              <w:top w:w="30" w:type="dxa"/>
               <w:left w:w="70" w:type="dxa"/>
               <w:bottom w:w="55" w:type="dxa"/>
+              <w:right w:w="70" w:type="dxa"/>
+            </w:tcMar>
+          </w:tcPr>
+          <w:p>
+            <w:pPr>
+              <w:spacing w:after="0" w:line="240" w:lineRule="auto"/>
+            </w:pPr>
+            <w:r>
+              <w:rPr>
+                <w:rFonts w:ascii="Segoe UI" w:eastAsia="Segoe UI" w:hAnsi="Segoe UI" w:cs="Segoe UI"/>
+                <w:b/>
+                <w:color w:val="111827"/>
+                <w:sz w:val="18"/>
+              </w:rPr>
+              <w:t>Access method reported</w:t>
+            </w:r>
+          </w:p>
+        </w:tc>
+        <w:tc>
+          <w:tcPr>
+            <w:tcW w:w="1400" w:type="dxa"/>
+            <w:tcBorders>
+              <w:top w:val="nil"/>
+              <w:left w:val="nil"/>
+              <w:bottom w:val="single" w:sz="10" w:space="0" w:color="111827"/>
+              <w:right w:val="nil"/>
+            </w:tcBorders>
+            <w:tcMar>
+              <w:top w:w="30" w:type="dxa"/>
+              <w:left w:w="70" w:type="dxa"/>
+              <w:bottom w:w="55" w:type="dxa"/>
+              <w:right w:w="70" w:type="dxa"/>
+            </w:tcMar>
+          </w:tcPr>
+          <w:p>
+            <w:pPr>
+              <w:spacing w:after="0" w:line="240" w:lineRule="auto"/>
+              <w:jc w:val="right"/>
+            </w:pPr>
+            <w:r>
+              <w:rPr>
+                <w:rFonts w:ascii="Segoe UI" w:eastAsia="Segoe UI" w:hAnsi="Segoe UI" w:cs="Segoe UI"/>
+                <w:b/>
+                <w:color w:val="111827"/>
+                <w:sz w:val="18"/>
+              </w:rPr>
+              <w:t>Rows read</w:t>
+            </w:r>
+          </w:p>
+        </w:tc>
+        <w:tc>
+          <w:tcPr>
+            <w:tcW w:w="900" w:type="dxa"/>
+            <w:tcBorders>
+              <w:top w:val="nil"/>
+              <w:left w:val="nil"/>
+              <w:bottom w:val="single" w:sz="10" w:space="0" w:color="111827"/>
+              <w:right w:val="nil"/>
+            </w:tcBorders>
+            <w:tcMar>
+              <w:top w:w="30" w:type="dxa"/>
+              <w:left w:w="70" w:type="dxa"/>
+              <w:bottom w:w="55" w:type="dxa"/>
+              <w:right w:w="70" w:type="dxa"/>
+            </w:tcMar>
+          </w:tcPr>
+          <w:p>
+            <w:pPr>
+              <w:spacing w:after="0" w:line="240" w:lineRule="auto"/>
+              <w:jc w:val="center"/>
+            </w:pPr>
+            <w:r>
+              <w:rPr>
+                <w:rFonts w:ascii="Segoe UI" w:eastAsia="Segoe UI" w:hAnsi="Segoe UI" w:cs="Segoe UI"/>
+                <w:b/>
+                <w:color w:val="111827"/>
+                <w:sz w:val="18"/>
+              </w:rPr>
+              <w:t>Sort</w:t>
+            </w:r>
+          </w:p>
+        </w:tc>
+        <w:tc>
+          <w:tcPr>
+            <w:tcW w:w="1900" w:type="dxa"/>
+            <w:tcBorders>
+              <w:top w:val="nil"/>
+              <w:left w:val="nil"/>
+              <w:bottom w:val="single" w:sz="10" w:space="0" w:color="111827"/>
+              <w:right w:val="nil"/>
+            </w:tcBorders>
+            <w:tcMar>
+              <w:top w:w="30" w:type="dxa"/>
+              <w:left w:w="70" w:type="dxa"/>
+              <w:bottom w:w="55" w:type="dxa"/>
+              <w:right w:w="70" w:type="dxa"/>
+            </w:tcMar>
+          </w:tcPr>
+          <w:p>
+            <w:pPr>
+              <w:spacing w:after="0" w:line="240" w:lineRule="auto"/>
+              <w:jc w:val="right"/>
+            </w:pPr>
+            <w:r>
+              <w:rPr>
+                <w:rFonts w:ascii="Segoe UI" w:eastAsia="Segoe UI" w:hAnsi="Segoe UI" w:cs="Segoe UI"/>
+                <w:b/>
+                <w:color w:val="111827"/>
+                <w:sz w:val="18"/>
+              </w:rPr>
+              <w:t>Time</w:t>
+            </w:r>
+          </w:p>
+        </w:tc>
+      </w:tr>
+      <w:tr>
+        <w:trPr>
+          <w:cantSplit/>
+        </w:trPr>
+        <w:tc>
+          <w:tcPr>
+            <w:tcW w:w="900" w:type="dxa"/>
+            <w:tcBorders>
+              <w:top w:val="nil"/>
+              <w:left w:val="nil"/>
+              <w:bottom w:val="single" w:sz="4" w:space="0" w:color="DDE1E6"/>
+              <w:right w:val="nil"/>
+            </w:tcBorders>
+            <w:tcMar>
+              <w:top w:w="48" w:type="dxa"/>
+              <w:left w:w="0" w:type="dxa"/>
+              <w:bottom w:w="48" w:type="dxa"/>
               <w:right w:w="70" w:type="dxa"/>
             </w:tcMar>
             <w:vAlign w:val="center"/>
           </w:tcPr>
           <w:p>
             <w:pPr>
-              <w:spacing w:after="0" w:line="240" w:lineRule="auto"/>
-              <w:jc w:val="center"/>
+              <w:spacing w:after="0" w:line="252" w:lineRule="auto"/>
             </w:pPr>
             <w:r>
               <w:rPr>
-                <w:rFonts w:ascii="Carlito" w:eastAsia="Carlito" w:hAnsi="Carlito"/>
-                <w:color w:val="252525"/>
-                <w:sz w:val="17"/>
-              </w:rPr>
-              <w:t>2026-06-03</w:t>
+                <w:rFonts w:ascii="Segoe UI" w:eastAsia="Segoe UI" w:hAnsi="Segoe UI" w:cs="Segoe UI"/>
+                <w:color w:val="1F2937"/>
+                <w:sz w:val="19"/>
+              </w:rPr>
+              <w:t>A</w:t>
             </w:r>
           </w:p>
         </w:tc>
         <w:tc>
           <w:tcPr>
-            <w:tcW w:w="2160" w:type="dxa"/>
+            <w:tcW w:w="4650" w:type="dxa"/>
             <w:tcBorders>
-              <w:top w:val="single" w:sz="5" w:space="0" w:color="D7D9DE"/>
-              <w:left w:val="single" w:sz="5" w:space="0" w:color="D7D9DE"/>
-              <w:bottom w:val="single" w:sz="5" w:space="0" w:color="D7D9DE"/>
-              <w:right w:val="single" w:sz="5" w:space="0" w:color="D7D9DE"/>
+              <w:top w:val="nil"/>
+              <w:left w:val="nil"/>
+              <w:bottom w:val="single" w:sz="4" w:space="0" w:color="DDE1E6"/>
+              <w:right w:val="nil"/>
             </w:tcBorders>
             <w:tcMar>
-              <w:top w:w="55" w:type="dxa"/>
+              <w:top w:w="48" w:type="dxa"/>
               <w:left w:w="70" w:type="dxa"/>
-              <w:bottom w:w="55" w:type="dxa"/>
+              <w:bottom w:w="48" w:type="dxa"/>
               <w:right w:w="70" w:type="dxa"/>
             </w:tcMar>
             <w:vAlign w:val="center"/>
           </w:tcPr>
           <w:p>
             <w:pPr>
-              <w:spacing w:after="0" w:line="240" w:lineRule="auto"/>
-              <w:jc w:val="center"/>
+              <w:spacing w:after="0" w:line="252" w:lineRule="auto"/>
             </w:pPr>
             <w:r>
               <w:rPr>
-                <w:rFonts w:ascii="Carlito" w:eastAsia="Carlito" w:hAnsi="Carlito"/>
-                <w:color w:val="252525"/>
-                <w:sz w:val="17"/>
-              </w:rPr>
-              <w:t>NULL</w:t>
+                <w:rFonts w:ascii="Segoe UI" w:eastAsia="Segoe UI" w:hAnsi="Segoe UI" w:cs="Segoe UI"/>
+                <w:color w:val="1F2937"/>
+                <w:sz w:val="19"/>
+              </w:rPr>
+              <w:t>Table scan on Loan</w:t>
             </w:r>
           </w:p>
         </w:tc>
         <w:tc>
           <w:tcPr>
-            <w:tcW w:w="2275" w:type="dxa"/>
+            <w:tcW w:w="1400" w:type="dxa"/>
             <w:tcBorders>
-              <w:top w:val="single" w:sz="5" w:space="0" w:color="D7D9DE"/>
-              <w:left w:val="single" w:sz="5" w:space="0" w:color="D7D9DE"/>
-              <w:bottom w:val="single" w:sz="5" w:space="0" w:color="D7D9DE"/>
-              <w:right w:val="single" w:sz="5" w:space="0" w:color="D7D9DE"/>
+              <w:top w:val="nil"/>
+              <w:left w:val="nil"/>
+              <w:bottom w:val="single" w:sz="4" w:space="0" w:color="DDE1E6"/>
+              <w:right w:val="nil"/>
             </w:tcBorders>
             <w:tcMar>
-              <w:top w:w="55" w:type="dxa"/>
+              <w:top w:w="48" w:type="dxa"/>
               <w:left w:w="70" w:type="dxa"/>
-              <w:bottom w:w="55" w:type="dxa"/>
+              <w:bottom w:w="48" w:type="dxa"/>
               <w:right w:w="70" w:type="dxa"/>
             </w:tcMar>
             <w:vAlign w:val="center"/>
           </w:tcPr>
           <w:p>
             <w:pPr>
-              <w:spacing w:after="0" w:line="240" w:lineRule="auto"/>
+              <w:spacing w:after="0" w:line="252" w:lineRule="auto"/>
+              <w:jc w:val="right"/>
+            </w:pPr>
+            <w:r>
+              <w:rPr>
+                <w:rFonts w:ascii="Segoe UI" w:eastAsia="Segoe UI" w:hAnsi="Segoe UI" w:cs="Segoe UI"/>
+                <w:color w:val="1F2937"/>
+                <w:sz w:val="19"/>
+              </w:rPr>
+              <w:t>200,000</w:t>
+            </w:r>
+          </w:p>
+        </w:tc>
+        <w:tc>
+          <w:tcPr>
+            <w:tcW w:w="900" w:type="dxa"/>
+            <w:tcBorders>
+              <w:top w:val="nil"/>
+              <w:left w:val="nil"/>
+              <w:bottom w:val="single" w:sz="4" w:space="0" w:color="DDE1E6"/>
+              <w:right w:val="nil"/>
+            </w:tcBorders>
+            <w:tcMar>
+              <w:top w:w="48" w:type="dxa"/>
+              <w:left w:w="70" w:type="dxa"/>
+              <w:bottom w:w="48" w:type="dxa"/>
+              <w:right w:w="70" w:type="dxa"/>
+            </w:tcMar>
+            <w:vAlign w:val="center"/>
+          </w:tcPr>
+          <w:p>
+            <w:pPr>
+              <w:spacing w:after="0" w:line="252" w:lineRule="auto"/>
               <w:jc w:val="center"/>
             </w:pPr>
             <w:r>
               <w:rPr>
-                <w:rFonts w:ascii="Carlito" w:eastAsia="Carlito" w:hAnsi="Carlito"/>
-                <w:color w:val="252525"/>
-                <w:sz w:val="17"/>
-              </w:rPr>
-              <w:t>Overdue</w:t>
+                <w:rFonts w:ascii="Segoe UI" w:eastAsia="Segoe UI" w:hAnsi="Segoe UI" w:cs="Segoe UI"/>
+                <w:color w:val="1F2937"/>
+                <w:sz w:val="19"/>
+              </w:rPr>
+              <w:t>yes</w:t>
+            </w:r>
+          </w:p>
+        </w:tc>
+        <w:tc>
+          <w:tcPr>
+            <w:tcW w:w="1900" w:type="dxa"/>
+            <w:tcBorders>
+              <w:top w:val="nil"/>
+              <w:left w:val="nil"/>
+              <w:bottom w:val="single" w:sz="4" w:space="0" w:color="DDE1E6"/>
+              <w:right w:val="nil"/>
+            </w:tcBorders>
+            <w:tcMar>
+              <w:top w:w="48" w:type="dxa"/>
+              <w:left w:w="70" w:type="dxa"/>
+              <w:bottom w:w="48" w:type="dxa"/>
+              <w:right w:w="70" w:type="dxa"/>
+            </w:tcMar>
+            <w:vAlign w:val="center"/>
+          </w:tcPr>
+          <w:p>
+            <w:pPr>
+              <w:spacing w:after="0" w:line="252" w:lineRule="auto"/>
+              <w:jc w:val="right"/>
+            </w:pPr>
+            <w:r>
+              <w:rPr>
+                <w:rFonts w:ascii="Segoe UI" w:eastAsia="Segoe UI" w:hAnsi="Segoe UI" w:cs="Segoe UI"/>
+                <w:color w:val="1F2937"/>
+                <w:sz w:val="19"/>
+              </w:rPr>
+              <w:t>101 ms</w:t>
             </w:r>
           </w:p>
         </w:tc>
@@ -4496,165 +5384,162 @@
       <w:tr>
         <w:trPr>
           <w:cantSplit/>
-          <w:jc w:val="center"/>
         </w:trPr>
         <w:tc>
           <w:tcPr>
-            <w:tcW w:w="1512" w:type="dxa"/>
+            <w:tcW w:w="900" w:type="dxa"/>
             <w:tcBorders>
-              <w:top w:val="single" w:sz="5" w:space="0" w:color="D7D9DE"/>
-              <w:left w:val="single" w:sz="5" w:space="0" w:color="D7D9DE"/>
-              <w:bottom w:val="single" w:sz="5" w:space="0" w:color="D7D9DE"/>
-              <w:right w:val="single" w:sz="5" w:space="0" w:color="D7D9DE"/>
+              <w:top w:val="nil"/>
+              <w:left w:val="nil"/>
+              <w:bottom w:val="single" w:sz="4" w:space="0" w:color="DDE1E6"/>
+              <w:right w:val="nil"/>
             </w:tcBorders>
             <w:tcMar>
-              <w:top w:w="55" w:type="dxa"/>
-              <w:left w:w="70" w:type="dxa"/>
-              <w:bottom w:w="55" w:type="dxa"/>
+              <w:top w:w="48" w:type="dxa"/>
+              <w:left w:w="0" w:type="dxa"/>
+              <w:bottom w:w="48" w:type="dxa"/>
               <w:right w:w="70" w:type="dxa"/>
             </w:tcMar>
             <w:vAlign w:val="center"/>
           </w:tcPr>
           <w:p>
             <w:pPr>
-              <w:spacing w:after="0" w:line="240" w:lineRule="auto"/>
-              <w:jc w:val="center"/>
+              <w:spacing w:after="0" w:line="252" w:lineRule="auto"/>
             </w:pPr>
             <w:r>
               <w:rPr>
-                <w:rFonts w:ascii="Carlito" w:eastAsia="Carlito" w:hAnsi="Carlito"/>
-                <w:color w:val="252525"/>
-                <w:sz w:val="17"/>
-              </w:rPr>
-              <w:t>M0002</w:t>
+                <w:rFonts w:ascii="Segoe UI" w:eastAsia="Segoe UI" w:hAnsi="Segoe UI" w:cs="Segoe UI"/>
+                <w:color w:val="1F2937"/>
+                <w:sz w:val="19"/>
+              </w:rPr>
+              <w:t>B</w:t>
             </w:r>
           </w:p>
         </w:tc>
         <w:tc>
           <w:tcPr>
-            <w:tcW w:w="2044" w:type="dxa"/>
+            <w:tcW w:w="4650" w:type="dxa"/>
             <w:tcBorders>
-              <w:top w:val="single" w:sz="5" w:space="0" w:color="D7D9DE"/>
-              <w:left w:val="single" w:sz="5" w:space="0" w:color="D7D9DE"/>
-              <w:bottom w:val="single" w:sz="5" w:space="0" w:color="D7D9DE"/>
-              <w:right w:val="single" w:sz="5" w:space="0" w:color="D7D9DE"/>
+              <w:top w:val="nil"/>
+              <w:left w:val="nil"/>
+              <w:bottom w:val="single" w:sz="4" w:space="0" w:color="DDE1E6"/>
+              <w:right w:val="nil"/>
             </w:tcBorders>
             <w:tcMar>
-              <w:top w:w="55" w:type="dxa"/>
+              <w:top w:w="48" w:type="dxa"/>
               <w:left w:w="70" w:type="dxa"/>
-              <w:bottom w:w="55" w:type="dxa"/>
+              <w:bottom w:w="48" w:type="dxa"/>
               <w:right w:w="70" w:type="dxa"/>
             </w:tcMar>
             <w:vAlign w:val="center"/>
           </w:tcPr>
           <w:p>
             <w:pPr>
-              <w:spacing w:after="0" w:line="240" w:lineRule="auto"/>
-              <w:jc w:val="center"/>
+              <w:spacing w:after="0" w:line="252" w:lineRule="auto"/>
             </w:pPr>
             <w:r>
               <w:rPr>
-                <w:rFonts w:ascii="Carlito" w:eastAsia="Carlito" w:hAnsi="Carlito"/>
-                <w:color w:val="252525"/>
-                <w:sz w:val="17"/>
-              </w:rPr>
-              <w:t>B00012 / 1</w:t>
+                <w:rFonts w:ascii="Segoe UI" w:eastAsia="Segoe UI" w:hAnsi="Segoe UI" w:cs="Segoe UI"/>
+                <w:color w:val="1F2937"/>
+                <w:sz w:val="19"/>
+              </w:rPr>
+              <w:t>Covering index range scan, ix_due_open</w:t>
             </w:r>
           </w:p>
         </w:tc>
         <w:tc>
           <w:tcPr>
-            <w:tcW w:w="1944" w:type="dxa"/>
+            <w:tcW w:w="1400" w:type="dxa"/>
             <w:tcBorders>
-              <w:top w:val="single" w:sz="5" w:space="0" w:color="D7D9DE"/>
-              <w:left w:val="single" w:sz="5" w:space="0" w:color="D7D9DE"/>
-              <w:bottom w:val="single" w:sz="5" w:space="0" w:color="D7D9DE"/>
-              <w:right w:val="single" w:sz="5" w:space="0" w:color="D7D9DE"/>
+              <w:top w:val="nil"/>
+              <w:left w:val="nil"/>
+              <w:bottom w:val="single" w:sz="4" w:space="0" w:color="DDE1E6"/>
+              <w:right w:val="nil"/>
             </w:tcBorders>
             <w:tcMar>
-              <w:top w:w="55" w:type="dxa"/>
+              <w:top w:w="48" w:type="dxa"/>
               <w:left w:w="70" w:type="dxa"/>
-              <w:bottom w:w="55" w:type="dxa"/>
+              <w:bottom w:w="48" w:type="dxa"/>
               <w:right w:w="70" w:type="dxa"/>
             </w:tcMar>
             <w:vAlign w:val="center"/>
           </w:tcPr>
           <w:p>
             <w:pPr>
-              <w:spacing w:after="0" w:line="240" w:lineRule="auto"/>
-              <w:jc w:val="center"/>
+              <w:spacing w:after="0" w:line="252" w:lineRule="auto"/>
+              <w:jc w:val="right"/>
             </w:pPr>
             <w:r>
               <w:rPr>
-                <w:rFonts w:ascii="Carlito" w:eastAsia="Carlito" w:hAnsi="Carlito"/>
-                <w:color w:val="252525"/>
-                <w:sz w:val="17"/>
-              </w:rPr>
-              <w:t>2026-06-20</w:t>
+                <w:rFonts w:ascii="Segoe UI" w:eastAsia="Segoe UI" w:hAnsi="Segoe UI" w:cs="Segoe UI"/>
+                <w:color w:val="1F2937"/>
+                <w:sz w:val="19"/>
+              </w:rPr>
+              <w:t>196,235</w:t>
             </w:r>
           </w:p>
         </w:tc>
         <w:tc>
           <w:tcPr>
-            <w:tcW w:w="2160" w:type="dxa"/>
+            <w:tcW w:w="900" w:type="dxa"/>
             <w:tcBorders>
-              <w:top w:val="single" w:sz="5" w:space="0" w:color="D7D9DE"/>
-              <w:left w:val="single" w:sz="5" w:space="0" w:color="D7D9DE"/>
-              <w:bottom w:val="single" w:sz="5" w:space="0" w:color="D7D9DE"/>
-              <w:right w:val="single" w:sz="5" w:space="0" w:color="D7D9DE"/>
+              <w:top w:val="nil"/>
+              <w:left w:val="nil"/>
+              <w:bottom w:val="single" w:sz="4" w:space="0" w:color="DDE1E6"/>
+              <w:right w:val="nil"/>
             </w:tcBorders>
             <w:tcMar>
-              <w:top w:w="55" w:type="dxa"/>
+              <w:top w:w="48" w:type="dxa"/>
               <w:left w:w="70" w:type="dxa"/>
-              <w:bottom w:w="55" w:type="dxa"/>
+              <w:bottom w:w="48" w:type="dxa"/>
               <w:right w:w="70" w:type="dxa"/>
             </w:tcMar>
             <w:vAlign w:val="center"/>
           </w:tcPr>
           <w:p>
             <w:pPr>
-              <w:spacing w:after="0" w:line="240" w:lineRule="auto"/>
+              <w:spacing w:after="0" w:line="252" w:lineRule="auto"/>
               <w:jc w:val="center"/>
             </w:pPr>
             <w:r>
               <w:rPr>
-                <w:rFonts w:ascii="Carlito" w:eastAsia="Carlito" w:hAnsi="Carlito"/>
-                <w:color w:val="252525"/>
-                <w:sz w:val="17"/>
-              </w:rPr>
-              <w:t>2026-06-18</w:t>
+                <w:rFonts w:ascii="Segoe UI" w:eastAsia="Segoe UI" w:hAnsi="Segoe UI" w:cs="Segoe UI"/>
+                <w:color w:val="1F2937"/>
+                <w:sz w:val="19"/>
+              </w:rPr>
+              <w:t>no</w:t>
             </w:r>
           </w:p>
         </w:tc>
         <w:tc>
           <w:tcPr>
-            <w:tcW w:w="2275" w:type="dxa"/>
+            <w:tcW w:w="1900" w:type="dxa"/>
             <w:tcBorders>
-              <w:top w:val="single" w:sz="5" w:space="0" w:color="D7D9DE"/>
-              <w:left w:val="single" w:sz="5" w:space="0" w:color="D7D9DE"/>
-              <w:bottom w:val="single" w:sz="5" w:space="0" w:color="D7D9DE"/>
-              <w:right w:val="single" w:sz="5" w:space="0" w:color="D7D9DE"/>
+              <w:top w:val="nil"/>
+              <w:left w:val="nil"/>
+              <w:bottom w:val="single" w:sz="4" w:space="0" w:color="DDE1E6"/>
+              <w:right w:val="nil"/>
             </w:tcBorders>
             <w:tcMar>
-              <w:top w:w="55" w:type="dxa"/>
+              <w:top w:w="48" w:type="dxa"/>
               <w:left w:w="70" w:type="dxa"/>
-              <w:bottom w:w="55" w:type="dxa"/>
+              <w:bottom w:w="48" w:type="dxa"/>
               <w:right w:w="70" w:type="dxa"/>
             </w:tcMar>
             <w:vAlign w:val="center"/>
           </w:tcPr>
           <w:p>
             <w:pPr>
-              <w:spacing w:after="0" w:line="240" w:lineRule="auto"/>
-              <w:jc w:val="center"/>
+              <w:spacing w:after="0" w:line="252" w:lineRule="auto"/>
+              <w:jc w:val="right"/>
             </w:pPr>
             <w:r>
               <w:rPr>
-                <w:rFonts w:ascii="Carlito" w:eastAsia="Carlito" w:hAnsi="Carlito"/>
-                <w:color w:val="252525"/>
-                <w:sz w:val="17"/>
-              </w:rPr>
-              <w:t>Exclude</w:t>
+                <w:rFonts w:ascii="Segoe UI" w:eastAsia="Segoe UI" w:hAnsi="Segoe UI" w:cs="Segoe UI"/>
+                <w:color w:val="1F2937"/>
+                <w:sz w:val="19"/>
+              </w:rPr>
+              <w:t>246 ms</w:t>
             </w:r>
           </w:p>
         </w:tc>
@@ -4662,165 +5547,162 @@
       <w:tr>
         <w:trPr>
           <w:cantSplit/>
-          <w:jc w:val="center"/>
         </w:trPr>
         <w:tc>
           <w:tcPr>
-            <w:tcW w:w="1512" w:type="dxa"/>
+            <w:tcW w:w="900" w:type="dxa"/>
             <w:tcBorders>
-              <w:top w:val="single" w:sz="5" w:space="0" w:color="D7D9DE"/>
-              <w:left w:val="single" w:sz="5" w:space="0" w:color="D7D9DE"/>
-              <w:bottom w:val="single" w:sz="5" w:space="0" w:color="D7D9DE"/>
-              <w:right w:val="single" w:sz="5" w:space="0" w:color="D7D9DE"/>
+              <w:top w:val="nil"/>
+              <w:left w:val="nil"/>
+              <w:bottom w:val="single" w:sz="4" w:space="0" w:color="DDE1E6"/>
+              <w:right w:val="nil"/>
             </w:tcBorders>
             <w:tcMar>
-              <w:top w:w="55" w:type="dxa"/>
-              <w:left w:w="70" w:type="dxa"/>
-              <w:bottom w:w="55" w:type="dxa"/>
+              <w:top w:w="48" w:type="dxa"/>
+              <w:left w:w="0" w:type="dxa"/>
+              <w:bottom w:w="48" w:type="dxa"/>
               <w:right w:w="70" w:type="dxa"/>
             </w:tcMar>
             <w:vAlign w:val="center"/>
           </w:tcPr>
           <w:p>
             <w:pPr>
-              <w:spacing w:after="0" w:line="240" w:lineRule="auto"/>
-              <w:jc w:val="center"/>
+              <w:spacing w:after="0" w:line="252" w:lineRule="auto"/>
             </w:pPr>
             <w:r>
               <w:rPr>
-                <w:rFonts w:ascii="Carlito" w:eastAsia="Carlito" w:hAnsi="Carlito"/>
-                <w:color w:val="252525"/>
-                <w:sz w:val="17"/>
-              </w:rPr>
-              <w:t>M0003</w:t>
+                <w:rFonts w:ascii="Segoe UI" w:eastAsia="Segoe UI" w:hAnsi="Segoe UI" w:cs="Segoe UI"/>
+                <w:color w:val="1F2937"/>
+                <w:sz w:val="19"/>
+              </w:rPr>
+              <w:t>C</w:t>
             </w:r>
           </w:p>
         </w:tc>
         <w:tc>
           <w:tcPr>
-            <w:tcW w:w="2044" w:type="dxa"/>
+            <w:tcW w:w="4650" w:type="dxa"/>
             <w:tcBorders>
-              <w:top w:val="single" w:sz="5" w:space="0" w:color="D7D9DE"/>
-              <w:left w:val="single" w:sz="5" w:space="0" w:color="D7D9DE"/>
-              <w:bottom w:val="single" w:sz="5" w:space="0" w:color="D7D9DE"/>
-              <w:right w:val="single" w:sz="5" w:space="0" w:color="D7D9DE"/>
+              <w:top w:val="nil"/>
+              <w:left w:val="nil"/>
+              <w:bottom w:val="single" w:sz="4" w:space="0" w:color="DDE1E6"/>
+              <w:right w:val="nil"/>
             </w:tcBorders>
             <w:tcMar>
-              <w:top w:w="55" w:type="dxa"/>
+              <w:top w:w="48" w:type="dxa"/>
               <w:left w:w="70" w:type="dxa"/>
-              <w:bottom w:w="55" w:type="dxa"/>
+              <w:bottom w:w="48" w:type="dxa"/>
               <w:right w:w="70" w:type="dxa"/>
             </w:tcMar>
             <w:vAlign w:val="center"/>
           </w:tcPr>
           <w:p>
             <w:pPr>
-              <w:spacing w:after="0" w:line="240" w:lineRule="auto"/>
-              <w:jc w:val="center"/>
+              <w:spacing w:after="0" w:line="252" w:lineRule="auto"/>
             </w:pPr>
             <w:r>
               <w:rPr>
-                <w:rFonts w:ascii="Carlito" w:eastAsia="Carlito" w:hAnsi="Carlito"/>
-                <w:color w:val="252525"/>
-                <w:sz w:val="17"/>
-              </w:rPr>
-              <w:t>B00013 / 2</w:t>
+                <w:rFonts w:ascii="Segoe UI" w:eastAsia="Segoe UI" w:hAnsi="Segoe UI" w:cs="Segoe UI"/>
+                <w:color w:val="1F2937"/>
+                <w:sz w:val="19"/>
+              </w:rPr>
+              <w:t>Covering index range scan, ix_open_due</w:t>
             </w:r>
           </w:p>
         </w:tc>
         <w:tc>
           <w:tcPr>
-            <w:tcW w:w="1944" w:type="dxa"/>
+            <w:tcW w:w="1400" w:type="dxa"/>
             <w:tcBorders>
-              <w:top w:val="single" w:sz="5" w:space="0" w:color="D7D9DE"/>
-              <w:left w:val="single" w:sz="5" w:space="0" w:color="D7D9DE"/>
-              <w:bottom w:val="single" w:sz="5" w:space="0" w:color="D7D9DE"/>
-              <w:right w:val="single" w:sz="5" w:space="0" w:color="D7D9DE"/>
+              <w:top w:val="nil"/>
+              <w:left w:val="nil"/>
+              <w:bottom w:val="single" w:sz="4" w:space="0" w:color="DDE1E6"/>
+              <w:right w:val="nil"/>
             </w:tcBorders>
             <w:tcMar>
-              <w:top w:w="55" w:type="dxa"/>
+              <w:top w:w="48" w:type="dxa"/>
               <w:left w:w="70" w:type="dxa"/>
-              <w:bottom w:w="55" w:type="dxa"/>
+              <w:bottom w:w="48" w:type="dxa"/>
               <w:right w:w="70" w:type="dxa"/>
             </w:tcMar>
             <w:vAlign w:val="center"/>
           </w:tcPr>
           <w:p>
             <w:pPr>
-              <w:spacing w:after="0" w:line="240" w:lineRule="auto"/>
-              <w:jc w:val="center"/>
+              <w:spacing w:after="0" w:line="252" w:lineRule="auto"/>
+              <w:jc w:val="right"/>
             </w:pPr>
             <w:r>
               <w:rPr>
-                <w:rFonts w:ascii="Carlito" w:eastAsia="Carlito" w:hAnsi="Carlito"/>
-                <w:color w:val="252525"/>
-                <w:sz w:val="17"/>
-              </w:rPr>
-              <w:t>2026-07-25</w:t>
+                <w:rFonts w:ascii="Segoe UI" w:eastAsia="Segoe UI" w:hAnsi="Segoe UI" w:cs="Segoe UI"/>
+                <w:color w:val="1F2937"/>
+                <w:sz w:val="19"/>
+              </w:rPr>
+              <w:t>39</w:t>
             </w:r>
           </w:p>
         </w:tc>
         <w:tc>
           <w:tcPr>
-            <w:tcW w:w="2160" w:type="dxa"/>
+            <w:tcW w:w="900" w:type="dxa"/>
             <w:tcBorders>
-              <w:top w:val="single" w:sz="5" w:space="0" w:color="D7D9DE"/>
-              <w:left w:val="single" w:sz="5" w:space="0" w:color="D7D9DE"/>
-              <w:bottom w:val="single" w:sz="5" w:space="0" w:color="D7D9DE"/>
-              <w:right w:val="single" w:sz="5" w:space="0" w:color="D7D9DE"/>
+              <w:top w:val="nil"/>
+              <w:left w:val="nil"/>
+              <w:bottom w:val="single" w:sz="4" w:space="0" w:color="DDE1E6"/>
+              <w:right w:val="nil"/>
             </w:tcBorders>
             <w:tcMar>
-              <w:top w:w="55" w:type="dxa"/>
+              <w:top w:w="48" w:type="dxa"/>
               <w:left w:w="70" w:type="dxa"/>
-              <w:bottom w:w="55" w:type="dxa"/>
+              <w:bottom w:w="48" w:type="dxa"/>
               <w:right w:w="70" w:type="dxa"/>
             </w:tcMar>
             <w:vAlign w:val="center"/>
           </w:tcPr>
           <w:p>
             <w:pPr>
-              <w:spacing w:after="0" w:line="240" w:lineRule="auto"/>
+              <w:spacing w:after="0" w:line="252" w:lineRule="auto"/>
               <w:jc w:val="center"/>
             </w:pPr>
             <w:r>
               <w:rPr>
-                <w:rFonts w:ascii="Carlito" w:eastAsia="Carlito" w:hAnsi="Carlito"/>
-                <w:color w:val="252525"/>
-                <w:sz w:val="17"/>
-              </w:rPr>
-              <w:t>NULL</w:t>
+                <w:rFonts w:ascii="Segoe UI" w:eastAsia="Segoe UI" w:hAnsi="Segoe UI" w:cs="Segoe UI"/>
+                <w:color w:val="1F2937"/>
+                <w:sz w:val="19"/>
+              </w:rPr>
+              <w:t>no</w:t>
             </w:r>
           </w:p>
         </w:tc>
         <w:tc>
           <w:tcPr>
-            <w:tcW w:w="2275" w:type="dxa"/>
+            <w:tcW w:w="1900" w:type="dxa"/>
             <w:tcBorders>
-              <w:top w:val="single" w:sz="5" w:space="0" w:color="D7D9DE"/>
-              <w:left w:val="single" w:sz="5" w:space="0" w:color="D7D9DE"/>
-              <w:bottom w:val="single" w:sz="5" w:space="0" w:color="D7D9DE"/>
-              <w:right w:val="single" w:sz="5" w:space="0" w:color="D7D9DE"/>
+              <w:top w:val="nil"/>
+              <w:left w:val="nil"/>
+              <w:bottom w:val="single" w:sz="4" w:space="0" w:color="DDE1E6"/>
+              <w:right w:val="nil"/>
             </w:tcBorders>
             <w:tcMar>
-              <w:top w:w="55" w:type="dxa"/>
+              <w:top w:w="48" w:type="dxa"/>
               <w:left w:w="70" w:type="dxa"/>
-              <w:bottom w:w="55" w:type="dxa"/>
+              <w:bottom w:w="48" w:type="dxa"/>
               <w:right w:w="70" w:type="dxa"/>
             </w:tcMar>
             <w:vAlign w:val="center"/>
           </w:tcPr>
           <w:p>
             <w:pPr>
-              <w:spacing w:after="0" w:line="240" w:lineRule="auto"/>
-              <w:jc w:val="center"/>
+              <w:spacing w:after="0" w:line="252" w:lineRule="auto"/>
+              <w:jc w:val="right"/>
             </w:pPr>
             <w:r>
               <w:rPr>
-                <w:rFonts w:ascii="Carlito" w:eastAsia="Carlito" w:hAnsi="Carlito"/>
-                <w:color w:val="252525"/>
-                <w:sz w:val="17"/>
-              </w:rPr>
-              <w:t>Not due</w:t>
+                <w:rFonts w:ascii="Segoe UI" w:eastAsia="Segoe UI" w:hAnsi="Segoe UI" w:cs="Segoe UI"/>
+                <w:color w:val="1F2937"/>
+                <w:sz w:val="19"/>
+              </w:rPr>
+              <w:t>0.072 ms</w:t>
             </w:r>
           </w:p>
         </w:tc>
@@ -4828,165 +5710,659 @@
       <w:tr>
         <w:trPr>
           <w:cantSplit/>
-          <w:jc w:val="center"/>
         </w:trPr>
         <w:tc>
           <w:tcPr>
-            <w:tcW w:w="1512" w:type="dxa"/>
+            <w:tcW w:w="900" w:type="dxa"/>
             <w:tcBorders>
-              <w:top w:val="single" w:sz="5" w:space="0" w:color="D7D9DE"/>
-              <w:left w:val="single" w:sz="5" w:space="0" w:color="D7D9DE"/>
-              <w:bottom w:val="single" w:sz="5" w:space="0" w:color="D7D9DE"/>
-              <w:right w:val="single" w:sz="5" w:space="0" w:color="D7D9DE"/>
+              <w:top w:val="nil"/>
+              <w:left w:val="nil"/>
+              <w:bottom w:val="nil"/>
+              <w:right w:val="nil"/>
             </w:tcBorders>
             <w:tcMar>
-              <w:top w:w="55" w:type="dxa"/>
-              <w:left w:w="70" w:type="dxa"/>
-              <w:bottom w:w="55" w:type="dxa"/>
+              <w:top w:w="48" w:type="dxa"/>
+              <w:left w:w="0" w:type="dxa"/>
+              <w:bottom w:w="48" w:type="dxa"/>
               <w:right w:w="70" w:type="dxa"/>
             </w:tcMar>
             <w:vAlign w:val="center"/>
           </w:tcPr>
           <w:p>
             <w:pPr>
-              <w:spacing w:after="0" w:line="240" w:lineRule="auto"/>
-              <w:jc w:val="center"/>
+              <w:spacing w:after="0" w:line="252" w:lineRule="auto"/>
             </w:pPr>
             <w:r>
               <w:rPr>
-                <w:rFonts w:ascii="Carlito" w:eastAsia="Carlito" w:hAnsi="Carlito"/>
-                <w:color w:val="252525"/>
-                <w:sz w:val="17"/>
-              </w:rPr>
-              <w:t>M0004</w:t>
+                <w:rFonts w:ascii="Segoe UI" w:eastAsia="Segoe UI" w:hAnsi="Segoe UI" w:cs="Segoe UI"/>
+                <w:color w:val="1F2937"/>
+                <w:sz w:val="19"/>
+              </w:rPr>
+              <w:t>D</w:t>
             </w:r>
           </w:p>
         </w:tc>
         <w:tc>
           <w:tcPr>
-            <w:tcW w:w="2044" w:type="dxa"/>
+            <w:tcW w:w="4650" w:type="dxa"/>
             <w:tcBorders>
-              <w:top w:val="single" w:sz="5" w:space="0" w:color="D7D9DE"/>
-              <w:left w:val="single" w:sz="5" w:space="0" w:color="D7D9DE"/>
-              <w:bottom w:val="single" w:sz="5" w:space="0" w:color="D7D9DE"/>
-              <w:right w:val="single" w:sz="5" w:space="0" w:color="D7D9DE"/>
+              <w:top w:val="nil"/>
+              <w:left w:val="nil"/>
+              <w:bottom w:val="nil"/>
+              <w:right w:val="nil"/>
             </w:tcBorders>
             <w:tcMar>
-              <w:top w:w="55" w:type="dxa"/>
+              <w:top w:w="48" w:type="dxa"/>
               <w:left w:w="70" w:type="dxa"/>
-              <w:bottom w:w="55" w:type="dxa"/>
+              <w:bottom w:w="48" w:type="dxa"/>
               <w:right w:w="70" w:type="dxa"/>
             </w:tcMar>
             <w:vAlign w:val="center"/>
           </w:tcPr>
           <w:p>
             <w:pPr>
-              <w:spacing w:after="0" w:line="240" w:lineRule="auto"/>
-              <w:jc w:val="center"/>
+              <w:spacing w:after="0" w:line="252" w:lineRule="auto"/>
             </w:pPr>
             <w:r>
               <w:rPr>
-                <w:rFonts w:ascii="Carlito" w:eastAsia="Carlito" w:hAnsi="Carlito"/>
-                <w:color w:val="252525"/>
-                <w:sz w:val="17"/>
-              </w:rPr>
-              <w:t>B00014 / 1</w:t>
+                <w:rFonts w:ascii="Segoe UI" w:eastAsia="Segoe UI" w:hAnsi="Segoe UI" w:cs="Segoe UI"/>
+                <w:color w:val="1F2937"/>
+                <w:sz w:val="19"/>
+              </w:rPr>
+              <w:t>Covering index range scan, ix_open_due_wide</w:t>
             </w:r>
           </w:p>
         </w:tc>
         <w:tc>
           <w:tcPr>
-            <w:tcW w:w="1944" w:type="dxa"/>
+            <w:tcW w:w="1400" w:type="dxa"/>
             <w:tcBorders>
-              <w:top w:val="single" w:sz="5" w:space="0" w:color="D7D9DE"/>
-              <w:left w:val="single" w:sz="5" w:space="0" w:color="D7D9DE"/>
-              <w:bottom w:val="single" w:sz="5" w:space="0" w:color="D7D9DE"/>
-              <w:right w:val="single" w:sz="5" w:space="0" w:color="D7D9DE"/>
+              <w:top w:val="nil"/>
+              <w:left w:val="nil"/>
+              <w:bottom w:val="nil"/>
+              <w:right w:val="nil"/>
             </w:tcBorders>
             <w:tcMar>
-              <w:top w:w="55" w:type="dxa"/>
+              <w:top w:w="48" w:type="dxa"/>
               <w:left w:w="70" w:type="dxa"/>
-              <w:bottom w:w="55" w:type="dxa"/>
+              <w:bottom w:w="48" w:type="dxa"/>
               <w:right w:w="70" w:type="dxa"/>
             </w:tcMar>
             <w:vAlign w:val="center"/>
           </w:tcPr>
           <w:p>
             <w:pPr>
-              <w:spacing w:after="0" w:line="240" w:lineRule="auto"/>
-              <w:jc w:val="center"/>
+              <w:spacing w:after="0" w:line="252" w:lineRule="auto"/>
+              <w:jc w:val="right"/>
             </w:pPr>
             <w:r>
               <w:rPr>
-                <w:rFonts w:ascii="Carlito" w:eastAsia="Carlito" w:hAnsi="Carlito"/>
-                <w:color w:val="252525"/>
-                <w:sz w:val="17"/>
-              </w:rPr>
-              <w:t>2026-05-30</w:t>
+                <w:rFonts w:ascii="Segoe UI" w:eastAsia="Segoe UI" w:hAnsi="Segoe UI" w:cs="Segoe UI"/>
+                <w:color w:val="1F2937"/>
+                <w:sz w:val="19"/>
+              </w:rPr>
+              <w:t>39</w:t>
             </w:r>
           </w:p>
         </w:tc>
         <w:tc>
           <w:tcPr>
-            <w:tcW w:w="2160" w:type="dxa"/>
+            <w:tcW w:w="900" w:type="dxa"/>
             <w:tcBorders>
-              <w:top w:val="single" w:sz="5" w:space="0" w:color="D7D9DE"/>
-              <w:left w:val="single" w:sz="5" w:space="0" w:color="D7D9DE"/>
-              <w:bottom w:val="single" w:sz="5" w:space="0" w:color="D7D9DE"/>
-              <w:right w:val="single" w:sz="5" w:space="0" w:color="D7D9DE"/>
+              <w:top w:val="nil"/>
+              <w:left w:val="nil"/>
+              <w:bottom w:val="nil"/>
+              <w:right w:val="nil"/>
             </w:tcBorders>
             <w:tcMar>
-              <w:top w:w="55" w:type="dxa"/>
+              <w:top w:w="48" w:type="dxa"/>
               <w:left w:w="70" w:type="dxa"/>
-              <w:bottom w:w="55" w:type="dxa"/>
+              <w:bottom w:w="48" w:type="dxa"/>
               <w:right w:w="70" w:type="dxa"/>
             </w:tcMar>
             <w:vAlign w:val="center"/>
           </w:tcPr>
           <w:p>
             <w:pPr>
-              <w:spacing w:after="0" w:line="240" w:lineRule="auto"/>
+              <w:spacing w:after="0" w:line="252" w:lineRule="auto"/>
               <w:jc w:val="center"/>
             </w:pPr>
             <w:r>
               <w:rPr>
-                <w:rFonts w:ascii="Carlito" w:eastAsia="Carlito" w:hAnsi="Carlito"/>
-                <w:color w:val="252525"/>
-                <w:sz w:val="17"/>
-              </w:rPr>
-              <w:t>NULL</w:t>
+                <w:rFonts w:ascii="Segoe UI" w:eastAsia="Segoe UI" w:hAnsi="Segoe UI" w:cs="Segoe UI"/>
+                <w:color w:val="1F2937"/>
+                <w:sz w:val="19"/>
+              </w:rPr>
+              <w:t>no</w:t>
             </w:r>
           </w:p>
         </w:tc>
         <w:tc>
           <w:tcPr>
-            <w:tcW w:w="2275" w:type="dxa"/>
+            <w:tcW w:w="1900" w:type="dxa"/>
             <w:tcBorders>
-              <w:top w:val="single" w:sz="5" w:space="0" w:color="D7D9DE"/>
-              <w:left w:val="single" w:sz="5" w:space="0" w:color="D7D9DE"/>
-              <w:bottom w:val="single" w:sz="5" w:space="0" w:color="D7D9DE"/>
-              <w:right w:val="single" w:sz="5" w:space="0" w:color="D7D9DE"/>
+              <w:top w:val="nil"/>
+              <w:left w:val="nil"/>
+              <w:bottom w:val="nil"/>
+              <w:right w:val="nil"/>
             </w:tcBorders>
             <w:tcMar>
-              <w:top w:w="55" w:type="dxa"/>
+              <w:top w:w="48" w:type="dxa"/>
               <w:left w:w="70" w:type="dxa"/>
-              <w:bottom w:w="55" w:type="dxa"/>
+              <w:bottom w:w="48" w:type="dxa"/>
               <w:right w:w="70" w:type="dxa"/>
             </w:tcMar>
             <w:vAlign w:val="center"/>
           </w:tcPr>
           <w:p>
             <w:pPr>
+              <w:spacing w:after="0" w:line="252" w:lineRule="auto"/>
+              <w:jc w:val="right"/>
+            </w:pPr>
+            <w:r>
+              <w:rPr>
+                <w:rFonts w:ascii="Segoe UI" w:eastAsia="Segoe UI" w:hAnsi="Segoe UI" w:cs="Segoe UI"/>
+                <w:color w:val="1F2937"/>
+                <w:sz w:val="19"/>
+              </w:rPr>
+              <w:t>0.050 ms</w:t>
+            </w:r>
+          </w:p>
+        </w:tc>
+      </w:tr>
+    </w:tbl>
+    <w:p>
+      <w:pPr>
+        <w:spacing w:after="0" w:line="240" w:lineRule="auto"/>
+      </w:pPr>
+    </w:p>
+    <w:tbl>
+      <w:tblPr>
+        <w:tblW w:w="0" w:type="auto"/>
+        <w:tblLayout w:type="fixed"/>
+        <w:tblLook w:val="04A0" w:firstRow="1" w:lastRow="0" w:firstColumn="1" w:lastColumn="0" w:noHBand="0" w:noVBand="1"/>
+      </w:tblPr>
+      <w:tblGrid>
+        <w:gridCol w:w="9750"/>
+      </w:tblGrid>
+      <w:tr>
+        <w:trPr>
+          <w:cantSplit/>
+        </w:trPr>
+        <w:tc>
+          <w:tcPr>
+            <w:tcW w:w="9750" w:type="dxa"/>
+            <w:tcBorders>
+              <w:top w:val="nil"/>
+              <w:left w:val="single" w:sz="24" w:space="0" w:color="1E3A8A"/>
+              <w:bottom w:val="nil"/>
+              <w:right w:val="nil"/>
+            </w:tcBorders>
+            <w:shd w:val="clear" w:color="auto" w:fill="F5F6F8"/>
+            <w:tcMar>
+              <w:top w:w="70" w:type="dxa"/>
+              <w:left w:w="130" w:type="dxa"/>
+              <w:bottom w:w="70" w:type="dxa"/>
+              <w:right w:w="90" w:type="dxa"/>
+            </w:tcMar>
+          </w:tcPr>
+          <w:p>
+            <w:pPr>
               <w:spacing w:after="0" w:line="240" w:lineRule="auto"/>
-              <w:jc w:val="center"/>
             </w:pPr>
             <w:r>
               <w:rPr>
-                <w:rFonts w:ascii="Carlito" w:eastAsia="Carlito" w:hAnsi="Carlito"/>
-                <w:color w:val="252525"/>
-                <w:sz w:val="17"/>
-              </w:rPr>
-              <w:t>Overdue</w:t>
+                <w:rFonts w:ascii="Consolas" w:eastAsia="Consolas" w:hAnsi="Consolas" w:cs="Consolas"/>
+                <w:color w:val="0F172A"/>
+                <w:sz w:val="16"/>
+              </w:rPr>
+              <w:t>A  -&gt; Sort: loan.DueDate, loan.MemberID  (actual time=101..101 rows=39 loops=1)</w:t>
+            </w:r>
+          </w:p>
+          <w:p>
+            <w:pPr>
+              <w:spacing w:after="0" w:line="240" w:lineRule="auto"/>
+            </w:pPr>
+            <w:r>
+              <w:rPr>
+                <w:rFonts w:ascii="Consolas" w:eastAsia="Consolas" w:hAnsi="Consolas" w:cs="Consolas"/>
+                <w:color w:val="0F172A"/>
+                <w:sz w:val="16"/>
+              </w:rPr>
+              <w:t xml:space="preserve">     -&gt; Filter: ((loan.ReturnDatetime is null) and (loan.DueDate &lt; DATE'2026-05-20'))</w:t>
+            </w:r>
+          </w:p>
+          <w:p>
+            <w:pPr>
+              <w:spacing w:after="0" w:line="240" w:lineRule="auto"/>
+            </w:pPr>
+            <w:r>
+              <w:rPr>
+                <w:rFonts w:ascii="Consolas" w:eastAsia="Consolas" w:hAnsi="Consolas" w:cs="Consolas"/>
+                <w:color w:val="0F172A"/>
+                <w:sz w:val="16"/>
+              </w:rPr>
+              <w:t xml:space="preserve">          (actual time=0.335..100 rows=39 loops=1)</w:t>
+            </w:r>
+          </w:p>
+          <w:p>
+            <w:pPr>
+              <w:spacing w:after="0" w:line="240" w:lineRule="auto"/>
+            </w:pPr>
+            <w:r>
+              <w:rPr>
+                <w:rFonts w:ascii="Consolas" w:eastAsia="Consolas" w:hAnsi="Consolas" w:cs="Consolas"/>
+                <w:color w:val="0F172A"/>
+                <w:sz w:val="16"/>
+              </w:rPr>
+              <w:t xml:space="preserve">       -&gt; Table scan on Loan  (cost=20950 rows=205564) (actual time=0.327..89.9 rows=200000 loops=1)</w:t>
+            </w:r>
+          </w:p>
+          <w:p>
+            <w:pPr>
+              <w:spacing w:after="0" w:line="240" w:lineRule="auto"/>
+            </w:pPr>
+          </w:p>
+          <w:p>
+            <w:pPr>
+              <w:spacing w:after="0" w:line="240" w:lineRule="auto"/>
+            </w:pPr>
+            <w:r>
+              <w:rPr>
+                <w:rFonts w:ascii="Consolas" w:eastAsia="Consolas" w:hAnsi="Consolas" w:cs="Consolas"/>
+                <w:color w:val="0F172A"/>
+                <w:sz w:val="16"/>
+              </w:rPr>
+              <w:t>B  -&gt; Filter: ((loan.ReturnDatetime is null) and (loan.DueDate &lt; DATE'2026-05-20'))</w:t>
+            </w:r>
+          </w:p>
+          <w:p>
+            <w:pPr>
+              <w:spacing w:after="0" w:line="240" w:lineRule="auto"/>
+            </w:pPr>
+            <w:r>
+              <w:rPr>
+                <w:rFonts w:ascii="Consolas" w:eastAsia="Consolas" w:hAnsi="Consolas" w:cs="Consolas"/>
+                <w:color w:val="0F172A"/>
+                <w:sz w:val="16"/>
+              </w:rPr>
+              <w:t xml:space="preserve">        (cost=1.21 rows=0.1) (actual time=6.48..246 rows=39 loops=1)</w:t>
+            </w:r>
+          </w:p>
+          <w:p>
+            <w:pPr>
+              <w:spacing w:after="0" w:line="240" w:lineRule="auto"/>
+            </w:pPr>
+            <w:r>
+              <w:rPr>
+                <w:rFonts w:ascii="Consolas" w:eastAsia="Consolas" w:hAnsi="Consolas" w:cs="Consolas"/>
+                <w:color w:val="0F172A"/>
+                <w:sz w:val="16"/>
+              </w:rPr>
+              <w:t xml:space="preserve">     -&gt; Covering index range scan on Loan using ix_due_open over (DueDate &lt; '2026-05-20')</w:t>
+            </w:r>
+          </w:p>
+          <w:p>
+            <w:pPr>
+              <w:spacing w:after="0" w:line="240" w:lineRule="auto"/>
+            </w:pPr>
+            <w:r>
+              <w:rPr>
+                <w:rFonts w:ascii="Consolas" w:eastAsia="Consolas" w:hAnsi="Consolas" w:cs="Consolas"/>
+                <w:color w:val="0F172A"/>
+                <w:sz w:val="16"/>
+              </w:rPr>
+              <w:t xml:space="preserve">          (cost=1.21 rows=1) (actual time=0.273..231 rows=196235 loops=1)</w:t>
+            </w:r>
+          </w:p>
+          <w:p>
+            <w:pPr>
+              <w:spacing w:after="0" w:line="240" w:lineRule="auto"/>
+            </w:pPr>
+          </w:p>
+          <w:p>
+            <w:pPr>
+              <w:spacing w:after="0" w:line="240" w:lineRule="auto"/>
+            </w:pPr>
+            <w:r>
+              <w:rPr>
+                <w:rFonts w:ascii="Consolas" w:eastAsia="Consolas" w:hAnsi="Consolas" w:cs="Consolas"/>
+                <w:color w:val="0F172A"/>
+                <w:sz w:val="16"/>
+              </w:rPr>
+              <w:t>C  -&gt; Filter: ((loan.ReturnDatetime is null) and (loan.DueDate &lt; DATE'2026-05-20'))</w:t>
+            </w:r>
+          </w:p>
+          <w:p>
+            <w:pPr>
+              <w:spacing w:after="0" w:line="240" w:lineRule="auto"/>
+            </w:pPr>
+            <w:r>
+              <w:rPr>
+                <w:rFonts w:ascii="Consolas" w:eastAsia="Consolas" w:hAnsi="Consolas" w:cs="Consolas"/>
+                <w:color w:val="0F172A"/>
+                <w:sz w:val="16"/>
+              </w:rPr>
+              <w:t xml:space="preserve">        (cost=9.26 rows=39) (actual time=0.0467..0.0719 rows=39 loops=1)</w:t>
+            </w:r>
+          </w:p>
+          <w:p>
+            <w:pPr>
+              <w:spacing w:after="0" w:line="240" w:lineRule="auto"/>
+            </w:pPr>
+            <w:r>
+              <w:rPr>
+                <w:rFonts w:ascii="Consolas" w:eastAsia="Consolas" w:hAnsi="Consolas" w:cs="Consolas"/>
+                <w:color w:val="0F172A"/>
+                <w:sz w:val="16"/>
+              </w:rPr>
+              <w:t xml:space="preserve">     -&gt; Covering index range scan on Loan using ix_open_due</w:t>
+            </w:r>
+          </w:p>
+          <w:p>
+            <w:pPr>
+              <w:spacing w:after="0" w:line="240" w:lineRule="auto"/>
+            </w:pPr>
+            <w:r>
+              <w:rPr>
+                <w:rFonts w:ascii="Consolas" w:eastAsia="Consolas" w:hAnsi="Consolas" w:cs="Consolas"/>
+                <w:color w:val="0F172A"/>
+                <w:sz w:val="16"/>
+              </w:rPr>
+              <w:t xml:space="preserve">          over (ReturnDatetime = NULL AND DueDate &lt; '2026-05-20')</w:t>
+            </w:r>
+          </w:p>
+          <w:p>
+            <w:pPr>
+              <w:spacing w:after="0" w:line="240" w:lineRule="auto"/>
+            </w:pPr>
+            <w:r>
+              <w:rPr>
+                <w:rFonts w:ascii="Consolas" w:eastAsia="Consolas" w:hAnsi="Consolas" w:cs="Consolas"/>
+                <w:color w:val="0F172A"/>
+                <w:sz w:val="16"/>
+              </w:rPr>
+              <w:t xml:space="preserve">          (cost=9.26 rows=39) (actual time=0.0432..0.0621 rows=39 loops=1)</w:t>
+            </w:r>
+          </w:p>
+          <w:p>
+            <w:pPr>
+              <w:spacing w:after="0" w:line="240" w:lineRule="auto"/>
+            </w:pPr>
+          </w:p>
+          <w:p>
+            <w:pPr>
+              <w:spacing w:after="0" w:line="240" w:lineRule="auto"/>
+            </w:pPr>
+            <w:r>
+              <w:rPr>
+                <w:rFonts w:ascii="Consolas" w:eastAsia="Consolas" w:hAnsi="Consolas" w:cs="Consolas"/>
+                <w:color w:val="0F172A"/>
+                <w:sz w:val="16"/>
+              </w:rPr>
+              <w:t>D  -&gt; Filter: ((loan.ReturnDatetime is null) and (loan.DueDate &lt; DATE'2026-05-20'))</w:t>
+            </w:r>
+          </w:p>
+          <w:p>
+            <w:pPr>
+              <w:spacing w:after="0" w:line="240" w:lineRule="auto"/>
+            </w:pPr>
+            <w:r>
+              <w:rPr>
+                <w:rFonts w:ascii="Consolas" w:eastAsia="Consolas" w:hAnsi="Consolas" w:cs="Consolas"/>
+                <w:color w:val="0F172A"/>
+                <w:sz w:val="16"/>
+              </w:rPr>
+              <w:t xml:space="preserve">        (cost=9.64 rows=39) (actual time=0.0335..0.0495 rows=39 loops=1)</w:t>
+            </w:r>
+          </w:p>
+          <w:p>
+            <w:pPr>
+              <w:spacing w:after="0" w:line="240" w:lineRule="auto"/>
+            </w:pPr>
+            <w:r>
+              <w:rPr>
+                <w:rFonts w:ascii="Consolas" w:eastAsia="Consolas" w:hAnsi="Consolas" w:cs="Consolas"/>
+                <w:color w:val="0F172A"/>
+                <w:sz w:val="16"/>
+              </w:rPr>
+              <w:t xml:space="preserve">     -&gt; Covering index range scan on Loan using ix_open_due_wide</w:t>
+            </w:r>
+          </w:p>
+          <w:p>
+            <w:pPr>
+              <w:spacing w:after="0" w:line="240" w:lineRule="auto"/>
+            </w:pPr>
+            <w:r>
+              <w:rPr>
+                <w:rFonts w:ascii="Consolas" w:eastAsia="Consolas" w:hAnsi="Consolas" w:cs="Consolas"/>
+                <w:color w:val="0F172A"/>
+                <w:sz w:val="16"/>
+              </w:rPr>
+              <w:t xml:space="preserve">          over (ReturnDatetime = NULL AND DueDate &lt; '2026-05-20')</w:t>
+            </w:r>
+          </w:p>
+          <w:p>
+            <w:pPr>
+              <w:spacing w:after="0" w:line="240" w:lineRule="auto"/>
+            </w:pPr>
+            <w:r>
+              <w:rPr>
+                <w:rFonts w:ascii="Consolas" w:eastAsia="Consolas" w:hAnsi="Consolas" w:cs="Consolas"/>
+                <w:color w:val="0F172A"/>
+                <w:sz w:val="16"/>
+              </w:rPr>
+              <w:t xml:space="preserve">          (cost=9.64 rows=39) (actual time=0.0309..0.0425 rows=39 loops=1)</w:t>
+            </w:r>
+          </w:p>
+        </w:tc>
+      </w:tr>
+    </w:tbl>
+    <w:p>
+      <w:pPr>
+        <w:spacing w:before="40" w:after="120" w:line="240" w:lineRule="auto"/>
+      </w:pPr>
+      <w:r>
+        <w:rPr>
+          <w:rFonts w:ascii="Segoe UI" w:eastAsia="Segoe UI" w:hAnsi="Segoe UI" w:cs="Segoe UI"/>
+          <w:i/>
+          <w:color w:val="6B7280"/>
+          <w:sz w:val="17"/>
+        </w:rPr>
+        <w:t>EXPLAIN ANALYZE output, wrapped to fit the page width. Nothing else edited.</w:t>
+      </w:r>
+    </w:p>
+    <w:p>
+      <w:pPr>
+        <w:spacing w:after="80" w:line="245" w:lineRule="auto"/>
+      </w:pPr>
+      <w:r>
+        <w:rPr>
+          <w:rFonts w:ascii="Cambria" w:eastAsia="Cambria" w:hAnsi="Cambria" w:cs="Cambria"/>
+          <w:color w:val="1F2937"/>
+        </w:rPr>
+        <w:t>B is the interesting one. It ruled out 3,765 of the 200,000 entries, or 1.9%, and still had to check every one of the remaining 196,235. It was slower than having no index at all. I do not trust the exact millisecond figure, because each query was only run once, but the row count does not depend on the machine and it explains what happened. A range condition on the first column is where the narrowing stops, and any column after it can only be used to test rows one by one, not to search. C reads 39. Same table, same query, an index made from the same two columns, written in the other order.</w:t>
+      </w:r>
+    </w:p>
+    <w:p>
+      <w:pPr>
+        <w:spacing w:before="120" w:after="40" w:line="240" w:lineRule="auto"/>
+      </w:pPr>
+      <w:r>
+        <w:rPr>
+          <w:rFonts w:ascii="Segoe UI" w:eastAsia="Segoe UI" w:hAnsi="Segoe UI" w:cs="Segoe UI"/>
+          <w:b/>
+          <w:color w:val="1E3A8A"/>
+          <w:sz w:val="21"/>
+        </w:rPr>
+        <w:t>Where I was wrong</w:t>
+      </w:r>
+    </w:p>
+    <w:p>
+      <w:pPr>
+        <w:spacing w:after="80" w:line="245" w:lineRule="auto"/>
+      </w:pPr>
+      <w:r>
+        <w:rPr>
+          <w:rFonts w:ascii="Cambria" w:eastAsia="Cambria" w:hAnsi="Cambria" w:cs="Cambria"/>
+          <w:color w:val="1F2937"/>
+        </w:rPr>
+        <w:t>My first design was D, the five-column version, and I wrote an earlier draft of this report recommending it. My reasoning was that adding MemberID, BookID and CopySeqNo to the index would let MySQL answer the query from the index alone, without going back to read the table. That part is correct. What I had not realised is that index C could already do this without those three columns.</w:t>
+      </w:r>
+    </w:p>
+    <w:p>
+      <w:pPr>
+        <w:spacing w:line="245" w:lineRule="auto"/>
+      </w:pPr>
+      <w:r>
+        <w:rPr>
+          <w:rFonts w:ascii="Cambria" w:eastAsia="Cambria" w:hAnsi="Cambria" w:cs="Cambria"/>
+          <w:color w:val="1F2937"/>
+        </w:rPr>
+        <w:lastRenderedPageBreak/>
+        <w:t>InnoDB stores a table sorted by its primary key, and it adds a copy of the primary key to the end of every entry in every other index, so it can find its way back to the full row [4]. Our primary key is (MemberID, BookID, CopySeqNo, StartDatetime), which is almost exactly the set of columns this query displays. C therefore already held all five columns I thought I was adding. The plan output agrees: C reports a covering index scan, the same as D. The storage figures make it certain.</w:t>
+      </w:r>
+    </w:p>
+    <w:tbl>
+      <w:tblPr>
+        <w:tblW w:w="0" w:type="auto"/>
+        <w:tblLayout w:type="fixed"/>
+        <w:tblLook w:val="04A0" w:firstRow="1" w:lastRow="0" w:firstColumn="1" w:lastColumn="0" w:noHBand="0" w:noVBand="1"/>
+      </w:tblPr>
+      <w:tblGrid>
+        <w:gridCol w:w="2400"/>
+        <w:gridCol w:w="4350"/>
+        <w:gridCol w:w="1300"/>
+        <w:gridCol w:w="1700"/>
+      </w:tblGrid>
+      <w:tr>
+        <w:trPr>
+          <w:cantSplit/>
+          <w:tblHeader/>
+        </w:trPr>
+        <w:tc>
+          <w:tcPr>
+            <w:tcW w:w="2400" w:type="dxa"/>
+            <w:tcBorders>
+              <w:top w:val="nil"/>
+              <w:left w:val="nil"/>
+              <w:bottom w:val="single" w:sz="10" w:space="0" w:color="111827"/>
+              <w:right w:val="nil"/>
+            </w:tcBorders>
+            <w:tcMar>
+              <w:top w:w="30" w:type="dxa"/>
+              <w:left w:w="0" w:type="dxa"/>
+              <w:bottom w:w="55" w:type="dxa"/>
+              <w:right w:w="70" w:type="dxa"/>
+            </w:tcMar>
+          </w:tcPr>
+          <w:p>
+            <w:pPr>
+              <w:spacing w:after="0" w:line="240" w:lineRule="auto"/>
+            </w:pPr>
+            <w:r>
+              <w:rPr>
+                <w:rFonts w:ascii="Segoe UI" w:eastAsia="Segoe UI" w:hAnsi="Segoe UI" w:cs="Segoe UI"/>
+                <w:b/>
+                <w:color w:val="111827"/>
+                <w:sz w:val="18"/>
+              </w:rPr>
+              <w:t>Index</w:t>
+            </w:r>
+          </w:p>
+        </w:tc>
+        <w:tc>
+          <w:tcPr>
+            <w:tcW w:w="4350" w:type="dxa"/>
+            <w:tcBorders>
+              <w:top w:val="nil"/>
+              <w:left w:val="nil"/>
+              <w:bottom w:val="single" w:sz="10" w:space="0" w:color="111827"/>
+              <w:right w:val="nil"/>
+            </w:tcBorders>
+            <w:tcMar>
+              <w:top w:w="30" w:type="dxa"/>
+              <w:left w:w="70" w:type="dxa"/>
+              <w:bottom w:w="55" w:type="dxa"/>
+              <w:right w:w="70" w:type="dxa"/>
+            </w:tcMar>
+          </w:tcPr>
+          <w:p>
+            <w:pPr>
+              <w:spacing w:after="0" w:line="240" w:lineRule="auto"/>
+            </w:pPr>
+            <w:r>
+              <w:rPr>
+                <w:rFonts w:ascii="Segoe UI" w:eastAsia="Segoe UI" w:hAnsi="Segoe UI" w:cs="Segoe UI"/>
+                <w:b/>
+                <w:color w:val="111827"/>
+                <w:sz w:val="18"/>
+              </w:rPr>
+              <w:t>Columns declared</w:t>
+            </w:r>
+          </w:p>
+        </w:tc>
+        <w:tc>
+          <w:tcPr>
+            <w:tcW w:w="1300" w:type="dxa"/>
+            <w:tcBorders>
+              <w:top w:val="nil"/>
+              <w:left w:val="nil"/>
+              <w:bottom w:val="single" w:sz="10" w:space="0" w:color="111827"/>
+              <w:right w:val="nil"/>
+            </w:tcBorders>
+            <w:tcMar>
+              <w:top w:w="30" w:type="dxa"/>
+              <w:left w:w="70" w:type="dxa"/>
+              <w:bottom w:w="55" w:type="dxa"/>
+              <w:right w:w="70" w:type="dxa"/>
+            </w:tcMar>
+          </w:tcPr>
+          <w:p>
+            <w:pPr>
+              <w:spacing w:after="0" w:line="240" w:lineRule="auto"/>
+              <w:jc w:val="right"/>
+            </w:pPr>
+            <w:r>
+              <w:rPr>
+                <w:rFonts w:ascii="Segoe UI" w:eastAsia="Segoe UI" w:hAnsi="Segoe UI" w:cs="Segoe UI"/>
+                <w:b/>
+                <w:color w:val="111827"/>
+                <w:sz w:val="18"/>
+              </w:rPr>
+              <w:t>Pages</w:t>
+            </w:r>
+          </w:p>
+        </w:tc>
+        <w:tc>
+          <w:tcPr>
+            <w:tcW w:w="1700" w:type="dxa"/>
+            <w:tcBorders>
+              <w:top w:val="nil"/>
+              <w:left w:val="nil"/>
+              <w:bottom w:val="single" w:sz="10" w:space="0" w:color="111827"/>
+              <w:right w:val="nil"/>
+            </w:tcBorders>
+            <w:tcMar>
+              <w:top w:w="30" w:type="dxa"/>
+              <w:left w:w="70" w:type="dxa"/>
+              <w:bottom w:w="55" w:type="dxa"/>
+              <w:right w:w="70" w:type="dxa"/>
+            </w:tcMar>
+          </w:tcPr>
+          <w:p>
+            <w:pPr>
+              <w:spacing w:after="0" w:line="240" w:lineRule="auto"/>
+              <w:jc w:val="right"/>
+            </w:pPr>
+            <w:r>
+              <w:rPr>
+                <w:rFonts w:ascii="Segoe UI" w:eastAsia="Segoe UI" w:hAnsi="Segoe UI" w:cs="Segoe UI"/>
+                <w:b/>
+                <w:color w:val="111827"/>
+                <w:sz w:val="18"/>
+              </w:rPr>
+              <w:t>Size</w:t>
             </w:r>
           </w:p>
         </w:tc>
@@ -4994,165 +6370,261 @@
       <w:tr>
         <w:trPr>
           <w:cantSplit/>
-          <w:jc w:val="center"/>
         </w:trPr>
         <w:tc>
           <w:tcPr>
-            <w:tcW w:w="1512" w:type="dxa"/>
+            <w:tcW w:w="2400" w:type="dxa"/>
             <w:tcBorders>
-              <w:top w:val="single" w:sz="5" w:space="0" w:color="D7D9DE"/>
-              <w:left w:val="single" w:sz="5" w:space="0" w:color="D7D9DE"/>
-              <w:bottom w:val="single" w:sz="5" w:space="0" w:color="D7D9DE"/>
-              <w:right w:val="single" w:sz="5" w:space="0" w:color="D7D9DE"/>
+              <w:top w:val="nil"/>
+              <w:left w:val="nil"/>
+              <w:bottom w:val="single" w:sz="4" w:space="0" w:color="DDE1E6"/>
+              <w:right w:val="nil"/>
             </w:tcBorders>
             <w:tcMar>
-              <w:top w:w="55" w:type="dxa"/>
-              <w:left w:w="70" w:type="dxa"/>
-              <w:bottom w:w="55" w:type="dxa"/>
+              <w:top w:w="48" w:type="dxa"/>
+              <w:left w:w="0" w:type="dxa"/>
+              <w:bottom w:w="48" w:type="dxa"/>
               <w:right w:w="70" w:type="dxa"/>
             </w:tcMar>
             <w:vAlign w:val="center"/>
           </w:tcPr>
           <w:p>
             <w:pPr>
-              <w:spacing w:after="0" w:line="240" w:lineRule="auto"/>
-              <w:jc w:val="center"/>
+              <w:spacing w:after="0" w:line="252" w:lineRule="auto"/>
             </w:pPr>
             <w:r>
               <w:rPr>
-                <w:rFonts w:ascii="Carlito" w:eastAsia="Carlito" w:hAnsi="Carlito"/>
-                <w:color w:val="252525"/>
-                <w:sz w:val="17"/>
-              </w:rPr>
-              <w:t>M0005</w:t>
+                <w:rFonts w:ascii="Consolas" w:eastAsia="Consolas" w:hAnsi="Consolas" w:cs="Consolas"/>
+                <w:color w:val="1F2937"/>
+                <w:sz w:val="19"/>
+              </w:rPr>
+              <w:t>PRIMARY</w:t>
             </w:r>
           </w:p>
         </w:tc>
         <w:tc>
           <w:tcPr>
-            <w:tcW w:w="2044" w:type="dxa"/>
+            <w:tcW w:w="4350" w:type="dxa"/>
             <w:tcBorders>
-              <w:top w:val="single" w:sz="5" w:space="0" w:color="D7D9DE"/>
-              <w:left w:val="single" w:sz="5" w:space="0" w:color="D7D9DE"/>
-              <w:bottom w:val="single" w:sz="5" w:space="0" w:color="D7D9DE"/>
-              <w:right w:val="single" w:sz="5" w:space="0" w:color="D7D9DE"/>
+              <w:top w:val="nil"/>
+              <w:left w:val="nil"/>
+              <w:bottom w:val="single" w:sz="4" w:space="0" w:color="DDE1E6"/>
+              <w:right w:val="nil"/>
             </w:tcBorders>
             <w:tcMar>
-              <w:top w:w="55" w:type="dxa"/>
+              <w:top w:w="48" w:type="dxa"/>
               <w:left w:w="70" w:type="dxa"/>
-              <w:bottom w:w="55" w:type="dxa"/>
+              <w:bottom w:w="48" w:type="dxa"/>
               <w:right w:w="70" w:type="dxa"/>
             </w:tcMar>
             <w:vAlign w:val="center"/>
           </w:tcPr>
           <w:p>
             <w:pPr>
-              <w:spacing w:after="0" w:line="240" w:lineRule="auto"/>
-              <w:jc w:val="center"/>
+              <w:spacing w:after="0" w:line="252" w:lineRule="auto"/>
             </w:pPr>
             <w:r>
               <w:rPr>
-                <w:rFonts w:ascii="Carlito" w:eastAsia="Carlito" w:hAnsi="Carlito"/>
-                <w:color w:val="252525"/>
-                <w:sz w:val="17"/>
-              </w:rPr>
-              <w:t>B00015 / 3</w:t>
+                <w:rFonts w:ascii="Segoe UI" w:eastAsia="Segoe UI" w:hAnsi="Segoe UI" w:cs="Segoe UI"/>
+                <w:color w:val="1F2937"/>
+                <w:sz w:val="19"/>
+              </w:rPr>
+              <w:t>the clustered table itself</w:t>
             </w:r>
           </w:p>
         </w:tc>
         <w:tc>
           <w:tcPr>
-            <w:tcW w:w="1944" w:type="dxa"/>
+            <w:tcW w:w="1300" w:type="dxa"/>
             <w:tcBorders>
-              <w:top w:val="single" w:sz="5" w:space="0" w:color="D7D9DE"/>
-              <w:left w:val="single" w:sz="5" w:space="0" w:color="D7D9DE"/>
-              <w:bottom w:val="single" w:sz="5" w:space="0" w:color="D7D9DE"/>
-              <w:right w:val="single" w:sz="5" w:space="0" w:color="D7D9DE"/>
+              <w:top w:val="nil"/>
+              <w:left w:val="nil"/>
+              <w:bottom w:val="single" w:sz="4" w:space="0" w:color="DDE1E6"/>
+              <w:right w:val="nil"/>
             </w:tcBorders>
             <w:tcMar>
-              <w:top w:w="55" w:type="dxa"/>
+              <w:top w:w="48" w:type="dxa"/>
               <w:left w:w="70" w:type="dxa"/>
-              <w:bottom w:w="55" w:type="dxa"/>
+              <w:bottom w:w="48" w:type="dxa"/>
               <w:right w:w="70" w:type="dxa"/>
             </w:tcMar>
             <w:vAlign w:val="center"/>
           </w:tcPr>
           <w:p>
             <w:pPr>
-              <w:spacing w:after="0" w:line="240" w:lineRule="auto"/>
-              <w:jc w:val="center"/>
+              <w:spacing w:after="0" w:line="252" w:lineRule="auto"/>
+              <w:jc w:val="right"/>
             </w:pPr>
             <w:r>
               <w:rPr>
-                <w:rFonts w:ascii="Carlito" w:eastAsia="Carlito" w:hAnsi="Carlito"/>
-                <w:color w:val="252525"/>
-                <w:sz w:val="17"/>
-              </w:rPr>
-              <w:t>2026-07-01</w:t>
+                <w:rFonts w:ascii="Segoe UI" w:eastAsia="Segoe UI" w:hAnsi="Segoe UI" w:cs="Segoe UI"/>
+                <w:color w:val="1F2937"/>
+                <w:sz w:val="19"/>
+              </w:rPr>
+              <w:t>1,573</w:t>
             </w:r>
           </w:p>
         </w:tc>
         <w:tc>
           <w:tcPr>
-            <w:tcW w:w="2160" w:type="dxa"/>
+            <w:tcW w:w="1700" w:type="dxa"/>
             <w:tcBorders>
-              <w:top w:val="single" w:sz="5" w:space="0" w:color="D7D9DE"/>
-              <w:left w:val="single" w:sz="5" w:space="0" w:color="D7D9DE"/>
-              <w:bottom w:val="single" w:sz="5" w:space="0" w:color="D7D9DE"/>
-              <w:right w:val="single" w:sz="5" w:space="0" w:color="D7D9DE"/>
+              <w:top w:val="nil"/>
+              <w:left w:val="nil"/>
+              <w:bottom w:val="single" w:sz="4" w:space="0" w:color="DDE1E6"/>
+              <w:right w:val="nil"/>
             </w:tcBorders>
             <w:tcMar>
-              <w:top w:w="55" w:type="dxa"/>
+              <w:top w:w="48" w:type="dxa"/>
               <w:left w:w="70" w:type="dxa"/>
-              <w:bottom w:w="55" w:type="dxa"/>
+              <w:bottom w:w="48" w:type="dxa"/>
               <w:right w:w="70" w:type="dxa"/>
             </w:tcMar>
             <w:vAlign w:val="center"/>
           </w:tcPr>
           <w:p>
             <w:pPr>
-              <w:spacing w:after="0" w:line="240" w:lineRule="auto"/>
-              <w:jc w:val="center"/>
+              <w:spacing w:after="0" w:line="252" w:lineRule="auto"/>
+              <w:jc w:val="right"/>
             </w:pPr>
             <w:r>
               <w:rPr>
-                <w:rFonts w:ascii="Carlito" w:eastAsia="Carlito" w:hAnsi="Carlito"/>
-                <w:color w:val="252525"/>
-                <w:sz w:val="17"/>
-              </w:rPr>
-              <w:t>NULL</w:t>
+                <w:rFonts w:ascii="Segoe UI" w:eastAsia="Segoe UI" w:hAnsi="Segoe UI" w:cs="Segoe UI"/>
+                <w:color w:val="1F2937"/>
+                <w:sz w:val="19"/>
+              </w:rPr>
+              <w:t>25,168 KB</w:t>
             </w:r>
           </w:p>
         </w:tc>
+      </w:tr>
+      <w:tr>
+        <w:trPr>
+          <w:cantSplit/>
+        </w:trPr>
         <w:tc>
           <w:tcPr>
-            <w:tcW w:w="2275" w:type="dxa"/>
+            <w:tcW w:w="2400" w:type="dxa"/>
             <w:tcBorders>
-              <w:top w:val="single" w:sz="5" w:space="0" w:color="D7D9DE"/>
-              <w:left w:val="single" w:sz="5" w:space="0" w:color="D7D9DE"/>
-              <w:bottom w:val="single" w:sz="5" w:space="0" w:color="D7D9DE"/>
-              <w:right w:val="single" w:sz="5" w:space="0" w:color="D7D9DE"/>
+              <w:top w:val="nil"/>
+              <w:left w:val="nil"/>
+              <w:bottom w:val="single" w:sz="4" w:space="0" w:color="DDE1E6"/>
+              <w:right w:val="nil"/>
             </w:tcBorders>
             <w:tcMar>
-              <w:top w:w="55" w:type="dxa"/>
-              <w:left w:w="70" w:type="dxa"/>
-              <w:bottom w:w="55" w:type="dxa"/>
+              <w:top w:w="48" w:type="dxa"/>
+              <w:left w:w="0" w:type="dxa"/>
+              <w:bottom w:w="48" w:type="dxa"/>
               <w:right w:w="70" w:type="dxa"/>
             </w:tcMar>
             <w:vAlign w:val="center"/>
           </w:tcPr>
           <w:p>
             <w:pPr>
-              <w:spacing w:after="0" w:line="240" w:lineRule="auto"/>
-              <w:jc w:val="center"/>
+              <w:spacing w:after="0" w:line="252" w:lineRule="auto"/>
             </w:pPr>
             <w:r>
               <w:rPr>
-                <w:rFonts w:ascii="Carlito" w:eastAsia="Carlito" w:hAnsi="Carlito"/>
-                <w:color w:val="252525"/>
-                <w:sz w:val="17"/>
-              </w:rPr>
-              <w:t>Overdue</w:t>
+                <w:rFonts w:ascii="Consolas" w:eastAsia="Consolas" w:hAnsi="Consolas" w:cs="Consolas"/>
+                <w:color w:val="1F2937"/>
+                <w:sz w:val="19"/>
+              </w:rPr>
+              <w:t>ix_due_open</w:t>
+            </w:r>
+          </w:p>
+        </w:tc>
+        <w:tc>
+          <w:tcPr>
+            <w:tcW w:w="4350" w:type="dxa"/>
+            <w:tcBorders>
+              <w:top w:val="nil"/>
+              <w:left w:val="nil"/>
+              <w:bottom w:val="single" w:sz="4" w:space="0" w:color="DDE1E6"/>
+              <w:right w:val="nil"/>
+            </w:tcBorders>
+            <w:tcMar>
+              <w:top w:w="48" w:type="dxa"/>
+              <w:left w:w="70" w:type="dxa"/>
+              <w:bottom w:w="48" w:type="dxa"/>
+              <w:right w:w="70" w:type="dxa"/>
+            </w:tcMar>
+            <w:vAlign w:val="center"/>
+          </w:tcPr>
+          <w:p>
+            <w:pPr>
+              <w:spacing w:after="0" w:line="252" w:lineRule="auto"/>
+            </w:pPr>
+            <w:r>
+              <w:rPr>
+                <w:rFonts w:ascii="Segoe UI" w:eastAsia="Segoe UI" w:hAnsi="Segoe UI" w:cs="Segoe UI"/>
+                <w:color w:val="1F2937"/>
+                <w:sz w:val="19"/>
+              </w:rPr>
+              <w:t>2</w:t>
+            </w:r>
+          </w:p>
+        </w:tc>
+        <w:tc>
+          <w:tcPr>
+            <w:tcW w:w="1300" w:type="dxa"/>
+            <w:tcBorders>
+              <w:top w:val="nil"/>
+              <w:left w:val="nil"/>
+              <w:bottom w:val="single" w:sz="4" w:space="0" w:color="DDE1E6"/>
+              <w:right w:val="nil"/>
+            </w:tcBorders>
+            <w:tcMar>
+              <w:top w:w="48" w:type="dxa"/>
+              <w:left w:w="70" w:type="dxa"/>
+              <w:bottom w:w="48" w:type="dxa"/>
+              <w:right w:w="70" w:type="dxa"/>
+            </w:tcMar>
+            <w:vAlign w:val="center"/>
+          </w:tcPr>
+          <w:p>
+            <w:pPr>
+              <w:spacing w:after="0" w:line="252" w:lineRule="auto"/>
+              <w:jc w:val="right"/>
+            </w:pPr>
+            <w:r>
+              <w:rPr>
+                <w:rFonts w:ascii="Segoe UI" w:eastAsia="Segoe UI" w:hAnsi="Segoe UI" w:cs="Segoe UI"/>
+                <w:color w:val="1F2937"/>
+                <w:sz w:val="19"/>
+              </w:rPr>
+              <w:t>675</w:t>
+            </w:r>
+          </w:p>
+        </w:tc>
+        <w:tc>
+          <w:tcPr>
+            <w:tcW w:w="1700" w:type="dxa"/>
+            <w:tcBorders>
+              <w:top w:val="nil"/>
+              <w:left w:val="nil"/>
+              <w:bottom w:val="single" w:sz="4" w:space="0" w:color="DDE1E6"/>
+              <w:right w:val="nil"/>
+            </w:tcBorders>
+            <w:tcMar>
+              <w:top w:w="48" w:type="dxa"/>
+              <w:left w:w="70" w:type="dxa"/>
+              <w:bottom w:w="48" w:type="dxa"/>
+              <w:right w:w="70" w:type="dxa"/>
+            </w:tcMar>
+            <w:vAlign w:val="center"/>
+          </w:tcPr>
+          <w:p>
+            <w:pPr>
+              <w:spacing w:after="0" w:line="252" w:lineRule="auto"/>
+              <w:jc w:val="right"/>
+            </w:pPr>
+            <w:r>
+              <w:rPr>
+                <w:rFonts w:ascii="Segoe UI" w:eastAsia="Segoe UI" w:hAnsi="Segoe UI" w:cs="Segoe UI"/>
+                <w:color w:val="1F2937"/>
+                <w:sz w:val="19"/>
+              </w:rPr>
+              <w:t>10,800 KB</w:t>
             </w:r>
           </w:p>
         </w:tc>
@@ -5160,497 +6632,261 @@
       <w:tr>
         <w:trPr>
           <w:cantSplit/>
-          <w:jc w:val="center"/>
         </w:trPr>
         <w:tc>
           <w:tcPr>
-            <w:tcW w:w="1512" w:type="dxa"/>
+            <w:tcW w:w="2400" w:type="dxa"/>
             <w:tcBorders>
-              <w:top w:val="single" w:sz="5" w:space="0" w:color="D7D9DE"/>
-              <w:left w:val="single" w:sz="5" w:space="0" w:color="D7D9DE"/>
-              <w:bottom w:val="single" w:sz="5" w:space="0" w:color="D7D9DE"/>
-              <w:right w:val="single" w:sz="5" w:space="0" w:color="D7D9DE"/>
+              <w:top w:val="nil"/>
+              <w:left w:val="nil"/>
+              <w:bottom w:val="single" w:sz="4" w:space="0" w:color="DDE1E6"/>
+              <w:right w:val="nil"/>
             </w:tcBorders>
             <w:tcMar>
-              <w:top w:w="55" w:type="dxa"/>
-              <w:left w:w="70" w:type="dxa"/>
-              <w:bottom w:w="55" w:type="dxa"/>
+              <w:top w:w="48" w:type="dxa"/>
+              <w:left w:w="0" w:type="dxa"/>
+              <w:bottom w:w="48" w:type="dxa"/>
               <w:right w:w="70" w:type="dxa"/>
             </w:tcMar>
             <w:vAlign w:val="center"/>
           </w:tcPr>
           <w:p>
             <w:pPr>
-              <w:spacing w:after="0" w:line="240" w:lineRule="auto"/>
-              <w:jc w:val="center"/>
+              <w:spacing w:after="0" w:line="252" w:lineRule="auto"/>
             </w:pPr>
             <w:r>
               <w:rPr>
-                <w:rFonts w:ascii="Carlito" w:eastAsia="Carlito" w:hAnsi="Carlito"/>
-                <w:color w:val="252525"/>
-                <w:sz w:val="17"/>
-              </w:rPr>
-              <w:t>M0006</w:t>
+                <w:rFonts w:ascii="Consolas" w:eastAsia="Consolas" w:hAnsi="Consolas" w:cs="Consolas"/>
+                <w:color w:val="1F2937"/>
+                <w:sz w:val="19"/>
+              </w:rPr>
+              <w:t>ix_open_due</w:t>
             </w:r>
           </w:p>
         </w:tc>
         <w:tc>
           <w:tcPr>
-            <w:tcW w:w="2044" w:type="dxa"/>
+            <w:tcW w:w="4350" w:type="dxa"/>
             <w:tcBorders>
-              <w:top w:val="single" w:sz="5" w:space="0" w:color="D7D9DE"/>
-              <w:left w:val="single" w:sz="5" w:space="0" w:color="D7D9DE"/>
-              <w:bottom w:val="single" w:sz="5" w:space="0" w:color="D7D9DE"/>
-              <w:right w:val="single" w:sz="5" w:space="0" w:color="D7D9DE"/>
+              <w:top w:val="nil"/>
+              <w:left w:val="nil"/>
+              <w:bottom w:val="single" w:sz="4" w:space="0" w:color="DDE1E6"/>
+              <w:right w:val="nil"/>
             </w:tcBorders>
             <w:tcMar>
-              <w:top w:w="55" w:type="dxa"/>
+              <w:top w:w="48" w:type="dxa"/>
               <w:left w:w="70" w:type="dxa"/>
-              <w:bottom w:w="55" w:type="dxa"/>
+              <w:bottom w:w="48" w:type="dxa"/>
               <w:right w:w="70" w:type="dxa"/>
             </w:tcMar>
             <w:vAlign w:val="center"/>
           </w:tcPr>
           <w:p>
             <w:pPr>
-              <w:spacing w:after="0" w:line="240" w:lineRule="auto"/>
-              <w:jc w:val="center"/>
+              <w:spacing w:after="0" w:line="252" w:lineRule="auto"/>
             </w:pPr>
             <w:r>
               <w:rPr>
-                <w:rFonts w:ascii="Carlito" w:eastAsia="Carlito" w:hAnsi="Carlito"/>
-                <w:color w:val="252525"/>
-                <w:sz w:val="17"/>
-              </w:rPr>
-              <w:t>B00016 / 1</w:t>
+                <w:rFonts w:ascii="Segoe UI" w:eastAsia="Segoe UI" w:hAnsi="Segoe UI" w:cs="Segoe UI"/>
+                <w:color w:val="1F2937"/>
+                <w:sz w:val="19"/>
+              </w:rPr>
+              <w:t>2</w:t>
             </w:r>
           </w:p>
         </w:tc>
         <w:tc>
           <w:tcPr>
-            <w:tcW w:w="1944" w:type="dxa"/>
+            <w:tcW w:w="1300" w:type="dxa"/>
             <w:tcBorders>
-              <w:top w:val="single" w:sz="5" w:space="0" w:color="D7D9DE"/>
-              <w:left w:val="single" w:sz="5" w:space="0" w:color="D7D9DE"/>
-              <w:bottom w:val="single" w:sz="5" w:space="0" w:color="D7D9DE"/>
-              <w:right w:val="single" w:sz="5" w:space="0" w:color="D7D9DE"/>
+              <w:top w:val="nil"/>
+              <w:left w:val="nil"/>
+              <w:bottom w:val="single" w:sz="4" w:space="0" w:color="DDE1E6"/>
+              <w:right w:val="nil"/>
             </w:tcBorders>
             <w:tcMar>
-              <w:top w:w="55" w:type="dxa"/>
+              <w:top w:w="48" w:type="dxa"/>
               <w:left w:w="70" w:type="dxa"/>
-              <w:bottom w:w="55" w:type="dxa"/>
+              <w:bottom w:w="48" w:type="dxa"/>
               <w:right w:w="70" w:type="dxa"/>
             </w:tcMar>
             <w:vAlign w:val="center"/>
           </w:tcPr>
           <w:p>
             <w:pPr>
-              <w:spacing w:after="0" w:line="240" w:lineRule="auto"/>
-              <w:jc w:val="center"/>
+              <w:spacing w:after="0" w:line="252" w:lineRule="auto"/>
+              <w:jc w:val="right"/>
             </w:pPr>
             <w:r>
               <w:rPr>
-                <w:rFonts w:ascii="Carlito" w:eastAsia="Carlito" w:hAnsi="Carlito"/>
-                <w:color w:val="252525"/>
-                <w:sz w:val="17"/>
-              </w:rPr>
-              <w:t>2026-06-12</w:t>
+                <w:rFonts w:ascii="Segoe UI" w:eastAsia="Segoe UI" w:hAnsi="Segoe UI" w:cs="Segoe UI"/>
+                <w:color w:val="1F2937"/>
+                <w:sz w:val="19"/>
+              </w:rPr>
+              <w:t>675</w:t>
             </w:r>
           </w:p>
         </w:tc>
         <w:tc>
           <w:tcPr>
-            <w:tcW w:w="2160" w:type="dxa"/>
+            <w:tcW w:w="1700" w:type="dxa"/>
             <w:tcBorders>
-              <w:top w:val="single" w:sz="5" w:space="0" w:color="D7D9DE"/>
-              <w:left w:val="single" w:sz="5" w:space="0" w:color="D7D9DE"/>
-              <w:bottom w:val="single" w:sz="5" w:space="0" w:color="D7D9DE"/>
-              <w:right w:val="single" w:sz="5" w:space="0" w:color="D7D9DE"/>
+              <w:top w:val="nil"/>
+              <w:left w:val="nil"/>
+              <w:bottom w:val="single" w:sz="4" w:space="0" w:color="DDE1E6"/>
+              <w:right w:val="nil"/>
             </w:tcBorders>
             <w:tcMar>
-              <w:top w:w="55" w:type="dxa"/>
+              <w:top w:w="48" w:type="dxa"/>
               <w:left w:w="70" w:type="dxa"/>
-              <w:bottom w:w="55" w:type="dxa"/>
+              <w:bottom w:w="48" w:type="dxa"/>
               <w:right w:w="70" w:type="dxa"/>
             </w:tcMar>
             <w:vAlign w:val="center"/>
           </w:tcPr>
           <w:p>
             <w:pPr>
-              <w:spacing w:after="0" w:line="240" w:lineRule="auto"/>
-              <w:jc w:val="center"/>
+              <w:spacing w:after="0" w:line="252" w:lineRule="auto"/>
+              <w:jc w:val="right"/>
             </w:pPr>
             <w:r>
               <w:rPr>
-                <w:rFonts w:ascii="Carlito" w:eastAsia="Carlito" w:hAnsi="Carlito"/>
-                <w:color w:val="252525"/>
-                <w:sz w:val="17"/>
-              </w:rPr>
-              <w:t>2026-06-10</w:t>
+                <w:rFonts w:ascii="Segoe UI" w:eastAsia="Segoe UI" w:hAnsi="Segoe UI" w:cs="Segoe UI"/>
+                <w:color w:val="1F2937"/>
+                <w:sz w:val="19"/>
+              </w:rPr>
+              <w:t>10,800 KB</w:t>
             </w:r>
           </w:p>
         </w:tc>
+      </w:tr>
+      <w:tr>
+        <w:trPr>
+          <w:cantSplit/>
+        </w:trPr>
         <w:tc>
           <w:tcPr>
-            <w:tcW w:w="2275" w:type="dxa"/>
+            <w:tcW w:w="2400" w:type="dxa"/>
             <w:tcBorders>
-              <w:top w:val="single" w:sz="5" w:space="0" w:color="D7D9DE"/>
-              <w:left w:val="single" w:sz="5" w:space="0" w:color="D7D9DE"/>
-              <w:bottom w:val="single" w:sz="5" w:space="0" w:color="D7D9DE"/>
-              <w:right w:val="single" w:sz="5" w:space="0" w:color="D7D9DE"/>
+              <w:top w:val="nil"/>
+              <w:left w:val="nil"/>
+              <w:bottom w:val="nil"/>
+              <w:right w:val="nil"/>
             </w:tcBorders>
             <w:tcMar>
-              <w:top w:w="55" w:type="dxa"/>
-              <w:left w:w="70" w:type="dxa"/>
-              <w:bottom w:w="55" w:type="dxa"/>
+              <w:top w:w="48" w:type="dxa"/>
+              <w:left w:w="0" w:type="dxa"/>
+              <w:bottom w:w="48" w:type="dxa"/>
               <w:right w:w="70" w:type="dxa"/>
             </w:tcMar>
             <w:vAlign w:val="center"/>
           </w:tcPr>
           <w:p>
             <w:pPr>
-              <w:spacing w:after="0" w:line="240" w:lineRule="auto"/>
-              <w:jc w:val="center"/>
+              <w:spacing w:after="0" w:line="252" w:lineRule="auto"/>
             </w:pPr>
             <w:r>
               <w:rPr>
-                <w:rFonts w:ascii="Carlito" w:eastAsia="Carlito" w:hAnsi="Carlito"/>
-                <w:color w:val="252525"/>
-                <w:sz w:val="17"/>
-              </w:rPr>
-              <w:t>Exclude</w:t>
+                <w:rFonts w:ascii="Consolas" w:eastAsia="Consolas" w:hAnsi="Consolas" w:cs="Consolas"/>
+                <w:color w:val="1F2937"/>
+                <w:sz w:val="19"/>
+              </w:rPr>
+              <w:t>ix_open_due_wide</w:t>
             </w:r>
           </w:p>
         </w:tc>
-      </w:tr>
-      <w:tr>
-        <w:trPr>
-          <w:cantSplit/>
-          <w:jc w:val="center"/>
-        </w:trPr>
         <w:tc>
           <w:tcPr>
-            <w:tcW w:w="1512" w:type="dxa"/>
+            <w:tcW w:w="4350" w:type="dxa"/>
             <w:tcBorders>
-              <w:top w:val="single" w:sz="5" w:space="0" w:color="D7D9DE"/>
-              <w:left w:val="single" w:sz="5" w:space="0" w:color="D7D9DE"/>
-              <w:bottom w:val="single" w:sz="5" w:space="0" w:color="D7D9DE"/>
-              <w:right w:val="single" w:sz="5" w:space="0" w:color="D7D9DE"/>
+              <w:top w:val="nil"/>
+              <w:left w:val="nil"/>
+              <w:bottom w:val="nil"/>
+              <w:right w:val="nil"/>
             </w:tcBorders>
             <w:tcMar>
-              <w:top w:w="55" w:type="dxa"/>
+              <w:top w:w="48" w:type="dxa"/>
               <w:left w:w="70" w:type="dxa"/>
-              <w:bottom w:w="55" w:type="dxa"/>
+              <w:bottom w:w="48" w:type="dxa"/>
               <w:right w:w="70" w:type="dxa"/>
             </w:tcMar>
             <w:vAlign w:val="center"/>
           </w:tcPr>
           <w:p>
             <w:pPr>
-              <w:spacing w:after="0" w:line="240" w:lineRule="auto"/>
-              <w:jc w:val="center"/>
+              <w:spacing w:after="0" w:line="252" w:lineRule="auto"/>
             </w:pPr>
             <w:r>
               <w:rPr>
-                <w:rFonts w:ascii="Carlito" w:eastAsia="Carlito" w:hAnsi="Carlito"/>
-                <w:color w:val="252525"/>
-                <w:sz w:val="17"/>
-              </w:rPr>
-              <w:t>M0007</w:t>
+                <w:rFonts w:ascii="Segoe UI" w:eastAsia="Segoe UI" w:hAnsi="Segoe UI" w:cs="Segoe UI"/>
+                <w:color w:val="1F2937"/>
+                <w:sz w:val="19"/>
+              </w:rPr>
+              <w:t>5</w:t>
             </w:r>
           </w:p>
         </w:tc>
         <w:tc>
           <w:tcPr>
-            <w:tcW w:w="2044" w:type="dxa"/>
+            <w:tcW w:w="1300" w:type="dxa"/>
             <w:tcBorders>
-              <w:top w:val="single" w:sz="5" w:space="0" w:color="D7D9DE"/>
-              <w:left w:val="single" w:sz="5" w:space="0" w:color="D7D9DE"/>
-              <w:bottom w:val="single" w:sz="5" w:space="0" w:color="D7D9DE"/>
-              <w:right w:val="single" w:sz="5" w:space="0" w:color="D7D9DE"/>
+              <w:top w:val="nil"/>
+              <w:left w:val="nil"/>
+              <w:bottom w:val="nil"/>
+              <w:right w:val="nil"/>
             </w:tcBorders>
             <w:tcMar>
-              <w:top w:w="55" w:type="dxa"/>
+              <w:top w:w="48" w:type="dxa"/>
               <w:left w:w="70" w:type="dxa"/>
-              <w:bottom w:w="55" w:type="dxa"/>
+              <w:bottom w:w="48" w:type="dxa"/>
               <w:right w:w="70" w:type="dxa"/>
             </w:tcMar>
             <w:vAlign w:val="center"/>
           </w:tcPr>
           <w:p>
             <w:pPr>
-              <w:spacing w:after="0" w:line="240" w:lineRule="auto"/>
-              <w:jc w:val="center"/>
+              <w:spacing w:after="0" w:line="252" w:lineRule="auto"/>
+              <w:jc w:val="right"/>
             </w:pPr>
             <w:r>
               <w:rPr>
-                <w:rFonts w:ascii="Carlito" w:eastAsia="Carlito" w:hAnsi="Carlito"/>
-                <w:color w:val="252525"/>
-                <w:sz w:val="17"/>
-              </w:rPr>
-              <w:t>B00017 / 1</w:t>
+                <w:rFonts w:ascii="Segoe UI" w:eastAsia="Segoe UI" w:hAnsi="Segoe UI" w:cs="Segoe UI"/>
+                <w:color w:val="1F2937"/>
+                <w:sz w:val="19"/>
+              </w:rPr>
+              <w:t>675</w:t>
             </w:r>
           </w:p>
         </w:tc>
         <w:tc>
           <w:tcPr>
-            <w:tcW w:w="1944" w:type="dxa"/>
+            <w:tcW w:w="1700" w:type="dxa"/>
             <w:tcBorders>
-              <w:top w:val="single" w:sz="5" w:space="0" w:color="D7D9DE"/>
-              <w:left w:val="single" w:sz="5" w:space="0" w:color="D7D9DE"/>
-              <w:bottom w:val="single" w:sz="5" w:space="0" w:color="D7D9DE"/>
-              <w:right w:val="single" w:sz="5" w:space="0" w:color="D7D9DE"/>
+              <w:top w:val="nil"/>
+              <w:left w:val="nil"/>
+              <w:bottom w:val="nil"/>
+              <w:right w:val="nil"/>
             </w:tcBorders>
             <w:tcMar>
-              <w:top w:w="55" w:type="dxa"/>
+              <w:top w:w="48" w:type="dxa"/>
               <w:left w:w="70" w:type="dxa"/>
-              <w:bottom w:w="55" w:type="dxa"/>
+              <w:bottom w:w="48" w:type="dxa"/>
               <w:right w:w="70" w:type="dxa"/>
             </w:tcMar>
             <w:vAlign w:val="center"/>
           </w:tcPr>
           <w:p>
             <w:pPr>
-              <w:spacing w:after="0" w:line="240" w:lineRule="auto"/>
-              <w:jc w:val="center"/>
+              <w:spacing w:after="0" w:line="252" w:lineRule="auto"/>
+              <w:jc w:val="right"/>
             </w:pPr>
             <w:r>
               <w:rPr>
-                <w:rFonts w:ascii="Carlito" w:eastAsia="Carlito" w:hAnsi="Carlito"/>
-                <w:color w:val="252525"/>
-                <w:sz w:val="17"/>
-              </w:rPr>
-              <w:t>2026-07-30</w:t>
-            </w:r>
-          </w:p>
-        </w:tc>
-        <w:tc>
-          <w:tcPr>
-            <w:tcW w:w="2160" w:type="dxa"/>
-            <w:tcBorders>
-              <w:top w:val="single" w:sz="5" w:space="0" w:color="D7D9DE"/>
-              <w:left w:val="single" w:sz="5" w:space="0" w:color="D7D9DE"/>
-              <w:bottom w:val="single" w:sz="5" w:space="0" w:color="D7D9DE"/>
-              <w:right w:val="single" w:sz="5" w:space="0" w:color="D7D9DE"/>
-            </w:tcBorders>
-            <w:tcMar>
-              <w:top w:w="55" w:type="dxa"/>
-              <w:left w:w="70" w:type="dxa"/>
-              <w:bottom w:w="55" w:type="dxa"/>
-              <w:right w:w="70" w:type="dxa"/>
-            </w:tcMar>
-            <w:vAlign w:val="center"/>
-          </w:tcPr>
-          <w:p>
-            <w:pPr>
-              <w:spacing w:after="0" w:line="240" w:lineRule="auto"/>
-              <w:jc w:val="center"/>
-            </w:pPr>
-            <w:r>
-              <w:rPr>
-                <w:rFonts w:ascii="Carlito" w:eastAsia="Carlito" w:hAnsi="Carlito"/>
-                <w:color w:val="252525"/>
-                <w:sz w:val="17"/>
-              </w:rPr>
-              <w:t>NULL</w:t>
-            </w:r>
-          </w:p>
-        </w:tc>
-        <w:tc>
-          <w:tcPr>
-            <w:tcW w:w="2275" w:type="dxa"/>
-            <w:tcBorders>
-              <w:top w:val="single" w:sz="5" w:space="0" w:color="D7D9DE"/>
-              <w:left w:val="single" w:sz="5" w:space="0" w:color="D7D9DE"/>
-              <w:bottom w:val="single" w:sz="5" w:space="0" w:color="D7D9DE"/>
-              <w:right w:val="single" w:sz="5" w:space="0" w:color="D7D9DE"/>
-            </w:tcBorders>
-            <w:tcMar>
-              <w:top w:w="55" w:type="dxa"/>
-              <w:left w:w="70" w:type="dxa"/>
-              <w:bottom w:w="55" w:type="dxa"/>
-              <w:right w:w="70" w:type="dxa"/>
-            </w:tcMar>
-            <w:vAlign w:val="center"/>
-          </w:tcPr>
-          <w:p>
-            <w:pPr>
-              <w:spacing w:after="0" w:line="240" w:lineRule="auto"/>
-              <w:jc w:val="center"/>
-            </w:pPr>
-            <w:r>
-              <w:rPr>
-                <w:rFonts w:ascii="Carlito" w:eastAsia="Carlito" w:hAnsi="Carlito"/>
-                <w:color w:val="252525"/>
-                <w:sz w:val="17"/>
-              </w:rPr>
-              <w:t>Not due</w:t>
-            </w:r>
-          </w:p>
-        </w:tc>
-      </w:tr>
-      <w:tr>
-        <w:trPr>
-          <w:cantSplit/>
-          <w:jc w:val="center"/>
-        </w:trPr>
-        <w:tc>
-          <w:tcPr>
-            <w:tcW w:w="1512" w:type="dxa"/>
-            <w:tcBorders>
-              <w:top w:val="single" w:sz="5" w:space="0" w:color="D7D9DE"/>
-              <w:left w:val="single" w:sz="5" w:space="0" w:color="D7D9DE"/>
-              <w:bottom w:val="single" w:sz="5" w:space="0" w:color="D7D9DE"/>
-              <w:right w:val="single" w:sz="5" w:space="0" w:color="D7D9DE"/>
-            </w:tcBorders>
-            <w:tcMar>
-              <w:top w:w="55" w:type="dxa"/>
-              <w:left w:w="70" w:type="dxa"/>
-              <w:bottom w:w="55" w:type="dxa"/>
-              <w:right w:w="70" w:type="dxa"/>
-            </w:tcMar>
-            <w:vAlign w:val="center"/>
-          </w:tcPr>
-          <w:p>
-            <w:pPr>
-              <w:spacing w:after="0" w:line="240" w:lineRule="auto"/>
-              <w:jc w:val="center"/>
-            </w:pPr>
-            <w:r>
-              <w:rPr>
-                <w:rFonts w:ascii="Carlito" w:eastAsia="Carlito" w:hAnsi="Carlito"/>
-                <w:color w:val="252525"/>
-                <w:sz w:val="17"/>
-              </w:rPr>
-              <w:t>M0008</w:t>
-            </w:r>
-          </w:p>
-        </w:tc>
-        <w:tc>
-          <w:tcPr>
-            <w:tcW w:w="2044" w:type="dxa"/>
-            <w:tcBorders>
-              <w:top w:val="single" w:sz="5" w:space="0" w:color="D7D9DE"/>
-              <w:left w:val="single" w:sz="5" w:space="0" w:color="D7D9DE"/>
-              <w:bottom w:val="single" w:sz="5" w:space="0" w:color="D7D9DE"/>
-              <w:right w:val="single" w:sz="5" w:space="0" w:color="D7D9DE"/>
-            </w:tcBorders>
-            <w:tcMar>
-              <w:top w:w="55" w:type="dxa"/>
-              <w:left w:w="70" w:type="dxa"/>
-              <w:bottom w:w="55" w:type="dxa"/>
-              <w:right w:w="70" w:type="dxa"/>
-            </w:tcMar>
-            <w:vAlign w:val="center"/>
-          </w:tcPr>
-          <w:p>
-            <w:pPr>
-              <w:spacing w:after="0" w:line="240" w:lineRule="auto"/>
-              <w:jc w:val="center"/>
-            </w:pPr>
-            <w:r>
-              <w:rPr>
-                <w:rFonts w:ascii="Carlito" w:eastAsia="Carlito" w:hAnsi="Carlito"/>
-                <w:color w:val="252525"/>
-                <w:sz w:val="17"/>
-              </w:rPr>
-              <w:t>B00018 / 2</w:t>
-            </w:r>
-          </w:p>
-        </w:tc>
-        <w:tc>
-          <w:tcPr>
-            <w:tcW w:w="1944" w:type="dxa"/>
-            <w:tcBorders>
-              <w:top w:val="single" w:sz="5" w:space="0" w:color="D7D9DE"/>
-              <w:left w:val="single" w:sz="5" w:space="0" w:color="D7D9DE"/>
-              <w:bottom w:val="single" w:sz="5" w:space="0" w:color="D7D9DE"/>
-              <w:right w:val="single" w:sz="5" w:space="0" w:color="D7D9DE"/>
-            </w:tcBorders>
-            <w:tcMar>
-              <w:top w:w="55" w:type="dxa"/>
-              <w:left w:w="70" w:type="dxa"/>
-              <w:bottom w:w="55" w:type="dxa"/>
-              <w:right w:w="70" w:type="dxa"/>
-            </w:tcMar>
-            <w:vAlign w:val="center"/>
-          </w:tcPr>
-          <w:p>
-            <w:pPr>
-              <w:spacing w:after="0" w:line="240" w:lineRule="auto"/>
-              <w:jc w:val="center"/>
-            </w:pPr>
-            <w:r>
-              <w:rPr>
-                <w:rFonts w:ascii="Carlito" w:eastAsia="Carlito" w:hAnsi="Carlito"/>
-                <w:color w:val="252525"/>
-                <w:sz w:val="17"/>
-              </w:rPr>
-              <w:t>2026-07-20</w:t>
-            </w:r>
-          </w:p>
-        </w:tc>
-        <w:tc>
-          <w:tcPr>
-            <w:tcW w:w="2160" w:type="dxa"/>
-            <w:tcBorders>
-              <w:top w:val="single" w:sz="5" w:space="0" w:color="D7D9DE"/>
-              <w:left w:val="single" w:sz="5" w:space="0" w:color="D7D9DE"/>
-              <w:bottom w:val="single" w:sz="5" w:space="0" w:color="D7D9DE"/>
-              <w:right w:val="single" w:sz="5" w:space="0" w:color="D7D9DE"/>
-            </w:tcBorders>
-            <w:tcMar>
-              <w:top w:w="55" w:type="dxa"/>
-              <w:left w:w="70" w:type="dxa"/>
-              <w:bottom w:w="55" w:type="dxa"/>
-              <w:right w:w="70" w:type="dxa"/>
-            </w:tcMar>
-            <w:vAlign w:val="center"/>
-          </w:tcPr>
-          <w:p>
-            <w:pPr>
-              <w:spacing w:after="0" w:line="240" w:lineRule="auto"/>
-              <w:jc w:val="center"/>
-            </w:pPr>
-            <w:r>
-              <w:rPr>
-                <w:rFonts w:ascii="Carlito" w:eastAsia="Carlito" w:hAnsi="Carlito"/>
-                <w:color w:val="252525"/>
-                <w:sz w:val="17"/>
-              </w:rPr>
-              <w:t>2026-07-20</w:t>
-            </w:r>
-          </w:p>
-        </w:tc>
-        <w:tc>
-          <w:tcPr>
-            <w:tcW w:w="2275" w:type="dxa"/>
-            <w:tcBorders>
-              <w:top w:val="single" w:sz="5" w:space="0" w:color="D7D9DE"/>
-              <w:left w:val="single" w:sz="5" w:space="0" w:color="D7D9DE"/>
-              <w:bottom w:val="single" w:sz="5" w:space="0" w:color="D7D9DE"/>
-              <w:right w:val="single" w:sz="5" w:space="0" w:color="D7D9DE"/>
-            </w:tcBorders>
-            <w:tcMar>
-              <w:top w:w="55" w:type="dxa"/>
-              <w:left w:w="70" w:type="dxa"/>
-              <w:bottom w:w="55" w:type="dxa"/>
-              <w:right w:w="70" w:type="dxa"/>
-            </w:tcMar>
-            <w:vAlign w:val="center"/>
-          </w:tcPr>
-          <w:p>
-            <w:pPr>
-              <w:spacing w:after="0" w:line="240" w:lineRule="auto"/>
-              <w:jc w:val="center"/>
-            </w:pPr>
-            <w:r>
-              <w:rPr>
-                <w:rFonts w:ascii="Carlito" w:eastAsia="Carlito" w:hAnsi="Carlito"/>
-                <w:color w:val="252525"/>
-                <w:sz w:val="17"/>
-              </w:rPr>
-              <w:t>Exclude</w:t>
+                <w:rFonts w:ascii="Segoe UI" w:eastAsia="Segoe UI" w:hAnsi="Segoe UI" w:cs="Segoe UI"/>
+                <w:color w:val="1F2937"/>
+                <w:sz w:val="19"/>
+              </w:rPr>
+              <w:t>10,800 KB</w:t>
             </w:r>
           </w:p>
         </w:tc>
@@ -5658,134 +6894,136 @@
     </w:tbl>
     <w:p>
       <w:pPr>
-        <w:pStyle w:val="ReportSubheading"/>
+        <w:spacing w:before="60" w:after="180" w:line="240" w:lineRule="auto"/>
       </w:pPr>
       <w:r>
-        <w:t>Plan comparison</w:t>
+        <w:rPr>
+          <w:rFonts w:ascii="Segoe UI" w:eastAsia="Segoe UI" w:hAnsi="Segoe UI" w:cs="Segoe UI"/>
+          <w:i/>
+          <w:color w:val="6B7280"/>
+          <w:sz w:val="17"/>
+        </w:rPr>
+        <w:t>From mysql.innodb_index_stats after ANALYZE TABLE.</w:t>
+      </w:r>
+    </w:p>
+    <w:p>
+      <w:pPr>
+        <w:spacing w:after="80" w:line="245" w:lineRule="auto"/>
+      </w:pPr>
+      <w:r>
+        <w:rPr>
+          <w:rFonts w:ascii="Cambria" w:eastAsia="Cambria" w:hAnsi="Cambria" w:cs="Cambria"/>
+          <w:color w:val="1F2937"/>
+        </w:rPr>
+        <w:t>The five-column index is not a single page bigger than the two-column one. When an index already names a primary key column, InnoDB does not store that column a second time, so the three columns I added were already taking up that space anyway. All three of these indexes hold the same six columns and differ only in the order the columns were written. Same contents, same size on disk, and one of them reads 39 entries where another reads 196,235.</w:t>
+      </w:r>
+    </w:p>
+    <w:p>
+      <w:pPr>
+        <w:spacing w:after="80" w:line="245" w:lineRule="auto"/>
+      </w:pPr>
+      <w:r>
+        <w:rPr>
+          <w:rFonts w:ascii="Cambria" w:eastAsia="Cambria" w:hAnsi="Cambria" w:cs="Cambria"/>
+          <w:color w:val="1F2937"/>
+        </w:rPr>
+        <w:t>I was wrong in the other direction too. I expected B to need a sorting step and it does not. Because the condition pins ReturnDatetime to a single value, MySQL can work out that the rows already come back in DueDate order, followed by primary key order. So B skips the sorting that A has to do, and is still the slowest of the four. Sorting was not where the time was going.</w:t>
+      </w:r>
+    </w:p>
+    <w:p>
+      <w:pPr>
+        <w:spacing w:before="120" w:after="40" w:line="240" w:lineRule="auto"/>
+      </w:pPr>
+      <w:r>
+        <w:rPr>
+          <w:rFonts w:ascii="Segoe UI" w:eastAsia="Segoe UI" w:hAnsi="Segoe UI" w:cs="Segoe UI"/>
+          <w:b/>
+          <w:color w:val="1E3A8A"/>
+          <w:sz w:val="21"/>
+        </w:rPr>
+        <w:t>What the query returns</w:t>
       </w:r>
     </w:p>
     <w:tbl>
       <w:tblPr>
         <w:tblW w:w="0" w:type="auto"/>
-        <w:jc w:val="center"/>
         <w:tblLayout w:type="fixed"/>
         <w:tblLook w:val="04A0" w:firstRow="1" w:lastRow="0" w:firstColumn="1" w:lastColumn="0" w:noHBand="0" w:noVBand="1"/>
       </w:tblPr>
       <w:tblGrid>
-        <w:gridCol w:w="9936"/>
+        <w:gridCol w:w="9750"/>
       </w:tblGrid>
       <w:tr>
         <w:trPr>
           <w:cantSplit/>
-          <w:jc w:val="center"/>
         </w:trPr>
         <w:tc>
           <w:tcPr>
-            <w:tcW w:w="9936" w:type="dxa"/>
+            <w:tcW w:w="9750" w:type="dxa"/>
             <w:tcBorders>
-              <w:top w:val="single" w:sz="6" w:space="0" w:color="D7D9DE"/>
-              <w:left w:val="single" w:sz="6" w:space="0" w:color="D7D9DE"/>
-              <w:bottom w:val="single" w:sz="6" w:space="0" w:color="D7D9DE"/>
-              <w:right w:val="single" w:sz="6" w:space="0" w:color="D7D9DE"/>
+              <w:top w:val="nil"/>
+              <w:left w:val="single" w:sz="24" w:space="0" w:color="1E3A8A"/>
+              <w:bottom w:val="nil"/>
+              <w:right w:val="nil"/>
             </w:tcBorders>
+            <w:shd w:val="clear" w:color="auto" w:fill="F5F6F8"/>
             <w:tcMar>
-              <w:top w:w="75" w:type="dxa"/>
-              <w:left w:w="95" w:type="dxa"/>
-              <w:bottom w:w="75" w:type="dxa"/>
-              <w:right w:w="95" w:type="dxa"/>
+              <w:top w:w="70" w:type="dxa"/>
+              <w:left w:w="130" w:type="dxa"/>
+              <w:bottom w:w="70" w:type="dxa"/>
+              <w:right w:w="90" w:type="dxa"/>
             </w:tcMar>
           </w:tcPr>
           <w:p>
             <w:pPr>
-              <w:spacing w:after="0" w:line="228" w:lineRule="auto"/>
+              <w:spacing w:after="0" w:line="240" w:lineRule="auto"/>
             </w:pPr>
             <w:r>
               <w:rPr>
-                <w:rFonts w:ascii="Liberation Mono" w:eastAsia="Liberation Mono" w:hAnsi="Liberation Mono"/>
-                <w:color w:val="1C1C1C"/>
+                <w:rFonts w:ascii="Consolas" w:eastAsia="Consolas" w:hAnsi="Consolas" w:cs="Consolas"/>
+                <w:color w:val="0F172A"/>
                 <w:sz w:val="17"/>
               </w:rPr>
-              <w:t>-- Baseline plan, deliberately ignoring the proposed key</w:t>
-            </w:r>
-            <w:r>
-              <w:br/>
-            </w:r>
-            <w:r>
-              <w:rPr>
-                <w:rFonts w:ascii="Liberation Mono" w:eastAsia="Liberation Mono" w:hAnsi="Liberation Mono"/>
-                <w:color w:val="1C1C1C"/>
+              <w:t>MemberID  BookID   CopySeqNo  DueDate     days_overdue</w:t>
+            </w:r>
+          </w:p>
+          <w:p>
+            <w:pPr>
+              <w:spacing w:after="0" w:line="240" w:lineRule="auto"/>
+            </w:pPr>
+            <w:r>
+              <w:rPr>
+                <w:rFonts w:ascii="Consolas" w:eastAsia="Consolas" w:hAnsi="Consolas" w:cs="Consolas"/>
+                <w:color w:val="0F172A"/>
                 <w:sz w:val="17"/>
               </w:rPr>
-              <w:t>EXPLAIN ANALYZE</w:t>
-            </w:r>
-            <w:r>
-              <w:br/>
-            </w:r>
-            <w:r>
-              <w:rPr>
-                <w:rFonts w:ascii="Liberation Mono" w:eastAsia="Liberation Mono" w:hAnsi="Liberation Mono"/>
-                <w:color w:val="1C1C1C"/>
+              <w:t>M02001    B01001           3  2020-03-14          2258</w:t>
+            </w:r>
+          </w:p>
+          <w:p>
+            <w:pPr>
+              <w:spacing w:after="0" w:line="240" w:lineRule="auto"/>
+            </w:pPr>
+            <w:r>
+              <w:rPr>
+                <w:rFonts w:ascii="Consolas" w:eastAsia="Consolas" w:hAnsi="Consolas" w:cs="Consolas"/>
+                <w:color w:val="0F172A"/>
                 <w:sz w:val="17"/>
               </w:rPr>
-              <w:t>SELECT MemberID, BookID, CopySeqNo, DueDate</w:t>
-            </w:r>
-            <w:r>
-              <w:br/>
-            </w:r>
-            <w:r>
-              <w:rPr>
-                <w:rFonts w:ascii="Liberation Mono" w:eastAsia="Liberation Mono" w:hAnsi="Liberation Mono"/>
-                <w:color w:val="1C1C1C"/>
+              <w:t>M01001    B02001           2  2020-05-12          2199</w:t>
+            </w:r>
+          </w:p>
+          <w:p>
+            <w:pPr>
+              <w:spacing w:after="0" w:line="240" w:lineRule="auto"/>
+            </w:pPr>
+            <w:r>
+              <w:rPr>
+                <w:rFonts w:ascii="Consolas" w:eastAsia="Consolas" w:hAnsi="Consolas" w:cs="Consolas"/>
+                <w:color w:val="0F172A"/>
                 <w:sz w:val="17"/>
               </w:rPr>
-              <w:t>FROM Loan IGNORE INDEX (ix_loan_open_due_cover)</w:t>
-            </w:r>
-            <w:r>
-              <w:br/>
-            </w:r>
-            <w:r>
-              <w:rPr>
-                <w:rFonts w:ascii="Liberation Mono" w:eastAsia="Liberation Mono" w:hAnsi="Liberation Mono"/>
-                <w:color w:val="1C1C1C"/>
-                <w:sz w:val="17"/>
-              </w:rPr>
-              <w:t>WHERE ReturnDatetime IS NULL</w:t>
-            </w:r>
-            <w:r>
-              <w:br/>
-            </w:r>
-            <w:r>
-              <w:rPr>
-                <w:rFonts w:ascii="Liberation Mono" w:eastAsia="Liberation Mono" w:hAnsi="Liberation Mono"/>
-                <w:color w:val="1C1C1C"/>
-                <w:sz w:val="17"/>
-              </w:rPr>
-              <w:t xml:space="preserve">  AND DueDate &lt; '2026-07-21'</w:t>
-            </w:r>
-            <w:r>
-              <w:br/>
-            </w:r>
-            <w:r>
-              <w:rPr>
-                <w:rFonts w:ascii="Liberation Mono" w:eastAsia="Liberation Mono" w:hAnsi="Liberation Mono"/>
-                <w:color w:val="1C1C1C"/>
-                <w:sz w:val="17"/>
-              </w:rPr>
-              <w:t>ORDER BY DueDate, MemberID;</w:t>
-            </w:r>
-            <w:r>
-              <w:br/>
-            </w:r>
-            <w:r>
-              <w:br/>
-            </w:r>
-            <w:r>
-              <w:rPr>
-                <w:rFonts w:ascii="Liberation Mono" w:eastAsia="Liberation Mono" w:hAnsi="Liberation Mono"/>
-                <w:color w:val="1C1C1C"/>
-                <w:sz w:val="17"/>
-              </w:rPr>
-              <w:t>-- Run the same EXPLAIN ANALYZE again without IGNORE INDEX.</w:t>
+              <w:t>M00001    B03001           1  2020-07-10          2140</w:t>
             </w:r>
           </w:p>
         </w:tc>
@@ -5793,1167 +7031,298 @@
     </w:tbl>
     <w:p>
       <w:pPr>
-        <w:pStyle w:val="ReportBody"/>
+        <w:spacing w:before="40" w:after="120" w:line="240" w:lineRule="auto"/>
       </w:pPr>
       <w:r>
-        <w:t>Both versions must return the same three rows. The comparison is useful only when the result is first checked for correctness, then the plan is inspected for access method, actual rows, loops and elapsed time. EXPLAIN ANALYZE executes the statement and reports actual iterator information rather than estimates alone [3].</w:t>
+        <w:rPr>
+          <w:rFonts w:ascii="Segoe UI" w:eastAsia="Segoe UI" w:hAnsi="Segoe UI" w:cs="Segoe UI"/>
+          <w:i/>
+          <w:color w:val="6B7280"/>
+          <w:sz w:val="17"/>
+        </w:rPr>
+        <w:t>The first 3 of 39, longest overdue first, in the order the index already gives them.</w:t>
       </w:r>
     </w:p>
     <w:p>
       <w:pPr>
-        <w:spacing w:after="0"/>
+        <w:pBdr>
+          <w:bottom w:val="single" w:sz="6" w:space="5" w:color="DDE1E6"/>
+        </w:pBdr>
+        <w:spacing w:before="120" w:after="60" w:line="240" w:lineRule="auto"/>
       </w:pPr>
       <w:r>
-        <w:br w:type="page"/>
+        <w:rPr>
+          <w:rFonts w:ascii="Segoe UI" w:eastAsia="Segoe UI" w:hAnsi="Segoe UI" w:cs="Segoe UI"/>
+          <w:b/>
+          <w:color w:val="1E3A8A"/>
+          <w:sz w:val="25"/>
+        </w:rPr>
+        <w:t xml:space="preserve">6  </w:t>
+      </w:r>
+      <w:r>
+        <w:rPr>
+          <w:rFonts w:ascii="Segoe UI" w:eastAsia="Segoe UI" w:hAnsi="Segoe UI" w:cs="Segoe UI"/>
+          <w:b/>
+          <w:color w:val="111827"/>
+          <w:sz w:val="25"/>
+        </w:rPr>
+        <w:t>What this gives Green Grass Library</w:t>
       </w:r>
     </w:p>
     <w:p>
       <w:pPr>
-        <w:pStyle w:val="ReportHeading"/>
-        <w:pBdr>
-          <w:bottom w:val="single" w:sz="10" w:space="2" w:color="8ED14B"/>
-        </w:pBdr>
+        <w:spacing w:after="60" w:line="245" w:lineRule="auto"/>
+        <w:ind w:left="280" w:hanging="280"/>
       </w:pPr>
       <w:r>
-        <w:t>5. Result and interpretation</w:t>
+        <w:rPr>
+          <w:rFonts w:ascii="Segoe UI" w:eastAsia="Segoe UI" w:hAnsi="Segoe UI" w:cs="Segoe UI"/>
+          <w:b/>
+          <w:color w:val="1E3A8A"/>
+          <w:sz w:val="22"/>
+        </w:rPr>
+        <w:t>• </w:t>
       </w:r>
-    </w:p>
-    <w:tbl>
-      <w:tblPr>
-        <w:tblW w:w="0" w:type="auto"/>
-        <w:jc w:val="center"/>
-        <w:tblLayout w:type="fixed"/>
-        <w:tblLook w:val="04A0" w:firstRow="1" w:lastRow="0" w:firstColumn="1" w:lastColumn="0" w:noHBand="0" w:noVBand="1"/>
-      </w:tblPr>
-      <w:tblGrid>
-        <w:gridCol w:w="2664"/>
-        <w:gridCol w:w="2448"/>
-        <w:gridCol w:w="2520"/>
-        <w:gridCol w:w="2304"/>
-      </w:tblGrid>
-      <w:tr>
-        <w:trPr>
-          <w:cantSplit/>
-          <w:tblHeader/>
-          <w:jc w:val="center"/>
-        </w:trPr>
-        <w:tc>
-          <w:tcPr>
-            <w:tcW w:w="2664" w:type="dxa"/>
-            <w:tcBorders>
-              <w:top w:val="single" w:sz="5" w:space="0" w:color="D7D9DE"/>
-              <w:left w:val="single" w:sz="5" w:space="0" w:color="D7D9DE"/>
-              <w:bottom w:val="single" w:sz="5" w:space="0" w:color="D7D9DE"/>
-              <w:right w:val="single" w:sz="5" w:space="0" w:color="D7D9DE"/>
-            </w:tcBorders>
-            <w:tcMar>
-              <w:top w:w="55" w:type="dxa"/>
-              <w:left w:w="70" w:type="dxa"/>
-              <w:bottom w:w="55" w:type="dxa"/>
-              <w:right w:w="70" w:type="dxa"/>
-            </w:tcMar>
-            <w:vAlign w:val="center"/>
-          </w:tcPr>
-          <w:p>
-            <w:pPr>
-              <w:spacing w:after="0" w:line="240" w:lineRule="auto"/>
-              <w:jc w:val="center"/>
-            </w:pPr>
-            <w:r>
-              <w:rPr>
-                <w:rFonts w:ascii="Carlito" w:eastAsia="Carlito" w:hAnsi="Carlito"/>
-                <w:b/>
-                <w:color w:val="1C1C1C"/>
-                <w:sz w:val="19"/>
-              </w:rPr>
-              <w:t>Due date</w:t>
-            </w:r>
-          </w:p>
-        </w:tc>
-        <w:tc>
-          <w:tcPr>
-            <w:tcW w:w="2448" w:type="dxa"/>
-            <w:tcBorders>
-              <w:top w:val="single" w:sz="5" w:space="0" w:color="D7D9DE"/>
-              <w:left w:val="single" w:sz="5" w:space="0" w:color="D7D9DE"/>
-              <w:bottom w:val="single" w:sz="5" w:space="0" w:color="D7D9DE"/>
-              <w:right w:val="single" w:sz="5" w:space="0" w:color="D7D9DE"/>
-            </w:tcBorders>
-            <w:tcMar>
-              <w:top w:w="55" w:type="dxa"/>
-              <w:left w:w="70" w:type="dxa"/>
-              <w:bottom w:w="55" w:type="dxa"/>
-              <w:right w:w="70" w:type="dxa"/>
-            </w:tcMar>
-            <w:vAlign w:val="center"/>
-          </w:tcPr>
-          <w:p>
-            <w:pPr>
-              <w:spacing w:after="0" w:line="240" w:lineRule="auto"/>
-              <w:jc w:val="center"/>
-            </w:pPr>
-            <w:r>
-              <w:rPr>
-                <w:rFonts w:ascii="Carlito" w:eastAsia="Carlito" w:hAnsi="Carlito"/>
-                <w:b/>
-                <w:color w:val="1C1C1C"/>
-                <w:sz w:val="19"/>
-              </w:rPr>
-              <w:t>Member</w:t>
-            </w:r>
-          </w:p>
-        </w:tc>
-        <w:tc>
-          <w:tcPr>
-            <w:tcW w:w="2520" w:type="dxa"/>
-            <w:tcBorders>
-              <w:top w:val="single" w:sz="5" w:space="0" w:color="D7D9DE"/>
-              <w:left w:val="single" w:sz="5" w:space="0" w:color="D7D9DE"/>
-              <w:bottom w:val="single" w:sz="5" w:space="0" w:color="D7D9DE"/>
-              <w:right w:val="single" w:sz="5" w:space="0" w:color="D7D9DE"/>
-            </w:tcBorders>
-            <w:tcMar>
-              <w:top w:w="55" w:type="dxa"/>
-              <w:left w:w="70" w:type="dxa"/>
-              <w:bottom w:w="55" w:type="dxa"/>
-              <w:right w:w="70" w:type="dxa"/>
-            </w:tcMar>
-            <w:vAlign w:val="center"/>
-          </w:tcPr>
-          <w:p>
-            <w:pPr>
-              <w:spacing w:after="0" w:line="240" w:lineRule="auto"/>
-              <w:jc w:val="center"/>
-            </w:pPr>
-            <w:r>
-              <w:rPr>
-                <w:rFonts w:ascii="Carlito" w:eastAsia="Carlito" w:hAnsi="Carlito"/>
-                <w:b/>
-                <w:color w:val="1C1C1C"/>
-                <w:sz w:val="19"/>
-              </w:rPr>
-              <w:t>Book</w:t>
-            </w:r>
-          </w:p>
-        </w:tc>
-        <w:tc>
-          <w:tcPr>
-            <w:tcW w:w="2304" w:type="dxa"/>
-            <w:tcBorders>
-              <w:top w:val="single" w:sz="5" w:space="0" w:color="D7D9DE"/>
-              <w:left w:val="single" w:sz="5" w:space="0" w:color="D7D9DE"/>
-              <w:bottom w:val="single" w:sz="5" w:space="0" w:color="D7D9DE"/>
-              <w:right w:val="single" w:sz="5" w:space="0" w:color="D7D9DE"/>
-            </w:tcBorders>
-            <w:tcMar>
-              <w:top w:w="55" w:type="dxa"/>
-              <w:left w:w="70" w:type="dxa"/>
-              <w:bottom w:w="55" w:type="dxa"/>
-              <w:right w:w="70" w:type="dxa"/>
-            </w:tcMar>
-            <w:vAlign w:val="center"/>
-          </w:tcPr>
-          <w:p>
-            <w:pPr>
-              <w:spacing w:after="0" w:line="240" w:lineRule="auto"/>
-              <w:jc w:val="center"/>
-            </w:pPr>
-            <w:r>
-              <w:rPr>
-                <w:rFonts w:ascii="Carlito" w:eastAsia="Carlito" w:hAnsi="Carlito"/>
-                <w:b/>
-                <w:color w:val="1C1C1C"/>
-                <w:sz w:val="19"/>
-              </w:rPr>
-              <w:t>Copy</w:t>
-            </w:r>
-          </w:p>
-        </w:tc>
-      </w:tr>
-      <w:tr>
-        <w:trPr>
-          <w:cantSplit/>
-          <w:jc w:val="center"/>
-        </w:trPr>
-        <w:tc>
-          <w:tcPr>
-            <w:tcW w:w="2664" w:type="dxa"/>
-            <w:tcBorders>
-              <w:top w:val="single" w:sz="5" w:space="0" w:color="D7D9DE"/>
-              <w:left w:val="single" w:sz="5" w:space="0" w:color="D7D9DE"/>
-              <w:bottom w:val="single" w:sz="5" w:space="0" w:color="D7D9DE"/>
-              <w:right w:val="single" w:sz="5" w:space="0" w:color="D7D9DE"/>
-            </w:tcBorders>
-            <w:tcMar>
-              <w:top w:w="55" w:type="dxa"/>
-              <w:left w:w="70" w:type="dxa"/>
-              <w:bottom w:w="55" w:type="dxa"/>
-              <w:right w:w="70" w:type="dxa"/>
-            </w:tcMar>
-            <w:vAlign w:val="center"/>
-          </w:tcPr>
-          <w:p>
-            <w:pPr>
-              <w:spacing w:after="0" w:line="240" w:lineRule="auto"/>
-              <w:jc w:val="center"/>
-            </w:pPr>
-            <w:r>
-              <w:rPr>
-                <w:rFonts w:ascii="Carlito" w:eastAsia="Carlito" w:hAnsi="Carlito"/>
-                <w:color w:val="252525"/>
-                <w:sz w:val="19"/>
-              </w:rPr>
-              <w:t>2026-05-30</w:t>
-            </w:r>
-          </w:p>
-        </w:tc>
-        <w:tc>
-          <w:tcPr>
-            <w:tcW w:w="2448" w:type="dxa"/>
-            <w:tcBorders>
-              <w:top w:val="single" w:sz="5" w:space="0" w:color="D7D9DE"/>
-              <w:left w:val="single" w:sz="5" w:space="0" w:color="D7D9DE"/>
-              <w:bottom w:val="single" w:sz="5" w:space="0" w:color="D7D9DE"/>
-              <w:right w:val="single" w:sz="5" w:space="0" w:color="D7D9DE"/>
-            </w:tcBorders>
-            <w:tcMar>
-              <w:top w:w="55" w:type="dxa"/>
-              <w:left w:w="70" w:type="dxa"/>
-              <w:bottom w:w="55" w:type="dxa"/>
-              <w:right w:w="70" w:type="dxa"/>
-            </w:tcMar>
-            <w:vAlign w:val="center"/>
-          </w:tcPr>
-          <w:p>
-            <w:pPr>
-              <w:spacing w:after="0" w:line="240" w:lineRule="auto"/>
-              <w:jc w:val="center"/>
-            </w:pPr>
-            <w:r>
-              <w:rPr>
-                <w:rFonts w:ascii="Carlito" w:eastAsia="Carlito" w:hAnsi="Carlito"/>
-                <w:color w:val="252525"/>
-                <w:sz w:val="19"/>
-              </w:rPr>
-              <w:t>M0004</w:t>
-            </w:r>
-          </w:p>
-        </w:tc>
-        <w:tc>
-          <w:tcPr>
-            <w:tcW w:w="2520" w:type="dxa"/>
-            <w:tcBorders>
-              <w:top w:val="single" w:sz="5" w:space="0" w:color="D7D9DE"/>
-              <w:left w:val="single" w:sz="5" w:space="0" w:color="D7D9DE"/>
-              <w:bottom w:val="single" w:sz="5" w:space="0" w:color="D7D9DE"/>
-              <w:right w:val="single" w:sz="5" w:space="0" w:color="D7D9DE"/>
-            </w:tcBorders>
-            <w:tcMar>
-              <w:top w:w="55" w:type="dxa"/>
-              <w:left w:w="70" w:type="dxa"/>
-              <w:bottom w:w="55" w:type="dxa"/>
-              <w:right w:w="70" w:type="dxa"/>
-            </w:tcMar>
-            <w:vAlign w:val="center"/>
-          </w:tcPr>
-          <w:p>
-            <w:pPr>
-              <w:spacing w:after="0" w:line="240" w:lineRule="auto"/>
-              <w:jc w:val="center"/>
-            </w:pPr>
-            <w:r>
-              <w:rPr>
-                <w:rFonts w:ascii="Carlito" w:eastAsia="Carlito" w:hAnsi="Carlito"/>
-                <w:color w:val="252525"/>
-                <w:sz w:val="19"/>
-              </w:rPr>
-              <w:t>B00014</w:t>
-            </w:r>
-          </w:p>
-        </w:tc>
-        <w:tc>
-          <w:tcPr>
-            <w:tcW w:w="2304" w:type="dxa"/>
-            <w:tcBorders>
-              <w:top w:val="single" w:sz="5" w:space="0" w:color="D7D9DE"/>
-              <w:left w:val="single" w:sz="5" w:space="0" w:color="D7D9DE"/>
-              <w:bottom w:val="single" w:sz="5" w:space="0" w:color="D7D9DE"/>
-              <w:right w:val="single" w:sz="5" w:space="0" w:color="D7D9DE"/>
-            </w:tcBorders>
-            <w:tcMar>
-              <w:top w:w="55" w:type="dxa"/>
-              <w:left w:w="70" w:type="dxa"/>
-              <w:bottom w:w="55" w:type="dxa"/>
-              <w:right w:w="70" w:type="dxa"/>
-            </w:tcMar>
-            <w:vAlign w:val="center"/>
-          </w:tcPr>
-          <w:p>
-            <w:pPr>
-              <w:spacing w:after="0" w:line="240" w:lineRule="auto"/>
-              <w:jc w:val="center"/>
-            </w:pPr>
-            <w:r>
-              <w:rPr>
-                <w:rFonts w:ascii="Carlito" w:eastAsia="Carlito" w:hAnsi="Carlito"/>
-                <w:color w:val="252525"/>
-                <w:sz w:val="19"/>
-              </w:rPr>
-              <w:t>1</w:t>
-            </w:r>
-          </w:p>
-        </w:tc>
-      </w:tr>
-      <w:tr>
-        <w:trPr>
-          <w:cantSplit/>
-          <w:jc w:val="center"/>
-        </w:trPr>
-        <w:tc>
-          <w:tcPr>
-            <w:tcW w:w="2664" w:type="dxa"/>
-            <w:tcBorders>
-              <w:top w:val="single" w:sz="5" w:space="0" w:color="D7D9DE"/>
-              <w:left w:val="single" w:sz="5" w:space="0" w:color="D7D9DE"/>
-              <w:bottom w:val="single" w:sz="5" w:space="0" w:color="D7D9DE"/>
-              <w:right w:val="single" w:sz="5" w:space="0" w:color="D7D9DE"/>
-            </w:tcBorders>
-            <w:tcMar>
-              <w:top w:w="55" w:type="dxa"/>
-              <w:left w:w="70" w:type="dxa"/>
-              <w:bottom w:w="55" w:type="dxa"/>
-              <w:right w:w="70" w:type="dxa"/>
-            </w:tcMar>
-            <w:vAlign w:val="center"/>
-          </w:tcPr>
-          <w:p>
-            <w:pPr>
-              <w:spacing w:after="0" w:line="240" w:lineRule="auto"/>
-              <w:jc w:val="center"/>
-            </w:pPr>
-            <w:r>
-              <w:rPr>
-                <w:rFonts w:ascii="Carlito" w:eastAsia="Carlito" w:hAnsi="Carlito"/>
-                <w:color w:val="252525"/>
-                <w:sz w:val="19"/>
-              </w:rPr>
-              <w:t>2026-06-03</w:t>
-            </w:r>
-          </w:p>
-        </w:tc>
-        <w:tc>
-          <w:tcPr>
-            <w:tcW w:w="2448" w:type="dxa"/>
-            <w:tcBorders>
-              <w:top w:val="single" w:sz="5" w:space="0" w:color="D7D9DE"/>
-              <w:left w:val="single" w:sz="5" w:space="0" w:color="D7D9DE"/>
-              <w:bottom w:val="single" w:sz="5" w:space="0" w:color="D7D9DE"/>
-              <w:right w:val="single" w:sz="5" w:space="0" w:color="D7D9DE"/>
-            </w:tcBorders>
-            <w:tcMar>
-              <w:top w:w="55" w:type="dxa"/>
-              <w:left w:w="70" w:type="dxa"/>
-              <w:bottom w:w="55" w:type="dxa"/>
-              <w:right w:w="70" w:type="dxa"/>
-            </w:tcMar>
-            <w:vAlign w:val="center"/>
-          </w:tcPr>
-          <w:p>
-            <w:pPr>
-              <w:spacing w:after="0" w:line="240" w:lineRule="auto"/>
-              <w:jc w:val="center"/>
-            </w:pPr>
-            <w:r>
-              <w:rPr>
-                <w:rFonts w:ascii="Carlito" w:eastAsia="Carlito" w:hAnsi="Carlito"/>
-                <w:color w:val="252525"/>
-                <w:sz w:val="19"/>
-              </w:rPr>
-              <w:t>M0001</w:t>
-            </w:r>
-          </w:p>
-        </w:tc>
-        <w:tc>
-          <w:tcPr>
-            <w:tcW w:w="2520" w:type="dxa"/>
-            <w:tcBorders>
-              <w:top w:val="single" w:sz="5" w:space="0" w:color="D7D9DE"/>
-              <w:left w:val="single" w:sz="5" w:space="0" w:color="D7D9DE"/>
-              <w:bottom w:val="single" w:sz="5" w:space="0" w:color="D7D9DE"/>
-              <w:right w:val="single" w:sz="5" w:space="0" w:color="D7D9DE"/>
-            </w:tcBorders>
-            <w:tcMar>
-              <w:top w:w="55" w:type="dxa"/>
-              <w:left w:w="70" w:type="dxa"/>
-              <w:bottom w:w="55" w:type="dxa"/>
-              <w:right w:w="70" w:type="dxa"/>
-            </w:tcMar>
-            <w:vAlign w:val="center"/>
-          </w:tcPr>
-          <w:p>
-            <w:pPr>
-              <w:spacing w:after="0" w:line="240" w:lineRule="auto"/>
-              <w:jc w:val="center"/>
-            </w:pPr>
-            <w:r>
-              <w:rPr>
-                <w:rFonts w:ascii="Carlito" w:eastAsia="Carlito" w:hAnsi="Carlito"/>
-                <w:color w:val="252525"/>
-                <w:sz w:val="19"/>
-              </w:rPr>
-              <w:t>B00011</w:t>
-            </w:r>
-          </w:p>
-        </w:tc>
-        <w:tc>
-          <w:tcPr>
-            <w:tcW w:w="2304" w:type="dxa"/>
-            <w:tcBorders>
-              <w:top w:val="single" w:sz="5" w:space="0" w:color="D7D9DE"/>
-              <w:left w:val="single" w:sz="5" w:space="0" w:color="D7D9DE"/>
-              <w:bottom w:val="single" w:sz="5" w:space="0" w:color="D7D9DE"/>
-              <w:right w:val="single" w:sz="5" w:space="0" w:color="D7D9DE"/>
-            </w:tcBorders>
-            <w:tcMar>
-              <w:top w:w="55" w:type="dxa"/>
-              <w:left w:w="70" w:type="dxa"/>
-              <w:bottom w:w="55" w:type="dxa"/>
-              <w:right w:w="70" w:type="dxa"/>
-            </w:tcMar>
-            <w:vAlign w:val="center"/>
-          </w:tcPr>
-          <w:p>
-            <w:pPr>
-              <w:spacing w:after="0" w:line="240" w:lineRule="auto"/>
-              <w:jc w:val="center"/>
-            </w:pPr>
-            <w:r>
-              <w:rPr>
-                <w:rFonts w:ascii="Carlito" w:eastAsia="Carlito" w:hAnsi="Carlito"/>
-                <w:color w:val="252525"/>
-                <w:sz w:val="19"/>
-              </w:rPr>
-              <w:t>1</w:t>
-            </w:r>
-          </w:p>
-        </w:tc>
-      </w:tr>
-      <w:tr>
-        <w:trPr>
-          <w:cantSplit/>
-          <w:jc w:val="center"/>
-        </w:trPr>
-        <w:tc>
-          <w:tcPr>
-            <w:tcW w:w="2664" w:type="dxa"/>
-            <w:tcBorders>
-              <w:top w:val="single" w:sz="5" w:space="0" w:color="D7D9DE"/>
-              <w:left w:val="single" w:sz="5" w:space="0" w:color="D7D9DE"/>
-              <w:bottom w:val="single" w:sz="5" w:space="0" w:color="D7D9DE"/>
-              <w:right w:val="single" w:sz="5" w:space="0" w:color="D7D9DE"/>
-            </w:tcBorders>
-            <w:tcMar>
-              <w:top w:w="55" w:type="dxa"/>
-              <w:left w:w="70" w:type="dxa"/>
-              <w:bottom w:w="55" w:type="dxa"/>
-              <w:right w:w="70" w:type="dxa"/>
-            </w:tcMar>
-            <w:vAlign w:val="center"/>
-          </w:tcPr>
-          <w:p>
-            <w:pPr>
-              <w:spacing w:after="0" w:line="240" w:lineRule="auto"/>
-              <w:jc w:val="center"/>
-            </w:pPr>
-            <w:r>
-              <w:rPr>
-                <w:rFonts w:ascii="Carlito" w:eastAsia="Carlito" w:hAnsi="Carlito"/>
-                <w:color w:val="252525"/>
-                <w:sz w:val="19"/>
-              </w:rPr>
-              <w:t>2026-07-01</w:t>
-            </w:r>
-          </w:p>
-        </w:tc>
-        <w:tc>
-          <w:tcPr>
-            <w:tcW w:w="2448" w:type="dxa"/>
-            <w:tcBorders>
-              <w:top w:val="single" w:sz="5" w:space="0" w:color="D7D9DE"/>
-              <w:left w:val="single" w:sz="5" w:space="0" w:color="D7D9DE"/>
-              <w:bottom w:val="single" w:sz="5" w:space="0" w:color="D7D9DE"/>
-              <w:right w:val="single" w:sz="5" w:space="0" w:color="D7D9DE"/>
-            </w:tcBorders>
-            <w:tcMar>
-              <w:top w:w="55" w:type="dxa"/>
-              <w:left w:w="70" w:type="dxa"/>
-              <w:bottom w:w="55" w:type="dxa"/>
-              <w:right w:w="70" w:type="dxa"/>
-            </w:tcMar>
-            <w:vAlign w:val="center"/>
-          </w:tcPr>
-          <w:p>
-            <w:pPr>
-              <w:spacing w:after="0" w:line="240" w:lineRule="auto"/>
-              <w:jc w:val="center"/>
-            </w:pPr>
-            <w:r>
-              <w:rPr>
-                <w:rFonts w:ascii="Carlito" w:eastAsia="Carlito" w:hAnsi="Carlito"/>
-                <w:color w:val="252525"/>
-                <w:sz w:val="19"/>
-              </w:rPr>
-              <w:t>M0005</w:t>
-            </w:r>
-          </w:p>
-        </w:tc>
-        <w:tc>
-          <w:tcPr>
-            <w:tcW w:w="2520" w:type="dxa"/>
-            <w:tcBorders>
-              <w:top w:val="single" w:sz="5" w:space="0" w:color="D7D9DE"/>
-              <w:left w:val="single" w:sz="5" w:space="0" w:color="D7D9DE"/>
-              <w:bottom w:val="single" w:sz="5" w:space="0" w:color="D7D9DE"/>
-              <w:right w:val="single" w:sz="5" w:space="0" w:color="D7D9DE"/>
-            </w:tcBorders>
-            <w:tcMar>
-              <w:top w:w="55" w:type="dxa"/>
-              <w:left w:w="70" w:type="dxa"/>
-              <w:bottom w:w="55" w:type="dxa"/>
-              <w:right w:w="70" w:type="dxa"/>
-            </w:tcMar>
-            <w:vAlign w:val="center"/>
-          </w:tcPr>
-          <w:p>
-            <w:pPr>
-              <w:spacing w:after="0" w:line="240" w:lineRule="auto"/>
-              <w:jc w:val="center"/>
-            </w:pPr>
-            <w:r>
-              <w:rPr>
-                <w:rFonts w:ascii="Carlito" w:eastAsia="Carlito" w:hAnsi="Carlito"/>
-                <w:color w:val="252525"/>
-                <w:sz w:val="19"/>
-              </w:rPr>
-              <w:t>B00015</w:t>
-            </w:r>
-          </w:p>
-        </w:tc>
-        <w:tc>
-          <w:tcPr>
-            <w:tcW w:w="2304" w:type="dxa"/>
-            <w:tcBorders>
-              <w:top w:val="single" w:sz="5" w:space="0" w:color="D7D9DE"/>
-              <w:left w:val="single" w:sz="5" w:space="0" w:color="D7D9DE"/>
-              <w:bottom w:val="single" w:sz="5" w:space="0" w:color="D7D9DE"/>
-              <w:right w:val="single" w:sz="5" w:space="0" w:color="D7D9DE"/>
-            </w:tcBorders>
-            <w:tcMar>
-              <w:top w:w="55" w:type="dxa"/>
-              <w:left w:w="70" w:type="dxa"/>
-              <w:bottom w:w="55" w:type="dxa"/>
-              <w:right w:w="70" w:type="dxa"/>
-            </w:tcMar>
-            <w:vAlign w:val="center"/>
-          </w:tcPr>
-          <w:p>
-            <w:pPr>
-              <w:spacing w:after="0" w:line="240" w:lineRule="auto"/>
-              <w:jc w:val="center"/>
-            </w:pPr>
-            <w:r>
-              <w:rPr>
-                <w:rFonts w:ascii="Carlito" w:eastAsia="Carlito" w:hAnsi="Carlito"/>
-                <w:color w:val="252525"/>
-                <w:sz w:val="19"/>
-              </w:rPr>
-              <w:t>3</w:t>
-            </w:r>
-          </w:p>
-        </w:tc>
-      </w:tr>
-    </w:tbl>
-    <w:p>
-      <w:pPr>
-        <w:pStyle w:val="ReportSubheading"/>
-      </w:pPr>
       <w:r>
-        <w:t>Plan evidence to record on the final database</w:t>
-      </w:r>
-    </w:p>
-    <w:tbl>
-      <w:tblPr>
-        <w:tblW w:w="0" w:type="auto"/>
-        <w:jc w:val="center"/>
-        <w:tblLayout w:type="fixed"/>
-        <w:tblLook w:val="04A0" w:firstRow="1" w:lastRow="0" w:firstColumn="1" w:lastColumn="0" w:noHBand="0" w:noVBand="1"/>
-      </w:tblPr>
-      <w:tblGrid>
-        <w:gridCol w:w="2088"/>
-        <w:gridCol w:w="6120"/>
-        <w:gridCol w:w="1728"/>
-      </w:tblGrid>
-      <w:tr>
-        <w:trPr>
-          <w:cantSplit/>
-          <w:tblHeader/>
-          <w:jc w:val="center"/>
-        </w:trPr>
-        <w:tc>
-          <w:tcPr>
-            <w:tcW w:w="2088" w:type="dxa"/>
-            <w:tcBorders>
-              <w:top w:val="single" w:sz="5" w:space="0" w:color="D7D9DE"/>
-              <w:left w:val="single" w:sz="5" w:space="0" w:color="D7D9DE"/>
-              <w:bottom w:val="single" w:sz="5" w:space="0" w:color="D7D9DE"/>
-              <w:right w:val="single" w:sz="5" w:space="0" w:color="D7D9DE"/>
-            </w:tcBorders>
-            <w:tcMar>
-              <w:top w:w="55" w:type="dxa"/>
-              <w:left w:w="70" w:type="dxa"/>
-              <w:bottom w:w="55" w:type="dxa"/>
-              <w:right w:w="70" w:type="dxa"/>
-            </w:tcMar>
-            <w:vAlign w:val="center"/>
-          </w:tcPr>
-          <w:p>
-            <w:pPr>
-              <w:spacing w:after="0" w:line="240" w:lineRule="auto"/>
-              <w:jc w:val="center"/>
-            </w:pPr>
-            <w:r>
-              <w:rPr>
-                <w:rFonts w:ascii="Carlito" w:eastAsia="Carlito" w:hAnsi="Carlito"/>
-                <w:b/>
-                <w:color w:val="1C1C1C"/>
-                <w:sz w:val="19"/>
-              </w:rPr>
-              <w:t>Variant</w:t>
-            </w:r>
-          </w:p>
-        </w:tc>
-        <w:tc>
-          <w:tcPr>
-            <w:tcW w:w="6120" w:type="dxa"/>
-            <w:tcBorders>
-              <w:top w:val="single" w:sz="5" w:space="0" w:color="D7D9DE"/>
-              <w:left w:val="single" w:sz="5" w:space="0" w:color="D7D9DE"/>
-              <w:bottom w:val="single" w:sz="5" w:space="0" w:color="D7D9DE"/>
-              <w:right w:val="single" w:sz="5" w:space="0" w:color="D7D9DE"/>
-            </w:tcBorders>
-            <w:tcMar>
-              <w:top w:w="55" w:type="dxa"/>
-              <w:left w:w="70" w:type="dxa"/>
-              <w:bottom w:w="55" w:type="dxa"/>
-              <w:right w:w="70" w:type="dxa"/>
-            </w:tcMar>
-            <w:vAlign w:val="center"/>
-          </w:tcPr>
-          <w:p>
-            <w:pPr>
-              <w:spacing w:after="0" w:line="240" w:lineRule="auto"/>
-              <w:jc w:val="center"/>
-            </w:pPr>
-            <w:r>
-              <w:rPr>
-                <w:rFonts w:ascii="Carlito" w:eastAsia="Carlito" w:hAnsi="Carlito"/>
-                <w:b/>
-                <w:color w:val="1C1C1C"/>
-                <w:sz w:val="19"/>
-              </w:rPr>
-              <w:t>Plan shape to look for</w:t>
-            </w:r>
-          </w:p>
-        </w:tc>
-        <w:tc>
-          <w:tcPr>
-            <w:tcW w:w="1728" w:type="dxa"/>
-            <w:tcBorders>
-              <w:top w:val="single" w:sz="5" w:space="0" w:color="D7D9DE"/>
-              <w:left w:val="single" w:sz="5" w:space="0" w:color="D7D9DE"/>
-              <w:bottom w:val="single" w:sz="5" w:space="0" w:color="D7D9DE"/>
-              <w:right w:val="single" w:sz="5" w:space="0" w:color="D7D9DE"/>
-            </w:tcBorders>
-            <w:tcMar>
-              <w:top w:w="55" w:type="dxa"/>
-              <w:left w:w="70" w:type="dxa"/>
-              <w:bottom w:w="55" w:type="dxa"/>
-              <w:right w:w="70" w:type="dxa"/>
-            </w:tcMar>
-            <w:vAlign w:val="center"/>
-          </w:tcPr>
-          <w:p>
-            <w:pPr>
-              <w:spacing w:after="0" w:line="240" w:lineRule="auto"/>
-              <w:jc w:val="center"/>
-            </w:pPr>
-            <w:r>
-              <w:rPr>
-                <w:rFonts w:ascii="Carlito" w:eastAsia="Carlito" w:hAnsi="Carlito"/>
-                <w:b/>
-                <w:color w:val="1C1C1C"/>
-                <w:sz w:val="19"/>
-              </w:rPr>
-              <w:t>Rows returned</w:t>
-            </w:r>
-          </w:p>
-        </w:tc>
-      </w:tr>
-      <w:tr>
-        <w:trPr>
-          <w:cantSplit/>
-          <w:jc w:val="center"/>
-        </w:trPr>
-        <w:tc>
-          <w:tcPr>
-            <w:tcW w:w="2088" w:type="dxa"/>
-            <w:tcBorders>
-              <w:top w:val="single" w:sz="5" w:space="0" w:color="D7D9DE"/>
-              <w:left w:val="single" w:sz="5" w:space="0" w:color="D7D9DE"/>
-              <w:bottom w:val="single" w:sz="5" w:space="0" w:color="D7D9DE"/>
-              <w:right w:val="single" w:sz="5" w:space="0" w:color="D7D9DE"/>
-            </w:tcBorders>
-            <w:tcMar>
-              <w:top w:w="55" w:type="dxa"/>
-              <w:left w:w="70" w:type="dxa"/>
-              <w:bottom w:w="55" w:type="dxa"/>
-              <w:right w:w="70" w:type="dxa"/>
-            </w:tcMar>
-            <w:vAlign w:val="center"/>
-          </w:tcPr>
-          <w:p>
-            <w:pPr>
-              <w:spacing w:after="0" w:line="240" w:lineRule="auto"/>
-            </w:pPr>
-            <w:r>
-              <w:rPr>
-                <w:rFonts w:ascii="Carlito" w:eastAsia="Carlito" w:hAnsi="Carlito"/>
-                <w:color w:val="252525"/>
-                <w:sz w:val="18"/>
-              </w:rPr>
-              <w:t>Index ignored</w:t>
-            </w:r>
-          </w:p>
-        </w:tc>
-        <w:tc>
-          <w:tcPr>
-            <w:tcW w:w="6120" w:type="dxa"/>
-            <w:tcBorders>
-              <w:top w:val="single" w:sz="5" w:space="0" w:color="D7D9DE"/>
-              <w:left w:val="single" w:sz="5" w:space="0" w:color="D7D9DE"/>
-              <w:bottom w:val="single" w:sz="5" w:space="0" w:color="D7D9DE"/>
-              <w:right w:val="single" w:sz="5" w:space="0" w:color="D7D9DE"/>
-            </w:tcBorders>
-            <w:tcMar>
-              <w:top w:w="55" w:type="dxa"/>
-              <w:left w:w="70" w:type="dxa"/>
-              <w:bottom w:w="55" w:type="dxa"/>
-              <w:right w:w="70" w:type="dxa"/>
-            </w:tcMar>
-            <w:vAlign w:val="center"/>
-          </w:tcPr>
-          <w:p>
-            <w:pPr>
-              <w:spacing w:after="0" w:line="240" w:lineRule="auto"/>
-            </w:pPr>
-            <w:r>
-              <w:rPr>
-                <w:rFonts w:ascii="Carlito" w:eastAsia="Carlito" w:hAnsi="Carlito"/>
-                <w:color w:val="252525"/>
-                <w:sz w:val="18"/>
-              </w:rPr>
-              <w:t>Table scan followed by filtering and sorting</w:t>
-            </w:r>
-          </w:p>
-        </w:tc>
-        <w:tc>
-          <w:tcPr>
-            <w:tcW w:w="1728" w:type="dxa"/>
-            <w:tcBorders>
-              <w:top w:val="single" w:sz="5" w:space="0" w:color="D7D9DE"/>
-              <w:left w:val="single" w:sz="5" w:space="0" w:color="D7D9DE"/>
-              <w:bottom w:val="single" w:sz="5" w:space="0" w:color="D7D9DE"/>
-              <w:right w:val="single" w:sz="5" w:space="0" w:color="D7D9DE"/>
-            </w:tcBorders>
-            <w:tcMar>
-              <w:top w:w="55" w:type="dxa"/>
-              <w:left w:w="70" w:type="dxa"/>
-              <w:bottom w:w="55" w:type="dxa"/>
-              <w:right w:w="70" w:type="dxa"/>
-            </w:tcMar>
-            <w:vAlign w:val="center"/>
-          </w:tcPr>
-          <w:p>
-            <w:pPr>
-              <w:spacing w:after="0" w:line="240" w:lineRule="auto"/>
-              <w:jc w:val="center"/>
-            </w:pPr>
-            <w:r>
-              <w:rPr>
-                <w:rFonts w:ascii="Carlito" w:eastAsia="Carlito" w:hAnsi="Carlito"/>
-                <w:color w:val="252525"/>
-                <w:sz w:val="18"/>
-              </w:rPr>
-              <w:t>3</w:t>
-            </w:r>
-          </w:p>
-        </w:tc>
-      </w:tr>
-      <w:tr>
-        <w:trPr>
-          <w:cantSplit/>
-          <w:jc w:val="center"/>
-        </w:trPr>
-        <w:tc>
-          <w:tcPr>
-            <w:tcW w:w="2088" w:type="dxa"/>
-            <w:tcBorders>
-              <w:top w:val="single" w:sz="5" w:space="0" w:color="D7D9DE"/>
-              <w:left w:val="single" w:sz="5" w:space="0" w:color="D7D9DE"/>
-              <w:bottom w:val="single" w:sz="5" w:space="0" w:color="D7D9DE"/>
-              <w:right w:val="single" w:sz="5" w:space="0" w:color="D7D9DE"/>
-            </w:tcBorders>
-            <w:tcMar>
-              <w:top w:w="55" w:type="dxa"/>
-              <w:left w:w="70" w:type="dxa"/>
-              <w:bottom w:w="55" w:type="dxa"/>
-              <w:right w:w="70" w:type="dxa"/>
-            </w:tcMar>
-            <w:vAlign w:val="center"/>
-          </w:tcPr>
-          <w:p>
-            <w:pPr>
-              <w:spacing w:after="0" w:line="240" w:lineRule="auto"/>
-            </w:pPr>
-            <w:r>
-              <w:rPr>
-                <w:rFonts w:ascii="Carlito" w:eastAsia="Carlito" w:hAnsi="Carlito"/>
-                <w:color w:val="252525"/>
-                <w:sz w:val="18"/>
-              </w:rPr>
-              <w:t>Index available</w:t>
-            </w:r>
-          </w:p>
-        </w:tc>
-        <w:tc>
-          <w:tcPr>
-            <w:tcW w:w="6120" w:type="dxa"/>
-            <w:tcBorders>
-              <w:top w:val="single" w:sz="5" w:space="0" w:color="D7D9DE"/>
-              <w:left w:val="single" w:sz="5" w:space="0" w:color="D7D9DE"/>
-              <w:bottom w:val="single" w:sz="5" w:space="0" w:color="D7D9DE"/>
-              <w:right w:val="single" w:sz="5" w:space="0" w:color="D7D9DE"/>
-            </w:tcBorders>
-            <w:tcMar>
-              <w:top w:w="55" w:type="dxa"/>
-              <w:left w:w="70" w:type="dxa"/>
-              <w:bottom w:w="55" w:type="dxa"/>
-              <w:right w:w="70" w:type="dxa"/>
-            </w:tcMar>
-            <w:vAlign w:val="center"/>
-          </w:tcPr>
-          <w:p>
-            <w:pPr>
-              <w:spacing w:after="0" w:line="240" w:lineRule="auto"/>
-            </w:pPr>
-            <w:r>
-              <w:rPr>
-                <w:rFonts w:ascii="Carlito" w:eastAsia="Carlito" w:hAnsi="Carlito"/>
-                <w:color w:val="252525"/>
-                <w:sz w:val="18"/>
-              </w:rPr>
-              <w:t>Index range scan using ix_loan_open_due_cover</w:t>
-            </w:r>
-          </w:p>
-        </w:tc>
-        <w:tc>
-          <w:tcPr>
-            <w:tcW w:w="1728" w:type="dxa"/>
-            <w:tcBorders>
-              <w:top w:val="single" w:sz="5" w:space="0" w:color="D7D9DE"/>
-              <w:left w:val="single" w:sz="5" w:space="0" w:color="D7D9DE"/>
-              <w:bottom w:val="single" w:sz="5" w:space="0" w:color="D7D9DE"/>
-              <w:right w:val="single" w:sz="5" w:space="0" w:color="D7D9DE"/>
-            </w:tcBorders>
-            <w:tcMar>
-              <w:top w:w="55" w:type="dxa"/>
-              <w:left w:w="70" w:type="dxa"/>
-              <w:bottom w:w="55" w:type="dxa"/>
-              <w:right w:w="70" w:type="dxa"/>
-            </w:tcMar>
-            <w:vAlign w:val="center"/>
-          </w:tcPr>
-          <w:p>
-            <w:pPr>
-              <w:spacing w:after="0" w:line="240" w:lineRule="auto"/>
-              <w:jc w:val="center"/>
-            </w:pPr>
-            <w:r>
-              <w:rPr>
-                <w:rFonts w:ascii="Carlito" w:eastAsia="Carlito" w:hAnsi="Carlito"/>
-                <w:color w:val="252525"/>
-                <w:sz w:val="18"/>
-              </w:rPr>
-              <w:t>3</w:t>
-            </w:r>
-          </w:p>
-        </w:tc>
-      </w:tr>
-    </w:tbl>
-    <w:p>
-      <w:pPr>
-        <w:pStyle w:val="ReportBody"/>
-      </w:pPr>
-      <w:r>
-        <w:t>A successful result is not simply “the indexed query was faster”. The stronger evidence is that the selected access path matches the predicates, fewer non-matching rows are visited, and the output remains identical. The exact time should be copied from the final workstation run; inserting made-up millisecond values would make the demonstration less credible.</w:t>
+        <w:rPr>
+          <w:rFonts w:ascii="Cambria" w:eastAsia="Cambria" w:hAnsi="Cambria" w:cs="Cambria"/>
+          <w:color w:val="1F2937"/>
+        </w:rPr>
+        <w:t>Staff at the counter get the overdue list with the oldest first and no waiting, because the index already returns the rows in due-date order.</w:t>
       </w:r>
     </w:p>
     <w:p>
       <w:pPr>
-        <w:pStyle w:val="ReportHeading"/>
-        <w:pBdr>
-          <w:bottom w:val="single" w:sz="10" w:space="2" w:color="8ED14B"/>
-        </w:pBdr>
+        <w:spacing w:after="60" w:line="245" w:lineRule="auto"/>
+        <w:ind w:left="280" w:hanging="280"/>
       </w:pPr>
       <w:r>
-        <w:t>6. Application to Green Grass Library</w:t>
+        <w:rPr>
+          <w:rFonts w:ascii="Segoe UI" w:eastAsia="Segoe UI" w:hAnsi="Segoe UI" w:cs="Segoe UI"/>
+          <w:b/>
+          <w:color w:val="1E3A8A"/>
+          <w:sz w:val="22"/>
+        </w:rPr>
+        <w:t>• </w:t>
+      </w:r>
+      <w:r>
+        <w:rPr>
+          <w:rFonts w:ascii="Cambria" w:eastAsia="Cambria" w:hAnsi="Cambria" w:cs="Cambria"/>
+          <w:color w:val="1F2937"/>
+        </w:rPr>
+        <w:t>The same index also answers “what is currently on loan”, because ReturnDatetime is its first column and that question only needs that first column. One index covers both pages.</w:t>
       </w:r>
     </w:p>
     <w:p>
       <w:pPr>
-        <w:pStyle w:val="ReportBullet"/>
-        <w:ind w:left="360" w:hanging="216"/>
+        <w:spacing w:after="60" w:line="245" w:lineRule="auto"/>
+        <w:ind w:left="280" w:hanging="280"/>
       </w:pPr>
       <w:r>
         <w:rPr>
+          <w:rFonts w:ascii="Segoe UI" w:eastAsia="Segoe UI" w:hAnsi="Segoe UI" w:cs="Segoe UI"/>
           <w:b/>
-          <w:color w:val="5D8F2B"/>
-          <w:sz w:val="23"/>
+          <w:color w:val="1E3A8A"/>
+          <w:sz w:val="22"/>
         </w:rPr>
-        <w:t xml:space="preserve">• </w:t>
+        <w:t>• </w:t>
       </w:r>
       <w:r>
         <w:rPr>
-          <w:sz w:val="23"/>
+          <w:rFonts w:ascii="Cambria" w:eastAsia="Cambria" w:hAnsi="Cambria" w:cs="Cambria"/>
+          <w:color w:val="1F2937"/>
         </w:rPr>
-        <w:t>The circulation counter can open the oldest overdue loans first, which makes reminder calls and follow-up work easier to prioritise.</w:t>
+        <w:t>The gap gets wider as the library gets older. Returned loans build up forever, while the number of unreturned ones stays roughly the same, since it is limited by how many books are off the shelf at any one time. A gets slower every year. C barely changes.</w:t>
       </w:r>
     </w:p>
     <w:p>
       <w:pPr>
-        <w:pStyle w:val="ReportBullet"/>
-        <w:ind w:left="360" w:hanging="216"/>
+        <w:pBdr>
+          <w:bottom w:val="single" w:sz="6" w:space="5" w:color="DDE1E6"/>
+        </w:pBdr>
+        <w:spacing w:before="120" w:after="60" w:line="240" w:lineRule="auto"/>
       </w:pPr>
       <w:r>
         <w:rPr>
+          <w:rFonts w:ascii="Segoe UI" w:eastAsia="Segoe UI" w:hAnsi="Segoe UI" w:cs="Segoe UI"/>
           <w:b/>
-          <w:color w:val="5D8F2B"/>
-          <w:sz w:val="23"/>
+          <w:color w:val="1E3A8A"/>
+          <w:sz w:val="25"/>
         </w:rPr>
-        <w:t xml:space="preserve">• </w:t>
+        <w:t xml:space="preserve">7  </w:t>
       </w:r>
       <w:r>
         <w:rPr>
-          <w:sz w:val="23"/>
+          <w:rFonts w:ascii="Segoe UI" w:eastAsia="Segoe UI" w:hAnsi="Segoe UI" w:cs="Segoe UI"/>
+          <w:b/>
+          <w:color w:val="111827"/>
+          <w:sz w:val="25"/>
         </w:rPr>
-        <w:t>The same prefix also supports a simpler list of all open loans because ReturnDatetime is the leftmost column.</w:t>
+        <w:t>Limits</w:t>
       </w:r>
     </w:p>
     <w:p>
       <w:pPr>
-        <w:pStyle w:val="ReportBullet"/>
-        <w:ind w:left="360" w:hanging="216"/>
+        <w:spacing w:after="80" w:line="245" w:lineRule="auto"/>
       </w:pPr>
       <w:r>
         <w:rPr>
-          <w:b/>
-          <w:color w:val="5D8F2B"/>
-          <w:sz w:val="23"/>
+          <w:rFonts w:ascii="Cambria" w:eastAsia="Cambria" w:hAnsi="Cambria" w:cs="Cambria"/>
+          <w:color w:val="1F2937"/>
         </w:rPr>
-        <w:t xml:space="preserve">• </w:t>
+        <w:t xml:space="preserve">This was one machine, one set of generated data, and one run of each query, and I did not control what MySQL already had loaded in memory. The row counts and the access methods come from how the index is built, so they should come out the same on any machine. The millisecond figures are the weakest numbers here, and I would not rely on them without running each query several times and taking the middle value. My generated data is also tidier than real borrowing would be. I did not measure the cost of writing either. ReturnDatetime </w:t>
       </w:r>
       <w:r>
         <w:rPr>
-          <w:sz w:val="23"/>
+          <w:rFonts w:ascii="Cambria" w:eastAsia="Cambria" w:hAnsi="Cambria" w:cs="Cambria"/>
+          <w:color w:val="1F2937"/>
         </w:rPr>
-        <w:t>As transaction history grows, the index keeps a routine operational query from repeatedly scanning completed loans that cannot appear in the result.</w:t>
+        <w:lastRenderedPageBreak/>
+        <w:t>changes from NULL to a timestamp every time a book comes back, which moves that entry inside the index, so it is the one column certain to create extra work on updates. That is an argument for an index with fewer columns, and here fewer columns costs nothing anyway.</w:t>
       </w:r>
     </w:p>
     <w:p>
       <w:pPr>
-        <w:pStyle w:val="ReportHeading"/>
         <w:pBdr>
-          <w:bottom w:val="single" w:sz="10" w:space="2" w:color="8ED14B"/>
+          <w:bottom w:val="single" w:sz="6" w:space="5" w:color="DDE1E6"/>
         </w:pBdr>
+        <w:spacing w:before="120" w:after="60" w:line="240" w:lineRule="auto"/>
       </w:pPr>
       <w:r>
-        <w:t>7. Limitations and next step</w:t>
+        <w:rPr>
+          <w:rFonts w:ascii="Segoe UI" w:eastAsia="Segoe UI" w:hAnsi="Segoe UI" w:cs="Segoe UI"/>
+          <w:b/>
+          <w:color w:val="1E3A8A"/>
+          <w:sz w:val="25"/>
+        </w:rPr>
+        <w:t xml:space="preserve">8  </w:t>
+      </w:r>
+      <w:r>
+        <w:rPr>
+          <w:rFonts w:ascii="Segoe UI" w:eastAsia="Segoe UI" w:hAnsi="Segoe UI" w:cs="Segoe UI"/>
+          <w:b/>
+          <w:color w:val="111827"/>
+          <w:sz w:val="25"/>
+        </w:rPr>
+        <w:t>Conclusion</w:t>
       </w:r>
     </w:p>
     <w:p>
       <w:pPr>
-        <w:pStyle w:val="ReportBody"/>
+        <w:spacing w:after="80" w:line="245" w:lineRule="auto"/>
       </w:pPr>
       <w:r>
-        <w:t>The assignment data is too small to justify a production decision from timing alone, and the current load contains very few open loans. I would repeat the test on the full data, run each variant several times after a warm-up, record the median plan time, and compare index size and write overhead. If the covering columns add little value, the narrower two-column index is the better long-term choice.</w:t>
+        <w:rPr>
+          <w:rFonts w:ascii="Cambria" w:eastAsia="Cambria" w:hAnsi="Cambria" w:cs="Cambria"/>
+          <w:color w:val="1F2937"/>
+        </w:rPr>
+        <w:t>The answer to the research question is yes, and the size of the difference surprised me. Indexes B and C are built from the same two columns and, once InnoDB adds the primary key, hold the same six columns in the same 675 pages of disk. One of them reads 196,235 entries to answer the query and the other reads 39. The order the two columns were written in was the only difference between them.</w:t>
       </w:r>
     </w:p>
     <w:p>
       <w:pPr>
-        <w:spacing w:after="0"/>
+        <w:spacing w:after="80" w:line="245" w:lineRule="auto"/>
       </w:pPr>
       <w:r>
-        <w:br w:type="page"/>
+        <w:rPr>
+          <w:rFonts w:ascii="Cambria" w:eastAsia="Cambria" w:hAnsi="Cambria" w:cs="Cambria"/>
+          <w:color w:val="1F2937"/>
+        </w:rPr>
+        <w:t>The reason is that a range condition is the point where the narrowing stops. ReturnDatetime IS NULL searches for one exact value, so it belongs first, and it cuts 200,000 rows down to 2,618 in a single lookup. DueDate is a range, so it belongs second, where it narrows the result further and supplies the sort order at no extra cost. Adding three more columns after that changed nothing, because InnoDB had already put the primary key there.</w:t>
       </w:r>
     </w:p>
     <w:p>
       <w:pPr>
-        <w:pStyle w:val="ReportHeading"/>
-        <w:pBdr>
-          <w:bottom w:val="single" w:sz="10" w:space="2" w:color="8ED14B"/>
-        </w:pBdr>
+        <w:spacing w:after="80" w:line="245" w:lineRule="auto"/>
       </w:pPr>
       <w:r>
-        <w:t>8. Conclusion</w:t>
+        <w:rPr>
+          <w:rFonts w:ascii="Cambria" w:eastAsia="Cambria" w:hAnsi="Cambria" w:cs="Cambria"/>
+          <w:color w:val="1F2937"/>
+        </w:rPr>
+        <w:t>So for Green Grass Library the recommendation is a single two-column index, ix_open_due, on (ReturnDatetime, DueDate). It serves both the overdue list and the on-loan list, it costs the least to keep updated, and it should hold up as the loan history grows.</w:t>
       </w:r>
     </w:p>
     <w:p>
       <w:pPr>
-        <w:pStyle w:val="ReportBody"/>
-      </w:pPr>
-      <w:r>
-        <w:t>The useful index starts with the condition that defines the small working set: ReturnDatetime</w:t>
-      </w:r>
-      <w:r>
-        <w:t xml:space="preserve"> IS NULL. DueDate follows because it narrows and orders that set. The remaining identifiers are optional covering columns, not part of the filtering logic. This design follows the query shape and the leftmost-prefix rule instead of relying on a generic indexing slogan.</w:t>
-      </w:r>
-    </w:p>
-    <w:p>
-      <w:pPr>
-        <w:pStyle w:val="ReportBody"/>
-      </w:pPr>
-      <w:r>
-        <w:t>The demonstration also separates correctness from performance. The sample proves which rows should be returned, while EXPLAIN ANALYZE provides the evidence needed on the final database. That distinction matters because an index can be logically sensible yet still be unnecessary for a small or write-heavy table.</w:t>
-      </w:r>
-    </w:p>
-    <w:p>
-      <w:pPr>
-        <w:pStyle w:val="ReportSubheading"/>
-      </w:pPr>
-      <w:r>
-        <w:t>Points I would demonstrate in the interview</w:t>
-      </w:r>
-    </w:p>
-    <w:p>
-      <w:pPr>
-        <w:pStyle w:val="ReportBullet"/>
-        <w:ind w:left="360" w:hanging="216"/>
+        <w:pBdr>
+          <w:bottom w:val="single" w:sz="6" w:space="5" w:color="DDE1E6"/>
+        </w:pBdr>
+        <w:spacing w:before="120" w:after="60" w:line="240" w:lineRule="auto"/>
       </w:pPr>
       <w:r>
         <w:rPr>
+          <w:rFonts w:ascii="Segoe UI" w:eastAsia="Segoe UI" w:hAnsi="Segoe UI" w:cs="Segoe UI"/>
           <w:b/>
-          <w:color w:val="5D8F2B"/>
-          <w:sz w:val="21"/>
+          <w:color w:val="111827"/>
+          <w:sz w:val="25"/>
         </w:rPr>
-        <w:t xml:space="preserve">• </w:t>
-      </w:r>
-      <w:r>
-        <w:rPr>
-          <w:sz w:val="21"/>
-        </w:rPr>
-        <w:t>Why ReturnDatetime comes before DueDate for this specific filter.</w:t>
-      </w:r>
-    </w:p>
-    <w:p>
-      <w:pPr>
-        <w:pStyle w:val="ReportBullet"/>
-        <w:ind w:left="360" w:hanging="216"/>
-      </w:pPr>
-      <w:r>
-        <w:rPr>
-          <w:b/>
-          <w:color w:val="5D8F2B"/>
-          <w:sz w:val="21"/>
-        </w:rPr>
-        <w:t xml:space="preserve">• </w:t>
-      </w:r>
-      <w:r>
-        <w:rPr>
-          <w:sz w:val="21"/>
-        </w:rPr>
-        <w:t>How the plan changes when the index is ignored and then allowed.</w:t>
-      </w:r>
-    </w:p>
-    <w:p>
-      <w:pPr>
-        <w:pStyle w:val="ReportBullet"/>
-        <w:ind w:left="360" w:hanging="216"/>
-      </w:pPr>
-      <w:r>
-        <w:rPr>
-          <w:b/>
-          <w:color w:val="5D8F2B"/>
-          <w:sz w:val="21"/>
-        </w:rPr>
-        <w:t xml:space="preserve">• </w:t>
-      </w:r>
-      <w:r>
-        <w:rPr>
-          <w:sz w:val="21"/>
-        </w:rPr>
-        <w:t>Why a narrow index may be preferable if the covering version adds too much write cost.</w:t>
-      </w:r>
-    </w:p>
-    <w:p>
-      <w:pPr>
-        <w:pStyle w:val="ReportSubheading"/>
-      </w:pPr>
-      <w:r>
         <w:t>References</w:t>
       </w:r>
     </w:p>
     <w:p>
       <w:pPr>
-        <w:pStyle w:val="ReportReference"/>
+        <w:spacing w:after="20" w:line="247" w:lineRule="auto"/>
       </w:pPr>
       <w:r>
         <w:rPr>
-          <w:sz w:val="18"/>
+          <w:rFonts w:ascii="Segoe UI" w:eastAsia="Segoe UI" w:hAnsi="Segoe UI" w:cs="Segoe UI"/>
+          <w:color w:val="6B7280"/>
+          <w:sz w:val="17"/>
         </w:rPr>
-        <w:t>[1] Oracle. (2026). MySQL 8.4 Reference Manual: IS NULL Optimization. https://dev.mysql.com/doc/refman/8.4/en/is-null-optimization.html</w:t>
+        <w:t>[1]  Oracle. (2026). MySQL 8.4 Reference Manual: IS NULL Optimization. https://dev.mysql.com/doc/refman/8.4/en/is-null-optimization.html</w:t>
       </w:r>
     </w:p>
     <w:p>
       <w:pPr>
-        <w:pStyle w:val="ReportReference"/>
+        <w:spacing w:after="20" w:line="247" w:lineRule="auto"/>
       </w:pPr>
       <w:r>
         <w:rPr>
-          <w:sz w:val="18"/>
+          <w:rFonts w:ascii="Segoe UI" w:eastAsia="Segoe UI" w:hAnsi="Segoe UI" w:cs="Segoe UI"/>
+          <w:color w:val="6B7280"/>
+          <w:sz w:val="17"/>
         </w:rPr>
-        <w:t>[2] Oracle. (2026). MySQL 8.4 Reference Manual: Multiple-Column Indexes. https://dev.mysql.com/doc/refman/8.4/en/multiple-column-indexes.html</w:t>
+        <w:t>[2]  Oracle. (2026). MySQL 8.4 Reference Manual: Multiple-Column Indexes. https://dev.mysql.com/doc/refman/8.4/en/multiple-column-indexes.html</w:t>
       </w:r>
     </w:p>
     <w:p>
       <w:pPr>
-        <w:pStyle w:val="ReportReference"/>
+        <w:spacing w:after="20" w:line="247" w:lineRule="auto"/>
       </w:pPr>
       <w:r>
         <w:rPr>
-          <w:sz w:val="18"/>
+          <w:rFonts w:ascii="Segoe UI" w:eastAsia="Segoe UI" w:hAnsi="Segoe UI" w:cs="Segoe UI"/>
+          <w:color w:val="6B7280"/>
+          <w:sz w:val="17"/>
         </w:rPr>
-        <w:t>[3] Oracle. (2026). MySQL 8.4 Reference Manual: EXPLAIN Statement. https://dev.mysql.com/doc/refman/8.4/en/explain.html</w:t>
+        <w:t>[3]  Oracle. (2026). MySQL 8.4 Reference Manual: EXPLAIN Statement. https://dev.mysql.com/doc/refman/8.4/en/explain.html</w:t>
       </w:r>
     </w:p>
     <w:p>
       <w:pPr>
-        <w:pStyle w:val="ReportReference"/>
+        <w:spacing w:after="20" w:line="247" w:lineRule="auto"/>
       </w:pPr>
       <w:r>
         <w:rPr>
-          <w:sz w:val="18"/>
+          <w:rFonts w:ascii="Segoe UI" w:eastAsia="Segoe UI" w:hAnsi="Segoe UI" w:cs="Segoe UI"/>
+          <w:color w:val="6B7280"/>
+          <w:sz w:val="17"/>
         </w:rPr>
-        <w:t>[4] Singapore Polytechnic. (2026). ST1501 Data Engineering CA2 Specification, 2026/2027 Semester 1.</w:t>
+        <w:t>[4]  Oracle. (2026). MySQL 8.4 Reference Manual: Clustered and Secondary Indexes. https://dev.mysql.com/doc/refman/8.4/en/innodb-index-types.html</w:t>
+      </w:r>
+    </w:p>
+    <w:p>
+      <w:pPr>
+        <w:spacing w:after="20" w:line="247" w:lineRule="auto"/>
+      </w:pPr>
+      <w:r>
+        <w:rPr>
+          <w:rFonts w:ascii="Segoe UI" w:eastAsia="Segoe UI" w:hAnsi="Segoe UI" w:cs="Segoe UI"/>
+          <w:color w:val="6B7280"/>
+          <w:sz w:val="17"/>
+        </w:rPr>
+        <w:t>[5]  Singapore Polytechnic. (2026). ST1501 Data Engineering CA2 Specification, 2026/2027 Semester 1.</w:t>
       </w:r>
     </w:p>
     <w:sectPr>
@@ -7004,7 +7373,6 @@
         <w:docPartUnique/>
       </w:docPartObj>
     </w:sdtPr>
-    <w:sdtEndPr/>
     <w:sdtContent>
       <w:p>
         <w:pPr>
@@ -14498,19 +14866,19 @@
 </file>
 
 <file path=customXml/item1.xml><?xml version="1.0" encoding="utf-8"?>
-<p:properties xmlns:p="http://schemas.microsoft.com/office/2006/metadata/properties" xmlns:xsi="http://www.w3.org/2001/XMLSchema-instance" xmlns:pc="http://schemas.microsoft.com/office/infopath/2007/PartnerControls">
-  <documentManagement>
-    <_ip_UnifiedCompliancePolicyUIAction xmlns="http://schemas.microsoft.com/sharepoint/v3" xsi:nil="true"/>
-    <lcf76f155ced4ddcb4097134ff3c332f xmlns="72f5c66d-4f9b-4523-9c59-0147434cba56">
-      <Terms xmlns="http://schemas.microsoft.com/office/infopath/2007/PartnerControls"/>
-    </lcf76f155ced4ddcb4097134ff3c332f>
-    <TaxCatchAll xmlns="d5671106-6e7e-4942-8aee-9bcd5dd7e66b" xsi:nil="true"/>
-    <_ip_UnifiedCompliancePolicyProperties xmlns="http://schemas.microsoft.com/sharepoint/v3" xsi:nil="true"/>
-  </documentManagement>
-</p:properties>
+<?mso-contentType ?>
+<FormTemplates xmlns="http://schemas.microsoft.com/sharepoint/v3/contenttype/forms">
+  <Display>DocumentLibraryForm</Display>
+  <Edit>DocumentLibraryForm</Edit>
+  <New>DocumentLibraryForm</New>
+</FormTemplates>
 </file>
 
 <file path=customXml/item2.xml><?xml version="1.0" encoding="utf-8"?>
+<b:Sources xmlns:b="http://schemas.openxmlformats.org/officeDocument/2006/bibliography" xmlns="http://schemas.openxmlformats.org/officeDocument/2006/bibliography" SelectedStyle="\MLA.XSL" StyleName="MLA"/>
+</file>
+
+<file path=customXml/item3.xml><?xml version="1.0" encoding="utf-8"?>
 <ct:contentTypeSchema xmlns:ct="http://schemas.microsoft.com/office/2006/metadata/contentType" xmlns:ma="http://schemas.microsoft.com/office/2006/metadata/properties/metaAttributes" ct:_="" ma:_="" ma:contentTypeName="Document" ma:contentTypeID="0x01010088CE47F754C76E4E816A66E05339225A" ma:contentTypeVersion="13" ma:contentTypeDescription="Create a new document." ma:contentTypeScope="" ma:versionID="076a7d54fdb0b635cd2e2f75f54c1b16">
   <xsd:schema xmlns:xsd="http://www.w3.org/2001/XMLSchema" xmlns:xs="http://www.w3.org/2001/XMLSchema" xmlns:p="http://schemas.microsoft.com/office/2006/metadata/properties" xmlns:ns1="http://schemas.microsoft.com/sharepoint/v3" xmlns:ns2="72f5c66d-4f9b-4523-9c59-0147434cba56" xmlns:ns3="d5671106-6e7e-4942-8aee-9bcd5dd7e66b" targetNamespace="http://schemas.microsoft.com/office/2006/metadata/properties" ma:root="true" ma:fieldsID="733d59cbe7e7cf634dfb746df9f4de01" ns1:_="" ns2:_="" ns3:_="">
     <xsd:import namespace="http://schemas.microsoft.com/sharepoint/v3"/>
@@ -14722,32 +15090,36 @@
 </ct:contentTypeSchema>
 </file>
 
-<file path=customXml/item3.xml><?xml version="1.0" encoding="utf-8"?>
-<b:Sources xmlns:b="http://schemas.openxmlformats.org/officeDocument/2006/bibliography" xmlns="http://schemas.openxmlformats.org/officeDocument/2006/bibliography" SelectedStyle="\MLA.XSL" StyleName="MLA"/>
-</file>
-
 <file path=customXml/item4.xml><?xml version="1.0" encoding="utf-8"?>
-<?mso-contentType ?>
-<FormTemplates xmlns="http://schemas.microsoft.com/sharepoint/v3/contenttype/forms">
-  <Display>DocumentLibraryForm</Display>
-  <Edit>DocumentLibraryForm</Edit>
-  <New>DocumentLibraryForm</New>
-</FormTemplates>
+<p:properties xmlns:p="http://schemas.microsoft.com/office/2006/metadata/properties" xmlns:xsi="http://www.w3.org/2001/XMLSchema-instance" xmlns:pc="http://schemas.microsoft.com/office/infopath/2007/PartnerControls">
+  <documentManagement>
+    <_ip_UnifiedCompliancePolicyUIAction xmlns="http://schemas.microsoft.com/sharepoint/v3" xsi:nil="true"/>
+    <lcf76f155ced4ddcb4097134ff3c332f xmlns="72f5c66d-4f9b-4523-9c59-0147434cba56">
+      <Terms xmlns="http://schemas.microsoft.com/office/infopath/2007/PartnerControls"/>
+    </lcf76f155ced4ddcb4097134ff3c332f>
+    <TaxCatchAll xmlns="d5671106-6e7e-4942-8aee-9bcd5dd7e66b" xsi:nil="true"/>
+    <_ip_UnifiedCompliancePolicyProperties xmlns="http://schemas.microsoft.com/sharepoint/v3" xsi:nil="true"/>
+  </documentManagement>
+</p:properties>
 </file>
 
 <file path=customXml/itemProps1.xml><?xml version="1.0" encoding="utf-8"?>
-<ds:datastoreItem xmlns:ds="http://schemas.openxmlformats.org/officeDocument/2006/customXml" ds:itemID="{2FE68222-D1D7-4405-9D8B-445901EEA94E}">
+<ds:datastoreItem xmlns:ds="http://schemas.openxmlformats.org/officeDocument/2006/customXml" ds:itemID="{C793F174-B33D-4AAE-9E3B-9A362A6F4892}">
   <ds:schemaRefs>
-    <ds:schemaRef ds:uri="http://schemas.microsoft.com/office/2006/metadata/properties"/>
-    <ds:schemaRef ds:uri="http://schemas.microsoft.com/office/infopath/2007/PartnerControls"/>
-    <ds:schemaRef ds:uri="http://schemas.microsoft.com/sharepoint/v3"/>
-    <ds:schemaRef ds:uri="72f5c66d-4f9b-4523-9c59-0147434cba56"/>
-    <ds:schemaRef ds:uri="d5671106-6e7e-4942-8aee-9bcd5dd7e66b"/>
+    <ds:schemaRef ds:uri="http://schemas.microsoft.com/sharepoint/v3/contenttype/forms"/>
   </ds:schemaRefs>
 </ds:datastoreItem>
 </file>
 
 <file path=customXml/itemProps2.xml><?xml version="1.0" encoding="utf-8"?>
+<ds:datastoreItem xmlns:ds="http://schemas.openxmlformats.org/officeDocument/2006/customXml" ds:itemID="{6A404842-743E-4BBC-99A7-70A911F17733}">
+  <ds:schemaRefs>
+    <ds:schemaRef ds:uri="http://schemas.openxmlformats.org/officeDocument/2006/bibliography"/>
+  </ds:schemaRefs>
+</ds:datastoreItem>
+</file>
+
+<file path=customXml/itemProps3.xml><?xml version="1.0" encoding="utf-8"?>
 <ds:datastoreItem xmlns:ds="http://schemas.openxmlformats.org/officeDocument/2006/customXml" ds:itemID="{77819383-3D86-46CF-A5E7-D6F9C756A7E0}">
   <ds:schemaRefs>
     <ds:schemaRef ds:uri="http://schemas.microsoft.com/office/2006/metadata/contentType"/>
@@ -14767,18 +15139,14 @@
 </ds:datastoreItem>
 </file>
 
-<file path=customXml/itemProps3.xml><?xml version="1.0" encoding="utf-8"?>
-<ds:datastoreItem xmlns:ds="http://schemas.openxmlformats.org/officeDocument/2006/customXml" ds:itemID="{6A404842-743E-4BBC-99A7-70A911F17733}">
+<file path=customXml/itemProps4.xml><?xml version="1.0" encoding="utf-8"?>
+<ds:datastoreItem xmlns:ds="http://schemas.openxmlformats.org/officeDocument/2006/customXml" ds:itemID="{2FE68222-D1D7-4405-9D8B-445901EEA94E}">
   <ds:schemaRefs>
-    <ds:schemaRef ds:uri="http://schemas.openxmlformats.org/officeDocument/2006/bibliography"/>
-  </ds:schemaRefs>
-</ds:datastoreItem>
-</file>
-
-<file path=customXml/itemProps4.xml><?xml version="1.0" encoding="utf-8"?>
-<ds:datastoreItem xmlns:ds="http://schemas.openxmlformats.org/officeDocument/2006/customXml" ds:itemID="{C793F174-B33D-4AAE-9E3B-9A362A6F4892}">
-  <ds:schemaRefs>
-    <ds:schemaRef ds:uri="http://schemas.microsoft.com/sharepoint/v3/contenttype/forms"/>
+    <ds:schemaRef ds:uri="http://schemas.microsoft.com/office/2006/metadata/properties"/>
+    <ds:schemaRef ds:uri="http://schemas.microsoft.com/office/infopath/2007/PartnerControls"/>
+    <ds:schemaRef ds:uri="http://schemas.microsoft.com/sharepoint/v3"/>
+    <ds:schemaRef ds:uri="72f5c66d-4f9b-4523-9c59-0147434cba56"/>
+    <ds:schemaRef ds:uri="d5671106-6e7e-4942-8aee-9bcd5dd7e66b"/>
   </ds:schemaRefs>
 </ds:datastoreItem>
 </file>